--- a/documents/documentation/documentation.docx
+++ b/documents/documentation/documentation.docx
@@ -167,7 +167,7 @@
       <w:r>
         <w:fldChar w:fldCharType="separate"/>
       </w:r>
-      <w:hyperlink w:anchor="_Toc192240993" w:history="1">
+      <w:hyperlink w:anchor="_Toc192669305" w:history="1">
         <w:r>
           <w:rPr>
             <w:rStyle w:val="Lienhypertexte"/>
@@ -207,7 +207,7 @@
           <w:rPr>
             <w:webHidden/>
           </w:rPr>
-          <w:instrText xml:space="preserve"> PAGEREF _Toc192240993 \h </w:instrText>
+          <w:instrText xml:space="preserve"> PAGEREF _Toc192669305 \h </w:instrText>
         </w:r>
         <w:r>
           <w:rPr>
@@ -251,7 +251,7 @@
           <w14:ligatures w14:val="standardContextual"/>
         </w:rPr>
       </w:pPr>
-      <w:hyperlink w:anchor="_Toc192240994" w:history="1">
+      <w:hyperlink w:anchor="_Toc192669306" w:history="1">
         <w:r>
           <w:rPr>
             <w:rStyle w:val="Lienhypertexte"/>
@@ -299,7 +299,7 @@
             <w:noProof/>
             <w:webHidden/>
           </w:rPr>
-          <w:instrText xml:space="preserve"> PAGEREF _Toc192240994 \h </w:instrText>
+          <w:instrText xml:space="preserve"> PAGEREF _Toc192669306 \h </w:instrText>
         </w:r>
         <w:r>
           <w:rPr>
@@ -347,7 +347,7 @@
           <w14:ligatures w14:val="standardContextual"/>
         </w:rPr>
       </w:pPr>
-      <w:hyperlink w:anchor="_Toc192240995" w:history="1">
+      <w:hyperlink w:anchor="_Toc192669307" w:history="1">
         <w:r>
           <w:rPr>
             <w:rStyle w:val="Lienhypertexte"/>
@@ -395,7 +395,7 @@
             <w:noProof/>
             <w:webHidden/>
           </w:rPr>
-          <w:instrText xml:space="preserve"> PAGEREF _Toc192240995 \h </w:instrText>
+          <w:instrText xml:space="preserve"> PAGEREF _Toc192669307 \h </w:instrText>
         </w:r>
         <w:r>
           <w:rPr>
@@ -443,7 +443,7 @@
           <w14:ligatures w14:val="standardContextual"/>
         </w:rPr>
       </w:pPr>
-      <w:hyperlink w:anchor="_Toc192240996" w:history="1">
+      <w:hyperlink w:anchor="_Toc192669308" w:history="1">
         <w:r>
           <w:rPr>
             <w:rStyle w:val="Lienhypertexte"/>
@@ -489,7 +489,7 @@
             <w:noProof/>
             <w:webHidden/>
           </w:rPr>
-          <w:instrText xml:space="preserve"> PAGEREF _Toc192240996 \h </w:instrText>
+          <w:instrText xml:space="preserve"> PAGEREF _Toc192669308 \h </w:instrText>
         </w:r>
         <w:r>
           <w:rPr>
@@ -537,7 +537,7 @@
           <w14:ligatures w14:val="standardContextual"/>
         </w:rPr>
       </w:pPr>
-      <w:hyperlink w:anchor="_Toc192240997" w:history="1">
+      <w:hyperlink w:anchor="_Toc192669309" w:history="1">
         <w:r>
           <w:rPr>
             <w:rStyle w:val="Lienhypertexte"/>
@@ -583,7 +583,7 @@
             <w:noProof/>
             <w:webHidden/>
           </w:rPr>
-          <w:instrText xml:space="preserve"> PAGEREF _Toc192240997 \h </w:instrText>
+          <w:instrText xml:space="preserve"> PAGEREF _Toc192669309 \h </w:instrText>
         </w:r>
         <w:r>
           <w:rPr>
@@ -626,7 +626,7 @@
           <w14:ligatures w14:val="standardContextual"/>
         </w:rPr>
       </w:pPr>
-      <w:hyperlink w:anchor="_Toc192240998" w:history="1">
+      <w:hyperlink w:anchor="_Toc192669310" w:history="1">
         <w:r>
           <w:rPr>
             <w:rStyle w:val="Lienhypertexte"/>
@@ -666,7 +666,7 @@
           <w:rPr>
             <w:webHidden/>
           </w:rPr>
-          <w:instrText xml:space="preserve"> PAGEREF _Toc192240998 \h </w:instrText>
+          <w:instrText xml:space="preserve"> PAGEREF _Toc192669310 \h </w:instrText>
         </w:r>
         <w:r>
           <w:rPr>
@@ -710,7 +710,7 @@
           <w14:ligatures w14:val="standardContextual"/>
         </w:rPr>
       </w:pPr>
-      <w:hyperlink w:anchor="_Toc192240999" w:history="1">
+      <w:hyperlink w:anchor="_Toc192669311" w:history="1">
         <w:r>
           <w:rPr>
             <w:rStyle w:val="Lienhypertexte"/>
@@ -757,7 +757,7 @@
             <w:noProof/>
             <w:webHidden/>
           </w:rPr>
-          <w:instrText xml:space="preserve"> PAGEREF _Toc192240999 \h </w:instrText>
+          <w:instrText xml:space="preserve"> PAGEREF _Toc192669311 \h </w:instrText>
         </w:r>
         <w:r>
           <w:rPr>
@@ -805,7 +805,7 @@
           <w14:ligatures w14:val="standardContextual"/>
         </w:rPr>
       </w:pPr>
-      <w:hyperlink w:anchor="_Toc192241000" w:history="1">
+      <w:hyperlink w:anchor="_Toc192669312" w:history="1">
         <w:r>
           <w:rPr>
             <w:rStyle w:val="Lienhypertexte"/>
@@ -853,7 +853,7 @@
             <w:noProof/>
             <w:webHidden/>
           </w:rPr>
-          <w:instrText xml:space="preserve"> PAGEREF _Toc192241000 \h </w:instrText>
+          <w:instrText xml:space="preserve"> PAGEREF _Toc192669312 \h </w:instrText>
         </w:r>
         <w:r>
           <w:rPr>
@@ -901,7 +901,7 @@
           <w14:ligatures w14:val="standardContextual"/>
         </w:rPr>
       </w:pPr>
-      <w:hyperlink w:anchor="_Toc192241001" w:history="1">
+      <w:hyperlink w:anchor="_Toc192669313" w:history="1">
         <w:r>
           <w:rPr>
             <w:rStyle w:val="Lienhypertexte"/>
@@ -947,7 +947,7 @@
             <w:noProof/>
             <w:webHidden/>
           </w:rPr>
-          <w:instrText xml:space="preserve"> PAGEREF _Toc192241001 \h </w:instrText>
+          <w:instrText xml:space="preserve"> PAGEREF _Toc192669313 \h </w:instrText>
         </w:r>
         <w:r>
           <w:rPr>
@@ -995,7 +995,7 @@
           <w14:ligatures w14:val="standardContextual"/>
         </w:rPr>
       </w:pPr>
-      <w:hyperlink w:anchor="_Toc192241002" w:history="1">
+      <w:hyperlink w:anchor="_Toc192669314" w:history="1">
         <w:r>
           <w:rPr>
             <w:rStyle w:val="Lienhypertexte"/>
@@ -1041,7 +1041,7 @@
             <w:noProof/>
             <w:webHidden/>
           </w:rPr>
-          <w:instrText xml:space="preserve"> PAGEREF _Toc192241002 \h </w:instrText>
+          <w:instrText xml:space="preserve"> PAGEREF _Toc192669314 \h </w:instrText>
         </w:r>
         <w:r>
           <w:rPr>
@@ -1089,7 +1089,7 @@
           <w14:ligatures w14:val="standardContextual"/>
         </w:rPr>
       </w:pPr>
-      <w:hyperlink w:anchor="_Toc192241003" w:history="1">
+      <w:hyperlink w:anchor="_Toc192669315" w:history="1">
         <w:r>
           <w:rPr>
             <w:rStyle w:val="Lienhypertexte"/>
@@ -1135,7 +1135,7 @@
             <w:noProof/>
             <w:webHidden/>
           </w:rPr>
-          <w:instrText xml:space="preserve"> PAGEREF _Toc192241003 \h </w:instrText>
+          <w:instrText xml:space="preserve"> PAGEREF _Toc192669315 \h </w:instrText>
         </w:r>
         <w:r>
           <w:rPr>
@@ -1183,7 +1183,7 @@
           <w14:ligatures w14:val="standardContextual"/>
         </w:rPr>
       </w:pPr>
-      <w:hyperlink w:anchor="_Toc192241004" w:history="1">
+      <w:hyperlink w:anchor="_Toc192669316" w:history="1">
         <w:r>
           <w:rPr>
             <w:rStyle w:val="Lienhypertexte"/>
@@ -1229,7 +1229,7 @@
             <w:noProof/>
             <w:webHidden/>
           </w:rPr>
-          <w:instrText xml:space="preserve"> PAGEREF _Toc192241004 \h </w:instrText>
+          <w:instrText xml:space="preserve"> PAGEREF _Toc192669316 \h </w:instrText>
         </w:r>
         <w:r>
           <w:rPr>
@@ -1277,7 +1277,7 @@
           <w14:ligatures w14:val="standardContextual"/>
         </w:rPr>
       </w:pPr>
-      <w:hyperlink w:anchor="_Toc192241005" w:history="1">
+      <w:hyperlink w:anchor="_Toc192669317" w:history="1">
         <w:r>
           <w:rPr>
             <w:rStyle w:val="Lienhypertexte"/>
@@ -1325,7 +1325,7 @@
             <w:noProof/>
             <w:webHidden/>
           </w:rPr>
-          <w:instrText xml:space="preserve"> PAGEREF _Toc192241005 \h </w:instrText>
+          <w:instrText xml:space="preserve"> PAGEREF _Toc192669317 \h </w:instrText>
         </w:r>
         <w:r>
           <w:rPr>
@@ -1373,7 +1373,7 @@
           <w14:ligatures w14:val="standardContextual"/>
         </w:rPr>
       </w:pPr>
-      <w:hyperlink w:anchor="_Toc192241006" w:history="1">
+      <w:hyperlink w:anchor="_Toc192669318" w:history="1">
         <w:r>
           <w:rPr>
             <w:rStyle w:val="Lienhypertexte"/>
@@ -1421,7 +1421,7 @@
             <w:noProof/>
             <w:webHidden/>
           </w:rPr>
-          <w:instrText xml:space="preserve"> PAGEREF _Toc192241006 \h </w:instrText>
+          <w:instrText xml:space="preserve"> PAGEREF _Toc192669318 \h </w:instrText>
         </w:r>
         <w:r>
           <w:rPr>
@@ -1469,7 +1469,7 @@
           <w14:ligatures w14:val="standardContextual"/>
         </w:rPr>
       </w:pPr>
-      <w:hyperlink w:anchor="_Toc192241007" w:history="1">
+      <w:hyperlink w:anchor="_Toc192669319" w:history="1">
         <w:r>
           <w:rPr>
             <w:rStyle w:val="Lienhypertexte"/>
@@ -1515,7 +1515,7 @@
             <w:noProof/>
             <w:webHidden/>
           </w:rPr>
-          <w:instrText xml:space="preserve"> PAGEREF _Toc192241007 \h </w:instrText>
+          <w:instrText xml:space="preserve"> PAGEREF _Toc192669319 \h </w:instrText>
         </w:r>
         <w:r>
           <w:rPr>
@@ -1563,7 +1563,7 @@
           <w14:ligatures w14:val="standardContextual"/>
         </w:rPr>
       </w:pPr>
-      <w:hyperlink w:anchor="_Toc192241008" w:history="1">
+      <w:hyperlink w:anchor="_Toc192669320" w:history="1">
         <w:r>
           <w:rPr>
             <w:rStyle w:val="Lienhypertexte"/>
@@ -1609,7 +1609,7 @@
             <w:noProof/>
             <w:webHidden/>
           </w:rPr>
-          <w:instrText xml:space="preserve"> PAGEREF _Toc192241008 \h </w:instrText>
+          <w:instrText xml:space="preserve"> PAGEREF _Toc192669320 \h </w:instrText>
         </w:r>
         <w:r>
           <w:rPr>
@@ -1657,7 +1657,7 @@
           <w14:ligatures w14:val="standardContextual"/>
         </w:rPr>
       </w:pPr>
-      <w:hyperlink w:anchor="_Toc192241009" w:history="1">
+      <w:hyperlink w:anchor="_Toc192669321" w:history="1">
         <w:r>
           <w:rPr>
             <w:rStyle w:val="Lienhypertexte"/>
@@ -1703,7 +1703,7 @@
             <w:noProof/>
             <w:webHidden/>
           </w:rPr>
-          <w:instrText xml:space="preserve"> PAGEREF _Toc192241009 \h </w:instrText>
+          <w:instrText xml:space="preserve"> PAGEREF _Toc192669321 \h </w:instrText>
         </w:r>
         <w:r>
           <w:rPr>
@@ -1751,7 +1751,7 @@
           <w14:ligatures w14:val="standardContextual"/>
         </w:rPr>
       </w:pPr>
-      <w:hyperlink w:anchor="_Toc192241010" w:history="1">
+      <w:hyperlink w:anchor="_Toc192669322" w:history="1">
         <w:r>
           <w:rPr>
             <w:rStyle w:val="Lienhypertexte"/>
@@ -1797,7 +1797,7 @@
             <w:noProof/>
             <w:webHidden/>
           </w:rPr>
-          <w:instrText xml:space="preserve"> PAGEREF _Toc192241010 \h </w:instrText>
+          <w:instrText xml:space="preserve"> PAGEREF _Toc192669322 \h </w:instrText>
         </w:r>
         <w:r>
           <w:rPr>
@@ -1845,7 +1845,7 @@
           <w14:ligatures w14:val="standardContextual"/>
         </w:rPr>
       </w:pPr>
-      <w:hyperlink w:anchor="_Toc192241011" w:history="1">
+      <w:hyperlink w:anchor="_Toc192669323" w:history="1">
         <w:r>
           <w:rPr>
             <w:rStyle w:val="Lienhypertexte"/>
@@ -1891,7 +1891,7 @@
             <w:noProof/>
             <w:webHidden/>
           </w:rPr>
-          <w:instrText xml:space="preserve"> PAGEREF _Toc192241011 \h </w:instrText>
+          <w:instrText xml:space="preserve"> PAGEREF _Toc192669323 \h </w:instrText>
         </w:r>
         <w:r>
           <w:rPr>
@@ -1939,7 +1939,7 @@
           <w14:ligatures w14:val="standardContextual"/>
         </w:rPr>
       </w:pPr>
-      <w:hyperlink w:anchor="_Toc192241012" w:history="1">
+      <w:hyperlink w:anchor="_Toc192669324" w:history="1">
         <w:r>
           <w:rPr>
             <w:rStyle w:val="Lienhypertexte"/>
@@ -1985,7 +1985,7 @@
             <w:noProof/>
             <w:webHidden/>
           </w:rPr>
-          <w:instrText xml:space="preserve"> PAGEREF _Toc192241012 \h </w:instrText>
+          <w:instrText xml:space="preserve"> PAGEREF _Toc192669324 \h </w:instrText>
         </w:r>
         <w:r>
           <w:rPr>
@@ -2033,7 +2033,7 @@
           <w14:ligatures w14:val="standardContextual"/>
         </w:rPr>
       </w:pPr>
-      <w:hyperlink w:anchor="_Toc192241013" w:history="1">
+      <w:hyperlink w:anchor="_Toc192669325" w:history="1">
         <w:r>
           <w:rPr>
             <w:rStyle w:val="Lienhypertexte"/>
@@ -2079,7 +2079,7 @@
             <w:noProof/>
             <w:webHidden/>
           </w:rPr>
-          <w:instrText xml:space="preserve"> PAGEREF _Toc192241013 \h </w:instrText>
+          <w:instrText xml:space="preserve"> PAGEREF _Toc192669325 \h </w:instrText>
         </w:r>
         <w:r>
           <w:rPr>
@@ -2127,7 +2127,7 @@
           <w14:ligatures w14:val="standardContextual"/>
         </w:rPr>
       </w:pPr>
-      <w:hyperlink w:anchor="_Toc192241014" w:history="1">
+      <w:hyperlink w:anchor="_Toc192669326" w:history="1">
         <w:r>
           <w:rPr>
             <w:rStyle w:val="Lienhypertexte"/>
@@ -2173,7 +2173,7 @@
             <w:noProof/>
             <w:webHidden/>
           </w:rPr>
-          <w:instrText xml:space="preserve"> PAGEREF _Toc192241014 \h </w:instrText>
+          <w:instrText xml:space="preserve"> PAGEREF _Toc192669326 \h </w:instrText>
         </w:r>
         <w:r>
           <w:rPr>
@@ -2221,7 +2221,7 @@
           <w14:ligatures w14:val="standardContextual"/>
         </w:rPr>
       </w:pPr>
-      <w:hyperlink w:anchor="_Toc192241015" w:history="1">
+      <w:hyperlink w:anchor="_Toc192669327" w:history="1">
         <w:r>
           <w:rPr>
             <w:rStyle w:val="Lienhypertexte"/>
@@ -2269,7 +2269,7 @@
             <w:noProof/>
             <w:webHidden/>
           </w:rPr>
-          <w:instrText xml:space="preserve"> PAGEREF _Toc192241015 \h </w:instrText>
+          <w:instrText xml:space="preserve"> PAGEREF _Toc192669327 \h </w:instrText>
         </w:r>
         <w:r>
           <w:rPr>
@@ -2317,7 +2317,7 @@
           <w14:ligatures w14:val="standardContextual"/>
         </w:rPr>
       </w:pPr>
-      <w:hyperlink w:anchor="_Toc192241016" w:history="1">
+      <w:hyperlink w:anchor="_Toc192669328" w:history="1">
         <w:r>
           <w:rPr>
             <w:rStyle w:val="Lienhypertexte"/>
@@ -2365,7 +2365,7 @@
             <w:noProof/>
             <w:webHidden/>
           </w:rPr>
-          <w:instrText xml:space="preserve"> PAGEREF _Toc192241016 \h </w:instrText>
+          <w:instrText xml:space="preserve"> PAGEREF _Toc192669328 \h </w:instrText>
         </w:r>
         <w:r>
           <w:rPr>
@@ -2408,7 +2408,7 @@
           <w14:ligatures w14:val="standardContextual"/>
         </w:rPr>
       </w:pPr>
-      <w:hyperlink w:anchor="_Toc192241017" w:history="1">
+      <w:hyperlink w:anchor="_Toc192669329" w:history="1">
         <w:r>
           <w:rPr>
             <w:rStyle w:val="Lienhypertexte"/>
@@ -2448,7 +2448,7 @@
           <w:rPr>
             <w:webHidden/>
           </w:rPr>
-          <w:instrText xml:space="preserve"> PAGEREF _Toc192241017 \h </w:instrText>
+          <w:instrText xml:space="preserve"> PAGEREF _Toc192669329 \h </w:instrText>
         </w:r>
         <w:r>
           <w:rPr>
@@ -2477,9 +2477,9 @@
     </w:p>
     <w:p>
       <w:pPr>
-        <w:pStyle w:val="TM2"/>
+        <w:pStyle w:val="TM3"/>
         <w:tabs>
-          <w:tab w:val="left" w:pos="800"/>
+          <w:tab w:val="left" w:pos="1200"/>
           <w:tab w:val="right" w:leader="dot" w:pos="9060"/>
         </w:tabs>
         <w:rPr>
@@ -2492,13 +2492,13 @@
           <w14:ligatures w14:val="standardContextual"/>
         </w:rPr>
       </w:pPr>
-      <w:hyperlink w:anchor="_Toc192241018" w:history="1">
+      <w:hyperlink w:anchor="_Toc192669330" w:history="1">
         <w:r>
           <w:rPr>
             <w:rStyle w:val="Lienhypertexte"/>
             <w:noProof/>
           </w:rPr>
-          <w:t>3.1</w:t>
+          <w:t>3.1.1</w:t>
         </w:r>
         <w:r>
           <w:rPr>
@@ -2517,7 +2517,7 @@
             <w:rStyle w:val="Lienhypertexte"/>
             <w:noProof/>
           </w:rPr>
-          <w:t>Points de design spécifiques</w:t>
+          <w:t>Détection d'infractions liées à l'accès à un site web interdit</w:t>
         </w:r>
         <w:r>
           <w:rPr>
@@ -2538,7 +2538,7 @@
             <w:noProof/>
             <w:webHidden/>
           </w:rPr>
-          <w:instrText xml:space="preserve"> PAGEREF _Toc192241018 \h </w:instrText>
+          <w:instrText xml:space="preserve"> PAGEREF _Toc192669330 \h </w:instrText>
         </w:r>
         <w:r>
           <w:rPr>
@@ -2586,15 +2586,13 @@
           <w14:ligatures w14:val="standardContextual"/>
         </w:rPr>
       </w:pPr>
-      <w:hyperlink w:anchor="_Toc192241019" w:history="1">
+      <w:hyperlink w:anchor="_Toc192669331" w:history="1">
         <w:r>
           <w:rPr>
             <w:rStyle w:val="Lienhypertexte"/>
-            <w:i/>
-            <w:iCs/>
-            <w:noProof/>
-          </w:rPr>
-          <w:t>3.1.1</w:t>
+            <w:noProof/>
+          </w:rPr>
+          <w:t>3.1.2</w:t>
         </w:r>
         <w:r>
           <w:rPr>
@@ -2611,11 +2609,9 @@
         <w:r>
           <w:rPr>
             <w:rStyle w:val="Lienhypertexte"/>
-            <w:i/>
-            <w:iCs/>
-            <w:noProof/>
-          </w:rPr>
-          <w:t>…</w:t>
+            <w:noProof/>
+          </w:rPr>
+          <w:t>Architecture gRPC</w:t>
         </w:r>
         <w:r>
           <w:rPr>
@@ -2636,7 +2632,7 @@
             <w:noProof/>
             <w:webHidden/>
           </w:rPr>
-          <w:instrText xml:space="preserve"> PAGEREF _Toc192241019 \h </w:instrText>
+          <w:instrText xml:space="preserve"> PAGEREF _Toc192669331 \h </w:instrText>
         </w:r>
         <w:r>
           <w:rPr>
@@ -2653,12 +2649,10 @@
         </w:r>
         <w:r>
           <w:rPr>
-            <w:b/>
-            <w:bCs/>
-            <w:noProof/>
-            <w:webHidden/>
-          </w:rPr>
-          <w:t>Erreur ! Signet non défini.</w:t>
+            <w:noProof/>
+            <w:webHidden/>
+          </w:rPr>
+          <w:t>13</w:t>
         </w:r>
         <w:r>
           <w:rPr>
@@ -2686,15 +2680,13 @@
           <w14:ligatures w14:val="standardContextual"/>
         </w:rPr>
       </w:pPr>
-      <w:hyperlink w:anchor="_Toc192241020" w:history="1">
+      <w:hyperlink w:anchor="_Toc192669332" w:history="1">
         <w:r>
           <w:rPr>
             <w:rStyle w:val="Lienhypertexte"/>
-            <w:i/>
-            <w:iCs/>
-            <w:noProof/>
-          </w:rPr>
-          <w:t>3.1.2</w:t>
+            <w:noProof/>
+          </w:rPr>
+          <w:t>3.1.3</w:t>
         </w:r>
         <w:r>
           <w:rPr>
@@ -2711,11 +2703,9 @@
         <w:r>
           <w:rPr>
             <w:rStyle w:val="Lienhypertexte"/>
-            <w:i/>
-            <w:iCs/>
-            <w:noProof/>
-          </w:rPr>
-          <w:t>…</w:t>
+            <w:noProof/>
+          </w:rPr>
+          <w:t>Détection des postes d'une salle</w:t>
         </w:r>
         <w:r>
           <w:rPr>
@@ -2736,7 +2726,7 @@
             <w:noProof/>
             <w:webHidden/>
           </w:rPr>
-          <w:instrText xml:space="preserve"> PAGEREF _Toc192241020 \h </w:instrText>
+          <w:instrText xml:space="preserve"> PAGEREF _Toc192669332 \h </w:instrText>
         </w:r>
         <w:r>
           <w:rPr>
@@ -2753,12 +2743,10 @@
         </w:r>
         <w:r>
           <w:rPr>
-            <w:b/>
-            <w:bCs/>
-            <w:noProof/>
-            <w:webHidden/>
-          </w:rPr>
-          <w:t>Erreur ! Signet non défini.</w:t>
+            <w:noProof/>
+            <w:webHidden/>
+          </w:rPr>
+          <w:t>13</w:t>
         </w:r>
         <w:r>
           <w:rPr>
@@ -2771,9 +2759,9 @@
     </w:p>
     <w:p>
       <w:pPr>
-        <w:pStyle w:val="TM3"/>
+        <w:pStyle w:val="TM2"/>
         <w:tabs>
-          <w:tab w:val="left" w:pos="1200"/>
+          <w:tab w:val="left" w:pos="800"/>
           <w:tab w:val="right" w:leader="dot" w:pos="9060"/>
         </w:tabs>
         <w:rPr>
@@ -2786,15 +2774,14 @@
           <w14:ligatures w14:val="standardContextual"/>
         </w:rPr>
       </w:pPr>
-      <w:hyperlink w:anchor="_Toc192241021" w:history="1">
+      <w:hyperlink w:anchor="_Toc192669333" w:history="1">
         <w:r>
           <w:rPr>
             <w:rStyle w:val="Lienhypertexte"/>
-            <w:i/>
             <w:iCs/>
             <w:noProof/>
           </w:rPr>
-          <w:t>3.1.3</w:t>
+          <w:t>3.2</w:t>
         </w:r>
         <w:r>
           <w:rPr>
@@ -2811,11 +2798,10 @@
         <w:r>
           <w:rPr>
             <w:rStyle w:val="Lienhypertexte"/>
-            <w:i/>
             <w:iCs/>
             <w:noProof/>
           </w:rPr>
-          <w:t>…</w:t>
+          <w:t>Déroulement</w:t>
         </w:r>
         <w:r>
           <w:rPr>
@@ -2836,7 +2822,7 @@
             <w:noProof/>
             <w:webHidden/>
           </w:rPr>
-          <w:instrText xml:space="preserve"> PAGEREF _Toc192241021 \h </w:instrText>
+          <w:instrText xml:space="preserve"> PAGEREF _Toc192669333 \h </w:instrText>
         </w:r>
         <w:r>
           <w:rPr>
@@ -2853,12 +2839,10 @@
         </w:r>
         <w:r>
           <w:rPr>
-            <w:b/>
-            <w:bCs/>
-            <w:noProof/>
-            <w:webHidden/>
-          </w:rPr>
-          <w:t>Erreur ! Signet non défini.</w:t>
+            <w:noProof/>
+            <w:webHidden/>
+          </w:rPr>
+          <w:t>13</w:t>
         </w:r>
         <w:r>
           <w:rPr>
@@ -2871,9 +2855,9 @@
     </w:p>
     <w:p>
       <w:pPr>
-        <w:pStyle w:val="TM2"/>
+        <w:pStyle w:val="TM3"/>
         <w:tabs>
-          <w:tab w:val="left" w:pos="800"/>
+          <w:tab w:val="left" w:pos="1200"/>
           <w:tab w:val="right" w:leader="dot" w:pos="9060"/>
         </w:tabs>
         <w:rPr>
@@ -2886,14 +2870,13 @@
           <w14:ligatures w14:val="standardContextual"/>
         </w:rPr>
       </w:pPr>
-      <w:hyperlink w:anchor="_Toc192241022" w:history="1">
+      <w:hyperlink w:anchor="_Toc192669334" w:history="1">
         <w:r>
           <w:rPr>
             <w:rStyle w:val="Lienhypertexte"/>
-            <w:iCs/>
-            <w:noProof/>
-          </w:rPr>
-          <w:t>3.2</w:t>
+            <w:noProof/>
+          </w:rPr>
+          <w:t>3.2.1</w:t>
         </w:r>
         <w:r>
           <w:rPr>
@@ -2910,10 +2893,9 @@
         <w:r>
           <w:rPr>
             <w:rStyle w:val="Lienhypertexte"/>
-            <w:iCs/>
-            <w:noProof/>
-          </w:rPr>
-          <w:t>Déroulement</w:t>
+            <w:noProof/>
+          </w:rPr>
+          <w:t>Sprints</w:t>
         </w:r>
         <w:r>
           <w:rPr>
@@ -2934,7 +2916,7 @@
             <w:noProof/>
             <w:webHidden/>
           </w:rPr>
-          <w:instrText xml:space="preserve"> PAGEREF _Toc192241022 \h </w:instrText>
+          <w:instrText xml:space="preserve"> PAGEREF _Toc192669334 \h </w:instrText>
         </w:r>
         <w:r>
           <w:rPr>
@@ -2982,13 +2964,13 @@
           <w14:ligatures w14:val="standardContextual"/>
         </w:rPr>
       </w:pPr>
-      <w:hyperlink w:anchor="_Toc192241023" w:history="1">
+      <w:hyperlink w:anchor="_Toc192669335" w:history="1">
         <w:r>
           <w:rPr>
             <w:rStyle w:val="Lienhypertexte"/>
             <w:noProof/>
           </w:rPr>
-          <w:t>3.2.1</w:t>
+          <w:t>3.2.2</w:t>
         </w:r>
         <w:r>
           <w:rPr>
@@ -3007,7 +2989,7 @@
             <w:rStyle w:val="Lienhypertexte"/>
             <w:noProof/>
           </w:rPr>
-          <w:t>Sprints</w:t>
+          <w:t>Stories</w:t>
         </w:r>
         <w:r>
           <w:rPr>
@@ -3028,7 +3010,7 @@
             <w:noProof/>
             <w:webHidden/>
           </w:rPr>
-          <w:instrText xml:space="preserve"> PAGEREF _Toc192241023 \h </w:instrText>
+          <w:instrText xml:space="preserve"> PAGEREF _Toc192669335 \h </w:instrText>
         </w:r>
         <w:r>
           <w:rPr>
@@ -3048,7 +3030,7 @@
             <w:noProof/>
             <w:webHidden/>
           </w:rPr>
-          <w:t>13</w:t>
+          <w:t>15</w:t>
         </w:r>
         <w:r>
           <w:rPr>
@@ -3061,9 +3043,9 @@
     </w:p>
     <w:p>
       <w:pPr>
-        <w:pStyle w:val="TM3"/>
+        <w:pStyle w:val="TM2"/>
         <w:tabs>
-          <w:tab w:val="left" w:pos="1200"/>
+          <w:tab w:val="left" w:pos="800"/>
           <w:tab w:val="right" w:leader="dot" w:pos="9060"/>
         </w:tabs>
         <w:rPr>
@@ -3076,13 +3058,15 @@
           <w14:ligatures w14:val="standardContextual"/>
         </w:rPr>
       </w:pPr>
-      <w:hyperlink w:anchor="_Toc192241024" w:history="1">
+      <w:hyperlink w:anchor="_Toc192669336" w:history="1">
         <w:r>
           <w:rPr>
             <w:rStyle w:val="Lienhypertexte"/>
-            <w:noProof/>
-          </w:rPr>
-          <w:t>3.2.2</w:t>
+            <w:iCs/>
+            <w:strike/>
+            <w:noProof/>
+          </w:rPr>
+          <w:t>3.3</w:t>
         </w:r>
         <w:r>
           <w:rPr>
@@ -3099,9 +3083,11 @@
         <w:r>
           <w:rPr>
             <w:rStyle w:val="Lienhypertexte"/>
-            <w:noProof/>
-          </w:rPr>
-          <w:t>Stories</w:t>
+            <w:iCs/>
+            <w:strike/>
+            <w:noProof/>
+          </w:rPr>
+          <w:t>Dossier de réalisation</w:t>
         </w:r>
         <w:r>
           <w:rPr>
@@ -3122,7 +3108,7 @@
             <w:noProof/>
             <w:webHidden/>
           </w:rPr>
-          <w:instrText xml:space="preserve"> PAGEREF _Toc192241024 \h </w:instrText>
+          <w:instrText xml:space="preserve"> PAGEREF _Toc192669336 \h </w:instrText>
         </w:r>
         <w:r>
           <w:rPr>
@@ -3170,15 +3156,14 @@
           <w14:ligatures w14:val="standardContextual"/>
         </w:rPr>
       </w:pPr>
-      <w:hyperlink w:anchor="_Toc192241025" w:history="1">
+      <w:hyperlink w:anchor="_Toc192669337" w:history="1">
         <w:r>
           <w:rPr>
             <w:rStyle w:val="Lienhypertexte"/>
             <w:iCs/>
-            <w:strike/>
-            <w:noProof/>
-          </w:rPr>
-          <w:t>3.3</w:t>
+            <w:noProof/>
+          </w:rPr>
+          <w:t>3.4</w:t>
         </w:r>
         <w:r>
           <w:rPr>
@@ -3196,10 +3181,9 @@
           <w:rPr>
             <w:rStyle w:val="Lienhypertexte"/>
             <w:iCs/>
-            <w:strike/>
-            <w:noProof/>
-          </w:rPr>
-          <w:t>Dossier de réalisation</w:t>
+            <w:noProof/>
+          </w:rPr>
+          <w:t>Mise en place de l’environnement de travail</w:t>
         </w:r>
         <w:r>
           <w:rPr>
@@ -3220,7 +3204,7 @@
             <w:noProof/>
             <w:webHidden/>
           </w:rPr>
-          <w:instrText xml:space="preserve"> PAGEREF _Toc192241025 \h </w:instrText>
+          <w:instrText xml:space="preserve"> PAGEREF _Toc192669337 \h </w:instrText>
         </w:r>
         <w:r>
           <w:rPr>
@@ -3240,7 +3224,7 @@
             <w:noProof/>
             <w:webHidden/>
           </w:rPr>
-          <w:t>15</w:t>
+          <w:t>16</w:t>
         </w:r>
         <w:r>
           <w:rPr>
@@ -3268,14 +3252,14 @@
           <w14:ligatures w14:val="standardContextual"/>
         </w:rPr>
       </w:pPr>
-      <w:hyperlink w:anchor="_Toc192241026" w:history="1">
+      <w:hyperlink w:anchor="_Toc192669338" w:history="1">
         <w:r>
           <w:rPr>
             <w:rStyle w:val="Lienhypertexte"/>
             <w:iCs/>
             <w:noProof/>
           </w:rPr>
-          <w:t>3.4</w:t>
+          <w:t>3.5</w:t>
         </w:r>
         <w:r>
           <w:rPr>
@@ -3295,7 +3279,7 @@
             <w:iCs/>
             <w:noProof/>
           </w:rPr>
-          <w:t>Mise en place de l’environnement de travail</w:t>
+          <w:t>Mise en place de l’environnement de test</w:t>
         </w:r>
         <w:r>
           <w:rPr>
@@ -3316,7 +3300,7 @@
             <w:noProof/>
             <w:webHidden/>
           </w:rPr>
-          <w:instrText xml:space="preserve"> PAGEREF _Toc192241026 \h </w:instrText>
+          <w:instrText xml:space="preserve"> PAGEREF _Toc192669338 \h </w:instrText>
         </w:r>
         <w:r>
           <w:rPr>
@@ -3364,14 +3348,14 @@
           <w14:ligatures w14:val="standardContextual"/>
         </w:rPr>
       </w:pPr>
-      <w:hyperlink w:anchor="_Toc192241027" w:history="1">
+      <w:hyperlink w:anchor="_Toc192669339" w:history="1">
         <w:r>
           <w:rPr>
             <w:rStyle w:val="Lienhypertexte"/>
             <w:iCs/>
             <w:noProof/>
           </w:rPr>
-          <w:t>3.5</w:t>
+          <w:t>3.6</w:t>
         </w:r>
         <w:r>
           <w:rPr>
@@ -3391,7 +3375,7 @@
             <w:iCs/>
             <w:noProof/>
           </w:rPr>
-          <w:t>Mise en place de l’environnement de test</w:t>
+          <w:t>Déploiement du produit</w:t>
         </w:r>
         <w:r>
           <w:rPr>
@@ -3412,7 +3396,7 @@
             <w:noProof/>
             <w:webHidden/>
           </w:rPr>
-          <w:instrText xml:space="preserve"> PAGEREF _Toc192241027 \h </w:instrText>
+          <w:instrText xml:space="preserve"> PAGEREF _Toc192669339 \h </w:instrText>
         </w:r>
         <w:r>
           <w:rPr>
@@ -3432,7 +3416,7 @@
             <w:noProof/>
             <w:webHidden/>
           </w:rPr>
-          <w:t>16</w:t>
+          <w:t>17</w:t>
         </w:r>
         <w:r>
           <w:rPr>
@@ -3460,14 +3444,14 @@
           <w14:ligatures w14:val="standardContextual"/>
         </w:rPr>
       </w:pPr>
-      <w:hyperlink w:anchor="_Toc192241028" w:history="1">
+      <w:hyperlink w:anchor="_Toc192669340" w:history="1">
         <w:r>
           <w:rPr>
             <w:rStyle w:val="Lienhypertexte"/>
             <w:iCs/>
             <w:noProof/>
           </w:rPr>
-          <w:t>3.6</w:t>
+          <w:t>3.7</w:t>
         </w:r>
         <w:r>
           <w:rPr>
@@ -3487,7 +3471,7 @@
             <w:iCs/>
             <w:noProof/>
           </w:rPr>
-          <w:t>Déploiement du produit</w:t>
+          <w:t>Description des tests effectués</w:t>
         </w:r>
         <w:r>
           <w:rPr>
@@ -3508,7 +3492,7 @@
             <w:noProof/>
             <w:webHidden/>
           </w:rPr>
-          <w:instrText xml:space="preserve"> PAGEREF _Toc192241028 \h </w:instrText>
+          <w:instrText xml:space="preserve"> PAGEREF _Toc192669340 \h </w:instrText>
         </w:r>
         <w:r>
           <w:rPr>
@@ -3528,7 +3512,7 @@
             <w:noProof/>
             <w:webHidden/>
           </w:rPr>
-          <w:t>16</w:t>
+          <w:t>18</w:t>
         </w:r>
         <w:r>
           <w:rPr>
@@ -3556,14 +3540,14 @@
           <w14:ligatures w14:val="standardContextual"/>
         </w:rPr>
       </w:pPr>
-      <w:hyperlink w:anchor="_Toc192241029" w:history="1">
+      <w:hyperlink w:anchor="_Toc192669341" w:history="1">
         <w:r>
           <w:rPr>
             <w:rStyle w:val="Lienhypertexte"/>
             <w:iCs/>
             <w:noProof/>
           </w:rPr>
-          <w:t>3.7</w:t>
+          <w:t>3.8</w:t>
         </w:r>
         <w:r>
           <w:rPr>
@@ -3583,7 +3567,7 @@
             <w:iCs/>
             <w:noProof/>
           </w:rPr>
-          <w:t>Description des tests effectués</w:t>
+          <w:t>Bilan</w:t>
         </w:r>
         <w:r>
           <w:rPr>
@@ -3604,7 +3588,7 @@
             <w:noProof/>
             <w:webHidden/>
           </w:rPr>
-          <w:instrText xml:space="preserve"> PAGEREF _Toc192241029 \h </w:instrText>
+          <w:instrText xml:space="preserve"> PAGEREF _Toc192669341 \h </w:instrText>
         </w:r>
         <w:r>
           <w:rPr>
@@ -3624,7 +3608,7 @@
             <w:noProof/>
             <w:webHidden/>
           </w:rPr>
-          <w:t>17</w:t>
+          <w:t>18</w:t>
         </w:r>
         <w:r>
           <w:rPr>
@@ -3637,9 +3621,9 @@
     </w:p>
     <w:p>
       <w:pPr>
-        <w:pStyle w:val="TM2"/>
+        <w:pStyle w:val="TM3"/>
         <w:tabs>
-          <w:tab w:val="left" w:pos="800"/>
+          <w:tab w:val="left" w:pos="1200"/>
           <w:tab w:val="right" w:leader="dot" w:pos="9060"/>
         </w:tabs>
         <w:rPr>
@@ -3652,14 +3636,13 @@
           <w14:ligatures w14:val="standardContextual"/>
         </w:rPr>
       </w:pPr>
-      <w:hyperlink w:anchor="_Toc192241030" w:history="1">
+      <w:hyperlink w:anchor="_Toc192669342" w:history="1">
         <w:r>
           <w:rPr>
             <w:rStyle w:val="Lienhypertexte"/>
-            <w:iCs/>
-            <w:noProof/>
-          </w:rPr>
-          <w:t>3.8</w:t>
+            <w:noProof/>
+          </w:rPr>
+          <w:t>3.8.1</w:t>
         </w:r>
         <w:r>
           <w:rPr>
@@ -3676,10 +3659,9 @@
         <w:r>
           <w:rPr>
             <w:rStyle w:val="Lienhypertexte"/>
-            <w:iCs/>
-            <w:noProof/>
-          </w:rPr>
-          <w:t>Bilan</w:t>
+            <w:noProof/>
+          </w:rPr>
+          <w:t>Erreurs restantes</w:t>
         </w:r>
         <w:r>
           <w:rPr>
@@ -3700,7 +3682,7 @@
             <w:noProof/>
             <w:webHidden/>
           </w:rPr>
-          <w:instrText xml:space="preserve"> PAGEREF _Toc192241030 \h </w:instrText>
+          <w:instrText xml:space="preserve"> PAGEREF _Toc192669342 \h </w:instrText>
         </w:r>
         <w:r>
           <w:rPr>
@@ -3720,7 +3702,7 @@
             <w:noProof/>
             <w:webHidden/>
           </w:rPr>
-          <w:t>17</w:t>
+          <w:t>18</w:t>
         </w:r>
         <w:r>
           <w:rPr>
@@ -3748,13 +3730,13 @@
           <w14:ligatures w14:val="standardContextual"/>
         </w:rPr>
       </w:pPr>
-      <w:hyperlink w:anchor="_Toc192241031" w:history="1">
+      <w:hyperlink w:anchor="_Toc192669343" w:history="1">
         <w:r>
           <w:rPr>
             <w:rStyle w:val="Lienhypertexte"/>
             <w:noProof/>
           </w:rPr>
-          <w:t>3.8.1</w:t>
+          <w:t>3.8.2</w:t>
         </w:r>
         <w:r>
           <w:rPr>
@@ -3773,7 +3755,7 @@
             <w:rStyle w:val="Lienhypertexte"/>
             <w:noProof/>
           </w:rPr>
-          <w:t>Erreurs restantes</w:t>
+          <w:t>Stories</w:t>
         </w:r>
         <w:r>
           <w:rPr>
@@ -3794,7 +3776,7 @@
             <w:noProof/>
             <w:webHidden/>
           </w:rPr>
-          <w:instrText xml:space="preserve"> PAGEREF _Toc192241031 \h </w:instrText>
+          <w:instrText xml:space="preserve"> PAGEREF _Toc192669343 \h </w:instrText>
         </w:r>
         <w:r>
           <w:rPr>
@@ -3814,7 +3796,7 @@
             <w:noProof/>
             <w:webHidden/>
           </w:rPr>
-          <w:t>17</w:t>
+          <w:t>19</w:t>
         </w:r>
         <w:r>
           <w:rPr>
@@ -3842,13 +3824,13 @@
           <w14:ligatures w14:val="standardContextual"/>
         </w:rPr>
       </w:pPr>
-      <w:hyperlink w:anchor="_Toc192241032" w:history="1">
+      <w:hyperlink w:anchor="_Toc192669344" w:history="1">
         <w:r>
           <w:rPr>
             <w:rStyle w:val="Lienhypertexte"/>
             <w:noProof/>
           </w:rPr>
-          <w:t>3.8.2</w:t>
+          <w:t>3.8.3</w:t>
         </w:r>
         <w:r>
           <w:rPr>
@@ -3867,7 +3849,7 @@
             <w:rStyle w:val="Lienhypertexte"/>
             <w:noProof/>
           </w:rPr>
-          <w:t>Stories</w:t>
+          <w:t>Dette technique</w:t>
         </w:r>
         <w:r>
           <w:rPr>
@@ -3888,7 +3870,7 @@
             <w:noProof/>
             <w:webHidden/>
           </w:rPr>
-          <w:instrText xml:space="preserve"> PAGEREF _Toc192241032 \h </w:instrText>
+          <w:instrText xml:space="preserve"> PAGEREF _Toc192669344 \h </w:instrText>
         </w:r>
         <w:r>
           <w:rPr>
@@ -3908,7 +3890,7 @@
             <w:noProof/>
             <w:webHidden/>
           </w:rPr>
-          <w:t>17</w:t>
+          <w:t>19</w:t>
         </w:r>
         <w:r>
           <w:rPr>
@@ -3921,9 +3903,9 @@
     </w:p>
     <w:p>
       <w:pPr>
-        <w:pStyle w:val="TM3"/>
+        <w:pStyle w:val="TM2"/>
         <w:tabs>
-          <w:tab w:val="left" w:pos="1200"/>
+          <w:tab w:val="left" w:pos="800"/>
           <w:tab w:val="right" w:leader="dot" w:pos="9060"/>
         </w:tabs>
         <w:rPr>
@@ -3936,13 +3918,14 @@
           <w14:ligatures w14:val="standardContextual"/>
         </w:rPr>
       </w:pPr>
-      <w:hyperlink w:anchor="_Toc192241033" w:history="1">
+      <w:hyperlink w:anchor="_Toc192669345" w:history="1">
         <w:r>
           <w:rPr>
             <w:rStyle w:val="Lienhypertexte"/>
-            <w:noProof/>
-          </w:rPr>
-          <w:t>3.8.3</w:t>
+            <w:iCs/>
+            <w:noProof/>
+          </w:rPr>
+          <w:t>3.9</w:t>
         </w:r>
         <w:r>
           <w:rPr>
@@ -3959,9 +3942,10 @@
         <w:r>
           <w:rPr>
             <w:rStyle w:val="Lienhypertexte"/>
-            <w:noProof/>
-          </w:rPr>
-          <w:t>Dette technique</w:t>
+            <w:iCs/>
+            <w:noProof/>
+          </w:rPr>
+          <w:t>Recours à l’intelligence artificielle</w:t>
         </w:r>
         <w:r>
           <w:rPr>
@@ -3982,7 +3966,7 @@
             <w:noProof/>
             <w:webHidden/>
           </w:rPr>
-          <w:instrText xml:space="preserve"> PAGEREF _Toc192241033 \h </w:instrText>
+          <w:instrText xml:space="preserve"> PAGEREF _Toc192669345 \h </w:instrText>
         </w:r>
         <w:r>
           <w:rPr>
@@ -4002,7 +3986,7 @@
             <w:noProof/>
             <w:webHidden/>
           </w:rPr>
-          <w:t>17</w:t>
+          <w:t>19</w:t>
         </w:r>
         <w:r>
           <w:rPr>
@@ -4017,7 +4001,7 @@
       <w:pPr>
         <w:pStyle w:val="TM2"/>
         <w:tabs>
-          <w:tab w:val="left" w:pos="800"/>
+          <w:tab w:val="left" w:pos="1000"/>
           <w:tab w:val="right" w:leader="dot" w:pos="9060"/>
         </w:tabs>
         <w:rPr>
@@ -4030,14 +4014,14 @@
           <w14:ligatures w14:val="standardContextual"/>
         </w:rPr>
       </w:pPr>
-      <w:hyperlink w:anchor="_Toc192241034" w:history="1">
+      <w:hyperlink w:anchor="_Toc192669346" w:history="1">
         <w:r>
           <w:rPr>
             <w:rStyle w:val="Lienhypertexte"/>
             <w:iCs/>
             <w:noProof/>
           </w:rPr>
-          <w:t>3.9</w:t>
+          <w:t>3.10</w:t>
         </w:r>
         <w:r>
           <w:rPr>
@@ -4057,7 +4041,7 @@
             <w:iCs/>
             <w:noProof/>
           </w:rPr>
-          <w:t>Recours à l’intelligence artificielle</w:t>
+          <w:t>Liste des documents fournis</w:t>
         </w:r>
         <w:r>
           <w:rPr>
@@ -4078,7 +4062,7 @@
             <w:noProof/>
             <w:webHidden/>
           </w:rPr>
-          <w:instrText xml:space="preserve"> PAGEREF _Toc192241034 \h </w:instrText>
+          <w:instrText xml:space="preserve"> PAGEREF _Toc192669346 \h </w:instrText>
         </w:r>
         <w:r>
           <w:rPr>
@@ -4098,11 +4082,169 @@
             <w:noProof/>
             <w:webHidden/>
           </w:rPr>
-          <w:t>17</w:t>
-        </w:r>
-        <w:r>
-          <w:rPr>
-            <w:noProof/>
+          <w:t>20</w:t>
+        </w:r>
+        <w:r>
+          <w:rPr>
+            <w:noProof/>
+            <w:webHidden/>
+          </w:rPr>
+          <w:fldChar w:fldCharType="end"/>
+        </w:r>
+      </w:hyperlink>
+    </w:p>
+    <w:p>
+      <w:pPr>
+        <w:pStyle w:val="TM1"/>
+        <w:rPr>
+          <w:rFonts w:asciiTheme="minorHAnsi" w:eastAsiaTheme="minorEastAsia" w:hAnsiTheme="minorHAnsi" w:cstheme="minorBidi"/>
+          <w:kern w:val="2"/>
+          <w:sz w:val="22"/>
+          <w:szCs w:val="22"/>
+          <w:lang w:val="fr-CH" w:eastAsia="fr-CH"/>
+          <w14:ligatures w14:val="standardContextual"/>
+        </w:rPr>
+      </w:pPr>
+      <w:hyperlink w:anchor="_Toc192669347" w:history="1">
+        <w:r>
+          <w:rPr>
+            <w:rStyle w:val="Lienhypertexte"/>
+          </w:rPr>
+          <w:t>4</w:t>
+        </w:r>
+        <w:r>
+          <w:rPr>
+            <w:rFonts w:asciiTheme="minorHAnsi" w:eastAsiaTheme="minorEastAsia" w:hAnsiTheme="minorHAnsi" w:cstheme="minorBidi"/>
+            <w:kern w:val="2"/>
+            <w:sz w:val="22"/>
+            <w:szCs w:val="22"/>
+            <w:lang w:val="fr-CH" w:eastAsia="fr-CH"/>
+            <w14:ligatures w14:val="standardContextual"/>
+          </w:rPr>
+          <w:tab/>
+        </w:r>
+        <w:r>
+          <w:rPr>
+            <w:rStyle w:val="Lienhypertexte"/>
+          </w:rPr>
+          <w:t>Conclusions</w:t>
+        </w:r>
+        <w:r>
+          <w:rPr>
+            <w:webHidden/>
+          </w:rPr>
+          <w:tab/>
+        </w:r>
+        <w:r>
+          <w:rPr>
+            <w:webHidden/>
+          </w:rPr>
+          <w:fldChar w:fldCharType="begin"/>
+        </w:r>
+        <w:r>
+          <w:rPr>
+            <w:webHidden/>
+          </w:rPr>
+          <w:instrText xml:space="preserve"> PAGEREF _Toc192669347 \h </w:instrText>
+        </w:r>
+        <w:r>
+          <w:rPr>
+            <w:webHidden/>
+          </w:rPr>
+        </w:r>
+        <w:r>
+          <w:rPr>
+            <w:webHidden/>
+          </w:rPr>
+          <w:fldChar w:fldCharType="separate"/>
+        </w:r>
+        <w:r>
+          <w:rPr>
+            <w:webHidden/>
+          </w:rPr>
+          <w:t>20</w:t>
+        </w:r>
+        <w:r>
+          <w:rPr>
+            <w:webHidden/>
+          </w:rPr>
+          <w:fldChar w:fldCharType="end"/>
+        </w:r>
+      </w:hyperlink>
+    </w:p>
+    <w:p>
+      <w:pPr>
+        <w:pStyle w:val="TM1"/>
+        <w:rPr>
+          <w:rFonts w:asciiTheme="minorHAnsi" w:eastAsiaTheme="minorEastAsia" w:hAnsiTheme="minorHAnsi" w:cstheme="minorBidi"/>
+          <w:kern w:val="2"/>
+          <w:sz w:val="22"/>
+          <w:szCs w:val="22"/>
+          <w:lang w:val="fr-CH" w:eastAsia="fr-CH"/>
+          <w14:ligatures w14:val="standardContextual"/>
+        </w:rPr>
+      </w:pPr>
+      <w:hyperlink w:anchor="_Toc192669348" w:history="1">
+        <w:r>
+          <w:rPr>
+            <w:rStyle w:val="Lienhypertexte"/>
+          </w:rPr>
+          <w:t>5</w:t>
+        </w:r>
+        <w:r>
+          <w:rPr>
+            <w:rFonts w:asciiTheme="minorHAnsi" w:eastAsiaTheme="minorEastAsia" w:hAnsiTheme="minorHAnsi" w:cstheme="minorBidi"/>
+            <w:kern w:val="2"/>
+            <w:sz w:val="22"/>
+            <w:szCs w:val="22"/>
+            <w:lang w:val="fr-CH" w:eastAsia="fr-CH"/>
+            <w14:ligatures w14:val="standardContextual"/>
+          </w:rPr>
+          <w:tab/>
+        </w:r>
+        <w:r>
+          <w:rPr>
+            <w:rStyle w:val="Lienhypertexte"/>
+          </w:rPr>
+          <w:t>Annexes</w:t>
+        </w:r>
+        <w:r>
+          <w:rPr>
+            <w:webHidden/>
+          </w:rPr>
+          <w:tab/>
+        </w:r>
+        <w:r>
+          <w:rPr>
+            <w:webHidden/>
+          </w:rPr>
+          <w:fldChar w:fldCharType="begin"/>
+        </w:r>
+        <w:r>
+          <w:rPr>
+            <w:webHidden/>
+          </w:rPr>
+          <w:instrText xml:space="preserve"> PAGEREF _Toc192669348 \h </w:instrText>
+        </w:r>
+        <w:r>
+          <w:rPr>
+            <w:webHidden/>
+          </w:rPr>
+        </w:r>
+        <w:r>
+          <w:rPr>
+            <w:webHidden/>
+          </w:rPr>
+          <w:fldChar w:fldCharType="separate"/>
+        </w:r>
+        <w:r>
+          <w:rPr>
+            <w:webHidden/>
+          </w:rPr>
+          <w:t>21</w:t>
+        </w:r>
+        <w:r>
+          <w:rPr>
             <w:webHidden/>
           </w:rPr>
           <w:fldChar w:fldCharType="end"/>
@@ -4113,7 +4255,7 @@
       <w:pPr>
         <w:pStyle w:val="TM2"/>
         <w:tabs>
-          <w:tab w:val="left" w:pos="1000"/>
+          <w:tab w:val="left" w:pos="800"/>
           <w:tab w:val="right" w:leader="dot" w:pos="9060"/>
         </w:tabs>
         <w:rPr>
@@ -4126,14 +4268,14 @@
           <w14:ligatures w14:val="standardContextual"/>
         </w:rPr>
       </w:pPr>
-      <w:hyperlink w:anchor="_Toc192241035" w:history="1">
+      <w:hyperlink w:anchor="_Toc192669349" w:history="1">
         <w:r>
           <w:rPr>
             <w:rStyle w:val="Lienhypertexte"/>
             <w:iCs/>
             <w:noProof/>
           </w:rPr>
-          <w:t>3.10</w:t>
+          <w:t>5.1</w:t>
         </w:r>
         <w:r>
           <w:rPr>
@@ -4153,7 +4295,7 @@
             <w:iCs/>
             <w:noProof/>
           </w:rPr>
-          <w:t>Liste des documents fournis</w:t>
+          <w:t>Résumé du rapport du TPI / version succincte de la documentation</w:t>
         </w:r>
         <w:r>
           <w:rPr>
@@ -4174,7 +4316,7 @@
             <w:noProof/>
             <w:webHidden/>
           </w:rPr>
-          <w:instrText xml:space="preserve"> PAGEREF _Toc192241035 \h </w:instrText>
+          <w:instrText xml:space="preserve"> PAGEREF _Toc192669349 \h </w:instrText>
         </w:r>
         <w:r>
           <w:rPr>
@@ -4194,169 +4336,11 @@
             <w:noProof/>
             <w:webHidden/>
           </w:rPr>
-          <w:t>17</w:t>
-        </w:r>
-        <w:r>
-          <w:rPr>
-            <w:noProof/>
-            <w:webHidden/>
-          </w:rPr>
-          <w:fldChar w:fldCharType="end"/>
-        </w:r>
-      </w:hyperlink>
-    </w:p>
-    <w:p>
-      <w:pPr>
-        <w:pStyle w:val="TM1"/>
-        <w:rPr>
-          <w:rFonts w:asciiTheme="minorHAnsi" w:eastAsiaTheme="minorEastAsia" w:hAnsiTheme="minorHAnsi" w:cstheme="minorBidi"/>
-          <w:kern w:val="2"/>
-          <w:sz w:val="22"/>
-          <w:szCs w:val="22"/>
-          <w:lang w:val="fr-CH" w:eastAsia="fr-CH"/>
-          <w14:ligatures w14:val="standardContextual"/>
-        </w:rPr>
-      </w:pPr>
-      <w:hyperlink w:anchor="_Toc192241036" w:history="1">
-        <w:r>
-          <w:rPr>
-            <w:rStyle w:val="Lienhypertexte"/>
-          </w:rPr>
-          <w:t>4</w:t>
-        </w:r>
-        <w:r>
-          <w:rPr>
-            <w:rFonts w:asciiTheme="minorHAnsi" w:eastAsiaTheme="minorEastAsia" w:hAnsiTheme="minorHAnsi" w:cstheme="minorBidi"/>
-            <w:kern w:val="2"/>
-            <w:sz w:val="22"/>
-            <w:szCs w:val="22"/>
-            <w:lang w:val="fr-CH" w:eastAsia="fr-CH"/>
-            <w14:ligatures w14:val="standardContextual"/>
-          </w:rPr>
-          <w:tab/>
-        </w:r>
-        <w:r>
-          <w:rPr>
-            <w:rStyle w:val="Lienhypertexte"/>
-          </w:rPr>
-          <w:t>Conclusions</w:t>
-        </w:r>
-        <w:r>
-          <w:rPr>
-            <w:webHidden/>
-          </w:rPr>
-          <w:tab/>
-        </w:r>
-        <w:r>
-          <w:rPr>
-            <w:webHidden/>
-          </w:rPr>
-          <w:fldChar w:fldCharType="begin"/>
-        </w:r>
-        <w:r>
-          <w:rPr>
-            <w:webHidden/>
-          </w:rPr>
-          <w:instrText xml:space="preserve"> PAGEREF _Toc192241036 \h </w:instrText>
-        </w:r>
-        <w:r>
-          <w:rPr>
-            <w:webHidden/>
-          </w:rPr>
-        </w:r>
-        <w:r>
-          <w:rPr>
-            <w:webHidden/>
-          </w:rPr>
-          <w:fldChar w:fldCharType="separate"/>
-        </w:r>
-        <w:r>
-          <w:rPr>
-            <w:webHidden/>
-          </w:rPr>
-          <w:t>18</w:t>
-        </w:r>
-        <w:r>
-          <w:rPr>
-            <w:webHidden/>
-          </w:rPr>
-          <w:fldChar w:fldCharType="end"/>
-        </w:r>
-      </w:hyperlink>
-    </w:p>
-    <w:p>
-      <w:pPr>
-        <w:pStyle w:val="TM1"/>
-        <w:rPr>
-          <w:rFonts w:asciiTheme="minorHAnsi" w:eastAsiaTheme="minorEastAsia" w:hAnsiTheme="minorHAnsi" w:cstheme="minorBidi"/>
-          <w:kern w:val="2"/>
-          <w:sz w:val="22"/>
-          <w:szCs w:val="22"/>
-          <w:lang w:val="fr-CH" w:eastAsia="fr-CH"/>
-          <w14:ligatures w14:val="standardContextual"/>
-        </w:rPr>
-      </w:pPr>
-      <w:hyperlink w:anchor="_Toc192241037" w:history="1">
-        <w:r>
-          <w:rPr>
-            <w:rStyle w:val="Lienhypertexte"/>
-          </w:rPr>
-          <w:t>5</w:t>
-        </w:r>
-        <w:r>
-          <w:rPr>
-            <w:rFonts w:asciiTheme="minorHAnsi" w:eastAsiaTheme="minorEastAsia" w:hAnsiTheme="minorHAnsi" w:cstheme="minorBidi"/>
-            <w:kern w:val="2"/>
-            <w:sz w:val="22"/>
-            <w:szCs w:val="22"/>
-            <w:lang w:val="fr-CH" w:eastAsia="fr-CH"/>
-            <w14:ligatures w14:val="standardContextual"/>
-          </w:rPr>
-          <w:tab/>
-        </w:r>
-        <w:r>
-          <w:rPr>
-            <w:rStyle w:val="Lienhypertexte"/>
-          </w:rPr>
-          <w:t>Annexes</w:t>
-        </w:r>
-        <w:r>
-          <w:rPr>
-            <w:webHidden/>
-          </w:rPr>
-          <w:tab/>
-        </w:r>
-        <w:r>
-          <w:rPr>
-            <w:webHidden/>
-          </w:rPr>
-          <w:fldChar w:fldCharType="begin"/>
-        </w:r>
-        <w:r>
-          <w:rPr>
-            <w:webHidden/>
-          </w:rPr>
-          <w:instrText xml:space="preserve"> PAGEREF _Toc192241037 \h </w:instrText>
-        </w:r>
-        <w:r>
-          <w:rPr>
-            <w:webHidden/>
-          </w:rPr>
-        </w:r>
-        <w:r>
-          <w:rPr>
-            <w:webHidden/>
-          </w:rPr>
-          <w:fldChar w:fldCharType="separate"/>
-        </w:r>
-        <w:r>
-          <w:rPr>
-            <w:webHidden/>
-          </w:rPr>
-          <w:t>19</w:t>
-        </w:r>
-        <w:r>
-          <w:rPr>
+          <w:t>21</w:t>
+        </w:r>
+        <w:r>
+          <w:rPr>
+            <w:noProof/>
             <w:webHidden/>
           </w:rPr>
           <w:fldChar w:fldCharType="end"/>
@@ -4380,14 +4364,14 @@
           <w14:ligatures w14:val="standardContextual"/>
         </w:rPr>
       </w:pPr>
-      <w:hyperlink w:anchor="_Toc192241038" w:history="1">
+      <w:hyperlink w:anchor="_Toc192669350" w:history="1">
         <w:r>
           <w:rPr>
             <w:rStyle w:val="Lienhypertexte"/>
             <w:iCs/>
             <w:noProof/>
           </w:rPr>
-          <w:t>5.1</w:t>
+          <w:t>5.2</w:t>
         </w:r>
         <w:r>
           <w:rPr>
@@ -4407,7 +4391,7 @@
             <w:iCs/>
             <w:noProof/>
           </w:rPr>
-          <w:t>Résumé du rapport du TPI / version succincte de la documentation</w:t>
+          <w:t>Sources – Bibliographie</w:t>
         </w:r>
         <w:r>
           <w:rPr>
@@ -4428,7 +4412,7 @@
             <w:noProof/>
             <w:webHidden/>
           </w:rPr>
-          <w:instrText xml:space="preserve"> PAGEREF _Toc192241038 \h </w:instrText>
+          <w:instrText xml:space="preserve"> PAGEREF _Toc192669350 \h </w:instrText>
         </w:r>
         <w:r>
           <w:rPr>
@@ -4448,7 +4432,7 @@
             <w:noProof/>
             <w:webHidden/>
           </w:rPr>
-          <w:t>19</w:t>
+          <w:t>21</w:t>
         </w:r>
         <w:r>
           <w:rPr>
@@ -4476,14 +4460,14 @@
           <w14:ligatures w14:val="standardContextual"/>
         </w:rPr>
       </w:pPr>
-      <w:hyperlink w:anchor="_Toc192241039" w:history="1">
+      <w:hyperlink w:anchor="_Toc192669351" w:history="1">
         <w:r>
           <w:rPr>
             <w:rStyle w:val="Lienhypertexte"/>
             <w:iCs/>
             <w:noProof/>
           </w:rPr>
-          <w:t>5.2</w:t>
+          <w:t>5.3</w:t>
         </w:r>
         <w:r>
           <w:rPr>
@@ -4503,7 +4487,7 @@
             <w:iCs/>
             <w:noProof/>
           </w:rPr>
-          <w:t>Sources – Bibliographie</w:t>
+          <w:t>Journal de travail</w:t>
         </w:r>
         <w:r>
           <w:rPr>
@@ -4524,7 +4508,7 @@
             <w:noProof/>
             <w:webHidden/>
           </w:rPr>
-          <w:instrText xml:space="preserve"> PAGEREF _Toc192241039 \h </w:instrText>
+          <w:instrText xml:space="preserve"> PAGEREF _Toc192669351 \h </w:instrText>
         </w:r>
         <w:r>
           <w:rPr>
@@ -4544,7 +4528,7 @@
             <w:noProof/>
             <w:webHidden/>
           </w:rPr>
-          <w:t>19</w:t>
+          <w:t>21</w:t>
         </w:r>
         <w:r>
           <w:rPr>
@@ -4572,14 +4556,15 @@
           <w14:ligatures w14:val="standardContextual"/>
         </w:rPr>
       </w:pPr>
-      <w:hyperlink w:anchor="_Toc192241040" w:history="1">
+      <w:hyperlink w:anchor="_Toc192669352" w:history="1">
         <w:r>
           <w:rPr>
             <w:rStyle w:val="Lienhypertexte"/>
             <w:iCs/>
-            <w:noProof/>
-          </w:rPr>
-          <w:t>5.3</w:t>
+            <w:strike/>
+            <w:noProof/>
+          </w:rPr>
+          <w:t>5.4</w:t>
         </w:r>
         <w:r>
           <w:rPr>
@@ -4597,9 +4582,10 @@
           <w:rPr>
             <w:rStyle w:val="Lienhypertexte"/>
             <w:iCs/>
-            <w:noProof/>
-          </w:rPr>
-          <w:t>Journal de travail</w:t>
+            <w:strike/>
+            <w:noProof/>
+          </w:rPr>
+          <w:t>Manuel d'Installation</w:t>
         </w:r>
         <w:r>
           <w:rPr>
@@ -4620,7 +4606,7 @@
             <w:noProof/>
             <w:webHidden/>
           </w:rPr>
-          <w:instrText xml:space="preserve"> PAGEREF _Toc192241040 \h </w:instrText>
+          <w:instrText xml:space="preserve"> PAGEREF _Toc192669352 \h </w:instrText>
         </w:r>
         <w:r>
           <w:rPr>
@@ -4640,7 +4626,7 @@
             <w:noProof/>
             <w:webHidden/>
           </w:rPr>
-          <w:t>19</w:t>
+          <w:t>21</w:t>
         </w:r>
         <w:r>
           <w:rPr>
@@ -4668,15 +4654,14 @@
           <w14:ligatures w14:val="standardContextual"/>
         </w:rPr>
       </w:pPr>
-      <w:hyperlink w:anchor="_Toc192241041" w:history="1">
+      <w:hyperlink w:anchor="_Toc192669353" w:history="1">
         <w:r>
           <w:rPr>
             <w:rStyle w:val="Lienhypertexte"/>
             <w:iCs/>
-            <w:strike/>
-            <w:noProof/>
-          </w:rPr>
-          <w:t>5.4</w:t>
+            <w:noProof/>
+          </w:rPr>
+          <w:t>5.5</w:t>
         </w:r>
         <w:r>
           <w:rPr>
@@ -4694,10 +4679,9 @@
           <w:rPr>
             <w:rStyle w:val="Lienhypertexte"/>
             <w:iCs/>
-            <w:strike/>
-            <w:noProof/>
-          </w:rPr>
-          <w:t>Manuel d'Installation</w:t>
+            <w:noProof/>
+          </w:rPr>
+          <w:t>Manuel d'Utilisation</w:t>
         </w:r>
         <w:r>
           <w:rPr>
@@ -4718,7 +4702,7 @@
             <w:noProof/>
             <w:webHidden/>
           </w:rPr>
-          <w:instrText xml:space="preserve"> PAGEREF _Toc192241041 \h </w:instrText>
+          <w:instrText xml:space="preserve"> PAGEREF _Toc192669353 \h </w:instrText>
         </w:r>
         <w:r>
           <w:rPr>
@@ -4738,7 +4722,7 @@
             <w:noProof/>
             <w:webHidden/>
           </w:rPr>
-          <w:t>19</w:t>
+          <w:t>22</w:t>
         </w:r>
         <w:r>
           <w:rPr>
@@ -4766,14 +4750,14 @@
           <w14:ligatures w14:val="standardContextual"/>
         </w:rPr>
       </w:pPr>
-      <w:hyperlink w:anchor="_Toc192241042" w:history="1">
+      <w:hyperlink w:anchor="_Toc192669354" w:history="1">
         <w:r>
           <w:rPr>
             <w:rStyle w:val="Lienhypertexte"/>
             <w:iCs/>
             <w:noProof/>
           </w:rPr>
-          <w:t>5.5</w:t>
+          <w:t>5.6</w:t>
         </w:r>
         <w:r>
           <w:rPr>
@@ -4793,7 +4777,7 @@
             <w:iCs/>
             <w:noProof/>
           </w:rPr>
-          <w:t>Manuel d'Utilisation</w:t>
+          <w:t>Archives du projet</w:t>
         </w:r>
         <w:r>
           <w:rPr>
@@ -4814,7 +4798,7 @@
             <w:noProof/>
             <w:webHidden/>
           </w:rPr>
-          <w:instrText xml:space="preserve"> PAGEREF _Toc192241042 \h </w:instrText>
+          <w:instrText xml:space="preserve"> PAGEREF _Toc192669354 \h </w:instrText>
         </w:r>
         <w:r>
           <w:rPr>
@@ -4834,7 +4818,7 @@
             <w:noProof/>
             <w:webHidden/>
           </w:rPr>
-          <w:t>20</w:t>
+          <w:t>22</w:t>
         </w:r>
         <w:r>
           <w:rPr>
@@ -4846,10 +4830,110 @@
       </w:hyperlink>
     </w:p>
     <w:p>
-      <w:pPr>
-        <w:pStyle w:val="TM2"/>
+      <w:r>
+        <w:fldChar w:fldCharType="end"/>
+      </w:r>
+    </w:p>
+    <w:p>
+      <w:pPr>
+        <w:rPr>
+          <w:bCs/>
+          <w:i/>
+          <w:sz w:val="20"/>
+          <w:u w:val="single"/>
+        </w:rPr>
+      </w:pPr>
+    </w:p>
+    <w:p>
+      <w:pPr>
+        <w:rPr>
+          <w:i/>
+          <w:iCs/>
+          <w:sz w:val="20"/>
+        </w:rPr>
+      </w:pPr>
+      <w:r>
+        <w:rPr>
+          <w:i/>
+          <w:iCs/>
+          <w:sz w:val="20"/>
+          <w:u w:val="single"/>
+        </w:rPr>
+        <w:t xml:space="preserve">NOTE L’INTENTION DES UTILISATEURS DE CE </w:t>
+      </w:r>
+      <w:r>
+        <w:rPr>
+          <w:i/>
+          <w:iCs/>
+          <w:sz w:val="20"/>
+          <w:u w:val="single"/>
+        </w:rPr>
+        <w:t>CANEVAS :</w:t>
+      </w:r>
+      <w:r>
+        <w:br/>
+      </w:r>
+      <w:r>
+        <w:rPr>
+          <w:i/>
+          <w:iCs/>
+          <w:sz w:val="20"/>
+        </w:rPr>
+        <w:t>Toutes les parties en italiques sont là pour aider à comprendre ce qu’il faut mettre dans cette partie du document. Elles n’ont donc aucune raison d’être dans le document final.</w:t>
+      </w:r>
+    </w:p>
+    <w:p>
+      <w:pPr>
+        <w:rPr>
+          <w:i/>
+          <w:iCs/>
+          <w:sz w:val="20"/>
+        </w:rPr>
+      </w:pPr>
+      <w:r>
+        <w:rPr>
+          <w:i/>
+          <w:iCs/>
+          <w:sz w:val="20"/>
+        </w:rPr>
+        <w:t xml:space="preserve">De plus, en fonction du type de projet, il est tout à fait possible que certains chapitres ou paragraphes n’aient aucun sens. Dans ce cas il est recommandé de les retirer du document pour éviter de l’alourdir inutilement.  </w:t>
+      </w:r>
+    </w:p>
+    <w:p>
+      <w:pPr>
+        <w:rPr>
+          <w:i/>
+          <w:iCs/>
+          <w:sz w:val="20"/>
+        </w:rPr>
+      </w:pPr>
+    </w:p>
+    <w:p/>
+    <w:p>
+      <w:pPr>
+        <w:rPr>
+          <w:u w:val="single"/>
+        </w:rPr>
+      </w:pPr>
+      <w:r>
+        <w:rPr>
+          <w:u w:val="single"/>
+        </w:rPr>
+        <w:t>Table des illustrations</w:t>
+      </w:r>
+    </w:p>
+    <w:p>
+      <w:pPr>
+        <w:pStyle w:val="Tabledesillustrations"/>
         <w:tabs>
-          <w:tab w:val="left" w:pos="800"/>
+          <w:tab w:val="right" w:leader="dot" w:pos="9060"/>
+        </w:tabs>
+      </w:pPr>
+    </w:p>
+    <w:p>
+      <w:pPr>
+        <w:pStyle w:val="Tabledesillustrations"/>
+        <w:tabs>
           <w:tab w:val="right" w:leader="dot" w:pos="9060"/>
         </w:tabs>
         <w:rPr>
@@ -4862,34 +4946,110 @@
           <w14:ligatures w14:val="standardContextual"/>
         </w:rPr>
       </w:pPr>
-      <w:hyperlink w:anchor="_Toc192241043" w:history="1">
+      <w:r>
+        <w:fldChar w:fldCharType="begin"/>
+      </w:r>
+      <w:r>
+        <w:instrText xml:space="preserve"> TOC \h \z \a "Figure" </w:instrText>
+      </w:r>
+      <w:r>
+        <w:fldChar w:fldCharType="separate"/>
+      </w:r>
+      <w:hyperlink w:anchor="_Toc192670400" w:history="1">
         <w:r>
           <w:rPr>
             <w:rStyle w:val="Lienhypertexte"/>
-            <w:iCs/>
-            <w:noProof/>
-          </w:rPr>
-          <w:t>5.6</w:t>
-        </w:r>
-        <w:r>
-          <w:rPr>
-            <w:rFonts w:asciiTheme="minorHAnsi" w:eastAsiaTheme="minorEastAsia" w:hAnsiTheme="minorHAnsi" w:cstheme="minorBidi"/>
-            <w:noProof/>
-            <w:kern w:val="2"/>
-            <w:sz w:val="22"/>
-            <w:szCs w:val="22"/>
-            <w:lang w:val="fr-CH" w:eastAsia="fr-CH"/>
-            <w14:ligatures w14:val="standardContextual"/>
+            <w:noProof/>
+          </w:rPr>
+          <w:t>2.1 schéma contexte du prod</w:t>
+        </w:r>
+        <w:r>
+          <w:rPr>
+            <w:rStyle w:val="Lienhypertexte"/>
+            <w:noProof/>
+          </w:rPr>
+          <w:t>u</w:t>
+        </w:r>
+        <w:r>
+          <w:rPr>
+            <w:rStyle w:val="Lienhypertexte"/>
+            <w:noProof/>
+          </w:rPr>
+          <w:t>it</w:t>
+        </w:r>
+        <w:r>
+          <w:rPr>
+            <w:noProof/>
+            <w:webHidden/>
           </w:rPr>
           <w:tab/>
         </w:r>
         <w:r>
           <w:rPr>
+            <w:noProof/>
+            <w:webHidden/>
+          </w:rPr>
+          <w:fldChar w:fldCharType="begin"/>
+        </w:r>
+        <w:r>
+          <w:rPr>
+            <w:noProof/>
+            <w:webHidden/>
+          </w:rPr>
+          <w:instrText xml:space="preserve"> PAGEREF _Toc192670400 \h </w:instrText>
+        </w:r>
+        <w:r>
+          <w:rPr>
+            <w:noProof/>
+            <w:webHidden/>
+          </w:rPr>
+        </w:r>
+        <w:r>
+          <w:rPr>
+            <w:noProof/>
+            <w:webHidden/>
+          </w:rPr>
+          <w:fldChar w:fldCharType="separate"/>
+        </w:r>
+        <w:r>
+          <w:rPr>
+            <w:noProof/>
+            <w:webHidden/>
+          </w:rPr>
+          <w:t>6</w:t>
+        </w:r>
+        <w:r>
+          <w:rPr>
+            <w:noProof/>
+            <w:webHidden/>
+          </w:rPr>
+          <w:fldChar w:fldCharType="end"/>
+        </w:r>
+      </w:hyperlink>
+    </w:p>
+    <w:p>
+      <w:pPr>
+        <w:pStyle w:val="Tabledesillustrations"/>
+        <w:tabs>
+          <w:tab w:val="right" w:leader="dot" w:pos="9060"/>
+        </w:tabs>
+        <w:rPr>
+          <w:rFonts w:asciiTheme="minorHAnsi" w:eastAsiaTheme="minorEastAsia" w:hAnsiTheme="minorHAnsi" w:cstheme="minorBidi"/>
+          <w:noProof/>
+          <w:kern w:val="2"/>
+          <w:sz w:val="22"/>
+          <w:szCs w:val="22"/>
+          <w:lang w:val="fr-CH" w:eastAsia="fr-CH"/>
+          <w14:ligatures w14:val="standardContextual"/>
+        </w:rPr>
+      </w:pPr>
+      <w:hyperlink w:anchor="_Toc192670401" w:history="1">
+        <w:r>
+          <w:rPr>
             <w:rStyle w:val="Lienhypertexte"/>
-            <w:iCs/>
-            <w:noProof/>
-          </w:rPr>
-          <w:t>Archives du projet</w:t>
+            <w:noProof/>
+          </w:rPr>
+          <w:t>2.2.2 schéma infra validation</w:t>
         </w:r>
         <w:r>
           <w:rPr>
@@ -4910,7 +5070,7 @@
             <w:noProof/>
             <w:webHidden/>
           </w:rPr>
-          <w:instrText xml:space="preserve"> PAGEREF _Toc192241043 \h </w:instrText>
+          <w:instrText xml:space="preserve"> PAGEREF _Toc192670401 \h </w:instrText>
         </w:r>
         <w:r>
           <w:rPr>
@@ -4930,7 +5090,7 @@
             <w:noProof/>
             <w:webHidden/>
           </w:rPr>
-          <w:t>20</w:t>
+          <w:t>7</w:t>
         </w:r>
         <w:r>
           <w:rPr>
@@ -4942,87 +5102,174 @@
       </w:hyperlink>
     </w:p>
     <w:p>
+      <w:pPr>
+        <w:pStyle w:val="Tabledesillustrations"/>
+        <w:tabs>
+          <w:tab w:val="right" w:leader="dot" w:pos="9060"/>
+        </w:tabs>
+        <w:rPr>
+          <w:rFonts w:asciiTheme="minorHAnsi" w:eastAsiaTheme="minorEastAsia" w:hAnsiTheme="minorHAnsi" w:cstheme="minorBidi"/>
+          <w:noProof/>
+          <w:kern w:val="2"/>
+          <w:sz w:val="22"/>
+          <w:szCs w:val="22"/>
+          <w:lang w:val="fr-CH" w:eastAsia="fr-CH"/>
+          <w14:ligatures w14:val="standardContextual"/>
+        </w:rPr>
+      </w:pPr>
+      <w:hyperlink w:anchor="_Toc192670402" w:history="1">
+        <w:r>
+          <w:rPr>
+            <w:rStyle w:val="Lienhypertexte"/>
+            <w:noProof/>
+          </w:rPr>
+          <w:t>2.3 schéma contexte du produit</w:t>
+        </w:r>
+        <w:r>
+          <w:rPr>
+            <w:noProof/>
+            <w:webHidden/>
+          </w:rPr>
+          <w:tab/>
+        </w:r>
+        <w:r>
+          <w:rPr>
+            <w:noProof/>
+            <w:webHidden/>
+          </w:rPr>
+          <w:fldChar w:fldCharType="begin"/>
+        </w:r>
+        <w:r>
+          <w:rPr>
+            <w:noProof/>
+            <w:webHidden/>
+          </w:rPr>
+          <w:instrText xml:space="preserve"> PAGEREF _Toc192670402 \h </w:instrText>
+        </w:r>
+        <w:r>
+          <w:rPr>
+            <w:noProof/>
+            <w:webHidden/>
+          </w:rPr>
+        </w:r>
+        <w:r>
+          <w:rPr>
+            <w:noProof/>
+            <w:webHidden/>
+          </w:rPr>
+          <w:fldChar w:fldCharType="separate"/>
+        </w:r>
+        <w:r>
+          <w:rPr>
+            <w:noProof/>
+            <w:webHidden/>
+          </w:rPr>
+          <w:t>9</w:t>
+        </w:r>
+        <w:r>
+          <w:rPr>
+            <w:noProof/>
+            <w:webHidden/>
+          </w:rPr>
+          <w:fldChar w:fldCharType="end"/>
+        </w:r>
+      </w:hyperlink>
+    </w:p>
+    <w:p>
+      <w:pPr>
+        <w:pStyle w:val="Tabledesillustrations"/>
+        <w:tabs>
+          <w:tab w:val="right" w:leader="dot" w:pos="9060"/>
+        </w:tabs>
+        <w:rPr>
+          <w:rFonts w:asciiTheme="minorHAnsi" w:eastAsiaTheme="minorEastAsia" w:hAnsiTheme="minorHAnsi" w:cstheme="minorBidi"/>
+          <w:noProof/>
+          <w:kern w:val="2"/>
+          <w:sz w:val="22"/>
+          <w:szCs w:val="22"/>
+          <w:lang w:val="fr-CH" w:eastAsia="fr-CH"/>
+          <w14:ligatures w14:val="standardContextual"/>
+        </w:rPr>
+      </w:pPr>
+      <w:hyperlink w:anchor="_Toc192670403" w:history="1">
+        <w:r>
+          <w:rPr>
+            <w:rStyle w:val="Lienhypertexte"/>
+            <w:noProof/>
+          </w:rPr>
+          <w:t>3.8.3 bugs taille texbox</w:t>
+        </w:r>
+        <w:r>
+          <w:rPr>
+            <w:noProof/>
+            <w:webHidden/>
+          </w:rPr>
+          <w:tab/>
+        </w:r>
+        <w:r>
+          <w:rPr>
+            <w:noProof/>
+            <w:webHidden/>
+          </w:rPr>
+          <w:fldChar w:fldCharType="begin"/>
+        </w:r>
+        <w:r>
+          <w:rPr>
+            <w:noProof/>
+            <w:webHidden/>
+          </w:rPr>
+          <w:instrText xml:space="preserve"> PAGEREF _Toc192670403 \h </w:instrText>
+        </w:r>
+        <w:r>
+          <w:rPr>
+            <w:noProof/>
+            <w:webHidden/>
+          </w:rPr>
+        </w:r>
+        <w:r>
+          <w:rPr>
+            <w:noProof/>
+            <w:webHidden/>
+          </w:rPr>
+          <w:fldChar w:fldCharType="separate"/>
+        </w:r>
+        <w:r>
+          <w:rPr>
+            <w:noProof/>
+            <w:webHidden/>
+          </w:rPr>
+          <w:t>19</w:t>
+        </w:r>
+        <w:r>
+          <w:rPr>
+            <w:noProof/>
+            <w:webHidden/>
+          </w:rPr>
+          <w:fldChar w:fldCharType="end"/>
+        </w:r>
+      </w:hyperlink>
+    </w:p>
+    <w:p>
+      <w:pPr>
+        <w:pStyle w:val="Tabledesillustrations"/>
+        <w:tabs>
+          <w:tab w:val="right" w:leader="dot" w:pos="9060"/>
+        </w:tabs>
+      </w:pPr>
       <w:r>
         <w:fldChar w:fldCharType="end"/>
       </w:r>
-    </w:p>
-    <w:p>
-      <w:pPr>
-        <w:rPr>
-          <w:bCs/>
-          <w:i/>
-          <w:sz w:val="20"/>
-          <w:u w:val="single"/>
-        </w:rPr>
-      </w:pPr>
-    </w:p>
-    <w:p>
-      <w:pPr>
-        <w:rPr>
-          <w:i/>
-          <w:iCs/>
-          <w:sz w:val="20"/>
-        </w:rPr>
-      </w:pPr>
-      <w:r>
-        <w:rPr>
-          <w:i/>
-          <w:iCs/>
-          <w:sz w:val="20"/>
-          <w:u w:val="single"/>
-        </w:rPr>
-        <w:t xml:space="preserve">NOTE L’INTENTION DES UTILISATEURS DE CE </w:t>
-      </w:r>
-      <w:r>
-        <w:rPr>
-          <w:i/>
-          <w:iCs/>
-          <w:sz w:val="20"/>
-          <w:u w:val="single"/>
-        </w:rPr>
-        <w:t>CANEVAS :</w:t>
-      </w:r>
-      <w:r>
-        <w:br/>
-      </w:r>
-      <w:r>
-        <w:rPr>
-          <w:i/>
-          <w:iCs/>
-          <w:sz w:val="20"/>
-        </w:rPr>
-        <w:t>Toutes les parties en italiques sont là pour aider à comprendre ce qu’il faut mettre dans cette partie du document. Elles n’ont donc aucune raison d’être dans le document final.</w:t>
-      </w:r>
-    </w:p>
-    <w:p>
-      <w:pPr>
-        <w:rPr>
-          <w:i/>
-          <w:iCs/>
-          <w:sz w:val="20"/>
-        </w:rPr>
-      </w:pPr>
-      <w:r>
-        <w:rPr>
-          <w:i/>
-          <w:iCs/>
-          <w:sz w:val="20"/>
-        </w:rPr>
-        <w:t xml:space="preserve">De plus, en fonction du type de projet, il est tout à fait possible que certains chapitres ou paragraphes n’aient aucun sens. Dans ce cas il est recommandé de les retirer du document pour éviter de l’alourdir inutilement.  </w:t>
-      </w:r>
-    </w:p>
-    <w:p>
       <w:r>
         <w:br w:type="page"/>
       </w:r>
     </w:p>
+    <w:p/>
     <w:p>
       <w:pPr>
         <w:pStyle w:val="Titre1"/>
       </w:pPr>
-      <w:bookmarkStart w:id="0" w:name="_Toc192240993"/>
-      <w:r>
-        <w:lastRenderedPageBreak/>
+      <w:bookmarkStart w:id="0" w:name="_Toc192669305"/>
+      <w:r>
         <w:t>Analyse prél</w:t>
       </w:r>
       <w:r>
@@ -5041,7 +5288,7 @@
           <w:iCs/>
         </w:rPr>
       </w:pPr>
-      <w:bookmarkStart w:id="1" w:name="_Toc192240994"/>
+      <w:bookmarkStart w:id="1" w:name="_Toc192669306"/>
       <w:r>
         <w:rPr>
           <w:i w:val="0"/>
@@ -5102,7 +5349,7 @@
           <w:iCs/>
         </w:rPr>
       </w:pPr>
-      <w:bookmarkStart w:id="2" w:name="_Toc192240995"/>
+      <w:bookmarkStart w:id="2" w:name="_Toc192669307"/>
       <w:r>
         <w:rPr>
           <w:i w:val="0"/>
@@ -5223,7 +5470,7 @@
           <w:i w:val="0"/>
         </w:rPr>
       </w:pPr>
-      <w:bookmarkStart w:id="3" w:name="_Toc192240996"/>
+      <w:bookmarkStart w:id="3" w:name="_Toc192669308"/>
       <w:r>
         <w:rPr>
           <w:i w:val="0"/>
@@ -5460,7 +5707,7 @@
           <w:i w:val="0"/>
         </w:rPr>
       </w:pPr>
-      <w:bookmarkStart w:id="4" w:name="_Toc192240997"/>
+      <w:bookmarkStart w:id="4" w:name="_Toc192669309"/>
       <w:r>
         <w:rPr>
           <w:i w:val="0"/>
@@ -13241,7 +13488,7 @@
       <w:pPr>
         <w:pStyle w:val="Titre1"/>
       </w:pPr>
-      <w:bookmarkStart w:id="5" w:name="_Toc192240998"/>
+      <w:bookmarkStart w:id="5" w:name="_Toc192669310"/>
       <w:r>
         <w:lastRenderedPageBreak/>
         <w:t>Analyse</w:t>
@@ -13255,7 +13502,7 @@
       <w:pPr>
         <w:pStyle w:val="Titre2"/>
       </w:pPr>
-      <w:bookmarkStart w:id="6" w:name="_Toc192240999"/>
+      <w:bookmarkStart w:id="6" w:name="_Toc192669311"/>
       <w:r>
         <w:rPr>
           <w:i w:val="0"/>
@@ -13266,12 +13513,16 @@
       <w:bookmarkEnd w:id="6"/>
     </w:p>
     <w:p>
+      <w:pPr>
+        <w:keepNext/>
+        <w:jc w:val="center"/>
+      </w:pPr>
       <w:r>
         <w:rPr>
           <w:noProof/>
         </w:rPr>
         <w:drawing>
-          <wp:inline distT="0" distB="0" distL="0" distR="0" wp14:anchorId="31D0553A" wp14:editId="17D503B6">
+          <wp:inline distT="0" distB="0" distL="0" distR="0" wp14:anchorId="31D0553A" wp14:editId="16AE4921">
             <wp:extent cx="5756910" cy="5327650"/>
             <wp:effectExtent l="0" t="0" r="0" b="6350"/>
             <wp:docPr id="1" name="Image 1"/>
@@ -13321,6 +13572,48 @@
       </w:r>
     </w:p>
     <w:p>
+      <w:pPr>
+        <w:pStyle w:val="Lgende"/>
+        <w:jc w:val="center"/>
+      </w:pPr>
+      <w:r>
+        <w:fldChar w:fldCharType="begin"/>
+      </w:r>
+      <w:r>
+        <w:instrText xml:space="preserve"> SEQ Figure \* ARABIC </w:instrText>
+      </w:r>
+      <w:r>
+        <w:fldChar w:fldCharType="separate"/>
+      </w:r>
+      <w:r>
+        <w:rPr>
+          <w:noProof/>
+        </w:rPr>
+        <w:t>1</w:t>
+      </w:r>
+      <w:r>
+        <w:fldChar w:fldCharType="end"/>
+      </w:r>
+      <w:bookmarkStart w:id="7" w:name="_Toc192669356"/>
+      <w:r>
+        <w:t xml:space="preserve"> </w:t>
+      </w:r>
+      <w:bookmarkStart w:id="8" w:name="_Toc192670400"/>
+      <w:r>
+        <w:t xml:space="preserve">2.1 </w:t>
+      </w:r>
+      <w:r>
+        <w:t>schéma contexte du produit</w:t>
+      </w:r>
+      <w:bookmarkEnd w:id="7"/>
+      <w:bookmarkEnd w:id="8"/>
+    </w:p>
+    <w:p>
+      <w:pPr>
+        <w:keepNext/>
+      </w:pPr>
+    </w:p>
+    <w:p>
       <w:r>
         <w:t>Ce programme est un program desktop</w:t>
       </w:r>
@@ -13370,8 +13663,8 @@
           <w:iCs/>
         </w:rPr>
       </w:pPr>
-      <w:bookmarkStart w:id="7" w:name="_Toc185663457"/>
-      <w:bookmarkStart w:id="8" w:name="_Toc192241000"/>
+      <w:bookmarkStart w:id="9" w:name="_Toc185663457"/>
+      <w:bookmarkStart w:id="10" w:name="_Toc192669312"/>
       <w:r>
         <w:rPr>
           <w:i w:val="0"/>
@@ -13380,21 +13673,21 @@
         <w:lastRenderedPageBreak/>
         <w:t>Contextes techniques</w:t>
       </w:r>
-      <w:bookmarkEnd w:id="7"/>
-      <w:bookmarkEnd w:id="8"/>
-    </w:p>
-    <w:p>
-      <w:pPr>
-        <w:pStyle w:val="Titre3"/>
-      </w:pPr>
-      <w:bookmarkStart w:id="9" w:name="_Toc185663460"/>
-      <w:bookmarkStart w:id="10" w:name="_Toc192241001"/>
-      <w:bookmarkStart w:id="11" w:name="_Toc185663458"/>
-      <w:r>
-        <w:t>Opérationnel</w:t>
-      </w:r>
       <w:bookmarkEnd w:id="9"/>
       <w:bookmarkEnd w:id="10"/>
+    </w:p>
+    <w:p>
+      <w:pPr>
+        <w:pStyle w:val="Titre3"/>
+      </w:pPr>
+      <w:bookmarkStart w:id="11" w:name="_Toc185663460"/>
+      <w:bookmarkStart w:id="12" w:name="_Toc185663458"/>
+      <w:bookmarkStart w:id="13" w:name="_Toc192669313"/>
+      <w:r>
+        <w:t>Opérationnel</w:t>
+      </w:r>
+      <w:bookmarkEnd w:id="11"/>
+      <w:bookmarkEnd w:id="13"/>
     </w:p>
     <w:p/>
     <w:p>
@@ -13449,30 +13742,30 @@
           <w:lang w:eastAsia="fr-FR"/>
         </w:rPr>
       </w:pPr>
-      <w:bookmarkStart w:id="12" w:name="_Toc185663459"/>
+      <w:bookmarkStart w:id="14" w:name="_Toc185663459"/>
     </w:p>
     <w:p>
       <w:pPr>
         <w:pStyle w:val="Titre3"/>
       </w:pPr>
-      <w:bookmarkStart w:id="13" w:name="_Ref191283977"/>
-      <w:bookmarkStart w:id="14" w:name="_Ref191283992"/>
-      <w:bookmarkStart w:id="15" w:name="_Ref191283998"/>
-      <w:bookmarkStart w:id="16" w:name="_Ref191284004"/>
-      <w:bookmarkStart w:id="17" w:name="_Ref191284012"/>
-      <w:bookmarkStart w:id="18" w:name="_Ref191284018"/>
-      <w:bookmarkStart w:id="19" w:name="_Toc192241002"/>
+      <w:bookmarkStart w:id="15" w:name="_Ref191283977"/>
+      <w:bookmarkStart w:id="16" w:name="_Ref191283992"/>
+      <w:bookmarkStart w:id="17" w:name="_Ref191283998"/>
+      <w:bookmarkStart w:id="18" w:name="_Ref191284004"/>
+      <w:bookmarkStart w:id="19" w:name="_Ref191284012"/>
+      <w:bookmarkStart w:id="20" w:name="_Ref191284018"/>
+      <w:bookmarkStart w:id="21" w:name="_Toc192669314"/>
       <w:r>
         <w:t>Validation</w:t>
       </w:r>
-      <w:bookmarkEnd w:id="12"/>
-      <w:bookmarkEnd w:id="13"/>
       <w:bookmarkEnd w:id="14"/>
       <w:bookmarkEnd w:id="15"/>
       <w:bookmarkEnd w:id="16"/>
       <w:bookmarkEnd w:id="17"/>
       <w:bookmarkEnd w:id="18"/>
       <w:bookmarkEnd w:id="19"/>
+      <w:bookmarkEnd w:id="20"/>
+      <w:bookmarkEnd w:id="21"/>
     </w:p>
     <w:p/>
     <w:p>
@@ -13524,6 +13817,10 @@
     </w:p>
     <w:p/>
     <w:p>
+      <w:pPr>
+        <w:keepNext/>
+        <w:jc w:val="center"/>
+      </w:pPr>
       <w:r>
         <w:rPr>
           <w:i/>
@@ -13580,17 +13877,55 @@
         </w:drawing>
       </w:r>
     </w:p>
+    <w:p>
+      <w:pPr>
+        <w:pStyle w:val="Lgende"/>
+        <w:jc w:val="center"/>
+      </w:pPr>
+      <w:r>
+        <w:fldChar w:fldCharType="begin"/>
+      </w:r>
+      <w:r>
+        <w:instrText xml:space="preserve"> SEQ Figure \* ARABIC </w:instrText>
+      </w:r>
+      <w:r>
+        <w:fldChar w:fldCharType="separate"/>
+      </w:r>
+      <w:r>
+        <w:rPr>
+          <w:noProof/>
+        </w:rPr>
+        <w:t>2</w:t>
+      </w:r>
+      <w:r>
+        <w:fldChar w:fldCharType="end"/>
+      </w:r>
+      <w:r>
+        <w:t xml:space="preserve"> </w:t>
+      </w:r>
+      <w:bookmarkStart w:id="22" w:name="_Toc192670401"/>
+      <w:r>
+        <w:t>2.2.2</w:t>
+      </w:r>
+      <w:r>
+        <w:t xml:space="preserve"> </w:t>
+      </w:r>
+      <w:r>
+        <w:t>schéma infra validation</w:t>
+      </w:r>
+      <w:bookmarkEnd w:id="22"/>
+    </w:p>
     <w:p/>
     <w:p>
       <w:pPr>
         <w:pStyle w:val="Titre3"/>
       </w:pPr>
-      <w:bookmarkStart w:id="20" w:name="_Toc192241003"/>
+      <w:bookmarkStart w:id="23" w:name="_Toc192669315"/>
       <w:r>
         <w:t>Développement</w:t>
       </w:r>
-      <w:bookmarkEnd w:id="11"/>
-      <w:bookmarkEnd w:id="20"/>
+      <w:bookmarkEnd w:id="12"/>
+      <w:bookmarkEnd w:id="23"/>
     </w:p>
     <w:p>
       <w:r>
@@ -13625,11 +13960,11 @@
       <w:pPr>
         <w:pStyle w:val="Titre3"/>
       </w:pPr>
-      <w:bookmarkStart w:id="21" w:name="_Toc192241004"/>
+      <w:bookmarkStart w:id="24" w:name="_Toc192669316"/>
       <w:r>
         <w:t>Justification des choix</w:t>
       </w:r>
-      <w:bookmarkEnd w:id="21"/>
+      <w:bookmarkEnd w:id="24"/>
     </w:p>
     <w:p>
       <w:r>
@@ -13663,7 +13998,7 @@
           <w:iCs/>
         </w:rPr>
       </w:pPr>
-      <w:bookmarkStart w:id="22" w:name="_Toc192241005"/>
+      <w:bookmarkStart w:id="25" w:name="_Toc192669317"/>
       <w:r>
         <w:rPr>
           <w:i w:val="0"/>
@@ -13672,7 +14007,7 @@
         <w:lastRenderedPageBreak/>
         <w:t>Concept</w:t>
       </w:r>
-      <w:bookmarkEnd w:id="22"/>
+      <w:bookmarkEnd w:id="25"/>
     </w:p>
     <w:p>
       <w:pPr>
@@ -13693,17 +14028,12 @@
     <w:p>
       <w:pPr>
         <w:pStyle w:val="Retraitnormal1"/>
+        <w:keepNext/>
         <w:numPr>
           <w:ilvl w:val="0"/>
           <w:numId w:val="0"/>
         </w:numPr>
         <w:ind w:left="360"/>
-        <w:rPr>
-          <w:rFonts w:ascii="Arial" w:hAnsi="Arial"/>
-          <w:sz w:val="24"/>
-          <w:szCs w:val="14"/>
-          <w:lang w:eastAsia="fr-FR"/>
-        </w:rPr>
       </w:pPr>
       <w:r>
         <w:rPr>
@@ -13761,6 +14091,63 @@
     </w:p>
     <w:p>
       <w:pPr>
+        <w:pStyle w:val="Lgende"/>
+        <w:jc w:val="center"/>
+        <w:rPr>
+          <w:sz w:val="24"/>
+          <w:szCs w:val="14"/>
+        </w:rPr>
+      </w:pPr>
+      <w:r>
+        <w:rPr>
+          <w:sz w:val="24"/>
+          <w:szCs w:val="14"/>
+        </w:rPr>
+        <w:fldChar w:fldCharType="begin"/>
+      </w:r>
+      <w:r>
+        <w:rPr>
+          <w:sz w:val="24"/>
+          <w:szCs w:val="14"/>
+        </w:rPr>
+        <w:instrText xml:space="preserve"> SEQ Figure \* ARABIC </w:instrText>
+      </w:r>
+      <w:r>
+        <w:rPr>
+          <w:sz w:val="24"/>
+          <w:szCs w:val="14"/>
+        </w:rPr>
+        <w:fldChar w:fldCharType="separate"/>
+      </w:r>
+      <w:r>
+        <w:rPr>
+          <w:noProof/>
+          <w:sz w:val="24"/>
+          <w:szCs w:val="14"/>
+        </w:rPr>
+        <w:t>3</w:t>
+      </w:r>
+      <w:r>
+        <w:rPr>
+          <w:sz w:val="24"/>
+          <w:szCs w:val="14"/>
+        </w:rPr>
+        <w:fldChar w:fldCharType="end"/>
+      </w:r>
+      <w:r>
+        <w:t xml:space="preserve"> </w:t>
+      </w:r>
+      <w:bookmarkStart w:id="26" w:name="_Toc192670402"/>
+      <w:r>
+        <w:t xml:space="preserve">2.3 </w:t>
+      </w:r>
+      <w:r>
+        <w:t>schéma contexte du produit</w:t>
+      </w:r>
+      <w:bookmarkEnd w:id="26"/>
+    </w:p>
+    <w:p>
+      <w:pPr>
         <w:pStyle w:val="Retraitnormal1"/>
         <w:numPr>
           <w:ilvl w:val="0"/>
@@ -14047,8 +14434,8 @@
           <w:iCs/>
         </w:rPr>
       </w:pPr>
-      <w:bookmarkStart w:id="23" w:name="_Toc192241006"/>
-      <w:bookmarkStart w:id="24" w:name="_Toc71691012"/>
+      <w:bookmarkStart w:id="27" w:name="_Toc71691012"/>
+      <w:bookmarkStart w:id="28" w:name="_Toc192669318"/>
       <w:r>
         <w:rPr>
           <w:i w:val="0"/>
@@ -14057,18 +14444,18 @@
         <w:lastRenderedPageBreak/>
         <w:t>Analyse fonctionnelle</w:t>
       </w:r>
-      <w:bookmarkEnd w:id="23"/>
+      <w:bookmarkEnd w:id="28"/>
     </w:p>
     <w:p/>
     <w:p>
       <w:pPr>
         <w:pStyle w:val="Titre3"/>
       </w:pPr>
-      <w:bookmarkStart w:id="25" w:name="_Toc192241007"/>
+      <w:bookmarkStart w:id="29" w:name="_Toc192669319"/>
       <w:r>
         <w:t>Détecter les postes d'une salle</w:t>
       </w:r>
-      <w:bookmarkEnd w:id="25"/>
+      <w:bookmarkEnd w:id="29"/>
     </w:p>
     <w:p>
       <w:r>
@@ -14110,6 +14497,169 @@
             <w:r>
               <w:t>En tant qu'utilisateur, je veux : Pouvoir détecter les postes d'une salle en indiquant le nom de la salle. Je veux savoir si les postes sont allumés, éteint et si l'agent ShadowScan est allumé ou pas.</w:t>
             </w:r>
+            <w:r>
+              <w:rPr>
+                <w:noProof/>
+              </w:rPr>
+              <w:drawing>
+                <wp:inline distT="0" distB="0" distL="0" distR="0" wp14:anchorId="47F02AF1" wp14:editId="2A1A9ED4">
+                  <wp:extent cx="5756910" cy="2790825"/>
+                  <wp:effectExtent l="0" t="0" r="0" b="0"/>
+                  <wp:docPr id="6" name="Image 6"/>
+                  <wp:cNvGraphicFramePr>
+                    <a:graphicFrameLocks xmlns:a="http://schemas.openxmlformats.org/drawingml/2006/main" noChangeAspect="1"/>
+                  </wp:cNvGraphicFramePr>
+                  <a:graphic xmlns:a="http://schemas.openxmlformats.org/drawingml/2006/main">
+                    <a:graphicData uri="http://schemas.openxmlformats.org/drawingml/2006/picture">
+                      <pic:pic xmlns:pic="http://schemas.openxmlformats.org/drawingml/2006/picture">
+                        <pic:nvPicPr>
+                          <pic:cNvPr id="0" name="Picture 2"/>
+                          <pic:cNvPicPr>
+                            <a:picLocks noChangeAspect="1" noChangeArrowheads="1"/>
+                          </pic:cNvPicPr>
+                        </pic:nvPicPr>
+                        <pic:blipFill>
+                          <a:blip r:embed="rId14">
+                            <a:extLst>
+                              <a:ext uri="{28A0092B-C50C-407E-A947-70E740481C1C}">
+                                <a14:useLocalDpi xmlns:a14="http://schemas.microsoft.com/office/drawing/2010/main" val="0"/>
+                              </a:ext>
+                            </a:extLst>
+                          </a:blip>
+                          <a:srcRect/>
+                          <a:stretch>
+                            <a:fillRect/>
+                          </a:stretch>
+                        </pic:blipFill>
+                        <pic:spPr bwMode="auto">
+                          <a:xfrm>
+                            <a:off x="0" y="0"/>
+                            <a:ext cx="5756910" cy="2790825"/>
+                          </a:xfrm>
+                          <a:prstGeom prst="rect">
+                            <a:avLst/>
+                          </a:prstGeom>
+                          <a:noFill/>
+                          <a:ln>
+                            <a:noFill/>
+                          </a:ln>
+                        </pic:spPr>
+                      </pic:pic>
+                    </a:graphicData>
+                  </a:graphic>
+                </wp:inline>
+              </w:drawing>
+            </w:r>
+          </w:p>
+          <w:p/>
+          <w:p>
+            <w:r>
+              <w:rPr>
+                <w:noProof/>
+              </w:rPr>
+              <w:drawing>
+                <wp:inline distT="0" distB="0" distL="0" distR="0" wp14:anchorId="3981F770" wp14:editId="49FE695D">
+                  <wp:extent cx="5756910" cy="2790825"/>
+                  <wp:effectExtent l="0" t="0" r="0" b="0"/>
+                  <wp:docPr id="8" name="Image 8"/>
+                  <wp:cNvGraphicFramePr>
+                    <a:graphicFrameLocks xmlns:a="http://schemas.openxmlformats.org/drawingml/2006/main" noChangeAspect="1"/>
+                  </wp:cNvGraphicFramePr>
+                  <a:graphic xmlns:a="http://schemas.openxmlformats.org/drawingml/2006/main">
+                    <a:graphicData uri="http://schemas.openxmlformats.org/drawingml/2006/picture">
+                      <pic:pic xmlns:pic="http://schemas.openxmlformats.org/drawingml/2006/picture">
+                        <pic:nvPicPr>
+                          <pic:cNvPr id="0" name="Picture 4"/>
+                          <pic:cNvPicPr>
+                            <a:picLocks noChangeAspect="1" noChangeArrowheads="1"/>
+                          </pic:cNvPicPr>
+                        </pic:nvPicPr>
+                        <pic:blipFill>
+                          <a:blip r:embed="rId15">
+                            <a:extLst>
+                              <a:ext uri="{28A0092B-C50C-407E-A947-70E740481C1C}">
+                                <a14:useLocalDpi xmlns:a14="http://schemas.microsoft.com/office/drawing/2010/main" val="0"/>
+                              </a:ext>
+                            </a:extLst>
+                          </a:blip>
+                          <a:srcRect/>
+                          <a:stretch>
+                            <a:fillRect/>
+                          </a:stretch>
+                        </pic:blipFill>
+                        <pic:spPr bwMode="auto">
+                          <a:xfrm>
+                            <a:off x="0" y="0"/>
+                            <a:ext cx="5756910" cy="2790825"/>
+                          </a:xfrm>
+                          <a:prstGeom prst="rect">
+                            <a:avLst/>
+                          </a:prstGeom>
+                          <a:noFill/>
+                          <a:ln>
+                            <a:noFill/>
+                          </a:ln>
+                        </pic:spPr>
+                      </pic:pic>
+                    </a:graphicData>
+                  </a:graphic>
+                </wp:inline>
+              </w:drawing>
+            </w:r>
+            <w:r>
+              <w:rPr>
+                <w:noProof/>
+              </w:rPr>
+              <w:lastRenderedPageBreak/>
+              <w:drawing>
+                <wp:inline distT="0" distB="0" distL="0" distR="0" wp14:anchorId="3BAB4286" wp14:editId="797B00D8">
+                  <wp:extent cx="5756910" cy="2790825"/>
+                  <wp:effectExtent l="0" t="0" r="0" b="0"/>
+                  <wp:docPr id="7" name="Image 7"/>
+                  <wp:cNvGraphicFramePr>
+                    <a:graphicFrameLocks xmlns:a="http://schemas.openxmlformats.org/drawingml/2006/main" noChangeAspect="1"/>
+                  </wp:cNvGraphicFramePr>
+                  <a:graphic xmlns:a="http://schemas.openxmlformats.org/drawingml/2006/main">
+                    <a:graphicData uri="http://schemas.openxmlformats.org/drawingml/2006/picture">
+                      <pic:pic xmlns:pic="http://schemas.openxmlformats.org/drawingml/2006/picture">
+                        <pic:nvPicPr>
+                          <pic:cNvPr id="0" name="Picture 3"/>
+                          <pic:cNvPicPr>
+                            <a:picLocks noChangeAspect="1" noChangeArrowheads="1"/>
+                          </pic:cNvPicPr>
+                        </pic:nvPicPr>
+                        <pic:blipFill>
+                          <a:blip r:embed="rId16">
+                            <a:extLst>
+                              <a:ext uri="{28A0092B-C50C-407E-A947-70E740481C1C}">
+                                <a14:useLocalDpi xmlns:a14="http://schemas.microsoft.com/office/drawing/2010/main" val="0"/>
+                              </a:ext>
+                            </a:extLst>
+                          </a:blip>
+                          <a:srcRect/>
+                          <a:stretch>
+                            <a:fillRect/>
+                          </a:stretch>
+                        </pic:blipFill>
+                        <pic:spPr bwMode="auto">
+                          <a:xfrm>
+                            <a:off x="0" y="0"/>
+                            <a:ext cx="5756910" cy="2790825"/>
+                          </a:xfrm>
+                          <a:prstGeom prst="rect">
+                            <a:avLst/>
+                          </a:prstGeom>
+                          <a:noFill/>
+                          <a:ln>
+                            <a:noFill/>
+                          </a:ln>
+                        </pic:spPr>
+                      </pic:pic>
+                    </a:graphicData>
+                  </a:graphic>
+                </wp:inline>
+              </w:drawing>
+            </w:r>
           </w:p>
         </w:tc>
       </w:tr>
@@ -14123,6 +14673,7 @@
               <w:jc w:val="center"/>
             </w:pPr>
             <w:r>
+              <w:lastRenderedPageBreak/>
               <w:t xml:space="preserve">Tests d’acceptance : </w:t>
             </w:r>
           </w:p>
@@ -14188,11 +14739,11 @@
       <w:pPr>
         <w:pStyle w:val="Titre3"/>
       </w:pPr>
-      <w:bookmarkStart w:id="26" w:name="_Toc192241008"/>
+      <w:bookmarkStart w:id="30" w:name="_Toc192669320"/>
       <w:r>
         <w:t>Sélectionner les Pcs à monitorer</w:t>
       </w:r>
-      <w:bookmarkEnd w:id="26"/>
+      <w:bookmarkEnd w:id="30"/>
     </w:p>
     <w:p>
       <w:r>
@@ -14227,6 +14778,61 @@
           <w:p>
             <w:r>
               <w:t>En tant qu'utilisateur, je veux : Pouvoir sélectionner des postes dans la liste des postes détectés que je veux inclure dans le monitoring</w:t>
+            </w:r>
+          </w:p>
+          <w:p>
+            <w:r>
+              <w:rPr>
+                <w:noProof/>
+              </w:rPr>
+              <w:drawing>
+                <wp:inline distT="0" distB="0" distL="0" distR="0" wp14:anchorId="5C6F87F5" wp14:editId="5B1666D6">
+                  <wp:extent cx="5756910" cy="2981960"/>
+                  <wp:effectExtent l="0" t="0" r="0" b="0"/>
+                  <wp:docPr id="9" name="Image 9"/>
+                  <wp:cNvGraphicFramePr>
+                    <a:graphicFrameLocks xmlns:a="http://schemas.openxmlformats.org/drawingml/2006/main" noChangeAspect="1"/>
+                  </wp:cNvGraphicFramePr>
+                  <a:graphic xmlns:a="http://schemas.openxmlformats.org/drawingml/2006/main">
+                    <a:graphicData uri="http://schemas.openxmlformats.org/drawingml/2006/picture">
+                      <pic:pic xmlns:pic="http://schemas.openxmlformats.org/drawingml/2006/picture">
+                        <pic:nvPicPr>
+                          <pic:cNvPr id="0" name="Picture 5"/>
+                          <pic:cNvPicPr>
+                            <a:picLocks noChangeAspect="1" noChangeArrowheads="1"/>
+                          </pic:cNvPicPr>
+                        </pic:nvPicPr>
+                        <pic:blipFill>
+                          <a:blip r:embed="rId17">
+                            <a:extLst>
+                              <a:ext uri="{28A0092B-C50C-407E-A947-70E740481C1C}">
+                                <a14:useLocalDpi xmlns:a14="http://schemas.microsoft.com/office/drawing/2010/main" val="0"/>
+                              </a:ext>
+                            </a:extLst>
+                          </a:blip>
+                          <a:srcRect/>
+                          <a:stretch>
+                            <a:fillRect/>
+                          </a:stretch>
+                        </pic:blipFill>
+                        <pic:spPr bwMode="auto">
+                          <a:xfrm>
+                            <a:off x="0" y="0"/>
+                            <a:ext cx="5756910" cy="2981960"/>
+                          </a:xfrm>
+                          <a:prstGeom prst="rect">
+                            <a:avLst/>
+                          </a:prstGeom>
+                          <a:noFill/>
+                          <a:ln>
+                            <a:noFill/>
+                          </a:ln>
+                        </pic:spPr>
+                      </pic:pic>
+                    </a:graphicData>
+                  </a:graphic>
+                </wp:inline>
+              </w:drawing>
             </w:r>
           </w:p>
         </w:tc>
@@ -14306,6 +14912,9 @@
                   </w:r>
                   <w:r>
                     <w:br/>
+                  </w:r>
+                  <w:r>
+                    <w:lastRenderedPageBreak/>
                     <w:t xml:space="preserve">  les machine sélectionnées ont leur textbox chequées</w:t>
                   </w:r>
                 </w:p>
@@ -14321,11 +14930,11 @@
       <w:pPr>
         <w:pStyle w:val="Titre3"/>
       </w:pPr>
-      <w:bookmarkStart w:id="27" w:name="_Toc192241009"/>
+      <w:bookmarkStart w:id="31" w:name="_Toc192669321"/>
       <w:r>
         <w:t>Démarrer/Clôturer une session de monitoring</w:t>
       </w:r>
-      <w:bookmarkEnd w:id="27"/>
+      <w:bookmarkEnd w:id="31"/>
     </w:p>
     <w:p>
       <w:r>
@@ -14360,6 +14969,62 @@
           <w:p>
             <w:r>
               <w:t>En tant qu'utilisateur, je veux : Pouvoir démarrer/clôturer une session de monitoring sur une liste de postes sélectionnés.</w:t>
+            </w:r>
+            <w:r>
+              <w:t xml:space="preserve"> </w:t>
+            </w:r>
+            <w:r>
+              <w:rPr>
+                <w:noProof/>
+              </w:rPr>
+              <w:drawing>
+                <wp:inline distT="0" distB="0" distL="0" distR="0" wp14:anchorId="1971A9DA" wp14:editId="3DA43282">
+                  <wp:extent cx="5759450" cy="2987040"/>
+                  <wp:effectExtent l="0" t="0" r="0" b="0"/>
+                  <wp:docPr id="10" name="Image 10"/>
+                  <wp:cNvGraphicFramePr>
+                    <a:graphicFrameLocks xmlns:a="http://schemas.openxmlformats.org/drawingml/2006/main" noChangeAspect="1"/>
+                  </wp:cNvGraphicFramePr>
+                  <a:graphic xmlns:a="http://schemas.openxmlformats.org/drawingml/2006/main">
+                    <a:graphicData uri="http://schemas.openxmlformats.org/drawingml/2006/picture">
+                      <pic:pic xmlns:pic="http://schemas.openxmlformats.org/drawingml/2006/picture">
+                        <pic:nvPicPr>
+                          <pic:cNvPr id="0" name="Picture 6"/>
+                          <pic:cNvPicPr>
+                            <a:picLocks noChangeAspect="1" noChangeArrowheads="1"/>
+                          </pic:cNvPicPr>
+                        </pic:nvPicPr>
+                        <pic:blipFill>
+                          <a:blip r:embed="rId18">
+                            <a:extLst>
+                              <a:ext uri="{28A0092B-C50C-407E-A947-70E740481C1C}">
+                                <a14:useLocalDpi xmlns:a14="http://schemas.microsoft.com/office/drawing/2010/main" val="0"/>
+                              </a:ext>
+                            </a:extLst>
+                          </a:blip>
+                          <a:srcRect/>
+                          <a:stretch>
+                            <a:fillRect/>
+                          </a:stretch>
+                        </pic:blipFill>
+                        <pic:spPr bwMode="auto">
+                          <a:xfrm>
+                            <a:off x="0" y="0"/>
+                            <a:ext cx="5759450" cy="2987040"/>
+                          </a:xfrm>
+                          <a:prstGeom prst="rect">
+                            <a:avLst/>
+                          </a:prstGeom>
+                          <a:noFill/>
+                          <a:ln>
+                            <a:noFill/>
+                          </a:ln>
+                        </pic:spPr>
+                      </pic:pic>
+                    </a:graphicData>
+                  </a:graphic>
+                </wp:inline>
+              </w:drawing>
             </w:r>
           </w:p>
         </w:tc>
@@ -14471,12 +15136,12 @@
       <w:pPr>
         <w:pStyle w:val="Titre3"/>
       </w:pPr>
-      <w:bookmarkStart w:id="28" w:name="_Toc192241010"/>
+      <w:bookmarkStart w:id="32" w:name="_Toc192669322"/>
       <w:r>
         <w:lastRenderedPageBreak/>
         <w:t>Manager des éléments à la liste de toutes les ressources</w:t>
       </w:r>
-      <w:bookmarkEnd w:id="28"/>
+      <w:bookmarkEnd w:id="32"/>
     </w:p>
     <w:p>
       <w:r>
@@ -14511,6 +15176,62 @@
           <w:p>
             <w:r>
               <w:t>En tant qu'utilisateur, je veux : Pouvoir ajouter/retirer des ressources (site web, application, fichier) à la liste qui contient toutes les ressources.</w:t>
+            </w:r>
+            <w:r>
+              <w:t xml:space="preserve"> </w:t>
+            </w:r>
+            <w:r>
+              <w:rPr>
+                <w:noProof/>
+              </w:rPr>
+              <w:drawing>
+                <wp:inline distT="0" distB="0" distL="0" distR="0" wp14:anchorId="7BD7FB00" wp14:editId="49A86E14">
+                  <wp:extent cx="5759450" cy="3465195"/>
+                  <wp:effectExtent l="0" t="0" r="0" b="0"/>
+                  <wp:docPr id="11" name="Image 11"/>
+                  <wp:cNvGraphicFramePr>
+                    <a:graphicFrameLocks xmlns:a="http://schemas.openxmlformats.org/drawingml/2006/main" noChangeAspect="1"/>
+                  </wp:cNvGraphicFramePr>
+                  <a:graphic xmlns:a="http://schemas.openxmlformats.org/drawingml/2006/main">
+                    <a:graphicData uri="http://schemas.openxmlformats.org/drawingml/2006/picture">
+                      <pic:pic xmlns:pic="http://schemas.openxmlformats.org/drawingml/2006/picture">
+                        <pic:nvPicPr>
+                          <pic:cNvPr id="0" name="Picture 8"/>
+                          <pic:cNvPicPr>
+                            <a:picLocks noChangeAspect="1" noChangeArrowheads="1"/>
+                          </pic:cNvPicPr>
+                        </pic:nvPicPr>
+                        <pic:blipFill>
+                          <a:blip r:embed="rId19">
+                            <a:extLst>
+                              <a:ext uri="{28A0092B-C50C-407E-A947-70E740481C1C}">
+                                <a14:useLocalDpi xmlns:a14="http://schemas.microsoft.com/office/drawing/2010/main" val="0"/>
+                              </a:ext>
+                            </a:extLst>
+                          </a:blip>
+                          <a:srcRect/>
+                          <a:stretch>
+                            <a:fillRect/>
+                          </a:stretch>
+                        </pic:blipFill>
+                        <pic:spPr bwMode="auto">
+                          <a:xfrm>
+                            <a:off x="0" y="0"/>
+                            <a:ext cx="5759450" cy="3465195"/>
+                          </a:xfrm>
+                          <a:prstGeom prst="rect">
+                            <a:avLst/>
+                          </a:prstGeom>
+                          <a:noFill/>
+                          <a:ln>
+                            <a:noFill/>
+                          </a:ln>
+                        </pic:spPr>
+                      </pic:pic>
+                    </a:graphicData>
+                  </a:graphic>
+                </wp:inline>
+              </w:drawing>
             </w:r>
           </w:p>
         </w:tc>
@@ -14611,11 +15332,11 @@
       <w:pPr>
         <w:pStyle w:val="Titre3"/>
       </w:pPr>
-      <w:bookmarkStart w:id="29" w:name="_Toc192241011"/>
+      <w:bookmarkStart w:id="33" w:name="_Toc192669323"/>
       <w:r>
         <w:t>Manager une sous liste de ressource bannies</w:t>
       </w:r>
-      <w:bookmarkEnd w:id="29"/>
+      <w:bookmarkEnd w:id="33"/>
     </w:p>
     <w:p>
       <w:r>
@@ -14657,6 +15378,63 @@
             <w:r>
               <w:t>En tant qu'utilisateur, je veux : Pouvoir créer une sous liste en sélectionnant certaines ressources bannies. Pouvoir ajouter et retirer des ressources d'une sous liste.</w:t>
             </w:r>
+            <w:r>
+              <w:t xml:space="preserve"> </w:t>
+            </w:r>
+            <w:r>
+              <w:rPr>
+                <w:noProof/>
+              </w:rPr>
+              <w:lastRenderedPageBreak/>
+              <w:drawing>
+                <wp:inline distT="0" distB="0" distL="0" distR="0" wp14:anchorId="08A536CA" wp14:editId="360B2BAF">
+                  <wp:extent cx="5759450" cy="3465195"/>
+                  <wp:effectExtent l="0" t="0" r="0" b="0"/>
+                  <wp:docPr id="12" name="Image 12"/>
+                  <wp:cNvGraphicFramePr>
+                    <a:graphicFrameLocks xmlns:a="http://schemas.openxmlformats.org/drawingml/2006/main" noChangeAspect="1"/>
+                  </wp:cNvGraphicFramePr>
+                  <a:graphic xmlns:a="http://schemas.openxmlformats.org/drawingml/2006/main">
+                    <a:graphicData uri="http://schemas.openxmlformats.org/drawingml/2006/picture">
+                      <pic:pic xmlns:pic="http://schemas.openxmlformats.org/drawingml/2006/picture">
+                        <pic:nvPicPr>
+                          <pic:cNvPr id="0" name="Picture 10"/>
+                          <pic:cNvPicPr>
+                            <a:picLocks noChangeAspect="1" noChangeArrowheads="1"/>
+                          </pic:cNvPicPr>
+                        </pic:nvPicPr>
+                        <pic:blipFill>
+                          <a:blip r:embed="rId19">
+                            <a:extLst>
+                              <a:ext uri="{28A0092B-C50C-407E-A947-70E740481C1C}">
+                                <a14:useLocalDpi xmlns:a14="http://schemas.microsoft.com/office/drawing/2010/main" val="0"/>
+                              </a:ext>
+                            </a:extLst>
+                          </a:blip>
+                          <a:srcRect/>
+                          <a:stretch>
+                            <a:fillRect/>
+                          </a:stretch>
+                        </pic:blipFill>
+                        <pic:spPr bwMode="auto">
+                          <a:xfrm>
+                            <a:off x="0" y="0"/>
+                            <a:ext cx="5759450" cy="3465195"/>
+                          </a:xfrm>
+                          <a:prstGeom prst="rect">
+                            <a:avLst/>
+                          </a:prstGeom>
+                          <a:noFill/>
+                          <a:ln>
+                            <a:noFill/>
+                          </a:ln>
+                        </pic:spPr>
+                      </pic:pic>
+                    </a:graphicData>
+                  </a:graphic>
+                </wp:inline>
+              </w:drawing>
+            </w:r>
           </w:p>
         </w:tc>
       </w:tr>
@@ -14670,6 +15448,7 @@
               <w:jc w:val="center"/>
             </w:pPr>
             <w:r>
+              <w:lastRenderedPageBreak/>
               <w:t xml:space="preserve">Tests d’acceptance : </w:t>
             </w:r>
           </w:p>
@@ -14756,11 +15535,11 @@
       <w:pPr>
         <w:pStyle w:val="Titre3"/>
       </w:pPr>
-      <w:bookmarkStart w:id="30" w:name="_Toc192241012"/>
+      <w:bookmarkStart w:id="34" w:name="_Toc192669324"/>
       <w:r>
         <w:t>Popup quand un dépassement est détecté (prof)</w:t>
       </w:r>
-      <w:bookmarkEnd w:id="30"/>
+      <w:bookmarkEnd w:id="34"/>
     </w:p>
     <w:p>
       <w:r>
@@ -14802,6 +15581,63 @@
             <w:r>
               <w:t>En tant qu'utilisateur, je veux : Pouvoir recevoir un popup quand un dépassement est détecté sur un des postes monitorés et quel est la ressource interdite. Le popup peut être désactivé depuis le client.</w:t>
             </w:r>
+            <w:r>
+              <w:t xml:space="preserve"> </w:t>
+            </w:r>
+            <w:r>
+              <w:rPr>
+                <w:noProof/>
+              </w:rPr>
+              <w:lastRenderedPageBreak/>
+              <w:drawing>
+                <wp:inline distT="0" distB="0" distL="0" distR="0" wp14:anchorId="68DD6F62" wp14:editId="70BC47A6">
+                  <wp:extent cx="5759450" cy="3238500"/>
+                  <wp:effectExtent l="0" t="0" r="0" b="0"/>
+                  <wp:docPr id="13" name="Image 13"/>
+                  <wp:cNvGraphicFramePr>
+                    <a:graphicFrameLocks xmlns:a="http://schemas.openxmlformats.org/drawingml/2006/main" noChangeAspect="1"/>
+                  </wp:cNvGraphicFramePr>
+                  <a:graphic xmlns:a="http://schemas.openxmlformats.org/drawingml/2006/main">
+                    <a:graphicData uri="http://schemas.openxmlformats.org/drawingml/2006/picture">
+                      <pic:pic xmlns:pic="http://schemas.openxmlformats.org/drawingml/2006/picture">
+                        <pic:nvPicPr>
+                          <pic:cNvPr id="0" name="Picture 12"/>
+                          <pic:cNvPicPr>
+                            <a:picLocks noChangeAspect="1" noChangeArrowheads="1"/>
+                          </pic:cNvPicPr>
+                        </pic:nvPicPr>
+                        <pic:blipFill>
+                          <a:blip r:embed="rId20" cstate="print">
+                            <a:extLst>
+                              <a:ext uri="{28A0092B-C50C-407E-A947-70E740481C1C}">
+                                <a14:useLocalDpi xmlns:a14="http://schemas.microsoft.com/office/drawing/2010/main" val="0"/>
+                              </a:ext>
+                            </a:extLst>
+                          </a:blip>
+                          <a:srcRect/>
+                          <a:stretch>
+                            <a:fillRect/>
+                          </a:stretch>
+                        </pic:blipFill>
+                        <pic:spPr bwMode="auto">
+                          <a:xfrm>
+                            <a:off x="0" y="0"/>
+                            <a:ext cx="5759450" cy="3238500"/>
+                          </a:xfrm>
+                          <a:prstGeom prst="rect">
+                            <a:avLst/>
+                          </a:prstGeom>
+                          <a:noFill/>
+                          <a:ln>
+                            <a:noFill/>
+                          </a:ln>
+                        </pic:spPr>
+                      </pic:pic>
+                    </a:graphicData>
+                  </a:graphic>
+                </wp:inline>
+              </w:drawing>
+            </w:r>
           </w:p>
         </w:tc>
       </w:tr>
@@ -14815,6 +15651,7 @@
               <w:jc w:val="center"/>
             </w:pPr>
             <w:r>
+              <w:lastRenderedPageBreak/>
               <w:t xml:space="preserve">Tests d’acceptance : </w:t>
             </w:r>
           </w:p>
@@ -14882,12 +15719,12 @@
       <w:pPr>
         <w:pStyle w:val="Titre3"/>
       </w:pPr>
-      <w:bookmarkStart w:id="31" w:name="_Toc192241013"/>
+      <w:bookmarkStart w:id="35" w:name="_Toc192669325"/>
       <w:r>
         <w:lastRenderedPageBreak/>
         <w:t>Afficher le Pc en rouge si un dépassement est découvert dessus</w:t>
       </w:r>
-      <w:bookmarkEnd w:id="31"/>
+      <w:bookmarkEnd w:id="35"/>
     </w:p>
     <w:p>
       <w:r>
@@ -14928,6 +15765,62 @@
           <w:p>
             <w:r>
               <w:t>En tant qu'utilisateur, je veux : Que quand un dépassement est détecté sur un post, il soit en rouge dans la console et que je puisse cliquer dessus pour avoir un détail de l'infraction.</w:t>
+            </w:r>
+            <w:r>
+              <w:t xml:space="preserve"> </w:t>
+            </w:r>
+            <w:r>
+              <w:rPr>
+                <w:noProof/>
+              </w:rPr>
+              <w:drawing>
+                <wp:inline distT="0" distB="0" distL="0" distR="0" wp14:anchorId="60AEAAFC" wp14:editId="5F425BEE">
+                  <wp:extent cx="5759450" cy="2987040"/>
+                  <wp:effectExtent l="0" t="0" r="0" b="0"/>
+                  <wp:docPr id="14" name="Image 14"/>
+                  <wp:cNvGraphicFramePr>
+                    <a:graphicFrameLocks xmlns:a="http://schemas.openxmlformats.org/drawingml/2006/main" noChangeAspect="1"/>
+                  </wp:cNvGraphicFramePr>
+                  <a:graphic xmlns:a="http://schemas.openxmlformats.org/drawingml/2006/main">
+                    <a:graphicData uri="http://schemas.openxmlformats.org/drawingml/2006/picture">
+                      <pic:pic xmlns:pic="http://schemas.openxmlformats.org/drawingml/2006/picture">
+                        <pic:nvPicPr>
+                          <pic:cNvPr id="0" name="Picture 14"/>
+                          <pic:cNvPicPr>
+                            <a:picLocks noChangeAspect="1" noChangeArrowheads="1"/>
+                          </pic:cNvPicPr>
+                        </pic:nvPicPr>
+                        <pic:blipFill>
+                          <a:blip r:embed="rId21">
+                            <a:extLst>
+                              <a:ext uri="{28A0092B-C50C-407E-A947-70E740481C1C}">
+                                <a14:useLocalDpi xmlns:a14="http://schemas.microsoft.com/office/drawing/2010/main" val="0"/>
+                              </a:ext>
+                            </a:extLst>
+                          </a:blip>
+                          <a:srcRect/>
+                          <a:stretch>
+                            <a:fillRect/>
+                          </a:stretch>
+                        </pic:blipFill>
+                        <pic:spPr bwMode="auto">
+                          <a:xfrm>
+                            <a:off x="0" y="0"/>
+                            <a:ext cx="5759450" cy="2987040"/>
+                          </a:xfrm>
+                          <a:prstGeom prst="rect">
+                            <a:avLst/>
+                          </a:prstGeom>
+                          <a:noFill/>
+                          <a:ln>
+                            <a:noFill/>
+                          </a:ln>
+                        </pic:spPr>
+                      </pic:pic>
+                    </a:graphicData>
+                  </a:graphic>
+                </wp:inline>
+              </w:drawing>
             </w:r>
           </w:p>
         </w:tc>
@@ -15004,11 +15897,11 @@
       <w:pPr>
         <w:pStyle w:val="Titre3"/>
       </w:pPr>
-      <w:bookmarkStart w:id="32" w:name="_Toc192241014"/>
+      <w:bookmarkStart w:id="36" w:name="_Toc192669326"/>
       <w:r>
         <w:t>Popup quand un dépassement est détecté (élève)</w:t>
       </w:r>
-      <w:bookmarkEnd w:id="32"/>
+      <w:bookmarkEnd w:id="36"/>
     </w:p>
     <w:p>
       <w:r>
@@ -15050,6 +15943,63 @@
             <w:r>
               <w:t>En tant qu'utilisateur, je veux : Pouvoir recevoir un popup quand un dépassement est détecté sur mon post et quel est la ressource interdite. Le popup peut être désactivé depuis le client (post prof).</w:t>
             </w:r>
+            <w:r>
+              <w:t xml:space="preserve"> </w:t>
+            </w:r>
+            <w:r>
+              <w:rPr>
+                <w:noProof/>
+              </w:rPr>
+              <w:lastRenderedPageBreak/>
+              <w:drawing>
+                <wp:inline distT="0" distB="0" distL="0" distR="0" wp14:anchorId="2F770A58" wp14:editId="3DC91EA7">
+                  <wp:extent cx="5759450" cy="3238500"/>
+                  <wp:effectExtent l="0" t="0" r="0" b="0"/>
+                  <wp:docPr id="15" name="Image 15"/>
+                  <wp:cNvGraphicFramePr>
+                    <a:graphicFrameLocks xmlns:a="http://schemas.openxmlformats.org/drawingml/2006/main" noChangeAspect="1"/>
+                  </wp:cNvGraphicFramePr>
+                  <a:graphic xmlns:a="http://schemas.openxmlformats.org/drawingml/2006/main">
+                    <a:graphicData uri="http://schemas.openxmlformats.org/drawingml/2006/picture">
+                      <pic:pic xmlns:pic="http://schemas.openxmlformats.org/drawingml/2006/picture">
+                        <pic:nvPicPr>
+                          <pic:cNvPr id="0" name="Picture 16"/>
+                          <pic:cNvPicPr>
+                            <a:picLocks noChangeAspect="1" noChangeArrowheads="1"/>
+                          </pic:cNvPicPr>
+                        </pic:nvPicPr>
+                        <pic:blipFill>
+                          <a:blip r:embed="rId22" cstate="print">
+                            <a:extLst>
+                              <a:ext uri="{28A0092B-C50C-407E-A947-70E740481C1C}">
+                                <a14:useLocalDpi xmlns:a14="http://schemas.microsoft.com/office/drawing/2010/main" val="0"/>
+                              </a:ext>
+                            </a:extLst>
+                          </a:blip>
+                          <a:srcRect/>
+                          <a:stretch>
+                            <a:fillRect/>
+                          </a:stretch>
+                        </pic:blipFill>
+                        <pic:spPr bwMode="auto">
+                          <a:xfrm>
+                            <a:off x="0" y="0"/>
+                            <a:ext cx="5759450" cy="3238500"/>
+                          </a:xfrm>
+                          <a:prstGeom prst="rect">
+                            <a:avLst/>
+                          </a:prstGeom>
+                          <a:noFill/>
+                          <a:ln>
+                            <a:noFill/>
+                          </a:ln>
+                        </pic:spPr>
+                      </pic:pic>
+                    </a:graphicData>
+                  </a:graphic>
+                </wp:inline>
+              </w:drawing>
+            </w:r>
           </w:p>
         </w:tc>
       </w:tr>
@@ -15063,6 +16013,7 @@
               <w:jc w:val="center"/>
             </w:pPr>
             <w:r>
+              <w:lastRenderedPageBreak/>
               <w:t xml:space="preserve">Tests d’acceptance : </w:t>
             </w:r>
           </w:p>
@@ -15135,7 +16086,7 @@
           <w:iCs/>
         </w:rPr>
       </w:pPr>
-      <w:bookmarkStart w:id="33" w:name="_Toc192241015"/>
+      <w:bookmarkStart w:id="37" w:name="_Toc192669327"/>
       <w:r>
         <w:rPr>
           <w:i w:val="0"/>
@@ -15143,8 +16094,8 @@
         </w:rPr>
         <w:t>Stratégie de test</w:t>
       </w:r>
-      <w:bookmarkEnd w:id="24"/>
-      <w:bookmarkEnd w:id="33"/>
+      <w:bookmarkEnd w:id="27"/>
+      <w:bookmarkEnd w:id="37"/>
     </w:p>
     <w:p/>
     <w:p/>
@@ -15341,13 +16292,14 @@
           <w:rFonts w:cs="Arial"/>
         </w:rPr>
       </w:pPr>
-      <w:bookmarkStart w:id="34" w:name="_Toc25553310"/>
-      <w:bookmarkStart w:id="35" w:name="_Toc71691015"/>
-      <w:bookmarkStart w:id="36" w:name="_Toc192241016"/>
+      <w:bookmarkStart w:id="38" w:name="_Toc25553310"/>
+      <w:bookmarkStart w:id="39" w:name="_Toc71691015"/>
+      <w:bookmarkStart w:id="40" w:name="_Toc192669328"/>
       <w:r>
         <w:rPr>
           <w:rFonts w:cs="Arial"/>
         </w:rPr>
+        <w:lastRenderedPageBreak/>
         <w:t>R</w:t>
       </w:r>
       <w:r>
@@ -15356,9 +16308,9 @@
         </w:rPr>
         <w:t>isques techniques</w:t>
       </w:r>
-      <w:bookmarkEnd w:id="34"/>
-      <w:bookmarkEnd w:id="35"/>
-      <w:bookmarkEnd w:id="36"/>
+      <w:bookmarkEnd w:id="38"/>
+      <w:bookmarkEnd w:id="39"/>
+      <w:bookmarkEnd w:id="40"/>
     </w:p>
     <w:p/>
     <w:p>
@@ -15370,7 +16322,6 @@
         </w:rPr>
       </w:pPr>
       <w:r>
-        <w:lastRenderedPageBreak/>
         <w:t xml:space="preserve">Avoir </w:t>
       </w:r>
       <w:r>
@@ -15411,18 +16362,18 @@
           <w:tab w:val="num" w:pos="360"/>
         </w:tabs>
       </w:pPr>
-      <w:bookmarkStart w:id="37" w:name="_Toc71703259"/>
-      <w:bookmarkStart w:id="38" w:name="_Toc192241017"/>
+      <w:bookmarkStart w:id="41" w:name="_Toc71703259"/>
+      <w:bookmarkStart w:id="42" w:name="_Toc192669329"/>
       <w:r>
         <w:t>R</w:t>
       </w:r>
-      <w:bookmarkEnd w:id="37"/>
+      <w:bookmarkEnd w:id="41"/>
       <w:r>
         <w:t>éalisation</w:t>
       </w:r>
-      <w:bookmarkStart w:id="39" w:name="_Toc25553317"/>
-      <w:bookmarkStart w:id="40" w:name="_Toc71691022"/>
-      <w:bookmarkEnd w:id="38"/>
+      <w:bookmarkStart w:id="43" w:name="_Toc25553317"/>
+      <w:bookmarkStart w:id="44" w:name="_Toc71691022"/>
+      <w:bookmarkEnd w:id="42"/>
     </w:p>
     <w:p>
       <w:pPr>
@@ -15431,12 +16382,14 @@
           <w:color w:val="000000" w:themeColor="text1"/>
         </w:rPr>
       </w:pPr>
+      <w:bookmarkStart w:id="45" w:name="_Toc192669330"/>
       <w:r>
         <w:rPr>
           <w:color w:val="000000" w:themeColor="text1"/>
         </w:rPr>
         <w:t>Détection d'infractions liées à l'accès à un site web interdit</w:t>
       </w:r>
+      <w:bookmarkEnd w:id="45"/>
       <w:r>
         <w:rPr>
           <w:color w:val="000000" w:themeColor="text1"/>
@@ -15478,7 +16431,7 @@
           <w:u w:val="single"/>
         </w:rPr>
       </w:pPr>
-      <w:bookmarkStart w:id="41" w:name="_Hlk192490010"/>
+      <w:bookmarkStart w:id="46" w:name="_Hlk192490010"/>
       <w:r>
         <w:rPr>
           <w:u w:val="single"/>
@@ -15492,7 +16445,7 @@
         <w:t> :</w:t>
       </w:r>
     </w:p>
-    <w:bookmarkEnd w:id="41"/>
+    <w:bookmarkEnd w:id="46"/>
     <w:p>
       <w:pPr>
         <w:ind w:left="708"/>
@@ -15516,12 +16469,14 @@
           <w:color w:val="000000" w:themeColor="text1"/>
         </w:rPr>
       </w:pPr>
+      <w:bookmarkStart w:id="47" w:name="_Toc192669331"/>
       <w:r>
         <w:rPr>
           <w:color w:val="000000" w:themeColor="text1"/>
         </w:rPr>
         <w:t>Architecture gRPC</w:t>
       </w:r>
+      <w:bookmarkEnd w:id="47"/>
     </w:p>
     <w:p>
       <w:pPr>
@@ -15558,102 +16513,97 @@
           <w:bCs/>
           <w:color w:val="000000" w:themeColor="text1"/>
         </w:rPr>
-        <w:t>a priori</w:t>
+        <w:t xml:space="preserve">a priori </w:t>
       </w:r>
       <w:r>
         <w:rPr>
           <w:bCs/>
           <w:color w:val="000000" w:themeColor="text1"/>
         </w:rPr>
-        <w:t xml:space="preserve"> </w:t>
+        <w:t>un portable)</w:t>
       </w:r>
       <w:r>
         <w:rPr>
           <w:bCs/>
           <w:color w:val="000000" w:themeColor="text1"/>
         </w:rPr>
-        <w:t>un portable)</w:t>
-      </w:r>
-      <w:r>
+        <w:t xml:space="preserve"> est le client.</w:t>
+      </w:r>
+    </w:p>
+    <w:p>
+      <w:pPr>
+        <w:ind w:left="708"/>
+        <w:rPr>
+          <w:u w:val="single"/>
+        </w:rPr>
+      </w:pPr>
+      <w:r>
+        <w:rPr>
+          <w:u w:val="single"/>
+        </w:rPr>
+        <w:t>Pourquoi ?</w:t>
+      </w:r>
+      <w:r>
+        <w:rPr>
+          <w:u w:val="single"/>
+        </w:rPr>
+        <w:t> :</w:t>
+      </w:r>
+    </w:p>
+    <w:p>
+      <w:pPr>
+        <w:ind w:left="708"/>
         <w:rPr>
           <w:bCs/>
           <w:color w:val="000000" w:themeColor="text1"/>
         </w:rPr>
-        <w:t xml:space="preserve"> est le client.</w:t>
-      </w:r>
-    </w:p>
-    <w:p>
-      <w:pPr>
-        <w:ind w:left="708"/>
-        <w:rPr>
-          <w:u w:val="single"/>
-        </w:rPr>
-      </w:pPr>
-      <w:r>
-        <w:rPr>
-          <w:u w:val="single"/>
-        </w:rPr>
-        <w:t>Pourquoi ?</w:t>
-      </w:r>
-      <w:r>
-        <w:rPr>
-          <w:u w:val="single"/>
-        </w:rPr>
-        <w:t> :</w:t>
-      </w:r>
-    </w:p>
-    <w:p>
-      <w:pPr>
-        <w:ind w:left="708"/>
+      </w:pPr>
+      <w:r>
         <w:rPr>
           <w:bCs/>
           <w:color w:val="000000" w:themeColor="text1"/>
         </w:rPr>
-      </w:pPr>
+        <w:t>Les pcs des élèves ont un service ShadowScan qui tourne non-stop comme ça il n’y a pas d’interaction à faire pour l’élève. Le prof peut arriver et commencer le scan quand il le veut donc il faut que les postes élèves « Listen » au potentiel appel d’un pc de prof</w:t>
+      </w:r>
       <w:r>
         <w:rPr>
           <w:bCs/>
           <w:color w:val="000000" w:themeColor="text1"/>
         </w:rPr>
-        <w:t>Les pcs des élèves ont un service ShadowScan qui tourne non-stop comme ça il n’y a pas d’interaction à faire pour l’élève. Le prof peut arriver et commencer le scan quand il le veut donc il faut que les postes élèves « Listen » au potentiel appel d’un pc de prof</w:t>
+        <w:t xml:space="preserve"> qui peut arriver</w:t>
       </w:r>
       <w:r>
         <w:rPr>
           <w:bCs/>
           <w:color w:val="000000" w:themeColor="text1"/>
         </w:rPr>
-        <w:t xml:space="preserve"> qui peut arriver</w:t>
-      </w:r>
-      <w:r>
+        <w:t xml:space="preserve"> à tout moment.</w:t>
+      </w:r>
+    </w:p>
+    <w:p>
+      <w:pPr>
+        <w:ind w:left="708"/>
         <w:rPr>
           <w:bCs/>
           <w:color w:val="000000" w:themeColor="text1"/>
         </w:rPr>
-        <w:t xml:space="preserve"> à tout moment.</w:t>
-      </w:r>
-    </w:p>
-    <w:p>
-      <w:pPr>
-        <w:ind w:left="708"/>
-        <w:rPr>
-          <w:bCs/>
+      </w:pPr>
+    </w:p>
+    <w:p>
+      <w:pPr>
+        <w:pStyle w:val="Titre3"/>
+        <w:rPr>
           <w:color w:val="000000" w:themeColor="text1"/>
         </w:rPr>
       </w:pPr>
-    </w:p>
-    <w:p>
-      <w:pPr>
-        <w:pStyle w:val="Titre3"/>
+      <w:bookmarkStart w:id="48" w:name="_Toc192669332"/>
+      <w:r>
         <w:rPr>
           <w:color w:val="000000" w:themeColor="text1"/>
         </w:rPr>
-      </w:pPr>
-      <w:r>
-        <w:rPr>
-          <w:color w:val="000000" w:themeColor="text1"/>
-        </w:rPr>
         <w:t>Détection des postes d'une salle</w:t>
       </w:r>
+      <w:bookmarkEnd w:id="48"/>
     </w:p>
     <w:p/>
     <w:p>
@@ -15697,7 +16647,7 @@
           <w:iCs/>
         </w:rPr>
       </w:pPr>
-      <w:bookmarkStart w:id="42" w:name="_Toc192241022"/>
+      <w:bookmarkStart w:id="49" w:name="_Toc192669333"/>
       <w:r>
         <w:rPr>
           <w:i w:val="0"/>
@@ -15705,17 +16655,17 @@
         </w:rPr>
         <w:t>Déroulement</w:t>
       </w:r>
-      <w:bookmarkEnd w:id="42"/>
+      <w:bookmarkEnd w:id="49"/>
     </w:p>
     <w:p>
       <w:pPr>
         <w:pStyle w:val="Titre3"/>
       </w:pPr>
-      <w:bookmarkStart w:id="43" w:name="_Toc192241023"/>
+      <w:bookmarkStart w:id="50" w:name="_Toc192669334"/>
       <w:r>
         <w:t>Sprints</w:t>
       </w:r>
-      <w:bookmarkEnd w:id="43"/>
+      <w:bookmarkEnd w:id="50"/>
     </w:p>
     <w:p/>
     <w:p>
@@ -15791,6 +16741,7 @@
         <w:ind w:left="708"/>
       </w:pPr>
       <w:r>
+        <w:lastRenderedPageBreak/>
         <w:t xml:space="preserve">J’ai </w:t>
       </w:r>
       <w:r>
@@ -15810,7 +16761,6 @@
         <w:ind w:left="708"/>
       </w:pPr>
       <w:r>
-        <w:lastRenderedPageBreak/>
         <w:t>J’ai eu pas mal de problèmes avec les droits admin</w:t>
       </w:r>
       <w:r>
@@ -16182,6 +17132,7 @@
         <w:ind w:left="708"/>
       </w:pPr>
       <w:r>
+        <w:lastRenderedPageBreak/>
         <w:t>J’ai eu plusieurs problèmes avec gRPC, principalement avec la compilation des fichiers .proto.</w:t>
       </w:r>
     </w:p>
@@ -16208,11 +17159,11 @@
       <w:pPr>
         <w:pStyle w:val="Titre3"/>
       </w:pPr>
-      <w:bookmarkStart w:id="44" w:name="_Toc192241024"/>
+      <w:bookmarkStart w:id="51" w:name="_Toc192669335"/>
       <w:r>
         <w:t>Stories</w:t>
       </w:r>
-      <w:bookmarkEnd w:id="44"/>
+      <w:bookmarkEnd w:id="51"/>
     </w:p>
     <w:p/>
     <w:p>
@@ -16360,7 +17311,10 @@
         <w:ind w:left="708"/>
       </w:pPr>
       <w:r>
-        <w:t>suppression d’éléments dans la liste principale sans en parler au Product Owner ce qui n’a pas validé cette storie dans le sprit 2 mais j’ai corrigé le tir pour la finir durant le sprint 3.</w:t>
+        <w:t>Suppression</w:t>
+      </w:r>
+      <w:r>
+        <w:t xml:space="preserve"> d’éléments dans la liste principale sans en parler au Product Owner ce qui n’a pas validé cette storie dans le sprit 2 mais j’ai corrigé le tir pour la finir durant le sprint 3.</w:t>
       </w:r>
     </w:p>
     <w:p/>
@@ -16401,6 +17355,30 @@
       <w:r>
         <w:t xml:space="preserve"> Une notification d’un même site n’est pas envoy</w:t>
       </w:r>
+      <w:r>
+        <w:t xml:space="preserve">ée à chaque dépassement. Après un dépassement sur un certain site, durant 10 secondes, les dépassements sur ce site ne sont pas </w:t>
+      </w:r>
+      <w:r>
+        <w:t>comptés</w:t>
+      </w:r>
+      <w:r>
+        <w:t xml:space="preserve">. </w:t>
+      </w:r>
+      <w:r>
+        <w:t>Pour éviter l’élève et le prof (</w:t>
+      </w:r>
+      <w:r>
+        <w:t>s’ils</w:t>
+      </w:r>
+      <w:r>
+        <w:t xml:space="preserve"> ont les notifications actives) de se faire bombarder de notifications</w:t>
+      </w:r>
+      <w:r>
+        <w:t xml:space="preserve"> car dans certains cas comme Edge, à chaque requête il effectue une résolution </w:t>
+      </w:r>
+      <w:r>
+        <w:t>DNS.</w:t>
+      </w:r>
     </w:p>
     <w:p>
       <w:pPr>
@@ -16424,10 +17402,49 @@
     </w:p>
     <w:p>
       <w:pPr>
-        <w:ind w:left="284"/>
         <w:rPr>
           <w:u w:val="single"/>
         </w:rPr>
+      </w:pPr>
+    </w:p>
+    <w:p>
+      <w:pPr>
+        <w:ind w:left="576"/>
+      </w:pPr>
+      <w:r>
+        <w:t>Pouvoir</w:t>
+      </w:r>
+      <w:r>
+        <w:t xml:space="preserve"> gérer les ressources de la liste contenant toutes les ressources</w:t>
+      </w:r>
+      <w:r>
+        <w:t>.</w:t>
+      </w:r>
+      <w:r>
+        <w:t xml:space="preserve"> </w:t>
+      </w:r>
+      <w:r>
+        <w:t xml:space="preserve">Il est possible de rajouter des éléments </w:t>
+      </w:r>
+      <w:r>
+        <w:t>à la liste</w:t>
+      </w:r>
+      <w:r>
+        <w:t xml:space="preserve"> en introduisant le </w:t>
+      </w:r>
+      <w:r>
+        <w:t>adresse/chemin/</w:t>
+      </w:r>
+      <w:r>
+        <w:t>nom du fichier et son type via une liste déroulante</w:t>
+      </w:r>
+      <w:r>
+        <w:t>.</w:t>
+      </w:r>
+    </w:p>
+    <w:p>
+      <w:pPr>
+        <w:ind w:left="705"/>
       </w:pPr>
     </w:p>
     <w:p>
@@ -16436,324 +17453,988 @@
         <w:rPr>
           <w:i w:val="0"/>
           <w:iCs/>
-          <w:strike/>
-        </w:rPr>
-      </w:pPr>
-      <w:bookmarkStart w:id="45" w:name="_Toc192241025"/>
+        </w:rPr>
+      </w:pPr>
+      <w:bookmarkStart w:id="52" w:name="_Toc25553321"/>
+      <w:bookmarkStart w:id="53" w:name="_Toc71691025"/>
+      <w:bookmarkStart w:id="54" w:name="_Toc192669337"/>
+      <w:bookmarkEnd w:id="43"/>
+      <w:bookmarkEnd w:id="44"/>
       <w:r>
         <w:rPr>
           <w:i w:val="0"/>
           <w:iCs/>
-          <w:strike/>
-        </w:rPr>
-        <w:t>Dossier de réalisation</w:t>
-      </w:r>
-      <w:bookmarkStart w:id="46" w:name="_Toc25553318"/>
-      <w:bookmarkEnd w:id="39"/>
-      <w:bookmarkEnd w:id="40"/>
-      <w:bookmarkEnd w:id="45"/>
-      <w:r>
+        </w:rPr>
+        <w:t>Mise en place de l’environnement de travail</w:t>
+      </w:r>
+      <w:bookmarkEnd w:id="54"/>
+    </w:p>
+    <w:p/>
+    <w:p>
+      <w:pPr>
+        <w:ind w:firstLine="576"/>
+        <w:rPr>
+          <w:u w:val="single"/>
+        </w:rPr>
+      </w:pPr>
+      <w:r>
+        <w:rPr>
+          <w:u w:val="single"/>
+        </w:rPr>
+        <w:t>Version des logiciels :</w:t>
+      </w:r>
+    </w:p>
+    <w:p>
+      <w:pPr>
+        <w:pStyle w:val="Paragraphedeliste"/>
+        <w:numPr>
+          <w:ilvl w:val="1"/>
+          <w:numId w:val="19"/>
+        </w:numPr>
+      </w:pPr>
+      <w:r>
+        <w:t xml:space="preserve">Windows </w:t>
+      </w:r>
+      <w:r>
+        <w:t>22H2</w:t>
+      </w:r>
+      <w:r>
+        <w:t xml:space="preserve"> ou plus</w:t>
+      </w:r>
+    </w:p>
+    <w:p>
+      <w:pPr>
+        <w:pStyle w:val="Paragraphedeliste"/>
+        <w:numPr>
+          <w:ilvl w:val="1"/>
+          <w:numId w:val="19"/>
+        </w:numPr>
+      </w:pPr>
+      <w:r>
+        <w:t>.Net 8.0</w:t>
+      </w:r>
+    </w:p>
+    <w:p>
+      <w:pPr>
+        <w:pStyle w:val="Paragraphedeliste"/>
+        <w:ind w:left="1440"/>
+      </w:pPr>
+    </w:p>
+    <w:p>
+      <w:pPr>
+        <w:ind w:left="567"/>
+        <w:rPr>
+          <w:u w:val="single"/>
+        </w:rPr>
+      </w:pPr>
+      <w:r>
+        <w:rPr>
+          <w:u w:val="single"/>
+        </w:rPr>
+        <w:lastRenderedPageBreak/>
+        <w:t>Fichiers :</w:t>
+      </w:r>
+    </w:p>
+    <w:p>
+      <w:pPr>
+        <w:pStyle w:val="Paragraphedeliste"/>
+        <w:numPr>
+          <w:ilvl w:val="1"/>
+          <w:numId w:val="19"/>
+        </w:numPr>
+      </w:pPr>
+      <w:r>
+        <w:t>RessourcesConfig.json</w:t>
+      </w:r>
+    </w:p>
+    <w:p>
+      <w:pPr>
+        <w:ind w:left="2124"/>
+      </w:pPr>
+      <w:r>
+        <w:t>Fichier du coté prof, il sert à enregistrer la liste principale des ressources bannies</w:t>
+      </w:r>
+      <w:r>
+        <w:t xml:space="preserve">, il est dans le même </w:t>
+      </w:r>
+      <w:r>
+        <w:t xml:space="preserve">directory </w:t>
+      </w:r>
+      <w:r>
+        <w:t>que l’exécutable.</w:t>
+      </w:r>
+    </w:p>
+    <w:p>
+      <w:pPr>
+        <w:pStyle w:val="Paragraphedeliste"/>
+        <w:numPr>
+          <w:ilvl w:val="1"/>
+          <w:numId w:val="19"/>
+        </w:numPr>
+      </w:pPr>
+      <w:r>
+        <w:t>RessourcesConfig_SubList.json</w:t>
+      </w:r>
+    </w:p>
+    <w:p>
+      <w:pPr>
+        <w:ind w:left="2124"/>
+      </w:pPr>
+      <w:r>
+        <w:t>Fichier du coté prof, il sert à enregistrer les liste</w:t>
+      </w:r>
+      <w:r>
+        <w:t>s</w:t>
+      </w:r>
+      <w:r>
+        <w:t xml:space="preserve"> secondaires des ressources bannies</w:t>
+      </w:r>
+      <w:r>
+        <w:t xml:space="preserve">, il est dans le même </w:t>
+      </w:r>
+      <w:r>
+        <w:t>directory</w:t>
+      </w:r>
+      <w:r>
+        <w:t xml:space="preserve"> que l’exécutable.</w:t>
+      </w:r>
+    </w:p>
+    <w:p/>
+    <w:p>
+      <w:pPr>
+        <w:rPr>
+          <w:u w:val="single"/>
+        </w:rPr>
+      </w:pPr>
+      <w:r>
+        <w:tab/>
+      </w:r>
+      <w:r>
+        <w:rPr>
+          <w:u w:val="single"/>
+        </w:rPr>
+        <w:t>Machines :</w:t>
+      </w:r>
+    </w:p>
+    <w:p>
+      <w:pPr>
+        <w:ind w:left="1416"/>
+      </w:pPr>
+      <w:r>
+        <w:t xml:space="preserve">Le développement se passe sur deux laptops similaires, ils ont les deux les même versions des logiciels (voir </w:t>
+      </w:r>
+      <w:r>
+        <w:rPr>
+          <w:u w:val="single"/>
+        </w:rPr>
+        <w:t>Version des logiciels</w:t>
+      </w:r>
+      <w:r>
+        <w:t>)</w:t>
+      </w:r>
+      <w:r>
+        <w:t xml:space="preserve">, </w:t>
+      </w:r>
+    </w:p>
+    <w:p>
+      <w:pPr>
+        <w:ind w:left="1416"/>
+      </w:pPr>
+      <w:r>
+        <w:t>Le port 55052 est ouvert.</w:t>
+      </w:r>
+    </w:p>
+    <w:p>
+      <w:pPr>
+        <w:ind w:left="1416"/>
+      </w:pPr>
+      <w:r>
+        <w:t>Tout est effectué sur un compte local nom</w:t>
+      </w:r>
+      <w:r>
+        <w:t>m</w:t>
+      </w:r>
+      <w:r>
+        <w:t>é ShadowScan qui est admin.</w:t>
+      </w:r>
+    </w:p>
+    <w:p/>
+    <w:p>
+      <w:pPr>
+        <w:rPr>
+          <w:u w:val="single"/>
+        </w:rPr>
+      </w:pPr>
+      <w:r>
+        <w:tab/>
+      </w:r>
+      <w:r>
+        <w:rPr>
+          <w:u w:val="single"/>
+        </w:rPr>
+        <w:t>Réseau :</w:t>
+      </w:r>
+    </w:p>
+    <w:p>
+      <w:pPr>
+        <w:pStyle w:val="Paragraphedeliste"/>
+        <w:ind w:left="1440"/>
+      </w:pPr>
+      <w:r>
+        <w:t>Les deux portables sont connectés au réseau bleu, il faut patcher les câbles dans l’armoire de brassage car ils ne le sont pas.</w:t>
+      </w:r>
+    </w:p>
+    <w:p>
+      <w:pPr>
+        <w:pStyle w:val="Paragraphedeliste"/>
+        <w:ind w:left="1440"/>
+      </w:pPr>
+      <w:r>
+        <w:t xml:space="preserve">Pour avoir une connexion internet sur ce réseau (ce qui est requis) il faut chaque jour entrer un token sur un portail captif qui s’ouvre automatiquement quand vous essayez de vous rendre sur un site web (pour moi ça ne </w:t>
+      </w:r>
+      <w:r>
+        <w:t>marchait</w:t>
+      </w:r>
+      <w:r>
+        <w:t xml:space="preserve"> pas bien avec brave, tout allait bien avec chrome </w:t>
+      </w:r>
+      <w:r>
+        <w:t>en revanche</w:t>
+      </w:r>
+      <w:r>
+        <w:t>)</w:t>
+      </w:r>
+      <w:r>
+        <w:t>.</w:t>
+      </w:r>
+    </w:p>
+    <w:p/>
+    <w:p>
+      <w:pPr>
+        <w:rPr>
+          <w:b/>
+          <w:bCs/>
+          <w:u w:val="single"/>
+        </w:rPr>
+      </w:pPr>
+      <w:r>
+        <w:tab/>
+      </w:r>
+      <w:r>
+        <w:rPr>
+          <w:b/>
+          <w:bCs/>
+          <w:u w:val="single"/>
+        </w:rPr>
+        <w:t>Setup coté élève</w:t>
+      </w:r>
+      <w:r>
+        <w:rPr>
+          <w:b/>
+          <w:bCs/>
+          <w:u w:val="single"/>
+        </w:rPr>
+        <w:t> :</w:t>
+      </w:r>
+    </w:p>
+    <w:p>
+      <w:pPr>
+        <w:ind w:left="1410"/>
+      </w:pPr>
+      <w:r>
+        <w:t xml:space="preserve">Il n’y a pas de setup supplémentaire de ce côté. </w:t>
+      </w:r>
+      <w:r>
+        <w:t>Il faut p</w:t>
+      </w:r>
+      <w:r>
+        <w:t xml:space="preserve">enser </w:t>
+      </w:r>
+      <w:r>
+        <w:t>à</w:t>
+      </w:r>
+      <w:r>
+        <w:t xml:space="preserve"> bien à toujours exécuter le code de cette partie en premier</w:t>
+      </w:r>
+      <w:r>
+        <w:t xml:space="preserve"> </w:t>
+      </w:r>
+      <w:r>
+        <w:t xml:space="preserve">et l’arrêter en dernier </w:t>
+      </w:r>
+      <w:r>
+        <w:t xml:space="preserve">(car il est un serveur et le coté prof viens se connecter </w:t>
+      </w:r>
+      <w:r>
+        <w:t>dessus</w:t>
+      </w:r>
+      <w:r>
+        <w:t xml:space="preserve">). </w:t>
+      </w:r>
+    </w:p>
+    <w:p/>
+    <w:p>
+      <w:pPr>
+        <w:rPr>
+          <w:b/>
+          <w:bCs/>
+          <w:u w:val="single"/>
+        </w:rPr>
+      </w:pPr>
+      <w:r>
+        <w:tab/>
+      </w:r>
+      <w:r>
+        <w:rPr>
+          <w:b/>
+          <w:bCs/>
+          <w:u w:val="single"/>
+        </w:rPr>
+        <w:t xml:space="preserve">Setup coté </w:t>
+      </w:r>
+      <w:r>
+        <w:rPr>
+          <w:b/>
+          <w:bCs/>
+          <w:u w:val="single"/>
+        </w:rPr>
+        <w:t>professeur :</w:t>
+      </w:r>
+    </w:p>
+    <w:p>
+      <w:pPr>
+        <w:ind w:left="1410"/>
+      </w:pPr>
+      <w:r>
+        <w:t>Il faut que les fichiers json soi</w:t>
+      </w:r>
+      <w:r>
+        <w:t>en</w:t>
+      </w:r>
+      <w:r>
+        <w:t>t à côté de l’exécutable (dans le dossier debug pour le dev) voir (</w:t>
+      </w:r>
+      <w:r>
+        <w:rPr>
+          <w:u w:val="single"/>
+        </w:rPr>
+        <w:t>Fichiers</w:t>
+      </w:r>
+      <w:r>
+        <w:t>).</w:t>
+      </w:r>
+    </w:p>
+    <w:p>
+      <w:pPr>
+        <w:ind w:left="1410"/>
+      </w:pPr>
+      <w:r>
+        <w:t>Il faut que cette partie du code soit exécutée après la partie serveur</w:t>
+      </w:r>
+      <w:r>
+        <w:t>.</w:t>
+      </w:r>
+    </w:p>
+    <w:p>
+      <w:pPr>
+        <w:pStyle w:val="Paragraphedeliste"/>
+        <w:ind w:left="1440"/>
+      </w:pPr>
+    </w:p>
+    <w:p>
+      <w:pPr>
+        <w:pStyle w:val="Titre2"/>
         <w:rPr>
           <w:i w:val="0"/>
           <w:iCs/>
-          <w:strike/>
-        </w:rPr>
+        </w:rPr>
+      </w:pPr>
+      <w:bookmarkStart w:id="55" w:name="_Toc192669338"/>
+      <w:r>
+        <w:rPr>
+          <w:i w:val="0"/>
+          <w:iCs/>
+        </w:rPr>
+        <w:t>Mise en place de l’environnement de test</w:t>
+      </w:r>
+      <w:bookmarkEnd w:id="55"/>
+    </w:p>
+    <w:p/>
+    <w:p>
+      <w:pPr>
+        <w:ind w:firstLine="576"/>
+      </w:pPr>
+      <w:r>
+        <w:t>Version des logiciels :</w:t>
+      </w:r>
+    </w:p>
+    <w:p>
+      <w:pPr>
+        <w:pStyle w:val="Paragraphedeliste"/>
+        <w:numPr>
+          <w:ilvl w:val="1"/>
+          <w:numId w:val="19"/>
+        </w:numPr>
+      </w:pPr>
+      <w:r>
+        <w:t xml:space="preserve">Windows </w:t>
+      </w:r>
+      <w:r>
+        <w:t>22H2</w:t>
+      </w:r>
+      <w:r>
+        <w:t xml:space="preserve"> ou plus</w:t>
+      </w:r>
+    </w:p>
+    <w:p>
+      <w:pPr>
+        <w:pStyle w:val="Paragraphedeliste"/>
+        <w:numPr>
+          <w:ilvl w:val="1"/>
+          <w:numId w:val="19"/>
+        </w:numPr>
+      </w:pPr>
+      <w:r>
+        <w:t>.Net 8.0</w:t>
+      </w:r>
+    </w:p>
+    <w:p>
+      <w:pPr>
+        <w:ind w:left="567"/>
+      </w:pPr>
+      <w:r>
+        <w:t>Fichiers :</w:t>
+      </w:r>
+    </w:p>
+    <w:p>
+      <w:pPr>
+        <w:pStyle w:val="Paragraphedeliste"/>
+        <w:numPr>
+          <w:ilvl w:val="1"/>
+          <w:numId w:val="19"/>
+        </w:numPr>
+      </w:pPr>
+      <w:r>
+        <w:t>RessourcesConfig.json</w:t>
+      </w:r>
+    </w:p>
+    <w:p>
+      <w:pPr>
+        <w:ind w:left="2124"/>
+      </w:pPr>
+      <w:r>
+        <w:t>Fichier du coté prof, il sert à enregistrer la liste principale des ressources bannies</w:t>
+      </w:r>
+      <w:r>
+        <w:t>, il est dans le même dossier que l’exécutable.</w:t>
+      </w:r>
+    </w:p>
+    <w:p>
+      <w:pPr>
+        <w:pStyle w:val="Paragraphedeliste"/>
+        <w:numPr>
+          <w:ilvl w:val="1"/>
+          <w:numId w:val="19"/>
+        </w:numPr>
+      </w:pPr>
+      <w:r>
+        <w:t>RessourcesConfig_SubList.json</w:t>
+      </w:r>
+    </w:p>
+    <w:p>
+      <w:pPr>
+        <w:ind w:left="2124"/>
+      </w:pPr>
+      <w:r>
+        <w:lastRenderedPageBreak/>
+        <w:t>Fichier du coté prof, il sert à enregistrer les liste secondaires des ressources bannies</w:t>
+      </w:r>
+      <w:r>
+        <w:t>, il est dans le même dossier que l’exécutable.</w:t>
+      </w:r>
+    </w:p>
+    <w:p/>
+    <w:p>
+      <w:pPr>
+        <w:rPr>
+          <w:u w:val="single"/>
+        </w:rPr>
+      </w:pPr>
+      <w:r>
+        <w:tab/>
+      </w:r>
+      <w:r>
+        <w:rPr>
+          <w:u w:val="single"/>
+        </w:rPr>
+        <w:t>Machines :</w:t>
+      </w:r>
+    </w:p>
+    <w:p>
+      <w:pPr>
+        <w:ind w:left="1416"/>
+      </w:pPr>
+      <w:r>
+        <w:t>Le</w:t>
+      </w:r>
+      <w:r>
+        <w:t xml:space="preserve">s tests </w:t>
+      </w:r>
+      <w:r>
+        <w:t>se passe</w:t>
+      </w:r>
+      <w:r>
+        <w:t>nt</w:t>
+      </w:r>
+      <w:r>
+        <w:t xml:space="preserve"> sur deux laptops similaires, ils ont les deux les même versions des logiciels (voir </w:t>
+      </w:r>
+      <w:r>
+        <w:rPr>
+          <w:u w:val="single"/>
+        </w:rPr>
+        <w:t>Version des logiciels</w:t>
+      </w:r>
+      <w:r>
+        <w:t xml:space="preserve">), </w:t>
+      </w:r>
+    </w:p>
+    <w:p>
+      <w:pPr>
+        <w:ind w:left="1416"/>
+      </w:pPr>
+      <w:r>
+        <w:t>Le port 55052 est ouvert.</w:t>
+      </w:r>
+    </w:p>
+    <w:p>
+      <w:pPr>
+        <w:ind w:left="1416"/>
+      </w:pPr>
+      <w:r>
+        <w:t>Tout est effectué sur un compte local nommé ShadowScan qui est admin.</w:t>
+      </w:r>
+    </w:p>
+    <w:p/>
+    <w:p>
+      <w:pPr>
+        <w:rPr>
+          <w:u w:val="single"/>
+        </w:rPr>
+      </w:pPr>
+      <w:r>
+        <w:tab/>
+      </w:r>
+      <w:r>
+        <w:rPr>
+          <w:u w:val="single"/>
+        </w:rPr>
+        <w:t>Réseau :</w:t>
+      </w:r>
+    </w:p>
+    <w:p>
+      <w:pPr>
+        <w:pStyle w:val="Paragraphedeliste"/>
+        <w:ind w:left="1440"/>
+      </w:pPr>
+      <w:r>
+        <w:t>Les deux portables sont connectés au réseau bleu, il faut patcher les câbles dans l’armoire de brassage car ils ne le sont pas.</w:t>
+      </w:r>
+    </w:p>
+    <w:p>
+      <w:pPr>
+        <w:pStyle w:val="Paragraphedeliste"/>
+        <w:ind w:left="1440"/>
+      </w:pPr>
+      <w:r>
+        <w:t>Pour avoir une connexion internet sur ce réseau (ce qui est requis) il faut chaque jour entrer un token sur un portail captif qui s’ouvre automatiquement quand vous essayez de vous rendre sur un site web (pour moi ça ne marchait pas bien avec brave, tout allait bien avec chrome en revanche).</w:t>
+      </w:r>
+    </w:p>
+    <w:p/>
+    <w:p>
+      <w:pPr>
+        <w:rPr>
+          <w:b/>
+          <w:bCs/>
+          <w:u w:val="single"/>
+        </w:rPr>
+      </w:pPr>
+      <w:r>
+        <w:tab/>
+      </w:r>
+      <w:r>
+        <w:rPr>
+          <w:b/>
+          <w:bCs/>
+          <w:u w:val="single"/>
+        </w:rPr>
+        <w:t>Setup coté élève</w:t>
+      </w:r>
+      <w:r>
+        <w:rPr>
+          <w:b/>
+          <w:bCs/>
+          <w:u w:val="single"/>
+        </w:rPr>
+        <w:t> :</w:t>
+      </w:r>
+    </w:p>
+    <w:p>
+      <w:pPr>
+        <w:ind w:left="1410"/>
+      </w:pPr>
+      <w:r>
+        <w:t xml:space="preserve">Il n’y a pas de setup supplémentaire de ce côté. Il faut penser à bien à toujours exécuter le code de cette partie en premier et l’arrêter en dernier (car il est un serveur et le coté prof viens se connecter dessus). </w:t>
+      </w:r>
+    </w:p>
+    <w:p/>
+    <w:p>
+      <w:pPr>
+        <w:rPr>
+          <w:b/>
+          <w:bCs/>
+          <w:u w:val="single"/>
+        </w:rPr>
+      </w:pPr>
+      <w:r>
+        <w:tab/>
+      </w:r>
+      <w:r>
+        <w:rPr>
+          <w:b/>
+          <w:bCs/>
+          <w:u w:val="single"/>
+        </w:rPr>
+        <w:t xml:space="preserve">Setup coté </w:t>
+      </w:r>
+      <w:r>
+        <w:rPr>
+          <w:b/>
+          <w:bCs/>
+          <w:u w:val="single"/>
+        </w:rPr>
+        <w:t>professeur :</w:t>
+      </w:r>
+    </w:p>
+    <w:p>
+      <w:pPr>
+        <w:ind w:left="1410"/>
+      </w:pPr>
+      <w:r>
+        <w:t>Il faut que les fichiers json soient à côté de l’exécutable (dans le dossier debug pour le dev) voir (</w:t>
+      </w:r>
+      <w:r>
+        <w:rPr>
+          <w:u w:val="single"/>
+        </w:rPr>
+        <w:t>Fichiers</w:t>
+      </w:r>
+      <w:r>
+        <w:t>).</w:t>
+      </w:r>
+    </w:p>
+    <w:p>
+      <w:pPr>
+        <w:ind w:left="1410"/>
+      </w:pPr>
+      <w:r>
+        <w:t>Il faut que cette partie du code soit exécutée après la partie serveur.</w:t>
+      </w:r>
+    </w:p>
+    <w:p/>
+    <w:p>
+      <w:pPr>
+        <w:pStyle w:val="Titre2"/>
+        <w:rPr>
+          <w:i w:val="0"/>
+          <w:iCs/>
+        </w:rPr>
+      </w:pPr>
+      <w:bookmarkStart w:id="56" w:name="_Toc192669339"/>
+      <w:r>
+        <w:rPr>
+          <w:i w:val="0"/>
+          <w:iCs/>
+        </w:rPr>
+        <w:t>Déploiement du produit</w:t>
+      </w:r>
+      <w:bookmarkEnd w:id="56"/>
+    </w:p>
+    <w:p/>
+    <w:p>
+      <w:pPr>
+        <w:ind w:firstLine="576"/>
+      </w:pPr>
+      <w:r>
+        <w:t>Version des logiciels :</w:t>
+      </w:r>
+    </w:p>
+    <w:p>
+      <w:pPr>
+        <w:pStyle w:val="Paragraphedeliste"/>
+        <w:numPr>
+          <w:ilvl w:val="1"/>
+          <w:numId w:val="19"/>
+        </w:numPr>
+      </w:pPr>
+      <w:r>
+        <w:t xml:space="preserve">Windows </w:t>
+      </w:r>
+      <w:r>
+        <w:t>22H2</w:t>
+      </w:r>
+      <w:r>
+        <w:t xml:space="preserve"> ou plus</w:t>
+      </w:r>
+    </w:p>
+    <w:p>
+      <w:pPr>
+        <w:pStyle w:val="Paragraphedeliste"/>
+        <w:numPr>
+          <w:ilvl w:val="1"/>
+          <w:numId w:val="19"/>
+        </w:numPr>
+      </w:pPr>
+      <w:r>
+        <w:t>.Net 8.0</w:t>
+      </w:r>
+    </w:p>
+    <w:p>
+      <w:pPr>
+        <w:ind w:left="567"/>
+      </w:pPr>
+      <w:r>
+        <w:t>Fichiers :</w:t>
+      </w:r>
+    </w:p>
+    <w:p>
+      <w:pPr>
+        <w:pStyle w:val="Paragraphedeliste"/>
+        <w:numPr>
+          <w:ilvl w:val="1"/>
+          <w:numId w:val="19"/>
+        </w:numPr>
+      </w:pPr>
+      <w:r>
+        <w:t>RessourcesConfig.json</w:t>
+      </w:r>
+    </w:p>
+    <w:p>
+      <w:pPr>
+        <w:ind w:left="2124"/>
+      </w:pPr>
+      <w:r>
+        <w:t>Fichier du coté prof, il sert à enregistrer la liste principale des ressources bannies</w:t>
+      </w:r>
+      <w:r>
+        <w:t>, il est dans le même dossier que l’exécutable.</w:t>
+      </w:r>
+    </w:p>
+    <w:p>
+      <w:pPr>
+        <w:pStyle w:val="Paragraphedeliste"/>
+        <w:numPr>
+          <w:ilvl w:val="1"/>
+          <w:numId w:val="19"/>
+        </w:numPr>
+      </w:pPr>
+      <w:r>
+        <w:t>RessourcesConfig_SubList.json</w:t>
+      </w:r>
+    </w:p>
+    <w:p>
+      <w:pPr>
+        <w:ind w:left="2124"/>
+      </w:pPr>
+      <w:r>
+        <w:t>Fichier du coté prof, il sert à enregistrer les liste secondaires des ressources bannies</w:t>
+      </w:r>
+      <w:r>
+        <w:t>, il est dans le même dossier que l’exécutable.</w:t>
+      </w:r>
+    </w:p>
+    <w:p/>
+    <w:p>
+      <w:pPr>
+        <w:rPr>
+          <w:u w:val="single"/>
+        </w:rPr>
+      </w:pPr>
+      <w:r>
+        <w:tab/>
+      </w:r>
+      <w:r>
+        <w:rPr>
+          <w:u w:val="single"/>
+        </w:rPr>
+        <w:t>Machines :</w:t>
+      </w:r>
+    </w:p>
+    <w:p>
+      <w:pPr>
+        <w:ind w:left="1416"/>
+      </w:pPr>
+      <w:r>
+        <w:t xml:space="preserve">Les postes élèves sont les pcs d’une ou plusieurs classes, ils ont tous la partie élève de ShadowScan qui tourne comme service. Ils sont tous </w:t>
+      </w:r>
+      <w:r>
+        <w:lastRenderedPageBreak/>
+        <w:t>connectés au même réseau, c’est un réseau auquel le prof peut également se connecter. Son port 55052 est ouvert et le service tourne</w:t>
+      </w:r>
+      <w:r>
+        <w:t xml:space="preserve"> en mode administrateur.</w:t>
+      </w:r>
+    </w:p>
+    <w:p>
+      <w:pPr>
+        <w:ind w:left="1416"/>
+      </w:pPr>
+      <w:r>
+        <w:t>Le poste du prof est un portable</w:t>
+      </w:r>
+      <w:r>
+        <w:t>, sur se poste on va exécuter la partie prof de ShadowScan. Le port 55052 est ouvert</w:t>
+      </w:r>
+      <w:r>
+        <w:t>. Il est sur le même réseau que les machines (ou faire en sorte qu’il puisse pinger les postes élèves).</w:t>
+      </w:r>
+    </w:p>
+    <w:p/>
+    <w:p>
+      <w:pPr>
+        <w:rPr>
+          <w:u w:val="single"/>
+        </w:rPr>
+      </w:pPr>
+      <w:r>
+        <w:tab/>
+      </w:r>
+      <w:r>
+        <w:rPr>
+          <w:u w:val="single"/>
+        </w:rPr>
+        <w:t>Réseau :</w:t>
+      </w:r>
+    </w:p>
+    <w:p>
+      <w:pPr>
+        <w:pStyle w:val="Paragraphedeliste"/>
+        <w:ind w:left="1440"/>
+      </w:pPr>
+      <w:r>
+        <w:t>Toutes les machine (pc élèves et portables profs) doivent être sur le même sous réseau (faire en sorte qu’elle</w:t>
+      </w:r>
+      <w:r>
+        <w:t>s</w:t>
+      </w:r>
+      <w:r>
+        <w:t xml:space="preserve"> puissent se pinger)</w:t>
+      </w:r>
+      <w:r>
+        <w:t>.</w:t>
+      </w:r>
+    </w:p>
+    <w:p/>
+    <w:p>
+      <w:pPr>
+        <w:rPr>
+          <w:b/>
+          <w:bCs/>
+          <w:u w:val="single"/>
+        </w:rPr>
+      </w:pPr>
+      <w:r>
+        <w:tab/>
+      </w:r>
+      <w:r>
+        <w:rPr>
+          <w:b/>
+          <w:bCs/>
+          <w:u w:val="single"/>
+        </w:rPr>
+        <w:t>Setup coté élève</w:t>
+      </w:r>
+      <w:r>
+        <w:rPr>
+          <w:b/>
+          <w:bCs/>
+          <w:u w:val="single"/>
+        </w:rPr>
+        <w:t> :</w:t>
+      </w:r>
+    </w:p>
+    <w:p>
+      <w:pPr>
+        <w:ind w:left="1410"/>
+      </w:pPr>
+      <w:r>
+        <w:t xml:space="preserve">Ajouter la partie élève de ShadowScan </w:t>
+      </w:r>
+      <w:r>
+        <w:t>comme service en mode administrateur</w:t>
+      </w:r>
+      <w:r>
+        <w:t>.</w:t>
+      </w:r>
+      <w:r>
+        <w:t xml:space="preserve"> Il faut donc que le poste élève soit allumé avant le lancement du scan.</w:t>
+      </w:r>
+    </w:p>
+    <w:p/>
+    <w:p>
+      <w:pPr>
+        <w:rPr>
+          <w:b/>
+          <w:bCs/>
+          <w:u w:val="single"/>
+        </w:rPr>
+      </w:pPr>
+      <w:r>
+        <w:tab/>
+      </w:r>
+      <w:r>
+        <w:rPr>
+          <w:b/>
+          <w:bCs/>
+          <w:u w:val="single"/>
+        </w:rPr>
+        <w:t xml:space="preserve">Setup coté </w:t>
+      </w:r>
+      <w:r>
+        <w:rPr>
+          <w:b/>
+          <w:bCs/>
+          <w:u w:val="single"/>
+        </w:rPr>
+        <w:t>professeur :</w:t>
+      </w:r>
+    </w:p>
+    <w:p>
+      <w:pPr>
+        <w:ind w:left="1410"/>
+      </w:pPr>
+      <w:r>
+        <w:t>Il faut que les fichiers json soient à côté de l’exécutable</w:t>
+      </w:r>
+      <w:r>
         <w:t xml:space="preserve"> </w:t>
       </w:r>
-    </w:p>
-    <w:bookmarkEnd w:id="46"/>
-    <w:p>
-      <w:pPr>
-        <w:ind w:firstLine="360"/>
-        <w:rPr>
-          <w:i/>
-          <w:iCs/>
-          <w:strike/>
-        </w:rPr>
-      </w:pPr>
-    </w:p>
-    <w:p>
-      <w:pPr>
-        <w:ind w:firstLine="360"/>
-        <w:rPr>
-          <w:i/>
-          <w:iCs/>
-          <w:strike/>
-        </w:rPr>
-      </w:pPr>
-      <w:r>
-        <w:rPr>
-          <w:i/>
-          <w:iCs/>
-          <w:strike/>
-        </w:rPr>
-        <w:t>Décrire la réalisation "physique" de votre projet</w:t>
-      </w:r>
-    </w:p>
-    <w:p>
-      <w:pPr>
-        <w:ind w:firstLine="360"/>
-        <w:rPr>
-          <w:i/>
-          <w:iCs/>
-          <w:strike/>
-        </w:rPr>
-      </w:pPr>
-    </w:p>
-    <w:p>
-      <w:pPr>
-        <w:numPr>
-          <w:ilvl w:val="0"/>
-          <w:numId w:val="11"/>
-        </w:numPr>
-        <w:tabs>
-          <w:tab w:val="clear" w:pos="720"/>
-          <w:tab w:val="num" w:pos="927"/>
-        </w:tabs>
-        <w:ind w:left="927"/>
-        <w:rPr>
-          <w:i/>
-          <w:iCs/>
-          <w:strike/>
-        </w:rPr>
-      </w:pPr>
-      <w:r>
-        <w:rPr>
-          <w:i/>
-          <w:iCs/>
-          <w:strike/>
-        </w:rPr>
-        <w:t>les répertoires où le logiciel est installé</w:t>
-      </w:r>
-    </w:p>
-    <w:p>
-      <w:pPr>
-        <w:numPr>
-          <w:ilvl w:val="0"/>
-          <w:numId w:val="10"/>
-        </w:numPr>
-        <w:tabs>
-          <w:tab w:val="clear" w:pos="720"/>
-          <w:tab w:val="num" w:pos="927"/>
-        </w:tabs>
-        <w:ind w:left="927"/>
-        <w:rPr>
-          <w:i/>
-          <w:iCs/>
-          <w:strike/>
-        </w:rPr>
-      </w:pPr>
-      <w:r>
-        <w:rPr>
-          <w:i/>
-          <w:iCs/>
-          <w:strike/>
-        </w:rPr>
-        <w:t>la liste de tous les fichiers et une rapide description de leur contenu (des noms qui parlent !)</w:t>
-      </w:r>
-    </w:p>
-    <w:p>
-      <w:pPr>
-        <w:numPr>
-          <w:ilvl w:val="0"/>
-          <w:numId w:val="10"/>
-        </w:numPr>
-        <w:tabs>
-          <w:tab w:val="clear" w:pos="720"/>
-          <w:tab w:val="num" w:pos="927"/>
-        </w:tabs>
-        <w:ind w:left="927"/>
-        <w:rPr>
-          <w:i/>
-          <w:iCs/>
-          <w:strike/>
-        </w:rPr>
-      </w:pPr>
-      <w:r>
-        <w:rPr>
-          <w:i/>
-          <w:iCs/>
-          <w:strike/>
-        </w:rPr>
-        <w:t>les versions des systèmes d'exploitation et des outils logiciels</w:t>
-      </w:r>
-    </w:p>
-    <w:p>
-      <w:pPr>
-        <w:numPr>
-          <w:ilvl w:val="0"/>
-          <w:numId w:val="10"/>
-        </w:numPr>
-        <w:tabs>
-          <w:tab w:val="clear" w:pos="720"/>
-          <w:tab w:val="num" w:pos="927"/>
-        </w:tabs>
-        <w:ind w:left="927"/>
-        <w:rPr>
-          <w:i/>
-          <w:iCs/>
-          <w:strike/>
-        </w:rPr>
-      </w:pPr>
-      <w:r>
-        <w:rPr>
-          <w:i/>
-          <w:iCs/>
-          <w:strike/>
-        </w:rPr>
-        <w:t>la description exacte du matériel</w:t>
-      </w:r>
-    </w:p>
-    <w:p>
-      <w:pPr>
-        <w:numPr>
-          <w:ilvl w:val="0"/>
-          <w:numId w:val="10"/>
-        </w:numPr>
-        <w:tabs>
-          <w:tab w:val="clear" w:pos="720"/>
-          <w:tab w:val="num" w:pos="927"/>
-        </w:tabs>
-        <w:ind w:left="927"/>
-        <w:rPr>
-          <w:i/>
-          <w:iCs/>
-          <w:strike/>
-        </w:rPr>
-      </w:pPr>
-      <w:r>
-        <w:rPr>
-          <w:i/>
-          <w:iCs/>
-          <w:strike/>
-        </w:rPr>
-        <w:t>le numé</w:t>
-      </w:r>
-      <w:r>
-        <w:rPr>
-          <w:i/>
-          <w:iCs/>
-          <w:strike/>
-        </w:rPr>
-        <w:t xml:space="preserve">ro de version de votre produit </w:t>
-      </w:r>
-      <w:r>
-        <w:rPr>
-          <w:i/>
-          <w:iCs/>
-          <w:strike/>
-        </w:rPr>
-        <w:t>!</w:t>
-      </w:r>
-    </w:p>
-    <w:p>
-      <w:pPr>
-        <w:numPr>
-          <w:ilvl w:val="0"/>
-          <w:numId w:val="10"/>
-        </w:numPr>
-        <w:tabs>
-          <w:tab w:val="clear" w:pos="720"/>
-          <w:tab w:val="num" w:pos="927"/>
-        </w:tabs>
-        <w:ind w:left="927"/>
-        <w:rPr>
-          <w:i/>
-          <w:iCs/>
-          <w:strike/>
+      <w:r>
+        <w:t>voir (</w:t>
+      </w:r>
+      <w:r>
+        <w:rPr>
           <w:u w:val="single"/>
         </w:rPr>
-      </w:pPr>
-      <w:r>
-        <w:rPr>
-          <w:i/>
-          <w:iCs/>
-          <w:strike/>
-        </w:rPr>
-        <w:t>programmation et scripts: librairies externes, dictionnaire des données, reconstruction du logiciel</w:t>
-      </w:r>
-      <w:r>
-        <w:rPr>
-          <w:i/>
-          <w:iCs/>
-          <w:strike/>
-        </w:rPr>
-        <w:t xml:space="preserve"> </w:t>
-      </w:r>
-      <w:r>
-        <w:rPr>
-          <w:i/>
-          <w:iCs/>
-          <w:strike/>
-        </w:rPr>
-        <w:t>-</w:t>
-      </w:r>
-      <w:r>
-        <w:rPr>
-          <w:i/>
-          <w:iCs/>
-          <w:strike/>
-        </w:rPr>
-        <w:t xml:space="preserve"> </w:t>
-      </w:r>
-      <w:r>
-        <w:rPr>
-          <w:i/>
-          <w:iCs/>
-          <w:strike/>
-        </w:rPr>
-        <w:t>cible à partir des sources.</w:t>
-      </w:r>
-    </w:p>
-    <w:p>
-      <w:pPr>
-        <w:ind w:left="567"/>
-        <w:rPr>
-          <w:i/>
-          <w:iCs/>
-          <w:strike/>
-          <w:u w:val="single"/>
-        </w:rPr>
-      </w:pPr>
-    </w:p>
-    <w:p>
-      <w:pPr>
-        <w:ind w:left="1134" w:hanging="774"/>
-        <w:rPr>
-          <w:i/>
-          <w:iCs/>
-          <w:strike/>
-        </w:rPr>
-      </w:pPr>
-      <w:r>
-        <w:rPr>
-          <w:i/>
-          <w:iCs/>
-          <w:strike/>
-        </w:rPr>
-        <w:t xml:space="preserve">NOTE : </w:t>
-      </w:r>
-      <w:r>
-        <w:rPr>
-          <w:i/>
-          <w:iCs/>
-          <w:strike/>
-          <w:u w:val="single"/>
-        </w:rPr>
-        <w:t>Evitez d’inclure les listings des sources</w:t>
-      </w:r>
-      <w:r>
-        <w:rPr>
-          <w:i/>
-          <w:iCs/>
-          <w:strike/>
-        </w:rPr>
-        <w:t>, à moins que vous ne désiriez en expliquer une partie vous paraissant importante. Dans ce cas n’incluez que cette partie…</w:t>
-      </w:r>
-    </w:p>
-    <w:p>
-      <w:pPr>
-        <w:ind w:left="1134" w:hanging="774"/>
+        <w:t>Fichiers</w:t>
+      </w:r>
+      <w:r>
+        <w:t>).</w:t>
+      </w:r>
+    </w:p>
+    <w:p>
+      <w:pPr>
+        <w:ind w:left="1410"/>
         <w:rPr>
           <w:b/>
           <w:bCs/>
@@ -16763,6 +18444,136 @@
         </w:rPr>
       </w:pPr>
       <w:r>
+        <w:t xml:space="preserve">Il faut que </w:t>
+      </w:r>
+      <w:r>
+        <w:t>le scan de ShadowScan soit lancé après le démarrage des postes élèves.</w:t>
+      </w:r>
+    </w:p>
+    <w:p>
+      <w:pPr>
+        <w:pStyle w:val="Titre2"/>
+        <w:rPr>
+          <w:i w:val="0"/>
+          <w:iCs/>
+        </w:rPr>
+      </w:pPr>
+      <w:bookmarkStart w:id="57" w:name="_Toc192669340"/>
+      <w:r>
+        <w:rPr>
+          <w:i w:val="0"/>
+          <w:iCs/>
+        </w:rPr>
+        <w:t>Description des test</w:t>
+      </w:r>
+      <w:bookmarkEnd w:id="52"/>
+      <w:r>
+        <w:rPr>
+          <w:i w:val="0"/>
+          <w:iCs/>
+        </w:rPr>
+        <w:t>s effectués</w:t>
+      </w:r>
+      <w:bookmarkEnd w:id="53"/>
+      <w:bookmarkEnd w:id="57"/>
+    </w:p>
+    <w:p>
+      <w:pPr>
+        <w:pStyle w:val="En-tte"/>
+        <w:ind w:left="357"/>
+        <w:rPr>
+          <w:i/>
+        </w:rPr>
+      </w:pPr>
+    </w:p>
+    <w:p>
+      <w:pPr>
+        <w:pStyle w:val="En-tte"/>
+        <w:ind w:left="357"/>
+        <w:rPr>
+          <w:i/>
+          <w:strike/>
+        </w:rPr>
+      </w:pPr>
+      <w:r>
+        <w:rPr>
+          <w:i/>
+          <w:strike/>
+        </w:rPr>
+        <w:t>Pour chaque partie testée de votre projet, il faut décrire:</w:t>
+      </w:r>
+    </w:p>
+    <w:p>
+      <w:pPr>
+        <w:pStyle w:val="En-tte"/>
+        <w:ind w:left="357"/>
+        <w:rPr>
+          <w:i/>
+          <w:strike/>
+        </w:rPr>
+      </w:pPr>
+    </w:p>
+    <w:p>
+      <w:pPr>
+        <w:numPr>
+          <w:ilvl w:val="0"/>
+          <w:numId w:val="13"/>
+        </w:numPr>
+        <w:suppressAutoHyphens/>
+        <w:rPr>
+          <w:i/>
+          <w:strike/>
+        </w:rPr>
+      </w:pPr>
+      <w:r>
+        <w:rPr>
+          <w:i/>
+          <w:strike/>
+        </w:rPr>
+        <w:t>les conditions exactes de chaque test</w:t>
+      </w:r>
+    </w:p>
+    <w:p>
+      <w:pPr>
+        <w:numPr>
+          <w:ilvl w:val="0"/>
+          <w:numId w:val="12"/>
+        </w:numPr>
+        <w:rPr>
+          <w:i/>
+          <w:strike/>
+        </w:rPr>
+      </w:pPr>
+      <w:r>
+        <w:rPr>
+          <w:i/>
+          <w:strike/>
+        </w:rPr>
+        <w:t>les preuves de test (papier ou fichier)</w:t>
+      </w:r>
+    </w:p>
+    <w:p>
+      <w:pPr>
+        <w:numPr>
+          <w:ilvl w:val="0"/>
+          <w:numId w:val="12"/>
+        </w:numPr>
+        <w:rPr>
+          <w:i/>
+          <w:strike/>
+        </w:rPr>
+      </w:pPr>
+      <w:r>
+        <w:rPr>
+          <w:i/>
+          <w:strike/>
+        </w:rPr>
+        <w:t xml:space="preserve">tests sans preuve: fournir au moins une description </w:t>
+      </w:r>
+    </w:p>
+    <w:p>
+      <w:pPr>
+        <w:ind w:left="1134" w:hanging="774"/>
         <w:rPr>
           <w:b/>
           <w:bCs/>
@@ -16770,390 +18581,11 @@
           <w:iCs/>
           <w:color w:val="FF0000"/>
         </w:rPr>
-        <w:t>Ce chapitre est éclaté en trois ci-dessous</w:t>
-      </w:r>
-    </w:p>
-    <w:p>
-      <w:pPr>
-        <w:pStyle w:val="Titre2"/>
-        <w:rPr>
-          <w:i w:val="0"/>
-          <w:iCs/>
-        </w:rPr>
-      </w:pPr>
-      <w:bookmarkStart w:id="47" w:name="_Toc192241026"/>
-      <w:bookmarkStart w:id="48" w:name="_Toc25553321"/>
-      <w:bookmarkStart w:id="49" w:name="_Toc71691025"/>
-      <w:r>
-        <w:rPr>
-          <w:i w:val="0"/>
-          <w:iCs/>
-        </w:rPr>
-        <w:lastRenderedPageBreak/>
-        <w:t>Mise en place de l’environnement de travail</w:t>
-      </w:r>
-      <w:bookmarkEnd w:id="47"/>
-    </w:p>
-    <w:p/>
-    <w:p>
-      <w:pPr>
-        <w:ind w:firstLine="576"/>
-        <w:rPr>
-          <w:u w:val="single"/>
-        </w:rPr>
-      </w:pPr>
-      <w:r>
-        <w:rPr>
-          <w:u w:val="single"/>
-        </w:rPr>
-        <w:t>Version des logiciels :</w:t>
-      </w:r>
-    </w:p>
-    <w:p>
-      <w:pPr>
-        <w:pStyle w:val="Paragraphedeliste"/>
-        <w:numPr>
-          <w:ilvl w:val="1"/>
-          <w:numId w:val="19"/>
-        </w:numPr>
-      </w:pPr>
-      <w:r>
-        <w:t xml:space="preserve">Windows </w:t>
-      </w:r>
-      <w:r>
-        <w:t>22H2</w:t>
-      </w:r>
-      <w:r>
-        <w:t xml:space="preserve"> ou plus</w:t>
-      </w:r>
-    </w:p>
-    <w:p>
-      <w:pPr>
-        <w:pStyle w:val="Paragraphedeliste"/>
-        <w:numPr>
-          <w:ilvl w:val="1"/>
-          <w:numId w:val="19"/>
-        </w:numPr>
-      </w:pPr>
-      <w:r>
-        <w:t>.Net 8.0</w:t>
-      </w:r>
-    </w:p>
-    <w:p>
-      <w:pPr>
-        <w:pStyle w:val="Paragraphedeliste"/>
-        <w:ind w:left="1440"/>
-      </w:pPr>
-    </w:p>
-    <w:p>
-      <w:pPr>
-        <w:ind w:left="567"/>
-        <w:rPr>
-          <w:u w:val="single"/>
-        </w:rPr>
-      </w:pPr>
-      <w:r>
-        <w:rPr>
-          <w:u w:val="single"/>
-        </w:rPr>
-        <w:t>Fichiers :</w:t>
-      </w:r>
-    </w:p>
-    <w:p>
-      <w:pPr>
-        <w:pStyle w:val="Paragraphedeliste"/>
-        <w:numPr>
-          <w:ilvl w:val="1"/>
-          <w:numId w:val="19"/>
-        </w:numPr>
-      </w:pPr>
-      <w:r>
-        <w:t>RessourcesConfig.json</w:t>
-      </w:r>
-    </w:p>
-    <w:p>
-      <w:pPr>
-        <w:ind w:left="2124"/>
-      </w:pPr>
-      <w:r>
-        <w:t>Fichier du coté prof, il sert à enregistrer la liste principale des ressources bannies</w:t>
-      </w:r>
-      <w:r>
-        <w:t>, il est dans le même dossier que l’exécutable.</w:t>
-      </w:r>
-    </w:p>
-    <w:p>
-      <w:pPr>
-        <w:pStyle w:val="Paragraphedeliste"/>
-        <w:numPr>
-          <w:ilvl w:val="1"/>
-          <w:numId w:val="19"/>
-        </w:numPr>
-      </w:pPr>
-      <w:r>
-        <w:t>RessourcesConfig_SubList.json</w:t>
-      </w:r>
-    </w:p>
-    <w:p>
-      <w:pPr>
-        <w:ind w:left="2124"/>
-      </w:pPr>
-      <w:r>
-        <w:t>Fichier du coté prof, il sert à enregistrer l</w:t>
-      </w:r>
-      <w:r>
-        <w:t>es</w:t>
-      </w:r>
-      <w:r>
-        <w:t xml:space="preserve"> liste </w:t>
-      </w:r>
-      <w:r>
-        <w:t>secondaires</w:t>
-      </w:r>
-      <w:r>
-        <w:t xml:space="preserve"> des ressources bannies</w:t>
-      </w:r>
-      <w:r>
-        <w:t>, il est dans le même dossier que l’exécutable.</w:t>
-      </w:r>
-    </w:p>
-    <w:p/>
-    <w:p>
-      <w:pPr>
-        <w:rPr>
-          <w:u w:val="single"/>
-        </w:rPr>
-      </w:pPr>
-      <w:r>
-        <w:tab/>
-      </w:r>
-      <w:r>
-        <w:rPr>
-          <w:u w:val="single"/>
-        </w:rPr>
-        <w:t>Machines :</w:t>
-      </w:r>
-    </w:p>
-    <w:p>
-      <w:pPr>
-        <w:ind w:left="1416"/>
-      </w:pPr>
-      <w:r>
-        <w:t xml:space="preserve">Le développement se passe sur deux laptops similaires, ils ont les deux les même versions des logiciels (voir </w:t>
-      </w:r>
-      <w:r>
-        <w:rPr>
-          <w:u w:val="single"/>
-        </w:rPr>
-        <w:t>Version des logiciels</w:t>
-      </w:r>
-      <w:r>
-        <w:t>)</w:t>
-      </w:r>
-      <w:r>
-        <w:t xml:space="preserve">, </w:t>
-      </w:r>
-    </w:p>
-    <w:p>
-      <w:pPr>
-        <w:ind w:left="1416"/>
-      </w:pPr>
-      <w:r>
-        <w:t>Le port 55052 est ouvert.</w:t>
-      </w:r>
-    </w:p>
-    <w:p>
-      <w:pPr>
-        <w:ind w:left="1416"/>
-      </w:pPr>
-      <w:r>
-        <w:t>Tout est effectué sur un compte local nom</w:t>
-      </w:r>
-      <w:r>
-        <w:t>m</w:t>
-      </w:r>
-      <w:r>
-        <w:t>é ShadowScan qui est admin.</w:t>
-      </w:r>
-    </w:p>
-    <w:p/>
-    <w:p>
-      <w:pPr>
-        <w:rPr>
-          <w:u w:val="single"/>
-        </w:rPr>
-      </w:pPr>
-      <w:r>
-        <w:tab/>
-      </w:r>
-      <w:r>
-        <w:rPr>
-          <w:u w:val="single"/>
-        </w:rPr>
-        <w:t>Réseau :</w:t>
-      </w:r>
-    </w:p>
-    <w:p>
-      <w:pPr>
-        <w:pStyle w:val="Paragraphedeliste"/>
-        <w:ind w:left="1440"/>
-      </w:pPr>
-      <w:r>
-        <w:t>Les deux portables sont connectés au réseau bleu, il faut patcher les câbles dans l’armoire de brassage car ils ne le sont pas.</w:t>
-      </w:r>
-    </w:p>
-    <w:p>
-      <w:pPr>
-        <w:pStyle w:val="Paragraphedeliste"/>
-        <w:ind w:left="1440"/>
-      </w:pPr>
-      <w:r>
-        <w:t xml:space="preserve">Pour avoir une connexion internet sur ce réseau (ce qui est requis) il faut chaque jour entrer un token sur un portail captif qui s’ouvre automatiquement quand vous essayez de vous rendre sur un site web (pour moi ça ne </w:t>
-      </w:r>
-      <w:r>
-        <w:t>marchait</w:t>
-      </w:r>
-      <w:r>
-        <w:t xml:space="preserve"> pas bien avec brave, tout allait bien avec chrome par contre)</w:t>
-      </w:r>
-      <w:r>
-        <w:t>.</w:t>
-      </w:r>
-    </w:p>
-    <w:p/>
-    <w:p>
-      <w:pPr>
-        <w:rPr>
-          <w:b/>
-          <w:bCs/>
-          <w:u w:val="single"/>
-        </w:rPr>
-      </w:pPr>
-      <w:r>
-        <w:tab/>
-      </w:r>
-      <w:r>
-        <w:rPr>
-          <w:b/>
-          <w:bCs/>
-          <w:u w:val="single"/>
-        </w:rPr>
-        <w:t>Setup coté élève</w:t>
-      </w:r>
-      <w:r>
-        <w:rPr>
-          <w:b/>
-          <w:bCs/>
-          <w:u w:val="single"/>
-        </w:rPr>
-        <w:t> :</w:t>
-      </w:r>
-    </w:p>
-    <w:p>
-      <w:pPr>
-        <w:ind w:left="1410"/>
-      </w:pPr>
-      <w:r>
-        <w:t>Il n’y a pas de setup supplémentaire de ce côté. Penser juste bien à toujours exécuter le code de cette partie en premier</w:t>
-      </w:r>
-      <w:r>
-        <w:t xml:space="preserve"> </w:t>
-      </w:r>
-      <w:r>
-        <w:t xml:space="preserve">et l’arrêter en dernier </w:t>
-      </w:r>
-      <w:r>
-        <w:t xml:space="preserve">(car il est un serveur et le coté prof viens se connecter </w:t>
-      </w:r>
-      <w:r>
-        <w:t>dessus</w:t>
-      </w:r>
-      <w:r>
-        <w:t xml:space="preserve">). </w:t>
-      </w:r>
-    </w:p>
-    <w:p/>
-    <w:p>
-      <w:pPr>
-        <w:rPr>
-          <w:b/>
-          <w:bCs/>
-          <w:u w:val="single"/>
-        </w:rPr>
-      </w:pPr>
-      <w:r>
-        <w:tab/>
-      </w:r>
-      <w:r>
-        <w:rPr>
-          <w:b/>
-          <w:bCs/>
-          <w:u w:val="single"/>
-        </w:rPr>
-        <w:t xml:space="preserve">Setup coté </w:t>
-      </w:r>
-      <w:r>
-        <w:rPr>
-          <w:b/>
-          <w:bCs/>
-          <w:u w:val="single"/>
-        </w:rPr>
-        <w:t>professeur</w:t>
-      </w:r>
-      <w:r>
-        <w:rPr>
-          <w:b/>
-          <w:bCs/>
-          <w:u w:val="single"/>
-        </w:rPr>
-        <w:t> :</w:t>
-      </w:r>
-    </w:p>
-    <w:p>
-      <w:pPr>
-        <w:ind w:left="1410"/>
-      </w:pPr>
-      <w:r>
-        <w:t>Il faut que les fichiers json soit à côté de l’exécutable (dans le dossier debug pour le dev) voir (</w:t>
-      </w:r>
-      <w:r>
-        <w:rPr>
-          <w:u w:val="single"/>
-        </w:rPr>
-        <w:t>Fichiers</w:t>
-      </w:r>
-      <w:r>
-        <w:t>).</w:t>
-      </w:r>
-    </w:p>
-    <w:p>
-      <w:pPr>
-        <w:ind w:left="1410"/>
-      </w:pPr>
-      <w:r>
-        <w:t>Il faut que cette partie du code soit exécutée après la partie serveur</w:t>
-      </w:r>
-      <w:r>
-        <w:t>.</w:t>
-      </w:r>
-    </w:p>
-    <w:p>
-      <w:pPr>
-        <w:pStyle w:val="Paragraphedeliste"/>
-        <w:ind w:left="1440"/>
-      </w:pPr>
-    </w:p>
-    <w:p>
-      <w:pPr>
-        <w:numPr>
-          <w:ilvl w:val="0"/>
-          <w:numId w:val="11"/>
-        </w:numPr>
-        <w:tabs>
-          <w:tab w:val="clear" w:pos="720"/>
-          <w:tab w:val="num" w:pos="927"/>
-        </w:tabs>
-        <w:ind w:left="927"/>
+      </w:pPr>
+    </w:p>
+    <w:p>
+      <w:pPr>
+        <w:ind w:left="1134" w:hanging="774"/>
         <w:rPr>
           <w:b/>
           <w:bCs/>
@@ -17170,86 +18602,9 @@
           <w:iCs/>
           <w:color w:val="FF0000"/>
         </w:rPr>
-        <w:t>Comment accéder au code source</w:t>
-      </w:r>
-    </w:p>
-    <w:p>
-      <w:pPr>
-        <w:numPr>
-          <w:ilvl w:val="0"/>
-          <w:numId w:val="10"/>
-        </w:numPr>
-        <w:tabs>
-          <w:tab w:val="clear" w:pos="720"/>
-          <w:tab w:val="num" w:pos="927"/>
-        </w:tabs>
-        <w:ind w:left="927"/>
-        <w:rPr>
-          <w:i/>
-          <w:iCs/>
-        </w:rPr>
-      </w:pPr>
-      <w:r>
-        <w:rPr>
-          <w:i/>
-          <w:iCs/>
-        </w:rPr>
-        <w:t>la liste de tous les fichiers et une rapide description de leur contenu (des noms qui parlent !)</w:t>
-      </w:r>
-    </w:p>
-    <w:p>
-      <w:pPr>
-        <w:numPr>
-          <w:ilvl w:val="0"/>
-          <w:numId w:val="10"/>
-        </w:numPr>
-        <w:tabs>
-          <w:tab w:val="clear" w:pos="720"/>
-          <w:tab w:val="num" w:pos="927"/>
-        </w:tabs>
-        <w:ind w:left="927"/>
-        <w:rPr>
-          <w:i/>
-          <w:iCs/>
-        </w:rPr>
-      </w:pPr>
-      <w:r>
-        <w:rPr>
-          <w:i/>
-          <w:iCs/>
-        </w:rPr>
-        <w:t>les versions des systèmes d'exploitation et des outils logiciels</w:t>
-      </w:r>
-    </w:p>
-    <w:p>
-      <w:pPr>
-        <w:numPr>
-          <w:ilvl w:val="0"/>
-          <w:numId w:val="10"/>
-        </w:numPr>
-        <w:tabs>
-          <w:tab w:val="clear" w:pos="720"/>
-          <w:tab w:val="num" w:pos="927"/>
-        </w:tabs>
-        <w:ind w:left="927"/>
-        <w:rPr>
-          <w:i/>
-          <w:iCs/>
-        </w:rPr>
-      </w:pPr>
-      <w:r>
-        <w:rPr>
-          <w:i/>
-          <w:iCs/>
-        </w:rPr>
-        <w:t>la description exacte du matériel</w:t>
-      </w:r>
-    </w:p>
-    <w:p/>
-    <w:p/>
-    <w:p>
-      <w:pPr>
-        <w:ind w:left="1134" w:hanging="774"/>
+        <w:t>Reprendre les tests d’acceptance d’IceScrum au moyen de la feuille ad hoc d’</w:t>
+      </w:r>
+      <w:r>
         <w:rPr>
           <w:b/>
           <w:bCs/>
@@ -17257,16 +18612,7 @@
           <w:iCs/>
           <w:color w:val="FF0000"/>
         </w:rPr>
-      </w:pPr>
-      <w:r>
-        <w:rPr>
-          <w:b/>
-          <w:bCs/>
-          <w:i/>
-          <w:iCs/>
-          <w:color w:val="FF0000"/>
-        </w:rPr>
-        <w:t>Ce chapitre décrit précisément comment un employé qualifié peut recréer l’environnement dans lequel vous avez effectué ce travail</w:t>
+        <w:t>IceTools</w:t>
       </w:r>
     </w:p>
     <w:p>
@@ -17277,773 +18623,40 @@
           <w:iCs/>
         </w:rPr>
       </w:pPr>
-      <w:bookmarkStart w:id="50" w:name="_Toc192241027"/>
+      <w:bookmarkStart w:id="58" w:name="_Toc185663471"/>
+      <w:bookmarkStart w:id="59" w:name="_Toc25553326"/>
+      <w:bookmarkStart w:id="60" w:name="_Toc71691029"/>
+      <w:bookmarkStart w:id="61" w:name="_Toc192669341"/>
       <w:r>
         <w:rPr>
           <w:i w:val="0"/>
           <w:iCs/>
         </w:rPr>
-        <w:t>Mise en place de l’environnement de test</w:t>
-      </w:r>
-      <w:bookmarkEnd w:id="50"/>
-    </w:p>
-    <w:p/>
-    <w:p>
-      <w:pPr>
-        <w:ind w:firstLine="576"/>
-      </w:pPr>
-      <w:r>
-        <w:t>Version des logiciels :</w:t>
-      </w:r>
-    </w:p>
-    <w:p>
-      <w:pPr>
-        <w:pStyle w:val="Paragraphedeliste"/>
-        <w:numPr>
-          <w:ilvl w:val="1"/>
-          <w:numId w:val="19"/>
-        </w:numPr>
-      </w:pPr>
-      <w:r>
-        <w:t xml:space="preserve">Windows </w:t>
-      </w:r>
-      <w:r>
-        <w:t>22H2</w:t>
-      </w:r>
-      <w:r>
-        <w:t xml:space="preserve"> ou plus</w:t>
-      </w:r>
-    </w:p>
-    <w:p>
-      <w:pPr>
-        <w:pStyle w:val="Paragraphedeliste"/>
-        <w:numPr>
-          <w:ilvl w:val="1"/>
-          <w:numId w:val="19"/>
-        </w:numPr>
-      </w:pPr>
-      <w:r>
-        <w:t>.Net 8.0</w:t>
-      </w:r>
-    </w:p>
-    <w:p>
-      <w:pPr>
-        <w:ind w:left="567"/>
-      </w:pPr>
-      <w:r>
-        <w:t>Fichiers :</w:t>
-      </w:r>
-    </w:p>
-    <w:p>
-      <w:pPr>
-        <w:pStyle w:val="Paragraphedeliste"/>
-        <w:numPr>
-          <w:ilvl w:val="1"/>
-          <w:numId w:val="19"/>
-        </w:numPr>
-      </w:pPr>
-      <w:r>
-        <w:t>RessourcesConfig.json</w:t>
-      </w:r>
-    </w:p>
-    <w:p>
-      <w:pPr>
-        <w:ind w:left="2124"/>
-      </w:pPr>
-      <w:r>
-        <w:t>Fichier du coté prof, il sert à enregistrer la liste principale des ressources bannies</w:t>
-      </w:r>
-      <w:r>
-        <w:t>, il est dans le même dossier que l’exécutable.</w:t>
-      </w:r>
-    </w:p>
-    <w:p>
-      <w:pPr>
-        <w:pStyle w:val="Paragraphedeliste"/>
-        <w:numPr>
-          <w:ilvl w:val="1"/>
-          <w:numId w:val="19"/>
-        </w:numPr>
-      </w:pPr>
-      <w:r>
-        <w:t>RessourcesConfig_SubList.json</w:t>
-      </w:r>
-    </w:p>
-    <w:p>
-      <w:pPr>
-        <w:ind w:left="2124"/>
-      </w:pPr>
-      <w:r>
-        <w:t>Fichier du coté prof, il sert à enregistrer les liste secondaires des ressources bannies</w:t>
-      </w:r>
-      <w:r>
-        <w:t>, il est dans le même dossier que l’exécutable.</w:t>
-      </w:r>
-    </w:p>
-    <w:p/>
-    <w:p>
-      <w:pPr>
-        <w:numPr>
-          <w:ilvl w:val="0"/>
-          <w:numId w:val="10"/>
-        </w:numPr>
-        <w:tabs>
-          <w:tab w:val="clear" w:pos="720"/>
-          <w:tab w:val="num" w:pos="927"/>
-        </w:tabs>
-        <w:ind w:left="927"/>
+        <w:t>Bilan</w:t>
+      </w:r>
+      <w:bookmarkEnd w:id="58"/>
+      <w:bookmarkEnd w:id="61"/>
+    </w:p>
+    <w:p>
+      <w:pPr>
+        <w:ind w:left="426"/>
         <w:rPr>
           <w:i/>
-          <w:iCs/>
-        </w:rPr>
-      </w:pPr>
-      <w:r>
-        <w:rPr>
-          <w:i/>
-          <w:iCs/>
-        </w:rPr>
-        <w:t>la liste de tous les fichiers et une rapide description de leur contenu (des noms qui parlent !)</w:t>
-      </w:r>
-    </w:p>
-    <w:p>
-      <w:pPr>
-        <w:numPr>
-          <w:ilvl w:val="0"/>
-          <w:numId w:val="10"/>
-        </w:numPr>
-        <w:tabs>
-          <w:tab w:val="clear" w:pos="720"/>
-          <w:tab w:val="num" w:pos="927"/>
-        </w:tabs>
-        <w:ind w:left="927"/>
-        <w:rPr>
-          <w:i/>
-          <w:iCs/>
-        </w:rPr>
-      </w:pPr>
-      <w:r>
-        <w:rPr>
-          <w:i/>
-          <w:iCs/>
-        </w:rPr>
-        <w:t>les versions des systèmes d'exploitation et des outils logiciels</w:t>
-      </w:r>
-    </w:p>
-    <w:p>
-      <w:pPr>
-        <w:numPr>
-          <w:ilvl w:val="0"/>
-          <w:numId w:val="10"/>
-        </w:numPr>
-        <w:tabs>
-          <w:tab w:val="clear" w:pos="720"/>
-          <w:tab w:val="num" w:pos="927"/>
-        </w:tabs>
-        <w:ind w:left="927"/>
-        <w:rPr>
-          <w:i/>
-          <w:iCs/>
-        </w:rPr>
-      </w:pPr>
-      <w:r>
-        <w:rPr>
-          <w:i/>
-          <w:iCs/>
-        </w:rPr>
-        <w:t>la description exacte du matériel</w:t>
-      </w:r>
-    </w:p>
-    <w:p>
-      <w:pPr>
-        <w:numPr>
-          <w:ilvl w:val="0"/>
-          <w:numId w:val="10"/>
-        </w:numPr>
-        <w:tabs>
-          <w:tab w:val="clear" w:pos="720"/>
-          <w:tab w:val="num" w:pos="927"/>
-        </w:tabs>
-        <w:ind w:left="927"/>
-        <w:rPr>
-          <w:b/>
-          <w:bCs/>
-          <w:i/>
-          <w:iCs/>
-          <w:color w:val="FF0000"/>
-        </w:rPr>
-      </w:pPr>
-      <w:r>
-        <w:rPr>
-          <w:b/>
-          <w:bCs/>
-          <w:i/>
-          <w:iCs/>
-          <w:color w:val="FF0000"/>
-        </w:rPr>
-        <w:t>La marche à suivre pour préparer l’environnement (ne pas oublier les données de test</w:t>
-      </w:r>
-      <w:r>
-        <w:rPr>
-          <w:b/>
-          <w:bCs/>
-          <w:i/>
-          <w:iCs/>
-          <w:color w:val="FF0000"/>
-        </w:rPr>
-        <w:t>, ainsi que les mots de passe éventuels</w:t>
-      </w:r>
-      <w:r>
-        <w:rPr>
-          <w:b/>
-          <w:bCs/>
-          <w:i/>
-          <w:iCs/>
-          <w:color w:val="FF0000"/>
-        </w:rPr>
-        <w:t>)</w:t>
-      </w:r>
-    </w:p>
-    <w:p>
-      <w:pPr>
-        <w:ind w:left="1134" w:hanging="774"/>
-        <w:rPr>
-          <w:b/>
-          <w:bCs/>
-          <w:i/>
-          <w:iCs/>
-          <w:color w:val="FF0000"/>
-        </w:rPr>
-      </w:pPr>
-    </w:p>
-    <w:p>
-      <w:pPr>
-        <w:ind w:left="1134" w:hanging="774"/>
-        <w:rPr>
-          <w:b/>
-          <w:bCs/>
-          <w:i/>
-          <w:iCs/>
-          <w:color w:val="FF0000"/>
-        </w:rPr>
-      </w:pPr>
-      <w:r>
-        <w:rPr>
-          <w:b/>
-          <w:bCs/>
-          <w:i/>
-          <w:iCs/>
-          <w:color w:val="FF0000"/>
-        </w:rPr>
-        <w:t xml:space="preserve">Ce chapitre décrit précisément comment un employé qualifié peut recréer </w:t>
-      </w:r>
-      <w:r>
-        <w:rPr>
-          <w:b/>
-          <w:bCs/>
-          <w:i/>
-          <w:iCs/>
-          <w:color w:val="FF0000"/>
-        </w:rPr>
-        <w:t>le contexte décrit par la stratégie de test</w:t>
-      </w:r>
-    </w:p>
-    <w:p>
-      <w:pPr>
-        <w:pStyle w:val="Titre2"/>
-        <w:rPr>
-          <w:i w:val="0"/>
-          <w:iCs/>
-        </w:rPr>
-      </w:pPr>
-      <w:bookmarkStart w:id="51" w:name="_Toc192241028"/>
-      <w:r>
-        <w:rPr>
-          <w:i w:val="0"/>
-          <w:iCs/>
-        </w:rPr>
-        <w:t>Déploiement du produit</w:t>
-      </w:r>
-      <w:bookmarkEnd w:id="51"/>
-    </w:p>
-    <w:p/>
-    <w:p>
-      <w:pPr>
-        <w:ind w:firstLine="576"/>
-      </w:pPr>
-      <w:r>
-        <w:t>Version des logiciels :</w:t>
-      </w:r>
-    </w:p>
-    <w:p>
-      <w:pPr>
-        <w:pStyle w:val="Paragraphedeliste"/>
-        <w:numPr>
-          <w:ilvl w:val="1"/>
-          <w:numId w:val="19"/>
-        </w:numPr>
-      </w:pPr>
-      <w:r>
-        <w:t xml:space="preserve">Windows </w:t>
-      </w:r>
-      <w:r>
-        <w:t>22H2</w:t>
-      </w:r>
-      <w:r>
-        <w:t xml:space="preserve"> ou plus</w:t>
-      </w:r>
-    </w:p>
-    <w:p>
-      <w:pPr>
-        <w:pStyle w:val="Paragraphedeliste"/>
-        <w:numPr>
-          <w:ilvl w:val="1"/>
-          <w:numId w:val="19"/>
-        </w:numPr>
-      </w:pPr>
-      <w:r>
-        <w:t>.Net 8.0</w:t>
-      </w:r>
-    </w:p>
-    <w:p>
-      <w:pPr>
-        <w:ind w:left="567"/>
-      </w:pPr>
-      <w:r>
-        <w:t>Fichiers :</w:t>
-      </w:r>
-    </w:p>
-    <w:p>
-      <w:pPr>
-        <w:pStyle w:val="Paragraphedeliste"/>
-        <w:numPr>
-          <w:ilvl w:val="1"/>
-          <w:numId w:val="19"/>
-        </w:numPr>
-      </w:pPr>
-      <w:r>
-        <w:t>RessourcesConfig.json</w:t>
-      </w:r>
-    </w:p>
-    <w:p>
-      <w:pPr>
-        <w:ind w:left="2124"/>
-      </w:pPr>
-      <w:r>
-        <w:t>Fichier du coté prof, il sert à enregistrer la liste principale des ressources bannies</w:t>
-      </w:r>
-      <w:r>
-        <w:t>, il est dans le même dossier que l’exécutable.</w:t>
-      </w:r>
-    </w:p>
-    <w:p>
-      <w:pPr>
-        <w:pStyle w:val="Paragraphedeliste"/>
-        <w:numPr>
-          <w:ilvl w:val="1"/>
-          <w:numId w:val="19"/>
-        </w:numPr>
-      </w:pPr>
-      <w:r>
-        <w:t>RessourcesConfig_SubList.json</w:t>
-      </w:r>
-    </w:p>
-    <w:p>
-      <w:pPr>
-        <w:ind w:left="2124"/>
-      </w:pPr>
-      <w:r>
-        <w:t>Fichier du coté prof, il sert à enregistrer les liste secondaires des ressources bannies</w:t>
-      </w:r>
-      <w:r>
-        <w:t>, il est dans le même dossier que l’exécutable.</w:t>
-      </w:r>
-    </w:p>
-    <w:p/>
-    <w:p>
-      <w:pPr>
-        <w:numPr>
-          <w:ilvl w:val="0"/>
-          <w:numId w:val="10"/>
-        </w:numPr>
-        <w:tabs>
-          <w:tab w:val="clear" w:pos="720"/>
-          <w:tab w:val="num" w:pos="927"/>
-        </w:tabs>
-        <w:ind w:left="927"/>
-        <w:rPr>
-          <w:i/>
-          <w:iCs/>
-        </w:rPr>
-      </w:pPr>
-      <w:r>
-        <w:rPr>
-          <w:i/>
-          <w:iCs/>
-        </w:rPr>
-        <w:t>la liste de tous les fichiers et une rapide description de leur contenu (des noms qui parlent !)</w:t>
-      </w:r>
-    </w:p>
-    <w:p>
-      <w:pPr>
-        <w:numPr>
-          <w:ilvl w:val="0"/>
-          <w:numId w:val="10"/>
-        </w:numPr>
-        <w:tabs>
-          <w:tab w:val="clear" w:pos="720"/>
-          <w:tab w:val="num" w:pos="927"/>
-        </w:tabs>
-        <w:ind w:left="927"/>
-        <w:rPr>
-          <w:i/>
-          <w:iCs/>
-        </w:rPr>
-      </w:pPr>
-      <w:r>
-        <w:rPr>
-          <w:i/>
-          <w:iCs/>
-        </w:rPr>
-        <w:t>les versions des systèmes d'exploitation et des outils logiciels</w:t>
-      </w:r>
-    </w:p>
-    <w:p>
-      <w:pPr>
-        <w:numPr>
-          <w:ilvl w:val="0"/>
-          <w:numId w:val="10"/>
-        </w:numPr>
-        <w:tabs>
-          <w:tab w:val="clear" w:pos="720"/>
-          <w:tab w:val="num" w:pos="927"/>
-        </w:tabs>
-        <w:ind w:left="927"/>
-        <w:rPr>
-          <w:i/>
-          <w:iCs/>
-        </w:rPr>
-      </w:pPr>
-      <w:r>
-        <w:rPr>
-          <w:i/>
-          <w:iCs/>
-        </w:rPr>
-        <w:t>la description exacte du matériel</w:t>
-      </w:r>
-    </w:p>
-    <w:p>
-      <w:pPr>
-        <w:ind w:left="1134" w:hanging="774"/>
-        <w:rPr>
-          <w:b/>
-          <w:bCs/>
-          <w:i/>
-          <w:iCs/>
-          <w:color w:val="FF0000"/>
-        </w:rPr>
-      </w:pPr>
-    </w:p>
-    <w:p>
-      <w:pPr>
-        <w:numPr>
-          <w:ilvl w:val="0"/>
-          <w:numId w:val="10"/>
-        </w:numPr>
-        <w:tabs>
-          <w:tab w:val="clear" w:pos="720"/>
-          <w:tab w:val="num" w:pos="927"/>
-        </w:tabs>
-        <w:ind w:left="927"/>
-        <w:rPr>
-          <w:b/>
-          <w:bCs/>
-          <w:i/>
-          <w:iCs/>
-          <w:color w:val="FF0000"/>
-        </w:rPr>
-      </w:pPr>
-      <w:r>
-        <w:rPr>
-          <w:b/>
-          <w:bCs/>
-          <w:i/>
-          <w:iCs/>
-          <w:color w:val="FF0000"/>
-        </w:rPr>
-        <w:t>La marche à suivre pour préparer l’environnement (ne pas oublier les données de test</w:t>
-      </w:r>
-      <w:r>
-        <w:rPr>
-          <w:b/>
-          <w:bCs/>
-          <w:i/>
-          <w:iCs/>
-          <w:color w:val="FF0000"/>
-        </w:rPr>
-        <w:t>, ainsi que les mots de passe éventuels</w:t>
-      </w:r>
-      <w:r>
-        <w:rPr>
-          <w:b/>
-          <w:bCs/>
-          <w:i/>
-          <w:iCs/>
-          <w:color w:val="FF0000"/>
-        </w:rPr>
-        <w:t>)</w:t>
-      </w:r>
-    </w:p>
-    <w:p>
-      <w:pPr>
-        <w:ind w:left="1134" w:hanging="774"/>
-        <w:rPr>
-          <w:b/>
-          <w:bCs/>
-          <w:i/>
-          <w:iCs/>
-          <w:color w:val="FF0000"/>
-        </w:rPr>
-      </w:pPr>
-    </w:p>
-    <w:p>
-      <w:pPr>
-        <w:ind w:left="1134" w:hanging="774"/>
-        <w:rPr>
-          <w:b/>
-          <w:bCs/>
-          <w:i/>
-          <w:iCs/>
-          <w:color w:val="FF0000"/>
-        </w:rPr>
-      </w:pPr>
-      <w:r>
-        <w:rPr>
-          <w:b/>
-          <w:bCs/>
-          <w:i/>
-          <w:iCs/>
-          <w:color w:val="FF0000"/>
-        </w:rPr>
-        <w:t xml:space="preserve">Ce chapitre décrit précisément comment un employé qualifié peut </w:t>
-      </w:r>
-      <w:r>
-        <w:rPr>
-          <w:b/>
-          <w:bCs/>
-          <w:i/>
-          <w:iCs/>
-          <w:color w:val="FF0000"/>
-        </w:rPr>
-        <w:t>mettre votre produit en production</w:t>
-      </w:r>
-    </w:p>
-    <w:p>
-      <w:pPr>
-        <w:pStyle w:val="Titre2"/>
-        <w:rPr>
-          <w:i w:val="0"/>
-          <w:iCs/>
-        </w:rPr>
-      </w:pPr>
-      <w:bookmarkStart w:id="52" w:name="_Toc192241029"/>
-      <w:r>
-        <w:rPr>
-          <w:i w:val="0"/>
-          <w:iCs/>
-        </w:rPr>
-        <w:t>Description des test</w:t>
-      </w:r>
-      <w:bookmarkEnd w:id="48"/>
-      <w:r>
-        <w:rPr>
-          <w:i w:val="0"/>
-          <w:iCs/>
-        </w:rPr>
-        <w:t>s effectués</w:t>
-      </w:r>
-      <w:bookmarkEnd w:id="49"/>
-      <w:bookmarkEnd w:id="52"/>
-    </w:p>
-    <w:p>
-      <w:pPr>
-        <w:pStyle w:val="En-tte"/>
-        <w:ind w:left="357"/>
-        <w:rPr>
-          <w:i/>
-        </w:rPr>
-      </w:pPr>
-    </w:p>
-    <w:p>
-      <w:pPr>
-        <w:pStyle w:val="En-tte"/>
-        <w:ind w:left="357"/>
-        <w:rPr>
-          <w:i/>
-          <w:strike/>
-        </w:rPr>
-      </w:pPr>
-      <w:r>
-        <w:rPr>
-          <w:i/>
-          <w:strike/>
-        </w:rPr>
-        <w:t>Pour chaque partie testée de votre projet, il faut décrire:</w:t>
-      </w:r>
-    </w:p>
-    <w:p>
-      <w:pPr>
-        <w:pStyle w:val="En-tte"/>
-        <w:ind w:left="357"/>
-        <w:rPr>
-          <w:i/>
-          <w:strike/>
-        </w:rPr>
-      </w:pPr>
-    </w:p>
-    <w:p>
-      <w:pPr>
-        <w:numPr>
-          <w:ilvl w:val="0"/>
-          <w:numId w:val="13"/>
-        </w:numPr>
-        <w:suppressAutoHyphens/>
-        <w:rPr>
-          <w:i/>
-          <w:strike/>
-        </w:rPr>
-      </w:pPr>
-      <w:r>
-        <w:rPr>
-          <w:i/>
-          <w:strike/>
-        </w:rPr>
-        <w:t>les conditions exactes de chaque test</w:t>
-      </w:r>
-    </w:p>
-    <w:p>
-      <w:pPr>
-        <w:numPr>
-          <w:ilvl w:val="0"/>
-          <w:numId w:val="12"/>
-        </w:numPr>
-        <w:rPr>
-          <w:i/>
-          <w:strike/>
-        </w:rPr>
-      </w:pPr>
-      <w:r>
-        <w:rPr>
-          <w:i/>
-          <w:strike/>
-        </w:rPr>
-        <w:t>les preuves de test (papier ou fichier)</w:t>
-      </w:r>
-    </w:p>
-    <w:p>
-      <w:pPr>
-        <w:numPr>
-          <w:ilvl w:val="0"/>
-          <w:numId w:val="12"/>
-        </w:numPr>
-        <w:rPr>
-          <w:i/>
-          <w:strike/>
-        </w:rPr>
-      </w:pPr>
-      <w:r>
-        <w:rPr>
-          <w:i/>
-          <w:strike/>
-        </w:rPr>
-        <w:t xml:space="preserve">tests sans preuve: fournir au moins une description </w:t>
-      </w:r>
-    </w:p>
-    <w:p>
-      <w:pPr>
-        <w:ind w:left="1134" w:hanging="774"/>
-        <w:rPr>
-          <w:b/>
-          <w:bCs/>
-          <w:i/>
-          <w:iCs/>
-          <w:color w:val="FF0000"/>
-        </w:rPr>
-      </w:pPr>
-    </w:p>
-    <w:p>
-      <w:pPr>
-        <w:ind w:left="1134" w:hanging="774"/>
-        <w:rPr>
-          <w:b/>
-          <w:bCs/>
-          <w:i/>
-          <w:iCs/>
-          <w:color w:val="FF0000"/>
-        </w:rPr>
-      </w:pPr>
-      <w:r>
-        <w:rPr>
-          <w:b/>
-          <w:bCs/>
-          <w:i/>
-          <w:iCs/>
-          <w:color w:val="FF0000"/>
-        </w:rPr>
-        <w:t>Reprendre les tests d’acceptance d’IceScrum au moyen de la feuille ad hoc d’</w:t>
-      </w:r>
-      <w:r>
-        <w:rPr>
-          <w:b/>
-          <w:bCs/>
-          <w:i/>
-          <w:iCs/>
-          <w:color w:val="FF0000"/>
-        </w:rPr>
-        <w:t>IceTools</w:t>
-      </w:r>
-    </w:p>
-    <w:p>
-      <w:pPr>
-        <w:pStyle w:val="Titre2"/>
-        <w:rPr>
-          <w:i w:val="0"/>
-          <w:iCs/>
-        </w:rPr>
-      </w:pPr>
-      <w:bookmarkStart w:id="53" w:name="_Toc185663471"/>
-      <w:bookmarkStart w:id="54" w:name="_Toc192241030"/>
-      <w:bookmarkStart w:id="55" w:name="_Toc25553326"/>
-      <w:bookmarkStart w:id="56" w:name="_Toc71691029"/>
-      <w:r>
-        <w:rPr>
-          <w:i w:val="0"/>
-          <w:iCs/>
-        </w:rPr>
-        <w:t>Bilan</w:t>
-      </w:r>
-      <w:bookmarkEnd w:id="53"/>
-      <w:bookmarkEnd w:id="54"/>
-    </w:p>
-    <w:p>
-      <w:pPr>
-        <w:ind w:left="426"/>
-        <w:rPr>
-          <w:i/>
-        </w:rPr>
-      </w:pPr>
-      <w:bookmarkStart w:id="57" w:name="_Toc25553323"/>
+        </w:rPr>
+      </w:pPr>
+      <w:bookmarkStart w:id="62" w:name="_Toc25553323"/>
     </w:p>
     <w:p>
       <w:pPr>
         <w:pStyle w:val="Titre3"/>
       </w:pPr>
-      <w:bookmarkStart w:id="58" w:name="_Toc185663472"/>
-      <w:bookmarkStart w:id="59" w:name="_Toc192241031"/>
+      <w:bookmarkStart w:id="63" w:name="_Toc185663472"/>
+      <w:bookmarkStart w:id="64" w:name="_Toc192669342"/>
       <w:r>
         <w:t>Erreurs restantes</w:t>
       </w:r>
-      <w:bookmarkEnd w:id="58"/>
-      <w:bookmarkEnd w:id="59"/>
+      <w:bookmarkEnd w:id="63"/>
+      <w:bookmarkEnd w:id="64"/>
     </w:p>
     <w:p>
       <w:pPr>
@@ -18102,7 +18715,7 @@
         </w:rPr>
         <w:t>Conséquences sur l'utilisation du produit</w:t>
       </w:r>
-      <w:bookmarkEnd w:id="57"/>
+      <w:bookmarkEnd w:id="62"/>
     </w:p>
     <w:p>
       <w:pPr>
@@ -18132,13 +18745,13 @@
       <w:pPr>
         <w:pStyle w:val="Titre3"/>
       </w:pPr>
-      <w:bookmarkStart w:id="60" w:name="_Toc185663473"/>
-      <w:bookmarkStart w:id="61" w:name="_Toc192241032"/>
+      <w:bookmarkStart w:id="65" w:name="_Toc185663473"/>
+      <w:bookmarkStart w:id="66" w:name="_Toc192669343"/>
       <w:r>
         <w:t>Stories</w:t>
       </w:r>
-      <w:bookmarkEnd w:id="60"/>
-      <w:bookmarkEnd w:id="61"/>
+      <w:bookmarkEnd w:id="65"/>
+      <w:bookmarkEnd w:id="66"/>
     </w:p>
     <w:p>
       <w:pPr>
@@ -18181,31 +18794,108 @@
       <w:pPr>
         <w:pStyle w:val="Titre3"/>
       </w:pPr>
-      <w:bookmarkStart w:id="62" w:name="_Toc185663474"/>
-      <w:bookmarkStart w:id="63" w:name="_Toc192241033"/>
+      <w:bookmarkStart w:id="67" w:name="_Toc185663474"/>
+      <w:bookmarkStart w:id="68" w:name="_Toc192669344"/>
       <w:r>
         <w:t>Dette technique</w:t>
       </w:r>
-      <w:bookmarkEnd w:id="62"/>
-      <w:bookmarkEnd w:id="63"/>
+      <w:bookmarkEnd w:id="67"/>
+      <w:bookmarkEnd w:id="68"/>
       <w:r>
         <w:t xml:space="preserve"> </w:t>
       </w:r>
     </w:p>
-    <w:p>
-      <w:pPr>
-        <w:rPr>
-          <w:i/>
-        </w:rPr>
-      </w:pPr>
-    </w:p>
-    <w:p>
-      <w:pPr>
+    <w:p/>
+    <w:p>
+      <w:pPr>
+        <w:rPr>
+          <w:u w:val="single"/>
+        </w:rPr>
+      </w:pPr>
+      <w:r>
+        <w:rPr>
+          <w:u w:val="single"/>
+        </w:rPr>
+        <w:t>TextBox s’affichant mal</w:t>
+      </w:r>
+      <w:r>
+        <w:rPr>
+          <w:u w:val="single"/>
+        </w:rPr>
+        <w:t> :</w:t>
+      </w:r>
+    </w:p>
+    <w:p/>
+    <w:p>
+      <w:pPr>
+        <w:keepNext/>
+      </w:pPr>
+      <w:r>
+        <w:t xml:space="preserve">Les textboxes de la sous liste des ressources bannies ne font pas la même taille que celles de la liste principale. J’ai essayé de régler ce problème mais après trop de temp perdu j’ai choisi de mettre un //TODO et de passer à la suite. </w:t>
+      </w:r>
+      <w:r>
+        <w:rPr>
+          <w:noProof/>
+        </w:rPr>
+        <w:drawing>
+          <wp:inline distT="0" distB="0" distL="0" distR="0" wp14:anchorId="4D244976" wp14:editId="7D6773D2">
+            <wp:extent cx="5756910" cy="3562350"/>
+            <wp:effectExtent l="0" t="0" r="0" b="0"/>
+            <wp:docPr id="5" name="Image 5"/>
+            <wp:cNvGraphicFramePr>
+              <a:graphicFrameLocks xmlns:a="http://schemas.openxmlformats.org/drawingml/2006/main" noChangeAspect="1"/>
+            </wp:cNvGraphicFramePr>
+            <a:graphic xmlns:a="http://schemas.openxmlformats.org/drawingml/2006/main">
+              <a:graphicData uri="http://schemas.openxmlformats.org/drawingml/2006/picture">
+                <pic:pic xmlns:pic="http://schemas.openxmlformats.org/drawingml/2006/picture">
+                  <pic:nvPicPr>
+                    <pic:cNvPr id="0" name="Picture 1"/>
+                    <pic:cNvPicPr>
+                      <a:picLocks noChangeAspect="1" noChangeArrowheads="1"/>
+                    </pic:cNvPicPr>
+                  </pic:nvPicPr>
+                  <pic:blipFill>
+                    <a:blip r:embed="rId23">
+                      <a:extLst>
+                        <a:ext uri="{28A0092B-C50C-407E-A947-70E740481C1C}">
+                          <a14:useLocalDpi xmlns:a14="http://schemas.microsoft.com/office/drawing/2010/main" val="0"/>
+                        </a:ext>
+                      </a:extLst>
+                    </a:blip>
+                    <a:srcRect/>
+                    <a:stretch>
+                      <a:fillRect/>
+                    </a:stretch>
+                  </pic:blipFill>
+                  <pic:spPr bwMode="auto">
+                    <a:xfrm>
+                      <a:off x="0" y="0"/>
+                      <a:ext cx="5756910" cy="3562350"/>
+                    </a:xfrm>
+                    <a:prstGeom prst="rect">
+                      <a:avLst/>
+                    </a:prstGeom>
+                    <a:noFill/>
+                    <a:ln>
+                      <a:noFill/>
+                    </a:ln>
+                  </pic:spPr>
+                </pic:pic>
+              </a:graphicData>
+            </a:graphic>
+          </wp:inline>
+        </w:drawing>
+      </w:r>
+    </w:p>
+    <w:p>
+      <w:pPr>
+        <w:pStyle w:val="Lgende"/>
+        <w:jc w:val="center"/>
         <w:rPr>
           <w:b/>
           <w:bCs/>
-          <w:i/>
-          <w:iCs/>
+          <w:i w:val="0"/>
+          <w:iCs w:val="0"/>
           <w:color w:val="FF0000"/>
         </w:rPr>
       </w:pPr>
@@ -18213,34 +18903,67 @@
         <w:rPr>
           <w:b/>
           <w:bCs/>
-          <w:i/>
-          <w:iCs/>
+          <w:i w:val="0"/>
+          <w:iCs w:val="0"/>
           <w:color w:val="FF0000"/>
         </w:rPr>
-        <w:t xml:space="preserve">Reporter la </w:t>
-      </w:r>
-      <w:hyperlink r:id="rId14" w:anchor=":~:text=La%20dette%20technique%20survient%20quand,de%20plus%20en%20plus%20fr%C3%A9quents.">
-        <w:r>
-          <w:rPr>
-            <w:rStyle w:val="Lienhypertexte"/>
-            <w:b/>
-            <w:bCs/>
-            <w:i/>
-            <w:iCs/>
-          </w:rPr>
-          <w:t>dette technique</w:t>
-        </w:r>
-      </w:hyperlink>
+        <w:fldChar w:fldCharType="begin"/>
+      </w:r>
       <w:r>
         <w:rPr>
           <w:b/>
           <w:bCs/>
-          <w:i/>
-          <w:iCs/>
+          <w:i w:val="0"/>
+          <w:iCs w:val="0"/>
           <w:color w:val="FF0000"/>
         </w:rPr>
-        <w:t xml:space="preserve"> connue. S’appuyer sur la pratique des // TODO</w:t>
-      </w:r>
+        <w:instrText xml:space="preserve"> SEQ Figure \* ARABIC </w:instrText>
+      </w:r>
+      <w:r>
+        <w:rPr>
+          <w:b/>
+          <w:bCs/>
+          <w:i w:val="0"/>
+          <w:iCs w:val="0"/>
+          <w:color w:val="FF0000"/>
+        </w:rPr>
+        <w:fldChar w:fldCharType="separate"/>
+      </w:r>
+      <w:r>
+        <w:rPr>
+          <w:b/>
+          <w:bCs/>
+          <w:i w:val="0"/>
+          <w:iCs w:val="0"/>
+          <w:noProof/>
+          <w:color w:val="FF0000"/>
+        </w:rPr>
+        <w:t>4</w:t>
+      </w:r>
+      <w:r>
+        <w:rPr>
+          <w:b/>
+          <w:bCs/>
+          <w:i w:val="0"/>
+          <w:iCs w:val="0"/>
+          <w:color w:val="FF0000"/>
+        </w:rPr>
+        <w:fldChar w:fldCharType="end"/>
+      </w:r>
+      <w:r>
+        <w:t xml:space="preserve"> </w:t>
+      </w:r>
+      <w:bookmarkStart w:id="69" w:name="_Toc192670403"/>
+      <w:r>
+        <w:t xml:space="preserve">3.8.3 </w:t>
+      </w:r>
+      <w:r>
+        <w:t>bugs</w:t>
+      </w:r>
+      <w:r>
+        <w:t xml:space="preserve"> taille texbox</w:t>
+      </w:r>
+      <w:bookmarkEnd w:id="69"/>
     </w:p>
     <w:p>
       <w:pPr>
@@ -18259,8 +18982,8 @@
           <w:iCs/>
         </w:rPr>
       </w:pPr>
-      <w:bookmarkStart w:id="64" w:name="_Toc185663475"/>
-      <w:bookmarkStart w:id="65" w:name="_Toc192241034"/>
+      <w:bookmarkStart w:id="70" w:name="_Toc185663475"/>
+      <w:bookmarkStart w:id="71" w:name="_Toc192669345"/>
       <w:r>
         <w:rPr>
           <w:i w:val="0"/>
@@ -18268,15 +18991,114 @@
         </w:rPr>
         <w:t>Recours à l’intelligence artificielle</w:t>
       </w:r>
-      <w:bookmarkEnd w:id="64"/>
-      <w:bookmarkEnd w:id="65"/>
+      <w:bookmarkEnd w:id="70"/>
+      <w:bookmarkEnd w:id="71"/>
     </w:p>
     <w:p/>
     <w:p>
-      <w:r>
-        <w:t xml:space="preserve">J’ai utilisé l’IA dans ce projet, </w:t>
-      </w:r>
-    </w:p>
+      <w:bookmarkStart w:id="72" w:name="_Hlk192668105"/>
+      <w:r>
+        <w:t xml:space="preserve">J’ai utilisé </w:t>
+      </w:r>
+      <w:r>
+        <w:t xml:space="preserve">des </w:t>
+      </w:r>
+      <w:r>
+        <w:t>A</w:t>
+      </w:r>
+      <w:r>
+        <w:t>I</w:t>
+      </w:r>
+      <w:r>
+        <w:t xml:space="preserve"> dans ce projet, </w:t>
+      </w:r>
+      <w:r>
+        <w:t xml:space="preserve">j’en ai principalement utilisé deux différentes. </w:t>
+      </w:r>
+    </w:p>
+    <w:p>
+      <w:r>
+        <w:t xml:space="preserve">ChatGPT et Leo AI. Leo AI est </w:t>
+      </w:r>
+      <w:r>
+        <w:t>l’IA</w:t>
+      </w:r>
+      <w:r>
+        <w:t xml:space="preserve"> de brave, le navigateur que j’utilise</w:t>
+      </w:r>
+      <w:r>
+        <w:t xml:space="preserve"> et c’est aussi le moteur de recherche que j’utilise</w:t>
+      </w:r>
+      <w:r>
+        <w:t>.</w:t>
+      </w:r>
+      <w:r>
+        <w:t xml:space="preserve"> </w:t>
+      </w:r>
+    </w:p>
+    <w:p>
+      <w:r>
+        <w:t>Quand on effectue une recherche sur brave (</w:t>
+      </w:r>
+      <w:r>
+        <w:t xml:space="preserve">le </w:t>
+      </w:r>
+      <w:r>
+        <w:t>moteur</w:t>
+      </w:r>
+      <w:r>
+        <w:t>)</w:t>
+      </w:r>
+      <w:r>
+        <w:t xml:space="preserve"> sur le code en tout cas, en haut de la page, avant les sites web il y a Leo AI qui nous propose une réponse à </w:t>
+      </w:r>
+      <w:r>
+        <w:lastRenderedPageBreak/>
+        <w:t xml:space="preserve">notre recherche. </w:t>
+      </w:r>
+      <w:r>
+        <w:t xml:space="preserve">Pour des informations simples et pas trop poussée, ça suffit et dans ce cas je l’ai utilisé certaine fois. Mais dans le cadre d’une recherche plus précise, c’est moins intéressant et les réponses sont parfois fausse ou datée. En résumé, j’ai utilisé Leo AI de temps en temp pour </w:t>
+      </w:r>
+      <w:r>
+        <w:t>des recherches plutôt simples</w:t>
+      </w:r>
+      <w:r>
+        <w:t xml:space="preserve"> car il donne une réponse rapide mais pour </w:t>
+      </w:r>
+      <w:r>
+        <w:t>des choses plus avancés</w:t>
+      </w:r>
+      <w:r>
+        <w:t xml:space="preserve"> je passais par les sites directement.</w:t>
+      </w:r>
+    </w:p>
+    <w:p>
+      <w:r>
+        <w:t xml:space="preserve">J’ai également utilisé ChatGPT. Je l’ai sollicité principalement pour des questions sur gRPC. Ou il a été le plus utile c’est sur le debug car j’avais </w:t>
+      </w:r>
+      <w:r>
+        <w:t>effectué</w:t>
+      </w:r>
+      <w:r>
+        <w:t xml:space="preserve"> des recherches sur le fonctionnement mais pour les petits bug et erreurs cachée j’avais beaucoup moins de connaissances.</w:t>
+      </w:r>
+      <w:r>
+        <w:t xml:space="preserve"> La chose dont j’ai eu le plus besoins c’était un problème avec la version du Protocol HTTP</w:t>
+      </w:r>
+      <w:r>
+        <w:t xml:space="preserve"> </w:t>
+      </w:r>
+      <w:r>
+        <w:t xml:space="preserve">utilisé par gRPC. </w:t>
+      </w:r>
+      <w:r>
+        <w:t>Il m’a bien aidé mais comme toujours, quand ça devient complexe il a beaucoup plus de peine.</w:t>
+      </w:r>
+      <w:r>
+        <w:t xml:space="preserve"> ChatGPT m’a aussi servi à générer le petit fantôme du logo, je l’ai modifié et ajouter à une icone trouvée sur Flation.</w:t>
+      </w:r>
+    </w:p>
+    <w:bookmarkEnd w:id="72"/>
     <w:p>
       <w:pPr>
         <w:pStyle w:val="En-tte"/>
@@ -18288,64 +19110,34 @@
     </w:p>
     <w:p>
       <w:pPr>
-        <w:rPr>
-          <w:b/>
-          <w:i/>
+        <w:pStyle w:val="Titre2"/>
+        <w:rPr>
+          <w:i w:val="0"/>
           <w:iCs/>
-          <w:color w:val="FF0000"/>
-        </w:rPr>
-      </w:pPr>
-      <w:r>
-        <w:rPr>
-          <w:b/>
-          <w:i/>
+        </w:rPr>
+      </w:pPr>
+      <w:bookmarkStart w:id="73" w:name="_Toc192669346"/>
+      <w:r>
+        <w:rPr>
+          <w:i w:val="0"/>
           <w:iCs/>
-          <w:color w:val="FF0000"/>
-        </w:rPr>
-        <w:t>Comment avez-vous utilisé l’IA dans votre projet.</w:t>
-      </w:r>
-    </w:p>
-    <w:p>
-      <w:pPr>
-        <w:rPr>
-          <w:b/>
-          <w:i/>
+        </w:rPr>
+        <w:t>Liste des documents</w:t>
+      </w:r>
+      <w:bookmarkEnd w:id="59"/>
+      <w:r>
+        <w:rPr>
+          <w:i w:val="0"/>
           <w:iCs/>
-          <w:color w:val="FF0000"/>
-        </w:rPr>
-      </w:pPr>
-      <w:r>
-        <w:rPr>
-          <w:b/>
-          <w:i/>
-          <w:iCs/>
-          <w:color w:val="FF0000"/>
-        </w:rPr>
-        <w:t xml:space="preserve">Si vous ne l’avez pas utilisée, pourquoi ? </w:t>
-      </w:r>
-    </w:p>
-    <w:p>
-      <w:pPr>
-        <w:rPr>
-          <w:b/>
-          <w:i/>
-          <w:iCs/>
-          <w:color w:val="FF0000"/>
-        </w:rPr>
-      </w:pPr>
-      <w:r>
-        <w:rPr>
-          <w:b/>
-          <w:i/>
-          <w:iCs/>
-          <w:color w:val="FF0000"/>
-        </w:rPr>
-        <w:t>Ce chapitre doit contenir au minimum 200 mots</w:t>
-      </w:r>
-    </w:p>
-    <w:p>
-      <w:pPr>
-        <w:pStyle w:val="En-tte"/>
+        </w:rPr>
+        <w:t xml:space="preserve"> fournis</w:t>
+      </w:r>
+      <w:bookmarkEnd w:id="60"/>
+      <w:bookmarkEnd w:id="73"/>
+    </w:p>
+    <w:p>
+      <w:pPr>
+        <w:ind w:left="426"/>
         <w:rPr>
           <w:rFonts w:cs="Arial"/>
           <w:iCs/>
@@ -18354,42 +19146,6 @@
     </w:p>
     <w:p>
       <w:pPr>
-        <w:pStyle w:val="Titre2"/>
-        <w:rPr>
-          <w:i w:val="0"/>
-          <w:iCs/>
-        </w:rPr>
-      </w:pPr>
-      <w:bookmarkStart w:id="66" w:name="_Toc192241035"/>
-      <w:r>
-        <w:rPr>
-          <w:i w:val="0"/>
-          <w:iCs/>
-        </w:rPr>
-        <w:t>Liste des documents</w:t>
-      </w:r>
-      <w:bookmarkEnd w:id="55"/>
-      <w:r>
-        <w:rPr>
-          <w:i w:val="0"/>
-          <w:iCs/>
-        </w:rPr>
-        <w:t xml:space="preserve"> fournis</w:t>
-      </w:r>
-      <w:bookmarkEnd w:id="56"/>
-      <w:bookmarkEnd w:id="66"/>
-    </w:p>
-    <w:p>
-      <w:pPr>
-        <w:ind w:left="426"/>
-        <w:rPr>
-          <w:rFonts w:cs="Arial"/>
-          <w:iCs/>
-        </w:rPr>
-      </w:pPr>
-    </w:p>
-    <w:p>
-      <w:pPr>
         <w:ind w:left="426"/>
         <w:rPr>
           <w:rFonts w:cs="Arial"/>
@@ -18401,7 +19157,6 @@
           <w:rFonts w:cs="Arial"/>
           <w:i/>
         </w:rPr>
-        <w:lastRenderedPageBreak/>
         <w:t>Lister les documents fournis au client avec votre produit, en indiquant les numéros de versions</w:t>
       </w:r>
       <w:r>
@@ -18511,18 +19266,181 @@
           <w:tab w:val="num" w:pos="360"/>
         </w:tabs>
       </w:pPr>
-      <w:bookmarkStart w:id="67" w:name="_Toc25553328"/>
-      <w:bookmarkStart w:id="68" w:name="_Toc71703263"/>
-      <w:bookmarkStart w:id="69" w:name="_Toc192241036"/>
+      <w:bookmarkStart w:id="74" w:name="_Toc25553328"/>
+      <w:bookmarkStart w:id="75" w:name="_Toc71703263"/>
+      <w:bookmarkStart w:id="76" w:name="_Toc192669347"/>
       <w:r>
         <w:t>C</w:t>
       </w:r>
-      <w:bookmarkEnd w:id="67"/>
-      <w:bookmarkEnd w:id="68"/>
+      <w:bookmarkEnd w:id="74"/>
+      <w:bookmarkEnd w:id="75"/>
       <w:r>
         <w:t>onclusions</w:t>
       </w:r>
-      <w:bookmarkEnd w:id="69"/>
+      <w:bookmarkEnd w:id="76"/>
+    </w:p>
+    <w:p/>
+    <w:p>
+      <w:pPr>
+        <w:ind w:left="357"/>
+      </w:pPr>
+      <w:r>
+        <w:t>Sur les 8 user stories il y en a 3 que je n’ai pas réussi à compléter :</w:t>
+      </w:r>
+    </w:p>
+    <w:p>
+      <w:pPr>
+        <w:ind w:left="357"/>
+      </w:pPr>
+    </w:p>
+    <w:p>
+      <w:pPr>
+        <w:ind w:left="357"/>
+      </w:pPr>
+      <w:r>
+        <w:t>Popup quand un dépassement est détecté (prof)</w:t>
+      </w:r>
+      <w:r>
+        <w:t> </w:t>
+      </w:r>
+    </w:p>
+    <w:p>
+      <w:pPr>
+        <w:ind w:left="357"/>
+      </w:pPr>
+      <w:r>
+        <w:t xml:space="preserve">Afficher le Pc en rouge si un dépassement est découvert </w:t>
+      </w:r>
+      <w:r>
+        <w:t>dessus</w:t>
+      </w:r>
+    </w:p>
+    <w:p>
+      <w:pPr>
+        <w:ind w:left="357"/>
+      </w:pPr>
+      <w:r>
+        <w:t>Démarrer/</w:t>
+      </w:r>
+      <w:r>
+        <w:t>Clôturer</w:t>
+      </w:r>
+      <w:r>
+        <w:t xml:space="preserve"> une session de monitoring</w:t>
+      </w:r>
+    </w:p>
+    <w:p>
+      <w:pPr>
+        <w:ind w:left="357"/>
+      </w:pPr>
+    </w:p>
+    <w:p>
+      <w:pPr>
+        <w:ind w:left="357"/>
+      </w:pPr>
+      <w:r>
+        <w:t>Le problème c’est que j’ai manqué de temp pour finir la transmission des informations via gRPC. C’est possible de s’annoncer au serveur et le heart beat est en place mais ça ne l’est pas possible de remonter les infractions bien que détectées et traitées du coté élève</w:t>
+      </w:r>
+      <w:r>
+        <w:t>.</w:t>
+      </w:r>
+    </w:p>
+    <w:p>
+      <w:pPr>
+        <w:pStyle w:val="En-tte"/>
+        <w:ind w:left="357"/>
+      </w:pPr>
+    </w:p>
+    <w:p>
+      <w:pPr>
+        <w:pStyle w:val="En-tte"/>
+        <w:ind w:left="357"/>
+      </w:pPr>
+      <w:r>
+        <w:t>Personnellement j’ai beaucoup aimé se projet. J’ai eu l’occasion d’apprendre le fonctionnement de gRPC et ses base</w:t>
+      </w:r>
+      <w:r>
+        <w:t>s</w:t>
+      </w:r>
+      <w:r>
+        <w:t xml:space="preserve"> tout en utilisant le C# qui est un langage que j’apprécie. </w:t>
+      </w:r>
+    </w:p>
+    <w:p>
+      <w:pPr>
+        <w:pStyle w:val="En-tte"/>
+        <w:ind w:left="357"/>
+      </w:pPr>
+    </w:p>
+    <w:p>
+      <w:pPr>
+        <w:pStyle w:val="En-tte"/>
+        <w:ind w:left="357"/>
+      </w:pPr>
+      <w:r>
+        <w:t xml:space="preserve">J’ai </w:t>
+      </w:r>
+      <w:r>
+        <w:t>rencontré</w:t>
+      </w:r>
+      <w:r>
+        <w:t xml:space="preserve"> quelque difficulté avec gRPC que je ne connaissais pas avant le début du projet. </w:t>
+      </w:r>
+    </w:p>
+    <w:p>
+      <w:pPr>
+        <w:pStyle w:val="En-tte"/>
+        <w:ind w:left="357"/>
+      </w:pPr>
+      <w:r>
+        <w:t xml:space="preserve">Je me suis aussi égaré du chemin durant les deux premiers sprints et j’ai ajouté des petites fonctionnalités qui n’apparaissaient pas dans les user stories et lors </w:t>
+      </w:r>
+      <w:r>
+        <w:lastRenderedPageBreak/>
+        <w:t>des sprints reviews avec le Product Owner on en a discuté et lors du troisième sprint ça allait mieux.</w:t>
+      </w:r>
+    </w:p>
+    <w:p>
+      <w:pPr>
+        <w:pStyle w:val="En-tte"/>
+        <w:ind w:left="357"/>
+      </w:pPr>
+      <w:r>
+        <w:t>J’ai aussi eu de la peine au début à bien comprendre le fonctionnement des méthodes async que je n’avais jamais utilisées.</w:t>
+      </w:r>
+    </w:p>
+    <w:p>
+      <w:pPr>
+        <w:pStyle w:val="En-tte"/>
+        <w:ind w:left="357"/>
+      </w:pPr>
+    </w:p>
+    <w:p>
+      <w:pPr>
+        <w:pStyle w:val="En-tte"/>
+        <w:ind w:left="357"/>
+      </w:pPr>
+      <w:r>
+        <w:t>Pour la continuation de ce projet :</w:t>
+      </w:r>
+    </w:p>
+    <w:p>
+      <w:pPr>
+        <w:pStyle w:val="En-tte"/>
+        <w:ind w:left="357"/>
+      </w:pPr>
+      <w:r>
+        <w:t>Il faut en premier lieu finir le 3 stories non complétées bien que entamées.</w:t>
+      </w:r>
+    </w:p>
+    <w:p>
+      <w:pPr>
+        <w:pStyle w:val="En-tte"/>
+        <w:ind w:left="357"/>
+      </w:pPr>
+      <w:r>
+        <w:t>Par la suite je pense que quelque-chose comme un rapport général d’une session de scan (test) peut-être une chose concrète et intéressante. Sinon avoir la possibilité de partager les fichier json des listes plus facilement comme un site web tout simple ou un serveur centralisé ou on peut aller chercher des liste faites par d’autre prof pour avoir une base pour des champ tel que l’IA ou les forum tel que stack overflow.</w:t>
+      </w:r>
     </w:p>
     <w:p>
       <w:pPr>
@@ -18692,17 +19610,17 @@
           <w:tab w:val="num" w:pos="360"/>
         </w:tabs>
       </w:pPr>
-      <w:bookmarkStart w:id="70" w:name="_Toc71703264"/>
-      <w:bookmarkStart w:id="71" w:name="_Toc192241037"/>
+      <w:bookmarkStart w:id="77" w:name="_Toc71703264"/>
+      <w:bookmarkStart w:id="78" w:name="_Toc192669348"/>
       <w:r>
         <w:lastRenderedPageBreak/>
         <w:t>A</w:t>
       </w:r>
-      <w:bookmarkEnd w:id="70"/>
+      <w:bookmarkEnd w:id="77"/>
       <w:r>
         <w:t>nnexes</w:t>
       </w:r>
-      <w:bookmarkEnd w:id="71"/>
+      <w:bookmarkEnd w:id="78"/>
     </w:p>
     <w:p/>
     <w:p>
@@ -18713,7 +19631,7 @@
           <w:iCs/>
         </w:rPr>
       </w:pPr>
-      <w:bookmarkStart w:id="72" w:name="_Toc192241038"/>
+      <w:bookmarkStart w:id="79" w:name="_Toc192669349"/>
       <w:r>
         <w:rPr>
           <w:i w:val="0"/>
@@ -18721,7 +19639,7 @@
         </w:rPr>
         <w:t>Résumé du rapport du TPI / version succincte de la documentation</w:t>
       </w:r>
-      <w:bookmarkEnd w:id="72"/>
+      <w:bookmarkEnd w:id="79"/>
     </w:p>
     <w:p/>
     <w:p>
@@ -18732,8 +19650,8 @@
           <w:iCs/>
         </w:rPr>
       </w:pPr>
-      <w:bookmarkStart w:id="73" w:name="_Toc71703265"/>
-      <w:bookmarkStart w:id="74" w:name="_Toc192241039"/>
+      <w:bookmarkStart w:id="80" w:name="_Toc71703265"/>
+      <w:bookmarkStart w:id="81" w:name="_Toc192669350"/>
       <w:r>
         <w:rPr>
           <w:i w:val="0"/>
@@ -18741,8 +19659,8 @@
         </w:rPr>
         <w:t>Sources – Bibliographie</w:t>
       </w:r>
-      <w:bookmarkEnd w:id="73"/>
-      <w:bookmarkEnd w:id="74"/>
+      <w:bookmarkEnd w:id="80"/>
+      <w:bookmarkEnd w:id="81"/>
     </w:p>
     <w:p>
       <w:pPr>
@@ -18778,7 +19696,7 @@
           <w:lang w:val="en-US"/>
         </w:rPr>
       </w:pPr>
-      <w:hyperlink r:id="rId15" w:history="1">
+      <w:hyperlink r:id="rId24" w:history="1">
         <w:r>
           <w:rPr>
             <w:rStyle w:val="Lienhypertexte"/>
@@ -18840,7 +19758,7 @@
           <w:lang w:val="fr-CH"/>
         </w:rPr>
       </w:pPr>
-      <w:hyperlink r:id="rId16" w:history="1">
+      <w:hyperlink r:id="rId25" w:history="1">
         <w:r>
           <w:rPr>
             <w:rStyle w:val="Lienhypertexte"/>
@@ -18902,7 +19820,7 @@
           <w:lang w:val="fr-CH"/>
         </w:rPr>
       </w:pPr>
-      <w:hyperlink r:id="rId17" w:history="1">
+      <w:hyperlink r:id="rId26" w:history="1">
         <w:r>
           <w:rPr>
             <w:rStyle w:val="Lienhypertexte"/>
@@ -18957,7 +19875,7 @@
           <w:lang w:val="fr-CH"/>
         </w:rPr>
       </w:pPr>
-      <w:hyperlink r:id="rId18" w:history="1">
+      <w:hyperlink r:id="rId27" w:history="1">
         <w:r>
           <w:rPr>
             <w:rStyle w:val="Lienhypertexte"/>
@@ -19012,7 +19930,7 @@
           <w:lang w:val="fr-CH"/>
         </w:rPr>
       </w:pPr>
-      <w:hyperlink r:id="rId19" w:history="1">
+      <w:hyperlink r:id="rId28" w:history="1">
         <w:r>
           <w:rPr>
             <w:rStyle w:val="Lienhypertexte"/>
@@ -19088,7 +20006,7 @@
           <w:lang w:val="fr-CH"/>
         </w:rPr>
       </w:pPr>
-      <w:hyperlink r:id="rId20" w:history="1">
+      <w:hyperlink r:id="rId29" w:history="1">
         <w:r>
           <w:rPr>
             <w:rStyle w:val="Lienhypertexte"/>
@@ -19136,7 +20054,7 @@
           <w:lang w:val="fr-CH"/>
         </w:rPr>
       </w:pPr>
-      <w:hyperlink r:id="rId21" w:history="1">
+      <w:hyperlink r:id="rId30" w:history="1">
         <w:r>
           <w:rPr>
             <w:rStyle w:val="Lienhypertexte"/>
@@ -19208,9 +20126,9 @@
           <w:iCs/>
         </w:rPr>
       </w:pPr>
-      <w:bookmarkStart w:id="75" w:name="_Toc25553330"/>
-      <w:bookmarkStart w:id="76" w:name="_Toc71703266"/>
-      <w:bookmarkStart w:id="77" w:name="_Toc192241040"/>
+      <w:bookmarkStart w:id="82" w:name="_Toc25553330"/>
+      <w:bookmarkStart w:id="83" w:name="_Toc71703266"/>
+      <w:bookmarkStart w:id="84" w:name="_Toc192669351"/>
       <w:r>
         <w:rPr>
           <w:i w:val="0"/>
@@ -19218,8 +20136,8 @@
         </w:rPr>
         <w:t xml:space="preserve">Journal de </w:t>
       </w:r>
-      <w:bookmarkEnd w:id="75"/>
-      <w:bookmarkEnd w:id="76"/>
+      <w:bookmarkEnd w:id="82"/>
+      <w:bookmarkEnd w:id="83"/>
       <w:r>
         <w:rPr>
           <w:i w:val="0"/>
@@ -19227,7 +20145,7 @@
         </w:rPr>
         <w:t>travail</w:t>
       </w:r>
-      <w:bookmarkEnd w:id="77"/>
+      <w:bookmarkEnd w:id="84"/>
     </w:p>
     <w:p/>
     <w:tbl>
@@ -19457,7 +20375,7 @@
           <w:color w:val="FF0000"/>
         </w:rPr>
       </w:pPr>
-      <w:bookmarkStart w:id="78" w:name="_Toc25553331"/>
+      <w:bookmarkStart w:id="85" w:name="_Toc25553331"/>
     </w:p>
     <w:p>
       <w:pPr>
@@ -19490,8 +20408,8 @@
           <w:strike/>
         </w:rPr>
       </w:pPr>
-      <w:bookmarkStart w:id="79" w:name="_Toc71703267"/>
-      <w:bookmarkStart w:id="80" w:name="_Toc192241041"/>
+      <w:bookmarkStart w:id="86" w:name="_Toc71703267"/>
+      <w:bookmarkStart w:id="87" w:name="_Toc192669352"/>
       <w:r>
         <w:rPr>
           <w:i w:val="0"/>
@@ -19500,9 +20418,9 @@
         </w:rPr>
         <w:t>Manuel d'Installation</w:t>
       </w:r>
-      <w:bookmarkEnd w:id="78"/>
-      <w:bookmarkEnd w:id="79"/>
-      <w:bookmarkEnd w:id="80"/>
+      <w:bookmarkEnd w:id="85"/>
+      <w:bookmarkEnd w:id="86"/>
+      <w:bookmarkEnd w:id="87"/>
     </w:p>
     <w:p/>
     <w:p>
@@ -19513,9 +20431,9 @@
           <w:iCs/>
         </w:rPr>
       </w:pPr>
-      <w:bookmarkStart w:id="81" w:name="_Toc25553332"/>
-      <w:bookmarkStart w:id="82" w:name="_Toc71703268"/>
-      <w:bookmarkStart w:id="83" w:name="_Toc192241042"/>
+      <w:bookmarkStart w:id="88" w:name="_Toc25553332"/>
+      <w:bookmarkStart w:id="89" w:name="_Toc71703268"/>
+      <w:bookmarkStart w:id="90" w:name="_Toc192669353"/>
       <w:r>
         <w:rPr>
           <w:i w:val="0"/>
@@ -19524,9 +20442,9 @@
         <w:lastRenderedPageBreak/>
         <w:t>Manuel d'Utilisation</w:t>
       </w:r>
-      <w:bookmarkEnd w:id="81"/>
-      <w:bookmarkEnd w:id="82"/>
-      <w:bookmarkEnd w:id="83"/>
+      <w:bookmarkEnd w:id="88"/>
+      <w:bookmarkEnd w:id="89"/>
+      <w:bookmarkEnd w:id="90"/>
     </w:p>
     <w:p/>
     <w:p>
@@ -19537,9 +20455,9 @@
           <w:iCs/>
         </w:rPr>
       </w:pPr>
-      <w:bookmarkStart w:id="84" w:name="_Toc71703270"/>
-      <w:bookmarkStart w:id="85" w:name="_Toc192241043"/>
-      <w:bookmarkStart w:id="86" w:name="_Toc25553334"/>
+      <w:bookmarkStart w:id="91" w:name="_Toc71703270"/>
+      <w:bookmarkStart w:id="92" w:name="_Toc25553334"/>
+      <w:bookmarkStart w:id="93" w:name="_Toc192669354"/>
       <w:r>
         <w:rPr>
           <w:i w:val="0"/>
@@ -19554,8 +20472,8 @@
         </w:rPr>
         <w:t>rchives du projet</w:t>
       </w:r>
-      <w:bookmarkEnd w:id="84"/>
-      <w:bookmarkEnd w:id="85"/>
+      <w:bookmarkEnd w:id="91"/>
+      <w:bookmarkEnd w:id="93"/>
       <w:r>
         <w:rPr>
           <w:i w:val="0"/>
@@ -19563,7 +20481,7 @@
         </w:rPr>
         <w:t xml:space="preserve"> </w:t>
       </w:r>
-      <w:bookmarkEnd w:id="86"/>
+      <w:bookmarkEnd w:id="92"/>
     </w:p>
     <w:p/>
     <w:p>
@@ -19595,8 +20513,8 @@
       </w:pPr>
     </w:p>
     <w:sectPr>
-      <w:headerReference w:type="default" r:id="rId22"/>
-      <w:footerReference w:type="default" r:id="rId23"/>
+      <w:headerReference w:type="default" r:id="rId31"/>
+      <w:footerReference w:type="default" r:id="rId32"/>
       <w:pgSz w:w="11906" w:h="16838" w:code="9"/>
       <w:pgMar w:top="1418" w:right="1418" w:bottom="1418" w:left="1418" w:header="720" w:footer="720" w:gutter="0"/>
       <w:cols w:space="720"/>
@@ -22192,6 +23110,7 @@
     <w:lsdException w:name="toc 2" w:uiPriority="39"/>
     <w:lsdException w:name="toc 3" w:uiPriority="39"/>
     <w:lsdException w:name="caption" w:semiHidden="1" w:unhideWhenUsed="1" w:qFormat="1"/>
+    <w:lsdException w:name="table of figures" w:uiPriority="99"/>
     <w:lsdException w:name="Title" w:qFormat="1"/>
     <w:lsdException w:name="Subtitle" w:qFormat="1"/>
     <w:lsdException w:name="Hyperlink" w:uiPriority="99"/>
@@ -23109,6 +24028,31 @@
       <w:color w:val="808080"/>
     </w:rPr>
   </w:style>
+  <w:style w:type="paragraph" w:styleId="Lgende">
+    <w:name w:val="caption"/>
+    <w:basedOn w:val="Normal"/>
+    <w:next w:val="Normal"/>
+    <w:unhideWhenUsed/>
+    <w:qFormat/>
+    <w:rsid w:val="00C13EE4"/>
+    <w:pPr>
+      <w:spacing w:after="200"/>
+    </w:pPr>
+    <w:rPr>
+      <w:i/>
+      <w:iCs/>
+      <w:color w:val="44546A" w:themeColor="text2"/>
+      <w:sz w:val="18"/>
+      <w:szCs w:val="18"/>
+    </w:rPr>
+  </w:style>
+  <w:style w:type="paragraph" w:styleId="Tabledesillustrations">
+    <w:name w:val="table of figures"/>
+    <w:basedOn w:val="Normal"/>
+    <w:next w:val="Normal"/>
+    <w:uiPriority w:val="99"/>
+    <w:rsid w:val="006D1019"/>
+  </w:style>
 </w:styles>
 </file>
 
@@ -23240,10 +24184,12 @@
     <w:rsid w:val="000113B4"/>
     <w:rsid w:val="000F24FC"/>
     <w:rsid w:val="001D0193"/>
+    <w:rsid w:val="001F0DB7"/>
     <w:rsid w:val="00200AF4"/>
     <w:rsid w:val="00236970"/>
     <w:rsid w:val="00352F52"/>
     <w:rsid w:val="0038539A"/>
+    <w:rsid w:val="003F5E52"/>
     <w:rsid w:val="007B6861"/>
     <w:rsid w:val="00AB5062"/>
   </w:rsids>
@@ -24018,6 +24964,10 @@
 </file>
 
 <file path=customXml/item1.xml><?xml version="1.0" encoding="utf-8"?>
+<b:Sources xmlns:b="http://schemas.openxmlformats.org/officeDocument/2006/bibliography" xmlns="http://schemas.openxmlformats.org/officeDocument/2006/bibliography" SelectedStyle="\APASixthEditionOfficeOnline.xsl" StyleName="APA" Version="6"/>
+</file>
+
+<file path=customXml/item2.xml><?xml version="1.0" encoding="utf-8"?>
 <p:properties xmlns:p="http://schemas.microsoft.com/office/2006/metadata/properties" xmlns:xsi="http://www.w3.org/2001/XMLSchema-instance" xmlns:pc="http://schemas.microsoft.com/office/infopath/2007/PartnerControls">
   <documentManagement>
     <TaxCatchAll xmlns="dfa80de1-e9bb-4cf2-893d-d06220b3971a" xsi:nil="true"/>
@@ -24028,20 +24978,7 @@
 </p:properties>
 </file>
 
-<file path=customXml/item2.xml><?xml version="1.0" encoding="utf-8"?>
-<b:Sources xmlns:b="http://schemas.openxmlformats.org/officeDocument/2006/bibliography" xmlns="http://schemas.openxmlformats.org/officeDocument/2006/bibliography" SelectedStyle="\APASixthEditionOfficeOnline.xsl" StyleName="APA" Version="6"/>
-</file>
-
 <file path=customXml/item3.xml><?xml version="1.0" encoding="utf-8"?>
-<?mso-contentType ?>
-<FormTemplates xmlns="http://schemas.microsoft.com/sharepoint/v3/contenttype/forms">
-  <Display>DocumentLibraryForm</Display>
-  <Edit>DocumentLibraryForm</Edit>
-  <New>DocumentLibraryForm</New>
-</FormTemplates>
-</file>
-
-<file path=customXml/item4.xml><?xml version="1.0" encoding="utf-8"?>
 <ct:contentTypeSchema xmlns:ct="http://schemas.microsoft.com/office/2006/metadata/contentType" xmlns:ma="http://schemas.microsoft.com/office/2006/metadata/properties/metaAttributes" ct:_="" ma:_="" ma:contentTypeName="Document" ma:contentTypeID="0x010100E529CC47EA4E614CBF50FAFAB9B8F32B" ma:contentTypeVersion="13" ma:contentTypeDescription="Crée un document." ma:contentTypeScope="" ma:versionID="b0c7ed87d1a958e9d45e6a628dda67b2">
   <xsd:schema xmlns:xsd="http://www.w3.org/2001/XMLSchema" xmlns:xs="http://www.w3.org/2001/XMLSchema" xmlns:p="http://schemas.microsoft.com/office/2006/metadata/properties" xmlns:ns2="98d92101-24da-4498-9971-a24673344bd8" xmlns:ns3="dfa80de1-e9bb-4cf2-893d-d06220b3971a" targetNamespace="http://schemas.microsoft.com/office/2006/metadata/properties" ma:root="true" ma:fieldsID="444cf053ca299ab1a8609ad922f5c0d6" ns2:_="" ns3:_="">
     <xsd:import namespace="98d92101-24da-4498-9971-a24673344bd8"/>
@@ -24264,7 +25201,24 @@
 </ct:contentTypeSchema>
 </file>
 
+<file path=customXml/item4.xml><?xml version="1.0" encoding="utf-8"?>
+<?mso-contentType ?>
+<FormTemplates xmlns="http://schemas.microsoft.com/sharepoint/v3/contenttype/forms">
+  <Display>DocumentLibraryForm</Display>
+  <Edit>DocumentLibraryForm</Edit>
+  <New>DocumentLibraryForm</New>
+</FormTemplates>
+</file>
+
 <file path=customXml/itemProps1.xml><?xml version="1.0" encoding="utf-8"?>
+<ds:datastoreItem xmlns:ds="http://schemas.openxmlformats.org/officeDocument/2006/customXml" ds:itemID="{9ACF6904-D409-4FC3-8592-0AED3245E875}">
+  <ds:schemaRefs>
+    <ds:schemaRef ds:uri="http://schemas.openxmlformats.org/officeDocument/2006/bibliography"/>
+  </ds:schemaRefs>
+</ds:datastoreItem>
+</file>
+
+<file path=customXml/itemProps2.xml><?xml version="1.0" encoding="utf-8"?>
 <ds:datastoreItem xmlns:ds="http://schemas.openxmlformats.org/officeDocument/2006/customXml" ds:itemID="{67CD1812-8B57-456C-9CBC-7D2297210787}">
   <ds:schemaRefs>
     <ds:schemaRef ds:uri="http://schemas.microsoft.com/office/2006/metadata/properties"/>
@@ -24275,23 +25229,7 @@
 </ds:datastoreItem>
 </file>
 
-<file path=customXml/itemProps2.xml><?xml version="1.0" encoding="utf-8"?>
-<ds:datastoreItem xmlns:ds="http://schemas.openxmlformats.org/officeDocument/2006/customXml" ds:itemID="{9ACF6904-D409-4FC3-8592-0AED3245E875}">
-  <ds:schemaRefs>
-    <ds:schemaRef ds:uri="http://schemas.openxmlformats.org/officeDocument/2006/bibliography"/>
-  </ds:schemaRefs>
-</ds:datastoreItem>
-</file>
-
 <file path=customXml/itemProps3.xml><?xml version="1.0" encoding="utf-8"?>
-<ds:datastoreItem xmlns:ds="http://schemas.openxmlformats.org/officeDocument/2006/customXml" ds:itemID="{1DADA05A-DA17-4CB0-90B5-C889667DD54A}">
-  <ds:schemaRefs>
-    <ds:schemaRef ds:uri="http://schemas.microsoft.com/sharepoint/v3/contenttype/forms"/>
-  </ds:schemaRefs>
-</ds:datastoreItem>
-</file>
-
-<file path=customXml/itemProps4.xml><?xml version="1.0" encoding="utf-8"?>
 <ds:datastoreItem xmlns:ds="http://schemas.openxmlformats.org/officeDocument/2006/customXml" ds:itemID="{700D8043-C34E-4EC6-98BE-7219263EC485}">
   <ds:schemaRefs>
     <ds:schemaRef ds:uri="http://schemas.microsoft.com/office/2006/metadata/contentType"/>
@@ -24308,4 +25246,12 @@
     <ds:schemaRef ds:uri="http://schemas.microsoft.com/internal/obd"/>
   </ds:schemaRefs>
 </ds:datastoreItem>
+</file>
+
+<file path=customXml/itemProps4.xml><?xml version="1.0" encoding="utf-8"?>
+<ds:datastoreItem xmlns:ds="http://schemas.openxmlformats.org/officeDocument/2006/customXml" ds:itemID="{1DADA05A-DA17-4CB0-90B5-C889667DD54A}">
+  <ds:schemaRefs>
+    <ds:schemaRef ds:uri="http://schemas.microsoft.com/sharepoint/v3/contenttype/forms"/>
+  </ds:schemaRefs>
+</ds:datastoreItem>
 </file>
--- a/documents/documentation/documentation.docx
+++ b/documents/documentation/documentation.docx
@@ -167,7 +167,7 @@
       <w:r>
         <w:fldChar w:fldCharType="separate"/>
       </w:r>
-      <w:hyperlink w:anchor="_Toc192669305" w:history="1">
+      <w:hyperlink w:anchor="_Toc192686647" w:history="1">
         <w:r>
           <w:rPr>
             <w:rStyle w:val="Lienhypertexte"/>
@@ -207,7 +207,7 @@
           <w:rPr>
             <w:webHidden/>
           </w:rPr>
-          <w:instrText xml:space="preserve"> PAGEREF _Toc192669305 \h </w:instrText>
+          <w:instrText xml:space="preserve"> PAGEREF _Toc192686647 \h </w:instrText>
         </w:r>
         <w:r>
           <w:rPr>
@@ -251,7 +251,7 @@
           <w14:ligatures w14:val="standardContextual"/>
         </w:rPr>
       </w:pPr>
-      <w:hyperlink w:anchor="_Toc192669306" w:history="1">
+      <w:hyperlink w:anchor="_Toc192686648" w:history="1">
         <w:r>
           <w:rPr>
             <w:rStyle w:val="Lienhypertexte"/>
@@ -299,7 +299,7 @@
             <w:noProof/>
             <w:webHidden/>
           </w:rPr>
-          <w:instrText xml:space="preserve"> PAGEREF _Toc192669306 \h </w:instrText>
+          <w:instrText xml:space="preserve"> PAGEREF _Toc192686648 \h </w:instrText>
         </w:r>
         <w:r>
           <w:rPr>
@@ -347,7 +347,7 @@
           <w14:ligatures w14:val="standardContextual"/>
         </w:rPr>
       </w:pPr>
-      <w:hyperlink w:anchor="_Toc192669307" w:history="1">
+      <w:hyperlink w:anchor="_Toc192686649" w:history="1">
         <w:r>
           <w:rPr>
             <w:rStyle w:val="Lienhypertexte"/>
@@ -395,7 +395,7 @@
             <w:noProof/>
             <w:webHidden/>
           </w:rPr>
-          <w:instrText xml:space="preserve"> PAGEREF _Toc192669307 \h </w:instrText>
+          <w:instrText xml:space="preserve"> PAGEREF _Toc192686649 \h </w:instrText>
         </w:r>
         <w:r>
           <w:rPr>
@@ -443,7 +443,7 @@
           <w14:ligatures w14:val="standardContextual"/>
         </w:rPr>
       </w:pPr>
-      <w:hyperlink w:anchor="_Toc192669308" w:history="1">
+      <w:hyperlink w:anchor="_Toc192686650" w:history="1">
         <w:r>
           <w:rPr>
             <w:rStyle w:val="Lienhypertexte"/>
@@ -489,7 +489,7 @@
             <w:noProof/>
             <w:webHidden/>
           </w:rPr>
-          <w:instrText xml:space="preserve"> PAGEREF _Toc192669308 \h </w:instrText>
+          <w:instrText xml:space="preserve"> PAGEREF _Toc192686650 \h </w:instrText>
         </w:r>
         <w:r>
           <w:rPr>
@@ -537,7 +537,7 @@
           <w14:ligatures w14:val="standardContextual"/>
         </w:rPr>
       </w:pPr>
-      <w:hyperlink w:anchor="_Toc192669309" w:history="1">
+      <w:hyperlink w:anchor="_Toc192686651" w:history="1">
         <w:r>
           <w:rPr>
             <w:rStyle w:val="Lienhypertexte"/>
@@ -583,7 +583,7 @@
             <w:noProof/>
             <w:webHidden/>
           </w:rPr>
-          <w:instrText xml:space="preserve"> PAGEREF _Toc192669309 \h </w:instrText>
+          <w:instrText xml:space="preserve"> PAGEREF _Toc192686651 \h </w:instrText>
         </w:r>
         <w:r>
           <w:rPr>
@@ -626,7 +626,7 @@
           <w14:ligatures w14:val="standardContextual"/>
         </w:rPr>
       </w:pPr>
-      <w:hyperlink w:anchor="_Toc192669310" w:history="1">
+      <w:hyperlink w:anchor="_Toc192686652" w:history="1">
         <w:r>
           <w:rPr>
             <w:rStyle w:val="Lienhypertexte"/>
@@ -666,7 +666,7 @@
           <w:rPr>
             <w:webHidden/>
           </w:rPr>
-          <w:instrText xml:space="preserve"> PAGEREF _Toc192669310 \h </w:instrText>
+          <w:instrText xml:space="preserve"> PAGEREF _Toc192686652 \h </w:instrText>
         </w:r>
         <w:r>
           <w:rPr>
@@ -710,7 +710,7 @@
           <w14:ligatures w14:val="standardContextual"/>
         </w:rPr>
       </w:pPr>
-      <w:hyperlink w:anchor="_Toc192669311" w:history="1">
+      <w:hyperlink w:anchor="_Toc192686653" w:history="1">
         <w:r>
           <w:rPr>
             <w:rStyle w:val="Lienhypertexte"/>
@@ -757,7 +757,7 @@
             <w:noProof/>
             <w:webHidden/>
           </w:rPr>
-          <w:instrText xml:space="preserve"> PAGEREF _Toc192669311 \h </w:instrText>
+          <w:instrText xml:space="preserve"> PAGEREF _Toc192686653 \h </w:instrText>
         </w:r>
         <w:r>
           <w:rPr>
@@ -805,7 +805,7 @@
           <w14:ligatures w14:val="standardContextual"/>
         </w:rPr>
       </w:pPr>
-      <w:hyperlink w:anchor="_Toc192669312" w:history="1">
+      <w:hyperlink w:anchor="_Toc192686654" w:history="1">
         <w:r>
           <w:rPr>
             <w:rStyle w:val="Lienhypertexte"/>
@@ -853,7 +853,7 @@
             <w:noProof/>
             <w:webHidden/>
           </w:rPr>
-          <w:instrText xml:space="preserve"> PAGEREF _Toc192669312 \h </w:instrText>
+          <w:instrText xml:space="preserve"> PAGEREF _Toc192686654 \h </w:instrText>
         </w:r>
         <w:r>
           <w:rPr>
@@ -901,7 +901,7 @@
           <w14:ligatures w14:val="standardContextual"/>
         </w:rPr>
       </w:pPr>
-      <w:hyperlink w:anchor="_Toc192669313" w:history="1">
+      <w:hyperlink w:anchor="_Toc192686655" w:history="1">
         <w:r>
           <w:rPr>
             <w:rStyle w:val="Lienhypertexte"/>
@@ -947,7 +947,7 @@
             <w:noProof/>
             <w:webHidden/>
           </w:rPr>
-          <w:instrText xml:space="preserve"> PAGEREF _Toc192669313 \h </w:instrText>
+          <w:instrText xml:space="preserve"> PAGEREF _Toc192686655 \h </w:instrText>
         </w:r>
         <w:r>
           <w:rPr>
@@ -995,7 +995,7 @@
           <w14:ligatures w14:val="standardContextual"/>
         </w:rPr>
       </w:pPr>
-      <w:hyperlink w:anchor="_Toc192669314" w:history="1">
+      <w:hyperlink w:anchor="_Toc192686656" w:history="1">
         <w:r>
           <w:rPr>
             <w:rStyle w:val="Lienhypertexte"/>
@@ -1041,7 +1041,7 @@
             <w:noProof/>
             <w:webHidden/>
           </w:rPr>
-          <w:instrText xml:space="preserve"> PAGEREF _Toc192669314 \h </w:instrText>
+          <w:instrText xml:space="preserve"> PAGEREF _Toc192686656 \h </w:instrText>
         </w:r>
         <w:r>
           <w:rPr>
@@ -1089,7 +1089,7 @@
           <w14:ligatures w14:val="standardContextual"/>
         </w:rPr>
       </w:pPr>
-      <w:hyperlink w:anchor="_Toc192669315" w:history="1">
+      <w:hyperlink w:anchor="_Toc192686657" w:history="1">
         <w:r>
           <w:rPr>
             <w:rStyle w:val="Lienhypertexte"/>
@@ -1135,7 +1135,7 @@
             <w:noProof/>
             <w:webHidden/>
           </w:rPr>
-          <w:instrText xml:space="preserve"> PAGEREF _Toc192669315 \h </w:instrText>
+          <w:instrText xml:space="preserve"> PAGEREF _Toc192686657 \h </w:instrText>
         </w:r>
         <w:r>
           <w:rPr>
@@ -1183,7 +1183,7 @@
           <w14:ligatures w14:val="standardContextual"/>
         </w:rPr>
       </w:pPr>
-      <w:hyperlink w:anchor="_Toc192669316" w:history="1">
+      <w:hyperlink w:anchor="_Toc192686658" w:history="1">
         <w:r>
           <w:rPr>
             <w:rStyle w:val="Lienhypertexte"/>
@@ -1229,7 +1229,7 @@
             <w:noProof/>
             <w:webHidden/>
           </w:rPr>
-          <w:instrText xml:space="preserve"> PAGEREF _Toc192669316 \h </w:instrText>
+          <w:instrText xml:space="preserve"> PAGEREF _Toc192686658 \h </w:instrText>
         </w:r>
         <w:r>
           <w:rPr>
@@ -1277,7 +1277,7 @@
           <w14:ligatures w14:val="standardContextual"/>
         </w:rPr>
       </w:pPr>
-      <w:hyperlink w:anchor="_Toc192669317" w:history="1">
+      <w:hyperlink w:anchor="_Toc192686659" w:history="1">
         <w:r>
           <w:rPr>
             <w:rStyle w:val="Lienhypertexte"/>
@@ -1325,7 +1325,7 @@
             <w:noProof/>
             <w:webHidden/>
           </w:rPr>
-          <w:instrText xml:space="preserve"> PAGEREF _Toc192669317 \h </w:instrText>
+          <w:instrText xml:space="preserve"> PAGEREF _Toc192686659 \h </w:instrText>
         </w:r>
         <w:r>
           <w:rPr>
@@ -1373,7 +1373,7 @@
           <w14:ligatures w14:val="standardContextual"/>
         </w:rPr>
       </w:pPr>
-      <w:hyperlink w:anchor="_Toc192669318" w:history="1">
+      <w:hyperlink w:anchor="_Toc192686660" w:history="1">
         <w:r>
           <w:rPr>
             <w:rStyle w:val="Lienhypertexte"/>
@@ -1421,7 +1421,7 @@
             <w:noProof/>
             <w:webHidden/>
           </w:rPr>
-          <w:instrText xml:space="preserve"> PAGEREF _Toc192669318 \h </w:instrText>
+          <w:instrText xml:space="preserve"> PAGEREF _Toc192686660 \h </w:instrText>
         </w:r>
         <w:r>
           <w:rPr>
@@ -1469,7 +1469,7 @@
           <w14:ligatures w14:val="standardContextual"/>
         </w:rPr>
       </w:pPr>
-      <w:hyperlink w:anchor="_Toc192669319" w:history="1">
+      <w:hyperlink w:anchor="_Toc192686661" w:history="1">
         <w:r>
           <w:rPr>
             <w:rStyle w:val="Lienhypertexte"/>
@@ -1515,7 +1515,7 @@
             <w:noProof/>
             <w:webHidden/>
           </w:rPr>
-          <w:instrText xml:space="preserve"> PAGEREF _Toc192669319 \h </w:instrText>
+          <w:instrText xml:space="preserve"> PAGEREF _Toc192686661 \h </w:instrText>
         </w:r>
         <w:r>
           <w:rPr>
@@ -1535,7 +1535,7 @@
             <w:noProof/>
             <w:webHidden/>
           </w:rPr>
-          <w:t>10</w:t>
+          <w:t>11</w:t>
         </w:r>
         <w:r>
           <w:rPr>
@@ -1563,7 +1563,7 @@
           <w14:ligatures w14:val="standardContextual"/>
         </w:rPr>
       </w:pPr>
-      <w:hyperlink w:anchor="_Toc192669320" w:history="1">
+      <w:hyperlink w:anchor="_Toc192686662" w:history="1">
         <w:r>
           <w:rPr>
             <w:rStyle w:val="Lienhypertexte"/>
@@ -1609,7 +1609,7 @@
             <w:noProof/>
             <w:webHidden/>
           </w:rPr>
-          <w:instrText xml:space="preserve"> PAGEREF _Toc192669320 \h </w:instrText>
+          <w:instrText xml:space="preserve"> PAGEREF _Toc192686662 \h </w:instrText>
         </w:r>
         <w:r>
           <w:rPr>
@@ -1629,7 +1629,7 @@
             <w:noProof/>
             <w:webHidden/>
           </w:rPr>
-          <w:t>10</w:t>
+          <w:t>11</w:t>
         </w:r>
         <w:r>
           <w:rPr>
@@ -1657,7 +1657,7 @@
           <w14:ligatures w14:val="standardContextual"/>
         </w:rPr>
       </w:pPr>
-      <w:hyperlink w:anchor="_Toc192669321" w:history="1">
+      <w:hyperlink w:anchor="_Toc192686663" w:history="1">
         <w:r>
           <w:rPr>
             <w:rStyle w:val="Lienhypertexte"/>
@@ -1703,7 +1703,7 @@
             <w:noProof/>
             <w:webHidden/>
           </w:rPr>
-          <w:instrText xml:space="preserve"> PAGEREF _Toc192669321 \h </w:instrText>
+          <w:instrText xml:space="preserve"> PAGEREF _Toc192686663 \h </w:instrText>
         </w:r>
         <w:r>
           <w:rPr>
@@ -1723,7 +1723,7 @@
             <w:noProof/>
             <w:webHidden/>
           </w:rPr>
-          <w:t>10</w:t>
+          <w:t>12</w:t>
         </w:r>
         <w:r>
           <w:rPr>
@@ -1751,7 +1751,7 @@
           <w14:ligatures w14:val="standardContextual"/>
         </w:rPr>
       </w:pPr>
-      <w:hyperlink w:anchor="_Toc192669322" w:history="1">
+      <w:hyperlink w:anchor="_Toc192686664" w:history="1">
         <w:r>
           <w:rPr>
             <w:rStyle w:val="Lienhypertexte"/>
@@ -1797,7 +1797,7 @@
             <w:noProof/>
             <w:webHidden/>
           </w:rPr>
-          <w:instrText xml:space="preserve"> PAGEREF _Toc192669322 \h </w:instrText>
+          <w:instrText xml:space="preserve"> PAGEREF _Toc192686664 \h </w:instrText>
         </w:r>
         <w:r>
           <w:rPr>
@@ -1817,7 +1817,7 @@
             <w:noProof/>
             <w:webHidden/>
           </w:rPr>
-          <w:t>11</w:t>
+          <w:t>13</w:t>
         </w:r>
         <w:r>
           <w:rPr>
@@ -1845,7 +1845,7 @@
           <w14:ligatures w14:val="standardContextual"/>
         </w:rPr>
       </w:pPr>
-      <w:hyperlink w:anchor="_Toc192669323" w:history="1">
+      <w:hyperlink w:anchor="_Toc192686665" w:history="1">
         <w:r>
           <w:rPr>
             <w:rStyle w:val="Lienhypertexte"/>
@@ -1891,7 +1891,7 @@
             <w:noProof/>
             <w:webHidden/>
           </w:rPr>
-          <w:instrText xml:space="preserve"> PAGEREF _Toc192669323 \h </w:instrText>
+          <w:instrText xml:space="preserve"> PAGEREF _Toc192686665 \h </w:instrText>
         </w:r>
         <w:r>
           <w:rPr>
@@ -1911,7 +1911,7 @@
             <w:noProof/>
             <w:webHidden/>
           </w:rPr>
-          <w:t>11</w:t>
+          <w:t>13</w:t>
         </w:r>
         <w:r>
           <w:rPr>
@@ -1939,7 +1939,7 @@
           <w14:ligatures w14:val="standardContextual"/>
         </w:rPr>
       </w:pPr>
-      <w:hyperlink w:anchor="_Toc192669324" w:history="1">
+      <w:hyperlink w:anchor="_Toc192686666" w:history="1">
         <w:r>
           <w:rPr>
             <w:rStyle w:val="Lienhypertexte"/>
@@ -1985,7 +1985,7 @@
             <w:noProof/>
             <w:webHidden/>
           </w:rPr>
-          <w:instrText xml:space="preserve"> PAGEREF _Toc192669324 \h </w:instrText>
+          <w:instrText xml:space="preserve"> PAGEREF _Toc192686666 \h </w:instrText>
         </w:r>
         <w:r>
           <w:rPr>
@@ -2005,7 +2005,7 @@
             <w:noProof/>
             <w:webHidden/>
           </w:rPr>
-          <w:t>11</w:t>
+          <w:t>14</w:t>
         </w:r>
         <w:r>
           <w:rPr>
@@ -2033,7 +2033,7 @@
           <w14:ligatures w14:val="standardContextual"/>
         </w:rPr>
       </w:pPr>
-      <w:hyperlink w:anchor="_Toc192669325" w:history="1">
+      <w:hyperlink w:anchor="_Toc192686667" w:history="1">
         <w:r>
           <w:rPr>
             <w:rStyle w:val="Lienhypertexte"/>
@@ -2079,7 +2079,7 @@
             <w:noProof/>
             <w:webHidden/>
           </w:rPr>
-          <w:instrText xml:space="preserve"> PAGEREF _Toc192669325 \h </w:instrText>
+          <w:instrText xml:space="preserve"> PAGEREF _Toc192686667 \h </w:instrText>
         </w:r>
         <w:r>
           <w:rPr>
@@ -2099,7 +2099,7 @@
             <w:noProof/>
             <w:webHidden/>
           </w:rPr>
-          <w:t>12</w:t>
+          <w:t>16</w:t>
         </w:r>
         <w:r>
           <w:rPr>
@@ -2127,7 +2127,7 @@
           <w14:ligatures w14:val="standardContextual"/>
         </w:rPr>
       </w:pPr>
-      <w:hyperlink w:anchor="_Toc192669326" w:history="1">
+      <w:hyperlink w:anchor="_Toc192686668" w:history="1">
         <w:r>
           <w:rPr>
             <w:rStyle w:val="Lienhypertexte"/>
@@ -2173,7 +2173,7 @@
             <w:noProof/>
             <w:webHidden/>
           </w:rPr>
-          <w:instrText xml:space="preserve"> PAGEREF _Toc192669326 \h </w:instrText>
+          <w:instrText xml:space="preserve"> PAGEREF _Toc192686668 \h </w:instrText>
         </w:r>
         <w:r>
           <w:rPr>
@@ -2193,7 +2193,7 @@
             <w:noProof/>
             <w:webHidden/>
           </w:rPr>
-          <w:t>12</w:t>
+          <w:t>16</w:t>
         </w:r>
         <w:r>
           <w:rPr>
@@ -2221,7 +2221,7 @@
           <w14:ligatures w14:val="standardContextual"/>
         </w:rPr>
       </w:pPr>
-      <w:hyperlink w:anchor="_Toc192669327" w:history="1">
+      <w:hyperlink w:anchor="_Toc192686669" w:history="1">
         <w:r>
           <w:rPr>
             <w:rStyle w:val="Lienhypertexte"/>
@@ -2269,7 +2269,7 @@
             <w:noProof/>
             <w:webHidden/>
           </w:rPr>
-          <w:instrText xml:space="preserve"> PAGEREF _Toc192669327 \h </w:instrText>
+          <w:instrText xml:space="preserve"> PAGEREF _Toc192686669 \h </w:instrText>
         </w:r>
         <w:r>
           <w:rPr>
@@ -2289,7 +2289,7 @@
             <w:noProof/>
             <w:webHidden/>
           </w:rPr>
-          <w:t>12</w:t>
+          <w:t>17</w:t>
         </w:r>
         <w:r>
           <w:rPr>
@@ -2317,7 +2317,7 @@
           <w14:ligatures w14:val="standardContextual"/>
         </w:rPr>
       </w:pPr>
-      <w:hyperlink w:anchor="_Toc192669328" w:history="1">
+      <w:hyperlink w:anchor="_Toc192686670" w:history="1">
         <w:r>
           <w:rPr>
             <w:rStyle w:val="Lienhypertexte"/>
@@ -2365,7 +2365,7 @@
             <w:noProof/>
             <w:webHidden/>
           </w:rPr>
-          <w:instrText xml:space="preserve"> PAGEREF _Toc192669328 \h </w:instrText>
+          <w:instrText xml:space="preserve"> PAGEREF _Toc192686670 \h </w:instrText>
         </w:r>
         <w:r>
           <w:rPr>
@@ -2385,7 +2385,7 @@
             <w:noProof/>
             <w:webHidden/>
           </w:rPr>
-          <w:t>12</w:t>
+          <w:t>18</w:t>
         </w:r>
         <w:r>
           <w:rPr>
@@ -2408,7 +2408,7 @@
           <w14:ligatures w14:val="standardContextual"/>
         </w:rPr>
       </w:pPr>
-      <w:hyperlink w:anchor="_Toc192669329" w:history="1">
+      <w:hyperlink w:anchor="_Toc192686671" w:history="1">
         <w:r>
           <w:rPr>
             <w:rStyle w:val="Lienhypertexte"/>
@@ -2448,7 +2448,7 @@
           <w:rPr>
             <w:webHidden/>
           </w:rPr>
-          <w:instrText xml:space="preserve"> PAGEREF _Toc192669329 \h </w:instrText>
+          <w:instrText xml:space="preserve"> PAGEREF _Toc192686671 \h </w:instrText>
         </w:r>
         <w:r>
           <w:rPr>
@@ -2465,7 +2465,7 @@
           <w:rPr>
             <w:webHidden/>
           </w:rPr>
-          <w:t>13</w:t>
+          <w:t>18</w:t>
         </w:r>
         <w:r>
           <w:rPr>
@@ -2492,7 +2492,7 @@
           <w14:ligatures w14:val="standardContextual"/>
         </w:rPr>
       </w:pPr>
-      <w:hyperlink w:anchor="_Toc192669330" w:history="1">
+      <w:hyperlink w:anchor="_Toc192686672" w:history="1">
         <w:r>
           <w:rPr>
             <w:rStyle w:val="Lienhypertexte"/>
@@ -2538,7 +2538,7 @@
             <w:noProof/>
             <w:webHidden/>
           </w:rPr>
-          <w:instrText xml:space="preserve"> PAGEREF _Toc192669330 \h </w:instrText>
+          <w:instrText xml:space="preserve"> PAGEREF _Toc192686672 \h </w:instrText>
         </w:r>
         <w:r>
           <w:rPr>
@@ -2558,7 +2558,7 @@
             <w:noProof/>
             <w:webHidden/>
           </w:rPr>
-          <w:t>13</w:t>
+          <w:t>18</w:t>
         </w:r>
         <w:r>
           <w:rPr>
@@ -2586,7 +2586,7 @@
           <w14:ligatures w14:val="standardContextual"/>
         </w:rPr>
       </w:pPr>
-      <w:hyperlink w:anchor="_Toc192669331" w:history="1">
+      <w:hyperlink w:anchor="_Toc192686673" w:history="1">
         <w:r>
           <w:rPr>
             <w:rStyle w:val="Lienhypertexte"/>
@@ -2632,7 +2632,7 @@
             <w:noProof/>
             <w:webHidden/>
           </w:rPr>
-          <w:instrText xml:space="preserve"> PAGEREF _Toc192669331 \h </w:instrText>
+          <w:instrText xml:space="preserve"> PAGEREF _Toc192686673 \h </w:instrText>
         </w:r>
         <w:r>
           <w:rPr>
@@ -2652,7 +2652,7 @@
             <w:noProof/>
             <w:webHidden/>
           </w:rPr>
-          <w:t>13</w:t>
+          <w:t>18</w:t>
         </w:r>
         <w:r>
           <w:rPr>
@@ -2680,7 +2680,7 @@
           <w14:ligatures w14:val="standardContextual"/>
         </w:rPr>
       </w:pPr>
-      <w:hyperlink w:anchor="_Toc192669332" w:history="1">
+      <w:hyperlink w:anchor="_Toc192686674" w:history="1">
         <w:r>
           <w:rPr>
             <w:rStyle w:val="Lienhypertexte"/>
@@ -2726,7 +2726,7 @@
             <w:noProof/>
             <w:webHidden/>
           </w:rPr>
-          <w:instrText xml:space="preserve"> PAGEREF _Toc192669332 \h </w:instrText>
+          <w:instrText xml:space="preserve"> PAGEREF _Toc192686674 \h </w:instrText>
         </w:r>
         <w:r>
           <w:rPr>
@@ -2746,7 +2746,7 @@
             <w:noProof/>
             <w:webHidden/>
           </w:rPr>
-          <w:t>13</w:t>
+          <w:t>18</w:t>
         </w:r>
         <w:r>
           <w:rPr>
@@ -2774,7 +2774,7 @@
           <w14:ligatures w14:val="standardContextual"/>
         </w:rPr>
       </w:pPr>
-      <w:hyperlink w:anchor="_Toc192669333" w:history="1">
+      <w:hyperlink w:anchor="_Toc192686675" w:history="1">
         <w:r>
           <w:rPr>
             <w:rStyle w:val="Lienhypertexte"/>
@@ -2822,7 +2822,7 @@
             <w:noProof/>
             <w:webHidden/>
           </w:rPr>
-          <w:instrText xml:space="preserve"> PAGEREF _Toc192669333 \h </w:instrText>
+          <w:instrText xml:space="preserve"> PAGEREF _Toc192686675 \h </w:instrText>
         </w:r>
         <w:r>
           <w:rPr>
@@ -2842,7 +2842,7 @@
             <w:noProof/>
             <w:webHidden/>
           </w:rPr>
-          <w:t>13</w:t>
+          <w:t>18</w:t>
         </w:r>
         <w:r>
           <w:rPr>
@@ -2870,7 +2870,7 @@
           <w14:ligatures w14:val="standardContextual"/>
         </w:rPr>
       </w:pPr>
-      <w:hyperlink w:anchor="_Toc192669334" w:history="1">
+      <w:hyperlink w:anchor="_Toc192686676" w:history="1">
         <w:r>
           <w:rPr>
             <w:rStyle w:val="Lienhypertexte"/>
@@ -2916,7 +2916,7 @@
             <w:noProof/>
             <w:webHidden/>
           </w:rPr>
-          <w:instrText xml:space="preserve"> PAGEREF _Toc192669334 \h </w:instrText>
+          <w:instrText xml:space="preserve"> PAGEREF _Toc192686676 \h </w:instrText>
         </w:r>
         <w:r>
           <w:rPr>
@@ -2936,7 +2936,7 @@
             <w:noProof/>
             <w:webHidden/>
           </w:rPr>
-          <w:t>13</w:t>
+          <w:t>18</w:t>
         </w:r>
         <w:r>
           <w:rPr>
@@ -2964,7 +2964,7 @@
           <w14:ligatures w14:val="standardContextual"/>
         </w:rPr>
       </w:pPr>
-      <w:hyperlink w:anchor="_Toc192669335" w:history="1">
+      <w:hyperlink w:anchor="_Toc192686677" w:history="1">
         <w:r>
           <w:rPr>
             <w:rStyle w:val="Lienhypertexte"/>
@@ -3010,7 +3010,7 @@
             <w:noProof/>
             <w:webHidden/>
           </w:rPr>
-          <w:instrText xml:space="preserve"> PAGEREF _Toc192669335 \h </w:instrText>
+          <w:instrText xml:space="preserve"> PAGEREF _Toc192686677 \h </w:instrText>
         </w:r>
         <w:r>
           <w:rPr>
@@ -3030,7 +3030,7 @@
             <w:noProof/>
             <w:webHidden/>
           </w:rPr>
-          <w:t>15</w:t>
+          <w:t>20</w:t>
         </w:r>
         <w:r>
           <w:rPr>
@@ -3058,12 +3058,11 @@
           <w14:ligatures w14:val="standardContextual"/>
         </w:rPr>
       </w:pPr>
-      <w:hyperlink w:anchor="_Toc192669336" w:history="1">
+      <w:hyperlink w:anchor="_Toc192686678" w:history="1">
         <w:r>
           <w:rPr>
             <w:rStyle w:val="Lienhypertexte"/>
             <w:iCs/>
-            <w:strike/>
             <w:noProof/>
           </w:rPr>
           <w:t>3.3</w:t>
@@ -3084,10 +3083,9 @@
           <w:rPr>
             <w:rStyle w:val="Lienhypertexte"/>
             <w:iCs/>
-            <w:strike/>
-            <w:noProof/>
-          </w:rPr>
-          <w:t>Dossier de réalisation</w:t>
+            <w:noProof/>
+          </w:rPr>
+          <w:t>Mise en place de l’environnement de travail</w:t>
         </w:r>
         <w:r>
           <w:rPr>
@@ -3108,7 +3106,7 @@
             <w:noProof/>
             <w:webHidden/>
           </w:rPr>
-          <w:instrText xml:space="preserve"> PAGEREF _Toc192669336 \h </w:instrText>
+          <w:instrText xml:space="preserve"> PAGEREF _Toc192686678 \h </w:instrText>
         </w:r>
         <w:r>
           <w:rPr>
@@ -3128,7 +3126,7 @@
             <w:noProof/>
             <w:webHidden/>
           </w:rPr>
-          <w:t>15</w:t>
+          <w:t>20</w:t>
         </w:r>
         <w:r>
           <w:rPr>
@@ -3156,7 +3154,7 @@
           <w14:ligatures w14:val="standardContextual"/>
         </w:rPr>
       </w:pPr>
-      <w:hyperlink w:anchor="_Toc192669337" w:history="1">
+      <w:hyperlink w:anchor="_Toc192686679" w:history="1">
         <w:r>
           <w:rPr>
             <w:rStyle w:val="Lienhypertexte"/>
@@ -3183,7 +3181,7 @@
             <w:iCs/>
             <w:noProof/>
           </w:rPr>
-          <w:t>Mise en place de l’environnement de travail</w:t>
+          <w:t>Mise en place de l’environnement de test</w:t>
         </w:r>
         <w:r>
           <w:rPr>
@@ -3204,7 +3202,7 @@
             <w:noProof/>
             <w:webHidden/>
           </w:rPr>
-          <w:instrText xml:space="preserve"> PAGEREF _Toc192669337 \h </w:instrText>
+          <w:instrText xml:space="preserve"> PAGEREF _Toc192686679 \h </w:instrText>
         </w:r>
         <w:r>
           <w:rPr>
@@ -3224,7 +3222,7 @@
             <w:noProof/>
             <w:webHidden/>
           </w:rPr>
-          <w:t>16</w:t>
+          <w:t>21</w:t>
         </w:r>
         <w:r>
           <w:rPr>
@@ -3252,7 +3250,7 @@
           <w14:ligatures w14:val="standardContextual"/>
         </w:rPr>
       </w:pPr>
-      <w:hyperlink w:anchor="_Toc192669338" w:history="1">
+      <w:hyperlink w:anchor="_Toc192686680" w:history="1">
         <w:r>
           <w:rPr>
             <w:rStyle w:val="Lienhypertexte"/>
@@ -3279,7 +3277,7 @@
             <w:iCs/>
             <w:noProof/>
           </w:rPr>
-          <w:t>Mise en place de l’environnement de test</w:t>
+          <w:t>Déploiement du produit</w:t>
         </w:r>
         <w:r>
           <w:rPr>
@@ -3300,7 +3298,7 @@
             <w:noProof/>
             <w:webHidden/>
           </w:rPr>
-          <w:instrText xml:space="preserve"> PAGEREF _Toc192669338 \h </w:instrText>
+          <w:instrText xml:space="preserve"> PAGEREF _Toc192686680 \h </w:instrText>
         </w:r>
         <w:r>
           <w:rPr>
@@ -3320,7 +3318,7 @@
             <w:noProof/>
             <w:webHidden/>
           </w:rPr>
-          <w:t>16</w:t>
+          <w:t>22</w:t>
         </w:r>
         <w:r>
           <w:rPr>
@@ -3348,7 +3346,7 @@
           <w14:ligatures w14:val="standardContextual"/>
         </w:rPr>
       </w:pPr>
-      <w:hyperlink w:anchor="_Toc192669339" w:history="1">
+      <w:hyperlink w:anchor="_Toc192686681" w:history="1">
         <w:r>
           <w:rPr>
             <w:rStyle w:val="Lienhypertexte"/>
@@ -3375,7 +3373,7 @@
             <w:iCs/>
             <w:noProof/>
           </w:rPr>
-          <w:t>Déploiement du produit</w:t>
+          <w:t>Description des tests effectués</w:t>
         </w:r>
         <w:r>
           <w:rPr>
@@ -3396,7 +3394,7 @@
             <w:noProof/>
             <w:webHidden/>
           </w:rPr>
-          <w:instrText xml:space="preserve"> PAGEREF _Toc192669339 \h </w:instrText>
+          <w:instrText xml:space="preserve"> PAGEREF _Toc192686681 \h </w:instrText>
         </w:r>
         <w:r>
           <w:rPr>
@@ -3416,7 +3414,7 @@
             <w:noProof/>
             <w:webHidden/>
           </w:rPr>
-          <w:t>17</w:t>
+          <w:t>23</w:t>
         </w:r>
         <w:r>
           <w:rPr>
@@ -3444,7 +3442,7 @@
           <w14:ligatures w14:val="standardContextual"/>
         </w:rPr>
       </w:pPr>
-      <w:hyperlink w:anchor="_Toc192669340" w:history="1">
+      <w:hyperlink w:anchor="_Toc192686682" w:history="1">
         <w:r>
           <w:rPr>
             <w:rStyle w:val="Lienhypertexte"/>
@@ -3471,7 +3469,7 @@
             <w:iCs/>
             <w:noProof/>
           </w:rPr>
-          <w:t>Description des tests effectués</w:t>
+          <w:t>Bilan</w:t>
         </w:r>
         <w:r>
           <w:rPr>
@@ -3492,7 +3490,7 @@
             <w:noProof/>
             <w:webHidden/>
           </w:rPr>
-          <w:instrText xml:space="preserve"> PAGEREF _Toc192669340 \h </w:instrText>
+          <w:instrText xml:space="preserve"> PAGEREF _Toc192686682 \h </w:instrText>
         </w:r>
         <w:r>
           <w:rPr>
@@ -3512,7 +3510,7 @@
             <w:noProof/>
             <w:webHidden/>
           </w:rPr>
-          <w:t>18</w:t>
+          <w:t>23</w:t>
         </w:r>
         <w:r>
           <w:rPr>
@@ -3525,9 +3523,9 @@
     </w:p>
     <w:p>
       <w:pPr>
-        <w:pStyle w:val="TM2"/>
+        <w:pStyle w:val="TM3"/>
         <w:tabs>
-          <w:tab w:val="left" w:pos="800"/>
+          <w:tab w:val="left" w:pos="1200"/>
           <w:tab w:val="right" w:leader="dot" w:pos="9060"/>
         </w:tabs>
         <w:rPr>
@@ -3540,14 +3538,13 @@
           <w14:ligatures w14:val="standardContextual"/>
         </w:rPr>
       </w:pPr>
-      <w:hyperlink w:anchor="_Toc192669341" w:history="1">
+      <w:hyperlink w:anchor="_Toc192686683" w:history="1">
         <w:r>
           <w:rPr>
             <w:rStyle w:val="Lienhypertexte"/>
-            <w:iCs/>
-            <w:noProof/>
-          </w:rPr>
-          <w:t>3.8</w:t>
+            <w:noProof/>
+          </w:rPr>
+          <w:t>3.7.1</w:t>
         </w:r>
         <w:r>
           <w:rPr>
@@ -3564,10 +3561,9 @@
         <w:r>
           <w:rPr>
             <w:rStyle w:val="Lienhypertexte"/>
-            <w:iCs/>
-            <w:noProof/>
-          </w:rPr>
-          <w:t>Bilan</w:t>
+            <w:noProof/>
+          </w:rPr>
+          <w:t>Erreurs restantes</w:t>
         </w:r>
         <w:r>
           <w:rPr>
@@ -3588,7 +3584,7 @@
             <w:noProof/>
             <w:webHidden/>
           </w:rPr>
-          <w:instrText xml:space="preserve"> PAGEREF _Toc192669341 \h </w:instrText>
+          <w:instrText xml:space="preserve"> PAGEREF _Toc192686683 \h </w:instrText>
         </w:r>
         <w:r>
           <w:rPr>
@@ -3608,7 +3604,7 @@
             <w:noProof/>
             <w:webHidden/>
           </w:rPr>
-          <w:t>18</w:t>
+          <w:t>23</w:t>
         </w:r>
         <w:r>
           <w:rPr>
@@ -3636,13 +3632,13 @@
           <w14:ligatures w14:val="standardContextual"/>
         </w:rPr>
       </w:pPr>
-      <w:hyperlink w:anchor="_Toc192669342" w:history="1">
+      <w:hyperlink w:anchor="_Toc192686684" w:history="1">
         <w:r>
           <w:rPr>
             <w:rStyle w:val="Lienhypertexte"/>
             <w:noProof/>
           </w:rPr>
-          <w:t>3.8.1</w:t>
+          <w:t>3.7.2</w:t>
         </w:r>
         <w:r>
           <w:rPr>
@@ -3661,7 +3657,7 @@
             <w:rStyle w:val="Lienhypertexte"/>
             <w:noProof/>
           </w:rPr>
-          <w:t>Erreurs restantes</w:t>
+          <w:t>Stories</w:t>
         </w:r>
         <w:r>
           <w:rPr>
@@ -3682,7 +3678,7 @@
             <w:noProof/>
             <w:webHidden/>
           </w:rPr>
-          <w:instrText xml:space="preserve"> PAGEREF _Toc192669342 \h </w:instrText>
+          <w:instrText xml:space="preserve"> PAGEREF _Toc192686684 \h </w:instrText>
         </w:r>
         <w:r>
           <w:rPr>
@@ -3702,7 +3698,7 @@
             <w:noProof/>
             <w:webHidden/>
           </w:rPr>
-          <w:t>18</w:t>
+          <w:t>23</w:t>
         </w:r>
         <w:r>
           <w:rPr>
@@ -3730,13 +3726,13 @@
           <w14:ligatures w14:val="standardContextual"/>
         </w:rPr>
       </w:pPr>
-      <w:hyperlink w:anchor="_Toc192669343" w:history="1">
+      <w:hyperlink w:anchor="_Toc192686685" w:history="1">
         <w:r>
           <w:rPr>
             <w:rStyle w:val="Lienhypertexte"/>
             <w:noProof/>
           </w:rPr>
-          <w:t>3.8.2</w:t>
+          <w:t>3.7.3</w:t>
         </w:r>
         <w:r>
           <w:rPr>
@@ -3755,7 +3751,7 @@
             <w:rStyle w:val="Lienhypertexte"/>
             <w:noProof/>
           </w:rPr>
-          <w:t>Stories</w:t>
+          <w:t>Dette technique</w:t>
         </w:r>
         <w:r>
           <w:rPr>
@@ -3776,7 +3772,7 @@
             <w:noProof/>
             <w:webHidden/>
           </w:rPr>
-          <w:instrText xml:space="preserve"> PAGEREF _Toc192669343 \h </w:instrText>
+          <w:instrText xml:space="preserve"> PAGEREF _Toc192686685 \h </w:instrText>
         </w:r>
         <w:r>
           <w:rPr>
@@ -3796,7 +3792,7 @@
             <w:noProof/>
             <w:webHidden/>
           </w:rPr>
-          <w:t>19</w:t>
+          <w:t>24</w:t>
         </w:r>
         <w:r>
           <w:rPr>
@@ -3809,9 +3805,9 @@
     </w:p>
     <w:p>
       <w:pPr>
-        <w:pStyle w:val="TM3"/>
+        <w:pStyle w:val="TM2"/>
         <w:tabs>
-          <w:tab w:val="left" w:pos="1200"/>
+          <w:tab w:val="left" w:pos="800"/>
           <w:tab w:val="right" w:leader="dot" w:pos="9060"/>
         </w:tabs>
         <w:rPr>
@@ -3824,13 +3820,14 @@
           <w14:ligatures w14:val="standardContextual"/>
         </w:rPr>
       </w:pPr>
-      <w:hyperlink w:anchor="_Toc192669344" w:history="1">
+      <w:hyperlink w:anchor="_Toc192686686" w:history="1">
         <w:r>
           <w:rPr>
             <w:rStyle w:val="Lienhypertexte"/>
-            <w:noProof/>
-          </w:rPr>
-          <w:t>3.8.3</w:t>
+            <w:iCs/>
+            <w:noProof/>
+          </w:rPr>
+          <w:t>3.8</w:t>
         </w:r>
         <w:r>
           <w:rPr>
@@ -3847,9 +3844,10 @@
         <w:r>
           <w:rPr>
             <w:rStyle w:val="Lienhypertexte"/>
-            <w:noProof/>
-          </w:rPr>
-          <w:t>Dette technique</w:t>
+            <w:iCs/>
+            <w:noProof/>
+          </w:rPr>
+          <w:t>Recours à l’intelligence artificielle</w:t>
         </w:r>
         <w:r>
           <w:rPr>
@@ -3870,7 +3868,7 @@
             <w:noProof/>
             <w:webHidden/>
           </w:rPr>
-          <w:instrText xml:space="preserve"> PAGEREF _Toc192669344 \h </w:instrText>
+          <w:instrText xml:space="preserve"> PAGEREF _Toc192686686 \h </w:instrText>
         </w:r>
         <w:r>
           <w:rPr>
@@ -3890,7 +3888,7 @@
             <w:noProof/>
             <w:webHidden/>
           </w:rPr>
-          <w:t>19</w:t>
+          <w:t>24</w:t>
         </w:r>
         <w:r>
           <w:rPr>
@@ -3918,7 +3916,7 @@
           <w14:ligatures w14:val="standardContextual"/>
         </w:rPr>
       </w:pPr>
-      <w:hyperlink w:anchor="_Toc192669345" w:history="1">
+      <w:hyperlink w:anchor="_Toc192686687" w:history="1">
         <w:r>
           <w:rPr>
             <w:rStyle w:val="Lienhypertexte"/>
@@ -3945,7 +3943,7 @@
             <w:iCs/>
             <w:noProof/>
           </w:rPr>
-          <w:t>Recours à l’intelligence artificielle</w:t>
+          <w:t>Liste des documents fournis</w:t>
         </w:r>
         <w:r>
           <w:rPr>
@@ -3966,7 +3964,7 @@
             <w:noProof/>
             <w:webHidden/>
           </w:rPr>
-          <w:instrText xml:space="preserve"> PAGEREF _Toc192669345 \h </w:instrText>
+          <w:instrText xml:space="preserve"> PAGEREF _Toc192686687 \h </w:instrText>
         </w:r>
         <w:r>
           <w:rPr>
@@ -3986,11 +3984,169 @@
             <w:noProof/>
             <w:webHidden/>
           </w:rPr>
-          <w:t>19</w:t>
-        </w:r>
-        <w:r>
-          <w:rPr>
-            <w:noProof/>
+          <w:t>25</w:t>
+        </w:r>
+        <w:r>
+          <w:rPr>
+            <w:noProof/>
+            <w:webHidden/>
+          </w:rPr>
+          <w:fldChar w:fldCharType="end"/>
+        </w:r>
+      </w:hyperlink>
+    </w:p>
+    <w:p>
+      <w:pPr>
+        <w:pStyle w:val="TM1"/>
+        <w:rPr>
+          <w:rFonts w:asciiTheme="minorHAnsi" w:eastAsiaTheme="minorEastAsia" w:hAnsiTheme="minorHAnsi" w:cstheme="minorBidi"/>
+          <w:kern w:val="2"/>
+          <w:sz w:val="22"/>
+          <w:szCs w:val="22"/>
+          <w:lang w:val="fr-CH" w:eastAsia="fr-CH"/>
+          <w14:ligatures w14:val="standardContextual"/>
+        </w:rPr>
+      </w:pPr>
+      <w:hyperlink w:anchor="_Toc192686688" w:history="1">
+        <w:r>
+          <w:rPr>
+            <w:rStyle w:val="Lienhypertexte"/>
+          </w:rPr>
+          <w:t>4</w:t>
+        </w:r>
+        <w:r>
+          <w:rPr>
+            <w:rFonts w:asciiTheme="minorHAnsi" w:eastAsiaTheme="minorEastAsia" w:hAnsiTheme="minorHAnsi" w:cstheme="minorBidi"/>
+            <w:kern w:val="2"/>
+            <w:sz w:val="22"/>
+            <w:szCs w:val="22"/>
+            <w:lang w:val="fr-CH" w:eastAsia="fr-CH"/>
+            <w14:ligatures w14:val="standardContextual"/>
+          </w:rPr>
+          <w:tab/>
+        </w:r>
+        <w:r>
+          <w:rPr>
+            <w:rStyle w:val="Lienhypertexte"/>
+          </w:rPr>
+          <w:t>Conclusions</w:t>
+        </w:r>
+        <w:r>
+          <w:rPr>
+            <w:webHidden/>
+          </w:rPr>
+          <w:tab/>
+        </w:r>
+        <w:r>
+          <w:rPr>
+            <w:webHidden/>
+          </w:rPr>
+          <w:fldChar w:fldCharType="begin"/>
+        </w:r>
+        <w:r>
+          <w:rPr>
+            <w:webHidden/>
+          </w:rPr>
+          <w:instrText xml:space="preserve"> PAGEREF _Toc192686688 \h </w:instrText>
+        </w:r>
+        <w:r>
+          <w:rPr>
+            <w:webHidden/>
+          </w:rPr>
+        </w:r>
+        <w:r>
+          <w:rPr>
+            <w:webHidden/>
+          </w:rPr>
+          <w:fldChar w:fldCharType="separate"/>
+        </w:r>
+        <w:r>
+          <w:rPr>
+            <w:webHidden/>
+          </w:rPr>
+          <w:t>25</w:t>
+        </w:r>
+        <w:r>
+          <w:rPr>
+            <w:webHidden/>
+          </w:rPr>
+          <w:fldChar w:fldCharType="end"/>
+        </w:r>
+      </w:hyperlink>
+    </w:p>
+    <w:p>
+      <w:pPr>
+        <w:pStyle w:val="TM1"/>
+        <w:rPr>
+          <w:rFonts w:asciiTheme="minorHAnsi" w:eastAsiaTheme="minorEastAsia" w:hAnsiTheme="minorHAnsi" w:cstheme="minorBidi"/>
+          <w:kern w:val="2"/>
+          <w:sz w:val="22"/>
+          <w:szCs w:val="22"/>
+          <w:lang w:val="fr-CH" w:eastAsia="fr-CH"/>
+          <w14:ligatures w14:val="standardContextual"/>
+        </w:rPr>
+      </w:pPr>
+      <w:hyperlink w:anchor="_Toc192686689" w:history="1">
+        <w:r>
+          <w:rPr>
+            <w:rStyle w:val="Lienhypertexte"/>
+          </w:rPr>
+          <w:t>5</w:t>
+        </w:r>
+        <w:r>
+          <w:rPr>
+            <w:rFonts w:asciiTheme="minorHAnsi" w:eastAsiaTheme="minorEastAsia" w:hAnsiTheme="minorHAnsi" w:cstheme="minorBidi"/>
+            <w:kern w:val="2"/>
+            <w:sz w:val="22"/>
+            <w:szCs w:val="22"/>
+            <w:lang w:val="fr-CH" w:eastAsia="fr-CH"/>
+            <w14:ligatures w14:val="standardContextual"/>
+          </w:rPr>
+          <w:tab/>
+        </w:r>
+        <w:r>
+          <w:rPr>
+            <w:rStyle w:val="Lienhypertexte"/>
+          </w:rPr>
+          <w:t>Annexes</w:t>
+        </w:r>
+        <w:r>
+          <w:rPr>
+            <w:webHidden/>
+          </w:rPr>
+          <w:tab/>
+        </w:r>
+        <w:r>
+          <w:rPr>
+            <w:webHidden/>
+          </w:rPr>
+          <w:fldChar w:fldCharType="begin"/>
+        </w:r>
+        <w:r>
+          <w:rPr>
+            <w:webHidden/>
+          </w:rPr>
+          <w:instrText xml:space="preserve"> PAGEREF _Toc192686689 \h </w:instrText>
+        </w:r>
+        <w:r>
+          <w:rPr>
+            <w:webHidden/>
+          </w:rPr>
+        </w:r>
+        <w:r>
+          <w:rPr>
+            <w:webHidden/>
+          </w:rPr>
+          <w:fldChar w:fldCharType="separate"/>
+        </w:r>
+        <w:r>
+          <w:rPr>
+            <w:webHidden/>
+          </w:rPr>
+          <w:t>27</w:t>
+        </w:r>
+        <w:r>
+          <w:rPr>
             <w:webHidden/>
           </w:rPr>
           <w:fldChar w:fldCharType="end"/>
@@ -4001,7 +4157,7 @@
       <w:pPr>
         <w:pStyle w:val="TM2"/>
         <w:tabs>
-          <w:tab w:val="left" w:pos="1000"/>
+          <w:tab w:val="left" w:pos="800"/>
           <w:tab w:val="right" w:leader="dot" w:pos="9060"/>
         </w:tabs>
         <w:rPr>
@@ -4014,14 +4170,14 @@
           <w14:ligatures w14:val="standardContextual"/>
         </w:rPr>
       </w:pPr>
-      <w:hyperlink w:anchor="_Toc192669346" w:history="1">
+      <w:hyperlink w:anchor="_Toc192686690" w:history="1">
         <w:r>
           <w:rPr>
             <w:rStyle w:val="Lienhypertexte"/>
             <w:iCs/>
             <w:noProof/>
           </w:rPr>
-          <w:t>3.10</w:t>
+          <w:t>5.1</w:t>
         </w:r>
         <w:r>
           <w:rPr>
@@ -4041,7 +4197,7 @@
             <w:iCs/>
             <w:noProof/>
           </w:rPr>
-          <w:t>Liste des documents fournis</w:t>
+          <w:t>Résumé du rapport du TPI / version succincte de la documentation</w:t>
         </w:r>
         <w:r>
           <w:rPr>
@@ -4062,7 +4218,7 @@
             <w:noProof/>
             <w:webHidden/>
           </w:rPr>
-          <w:instrText xml:space="preserve"> PAGEREF _Toc192669346 \h </w:instrText>
+          <w:instrText xml:space="preserve"> PAGEREF _Toc192686690 \h </w:instrText>
         </w:r>
         <w:r>
           <w:rPr>
@@ -4082,169 +4238,11 @@
             <w:noProof/>
             <w:webHidden/>
           </w:rPr>
-          <w:t>20</w:t>
-        </w:r>
-        <w:r>
-          <w:rPr>
-            <w:noProof/>
-            <w:webHidden/>
-          </w:rPr>
-          <w:fldChar w:fldCharType="end"/>
-        </w:r>
-      </w:hyperlink>
-    </w:p>
-    <w:p>
-      <w:pPr>
-        <w:pStyle w:val="TM1"/>
-        <w:rPr>
-          <w:rFonts w:asciiTheme="minorHAnsi" w:eastAsiaTheme="minorEastAsia" w:hAnsiTheme="minorHAnsi" w:cstheme="minorBidi"/>
-          <w:kern w:val="2"/>
-          <w:sz w:val="22"/>
-          <w:szCs w:val="22"/>
-          <w:lang w:val="fr-CH" w:eastAsia="fr-CH"/>
-          <w14:ligatures w14:val="standardContextual"/>
-        </w:rPr>
-      </w:pPr>
-      <w:hyperlink w:anchor="_Toc192669347" w:history="1">
-        <w:r>
-          <w:rPr>
-            <w:rStyle w:val="Lienhypertexte"/>
-          </w:rPr>
-          <w:t>4</w:t>
-        </w:r>
-        <w:r>
-          <w:rPr>
-            <w:rFonts w:asciiTheme="minorHAnsi" w:eastAsiaTheme="minorEastAsia" w:hAnsiTheme="minorHAnsi" w:cstheme="minorBidi"/>
-            <w:kern w:val="2"/>
-            <w:sz w:val="22"/>
-            <w:szCs w:val="22"/>
-            <w:lang w:val="fr-CH" w:eastAsia="fr-CH"/>
-            <w14:ligatures w14:val="standardContextual"/>
-          </w:rPr>
-          <w:tab/>
-        </w:r>
-        <w:r>
-          <w:rPr>
-            <w:rStyle w:val="Lienhypertexte"/>
-          </w:rPr>
-          <w:t>Conclusions</w:t>
-        </w:r>
-        <w:r>
-          <w:rPr>
-            <w:webHidden/>
-          </w:rPr>
-          <w:tab/>
-        </w:r>
-        <w:r>
-          <w:rPr>
-            <w:webHidden/>
-          </w:rPr>
-          <w:fldChar w:fldCharType="begin"/>
-        </w:r>
-        <w:r>
-          <w:rPr>
-            <w:webHidden/>
-          </w:rPr>
-          <w:instrText xml:space="preserve"> PAGEREF _Toc192669347 \h </w:instrText>
-        </w:r>
-        <w:r>
-          <w:rPr>
-            <w:webHidden/>
-          </w:rPr>
-        </w:r>
-        <w:r>
-          <w:rPr>
-            <w:webHidden/>
-          </w:rPr>
-          <w:fldChar w:fldCharType="separate"/>
-        </w:r>
-        <w:r>
-          <w:rPr>
-            <w:webHidden/>
-          </w:rPr>
-          <w:t>20</w:t>
-        </w:r>
-        <w:r>
-          <w:rPr>
-            <w:webHidden/>
-          </w:rPr>
-          <w:fldChar w:fldCharType="end"/>
-        </w:r>
-      </w:hyperlink>
-    </w:p>
-    <w:p>
-      <w:pPr>
-        <w:pStyle w:val="TM1"/>
-        <w:rPr>
-          <w:rFonts w:asciiTheme="minorHAnsi" w:eastAsiaTheme="minorEastAsia" w:hAnsiTheme="minorHAnsi" w:cstheme="minorBidi"/>
-          <w:kern w:val="2"/>
-          <w:sz w:val="22"/>
-          <w:szCs w:val="22"/>
-          <w:lang w:val="fr-CH" w:eastAsia="fr-CH"/>
-          <w14:ligatures w14:val="standardContextual"/>
-        </w:rPr>
-      </w:pPr>
-      <w:hyperlink w:anchor="_Toc192669348" w:history="1">
-        <w:r>
-          <w:rPr>
-            <w:rStyle w:val="Lienhypertexte"/>
-          </w:rPr>
-          <w:t>5</w:t>
-        </w:r>
-        <w:r>
-          <w:rPr>
-            <w:rFonts w:asciiTheme="minorHAnsi" w:eastAsiaTheme="minorEastAsia" w:hAnsiTheme="minorHAnsi" w:cstheme="minorBidi"/>
-            <w:kern w:val="2"/>
-            <w:sz w:val="22"/>
-            <w:szCs w:val="22"/>
-            <w:lang w:val="fr-CH" w:eastAsia="fr-CH"/>
-            <w14:ligatures w14:val="standardContextual"/>
-          </w:rPr>
-          <w:tab/>
-        </w:r>
-        <w:r>
-          <w:rPr>
-            <w:rStyle w:val="Lienhypertexte"/>
-          </w:rPr>
-          <w:t>Annexes</w:t>
-        </w:r>
-        <w:r>
-          <w:rPr>
-            <w:webHidden/>
-          </w:rPr>
-          <w:tab/>
-        </w:r>
-        <w:r>
-          <w:rPr>
-            <w:webHidden/>
-          </w:rPr>
-          <w:fldChar w:fldCharType="begin"/>
-        </w:r>
-        <w:r>
-          <w:rPr>
-            <w:webHidden/>
-          </w:rPr>
-          <w:instrText xml:space="preserve"> PAGEREF _Toc192669348 \h </w:instrText>
-        </w:r>
-        <w:r>
-          <w:rPr>
-            <w:webHidden/>
-          </w:rPr>
-        </w:r>
-        <w:r>
-          <w:rPr>
-            <w:webHidden/>
-          </w:rPr>
-          <w:fldChar w:fldCharType="separate"/>
-        </w:r>
-        <w:r>
-          <w:rPr>
-            <w:webHidden/>
-          </w:rPr>
-          <w:t>21</w:t>
-        </w:r>
-        <w:r>
-          <w:rPr>
+          <w:t>27</w:t>
+        </w:r>
+        <w:r>
+          <w:rPr>
+            <w:noProof/>
             <w:webHidden/>
           </w:rPr>
           <w:fldChar w:fldCharType="end"/>
@@ -4268,14 +4266,14 @@
           <w14:ligatures w14:val="standardContextual"/>
         </w:rPr>
       </w:pPr>
-      <w:hyperlink w:anchor="_Toc192669349" w:history="1">
+      <w:hyperlink w:anchor="_Toc192686691" w:history="1">
         <w:r>
           <w:rPr>
             <w:rStyle w:val="Lienhypertexte"/>
             <w:iCs/>
             <w:noProof/>
           </w:rPr>
-          <w:t>5.1</w:t>
+          <w:t>5.2</w:t>
         </w:r>
         <w:r>
           <w:rPr>
@@ -4295,7 +4293,7 @@
             <w:iCs/>
             <w:noProof/>
           </w:rPr>
-          <w:t>Résumé du rapport du TPI / version succincte de la documentation</w:t>
+          <w:t>Sources – Bibliographie</w:t>
         </w:r>
         <w:r>
           <w:rPr>
@@ -4316,7 +4314,7 @@
             <w:noProof/>
             <w:webHidden/>
           </w:rPr>
-          <w:instrText xml:space="preserve"> PAGEREF _Toc192669349 \h </w:instrText>
+          <w:instrText xml:space="preserve"> PAGEREF _Toc192686691 \h </w:instrText>
         </w:r>
         <w:r>
           <w:rPr>
@@ -4336,7 +4334,7 @@
             <w:noProof/>
             <w:webHidden/>
           </w:rPr>
-          <w:t>21</w:t>
+          <w:t>27</w:t>
         </w:r>
         <w:r>
           <w:rPr>
@@ -4364,14 +4362,14 @@
           <w14:ligatures w14:val="standardContextual"/>
         </w:rPr>
       </w:pPr>
-      <w:hyperlink w:anchor="_Toc192669350" w:history="1">
+      <w:hyperlink w:anchor="_Toc192686692" w:history="1">
         <w:r>
           <w:rPr>
             <w:rStyle w:val="Lienhypertexte"/>
             <w:iCs/>
             <w:noProof/>
           </w:rPr>
-          <w:t>5.2</w:t>
+          <w:t>5.3</w:t>
         </w:r>
         <w:r>
           <w:rPr>
@@ -4391,7 +4389,7 @@
             <w:iCs/>
             <w:noProof/>
           </w:rPr>
-          <w:t>Sources – Bibliographie</w:t>
+          <w:t>Journal de travail</w:t>
         </w:r>
         <w:r>
           <w:rPr>
@@ -4412,7 +4410,7 @@
             <w:noProof/>
             <w:webHidden/>
           </w:rPr>
-          <w:instrText xml:space="preserve"> PAGEREF _Toc192669350 \h </w:instrText>
+          <w:instrText xml:space="preserve"> PAGEREF _Toc192686692 \h </w:instrText>
         </w:r>
         <w:r>
           <w:rPr>
@@ -4432,7 +4430,7 @@
             <w:noProof/>
             <w:webHidden/>
           </w:rPr>
-          <w:t>21</w:t>
+          <w:t>27</w:t>
         </w:r>
         <w:r>
           <w:rPr>
@@ -4460,14 +4458,15 @@
           <w14:ligatures w14:val="standardContextual"/>
         </w:rPr>
       </w:pPr>
-      <w:hyperlink w:anchor="_Toc192669351" w:history="1">
+      <w:hyperlink w:anchor="_Toc192686693" w:history="1">
         <w:r>
           <w:rPr>
             <w:rStyle w:val="Lienhypertexte"/>
             <w:iCs/>
-            <w:noProof/>
-          </w:rPr>
-          <w:t>5.3</w:t>
+            <w:strike/>
+            <w:noProof/>
+          </w:rPr>
+          <w:t>5.4</w:t>
         </w:r>
         <w:r>
           <w:rPr>
@@ -4485,9 +4484,10 @@
           <w:rPr>
             <w:rStyle w:val="Lienhypertexte"/>
             <w:iCs/>
-            <w:noProof/>
-          </w:rPr>
-          <w:t>Journal de travail</w:t>
+            <w:strike/>
+            <w:noProof/>
+          </w:rPr>
+          <w:t>Manuel d'Installation</w:t>
         </w:r>
         <w:r>
           <w:rPr>
@@ -4508,7 +4508,7 @@
             <w:noProof/>
             <w:webHidden/>
           </w:rPr>
-          <w:instrText xml:space="preserve"> PAGEREF _Toc192669351 \h </w:instrText>
+          <w:instrText xml:space="preserve"> PAGEREF _Toc192686693 \h </w:instrText>
         </w:r>
         <w:r>
           <w:rPr>
@@ -4528,7 +4528,7 @@
             <w:noProof/>
             <w:webHidden/>
           </w:rPr>
-          <w:t>21</w:t>
+          <w:t>27</w:t>
         </w:r>
         <w:r>
           <w:rPr>
@@ -4556,15 +4556,14 @@
           <w14:ligatures w14:val="standardContextual"/>
         </w:rPr>
       </w:pPr>
-      <w:hyperlink w:anchor="_Toc192669352" w:history="1">
+      <w:hyperlink w:anchor="_Toc192686694" w:history="1">
         <w:r>
           <w:rPr>
             <w:rStyle w:val="Lienhypertexte"/>
             <w:iCs/>
-            <w:strike/>
-            <w:noProof/>
-          </w:rPr>
-          <w:t>5.4</w:t>
+            <w:noProof/>
+          </w:rPr>
+          <w:t>5.5</w:t>
         </w:r>
         <w:r>
           <w:rPr>
@@ -4582,10 +4581,9 @@
           <w:rPr>
             <w:rStyle w:val="Lienhypertexte"/>
             <w:iCs/>
-            <w:strike/>
-            <w:noProof/>
-          </w:rPr>
-          <w:t>Manuel d'Installation</w:t>
+            <w:noProof/>
+          </w:rPr>
+          <w:t>Manuel d'Utilisation</w:t>
         </w:r>
         <w:r>
           <w:rPr>
@@ -4606,7 +4604,7 @@
             <w:noProof/>
             <w:webHidden/>
           </w:rPr>
-          <w:instrText xml:space="preserve"> PAGEREF _Toc192669352 \h </w:instrText>
+          <w:instrText xml:space="preserve"> PAGEREF _Toc192686694 \h </w:instrText>
         </w:r>
         <w:r>
           <w:rPr>
@@ -4626,7 +4624,7 @@
             <w:noProof/>
             <w:webHidden/>
           </w:rPr>
-          <w:t>21</w:t>
+          <w:t>28</w:t>
         </w:r>
         <w:r>
           <w:rPr>
@@ -4654,14 +4652,14 @@
           <w14:ligatures w14:val="standardContextual"/>
         </w:rPr>
       </w:pPr>
-      <w:hyperlink w:anchor="_Toc192669353" w:history="1">
+      <w:hyperlink w:anchor="_Toc192686695" w:history="1">
         <w:r>
           <w:rPr>
             <w:rStyle w:val="Lienhypertexte"/>
             <w:iCs/>
             <w:noProof/>
           </w:rPr>
-          <w:t>5.5</w:t>
+          <w:t>5.6</w:t>
         </w:r>
         <w:r>
           <w:rPr>
@@ -4681,7 +4679,7 @@
             <w:iCs/>
             <w:noProof/>
           </w:rPr>
-          <w:t>Manuel d'Utilisation</w:t>
+          <w:t>Archives du projet</w:t>
         </w:r>
         <w:r>
           <w:rPr>
@@ -4702,7 +4700,7 @@
             <w:noProof/>
             <w:webHidden/>
           </w:rPr>
-          <w:instrText xml:space="preserve"> PAGEREF _Toc192669353 \h </w:instrText>
+          <w:instrText xml:space="preserve"> PAGEREF _Toc192686695 \h </w:instrText>
         </w:r>
         <w:r>
           <w:rPr>
@@ -4722,7 +4720,7 @@
             <w:noProof/>
             <w:webHidden/>
           </w:rPr>
-          <w:t>22</w:t>
+          <w:t>28</w:t>
         </w:r>
         <w:r>
           <w:rPr>
@@ -4734,10 +4732,110 @@
       </w:hyperlink>
     </w:p>
     <w:p>
-      <w:pPr>
-        <w:pStyle w:val="TM2"/>
+      <w:r>
+        <w:fldChar w:fldCharType="end"/>
+      </w:r>
+    </w:p>
+    <w:p>
+      <w:pPr>
+        <w:rPr>
+          <w:bCs/>
+          <w:i/>
+          <w:sz w:val="20"/>
+          <w:u w:val="single"/>
+        </w:rPr>
+      </w:pPr>
+    </w:p>
+    <w:p>
+      <w:pPr>
+        <w:rPr>
+          <w:i/>
+          <w:iCs/>
+          <w:sz w:val="20"/>
+        </w:rPr>
+      </w:pPr>
+      <w:r>
+        <w:rPr>
+          <w:i/>
+          <w:iCs/>
+          <w:sz w:val="20"/>
+          <w:u w:val="single"/>
+        </w:rPr>
+        <w:t xml:space="preserve">NOTE L’INTENTION DES UTILISATEURS DE CE </w:t>
+      </w:r>
+      <w:r>
+        <w:rPr>
+          <w:i/>
+          <w:iCs/>
+          <w:sz w:val="20"/>
+          <w:u w:val="single"/>
+        </w:rPr>
+        <w:t>CANEVAS :</w:t>
+      </w:r>
+      <w:r>
+        <w:br/>
+      </w:r>
+      <w:r>
+        <w:rPr>
+          <w:i/>
+          <w:iCs/>
+          <w:sz w:val="20"/>
+        </w:rPr>
+        <w:t>Toutes les parties en italiques sont là pour aider à comprendre ce qu’il faut mettre dans cette partie du document. Elles n’ont donc aucune raison d’être dans le document final.</w:t>
+      </w:r>
+    </w:p>
+    <w:p>
+      <w:pPr>
+        <w:rPr>
+          <w:i/>
+          <w:iCs/>
+          <w:sz w:val="20"/>
+        </w:rPr>
+      </w:pPr>
+      <w:r>
+        <w:rPr>
+          <w:i/>
+          <w:iCs/>
+          <w:sz w:val="20"/>
+        </w:rPr>
+        <w:t xml:space="preserve">De plus, en fonction du type de projet, il est tout à fait possible que certains chapitres ou paragraphes n’aient aucun sens. Dans ce cas il est recommandé de les retirer du document pour éviter de l’alourdir inutilement.  </w:t>
+      </w:r>
+    </w:p>
+    <w:p>
+      <w:pPr>
+        <w:rPr>
+          <w:i/>
+          <w:iCs/>
+          <w:sz w:val="20"/>
+        </w:rPr>
+      </w:pPr>
+    </w:p>
+    <w:p/>
+    <w:p>
+      <w:pPr>
+        <w:rPr>
+          <w:u w:val="single"/>
+        </w:rPr>
+      </w:pPr>
+      <w:r>
+        <w:rPr>
+          <w:u w:val="single"/>
+        </w:rPr>
+        <w:t>Table des illustrations</w:t>
+      </w:r>
+    </w:p>
+    <w:p>
+      <w:pPr>
+        <w:pStyle w:val="Tabledesillustrations"/>
         <w:tabs>
-          <w:tab w:val="left" w:pos="800"/>
+          <w:tab w:val="right" w:leader="dot" w:pos="9060"/>
+        </w:tabs>
+      </w:pPr>
+    </w:p>
+    <w:p>
+      <w:pPr>
+        <w:pStyle w:val="Tabledesillustrations"/>
+        <w:tabs>
           <w:tab w:val="right" w:leader="dot" w:pos="9060"/>
         </w:tabs>
         <w:rPr>
@@ -4750,44 +4848,32 @@
           <w14:ligatures w14:val="standardContextual"/>
         </w:rPr>
       </w:pPr>
-      <w:hyperlink w:anchor="_Toc192669354" w:history="1">
+      <w:r>
+        <w:fldChar w:fldCharType="begin"/>
+      </w:r>
+      <w:r>
+        <w:instrText xml:space="preserve"> TOC \h \z \a "Figure" </w:instrText>
+      </w:r>
+      <w:r>
+        <w:fldChar w:fldCharType="separate"/>
+      </w:r>
+      <w:hyperlink w:anchor="_Toc192686633" w:history="1">
         <w:r>
           <w:rPr>
             <w:rStyle w:val="Lienhypertexte"/>
-            <w:iCs/>
-            <w:noProof/>
-          </w:rPr>
-          <w:t>5.6</w:t>
-        </w:r>
-        <w:r>
-          <w:rPr>
-            <w:rFonts w:asciiTheme="minorHAnsi" w:eastAsiaTheme="minorEastAsia" w:hAnsiTheme="minorHAnsi" w:cstheme="minorBidi"/>
-            <w:noProof/>
-            <w:kern w:val="2"/>
-            <w:sz w:val="22"/>
-            <w:szCs w:val="22"/>
-            <w:lang w:val="fr-CH" w:eastAsia="fr-CH"/>
-            <w14:ligatures w14:val="standardContextual"/>
+            <w:noProof/>
+          </w:rPr>
+          <w:t>2.1 schéma contexte du produit</w:t>
+        </w:r>
+        <w:r>
+          <w:rPr>
+            <w:noProof/>
+            <w:webHidden/>
           </w:rPr>
           <w:tab/>
         </w:r>
         <w:r>
           <w:rPr>
-            <w:rStyle w:val="Lienhypertexte"/>
-            <w:iCs/>
-            <w:noProof/>
-          </w:rPr>
-          <w:t>Archives du projet</w:t>
-        </w:r>
-        <w:r>
-          <w:rPr>
-            <w:noProof/>
-            <w:webHidden/>
-          </w:rPr>
-          <w:tab/>
-        </w:r>
-        <w:r>
-          <w:rPr>
             <w:noProof/>
             <w:webHidden/>
           </w:rPr>
@@ -4798,7 +4884,7 @@
             <w:noProof/>
             <w:webHidden/>
           </w:rPr>
-          <w:instrText xml:space="preserve"> PAGEREF _Toc192669354 \h </w:instrText>
+          <w:instrText xml:space="preserve"> PAGEREF _Toc192686633 \h </w:instrText>
         </w:r>
         <w:r>
           <w:rPr>
@@ -4818,7 +4904,7 @@
             <w:noProof/>
             <w:webHidden/>
           </w:rPr>
-          <w:t>22</w:t>
+          <w:t>6</w:t>
         </w:r>
         <w:r>
           <w:rPr>
@@ -4828,107 +4914,6 @@
           <w:fldChar w:fldCharType="end"/>
         </w:r>
       </w:hyperlink>
-    </w:p>
-    <w:p>
-      <w:r>
-        <w:fldChar w:fldCharType="end"/>
-      </w:r>
-    </w:p>
-    <w:p>
-      <w:pPr>
-        <w:rPr>
-          <w:bCs/>
-          <w:i/>
-          <w:sz w:val="20"/>
-          <w:u w:val="single"/>
-        </w:rPr>
-      </w:pPr>
-    </w:p>
-    <w:p>
-      <w:pPr>
-        <w:rPr>
-          <w:i/>
-          <w:iCs/>
-          <w:sz w:val="20"/>
-        </w:rPr>
-      </w:pPr>
-      <w:r>
-        <w:rPr>
-          <w:i/>
-          <w:iCs/>
-          <w:sz w:val="20"/>
-          <w:u w:val="single"/>
-        </w:rPr>
-        <w:t xml:space="preserve">NOTE L’INTENTION DES UTILISATEURS DE CE </w:t>
-      </w:r>
-      <w:r>
-        <w:rPr>
-          <w:i/>
-          <w:iCs/>
-          <w:sz w:val="20"/>
-          <w:u w:val="single"/>
-        </w:rPr>
-        <w:t>CANEVAS :</w:t>
-      </w:r>
-      <w:r>
-        <w:br/>
-      </w:r>
-      <w:r>
-        <w:rPr>
-          <w:i/>
-          <w:iCs/>
-          <w:sz w:val="20"/>
-        </w:rPr>
-        <w:t>Toutes les parties en italiques sont là pour aider à comprendre ce qu’il faut mettre dans cette partie du document. Elles n’ont donc aucune raison d’être dans le document final.</w:t>
-      </w:r>
-    </w:p>
-    <w:p>
-      <w:pPr>
-        <w:rPr>
-          <w:i/>
-          <w:iCs/>
-          <w:sz w:val="20"/>
-        </w:rPr>
-      </w:pPr>
-      <w:r>
-        <w:rPr>
-          <w:i/>
-          <w:iCs/>
-          <w:sz w:val="20"/>
-        </w:rPr>
-        <w:t xml:space="preserve">De plus, en fonction du type de projet, il est tout à fait possible que certains chapitres ou paragraphes n’aient aucun sens. Dans ce cas il est recommandé de les retirer du document pour éviter de l’alourdir inutilement.  </w:t>
-      </w:r>
-    </w:p>
-    <w:p>
-      <w:pPr>
-        <w:rPr>
-          <w:i/>
-          <w:iCs/>
-          <w:sz w:val="20"/>
-        </w:rPr>
-      </w:pPr>
-    </w:p>
-    <w:p/>
-    <w:p>
-      <w:pPr>
-        <w:rPr>
-          <w:u w:val="single"/>
-        </w:rPr>
-      </w:pPr>
-      <w:r>
-        <w:rPr>
-          <w:u w:val="single"/>
-        </w:rPr>
-        <w:t>Table des illustrations</w:t>
-      </w:r>
-    </w:p>
-    <w:p>
-      <w:pPr>
-        <w:pStyle w:val="Tabledesillustrations"/>
-        <w:tabs>
-          <w:tab w:val="right" w:leader="dot" w:pos="9060"/>
-        </w:tabs>
-      </w:pPr>
     </w:p>
     <w:p>
       <w:pPr>
@@ -4946,36 +4931,13 @@
           <w14:ligatures w14:val="standardContextual"/>
         </w:rPr>
       </w:pPr>
-      <w:r>
-        <w:fldChar w:fldCharType="begin"/>
-      </w:r>
-      <w:r>
-        <w:instrText xml:space="preserve"> TOC \h \z \a "Figure" </w:instrText>
-      </w:r>
-      <w:r>
-        <w:fldChar w:fldCharType="separate"/>
-      </w:r>
-      <w:hyperlink w:anchor="_Toc192670400" w:history="1">
+      <w:hyperlink w:anchor="_Toc192686634" w:history="1">
         <w:r>
           <w:rPr>
             <w:rStyle w:val="Lienhypertexte"/>
             <w:noProof/>
           </w:rPr>
-          <w:t>2.1 schéma contexte du prod</w:t>
-        </w:r>
-        <w:r>
-          <w:rPr>
-            <w:rStyle w:val="Lienhypertexte"/>
-            <w:noProof/>
-          </w:rPr>
-          <w:t>u</w:t>
-        </w:r>
-        <w:r>
-          <w:rPr>
-            <w:rStyle w:val="Lienhypertexte"/>
-            <w:noProof/>
-          </w:rPr>
-          <w:t>it</w:t>
+          <w:t>2.2.2 schéma infra validation</w:t>
         </w:r>
         <w:r>
           <w:rPr>
@@ -4996,7 +4958,7 @@
             <w:noProof/>
             <w:webHidden/>
           </w:rPr>
-          <w:instrText xml:space="preserve"> PAGEREF _Toc192670400 \h </w:instrText>
+          <w:instrText xml:space="preserve"> PAGEREF _Toc192686634 \h </w:instrText>
         </w:r>
         <w:r>
           <w:rPr>
@@ -5016,7 +4978,7 @@
             <w:noProof/>
             <w:webHidden/>
           </w:rPr>
-          <w:t>6</w:t>
+          <w:t>7</w:t>
         </w:r>
         <w:r>
           <w:rPr>
@@ -5043,13 +5005,13 @@
           <w14:ligatures w14:val="standardContextual"/>
         </w:rPr>
       </w:pPr>
-      <w:hyperlink w:anchor="_Toc192670401" w:history="1">
+      <w:hyperlink w:anchor="_Toc192686635" w:history="1">
         <w:r>
           <w:rPr>
             <w:rStyle w:val="Lienhypertexte"/>
             <w:noProof/>
           </w:rPr>
-          <w:t>2.2.2 schéma infra validation</w:t>
+          <w:t>2.3 schéma contexte du produit</w:t>
         </w:r>
         <w:r>
           <w:rPr>
@@ -5070,7 +5032,7 @@
             <w:noProof/>
             <w:webHidden/>
           </w:rPr>
-          <w:instrText xml:space="preserve"> PAGEREF _Toc192670401 \h </w:instrText>
+          <w:instrText xml:space="preserve"> PAGEREF _Toc192686635 \h </w:instrText>
         </w:r>
         <w:r>
           <w:rPr>
@@ -5090,7 +5052,7 @@
             <w:noProof/>
             <w:webHidden/>
           </w:rPr>
-          <w:t>7</w:t>
+          <w:t>9</w:t>
         </w:r>
         <w:r>
           <w:rPr>
@@ -5117,13 +5079,13 @@
           <w14:ligatures w14:val="standardContextual"/>
         </w:rPr>
       </w:pPr>
-      <w:hyperlink w:anchor="_Toc192670402" w:history="1">
+      <w:hyperlink w:anchor="_Toc192686636" w:history="1">
         <w:r>
           <w:rPr>
             <w:rStyle w:val="Lienhypertexte"/>
             <w:noProof/>
           </w:rPr>
-          <w:t>2.3 schéma contexte du produit</w:t>
+          <w:t>2.4.1 Détecter les postes d'une salle 1</w:t>
         </w:r>
         <w:r>
           <w:rPr>
@@ -5144,7 +5106,7 @@
             <w:noProof/>
             <w:webHidden/>
           </w:rPr>
-          <w:instrText xml:space="preserve"> PAGEREF _Toc192670402 \h </w:instrText>
+          <w:instrText xml:space="preserve"> PAGEREF _Toc192686636 \h </w:instrText>
         </w:r>
         <w:r>
           <w:rPr>
@@ -5164,7 +5126,7 @@
             <w:noProof/>
             <w:webHidden/>
           </w:rPr>
-          <w:t>9</w:t>
+          <w:t>10</w:t>
         </w:r>
         <w:r>
           <w:rPr>
@@ -5191,13 +5153,13 @@
           <w14:ligatures w14:val="standardContextual"/>
         </w:rPr>
       </w:pPr>
-      <w:hyperlink w:anchor="_Toc192670403" w:history="1">
+      <w:hyperlink w:anchor="_Toc192686637" w:history="1">
         <w:r>
           <w:rPr>
             <w:rStyle w:val="Lienhypertexte"/>
             <w:noProof/>
           </w:rPr>
-          <w:t>3.8.3 bugs taille texbox</w:t>
+          <w:t>2.4.1 Détecter les postes d'une salle 2</w:t>
         </w:r>
         <w:r>
           <w:rPr>
@@ -5218,7 +5180,7 @@
             <w:noProof/>
             <w:webHidden/>
           </w:rPr>
-          <w:instrText xml:space="preserve"> PAGEREF _Toc192670403 \h </w:instrText>
+          <w:instrText xml:space="preserve"> PAGEREF _Toc192686637 \h </w:instrText>
         </w:r>
         <w:r>
           <w:rPr>
@@ -5238,7 +5200,7 @@
             <w:noProof/>
             <w:webHidden/>
           </w:rPr>
-          <w:t>19</w:t>
+          <w:t>10</w:t>
         </w:r>
         <w:r>
           <w:rPr>
@@ -5255,6 +5217,672 @@
         <w:tabs>
           <w:tab w:val="right" w:leader="dot" w:pos="9060"/>
         </w:tabs>
+        <w:rPr>
+          <w:rFonts w:asciiTheme="minorHAnsi" w:eastAsiaTheme="minorEastAsia" w:hAnsiTheme="minorHAnsi" w:cstheme="minorBidi"/>
+          <w:noProof/>
+          <w:kern w:val="2"/>
+          <w:sz w:val="22"/>
+          <w:szCs w:val="22"/>
+          <w:lang w:val="fr-CH" w:eastAsia="fr-CH"/>
+          <w14:ligatures w14:val="standardContextual"/>
+        </w:rPr>
+      </w:pPr>
+      <w:hyperlink w:anchor="_Toc192686638" w:history="1">
+        <w:r>
+          <w:rPr>
+            <w:rStyle w:val="Lienhypertexte"/>
+            <w:noProof/>
+          </w:rPr>
+          <w:t>2.4.1 Détecter les postes d'une salle 3</w:t>
+        </w:r>
+        <w:r>
+          <w:rPr>
+            <w:noProof/>
+            <w:webHidden/>
+          </w:rPr>
+          <w:tab/>
+        </w:r>
+        <w:r>
+          <w:rPr>
+            <w:noProof/>
+            <w:webHidden/>
+          </w:rPr>
+          <w:fldChar w:fldCharType="begin"/>
+        </w:r>
+        <w:r>
+          <w:rPr>
+            <w:noProof/>
+            <w:webHidden/>
+          </w:rPr>
+          <w:instrText xml:space="preserve"> PAGEREF _Toc192686638 \h </w:instrText>
+        </w:r>
+        <w:r>
+          <w:rPr>
+            <w:noProof/>
+            <w:webHidden/>
+          </w:rPr>
+        </w:r>
+        <w:r>
+          <w:rPr>
+            <w:noProof/>
+            <w:webHidden/>
+          </w:rPr>
+          <w:fldChar w:fldCharType="separate"/>
+        </w:r>
+        <w:r>
+          <w:rPr>
+            <w:noProof/>
+            <w:webHidden/>
+          </w:rPr>
+          <w:t>11</w:t>
+        </w:r>
+        <w:r>
+          <w:rPr>
+            <w:noProof/>
+            <w:webHidden/>
+          </w:rPr>
+          <w:fldChar w:fldCharType="end"/>
+        </w:r>
+      </w:hyperlink>
+    </w:p>
+    <w:p>
+      <w:pPr>
+        <w:pStyle w:val="Tabledesillustrations"/>
+        <w:tabs>
+          <w:tab w:val="right" w:leader="dot" w:pos="9060"/>
+        </w:tabs>
+        <w:rPr>
+          <w:rFonts w:asciiTheme="minorHAnsi" w:eastAsiaTheme="minorEastAsia" w:hAnsiTheme="minorHAnsi" w:cstheme="minorBidi"/>
+          <w:noProof/>
+          <w:kern w:val="2"/>
+          <w:sz w:val="22"/>
+          <w:szCs w:val="22"/>
+          <w:lang w:val="fr-CH" w:eastAsia="fr-CH"/>
+          <w14:ligatures w14:val="standardContextual"/>
+        </w:rPr>
+      </w:pPr>
+      <w:hyperlink w:anchor="_Toc192686639" w:history="1">
+        <w:r>
+          <w:rPr>
+            <w:rStyle w:val="Lienhypertexte"/>
+            <w:noProof/>
+          </w:rPr>
+          <w:t>2.4.2 Sélectionner les Pcs à monitorer</w:t>
+        </w:r>
+        <w:r>
+          <w:rPr>
+            <w:noProof/>
+            <w:webHidden/>
+          </w:rPr>
+          <w:tab/>
+        </w:r>
+        <w:r>
+          <w:rPr>
+            <w:noProof/>
+            <w:webHidden/>
+          </w:rPr>
+          <w:fldChar w:fldCharType="begin"/>
+        </w:r>
+        <w:r>
+          <w:rPr>
+            <w:noProof/>
+            <w:webHidden/>
+          </w:rPr>
+          <w:instrText xml:space="preserve"> PAGEREF _Toc192686639 \h </w:instrText>
+        </w:r>
+        <w:r>
+          <w:rPr>
+            <w:noProof/>
+            <w:webHidden/>
+          </w:rPr>
+        </w:r>
+        <w:r>
+          <w:rPr>
+            <w:noProof/>
+            <w:webHidden/>
+          </w:rPr>
+          <w:fldChar w:fldCharType="separate"/>
+        </w:r>
+        <w:r>
+          <w:rPr>
+            <w:noProof/>
+            <w:webHidden/>
+          </w:rPr>
+          <w:t>11</w:t>
+        </w:r>
+        <w:r>
+          <w:rPr>
+            <w:noProof/>
+            <w:webHidden/>
+          </w:rPr>
+          <w:fldChar w:fldCharType="end"/>
+        </w:r>
+      </w:hyperlink>
+    </w:p>
+    <w:p>
+      <w:pPr>
+        <w:pStyle w:val="Tabledesillustrations"/>
+        <w:tabs>
+          <w:tab w:val="right" w:leader="dot" w:pos="9060"/>
+        </w:tabs>
+        <w:rPr>
+          <w:rFonts w:asciiTheme="minorHAnsi" w:eastAsiaTheme="minorEastAsia" w:hAnsiTheme="minorHAnsi" w:cstheme="minorBidi"/>
+          <w:noProof/>
+          <w:kern w:val="2"/>
+          <w:sz w:val="22"/>
+          <w:szCs w:val="22"/>
+          <w:lang w:val="fr-CH" w:eastAsia="fr-CH"/>
+          <w14:ligatures w14:val="standardContextual"/>
+        </w:rPr>
+      </w:pPr>
+      <w:hyperlink w:anchor="_Toc192686640" w:history="1">
+        <w:r>
+          <w:rPr>
+            <w:rStyle w:val="Lienhypertexte"/>
+            <w:noProof/>
+          </w:rPr>
+          <w:t>2.4.3 Démarrer/Clôturer une session de monitoring</w:t>
+        </w:r>
+        <w:r>
+          <w:rPr>
+            <w:noProof/>
+            <w:webHidden/>
+          </w:rPr>
+          <w:tab/>
+        </w:r>
+        <w:r>
+          <w:rPr>
+            <w:noProof/>
+            <w:webHidden/>
+          </w:rPr>
+          <w:fldChar w:fldCharType="begin"/>
+        </w:r>
+        <w:r>
+          <w:rPr>
+            <w:noProof/>
+            <w:webHidden/>
+          </w:rPr>
+          <w:instrText xml:space="preserve"> PAGEREF _Toc192686640 \h </w:instrText>
+        </w:r>
+        <w:r>
+          <w:rPr>
+            <w:noProof/>
+            <w:webHidden/>
+          </w:rPr>
+        </w:r>
+        <w:r>
+          <w:rPr>
+            <w:noProof/>
+            <w:webHidden/>
+          </w:rPr>
+          <w:fldChar w:fldCharType="separate"/>
+        </w:r>
+        <w:r>
+          <w:rPr>
+            <w:noProof/>
+            <w:webHidden/>
+          </w:rPr>
+          <w:t>12</w:t>
+        </w:r>
+        <w:r>
+          <w:rPr>
+            <w:noProof/>
+            <w:webHidden/>
+          </w:rPr>
+          <w:fldChar w:fldCharType="end"/>
+        </w:r>
+      </w:hyperlink>
+    </w:p>
+    <w:p>
+      <w:pPr>
+        <w:pStyle w:val="Tabledesillustrations"/>
+        <w:tabs>
+          <w:tab w:val="right" w:leader="dot" w:pos="9060"/>
+        </w:tabs>
+        <w:rPr>
+          <w:rFonts w:asciiTheme="minorHAnsi" w:eastAsiaTheme="minorEastAsia" w:hAnsiTheme="minorHAnsi" w:cstheme="minorBidi"/>
+          <w:noProof/>
+          <w:kern w:val="2"/>
+          <w:sz w:val="22"/>
+          <w:szCs w:val="22"/>
+          <w:lang w:val="fr-CH" w:eastAsia="fr-CH"/>
+          <w14:ligatures w14:val="standardContextual"/>
+        </w:rPr>
+      </w:pPr>
+      <w:hyperlink w:anchor="_Toc192686641" w:history="1">
+        <w:r>
+          <w:rPr>
+            <w:rStyle w:val="Lienhypertexte"/>
+            <w:noProof/>
+          </w:rPr>
+          <w:t>2.4.4 Manager des éléments à la liste de toutes les ressources</w:t>
+        </w:r>
+        <w:r>
+          <w:rPr>
+            <w:noProof/>
+            <w:webHidden/>
+          </w:rPr>
+          <w:tab/>
+        </w:r>
+        <w:r>
+          <w:rPr>
+            <w:noProof/>
+            <w:webHidden/>
+          </w:rPr>
+          <w:fldChar w:fldCharType="begin"/>
+        </w:r>
+        <w:r>
+          <w:rPr>
+            <w:noProof/>
+            <w:webHidden/>
+          </w:rPr>
+          <w:instrText xml:space="preserve"> PAGEREF _Toc192686641 \h </w:instrText>
+        </w:r>
+        <w:r>
+          <w:rPr>
+            <w:noProof/>
+            <w:webHidden/>
+          </w:rPr>
+        </w:r>
+        <w:r>
+          <w:rPr>
+            <w:noProof/>
+            <w:webHidden/>
+          </w:rPr>
+          <w:fldChar w:fldCharType="separate"/>
+        </w:r>
+        <w:r>
+          <w:rPr>
+            <w:noProof/>
+            <w:webHidden/>
+          </w:rPr>
+          <w:t>13</w:t>
+        </w:r>
+        <w:r>
+          <w:rPr>
+            <w:noProof/>
+            <w:webHidden/>
+          </w:rPr>
+          <w:fldChar w:fldCharType="end"/>
+        </w:r>
+      </w:hyperlink>
+    </w:p>
+    <w:p>
+      <w:pPr>
+        <w:pStyle w:val="Tabledesillustrations"/>
+        <w:tabs>
+          <w:tab w:val="right" w:leader="dot" w:pos="9060"/>
+        </w:tabs>
+        <w:rPr>
+          <w:rFonts w:asciiTheme="minorHAnsi" w:eastAsiaTheme="minorEastAsia" w:hAnsiTheme="minorHAnsi" w:cstheme="minorBidi"/>
+          <w:noProof/>
+          <w:kern w:val="2"/>
+          <w:sz w:val="22"/>
+          <w:szCs w:val="22"/>
+          <w:lang w:val="fr-CH" w:eastAsia="fr-CH"/>
+          <w14:ligatures w14:val="standardContextual"/>
+        </w:rPr>
+      </w:pPr>
+      <w:hyperlink w:anchor="_Toc192686642" w:history="1">
+        <w:r>
+          <w:rPr>
+            <w:rStyle w:val="Lienhypertexte"/>
+            <w:noProof/>
+          </w:rPr>
+          <w:t>2.4.5 Manager une sous liste de ressource bannies</w:t>
+        </w:r>
+        <w:r>
+          <w:rPr>
+            <w:noProof/>
+            <w:webHidden/>
+          </w:rPr>
+          <w:tab/>
+        </w:r>
+        <w:r>
+          <w:rPr>
+            <w:noProof/>
+            <w:webHidden/>
+          </w:rPr>
+          <w:fldChar w:fldCharType="begin"/>
+        </w:r>
+        <w:r>
+          <w:rPr>
+            <w:noProof/>
+            <w:webHidden/>
+          </w:rPr>
+          <w:instrText xml:space="preserve"> PAGEREF _Toc192686642 \h </w:instrText>
+        </w:r>
+        <w:r>
+          <w:rPr>
+            <w:noProof/>
+            <w:webHidden/>
+          </w:rPr>
+        </w:r>
+        <w:r>
+          <w:rPr>
+            <w:noProof/>
+            <w:webHidden/>
+          </w:rPr>
+          <w:fldChar w:fldCharType="separate"/>
+        </w:r>
+        <w:r>
+          <w:rPr>
+            <w:noProof/>
+            <w:webHidden/>
+          </w:rPr>
+          <w:t>14</w:t>
+        </w:r>
+        <w:r>
+          <w:rPr>
+            <w:noProof/>
+            <w:webHidden/>
+          </w:rPr>
+          <w:fldChar w:fldCharType="end"/>
+        </w:r>
+      </w:hyperlink>
+    </w:p>
+    <w:p>
+      <w:pPr>
+        <w:pStyle w:val="Tabledesillustrations"/>
+        <w:tabs>
+          <w:tab w:val="right" w:leader="dot" w:pos="9060"/>
+        </w:tabs>
+        <w:rPr>
+          <w:rFonts w:asciiTheme="minorHAnsi" w:eastAsiaTheme="minorEastAsia" w:hAnsiTheme="minorHAnsi" w:cstheme="minorBidi"/>
+          <w:noProof/>
+          <w:kern w:val="2"/>
+          <w:sz w:val="22"/>
+          <w:szCs w:val="22"/>
+          <w:lang w:val="fr-CH" w:eastAsia="fr-CH"/>
+          <w14:ligatures w14:val="standardContextual"/>
+        </w:rPr>
+      </w:pPr>
+      <w:hyperlink w:anchor="_Toc192686643" w:history="1">
+        <w:r>
+          <w:rPr>
+            <w:rStyle w:val="Lienhypertexte"/>
+            <w:noProof/>
+          </w:rPr>
+          <w:t>2.4.6 Popup quand un dépassement est détecté (prof)</w:t>
+        </w:r>
+        <w:r>
+          <w:rPr>
+            <w:noProof/>
+            <w:webHidden/>
+          </w:rPr>
+          <w:tab/>
+        </w:r>
+        <w:r>
+          <w:rPr>
+            <w:noProof/>
+            <w:webHidden/>
+          </w:rPr>
+          <w:fldChar w:fldCharType="begin"/>
+        </w:r>
+        <w:r>
+          <w:rPr>
+            <w:noProof/>
+            <w:webHidden/>
+          </w:rPr>
+          <w:instrText xml:space="preserve"> PAGEREF _Toc192686643 \h </w:instrText>
+        </w:r>
+        <w:r>
+          <w:rPr>
+            <w:noProof/>
+            <w:webHidden/>
+          </w:rPr>
+        </w:r>
+        <w:r>
+          <w:rPr>
+            <w:noProof/>
+            <w:webHidden/>
+          </w:rPr>
+          <w:fldChar w:fldCharType="separate"/>
+        </w:r>
+        <w:r>
+          <w:rPr>
+            <w:noProof/>
+            <w:webHidden/>
+          </w:rPr>
+          <w:t>15</w:t>
+        </w:r>
+        <w:r>
+          <w:rPr>
+            <w:noProof/>
+            <w:webHidden/>
+          </w:rPr>
+          <w:fldChar w:fldCharType="end"/>
+        </w:r>
+      </w:hyperlink>
+    </w:p>
+    <w:p>
+      <w:pPr>
+        <w:pStyle w:val="Tabledesillustrations"/>
+        <w:tabs>
+          <w:tab w:val="right" w:leader="dot" w:pos="9060"/>
+        </w:tabs>
+        <w:rPr>
+          <w:rFonts w:asciiTheme="minorHAnsi" w:eastAsiaTheme="minorEastAsia" w:hAnsiTheme="minorHAnsi" w:cstheme="minorBidi"/>
+          <w:noProof/>
+          <w:kern w:val="2"/>
+          <w:sz w:val="22"/>
+          <w:szCs w:val="22"/>
+          <w:lang w:val="fr-CH" w:eastAsia="fr-CH"/>
+          <w14:ligatures w14:val="standardContextual"/>
+        </w:rPr>
+      </w:pPr>
+      <w:hyperlink w:anchor="_Toc192686644" w:history="1">
+        <w:r>
+          <w:rPr>
+            <w:rStyle w:val="Lienhypertexte"/>
+            <w:noProof/>
+          </w:rPr>
+          <w:t>2.4.7 Afficher le Pc en rouge si un dépassement est découvert dessus</w:t>
+        </w:r>
+        <w:r>
+          <w:rPr>
+            <w:noProof/>
+            <w:webHidden/>
+          </w:rPr>
+          <w:tab/>
+        </w:r>
+        <w:r>
+          <w:rPr>
+            <w:noProof/>
+            <w:webHidden/>
+          </w:rPr>
+          <w:fldChar w:fldCharType="begin"/>
+        </w:r>
+        <w:r>
+          <w:rPr>
+            <w:noProof/>
+            <w:webHidden/>
+          </w:rPr>
+          <w:instrText xml:space="preserve"> PAGEREF _Toc192686644 \h </w:instrText>
+        </w:r>
+        <w:r>
+          <w:rPr>
+            <w:noProof/>
+            <w:webHidden/>
+          </w:rPr>
+        </w:r>
+        <w:r>
+          <w:rPr>
+            <w:noProof/>
+            <w:webHidden/>
+          </w:rPr>
+          <w:fldChar w:fldCharType="separate"/>
+        </w:r>
+        <w:r>
+          <w:rPr>
+            <w:noProof/>
+            <w:webHidden/>
+          </w:rPr>
+          <w:t>16</w:t>
+        </w:r>
+        <w:r>
+          <w:rPr>
+            <w:noProof/>
+            <w:webHidden/>
+          </w:rPr>
+          <w:fldChar w:fldCharType="end"/>
+        </w:r>
+      </w:hyperlink>
+    </w:p>
+    <w:p>
+      <w:pPr>
+        <w:pStyle w:val="Tabledesillustrations"/>
+        <w:tabs>
+          <w:tab w:val="right" w:leader="dot" w:pos="9060"/>
+        </w:tabs>
+        <w:rPr>
+          <w:rFonts w:asciiTheme="minorHAnsi" w:eastAsiaTheme="minorEastAsia" w:hAnsiTheme="minorHAnsi" w:cstheme="minorBidi"/>
+          <w:noProof/>
+          <w:kern w:val="2"/>
+          <w:sz w:val="22"/>
+          <w:szCs w:val="22"/>
+          <w:lang w:val="fr-CH" w:eastAsia="fr-CH"/>
+          <w14:ligatures w14:val="standardContextual"/>
+        </w:rPr>
+      </w:pPr>
+      <w:hyperlink w:anchor="_Toc192686645" w:history="1">
+        <w:r>
+          <w:rPr>
+            <w:rStyle w:val="Lienhypertexte"/>
+            <w:noProof/>
+          </w:rPr>
+          <w:t>2.4.8 Popup quand un dépassement est détecté (élève)</w:t>
+        </w:r>
+        <w:r>
+          <w:rPr>
+            <w:noProof/>
+            <w:webHidden/>
+          </w:rPr>
+          <w:tab/>
+        </w:r>
+        <w:r>
+          <w:rPr>
+            <w:noProof/>
+            <w:webHidden/>
+          </w:rPr>
+          <w:fldChar w:fldCharType="begin"/>
+        </w:r>
+        <w:r>
+          <w:rPr>
+            <w:noProof/>
+            <w:webHidden/>
+          </w:rPr>
+          <w:instrText xml:space="preserve"> PAGEREF _Toc192686645 \h </w:instrText>
+        </w:r>
+        <w:r>
+          <w:rPr>
+            <w:noProof/>
+            <w:webHidden/>
+          </w:rPr>
+        </w:r>
+        <w:r>
+          <w:rPr>
+            <w:noProof/>
+            <w:webHidden/>
+          </w:rPr>
+          <w:fldChar w:fldCharType="separate"/>
+        </w:r>
+        <w:r>
+          <w:rPr>
+            <w:noProof/>
+            <w:webHidden/>
+          </w:rPr>
+          <w:t>17</w:t>
+        </w:r>
+        <w:r>
+          <w:rPr>
+            <w:noProof/>
+            <w:webHidden/>
+          </w:rPr>
+          <w:fldChar w:fldCharType="end"/>
+        </w:r>
+      </w:hyperlink>
+    </w:p>
+    <w:p>
+      <w:pPr>
+        <w:pStyle w:val="Tabledesillustrations"/>
+        <w:tabs>
+          <w:tab w:val="right" w:leader="dot" w:pos="9060"/>
+        </w:tabs>
+        <w:rPr>
+          <w:rFonts w:asciiTheme="minorHAnsi" w:eastAsiaTheme="minorEastAsia" w:hAnsiTheme="minorHAnsi" w:cstheme="minorBidi"/>
+          <w:noProof/>
+          <w:kern w:val="2"/>
+          <w:sz w:val="22"/>
+          <w:szCs w:val="22"/>
+          <w:lang w:val="fr-CH" w:eastAsia="fr-CH"/>
+          <w14:ligatures w14:val="standardContextual"/>
+        </w:rPr>
+      </w:pPr>
+      <w:hyperlink w:anchor="_Toc192686646" w:history="1">
+        <w:r>
+          <w:rPr>
+            <w:rStyle w:val="Lienhypertexte"/>
+            <w:noProof/>
+          </w:rPr>
+          <w:t>3.8.3 bugs taille texbox</w:t>
+        </w:r>
+        <w:r>
+          <w:rPr>
+            <w:noProof/>
+            <w:webHidden/>
+          </w:rPr>
+          <w:tab/>
+        </w:r>
+        <w:r>
+          <w:rPr>
+            <w:noProof/>
+            <w:webHidden/>
+          </w:rPr>
+          <w:fldChar w:fldCharType="begin"/>
+        </w:r>
+        <w:r>
+          <w:rPr>
+            <w:noProof/>
+            <w:webHidden/>
+          </w:rPr>
+          <w:instrText xml:space="preserve"> PAGEREF _Toc192686646 \h </w:instrText>
+        </w:r>
+        <w:r>
+          <w:rPr>
+            <w:noProof/>
+            <w:webHidden/>
+          </w:rPr>
+        </w:r>
+        <w:r>
+          <w:rPr>
+            <w:noProof/>
+            <w:webHidden/>
+          </w:rPr>
+          <w:fldChar w:fldCharType="separate"/>
+        </w:r>
+        <w:r>
+          <w:rPr>
+            <w:noProof/>
+            <w:webHidden/>
+          </w:rPr>
+          <w:t>24</w:t>
+        </w:r>
+        <w:r>
+          <w:rPr>
+            <w:noProof/>
+            <w:webHidden/>
+          </w:rPr>
+          <w:fldChar w:fldCharType="end"/>
+        </w:r>
+      </w:hyperlink>
+    </w:p>
+    <w:p>
+      <w:pPr>
+        <w:pStyle w:val="Tabledesillustrations"/>
+        <w:tabs>
+          <w:tab w:val="right" w:leader="dot" w:pos="9060"/>
+        </w:tabs>
       </w:pPr>
       <w:r>
         <w:fldChar w:fldCharType="end"/>
@@ -5268,7 +5896,7 @@
       <w:pPr>
         <w:pStyle w:val="Titre1"/>
       </w:pPr>
-      <w:bookmarkStart w:id="0" w:name="_Toc192669305"/>
+      <w:bookmarkStart w:id="0" w:name="_Toc192686647"/>
       <w:r>
         <w:t>Analyse prél</w:t>
       </w:r>
@@ -5288,7 +5916,7 @@
           <w:iCs/>
         </w:rPr>
       </w:pPr>
-      <w:bookmarkStart w:id="1" w:name="_Toc192669306"/>
+      <w:bookmarkStart w:id="1" w:name="_Toc192686648"/>
       <w:r>
         <w:rPr>
           <w:i w:val="0"/>
@@ -5349,7 +5977,7 @@
           <w:iCs/>
         </w:rPr>
       </w:pPr>
-      <w:bookmarkStart w:id="2" w:name="_Toc192669307"/>
+      <w:bookmarkStart w:id="2" w:name="_Toc192686649"/>
       <w:r>
         <w:rPr>
           <w:i w:val="0"/>
@@ -5470,7 +6098,7 @@
           <w:i w:val="0"/>
         </w:rPr>
       </w:pPr>
-      <w:bookmarkStart w:id="3" w:name="_Toc192669308"/>
+      <w:bookmarkStart w:id="3" w:name="_Toc192686650"/>
       <w:r>
         <w:rPr>
           <w:i w:val="0"/>
@@ -5667,37 +6295,46 @@
           <w:bCs/>
           <w:iCs/>
         </w:rPr>
-        <w:t xml:space="preserve"> un Meeting</w:t>
-      </w:r>
+        <w:t xml:space="preserve"> </w:t>
+      </w:r>
+      <w:proofErr w:type="gramStart"/>
       <w:r>
         <w:rPr>
           <w:bCs/>
           <w:iCs/>
         </w:rPr>
-        <w:t>.</w:t>
-      </w:r>
-    </w:p>
-    <w:p>
-      <w:pPr>
+        <w:t>un Meeting</w:t>
+      </w:r>
+      <w:proofErr w:type="gramEnd"/>
+      <w:r>
         <w:rPr>
           <w:bCs/>
           <w:iCs/>
         </w:rPr>
-      </w:pPr>
-      <w:r>
+        <w:t>.</w:t>
+      </w:r>
+    </w:p>
+    <w:p>
+      <w:pPr>
         <w:rPr>
           <w:bCs/>
           <w:iCs/>
         </w:rPr>
-        <w:br w:type="page"/>
-      </w:r>
-    </w:p>
-    <w:p>
-      <w:pPr>
+      </w:pPr>
+      <w:r>
         <w:rPr>
           <w:bCs/>
           <w:iCs/>
         </w:rPr>
+        <w:br w:type="page"/>
+      </w:r>
+    </w:p>
+    <w:p>
+      <w:pPr>
+        <w:rPr>
+          <w:bCs/>
+          <w:iCs/>
+        </w:rPr>
       </w:pPr>
     </w:p>
     <w:p>
@@ -5707,7 +6344,7 @@
           <w:i w:val="0"/>
         </w:rPr>
       </w:pPr>
-      <w:bookmarkStart w:id="4" w:name="_Toc192669309"/>
+      <w:bookmarkStart w:id="4" w:name="_Toc192686651"/>
       <w:r>
         <w:rPr>
           <w:i w:val="0"/>
@@ -7088,15 +7725,27 @@
                 <w:lang w:val="fr-CH" w:eastAsia="fr-CH"/>
               </w:rPr>
             </w:pPr>
-            <w:r>
-              <w:rPr>
-                <w:rFonts w:ascii="Calibri" w:hAnsi="Calibri" w:cs="Calibri"/>
-                <w:color w:val="000000"/>
-                <w:sz w:val="22"/>
-                <w:szCs w:val="22"/>
-                <w:lang w:val="fr-CH" w:eastAsia="fr-CH"/>
-              </w:rPr>
-              <w:t>lire / modifier / exporter / importer une bibliothèque sur le pc prof</w:t>
+            <w:proofErr w:type="gramStart"/>
+            <w:r>
+              <w:rPr>
+                <w:rFonts w:ascii="Calibri" w:hAnsi="Calibri" w:cs="Calibri"/>
+                <w:color w:val="000000"/>
+                <w:sz w:val="22"/>
+                <w:szCs w:val="22"/>
+                <w:lang w:val="fr-CH" w:eastAsia="fr-CH"/>
+              </w:rPr>
+              <w:t>lire</w:t>
+            </w:r>
+            <w:proofErr w:type="gramEnd"/>
+            <w:r>
+              <w:rPr>
+                <w:rFonts w:ascii="Calibri" w:hAnsi="Calibri" w:cs="Calibri"/>
+                <w:color w:val="000000"/>
+                <w:sz w:val="22"/>
+                <w:szCs w:val="22"/>
+                <w:lang w:val="fr-CH" w:eastAsia="fr-CH"/>
+              </w:rPr>
+              <w:t xml:space="preserve"> / modifier / exporter / importer une bibliothèque sur le pc prof</w:t>
             </w:r>
           </w:p>
         </w:tc>
@@ -7727,15 +8376,27 @@
                 <w:lang w:val="fr-CH" w:eastAsia="fr-CH"/>
               </w:rPr>
             </w:pPr>
-            <w:r>
-              <w:rPr>
-                <w:rFonts w:ascii="Calibri" w:hAnsi="Calibri" w:cs="Calibri"/>
-                <w:color w:val="000000"/>
-                <w:sz w:val="22"/>
-                <w:szCs w:val="22"/>
-                <w:lang w:val="fr-CH" w:eastAsia="fr-CH"/>
-              </w:rPr>
-              <w:t>lire / modifier / exporter / importer sous liste sur le pc prof</w:t>
+            <w:proofErr w:type="gramStart"/>
+            <w:r>
+              <w:rPr>
+                <w:rFonts w:ascii="Calibri" w:hAnsi="Calibri" w:cs="Calibri"/>
+                <w:color w:val="000000"/>
+                <w:sz w:val="22"/>
+                <w:szCs w:val="22"/>
+                <w:lang w:val="fr-CH" w:eastAsia="fr-CH"/>
+              </w:rPr>
+              <w:t>lire</w:t>
+            </w:r>
+            <w:proofErr w:type="gramEnd"/>
+            <w:r>
+              <w:rPr>
+                <w:rFonts w:ascii="Calibri" w:hAnsi="Calibri" w:cs="Calibri"/>
+                <w:color w:val="000000"/>
+                <w:sz w:val="22"/>
+                <w:szCs w:val="22"/>
+                <w:lang w:val="fr-CH" w:eastAsia="fr-CH"/>
+              </w:rPr>
+              <w:t xml:space="preserve"> / modifier / exporter / importer sous liste sur le pc prof</w:t>
             </w:r>
           </w:p>
         </w:tc>
@@ -13488,7 +14149,7 @@
       <w:pPr>
         <w:pStyle w:val="Titre1"/>
       </w:pPr>
-      <w:bookmarkStart w:id="5" w:name="_Toc192669310"/>
+      <w:bookmarkStart w:id="5" w:name="_Toc192686652"/>
       <w:r>
         <w:lastRenderedPageBreak/>
         <w:t>Analyse</w:t>
@@ -13502,7 +14163,7 @@
       <w:pPr>
         <w:pStyle w:val="Titre2"/>
       </w:pPr>
-      <w:bookmarkStart w:id="6" w:name="_Toc192669311"/>
+      <w:bookmarkStart w:id="6" w:name="_Toc192686653"/>
       <w:r>
         <w:rPr>
           <w:i w:val="0"/>
@@ -13598,12 +14259,17 @@
       <w:r>
         <w:t xml:space="preserve"> </w:t>
       </w:r>
-      <w:bookmarkStart w:id="8" w:name="_Toc192670400"/>
+      <w:bookmarkStart w:id="8" w:name="_Toc192686633"/>
       <w:r>
         <w:t xml:space="preserve">2.1 </w:t>
       </w:r>
-      <w:r>
-        <w:t>schéma contexte du produit</w:t>
+      <w:proofErr w:type="gramStart"/>
+      <w:r>
+        <w:t>schéma</w:t>
+      </w:r>
+      <w:proofErr w:type="gramEnd"/>
+      <w:r>
+        <w:t xml:space="preserve"> contexte du produit</w:t>
       </w:r>
       <w:bookmarkEnd w:id="7"/>
       <w:bookmarkEnd w:id="8"/>
@@ -13664,7 +14330,7 @@
         </w:rPr>
       </w:pPr>
       <w:bookmarkStart w:id="9" w:name="_Toc185663457"/>
-      <w:bookmarkStart w:id="10" w:name="_Toc192669312"/>
+      <w:bookmarkStart w:id="10" w:name="_Toc192686654"/>
       <w:r>
         <w:rPr>
           <w:i w:val="0"/>
@@ -13682,7 +14348,7 @@
       </w:pPr>
       <w:bookmarkStart w:id="11" w:name="_Toc185663460"/>
       <w:bookmarkStart w:id="12" w:name="_Toc185663458"/>
-      <w:bookmarkStart w:id="13" w:name="_Toc192669313"/>
+      <w:bookmarkStart w:id="13" w:name="_Toc192686655"/>
       <w:r>
         <w:t>Opérationnel</w:t>
       </w:r>
@@ -13754,7 +14420,7 @@
       <w:bookmarkStart w:id="18" w:name="_Ref191284004"/>
       <w:bookmarkStart w:id="19" w:name="_Ref191284012"/>
       <w:bookmarkStart w:id="20" w:name="_Ref191284018"/>
-      <w:bookmarkStart w:id="21" w:name="_Toc192669314"/>
+      <w:bookmarkStart w:id="21" w:name="_Toc192686656"/>
       <w:r>
         <w:t>Validation</w:t>
       </w:r>
@@ -13789,7 +14455,15 @@
     </w:p>
     <w:p>
       <w:r>
-        <w:t>Sur se poste on lancera l’interface au début du test, le port 55052 sera ouvert.</w:t>
+        <w:t xml:space="preserve">Sur </w:t>
+      </w:r>
+      <w:proofErr w:type="spellStart"/>
+      <w:r>
+        <w:t>se</w:t>
+      </w:r>
+      <w:proofErr w:type="spellEnd"/>
+      <w:r>
+        <w:t xml:space="preserve"> poste on lancera l’interface au début du test, le port 55052 sera ouvert.</w:t>
       </w:r>
     </w:p>
     <w:p/>
@@ -13903,15 +14577,20 @@
       <w:r>
         <w:t xml:space="preserve"> </w:t>
       </w:r>
-      <w:bookmarkStart w:id="22" w:name="_Toc192670401"/>
+      <w:bookmarkStart w:id="22" w:name="_Toc192686634"/>
       <w:r>
         <w:t>2.2.2</w:t>
       </w:r>
       <w:r>
         <w:t xml:space="preserve"> </w:t>
       </w:r>
-      <w:r>
-        <w:t>schéma infra validation</w:t>
+      <w:proofErr w:type="gramStart"/>
+      <w:r>
+        <w:t>schéma</w:t>
+      </w:r>
+      <w:proofErr w:type="gramEnd"/>
+      <w:r>
+        <w:t xml:space="preserve"> infra validation</w:t>
       </w:r>
       <w:bookmarkEnd w:id="22"/>
     </w:p>
@@ -13920,7 +14599,7 @@
       <w:pPr>
         <w:pStyle w:val="Titre3"/>
       </w:pPr>
-      <w:bookmarkStart w:id="23" w:name="_Toc192669315"/>
+      <w:bookmarkStart w:id="23" w:name="_Toc192686657"/>
       <w:r>
         <w:t>Développement</w:t>
       </w:r>
@@ -13960,7 +14639,7 @@
       <w:pPr>
         <w:pStyle w:val="Titre3"/>
       </w:pPr>
-      <w:bookmarkStart w:id="24" w:name="_Toc192669316"/>
+      <w:bookmarkStart w:id="24" w:name="_Toc192686658"/>
       <w:r>
         <w:t>Justification des choix</w:t>
       </w:r>
@@ -13998,7 +14677,7 @@
           <w:iCs/>
         </w:rPr>
       </w:pPr>
-      <w:bookmarkStart w:id="25" w:name="_Toc192669317"/>
+      <w:bookmarkStart w:id="25" w:name="_Toc192686659"/>
       <w:r>
         <w:rPr>
           <w:i w:val="0"/>
@@ -14137,12 +14816,17 @@
       <w:r>
         <w:t xml:space="preserve"> </w:t>
       </w:r>
-      <w:bookmarkStart w:id="26" w:name="_Toc192670402"/>
+      <w:bookmarkStart w:id="26" w:name="_Toc192686635"/>
       <w:r>
         <w:t xml:space="preserve">2.3 </w:t>
       </w:r>
-      <w:r>
-        <w:t>schéma contexte du produit</w:t>
+      <w:proofErr w:type="gramStart"/>
+      <w:r>
+        <w:t>schéma</w:t>
+      </w:r>
+      <w:proofErr w:type="gramEnd"/>
+      <w:r>
+        <w:t xml:space="preserve"> contexte du produit</w:t>
       </w:r>
       <w:bookmarkEnd w:id="26"/>
     </w:p>
@@ -14435,7 +15119,7 @@
         </w:rPr>
       </w:pPr>
       <w:bookmarkStart w:id="27" w:name="_Toc71691012"/>
-      <w:bookmarkStart w:id="28" w:name="_Toc192669318"/>
+      <w:bookmarkStart w:id="28" w:name="_Toc192686660"/>
       <w:r>
         <w:rPr>
           <w:i w:val="0"/>
@@ -14447,30 +15131,10 @@
       <w:bookmarkEnd w:id="28"/>
     </w:p>
     <w:p/>
-    <w:p>
-      <w:pPr>
-        <w:pStyle w:val="Titre3"/>
-      </w:pPr>
-      <w:bookmarkStart w:id="29" w:name="_Toc192669319"/>
-      <w:r>
-        <w:t>Détecter les postes d'une salle</w:t>
-      </w:r>
-      <w:bookmarkEnd w:id="29"/>
-    </w:p>
-    <w:p>
-      <w:r>
-        <w:t>(</w:t>
-      </w:r>
-      <w:r>
-        <w:t>Auteur :</w:t>
-      </w:r>
-      <w:r>
-        <w:t xml:space="preserve"> Morgan Dussault)</w:t>
-      </w:r>
-    </w:p>
     <w:tbl>
       <w:tblPr>
-        <w:tblW w:w="100" w:type="auto"/>
+        <w:tblpPr w:leftFromText="141" w:rightFromText="141" w:vertAnchor="text" w:horzAnchor="margin" w:tblpXSpec="center" w:tblpY="604"/>
+        <w:tblW w:w="0" w:type="auto"/>
         <w:tblBorders>
           <w:top w:val="single" w:sz="4" w:space="0" w:color="auto"/>
           <w:left w:val="single" w:sz="4" w:space="0" w:color="auto"/>
@@ -14494,6 +15158,9 @@
             <w:tcW w:w="0" w:type="auto"/>
           </w:tcPr>
           <w:p>
+            <w:pPr>
+              <w:keepNext/>
+            </w:pPr>
             <w:r>
               <w:t>En tant qu'utilisateur, je veux : Pouvoir détecter les postes d'une salle en indiquant le nom de la salle. Je veux savoir si les postes sont allumés, éteint et si l'agent ShadowScan est allumé ou pas.</w:t>
             </w:r>
@@ -14502,7 +15169,7 @@
                 <w:noProof/>
               </w:rPr>
               <w:drawing>
-                <wp:inline distT="0" distB="0" distL="0" distR="0" wp14:anchorId="47F02AF1" wp14:editId="2A1A9ED4">
+                <wp:inline distT="0" distB="0" distL="0" distR="0" wp14:anchorId="0D511A14" wp14:editId="7B623718">
                   <wp:extent cx="5756910" cy="2790825"/>
                   <wp:effectExtent l="0" t="0" r="0" b="0"/>
                   <wp:docPr id="6" name="Image 6"/>
@@ -14551,14 +15218,49 @@
               </w:drawing>
             </w:r>
           </w:p>
-          <w:p/>
-          <w:p>
+          <w:p>
+            <w:pPr>
+              <w:pStyle w:val="Lgende"/>
+              <w:keepNext/>
+            </w:pPr>
+            <w:r>
+              <w:fldChar w:fldCharType="begin"/>
+            </w:r>
+            <w:r>
+              <w:instrText xml:space="preserve"> SEQ Figure \* ARABIC </w:instrText>
+            </w:r>
+            <w:r>
+              <w:fldChar w:fldCharType="separate"/>
+            </w:r>
             <w:r>
               <w:rPr>
                 <w:noProof/>
               </w:rPr>
+              <w:t>4</w:t>
+            </w:r>
+            <w:r>
+              <w:fldChar w:fldCharType="end"/>
+            </w:r>
+            <w:r>
+              <w:t xml:space="preserve"> </w:t>
+            </w:r>
+            <w:bookmarkStart w:id="29" w:name="_Toc192686636"/>
+            <w:r>
+              <w:t>2.4.1 Détecter les postes d'une salle 1</w:t>
+            </w:r>
+            <w:bookmarkEnd w:id="29"/>
+          </w:p>
+          <w:p>
+            <w:pPr>
+              <w:pStyle w:val="Lgende"/>
+              <w:keepNext/>
+            </w:pPr>
+            <w:r>
+              <w:rPr>
+                <w:noProof/>
+              </w:rPr>
               <w:drawing>
-                <wp:inline distT="0" distB="0" distL="0" distR="0" wp14:anchorId="3981F770" wp14:editId="49FE695D">
+                <wp:inline distT="0" distB="0" distL="0" distR="0" wp14:anchorId="01E89F04" wp14:editId="54290357">
                   <wp:extent cx="5756910" cy="2790825"/>
                   <wp:effectExtent l="0" t="0" r="0" b="0"/>
                   <wp:docPr id="8" name="Image 8"/>
@@ -14607,12 +15309,47 @@
               </w:drawing>
             </w:r>
             <w:r>
+              <w:fldChar w:fldCharType="begin"/>
+            </w:r>
+            <w:r>
+              <w:instrText xml:space="preserve"> SEQ Figure \* ARABIC </w:instrText>
+            </w:r>
+            <w:r>
+              <w:fldChar w:fldCharType="separate"/>
+            </w:r>
+            <w:r>
+              <w:rPr>
+                <w:noProof/>
+              </w:rPr>
+              <w:t>5</w:t>
+            </w:r>
+            <w:r>
+              <w:fldChar w:fldCharType="end"/>
+            </w:r>
+            <w:r>
+              <w:t xml:space="preserve"> </w:t>
+            </w:r>
+            <w:bookmarkStart w:id="30" w:name="_Toc192686637"/>
+            <w:r>
+              <w:t xml:space="preserve">2.4.1 Détecter les postes d'une salle </w:t>
+            </w:r>
+            <w:r>
+              <w:t>2</w:t>
+            </w:r>
+            <w:bookmarkEnd w:id="30"/>
+          </w:p>
+          <w:p>
+            <w:pPr>
+              <w:pStyle w:val="Lgende"/>
+              <w:keepNext/>
+            </w:pPr>
+            <w:r>
               <w:rPr>
                 <w:noProof/>
               </w:rPr>
               <w:lastRenderedPageBreak/>
               <w:drawing>
-                <wp:inline distT="0" distB="0" distL="0" distR="0" wp14:anchorId="3BAB4286" wp14:editId="797B00D8">
+                <wp:inline distT="0" distB="0" distL="0" distR="0" wp14:anchorId="447204DD" wp14:editId="65315E1C">
                   <wp:extent cx="5756910" cy="2790825"/>
                   <wp:effectExtent l="0" t="0" r="0" b="0"/>
                   <wp:docPr id="7" name="Image 7"/>
@@ -14660,6 +15397,35 @@
                 </wp:inline>
               </w:drawing>
             </w:r>
+            <w:r>
+              <w:fldChar w:fldCharType="begin"/>
+            </w:r>
+            <w:r>
+              <w:instrText xml:space="preserve"> SEQ Figure \* ARABIC </w:instrText>
+            </w:r>
+            <w:r>
+              <w:fldChar w:fldCharType="separate"/>
+            </w:r>
+            <w:r>
+              <w:rPr>
+                <w:noProof/>
+              </w:rPr>
+              <w:t>6</w:t>
+            </w:r>
+            <w:r>
+              <w:fldChar w:fldCharType="end"/>
+            </w:r>
+            <w:r>
+              <w:t xml:space="preserve"> </w:t>
+            </w:r>
+            <w:bookmarkStart w:id="31" w:name="_Toc192686638"/>
+            <w:r>
+              <w:t xml:space="preserve">2.4.1 Détecter les postes d'une salle </w:t>
+            </w:r>
+            <w:r>
+              <w:t>3</w:t>
+            </w:r>
+            <w:bookmarkEnd w:id="31"/>
           </w:p>
         </w:tc>
       </w:tr>
@@ -14696,11 +15462,11 @@
                   <w:tcW w:w="0" w:type="auto"/>
                 </w:tcPr>
                 <w:p>
+                  <w:pPr>
+                    <w:framePr w:hSpace="141" w:wrap="around" w:vAnchor="text" w:hAnchor="margin" w:xAlign="center" w:y="604"/>
+                  </w:pPr>
                   <w:r>
-                    <w:t>Détection</w:t>
-                  </w:r>
-                  <w:r>
-                    <w:t xml:space="preserve"> des postes</w:t>
+                    <w:t>Détection des postes</w:t>
                   </w:r>
                 </w:p>
               </w:tc>
@@ -14709,14 +15475,11 @@
                   <w:tcW w:w="0" w:type="auto"/>
                 </w:tcPr>
                 <w:p>
+                  <w:pPr>
+                    <w:framePr w:hSpace="141" w:wrap="around" w:vAnchor="text" w:hAnchor="margin" w:xAlign="center" w:y="604"/>
+                  </w:pPr>
                   <w:r>
-                    <w:t xml:space="preserve"> </w:t>
-                  </w:r>
-                  <w:r>
-                    <w:t>On</w:t>
-                  </w:r>
-                  <w:r>
-                    <w:t xml:space="preserve"> lance juste la console, 0 machine détecté </w:t>
+                    <w:t xml:space="preserve"> On lance juste la console, 0 machine détecté </w:t>
                   </w:r>
                   <w:r>
                     <w:br/>
@@ -14724,7 +15487,15 @@
                   </w:r>
                   <w:r>
                     <w:br/>
-                    <w:t xml:space="preserve">  La liste des machine de la classe apparait et on voit leurs état de connexion (Hors ligne, Allumé, En ligne)</w:t>
+                    <w:t xml:space="preserve">  La liste </w:t>
+                  </w:r>
+                  <w:proofErr w:type="gramStart"/>
+                  <w:r>
+                    <w:t>des machine</w:t>
+                  </w:r>
+                  <w:proofErr w:type="gramEnd"/>
+                  <w:r>
+                    <w:t xml:space="preserve"> de la classe apparait et on voit leurs état de connexion (Hors ligne, Allumé, En ligne)</w:t>
                   </w:r>
                 </w:p>
               </w:tc>
@@ -14734,20 +15505,52 @@
         </w:tc>
       </w:tr>
     </w:tbl>
+    <w:p>
+      <w:pPr>
+        <w:pStyle w:val="Titre3"/>
+      </w:pPr>
+      <w:bookmarkStart w:id="32" w:name="_Toc192686661"/>
+      <w:r>
+        <w:t>Détecter les postes d'une salle</w:t>
+      </w:r>
+      <w:bookmarkEnd w:id="32"/>
+    </w:p>
+    <w:p>
+      <w:r>
+        <w:t xml:space="preserve"> </w:t>
+      </w:r>
+      <w:r>
+        <w:t>(</w:t>
+      </w:r>
+      <w:r>
+        <w:t>Auteur :</w:t>
+      </w:r>
+      <w:r>
+        <w:t xml:space="preserve"> Morgan Dussault)</w:t>
+      </w:r>
+    </w:p>
     <w:p/>
     <w:p>
       <w:pPr>
         <w:pStyle w:val="Titre3"/>
       </w:pPr>
-      <w:bookmarkStart w:id="30" w:name="_Toc192669320"/>
+      <w:bookmarkStart w:id="33" w:name="_Toc192686662"/>
       <w:r>
         <w:t>Sélectionner les Pcs à monitorer</w:t>
       </w:r>
-      <w:bookmarkEnd w:id="30"/>
-    </w:p>
-    <w:p>
-      <w:r>
-        <w:t>(Auteur: Morgan Dussault)</w:t>
+      <w:bookmarkEnd w:id="33"/>
+    </w:p>
+    <w:p>
+      <w:r>
+        <w:t>(</w:t>
+      </w:r>
+      <w:proofErr w:type="gramStart"/>
+      <w:r>
+        <w:t>Auteur:</w:t>
+      </w:r>
+      <w:proofErr w:type="gramEnd"/>
+      <w:r>
+        <w:t xml:space="preserve"> Morgan Dussault)</w:t>
       </w:r>
     </w:p>
     <w:tbl>
@@ -14781,6 +15584,9 @@
             </w:r>
           </w:p>
           <w:p>
+            <w:pPr>
+              <w:keepNext/>
+            </w:pPr>
             <w:r>
               <w:rPr>
                 <w:noProof/>
@@ -14835,6 +15641,49 @@
               </w:drawing>
             </w:r>
           </w:p>
+          <w:p>
+            <w:pPr>
+              <w:pStyle w:val="Lgende"/>
+            </w:pPr>
+            <w:r>
+              <w:fldChar w:fldCharType="begin"/>
+            </w:r>
+            <w:r>
+              <w:instrText xml:space="preserve"> SEQ Figure \* ARABIC </w:instrText>
+            </w:r>
+            <w:r>
+              <w:fldChar w:fldCharType="separate"/>
+            </w:r>
+            <w:r>
+              <w:rPr>
+                <w:noProof/>
+              </w:rPr>
+              <w:t>7</w:t>
+            </w:r>
+            <w:r>
+              <w:fldChar w:fldCharType="end"/>
+            </w:r>
+            <w:r>
+              <w:t xml:space="preserve"> </w:t>
+            </w:r>
+            <w:bookmarkStart w:id="34" w:name="_Toc192686639"/>
+            <w:r>
+              <w:t>2.4.2</w:t>
+            </w:r>
+            <w:r>
+              <w:t xml:space="preserve"> </w:t>
+            </w:r>
+            <w:r>
+              <w:t>Sélectionner les Pcs à monit</w:t>
+            </w:r>
+            <w:r>
+              <w:t>o</w:t>
+            </w:r>
+            <w:r>
+              <w:t>rer</w:t>
+            </w:r>
+            <w:bookmarkEnd w:id="34"/>
+          </w:p>
         </w:tc>
       </w:tr>
       <w:tr>
@@ -14847,6 +15696,7 @@
               <w:jc w:val="center"/>
             </w:pPr>
             <w:r>
+              <w:lastRenderedPageBreak/>
               <w:t xml:space="preserve">Tests </w:t>
             </w:r>
             <w:r>
@@ -14902,7 +15752,15 @@
                   </w:r>
                   <w:r>
                     <w:br/>
-                    <w:t xml:space="preserve">  on sélectionne via des checkbox des machines qu'on </w:t>
+                    <w:t xml:space="preserve">  on sélectionne via des </w:t>
+                  </w:r>
+                  <w:proofErr w:type="spellStart"/>
+                  <w:r>
+                    <w:t>checkbox</w:t>
+                  </w:r>
+                  <w:proofErr w:type="spellEnd"/>
+                  <w:r>
+                    <w:t xml:space="preserve"> des machines qu'on </w:t>
                   </w:r>
                   <w:r>
                     <w:t>veut</w:t>
@@ -14912,11 +15770,29 @@
                   </w:r>
                   <w:r>
                     <w:br/>
+                    <w:t xml:space="preserve">  </w:t>
                   </w:r>
+                  <w:proofErr w:type="gramStart"/>
                   <w:r>
-                    <w:lastRenderedPageBreak/>
-                    <w:t xml:space="preserve">  les machine sélectionnées ont leur textbox chequées</w:t>
+                    <w:t>les machine sélectionnées</w:t>
                   </w:r>
+                  <w:proofErr w:type="gramEnd"/>
+                  <w:r>
+                    <w:t xml:space="preserve"> ont leur </w:t>
+                  </w:r>
+                  <w:proofErr w:type="spellStart"/>
+                  <w:r>
+                    <w:t>textbox</w:t>
+                  </w:r>
+                  <w:proofErr w:type="spellEnd"/>
+                  <w:r>
+                    <w:t xml:space="preserve"> </w:t>
+                  </w:r>
+                  <w:proofErr w:type="spellStart"/>
+                  <w:r>
+                    <w:t>chequées</w:t>
+                  </w:r>
+                  <w:proofErr w:type="spellEnd"/>
                 </w:p>
               </w:tc>
             </w:tr>
@@ -14930,15 +15806,23 @@
       <w:pPr>
         <w:pStyle w:val="Titre3"/>
       </w:pPr>
-      <w:bookmarkStart w:id="31" w:name="_Toc192669321"/>
+      <w:bookmarkStart w:id="35" w:name="_Toc192686663"/>
       <w:r>
         <w:t>Démarrer/Clôturer une session de monitoring</w:t>
       </w:r>
-      <w:bookmarkEnd w:id="31"/>
-    </w:p>
-    <w:p>
-      <w:r>
-        <w:t>(Auteur: Morgan Dussault)</w:t>
+      <w:bookmarkEnd w:id="35"/>
+    </w:p>
+    <w:p>
+      <w:r>
+        <w:t>(</w:t>
+      </w:r>
+      <w:proofErr w:type="gramStart"/>
+      <w:r>
+        <w:t>Auteur:</w:t>
+      </w:r>
+      <w:proofErr w:type="gramEnd"/>
+      <w:r>
+        <w:t xml:space="preserve"> Morgan Dussault)</w:t>
       </w:r>
     </w:p>
     <w:tbl>
@@ -14967,6 +15851,9 @@
             <w:tcW w:w="0" w:type="auto"/>
           </w:tcPr>
           <w:p>
+            <w:pPr>
+              <w:keepNext/>
+            </w:pPr>
             <w:r>
               <w:t>En tant qu'utilisateur, je veux : Pouvoir démarrer/clôturer une session de monitoring sur une liste de postes sélectionnés.</w:t>
             </w:r>
@@ -15026,6 +15913,43 @@
                 </wp:inline>
               </w:drawing>
             </w:r>
+          </w:p>
+          <w:p>
+            <w:pPr>
+              <w:pStyle w:val="Lgende"/>
+            </w:pPr>
+            <w:r>
+              <w:fldChar w:fldCharType="begin"/>
+            </w:r>
+            <w:r>
+              <w:instrText xml:space="preserve"> SEQ Figure \* ARABIC </w:instrText>
+            </w:r>
+            <w:r>
+              <w:fldChar w:fldCharType="separate"/>
+            </w:r>
+            <w:r>
+              <w:rPr>
+                <w:noProof/>
+              </w:rPr>
+              <w:t>8</w:t>
+            </w:r>
+            <w:r>
+              <w:fldChar w:fldCharType="end"/>
+            </w:r>
+            <w:r>
+              <w:t xml:space="preserve"> </w:t>
+            </w:r>
+            <w:bookmarkStart w:id="36" w:name="_Toc192686640"/>
+            <w:r>
+              <w:t>2.4.3</w:t>
+            </w:r>
+            <w:r>
+              <w:t xml:space="preserve"> </w:t>
+            </w:r>
+            <w:r>
+              <w:t>Démarrer/Clôturer une session de monitoring</w:t>
+            </w:r>
+            <w:bookmarkEnd w:id="36"/>
           </w:p>
         </w:tc>
       </w:tr>
@@ -15136,12 +16060,12 @@
       <w:pPr>
         <w:pStyle w:val="Titre3"/>
       </w:pPr>
-      <w:bookmarkStart w:id="32" w:name="_Toc192669322"/>
+      <w:bookmarkStart w:id="37" w:name="_Toc192686664"/>
       <w:r>
         <w:lastRenderedPageBreak/>
         <w:t>Manager des éléments à la liste de toutes les ressources</w:t>
       </w:r>
-      <w:bookmarkEnd w:id="32"/>
+      <w:bookmarkEnd w:id="37"/>
     </w:p>
     <w:p>
       <w:r>
@@ -15174,6 +16098,9 @@
             <w:tcW w:w="0" w:type="auto"/>
           </w:tcPr>
           <w:p>
+            <w:pPr>
+              <w:keepNext/>
+            </w:pPr>
             <w:r>
               <w:t>En tant qu'utilisateur, je veux : Pouvoir ajouter/retirer des ressources (site web, application, fichier) à la liste qui contient toutes les ressources.</w:t>
             </w:r>
@@ -15233,6 +16160,43 @@
                 </wp:inline>
               </w:drawing>
             </w:r>
+          </w:p>
+          <w:p>
+            <w:pPr>
+              <w:pStyle w:val="Lgende"/>
+            </w:pPr>
+            <w:r>
+              <w:fldChar w:fldCharType="begin"/>
+            </w:r>
+            <w:r>
+              <w:instrText xml:space="preserve"> SEQ Figure \* ARABIC </w:instrText>
+            </w:r>
+            <w:r>
+              <w:fldChar w:fldCharType="separate"/>
+            </w:r>
+            <w:r>
+              <w:rPr>
+                <w:noProof/>
+              </w:rPr>
+              <w:t>9</w:t>
+            </w:r>
+            <w:r>
+              <w:fldChar w:fldCharType="end"/>
+            </w:r>
+            <w:r>
+              <w:t xml:space="preserve"> </w:t>
+            </w:r>
+            <w:bookmarkStart w:id="38" w:name="_Toc192686641"/>
+            <w:r>
+              <w:t>2.4.4</w:t>
+            </w:r>
+            <w:r>
+              <w:t xml:space="preserve"> </w:t>
+            </w:r>
+            <w:r>
+              <w:t>Manager des éléments à la liste de toutes les ressources</w:t>
+            </w:r>
+            <w:bookmarkEnd w:id="38"/>
           </w:p>
         </w:tc>
       </w:tr>
@@ -15332,11 +16296,11 @@
       <w:pPr>
         <w:pStyle w:val="Titre3"/>
       </w:pPr>
-      <w:bookmarkStart w:id="33" w:name="_Toc192669323"/>
+      <w:bookmarkStart w:id="39" w:name="_Toc192686665"/>
       <w:r>
         <w:t>Manager une sous liste de ressource bannies</w:t>
       </w:r>
-      <w:bookmarkEnd w:id="33"/>
+      <w:bookmarkEnd w:id="39"/>
     </w:p>
     <w:p>
       <w:r>
@@ -15375,7 +16339,11 @@
             <w:tcW w:w="0" w:type="auto"/>
           </w:tcPr>
           <w:p>
-            <w:r>
+            <w:pPr>
+              <w:keepNext/>
+            </w:pPr>
+            <w:r>
+              <w:lastRenderedPageBreak/>
               <w:t>En tant qu'utilisateur, je veux : Pouvoir créer une sous liste en sélectionnant certaines ressources bannies. Pouvoir ajouter et retirer des ressources d'une sous liste.</w:t>
             </w:r>
             <w:r>
@@ -15385,7 +16353,6 @@
               <w:rPr>
                 <w:noProof/>
               </w:rPr>
-              <w:lastRenderedPageBreak/>
               <w:drawing>
                 <wp:inline distT="0" distB="0" distL="0" distR="0" wp14:anchorId="08A536CA" wp14:editId="360B2BAF">
                   <wp:extent cx="5759450" cy="3465195"/>
@@ -15436,6 +16403,43 @@
               </w:drawing>
             </w:r>
           </w:p>
+          <w:p>
+            <w:pPr>
+              <w:pStyle w:val="Lgende"/>
+            </w:pPr>
+            <w:r>
+              <w:fldChar w:fldCharType="begin"/>
+            </w:r>
+            <w:r>
+              <w:instrText xml:space="preserve"> SEQ Figure \* ARABIC </w:instrText>
+            </w:r>
+            <w:r>
+              <w:fldChar w:fldCharType="separate"/>
+            </w:r>
+            <w:r>
+              <w:rPr>
+                <w:noProof/>
+              </w:rPr>
+              <w:t>10</w:t>
+            </w:r>
+            <w:r>
+              <w:fldChar w:fldCharType="end"/>
+            </w:r>
+            <w:r>
+              <w:t xml:space="preserve"> </w:t>
+            </w:r>
+            <w:bookmarkStart w:id="40" w:name="_Toc192686642"/>
+            <w:r>
+              <w:t>2.4.5</w:t>
+            </w:r>
+            <w:r>
+              <w:t xml:space="preserve"> </w:t>
+            </w:r>
+            <w:r>
+              <w:t>Manager une sous liste de ressource bannies</w:t>
+            </w:r>
+            <w:bookmarkEnd w:id="40"/>
+          </w:p>
         </w:tc>
       </w:tr>
       <w:tr>
@@ -15448,7 +16452,6 @@
               <w:jc w:val="center"/>
             </w:pPr>
             <w:r>
-              <w:lastRenderedPageBreak/>
               <w:t xml:space="preserve">Tests d’acceptance : </w:t>
             </w:r>
           </w:p>
@@ -15535,11 +16538,11 @@
       <w:pPr>
         <w:pStyle w:val="Titre3"/>
       </w:pPr>
-      <w:bookmarkStart w:id="34" w:name="_Toc192669324"/>
+      <w:bookmarkStart w:id="41" w:name="_Toc192686666"/>
       <w:r>
         <w:t>Popup quand un dépassement est détecté (prof)</w:t>
       </w:r>
-      <w:bookmarkEnd w:id="34"/>
+      <w:bookmarkEnd w:id="41"/>
     </w:p>
     <w:p>
       <w:r>
@@ -15578,7 +16581,11 @@
             <w:tcW w:w="0" w:type="auto"/>
           </w:tcPr>
           <w:p>
-            <w:r>
+            <w:pPr>
+              <w:keepNext/>
+            </w:pPr>
+            <w:r>
+              <w:lastRenderedPageBreak/>
               <w:t>En tant qu'utilisateur, je veux : Pouvoir recevoir un popup quand un dépassement est détecté sur un des postes monitorés et quel est la ressource interdite. Le popup peut être désactivé depuis le client.</w:t>
             </w:r>
             <w:r>
@@ -15588,7 +16595,6 @@
               <w:rPr>
                 <w:noProof/>
               </w:rPr>
-              <w:lastRenderedPageBreak/>
               <w:drawing>
                 <wp:inline distT="0" distB="0" distL="0" distR="0" wp14:anchorId="68DD6F62" wp14:editId="70BC47A6">
                   <wp:extent cx="5759450" cy="3238500"/>
@@ -15639,6 +16645,43 @@
               </w:drawing>
             </w:r>
           </w:p>
+          <w:p>
+            <w:pPr>
+              <w:pStyle w:val="Lgende"/>
+            </w:pPr>
+            <w:r>
+              <w:fldChar w:fldCharType="begin"/>
+            </w:r>
+            <w:r>
+              <w:instrText xml:space="preserve"> SEQ Figure \* ARABIC </w:instrText>
+            </w:r>
+            <w:r>
+              <w:fldChar w:fldCharType="separate"/>
+            </w:r>
+            <w:r>
+              <w:rPr>
+                <w:noProof/>
+              </w:rPr>
+              <w:t>11</w:t>
+            </w:r>
+            <w:r>
+              <w:fldChar w:fldCharType="end"/>
+            </w:r>
+            <w:r>
+              <w:t xml:space="preserve"> </w:t>
+            </w:r>
+            <w:bookmarkStart w:id="42" w:name="_Toc192686643"/>
+            <w:r>
+              <w:t>2.4.6</w:t>
+            </w:r>
+            <w:r>
+              <w:t xml:space="preserve"> </w:t>
+            </w:r>
+            <w:r>
+              <w:t>Popup quand un dépassement est détecté (prof)</w:t>
+            </w:r>
+            <w:bookmarkEnd w:id="42"/>
+          </w:p>
         </w:tc>
       </w:tr>
       <w:tr>
@@ -15651,7 +16694,6 @@
               <w:jc w:val="center"/>
             </w:pPr>
             <w:r>
-              <w:lastRenderedPageBreak/>
               <w:t xml:space="preserve">Tests d’acceptance : </w:t>
             </w:r>
           </w:p>
@@ -15695,7 +16737,23 @@
                   </w:r>
                   <w:r>
                     <w:br/>
-                    <w:t xml:space="preserve">  l'élève se rend sur un site interdit (ex: chatgpt si l'IA est interdite) </w:t>
+                    <w:t xml:space="preserve">  l'élève se rend sur un site interdit (</w:t>
+                  </w:r>
+                  <w:proofErr w:type="gramStart"/>
+                  <w:r>
+                    <w:t>ex:</w:t>
+                  </w:r>
+                  <w:proofErr w:type="gramEnd"/>
+                  <w:r>
+                    <w:t xml:space="preserve"> </w:t>
+                  </w:r>
+                  <w:proofErr w:type="spellStart"/>
+                  <w:r>
+                    <w:t>chatgpt</w:t>
+                  </w:r>
+                  <w:proofErr w:type="spellEnd"/>
+                  <w:r>
+                    <w:t xml:space="preserve"> si l'IA est interdite) </w:t>
                   </w:r>
                   <w:r>
                     <w:br/>
@@ -15719,12 +16777,12 @@
       <w:pPr>
         <w:pStyle w:val="Titre3"/>
       </w:pPr>
-      <w:bookmarkStart w:id="35" w:name="_Toc192669325"/>
+      <w:bookmarkStart w:id="43" w:name="_Toc192686667"/>
       <w:r>
         <w:lastRenderedPageBreak/>
         <w:t>Afficher le Pc en rouge si un dépassement est découvert dessus</w:t>
       </w:r>
-      <w:bookmarkEnd w:id="35"/>
+      <w:bookmarkEnd w:id="43"/>
     </w:p>
     <w:p>
       <w:r>
@@ -15763,6 +16821,9 @@
             <w:tcW w:w="0" w:type="auto"/>
           </w:tcPr>
           <w:p>
+            <w:pPr>
+              <w:keepNext/>
+            </w:pPr>
             <w:r>
               <w:t>En tant qu'utilisateur, je veux : Que quand un dépassement est détecté sur un post, il soit en rouge dans la console et que je puisse cliquer dessus pour avoir un détail de l'infraction.</w:t>
             </w:r>
@@ -15822,6 +16883,43 @@
                 </wp:inline>
               </w:drawing>
             </w:r>
+          </w:p>
+          <w:p>
+            <w:pPr>
+              <w:pStyle w:val="Lgende"/>
+            </w:pPr>
+            <w:r>
+              <w:fldChar w:fldCharType="begin"/>
+            </w:r>
+            <w:r>
+              <w:instrText xml:space="preserve"> SEQ Figure \* ARABIC </w:instrText>
+            </w:r>
+            <w:r>
+              <w:fldChar w:fldCharType="separate"/>
+            </w:r>
+            <w:r>
+              <w:rPr>
+                <w:noProof/>
+              </w:rPr>
+              <w:t>12</w:t>
+            </w:r>
+            <w:r>
+              <w:fldChar w:fldCharType="end"/>
+            </w:r>
+            <w:r>
+              <w:t xml:space="preserve"> </w:t>
+            </w:r>
+            <w:bookmarkStart w:id="44" w:name="_Toc192686644"/>
+            <w:r>
+              <w:t>2.4.7</w:t>
+            </w:r>
+            <w:r>
+              <w:t xml:space="preserve"> </w:t>
+            </w:r>
+            <w:r>
+              <w:t>Afficher le Pc en rouge si un dépassement est découvert dessus</w:t>
+            </w:r>
+            <w:bookmarkEnd w:id="44"/>
           </w:p>
         </w:tc>
       </w:tr>
@@ -15897,11 +16995,11 @@
       <w:pPr>
         <w:pStyle w:val="Titre3"/>
       </w:pPr>
-      <w:bookmarkStart w:id="36" w:name="_Toc192669326"/>
+      <w:bookmarkStart w:id="45" w:name="_Toc192686668"/>
       <w:r>
         <w:t>Popup quand un dépassement est détecté (élève)</w:t>
       </w:r>
-      <w:bookmarkEnd w:id="36"/>
+      <w:bookmarkEnd w:id="45"/>
     </w:p>
     <w:p>
       <w:r>
@@ -15940,7 +17038,11 @@
             <w:tcW w:w="0" w:type="auto"/>
           </w:tcPr>
           <w:p>
-            <w:r>
+            <w:pPr>
+              <w:keepNext/>
+            </w:pPr>
+            <w:r>
+              <w:lastRenderedPageBreak/>
               <w:t>En tant qu'utilisateur, je veux : Pouvoir recevoir un popup quand un dépassement est détecté sur mon post et quel est la ressource interdite. Le popup peut être désactivé depuis le client (post prof).</w:t>
             </w:r>
             <w:r>
@@ -15950,7 +17052,6 @@
               <w:rPr>
                 <w:noProof/>
               </w:rPr>
-              <w:lastRenderedPageBreak/>
               <w:drawing>
                 <wp:inline distT="0" distB="0" distL="0" distR="0" wp14:anchorId="2F770A58" wp14:editId="3DC91EA7">
                   <wp:extent cx="5759450" cy="3238500"/>
@@ -16001,6 +17102,43 @@
               </w:drawing>
             </w:r>
           </w:p>
+          <w:p>
+            <w:pPr>
+              <w:pStyle w:val="Lgende"/>
+            </w:pPr>
+            <w:r>
+              <w:fldChar w:fldCharType="begin"/>
+            </w:r>
+            <w:r>
+              <w:instrText xml:space="preserve"> SEQ Figure \* ARABIC </w:instrText>
+            </w:r>
+            <w:r>
+              <w:fldChar w:fldCharType="separate"/>
+            </w:r>
+            <w:r>
+              <w:rPr>
+                <w:noProof/>
+              </w:rPr>
+              <w:t>13</w:t>
+            </w:r>
+            <w:r>
+              <w:fldChar w:fldCharType="end"/>
+            </w:r>
+            <w:r>
+              <w:t xml:space="preserve"> </w:t>
+            </w:r>
+            <w:bookmarkStart w:id="46" w:name="_Toc192686645"/>
+            <w:r>
+              <w:t>2.4.8</w:t>
+            </w:r>
+            <w:r>
+              <w:t xml:space="preserve"> </w:t>
+            </w:r>
+            <w:r>
+              <w:t>Popup quand un dépassement est détecté (élève)</w:t>
+            </w:r>
+            <w:bookmarkEnd w:id="46"/>
+          </w:p>
         </w:tc>
       </w:tr>
       <w:tr>
@@ -16013,7 +17151,6 @@
               <w:jc w:val="center"/>
             </w:pPr>
             <w:r>
-              <w:lastRenderedPageBreak/>
               <w:t xml:space="preserve">Tests d’acceptance : </w:t>
             </w:r>
           </w:p>
@@ -16063,7 +17200,15 @@
                     <w:t xml:space="preserve"> </w:t>
                   </w:r>
                   <w:r>
-                    <w:t xml:space="preserve">: chatgpt si l'IA est interdite) </w:t>
+                    <w:t xml:space="preserve">: </w:t>
+                  </w:r>
+                  <w:proofErr w:type="spellStart"/>
+                  <w:r>
+                    <w:t>chatgpt</w:t>
+                  </w:r>
+                  <w:proofErr w:type="spellEnd"/>
+                  <w:r>
+                    <w:t xml:space="preserve"> si l'IA est interdite) </w:t>
                   </w:r>
                   <w:r>
                     <w:br/>
@@ -16086,7 +17231,7 @@
           <w:iCs/>
         </w:rPr>
       </w:pPr>
-      <w:bookmarkStart w:id="37" w:name="_Toc192669327"/>
+      <w:bookmarkStart w:id="47" w:name="_Toc192686669"/>
       <w:r>
         <w:rPr>
           <w:i w:val="0"/>
@@ -16095,7 +17240,7 @@
         <w:t>Stratégie de test</w:t>
       </w:r>
       <w:bookmarkEnd w:id="27"/>
-      <w:bookmarkEnd w:id="37"/>
+      <w:bookmarkEnd w:id="47"/>
     </w:p>
     <w:p/>
     <w:p/>
@@ -16181,6 +17326,7 @@
         <w:rPr>
           <w:szCs w:val="14"/>
         </w:rPr>
+        <w:lastRenderedPageBreak/>
         <w:t>Voir Section</w:t>
       </w:r>
       <w:r>
@@ -16292,14 +17438,13 @@
           <w:rFonts w:cs="Arial"/>
         </w:rPr>
       </w:pPr>
-      <w:bookmarkStart w:id="38" w:name="_Toc25553310"/>
-      <w:bookmarkStart w:id="39" w:name="_Toc71691015"/>
-      <w:bookmarkStart w:id="40" w:name="_Toc192669328"/>
+      <w:bookmarkStart w:id="48" w:name="_Toc25553310"/>
+      <w:bookmarkStart w:id="49" w:name="_Toc71691015"/>
+      <w:bookmarkStart w:id="50" w:name="_Toc192686670"/>
       <w:r>
         <w:rPr>
           <w:rFonts w:cs="Arial"/>
         </w:rPr>
-        <w:lastRenderedPageBreak/>
         <w:t>R</w:t>
       </w:r>
       <w:r>
@@ -16308,9 +17453,9 @@
         </w:rPr>
         <w:t>isques techniques</w:t>
       </w:r>
-      <w:bookmarkEnd w:id="38"/>
-      <w:bookmarkEnd w:id="39"/>
-      <w:bookmarkEnd w:id="40"/>
+      <w:bookmarkEnd w:id="48"/>
+      <w:bookmarkEnd w:id="49"/>
+      <w:bookmarkEnd w:id="50"/>
     </w:p>
     <w:p/>
     <w:p>
@@ -16362,18 +17507,18 @@
           <w:tab w:val="num" w:pos="360"/>
         </w:tabs>
       </w:pPr>
-      <w:bookmarkStart w:id="41" w:name="_Toc71703259"/>
-      <w:bookmarkStart w:id="42" w:name="_Toc192669329"/>
+      <w:bookmarkStart w:id="51" w:name="_Toc71703259"/>
+      <w:bookmarkStart w:id="52" w:name="_Toc192686671"/>
       <w:r>
         <w:t>R</w:t>
       </w:r>
-      <w:bookmarkEnd w:id="41"/>
+      <w:bookmarkEnd w:id="51"/>
       <w:r>
         <w:t>éalisation</w:t>
       </w:r>
-      <w:bookmarkStart w:id="43" w:name="_Toc25553317"/>
-      <w:bookmarkStart w:id="44" w:name="_Toc71691022"/>
-      <w:bookmarkEnd w:id="42"/>
+      <w:bookmarkStart w:id="53" w:name="_Toc25553317"/>
+      <w:bookmarkStart w:id="54" w:name="_Toc71691022"/>
+      <w:bookmarkEnd w:id="52"/>
     </w:p>
     <w:p>
       <w:pPr>
@@ -16382,14 +17527,14 @@
           <w:color w:val="000000" w:themeColor="text1"/>
         </w:rPr>
       </w:pPr>
-      <w:bookmarkStart w:id="45" w:name="_Toc192669330"/>
+      <w:bookmarkStart w:id="55" w:name="_Toc192686672"/>
       <w:r>
         <w:rPr>
           <w:color w:val="000000" w:themeColor="text1"/>
         </w:rPr>
         <w:t>Détection d'infractions liées à l'accès à un site web interdit</w:t>
       </w:r>
-      <w:bookmarkEnd w:id="45"/>
+      <w:bookmarkEnd w:id="55"/>
       <w:r>
         <w:rPr>
           <w:color w:val="000000" w:themeColor="text1"/>
@@ -16431,7 +17576,7 @@
           <w:u w:val="single"/>
         </w:rPr>
       </w:pPr>
-      <w:bookmarkStart w:id="46" w:name="_Hlk192490010"/>
+      <w:bookmarkStart w:id="56" w:name="_Hlk192490010"/>
       <w:r>
         <w:rPr>
           <w:u w:val="single"/>
@@ -16445,7 +17590,7 @@
         <w:t> :</w:t>
       </w:r>
     </w:p>
-    <w:bookmarkEnd w:id="46"/>
+    <w:bookmarkEnd w:id="56"/>
     <w:p>
       <w:pPr>
         <w:ind w:left="708"/>
@@ -16469,14 +17614,14 @@
           <w:color w:val="000000" w:themeColor="text1"/>
         </w:rPr>
       </w:pPr>
-      <w:bookmarkStart w:id="47" w:name="_Toc192669331"/>
+      <w:bookmarkStart w:id="57" w:name="_Toc192686673"/>
       <w:r>
         <w:rPr>
           <w:color w:val="000000" w:themeColor="text1"/>
         </w:rPr>
         <w:t>Architecture gRPC</w:t>
       </w:r>
-      <w:bookmarkEnd w:id="47"/>
+      <w:bookmarkEnd w:id="57"/>
     </w:p>
     <w:p>
       <w:pPr>
@@ -16563,30 +17708,46 @@
           <w:bCs/>
           <w:color w:val="000000" w:themeColor="text1"/>
         </w:rPr>
-        <w:t>Les pcs des élèves ont un service ShadowScan qui tourne non-stop comme ça il n’y a pas d’interaction à faire pour l’élève. Le prof peut arriver et commencer le scan quand il le veut donc il faut que les postes élèves « Listen » au potentiel appel d’un pc de prof</w:t>
-      </w:r>
+        <w:t>Les pcs des élèves ont un service ShadowScan qui tourne non-stop comme ça il n’y a pas d’interaction à faire pour l’élève. Le prof peut arriver et commencer le scan quand il le veut donc il faut que les postes élèves « </w:t>
+      </w:r>
+      <w:proofErr w:type="spellStart"/>
       <w:r>
         <w:rPr>
           <w:bCs/>
           <w:color w:val="000000" w:themeColor="text1"/>
         </w:rPr>
-        <w:t xml:space="preserve"> qui peut arriver</w:t>
-      </w:r>
+        <w:t>Listen</w:t>
+      </w:r>
+      <w:proofErr w:type="spellEnd"/>
       <w:r>
         <w:rPr>
           <w:bCs/>
           <w:color w:val="000000" w:themeColor="text1"/>
         </w:rPr>
-        <w:t xml:space="preserve"> à tout moment.</w:t>
-      </w:r>
-    </w:p>
-    <w:p>
-      <w:pPr>
-        <w:ind w:left="708"/>
+        <w:t> » au potentiel appel d’un pc de prof</w:t>
+      </w:r>
+      <w:r>
         <w:rPr>
           <w:bCs/>
           <w:color w:val="000000" w:themeColor="text1"/>
         </w:rPr>
+        <w:t xml:space="preserve"> qui peut arriver</w:t>
+      </w:r>
+      <w:r>
+        <w:rPr>
+          <w:bCs/>
+          <w:color w:val="000000" w:themeColor="text1"/>
+        </w:rPr>
+        <w:t xml:space="preserve"> à tout moment.</w:t>
+      </w:r>
+    </w:p>
+    <w:p>
+      <w:pPr>
+        <w:ind w:left="708"/>
+        <w:rPr>
+          <w:bCs/>
+          <w:color w:val="000000" w:themeColor="text1"/>
+        </w:rPr>
       </w:pPr>
     </w:p>
     <w:p>
@@ -16596,14 +17757,14 @@
           <w:color w:val="000000" w:themeColor="text1"/>
         </w:rPr>
       </w:pPr>
-      <w:bookmarkStart w:id="48" w:name="_Toc192669332"/>
+      <w:bookmarkStart w:id="58" w:name="_Toc192686674"/>
       <w:r>
         <w:rPr>
           <w:color w:val="000000" w:themeColor="text1"/>
         </w:rPr>
         <w:t>Détection des postes d'une salle</w:t>
       </w:r>
-      <w:bookmarkEnd w:id="48"/>
+      <w:bookmarkEnd w:id="58"/>
     </w:p>
     <w:p/>
     <w:p>
@@ -16625,7 +17786,17 @@
         <w:ind w:left="576"/>
       </w:pPr>
       <w:r>
-        <w:t>Pour les vérifications, ça ce passe dans cet ordre, ShadowScan (coté prof) essaye de se connecter au serveur gRPC si il y arrive le pc est Connecté</w:t>
+        <w:t xml:space="preserve">Pour les vérifications, ça </w:t>
+      </w:r>
+      <w:proofErr w:type="spellStart"/>
+      <w:proofErr w:type="gramStart"/>
+      <w:r>
+        <w:t>ce</w:t>
+      </w:r>
+      <w:proofErr w:type="spellEnd"/>
+      <w:proofErr w:type="gramEnd"/>
+      <w:r>
+        <w:t xml:space="preserve"> passe dans cet ordre, ShadowScan (coté prof) essaye de se connecter au serveur gRPC si il y arrive le pc est Connecté</w:t>
       </w:r>
       <w:r>
         <w:t>.</w:t>
@@ -16636,7 +17807,15 @@
         <w:ind w:left="576"/>
       </w:pPr>
       <w:r>
-        <w:t>Si cela échoue, il ping le pc et si il y parvient, le pc est En ligne et si il échoue, il est Hors ligne.</w:t>
+        <w:t xml:space="preserve">Si cela échoue, il ping le pc et </w:t>
+      </w:r>
+      <w:proofErr w:type="gramStart"/>
+      <w:r>
+        <w:t>si il</w:t>
+      </w:r>
+      <w:proofErr w:type="gramEnd"/>
+      <w:r>
+        <w:t xml:space="preserve"> y parvient, le pc est En ligne et si il échoue, il est Hors ligne.</w:t>
       </w:r>
     </w:p>
     <w:p>
@@ -16647,7 +17826,7 @@
           <w:iCs/>
         </w:rPr>
       </w:pPr>
-      <w:bookmarkStart w:id="49" w:name="_Toc192669333"/>
+      <w:bookmarkStart w:id="59" w:name="_Toc192686675"/>
       <w:r>
         <w:rPr>
           <w:i w:val="0"/>
@@ -16655,17 +17834,17 @@
         </w:rPr>
         <w:t>Déroulement</w:t>
       </w:r>
-      <w:bookmarkEnd w:id="49"/>
+      <w:bookmarkEnd w:id="59"/>
     </w:p>
     <w:p>
       <w:pPr>
         <w:pStyle w:val="Titre3"/>
       </w:pPr>
-      <w:bookmarkStart w:id="50" w:name="_Toc192669334"/>
+      <w:bookmarkStart w:id="60" w:name="_Toc192686676"/>
       <w:r>
         <w:t>Sprints</w:t>
       </w:r>
-      <w:bookmarkEnd w:id="50"/>
+      <w:bookmarkEnd w:id="60"/>
     </w:p>
     <w:p/>
     <w:p>
@@ -16704,9 +17883,11 @@
         <w:tab/>
         <w:t xml:space="preserve">Pas </w:t>
       </w:r>
+      <w:proofErr w:type="gramStart"/>
       <w:r>
         <w:t>de user</w:t>
       </w:r>
+      <w:proofErr w:type="gramEnd"/>
       <w:r>
         <w:t xml:space="preserve"> stories complétées, </w:t>
       </w:r>
@@ -16716,7 +17897,16 @@
         <w:ind w:left="708"/>
       </w:pPr>
       <w:r>
-        <w:t>La storie « </w:t>
+        <w:lastRenderedPageBreak/>
+        <w:t xml:space="preserve">La </w:t>
+      </w:r>
+      <w:proofErr w:type="spellStart"/>
+      <w:r>
+        <w:t>storie</w:t>
+      </w:r>
+      <w:proofErr w:type="spellEnd"/>
+      <w:r>
+        <w:t xml:space="preserve"> « </w:t>
       </w:r>
       <w:r>
         <w:t>Manager une sous liste de ressource bannies</w:t>
@@ -16741,7 +17931,6 @@
         <w:ind w:left="708"/>
       </w:pPr>
       <w:r>
-        <w:lastRenderedPageBreak/>
         <w:t xml:space="preserve">J’ai </w:t>
       </w:r>
       <w:r>
@@ -16769,14 +17958,27 @@
       <w:r>
         <w:t xml:space="preserve"> sur les </w:t>
       </w:r>
-      <w:r>
-        <w:t>posts (ouvrir les ports pour gRPC, installer les mise</w:t>
+      <w:proofErr w:type="spellStart"/>
+      <w:r>
+        <w:t>posts</w:t>
+      </w:r>
+      <w:proofErr w:type="spellEnd"/>
+      <w:r>
+        <w:t xml:space="preserve"> (ouvrir les ports pour gRPC, installer les mise</w:t>
       </w:r>
       <w:r>
         <w:t>s</w:t>
       </w:r>
       <w:r>
-        <w:t xml:space="preserve"> à jour vscode, installer des version</w:t>
+        <w:t xml:space="preserve"> à jour </w:t>
+      </w:r>
+      <w:proofErr w:type="spellStart"/>
+      <w:r>
+        <w:t>vscode</w:t>
+      </w:r>
+      <w:proofErr w:type="spellEnd"/>
+      <w:r>
+        <w:t>, installer des version</w:t>
       </w:r>
       <w:r>
         <w:t>s</w:t>
@@ -16901,7 +18103,15 @@
         <w:ind w:left="708"/>
       </w:pPr>
       <w:r>
-        <w:t>La storie « </w:t>
+        <w:t xml:space="preserve">La </w:t>
+      </w:r>
+      <w:proofErr w:type="spellStart"/>
+      <w:r>
+        <w:t>storie</w:t>
+      </w:r>
+      <w:proofErr w:type="spellEnd"/>
+      <w:r>
+        <w:t xml:space="preserve"> « </w:t>
       </w:r>
       <w:r>
         <w:t>Manager des éléments à la liste de toutes les ressources</w:t>
@@ -16920,7 +18130,15 @@
         <w:ind w:left="708"/>
       </w:pPr>
       <w:r>
-        <w:t>La storie « </w:t>
+        <w:t xml:space="preserve">La </w:t>
+      </w:r>
+      <w:proofErr w:type="spellStart"/>
+      <w:r>
+        <w:t>storie</w:t>
+      </w:r>
+      <w:proofErr w:type="spellEnd"/>
+      <w:r>
+        <w:t xml:space="preserve"> « </w:t>
       </w:r>
       <w:r>
         <w:t>Détecter les postes d'une salle</w:t>
@@ -17005,7 +18223,15 @@
         <w:t>Trois stories réalisées : « </w:t>
       </w:r>
       <w:r>
-        <w:t>Détecter les posts d'une salle</w:t>
+        <w:t xml:space="preserve">Détecter les </w:t>
+      </w:r>
+      <w:proofErr w:type="spellStart"/>
+      <w:r>
+        <w:t>posts</w:t>
+      </w:r>
+      <w:proofErr w:type="spellEnd"/>
+      <w:r>
+        <w:t xml:space="preserve"> d'une salle</w:t>
       </w:r>
       <w:r>
         <w:t> », « </w:t>
@@ -17033,10 +18259,26 @@
         <w:ind w:left="708"/>
       </w:pPr>
       <w:r>
-        <w:t xml:space="preserve">La storie « </w:t>
-      </w:r>
-      <w:r>
-        <w:t>Détecter les posts d'une salle</w:t>
+        <w:t xml:space="preserve">La </w:t>
+      </w:r>
+      <w:proofErr w:type="spellStart"/>
+      <w:r>
+        <w:t>storie</w:t>
+      </w:r>
+      <w:proofErr w:type="spellEnd"/>
+      <w:r>
+        <w:t xml:space="preserve"> « </w:t>
+      </w:r>
+      <w:r>
+        <w:t xml:space="preserve">Détecter les </w:t>
+      </w:r>
+      <w:proofErr w:type="spellStart"/>
+      <w:r>
+        <w:t>posts</w:t>
+      </w:r>
+      <w:proofErr w:type="spellEnd"/>
+      <w:r>
+        <w:t xml:space="preserve"> d'une salle</w:t>
       </w:r>
       <w:r>
         <w:t> »</w:t>
@@ -17054,7 +18296,39 @@
         <w:t>niveaux</w:t>
       </w:r>
       <w:r>
-        <w:t xml:space="preserve"> de connection, Offline (si le poste est eteint), On (Si le poste est allumé mais pas shadow scan) et Online (shadow scan est allumé)</w:t>
+        <w:t xml:space="preserve"> de </w:t>
+      </w:r>
+      <w:proofErr w:type="spellStart"/>
+      <w:r>
+        <w:t>connection</w:t>
+      </w:r>
+      <w:proofErr w:type="spellEnd"/>
+      <w:r>
+        <w:t xml:space="preserve">, Offline (si le poste est </w:t>
+      </w:r>
+      <w:proofErr w:type="spellStart"/>
+      <w:r>
+        <w:t>eteint</w:t>
+      </w:r>
+      <w:proofErr w:type="spellEnd"/>
+      <w:r>
+        <w:t xml:space="preserve">), On (Si le poste est allumé mais pas </w:t>
+      </w:r>
+      <w:proofErr w:type="spellStart"/>
+      <w:r>
+        <w:t>shadow</w:t>
+      </w:r>
+      <w:proofErr w:type="spellEnd"/>
+      <w:r>
+        <w:t xml:space="preserve"> scan) et Online (</w:t>
+      </w:r>
+      <w:proofErr w:type="spellStart"/>
+      <w:r>
+        <w:t>shadow</w:t>
+      </w:r>
+      <w:proofErr w:type="spellEnd"/>
+      <w:r>
+        <w:t xml:space="preserve"> scan est allumé)</w:t>
       </w:r>
       <w:r>
         <w:t>.</w:t>
@@ -17070,7 +18344,15 @@
         <w:ind w:left="708"/>
       </w:pPr>
       <w:r>
-        <w:t xml:space="preserve">La storie « </w:t>
+        <w:t xml:space="preserve">La </w:t>
+      </w:r>
+      <w:proofErr w:type="spellStart"/>
+      <w:r>
+        <w:t>storie</w:t>
+      </w:r>
+      <w:proofErr w:type="spellEnd"/>
+      <w:r>
+        <w:t xml:space="preserve"> « </w:t>
       </w:r>
       <w:r>
         <w:t>Popup quand un dépassement est détecté (élève)</w:t>
@@ -17107,7 +18389,16 @@
         <w:ind w:left="708"/>
       </w:pPr>
       <w:r>
-        <w:t xml:space="preserve">La storie « </w:t>
+        <w:lastRenderedPageBreak/>
+        <w:t xml:space="preserve">La </w:t>
+      </w:r>
+      <w:proofErr w:type="spellStart"/>
+      <w:r>
+        <w:t>storie</w:t>
+      </w:r>
+      <w:proofErr w:type="spellEnd"/>
+      <w:r>
+        <w:t xml:space="preserve"> « </w:t>
       </w:r>
       <w:r>
         <w:t>Manager des éléments à la liste de toutes les ressources</w:t>
@@ -17132,8 +18423,15 @@
         <w:ind w:left="708"/>
       </w:pPr>
       <w:r>
-        <w:lastRenderedPageBreak/>
-        <w:t>J’ai eu plusieurs problèmes avec gRPC, principalement avec la compilation des fichiers .proto.</w:t>
+        <w:t xml:space="preserve">J’ai eu plusieurs problèmes avec gRPC, principalement avec la compilation des </w:t>
+      </w:r>
+      <w:proofErr w:type="gramStart"/>
+      <w:r>
+        <w:t>fichiers .proto</w:t>
+      </w:r>
+      <w:proofErr w:type="gramEnd"/>
+      <w:r>
+        <w:t>.</w:t>
       </w:r>
     </w:p>
     <w:p>
@@ -17159,11 +18457,11 @@
       <w:pPr>
         <w:pStyle w:val="Titre3"/>
       </w:pPr>
-      <w:bookmarkStart w:id="51" w:name="_Toc192669335"/>
+      <w:bookmarkStart w:id="61" w:name="_Toc192686677"/>
       <w:r>
         <w:t>Stories</w:t>
       </w:r>
-      <w:bookmarkEnd w:id="51"/>
+      <w:bookmarkEnd w:id="61"/>
     </w:p>
     <w:p/>
     <w:p>
@@ -17199,13 +18497,29 @@
         <w:ind w:left="705"/>
       </w:pPr>
       <w:r>
-        <w:t xml:space="preserve">Tout s’est passé plutôt bien passé, j’ai eu un </w:t>
+        <w:t xml:space="preserve">Tout s’est passé plutôt bien </w:t>
+      </w:r>
+      <w:proofErr w:type="gramStart"/>
+      <w:r>
+        <w:t>passé</w:t>
+      </w:r>
+      <w:proofErr w:type="gramEnd"/>
+      <w:r>
+        <w:t xml:space="preserve">, j’ai eu un </w:t>
       </w:r>
       <w:r>
         <w:t>peu</w:t>
       </w:r>
       <w:r>
-        <w:t xml:space="preserve"> de peine avec l’import du fichier json dans un objet et recréer tableau correspondant pour la modification du fichier (écrase le contenu du fichier quand on fait des modifications)</w:t>
+        <w:t xml:space="preserve"> de peine avec l’import du fichier </w:t>
+      </w:r>
+      <w:proofErr w:type="spellStart"/>
+      <w:r>
+        <w:t>json</w:t>
+      </w:r>
+      <w:proofErr w:type="spellEnd"/>
+      <w:r>
+        <w:t xml:space="preserve"> dans un objet et recréer tableau correspondant pour la modification du fichier (écrase le contenu du fichier quand on fait des modifications)</w:t>
       </w:r>
     </w:p>
     <w:p>
@@ -17314,7 +18628,23 @@
         <w:t>Suppression</w:t>
       </w:r>
       <w:r>
-        <w:t xml:space="preserve"> d’éléments dans la liste principale sans en parler au Product Owner ce qui n’a pas validé cette storie dans le sprit 2 mais j’ai corrigé le tir pour la finir durant le sprint 3.</w:t>
+        <w:t xml:space="preserve"> d’éléments dans la liste principale sans en parler au Product Owner ce qui n’a pas validé cette </w:t>
+      </w:r>
+      <w:proofErr w:type="spellStart"/>
+      <w:r>
+        <w:t>storie</w:t>
+      </w:r>
+      <w:proofErr w:type="spellEnd"/>
+      <w:r>
+        <w:t xml:space="preserve"> dans le </w:t>
+      </w:r>
+      <w:proofErr w:type="spellStart"/>
+      <w:r>
+        <w:t>sprit</w:t>
+      </w:r>
+      <w:proofErr w:type="spellEnd"/>
+      <w:r>
+        <w:t xml:space="preserve"> 2 mais j’ai corrigé le tir pour la finir durant le sprint 3.</w:t>
       </w:r>
     </w:p>
     <w:p/>
@@ -17430,13 +18760,7 @@
         <w:t>à la liste</w:t>
       </w:r>
       <w:r>
-        <w:t xml:space="preserve"> en introduisant le </w:t>
-      </w:r>
-      <w:r>
-        <w:t>adresse/chemin/</w:t>
-      </w:r>
-      <w:r>
-        <w:t>nom du fichier et son type via une liste déroulante</w:t>
+        <w:t xml:space="preserve"> en introduisant le adresse/chemin/nom du fichier et son type via une liste déroulante</w:t>
       </w:r>
       <w:r>
         <w:t>.</w:t>
@@ -17455,11 +18779,11 @@
           <w:iCs/>
         </w:rPr>
       </w:pPr>
-      <w:bookmarkStart w:id="52" w:name="_Toc25553321"/>
-      <w:bookmarkStart w:id="53" w:name="_Toc71691025"/>
-      <w:bookmarkStart w:id="54" w:name="_Toc192669337"/>
-      <w:bookmarkEnd w:id="43"/>
-      <w:bookmarkEnd w:id="44"/>
+      <w:bookmarkStart w:id="62" w:name="_Toc25553321"/>
+      <w:bookmarkStart w:id="63" w:name="_Toc71691025"/>
+      <w:bookmarkStart w:id="64" w:name="_Toc192686678"/>
+      <w:bookmarkEnd w:id="53"/>
+      <w:bookmarkEnd w:id="54"/>
       <w:r>
         <w:rPr>
           <w:i w:val="0"/>
@@ -17467,7 +18791,7 @@
         </w:rPr>
         <w:t>Mise en place de l’environnement de travail</w:t>
       </w:r>
-      <w:bookmarkEnd w:id="54"/>
+      <w:bookmarkEnd w:id="64"/>
     </w:p>
     <w:p/>
     <w:p>
@@ -17481,6 +18805,7 @@
         <w:rPr>
           <w:u w:val="single"/>
         </w:rPr>
+        <w:lastRenderedPageBreak/>
         <w:t>Version des logiciels :</w:t>
       </w:r>
     </w:p>
@@ -17510,8 +18835,13 @@
           <w:numId w:val="19"/>
         </w:numPr>
       </w:pPr>
-      <w:r>
-        <w:t>.Net 8.0</w:t>
+      <w:proofErr w:type="gramStart"/>
+      <w:r>
+        <w:t>.Net</w:t>
+      </w:r>
+      <w:proofErr w:type="gramEnd"/>
+      <w:r>
+        <w:t xml:space="preserve"> 8.0</w:t>
       </w:r>
     </w:p>
     <w:p>
@@ -17531,7 +18861,6 @@
         <w:rPr>
           <w:u w:val="single"/>
         </w:rPr>
-        <w:lastRenderedPageBreak/>
         <w:t>Fichiers :</w:t>
       </w:r>
     </w:p>
@@ -17543,9 +18872,11 @@
           <w:numId w:val="19"/>
         </w:numPr>
       </w:pPr>
+      <w:proofErr w:type="spellStart"/>
       <w:r>
         <w:t>RessourcesConfig.json</w:t>
       </w:r>
+      <w:proofErr w:type="spellEnd"/>
     </w:p>
     <w:p>
       <w:pPr>
@@ -17572,9 +18903,11 @@
           <w:numId w:val="19"/>
         </w:numPr>
       </w:pPr>
+      <w:proofErr w:type="spellStart"/>
       <w:r>
         <w:t>RessourcesConfig_SubList.json</w:t>
       </w:r>
+      <w:proofErr w:type="spellEnd"/>
     </w:p>
     <w:p>
       <w:pPr>
@@ -17690,7 +19023,15 @@
         <w:ind w:left="1440"/>
       </w:pPr>
       <w:r>
-        <w:t xml:space="preserve">Pour avoir une connexion internet sur ce réseau (ce qui est requis) il faut chaque jour entrer un token sur un portail captif qui s’ouvre automatiquement quand vous essayez de vous rendre sur un site web (pour moi ça ne </w:t>
+        <w:t xml:space="preserve">Pour avoir une connexion internet sur ce réseau (ce qui est requis) il faut chaque jour entrer un </w:t>
+      </w:r>
+      <w:proofErr w:type="spellStart"/>
+      <w:r>
+        <w:t>token</w:t>
+      </w:r>
+      <w:proofErr w:type="spellEnd"/>
+      <w:r>
+        <w:t xml:space="preserve"> sur un portail captif qui s’ouvre automatiquement quand vous essayez de vous rendre sur un site web (pour moi ça ne </w:t>
       </w:r>
       <w:r>
         <w:t>marchait</w:t>
@@ -17806,7 +19147,15 @@
         <w:ind w:left="1410"/>
       </w:pPr>
       <w:r>
-        <w:t>Il faut que les fichiers json soi</w:t>
+        <w:t xml:space="preserve">Il faut que les fichiers </w:t>
+      </w:r>
+      <w:proofErr w:type="spellStart"/>
+      <w:r>
+        <w:t>json</w:t>
+      </w:r>
+      <w:proofErr w:type="spellEnd"/>
+      <w:r>
+        <w:t xml:space="preserve"> soi</w:t>
       </w:r>
       <w:r>
         <w:t>en</w:t>
@@ -17849,7 +19198,7 @@
           <w:iCs/>
         </w:rPr>
       </w:pPr>
-      <w:bookmarkStart w:id="55" w:name="_Toc192669338"/>
+      <w:bookmarkStart w:id="65" w:name="_Toc192686679"/>
       <w:r>
         <w:rPr>
           <w:i w:val="0"/>
@@ -17857,7 +19206,7 @@
         </w:rPr>
         <w:t>Mise en place de l’environnement de test</w:t>
       </w:r>
-      <w:bookmarkEnd w:id="55"/>
+      <w:bookmarkEnd w:id="65"/>
     </w:p>
     <w:p/>
     <w:p>
@@ -17894,8 +19243,13 @@
           <w:numId w:val="19"/>
         </w:numPr>
       </w:pPr>
-      <w:r>
-        <w:t>.Net 8.0</w:t>
+      <w:proofErr w:type="gramStart"/>
+      <w:r>
+        <w:t>.Net</w:t>
+      </w:r>
+      <w:proofErr w:type="gramEnd"/>
+      <w:r>
+        <w:t xml:space="preserve"> 8.0</w:t>
       </w:r>
     </w:p>
     <w:p>
@@ -17914,15 +19268,18 @@
           <w:numId w:val="19"/>
         </w:numPr>
       </w:pPr>
+      <w:proofErr w:type="spellStart"/>
       <w:r>
         <w:t>RessourcesConfig.json</w:t>
       </w:r>
+      <w:proofErr w:type="spellEnd"/>
     </w:p>
     <w:p>
       <w:pPr>
         <w:ind w:left="2124"/>
       </w:pPr>
       <w:r>
+        <w:lastRenderedPageBreak/>
         <w:t>Fichier du coté prof, il sert à enregistrer la liste principale des ressources bannies</w:t>
       </w:r>
       <w:r>
@@ -17937,16 +19294,17 @@
           <w:numId w:val="19"/>
         </w:numPr>
       </w:pPr>
+      <w:proofErr w:type="spellStart"/>
       <w:r>
         <w:t>RessourcesConfig_SubList.json</w:t>
       </w:r>
+      <w:proofErr w:type="spellEnd"/>
     </w:p>
     <w:p>
       <w:pPr>
         <w:ind w:left="2124"/>
       </w:pPr>
       <w:r>
-        <w:lastRenderedPageBreak/>
         <w:t>Fichier du coté prof, il sert à enregistrer les liste secondaires des ressources bannies</w:t>
       </w:r>
       <w:r>
@@ -18047,7 +19405,15 @@
         <w:ind w:left="1440"/>
       </w:pPr>
       <w:r>
-        <w:t>Pour avoir une connexion internet sur ce réseau (ce qui est requis) il faut chaque jour entrer un token sur un portail captif qui s’ouvre automatiquement quand vous essayez de vous rendre sur un site web (pour moi ça ne marchait pas bien avec brave, tout allait bien avec chrome en revanche).</w:t>
+        <w:t xml:space="preserve">Pour avoir une connexion internet sur ce réseau (ce qui est requis) il faut chaque jour entrer un </w:t>
+      </w:r>
+      <w:proofErr w:type="spellStart"/>
+      <w:r>
+        <w:t>token</w:t>
+      </w:r>
+      <w:proofErr w:type="spellEnd"/>
+      <w:r>
+        <w:t xml:space="preserve"> sur un portail captif qui s’ouvre automatiquement quand vous essayez de vous rendre sur un site web (pour moi ça ne marchait pas bien avec brave, tout allait bien avec chrome en revanche).</w:t>
       </w:r>
     </w:p>
     <w:p/>
@@ -18121,7 +19487,15 @@
         <w:ind w:left="1410"/>
       </w:pPr>
       <w:r>
-        <w:t>Il faut que les fichiers json soient à côté de l’exécutable (dans le dossier debug pour le dev) voir (</w:t>
+        <w:t xml:space="preserve">Il faut que les fichiers </w:t>
+      </w:r>
+      <w:proofErr w:type="spellStart"/>
+      <w:r>
+        <w:t>json</w:t>
+      </w:r>
+      <w:proofErr w:type="spellEnd"/>
+      <w:r>
+        <w:t xml:space="preserve"> soient à côté de l’exécutable (dans le dossier debug pour le dev) voir (</w:t>
       </w:r>
       <w:r>
         <w:rPr>
@@ -18150,7 +19524,7 @@
           <w:iCs/>
         </w:rPr>
       </w:pPr>
-      <w:bookmarkStart w:id="56" w:name="_Toc192669339"/>
+      <w:bookmarkStart w:id="66" w:name="_Toc192686680"/>
       <w:r>
         <w:rPr>
           <w:i w:val="0"/>
@@ -18158,7 +19532,7 @@
         </w:rPr>
         <w:t>Déploiement du produit</w:t>
       </w:r>
-      <w:bookmarkEnd w:id="56"/>
+      <w:bookmarkEnd w:id="66"/>
     </w:p>
     <w:p/>
     <w:p>
@@ -18195,8 +19569,13 @@
           <w:numId w:val="19"/>
         </w:numPr>
       </w:pPr>
-      <w:r>
-        <w:t>.Net 8.0</w:t>
+      <w:proofErr w:type="gramStart"/>
+      <w:r>
+        <w:t>.Net</w:t>
+      </w:r>
+      <w:proofErr w:type="gramEnd"/>
+      <w:r>
+        <w:t xml:space="preserve"> 8.0</w:t>
       </w:r>
     </w:p>
     <w:p>
@@ -18215,9 +19594,11 @@
           <w:numId w:val="19"/>
         </w:numPr>
       </w:pPr>
+      <w:proofErr w:type="spellStart"/>
       <w:r>
         <w:t>RessourcesConfig.json</w:t>
       </w:r>
+      <w:proofErr w:type="spellEnd"/>
     </w:p>
     <w:p>
       <w:pPr>
@@ -18238,9 +19619,11 @@
           <w:numId w:val="19"/>
         </w:numPr>
       </w:pPr>
+      <w:proofErr w:type="spellStart"/>
       <w:r>
         <w:t>RessourcesConfig_SubList.json</w:t>
       </w:r>
+      <w:proofErr w:type="spellEnd"/>
     </w:p>
     <w:p>
       <w:pPr>
@@ -18275,11 +19658,7 @@
         <w:ind w:left="1416"/>
       </w:pPr>
       <w:r>
-        <w:t xml:space="preserve">Les postes élèves sont les pcs d’une ou plusieurs classes, ils ont tous la partie élève de ShadowScan qui tourne comme service. Ils sont tous </w:t>
-      </w:r>
-      <w:r>
-        <w:lastRenderedPageBreak/>
-        <w:t>connectés au même réseau, c’est un réseau auquel le prof peut également se connecter. Son port 55052 est ouvert et le service tourne</w:t>
+        <w:t>Les postes élèves sont les pcs d’une ou plusieurs classes, ils ont tous la partie élève de ShadowScan qui tourne comme service. Ils sont tous connectés au même réseau, c’est un réseau auquel le prof peut également se connecter. Son port 55052 est ouvert et le service tourne</w:t>
       </w:r>
       <w:r>
         <w:t xml:space="preserve"> en mode administrateur.</w:t>
@@ -18293,7 +19672,15 @@
         <w:t>Le poste du prof est un portable</w:t>
       </w:r>
       <w:r>
-        <w:t>, sur se poste on va exécuter la partie prof de ShadowScan. Le port 55052 est ouvert</w:t>
+        <w:t xml:space="preserve">, sur </w:t>
+      </w:r>
+      <w:proofErr w:type="spellStart"/>
+      <w:r>
+        <w:t>se</w:t>
+      </w:r>
+      <w:proofErr w:type="spellEnd"/>
+      <w:r>
+        <w:t xml:space="preserve"> poste on va exécuter la partie prof de ShadowScan. Le port 55052 est ouvert</w:t>
       </w:r>
       <w:r>
         <w:t>. Il est sur le même réseau que les machines (ou faire en sorte qu’il puisse pinger les postes élèves).</w:t>
@@ -18414,7 +19801,15 @@
         <w:ind w:left="1410"/>
       </w:pPr>
       <w:r>
-        <w:t>Il faut que les fichiers json soient à côté de l’exécutable</w:t>
+        <w:t xml:space="preserve">Il faut que les fichiers </w:t>
+      </w:r>
+      <w:proofErr w:type="spellStart"/>
+      <w:r>
+        <w:t>json</w:t>
+      </w:r>
+      <w:proofErr w:type="spellEnd"/>
+      <w:r>
+        <w:t xml:space="preserve"> soient à côté de l’exécutable</w:t>
       </w:r>
       <w:r>
         <w:t xml:space="preserve"> </w:t>
@@ -18458,7 +19853,7 @@
           <w:iCs/>
         </w:rPr>
       </w:pPr>
-      <w:bookmarkStart w:id="57" w:name="_Toc192669340"/>
+      <w:bookmarkStart w:id="67" w:name="_Toc192686681"/>
       <w:r>
         <w:rPr>
           <w:i w:val="0"/>
@@ -18466,7 +19861,7 @@
         </w:rPr>
         <w:t>Description des test</w:t>
       </w:r>
-      <w:bookmarkEnd w:id="52"/>
+      <w:bookmarkEnd w:id="62"/>
       <w:r>
         <w:rPr>
           <w:i w:val="0"/>
@@ -18474,8 +19869,8 @@
         </w:rPr>
         <w:t>s effectués</w:t>
       </w:r>
-      <w:bookmarkEnd w:id="53"/>
-      <w:bookmarkEnd w:id="57"/>
+      <w:bookmarkEnd w:id="63"/>
+      <w:bookmarkEnd w:id="67"/>
     </w:p>
     <w:p>
       <w:pPr>
@@ -18500,8 +19895,17 @@
           <w:i/>
           <w:strike/>
         </w:rPr>
-        <w:t>Pour chaque partie testée de votre projet, il faut décrire:</w:t>
-      </w:r>
+        <w:t xml:space="preserve">Pour chaque partie testée de votre projet, il faut </w:t>
+      </w:r>
+      <w:proofErr w:type="gramStart"/>
+      <w:r>
+        <w:rPr>
+          <w:i/>
+          <w:strike/>
+        </w:rPr>
+        <w:t>décrire:</w:t>
+      </w:r>
+      <w:proofErr w:type="gramEnd"/>
     </w:p>
     <w:p>
       <w:pPr>
@@ -18525,12 +19929,21 @@
           <w:strike/>
         </w:rPr>
       </w:pPr>
+      <w:proofErr w:type="gramStart"/>
       <w:r>
         <w:rPr>
           <w:i/>
           <w:strike/>
         </w:rPr>
-        <w:t>les conditions exactes de chaque test</w:t>
+        <w:t>les</w:t>
+      </w:r>
+      <w:proofErr w:type="gramEnd"/>
+      <w:r>
+        <w:rPr>
+          <w:i/>
+          <w:strike/>
+        </w:rPr>
+        <w:t xml:space="preserve"> conditions exactes de chaque test</w:t>
       </w:r>
     </w:p>
     <w:p>
@@ -18544,12 +19957,21 @@
           <w:strike/>
         </w:rPr>
       </w:pPr>
+      <w:proofErr w:type="gramStart"/>
       <w:r>
         <w:rPr>
           <w:i/>
           <w:strike/>
         </w:rPr>
-        <w:t>les preuves de test (papier ou fichier)</w:t>
+        <w:t>les</w:t>
+      </w:r>
+      <w:proofErr w:type="gramEnd"/>
+      <w:r>
+        <w:rPr>
+          <w:i/>
+          <w:strike/>
+        </w:rPr>
+        <w:t xml:space="preserve"> preuves de test (papier ou fichier)</w:t>
       </w:r>
     </w:p>
     <w:p>
@@ -18563,12 +19985,21 @@
           <w:strike/>
         </w:rPr>
       </w:pPr>
+      <w:proofErr w:type="gramStart"/>
       <w:r>
         <w:rPr>
           <w:i/>
           <w:strike/>
         </w:rPr>
-        <w:t xml:space="preserve">tests sans preuve: fournir au moins une description </w:t>
+        <w:t>tests</w:t>
+      </w:r>
+      <w:proofErr w:type="gramEnd"/>
+      <w:r>
+        <w:rPr>
+          <w:i/>
+          <w:strike/>
+        </w:rPr>
+        <w:t xml:space="preserve"> sans preuve: fournir au moins une description </w:t>
       </w:r>
     </w:p>
     <w:p>
@@ -18604,6 +20035,7 @@
         </w:rPr>
         <w:t>Reprendre les tests d’acceptance d’IceScrum au moyen de la feuille ad hoc d’</w:t>
       </w:r>
+      <w:proofErr w:type="spellStart"/>
       <w:r>
         <w:rPr>
           <w:b/>
@@ -18614,6 +20046,7 @@
         </w:rPr>
         <w:t>IceTools</w:t>
       </w:r>
+      <w:proofErr w:type="spellEnd"/>
     </w:p>
     <w:p>
       <w:pPr>
@@ -18623,10 +20056,10 @@
           <w:iCs/>
         </w:rPr>
       </w:pPr>
-      <w:bookmarkStart w:id="58" w:name="_Toc185663471"/>
-      <w:bookmarkStart w:id="59" w:name="_Toc25553326"/>
-      <w:bookmarkStart w:id="60" w:name="_Toc71691029"/>
-      <w:bookmarkStart w:id="61" w:name="_Toc192669341"/>
+      <w:bookmarkStart w:id="68" w:name="_Toc185663471"/>
+      <w:bookmarkStart w:id="69" w:name="_Toc25553326"/>
+      <w:bookmarkStart w:id="70" w:name="_Toc71691029"/>
+      <w:bookmarkStart w:id="71" w:name="_Toc192686682"/>
       <w:r>
         <w:rPr>
           <w:i w:val="0"/>
@@ -18634,8 +20067,8 @@
         </w:rPr>
         <w:t>Bilan</w:t>
       </w:r>
-      <w:bookmarkEnd w:id="58"/>
-      <w:bookmarkEnd w:id="61"/>
+      <w:bookmarkEnd w:id="68"/>
+      <w:bookmarkEnd w:id="71"/>
     </w:p>
     <w:p>
       <w:pPr>
@@ -18644,19 +20077,19 @@
           <w:i/>
         </w:rPr>
       </w:pPr>
-      <w:bookmarkStart w:id="62" w:name="_Toc25553323"/>
+      <w:bookmarkStart w:id="72" w:name="_Toc25553323"/>
     </w:p>
     <w:p>
       <w:pPr>
         <w:pStyle w:val="Titre3"/>
       </w:pPr>
-      <w:bookmarkStart w:id="63" w:name="_Toc185663472"/>
-      <w:bookmarkStart w:id="64" w:name="_Toc192669342"/>
+      <w:bookmarkStart w:id="73" w:name="_Toc185663472"/>
+      <w:bookmarkStart w:id="74" w:name="_Toc192686683"/>
       <w:r>
         <w:t>Erreurs restantes</w:t>
       </w:r>
-      <w:bookmarkEnd w:id="63"/>
-      <w:bookmarkEnd w:id="64"/>
+      <w:bookmarkEnd w:id="73"/>
+      <w:bookmarkEnd w:id="74"/>
     </w:p>
     <w:p>
       <w:pPr>
@@ -18715,7 +20148,7 @@
         </w:rPr>
         <w:t>Conséquences sur l'utilisation du produit</w:t>
       </w:r>
-      <w:bookmarkEnd w:id="62"/>
+      <w:bookmarkEnd w:id="72"/>
     </w:p>
     <w:p>
       <w:pPr>
@@ -18745,13 +20178,13 @@
       <w:pPr>
         <w:pStyle w:val="Titre3"/>
       </w:pPr>
-      <w:bookmarkStart w:id="65" w:name="_Toc185663473"/>
-      <w:bookmarkStart w:id="66" w:name="_Toc192669343"/>
+      <w:bookmarkStart w:id="75" w:name="_Toc185663473"/>
+      <w:bookmarkStart w:id="76" w:name="_Toc192686684"/>
       <w:r>
         <w:t>Stories</w:t>
       </w:r>
-      <w:bookmarkEnd w:id="65"/>
-      <w:bookmarkEnd w:id="66"/>
+      <w:bookmarkEnd w:id="75"/>
+      <w:bookmarkEnd w:id="76"/>
     </w:p>
     <w:p>
       <w:pPr>
@@ -18778,6 +20211,7 @@
           <w:iCs/>
           <w:color w:val="FF0000"/>
         </w:rPr>
+        <w:lastRenderedPageBreak/>
         <w:t>Ce qu’on pensait faire vs ce qu’on a fait</w:t>
       </w:r>
     </w:p>
@@ -18794,13 +20228,13 @@
       <w:pPr>
         <w:pStyle w:val="Titre3"/>
       </w:pPr>
-      <w:bookmarkStart w:id="67" w:name="_Toc185663474"/>
-      <w:bookmarkStart w:id="68" w:name="_Toc192669344"/>
+      <w:bookmarkStart w:id="77" w:name="_Toc185663474"/>
+      <w:bookmarkStart w:id="78" w:name="_Toc192686685"/>
       <w:r>
         <w:t>Dette technique</w:t>
       </w:r>
-      <w:bookmarkEnd w:id="67"/>
-      <w:bookmarkEnd w:id="68"/>
+      <w:bookmarkEnd w:id="77"/>
+      <w:bookmarkEnd w:id="78"/>
       <w:r>
         <w:t xml:space="preserve"> </w:t>
       </w:r>
@@ -18812,16 +20246,24 @@
           <w:u w:val="single"/>
         </w:rPr>
       </w:pPr>
+      <w:proofErr w:type="spellStart"/>
       <w:r>
         <w:rPr>
           <w:u w:val="single"/>
         </w:rPr>
-        <w:t>TextBox s’affichant mal</w:t>
-      </w:r>
+        <w:t>TextBox</w:t>
+      </w:r>
+      <w:proofErr w:type="spellEnd"/>
       <w:r>
         <w:rPr>
           <w:u w:val="single"/>
         </w:rPr>
+        <w:t xml:space="preserve"> s’affichant mal</w:t>
+      </w:r>
+      <w:r>
+        <w:rPr>
+          <w:u w:val="single"/>
+        </w:rPr>
         <w:t> :</w:t>
       </w:r>
     </w:p>
@@ -18831,7 +20273,15 @@
         <w:keepNext/>
       </w:pPr>
       <w:r>
-        <w:t xml:space="preserve">Les textboxes de la sous liste des ressources bannies ne font pas la même taille que celles de la liste principale. J’ai essayé de régler ce problème mais après trop de temp perdu j’ai choisi de mettre un //TODO et de passer à la suite. </w:t>
+        <w:t xml:space="preserve">Les </w:t>
+      </w:r>
+      <w:proofErr w:type="spellStart"/>
+      <w:r>
+        <w:t>textboxes</w:t>
+      </w:r>
+      <w:proofErr w:type="spellEnd"/>
+      <w:r>
+        <w:t xml:space="preserve"> de la sous liste des ressources bannies ne font pas la même taille que celles de la liste principale. J’ai essayé de régler ce problème mais après trop de temp perdu j’ai choisi de mettre un //TODO et de passer à la suite. </w:t>
       </w:r>
       <w:r>
         <w:rPr>
@@ -18938,7 +20388,7 @@
           <w:noProof/>
           <w:color w:val="FF0000"/>
         </w:rPr>
-        <w:t>4</w:t>
+        <w:t>14</w:t>
       </w:r>
       <w:r>
         <w:rPr>
@@ -18953,7 +20403,7 @@
       <w:r>
         <w:t xml:space="preserve"> </w:t>
       </w:r>
-      <w:bookmarkStart w:id="69" w:name="_Toc192670403"/>
+      <w:bookmarkStart w:id="79" w:name="_Toc192686646"/>
       <w:r>
         <w:t xml:space="preserve">3.8.3 </w:t>
       </w:r>
@@ -18961,9 +20411,14 @@
         <w:t>bugs</w:t>
       </w:r>
       <w:r>
-        <w:t xml:space="preserve"> taille texbox</w:t>
-      </w:r>
-      <w:bookmarkEnd w:id="69"/>
+        <w:t xml:space="preserve"> taille </w:t>
+      </w:r>
+      <w:proofErr w:type="spellStart"/>
+      <w:r>
+        <w:t>texbox</w:t>
+      </w:r>
+      <w:bookmarkEnd w:id="79"/>
+      <w:proofErr w:type="spellEnd"/>
     </w:p>
     <w:p>
       <w:pPr>
@@ -18982,8 +20437,8 @@
           <w:iCs/>
         </w:rPr>
       </w:pPr>
-      <w:bookmarkStart w:id="70" w:name="_Toc185663475"/>
-      <w:bookmarkStart w:id="71" w:name="_Toc192669345"/>
+      <w:bookmarkStart w:id="80" w:name="_Toc185663475"/>
+      <w:bookmarkStart w:id="81" w:name="_Toc192686686"/>
       <w:r>
         <w:rPr>
           <w:i w:val="0"/>
@@ -18991,12 +20446,12 @@
         </w:rPr>
         <w:t>Recours à l’intelligence artificielle</w:t>
       </w:r>
-      <w:bookmarkEnd w:id="70"/>
-      <w:bookmarkEnd w:id="71"/>
+      <w:bookmarkEnd w:id="80"/>
+      <w:bookmarkEnd w:id="81"/>
     </w:p>
     <w:p/>
     <w:p>
-      <w:bookmarkStart w:id="72" w:name="_Hlk192668105"/>
+      <w:bookmarkStart w:id="82" w:name="_Hlk192668105"/>
       <w:r>
         <w:t xml:space="preserve">J’ai utilisé </w:t>
       </w:r>
@@ -19017,8 +20472,13 @@
       </w:r>
     </w:p>
     <w:p>
-      <w:r>
-        <w:t xml:space="preserve">ChatGPT et Leo AI. Leo AI est </w:t>
+      <w:proofErr w:type="spellStart"/>
+      <w:r>
+        <w:t>ChatGPT</w:t>
+      </w:r>
+      <w:proofErr w:type="spellEnd"/>
+      <w:r>
+        <w:t xml:space="preserve"> et Leo AI. Leo AI est </w:t>
       </w:r>
       <w:r>
         <w:t>l’IA</w:t>
@@ -19041,46 +20501,51 @@
         <w:t>Quand on effectue une recherche sur brave (</w:t>
       </w:r>
       <w:r>
-        <w:t xml:space="preserve">le </w:t>
-      </w:r>
-      <w:r>
-        <w:t>moteur</w:t>
+        <w:t>le moteur</w:t>
       </w:r>
       <w:r>
         <w:t>)</w:t>
       </w:r>
       <w:r>
-        <w:t xml:space="preserve"> sur le code en tout cas, en haut de la page, avant les sites web il y a Leo AI qui nous propose une réponse à </w:t>
+        <w:t xml:space="preserve"> sur le code en tout cas, en haut de la page, avant les sites web il y a Leo AI qui nous propose une réponse à notre recherche. </w:t>
+      </w:r>
+      <w:r>
+        <w:t xml:space="preserve">Pour des informations simples et pas trop poussée, ça suffit et dans ce cas je l’ai utilisé certaine fois. Mais dans le cadre d’une recherche plus précise, c’est moins intéressant et les réponses sont parfois fausse ou datée. En résumé, j’ai utilisé Leo AI de temps en temp pour </w:t>
+      </w:r>
+      <w:r>
+        <w:t>des recherches plutôt simples</w:t>
+      </w:r>
+      <w:r>
+        <w:t xml:space="preserve"> car il donne une réponse rapide mais pour </w:t>
+      </w:r>
+      <w:r>
+        <w:t>des choses plus avancés</w:t>
+      </w:r>
+      <w:r>
+        <w:t xml:space="preserve"> je passais par les sites directement.</w:t>
+      </w:r>
+    </w:p>
+    <w:p>
+      <w:r>
+        <w:t xml:space="preserve">J’ai également utilisé </w:t>
+      </w:r>
+      <w:proofErr w:type="spellStart"/>
+      <w:r>
+        <w:t>ChatGPT</w:t>
+      </w:r>
+      <w:proofErr w:type="spellEnd"/>
+      <w:r>
+        <w:t xml:space="preserve">. Je l’ai sollicité principalement pour des questions sur gRPC. Ou il a été le plus utile c’est sur le debug car j’avais </w:t>
+      </w:r>
+      <w:r>
+        <w:t>effectué</w:t>
+      </w:r>
+      <w:r>
+        <w:t xml:space="preserve"> des recherches sur le fonctionnement mais pour les petits bug et erreurs cachée j’avais beaucoup </w:t>
       </w:r>
       <w:r>
         <w:lastRenderedPageBreak/>
-        <w:t xml:space="preserve">notre recherche. </w:t>
-      </w:r>
-      <w:r>
-        <w:t xml:space="preserve">Pour des informations simples et pas trop poussée, ça suffit et dans ce cas je l’ai utilisé certaine fois. Mais dans le cadre d’une recherche plus précise, c’est moins intéressant et les réponses sont parfois fausse ou datée. En résumé, j’ai utilisé Leo AI de temps en temp pour </w:t>
-      </w:r>
-      <w:r>
-        <w:t>des recherches plutôt simples</w:t>
-      </w:r>
-      <w:r>
-        <w:t xml:space="preserve"> car il donne une réponse rapide mais pour </w:t>
-      </w:r>
-      <w:r>
-        <w:t>des choses plus avancés</w:t>
-      </w:r>
-      <w:r>
-        <w:t xml:space="preserve"> je passais par les sites directement.</w:t>
-      </w:r>
-    </w:p>
-    <w:p>
-      <w:r>
-        <w:t xml:space="preserve">J’ai également utilisé ChatGPT. Je l’ai sollicité principalement pour des questions sur gRPC. Ou il a été le plus utile c’est sur le debug car j’avais </w:t>
-      </w:r>
-      <w:r>
-        <w:t>effectué</w:t>
-      </w:r>
-      <w:r>
-        <w:t xml:space="preserve"> des recherches sur le fonctionnement mais pour les petits bug et erreurs cachée j’avais beaucoup moins de connaissances.</w:t>
+        <w:t>moins de connaissances.</w:t>
       </w:r>
       <w:r>
         <w:t xml:space="preserve"> La chose dont j’ai eu le plus besoins c’était un problème avec la version du Protocol HTTP</w:t>
@@ -19095,10 +20560,42 @@
         <w:t>Il m’a bien aidé mais comme toujours, quand ça devient complexe il a beaucoup plus de peine.</w:t>
       </w:r>
       <w:r>
-        <w:t xml:space="preserve"> ChatGPT m’a aussi servi à générer le petit fantôme du logo, je l’ai modifié et ajouter à une icone trouvée sur Flation.</w:t>
-      </w:r>
-    </w:p>
-    <w:bookmarkEnd w:id="72"/>
+        <w:t xml:space="preserve"> </w:t>
+      </w:r>
+      <w:proofErr w:type="spellStart"/>
+      <w:r>
+        <w:t>ChatGPT</w:t>
+      </w:r>
+      <w:proofErr w:type="spellEnd"/>
+      <w:r>
+        <w:t xml:space="preserve"> m’a aussi servi à générer le petit fantôme du logo, je l’ai modifié et </w:t>
+      </w:r>
+      <w:proofErr w:type="gramStart"/>
+      <w:r>
+        <w:t>ajouter</w:t>
+      </w:r>
+      <w:proofErr w:type="gramEnd"/>
+      <w:r>
+        <w:t xml:space="preserve"> à une </w:t>
+      </w:r>
+      <w:proofErr w:type="spellStart"/>
+      <w:r>
+        <w:t>icone</w:t>
+      </w:r>
+      <w:proofErr w:type="spellEnd"/>
+      <w:r>
+        <w:t xml:space="preserve"> trouvée sur </w:t>
+      </w:r>
+      <w:proofErr w:type="spellStart"/>
+      <w:r>
+        <w:t>Flation</w:t>
+      </w:r>
+      <w:proofErr w:type="spellEnd"/>
+      <w:r>
+        <w:t>.</w:t>
+      </w:r>
+    </w:p>
+    <w:bookmarkEnd w:id="82"/>
     <w:p>
       <w:pPr>
         <w:pStyle w:val="En-tte"/>
@@ -19116,7 +20613,7 @@
           <w:iCs/>
         </w:rPr>
       </w:pPr>
-      <w:bookmarkStart w:id="73" w:name="_Toc192669346"/>
+      <w:bookmarkStart w:id="83" w:name="_Toc192686687"/>
       <w:r>
         <w:rPr>
           <w:i w:val="0"/>
@@ -19124,7 +20621,7 @@
         </w:rPr>
         <w:t>Liste des documents</w:t>
       </w:r>
-      <w:bookmarkEnd w:id="59"/>
+      <w:bookmarkEnd w:id="69"/>
       <w:r>
         <w:rPr>
           <w:i w:val="0"/>
@@ -19132,8 +20629,8 @@
         </w:rPr>
         <w:t xml:space="preserve"> fournis</w:t>
       </w:r>
-      <w:bookmarkEnd w:id="60"/>
-      <w:bookmarkEnd w:id="73"/>
+      <w:bookmarkEnd w:id="70"/>
+      <w:bookmarkEnd w:id="83"/>
     </w:p>
     <w:p>
       <w:pPr>
@@ -19187,12 +20684,21 @@
           <w:i/>
         </w:rPr>
       </w:pPr>
+      <w:proofErr w:type="gramStart"/>
       <w:r>
         <w:rPr>
           <w:rFonts w:cs="Arial"/>
           <w:i/>
         </w:rPr>
-        <w:t>le rapport de projet</w:t>
+        <w:t>le</w:t>
+      </w:r>
+      <w:proofErr w:type="gramEnd"/>
+      <w:r>
+        <w:rPr>
+          <w:rFonts w:cs="Arial"/>
+          <w:i/>
+        </w:rPr>
+        <w:t xml:space="preserve"> rapport de projet</w:t>
       </w:r>
     </w:p>
     <w:p>
@@ -19206,12 +20712,21 @@
           <w:i/>
         </w:rPr>
       </w:pPr>
+      <w:proofErr w:type="gramStart"/>
       <w:r>
         <w:rPr>
           <w:rFonts w:cs="Arial"/>
           <w:i/>
         </w:rPr>
-        <w:t>le manuel d'Installation (en annexe)</w:t>
+        <w:t>le</w:t>
+      </w:r>
+      <w:proofErr w:type="gramEnd"/>
+      <w:r>
+        <w:rPr>
+          <w:rFonts w:cs="Arial"/>
+          <w:i/>
+        </w:rPr>
+        <w:t xml:space="preserve"> manuel d'Installation (en annexe)</w:t>
       </w:r>
     </w:p>
     <w:p>
@@ -19225,12 +20740,21 @@
           <w:i/>
         </w:rPr>
       </w:pPr>
+      <w:proofErr w:type="gramStart"/>
       <w:r>
         <w:rPr>
           <w:rFonts w:cs="Arial"/>
           <w:i/>
         </w:rPr>
-        <w:t>le manuel d'Utilisation avec des exemples graphiques (en annexe)</w:t>
+        <w:t>le</w:t>
+      </w:r>
+      <w:proofErr w:type="gramEnd"/>
+      <w:r>
+        <w:rPr>
+          <w:rFonts w:cs="Arial"/>
+          <w:i/>
+        </w:rPr>
+        <w:t xml:space="preserve"> manuel d'Utilisation avec des exemples graphiques (en annexe)</w:t>
       </w:r>
     </w:p>
     <w:p>
@@ -19244,12 +20768,21 @@
           <w:i/>
         </w:rPr>
       </w:pPr>
+      <w:proofErr w:type="gramStart"/>
       <w:r>
         <w:rPr>
           <w:rFonts w:cs="Arial"/>
           <w:i/>
         </w:rPr>
-        <w:t>autres…</w:t>
+        <w:t>autres</w:t>
+      </w:r>
+      <w:proofErr w:type="gramEnd"/>
+      <w:r>
+        <w:rPr>
+          <w:rFonts w:cs="Arial"/>
+          <w:i/>
+        </w:rPr>
+        <w:t>…</w:t>
       </w:r>
     </w:p>
     <w:p>
@@ -19266,18 +20799,18 @@
           <w:tab w:val="num" w:pos="360"/>
         </w:tabs>
       </w:pPr>
-      <w:bookmarkStart w:id="74" w:name="_Toc25553328"/>
-      <w:bookmarkStart w:id="75" w:name="_Toc71703263"/>
-      <w:bookmarkStart w:id="76" w:name="_Toc192669347"/>
+      <w:bookmarkStart w:id="84" w:name="_Toc25553328"/>
+      <w:bookmarkStart w:id="85" w:name="_Toc71703263"/>
+      <w:bookmarkStart w:id="86" w:name="_Toc192686688"/>
       <w:r>
         <w:t>C</w:t>
       </w:r>
-      <w:bookmarkEnd w:id="74"/>
-      <w:bookmarkEnd w:id="75"/>
+      <w:bookmarkEnd w:id="84"/>
+      <w:bookmarkEnd w:id="85"/>
       <w:r>
         <w:t>onclusions</w:t>
       </w:r>
-      <w:bookmarkEnd w:id="76"/>
+      <w:bookmarkEnd w:id="86"/>
     </w:p>
     <w:p/>
     <w:p>
@@ -19339,7 +20872,15 @@
         <w:ind w:left="357"/>
       </w:pPr>
       <w:r>
-        <w:t>Le problème c’est que j’ai manqué de temp pour finir la transmission des informations via gRPC. C’est possible de s’annoncer au serveur et le heart beat est en place mais ça ne l’est pas possible de remonter les infractions bien que détectées et traitées du coté élève</w:t>
+        <w:t xml:space="preserve">Le problème c’est que j’ai manqué de temp pour finir la transmission des informations via gRPC. C’est possible de s’annoncer au serveur et le </w:t>
+      </w:r>
+      <w:proofErr w:type="spellStart"/>
+      <w:r>
+        <w:t>heart</w:t>
+      </w:r>
+      <w:proofErr w:type="spellEnd"/>
+      <w:r>
+        <w:t xml:space="preserve"> beat est en place mais ça ne l’est pas possible de remonter les infractions bien que détectées et traitées du coté élève</w:t>
       </w:r>
       <w:r>
         <w:t>.</w:t>
@@ -19357,7 +20898,15 @@
         <w:ind w:left="357"/>
       </w:pPr>
       <w:r>
-        <w:t>Personnellement j’ai beaucoup aimé se projet. J’ai eu l’occasion d’apprendre le fonctionnement de gRPC et ses base</w:t>
+        <w:t xml:space="preserve">Personnellement j’ai beaucoup aimé </w:t>
+      </w:r>
+      <w:proofErr w:type="spellStart"/>
+      <w:r>
+        <w:t>se</w:t>
+      </w:r>
+      <w:proofErr w:type="spellEnd"/>
+      <w:r>
+        <w:t xml:space="preserve"> projet. J’ai eu l’occasion d’apprendre le fonctionnement de gRPC et ses base</w:t>
       </w:r>
       <w:r>
         <w:t>s</w:t>
@@ -19393,11 +20942,7 @@
         <w:ind w:left="357"/>
       </w:pPr>
       <w:r>
-        <w:t xml:space="preserve">Je me suis aussi égaré du chemin durant les deux premiers sprints et j’ai ajouté des petites fonctionnalités qui n’apparaissaient pas dans les user stories et lors </w:t>
-      </w:r>
-      <w:r>
-        <w:lastRenderedPageBreak/>
-        <w:t>des sprints reviews avec le Product Owner on en a discuté et lors du troisième sprint ça allait mieux.</w:t>
+        <w:t>Je me suis aussi égaré du chemin durant les deux premiers sprints et j’ai ajouté des petites fonctionnalités qui n’apparaissaient pas dans les user stories et lors des sprints reviews avec le Product Owner on en a discuté et lors du troisième sprint ça allait mieux.</w:t>
       </w:r>
     </w:p>
     <w:p>
@@ -19406,7 +20951,15 @@
         <w:ind w:left="357"/>
       </w:pPr>
       <w:r>
-        <w:t>J’ai aussi eu de la peine au début à bien comprendre le fonctionnement des méthodes async que je n’avais jamais utilisées.</w:t>
+        <w:t xml:space="preserve">J’ai aussi eu de la peine au début à bien comprendre le fonctionnement des méthodes </w:t>
+      </w:r>
+      <w:proofErr w:type="spellStart"/>
+      <w:r>
+        <w:t>async</w:t>
+      </w:r>
+      <w:proofErr w:type="spellEnd"/>
+      <w:r>
+        <w:t xml:space="preserve"> que je n’avais jamais utilisées.</w:t>
       </w:r>
     </w:p>
     <w:p>
@@ -19439,7 +20992,35 @@
         <w:ind w:left="357"/>
       </w:pPr>
       <w:r>
-        <w:t>Par la suite je pense que quelque-chose comme un rapport général d’une session de scan (test) peut-être une chose concrète et intéressante. Sinon avoir la possibilité de partager les fichier json des listes plus facilement comme un site web tout simple ou un serveur centralisé ou on peut aller chercher des liste faites par d’autre prof pour avoir une base pour des champ tel que l’IA ou les forum tel que stack overflow.</w:t>
+        <w:t xml:space="preserve">Par la suite je pense que quelque-chose comme un rapport général d’une session de scan (test) peut-être une chose concrète et intéressante. Sinon avoir la </w:t>
+      </w:r>
+      <w:r>
+        <w:lastRenderedPageBreak/>
+        <w:t xml:space="preserve">possibilité de partager les fichier </w:t>
+      </w:r>
+      <w:proofErr w:type="spellStart"/>
+      <w:r>
+        <w:t>json</w:t>
+      </w:r>
+      <w:proofErr w:type="spellEnd"/>
+      <w:r>
+        <w:t xml:space="preserve"> des listes plus facilement comme un site web tout simple ou un serveur centralisé ou on peut aller chercher </w:t>
+      </w:r>
+      <w:proofErr w:type="gramStart"/>
+      <w:r>
+        <w:t>des liste</w:t>
+      </w:r>
+      <w:proofErr w:type="gramEnd"/>
+      <w:r>
+        <w:t xml:space="preserve"> faites par d’autre prof pour avoir une base pour des champ tel que l’IA ou les forum tel que stack </w:t>
+      </w:r>
+      <w:proofErr w:type="spellStart"/>
+      <w:r>
+        <w:t>overflow</w:t>
+      </w:r>
+      <w:proofErr w:type="spellEnd"/>
+      <w:r>
+        <w:t>.</w:t>
       </w:r>
     </w:p>
     <w:p>
@@ -19610,17 +21191,17 @@
           <w:tab w:val="num" w:pos="360"/>
         </w:tabs>
       </w:pPr>
-      <w:bookmarkStart w:id="77" w:name="_Toc71703264"/>
-      <w:bookmarkStart w:id="78" w:name="_Toc192669348"/>
+      <w:bookmarkStart w:id="87" w:name="_Toc71703264"/>
+      <w:bookmarkStart w:id="88" w:name="_Toc192686689"/>
       <w:r>
         <w:lastRenderedPageBreak/>
         <w:t>A</w:t>
       </w:r>
-      <w:bookmarkEnd w:id="77"/>
+      <w:bookmarkEnd w:id="87"/>
       <w:r>
         <w:t>nnexes</w:t>
       </w:r>
-      <w:bookmarkEnd w:id="78"/>
+      <w:bookmarkEnd w:id="88"/>
     </w:p>
     <w:p/>
     <w:p>
@@ -19631,7 +21212,7 @@
           <w:iCs/>
         </w:rPr>
       </w:pPr>
-      <w:bookmarkStart w:id="79" w:name="_Toc192669349"/>
+      <w:bookmarkStart w:id="89" w:name="_Toc192686690"/>
       <w:r>
         <w:rPr>
           <w:i w:val="0"/>
@@ -19639,7 +21220,7 @@
         </w:rPr>
         <w:t>Résumé du rapport du TPI / version succincte de la documentation</w:t>
       </w:r>
-      <w:bookmarkEnd w:id="79"/>
+      <w:bookmarkEnd w:id="89"/>
     </w:p>
     <w:p/>
     <w:p>
@@ -19650,8 +21231,8 @@
           <w:iCs/>
         </w:rPr>
       </w:pPr>
-      <w:bookmarkStart w:id="80" w:name="_Toc71703265"/>
-      <w:bookmarkStart w:id="81" w:name="_Toc192669350"/>
+      <w:bookmarkStart w:id="90" w:name="_Toc71703265"/>
+      <w:bookmarkStart w:id="91" w:name="_Toc192686691"/>
       <w:r>
         <w:rPr>
           <w:i w:val="0"/>
@@ -19659,8 +21240,8 @@
         </w:rPr>
         <w:t>Sources – Bibliographie</w:t>
       </w:r>
-      <w:bookmarkEnd w:id="80"/>
-      <w:bookmarkEnd w:id="81"/>
+      <w:bookmarkEnd w:id="90"/>
+      <w:bookmarkEnd w:id="91"/>
     </w:p>
     <w:p>
       <w:pPr>
@@ -19697,13 +21278,33 @@
         </w:rPr>
       </w:pPr>
       <w:hyperlink r:id="rId24" w:history="1">
+        <w:proofErr w:type="spellStart"/>
+        <w:proofErr w:type="gramStart"/>
         <w:r>
           <w:rPr>
             <w:rStyle w:val="Lienhypertexte"/>
             <w:iCs/>
             <w:lang w:val="en-US"/>
           </w:rPr>
-          <w:t>IAmTimCorey : Intro to gRPC in C# - How To Get Started</w:t>
+          <w:t>IAmTimCorey</w:t>
+        </w:r>
+        <w:proofErr w:type="spellEnd"/>
+        <w:r>
+          <w:rPr>
+            <w:rStyle w:val="Lienhypertexte"/>
+            <w:iCs/>
+            <w:lang w:val="en-US"/>
+          </w:rPr>
+          <w:t> :</w:t>
+        </w:r>
+        <w:proofErr w:type="gramEnd"/>
+        <w:r>
+          <w:rPr>
+            <w:rStyle w:val="Lienhypertexte"/>
+            <w:iCs/>
+            <w:lang w:val="en-US"/>
+          </w:rPr>
+          <w:t xml:space="preserve"> Intro to gRPC in C# - How To Get Started</w:t>
         </w:r>
       </w:hyperlink>
     </w:p>
@@ -19759,6 +21360,7 @@
         </w:rPr>
       </w:pPr>
       <w:hyperlink r:id="rId25" w:history="1">
+        <w:proofErr w:type="spellStart"/>
         <w:r>
           <w:rPr>
             <w:rStyle w:val="Lienhypertexte"/>
@@ -19767,6 +21369,7 @@
           </w:rPr>
           <w:t>Flaticon</w:t>
         </w:r>
+        <w:proofErr w:type="spellEnd"/>
       </w:hyperlink>
     </w:p>
     <w:p>
@@ -19786,12 +21389,21 @@
           <w:lang w:val="fr-CH"/>
         </w:rPr>
       </w:pPr>
+      <w:proofErr w:type="spellStart"/>
       <w:r>
         <w:rPr>
           <w:iCs/>
           <w:lang w:val="fr-CH"/>
         </w:rPr>
-        <w:t>ChatGPT (surtout avec la partie gRPC que je ne connaissais pas)</w:t>
+        <w:t>ChatGPT</w:t>
+      </w:r>
+      <w:proofErr w:type="spellEnd"/>
+      <w:r>
+        <w:rPr>
+          <w:iCs/>
+          <w:lang w:val="fr-CH"/>
+        </w:rPr>
+        <w:t xml:space="preserve"> (surtout avec la partie gRPC que je ne connaissais pas)</w:t>
       </w:r>
       <w:r>
         <w:rPr>
@@ -19821,6 +21433,7 @@
         </w:rPr>
       </w:pPr>
       <w:hyperlink r:id="rId26" w:history="1">
+        <w:proofErr w:type="spellStart"/>
         <w:r>
           <w:rPr>
             <w:rStyle w:val="Lienhypertexte"/>
@@ -19829,6 +21442,7 @@
           </w:rPr>
           <w:t>ChatGPT</w:t>
         </w:r>
+        <w:proofErr w:type="spellEnd"/>
       </w:hyperlink>
     </w:p>
     <w:p>
@@ -19853,8 +21467,17 @@
           <w:iCs/>
           <w:lang w:val="fr-CH"/>
         </w:rPr>
-        <w:t>Stack Overflow</w:t>
-      </w:r>
+        <w:t xml:space="preserve">Stack </w:t>
+      </w:r>
+      <w:proofErr w:type="spellStart"/>
+      <w:r>
+        <w:rPr>
+          <w:iCs/>
+          <w:lang w:val="fr-CH"/>
+        </w:rPr>
+        <w:t>Overflow</w:t>
+      </w:r>
+      <w:proofErr w:type="spellEnd"/>
       <w:r>
         <w:rPr>
           <w:iCs/>
@@ -19903,19 +21526,44 @@
           <w:lang w:val="fr-CH"/>
         </w:rPr>
       </w:pPr>
+      <w:proofErr w:type="spellStart"/>
       <w:r>
         <w:rPr>
           <w:iCs/>
           <w:lang w:val="fr-CH"/>
         </w:rPr>
-        <w:t>GeekforGeeks,</w:t>
-      </w:r>
+        <w:t>GeekforGeeks</w:t>
+      </w:r>
+      <w:proofErr w:type="spellEnd"/>
       <w:r>
         <w:rPr>
           <w:iCs/>
           <w:lang w:val="fr-CH"/>
         </w:rPr>
-        <w:t xml:space="preserve"> durant tout le projet mais bien moins utilisé que Stack Overflow :</w:t>
+        <w:t>,</w:t>
+      </w:r>
+      <w:r>
+        <w:rPr>
+          <w:iCs/>
+          <w:lang w:val="fr-CH"/>
+        </w:rPr>
+        <w:t xml:space="preserve"> durant tout le projet mais bien moins utilisé que Stack </w:t>
+      </w:r>
+      <w:proofErr w:type="spellStart"/>
+      <w:r>
+        <w:rPr>
+          <w:iCs/>
+          <w:lang w:val="fr-CH"/>
+        </w:rPr>
+        <w:t>Overflow</w:t>
+      </w:r>
+      <w:proofErr w:type="spellEnd"/>
+      <w:r>
+        <w:rPr>
+          <w:iCs/>
+          <w:lang w:val="fr-CH"/>
+        </w:rPr>
+        <w:t> :</w:t>
       </w:r>
     </w:p>
     <w:p>
@@ -19931,13 +21579,23 @@
         </w:rPr>
       </w:pPr>
       <w:hyperlink r:id="rId28" w:history="1">
+        <w:proofErr w:type="spellStart"/>
         <w:r>
           <w:rPr>
             <w:rStyle w:val="Lienhypertexte"/>
             <w:iCs/>
             <w:lang w:val="fr-CH"/>
           </w:rPr>
-          <w:t>FlowlLayoutPanel Class</w:t>
+          <w:t>FlowlLayoutPanel</w:t>
+        </w:r>
+        <w:proofErr w:type="spellEnd"/>
+        <w:r>
+          <w:rPr>
+            <w:rStyle w:val="Lienhypertexte"/>
+            <w:iCs/>
+            <w:lang w:val="fr-CH"/>
+          </w:rPr>
+          <w:t xml:space="preserve"> Class</w:t>
         </w:r>
       </w:hyperlink>
       <w:r>
@@ -20007,6 +21665,7 @@
         </w:rPr>
       </w:pPr>
       <w:hyperlink r:id="rId29" w:history="1">
+        <w:proofErr w:type="spellStart"/>
         <w:r>
           <w:rPr>
             <w:rStyle w:val="Lienhypertexte"/>
@@ -20015,6 +21674,7 @@
           </w:rPr>
           <w:t>LottieFiles</w:t>
         </w:r>
+        <w:proofErr w:type="spellEnd"/>
       </w:hyperlink>
     </w:p>
     <w:p>
@@ -20126,9 +21786,9 @@
           <w:iCs/>
         </w:rPr>
       </w:pPr>
-      <w:bookmarkStart w:id="82" w:name="_Toc25553330"/>
-      <w:bookmarkStart w:id="83" w:name="_Toc71703266"/>
-      <w:bookmarkStart w:id="84" w:name="_Toc192669351"/>
+      <w:bookmarkStart w:id="92" w:name="_Toc25553330"/>
+      <w:bookmarkStart w:id="93" w:name="_Toc71703266"/>
+      <w:bookmarkStart w:id="94" w:name="_Toc192686692"/>
       <w:r>
         <w:rPr>
           <w:i w:val="0"/>
@@ -20136,8 +21796,8 @@
         </w:rPr>
         <w:t xml:space="preserve">Journal de </w:t>
       </w:r>
-      <w:bookmarkEnd w:id="82"/>
-      <w:bookmarkEnd w:id="83"/>
+      <w:bookmarkEnd w:id="92"/>
+      <w:bookmarkEnd w:id="93"/>
       <w:r>
         <w:rPr>
           <w:i w:val="0"/>
@@ -20145,7 +21805,7 @@
         </w:rPr>
         <w:t>travail</w:t>
       </w:r>
-      <w:bookmarkEnd w:id="84"/>
+      <w:bookmarkEnd w:id="94"/>
     </w:p>
     <w:p/>
     <w:tbl>
@@ -20375,7 +22035,7 @@
           <w:color w:val="FF0000"/>
         </w:rPr>
       </w:pPr>
-      <w:bookmarkStart w:id="85" w:name="_Toc25553331"/>
+      <w:bookmarkStart w:id="95" w:name="_Toc25553331"/>
     </w:p>
     <w:p>
       <w:pPr>
@@ -20408,8 +22068,8 @@
           <w:strike/>
         </w:rPr>
       </w:pPr>
-      <w:bookmarkStart w:id="86" w:name="_Toc71703267"/>
-      <w:bookmarkStart w:id="87" w:name="_Toc192669352"/>
+      <w:bookmarkStart w:id="96" w:name="_Toc71703267"/>
+      <w:bookmarkStart w:id="97" w:name="_Toc192686693"/>
       <w:r>
         <w:rPr>
           <w:i w:val="0"/>
@@ -20418,9 +22078,9 @@
         </w:rPr>
         <w:t>Manuel d'Installation</w:t>
       </w:r>
-      <w:bookmarkEnd w:id="85"/>
-      <w:bookmarkEnd w:id="86"/>
-      <w:bookmarkEnd w:id="87"/>
+      <w:bookmarkEnd w:id="95"/>
+      <w:bookmarkEnd w:id="96"/>
+      <w:bookmarkEnd w:id="97"/>
     </w:p>
     <w:p/>
     <w:p>
@@ -20431,9 +22091,9 @@
           <w:iCs/>
         </w:rPr>
       </w:pPr>
-      <w:bookmarkStart w:id="88" w:name="_Toc25553332"/>
-      <w:bookmarkStart w:id="89" w:name="_Toc71703268"/>
-      <w:bookmarkStart w:id="90" w:name="_Toc192669353"/>
+      <w:bookmarkStart w:id="98" w:name="_Toc25553332"/>
+      <w:bookmarkStart w:id="99" w:name="_Toc71703268"/>
+      <w:bookmarkStart w:id="100" w:name="_Toc192686694"/>
       <w:r>
         <w:rPr>
           <w:i w:val="0"/>
@@ -20442,9 +22102,9 @@
         <w:lastRenderedPageBreak/>
         <w:t>Manuel d'Utilisation</w:t>
       </w:r>
-      <w:bookmarkEnd w:id="88"/>
-      <w:bookmarkEnd w:id="89"/>
-      <w:bookmarkEnd w:id="90"/>
+      <w:bookmarkEnd w:id="98"/>
+      <w:bookmarkEnd w:id="99"/>
+      <w:bookmarkEnd w:id="100"/>
     </w:p>
     <w:p/>
     <w:p>
@@ -20455,9 +22115,9 @@
           <w:iCs/>
         </w:rPr>
       </w:pPr>
-      <w:bookmarkStart w:id="91" w:name="_Toc71703270"/>
-      <w:bookmarkStart w:id="92" w:name="_Toc25553334"/>
-      <w:bookmarkStart w:id="93" w:name="_Toc192669354"/>
+      <w:bookmarkStart w:id="101" w:name="_Toc71703270"/>
+      <w:bookmarkStart w:id="102" w:name="_Toc25553334"/>
+      <w:bookmarkStart w:id="103" w:name="_Toc192686695"/>
       <w:r>
         <w:rPr>
           <w:i w:val="0"/>
@@ -20472,8 +22132,8 @@
         </w:rPr>
         <w:t>rchives du projet</w:t>
       </w:r>
-      <w:bookmarkEnd w:id="91"/>
-      <w:bookmarkEnd w:id="93"/>
+      <w:bookmarkEnd w:id="101"/>
+      <w:bookmarkEnd w:id="103"/>
       <w:r>
         <w:rPr>
           <w:i w:val="0"/>
@@ -20481,7 +22141,7 @@
         </w:rPr>
         <w:t xml:space="preserve"> </w:t>
       </w:r>
-      <w:bookmarkEnd w:id="92"/>
+      <w:bookmarkEnd w:id="102"/>
     </w:p>
     <w:p/>
     <w:p>
@@ -20662,7 +22322,23 @@
         <w:sz w:val="16"/>
         <w:szCs w:val="16"/>
       </w:rPr>
-      <w:t>Dernière modif :</w:t>
+      <w:t xml:space="preserve">Dernière </w:t>
+    </w:r>
+    <w:proofErr w:type="spellStart"/>
+    <w:r>
+      <w:rPr>
+        <w:sz w:val="16"/>
+        <w:szCs w:val="16"/>
+      </w:rPr>
+      <w:t>modif</w:t>
+    </w:r>
+    <w:proofErr w:type="spellEnd"/>
+    <w:r>
+      <w:rPr>
+        <w:sz w:val="16"/>
+        <w:szCs w:val="16"/>
+      </w:rPr>
+      <w:t> :</w:t>
     </w:r>
     <w:r>
       <w:rPr>
@@ -24190,8 +25866,10 @@
     <w:rsid w:val="00352F52"/>
     <w:rsid w:val="0038539A"/>
     <w:rsid w:val="003F5E52"/>
+    <w:rsid w:val="005C7A65"/>
     <w:rsid w:val="007B6861"/>
     <w:rsid w:val="00AB5062"/>
+    <w:rsid w:val="00FD5A4E"/>
   </w:rsids>
   <m:mathPr>
     <m:mathFont m:val="Cambria Math"/>
@@ -24964,10 +26642,6 @@
 </file>
 
 <file path=customXml/item1.xml><?xml version="1.0" encoding="utf-8"?>
-<b:Sources xmlns:b="http://schemas.openxmlformats.org/officeDocument/2006/bibliography" xmlns="http://schemas.openxmlformats.org/officeDocument/2006/bibliography" SelectedStyle="\APASixthEditionOfficeOnline.xsl" StyleName="APA" Version="6"/>
-</file>
-
-<file path=customXml/item2.xml><?xml version="1.0" encoding="utf-8"?>
 <p:properties xmlns:p="http://schemas.microsoft.com/office/2006/metadata/properties" xmlns:xsi="http://www.w3.org/2001/XMLSchema-instance" xmlns:pc="http://schemas.microsoft.com/office/infopath/2007/PartnerControls">
   <documentManagement>
     <TaxCatchAll xmlns="dfa80de1-e9bb-4cf2-893d-d06220b3971a" xsi:nil="true"/>
@@ -24978,7 +26652,20 @@
 </p:properties>
 </file>
 
+<file path=customXml/item2.xml><?xml version="1.0" encoding="utf-8"?>
+<b:Sources xmlns:b="http://schemas.openxmlformats.org/officeDocument/2006/bibliography" xmlns="http://schemas.openxmlformats.org/officeDocument/2006/bibliography" SelectedStyle="\APASixthEditionOfficeOnline.xsl" StyleName="APA" Version="6"/>
+</file>
+
 <file path=customXml/item3.xml><?xml version="1.0" encoding="utf-8"?>
+<?mso-contentType ?>
+<FormTemplates xmlns="http://schemas.microsoft.com/sharepoint/v3/contenttype/forms">
+  <Display>DocumentLibraryForm</Display>
+  <Edit>DocumentLibraryForm</Edit>
+  <New>DocumentLibraryForm</New>
+</FormTemplates>
+</file>
+
+<file path=customXml/item4.xml><?xml version="1.0" encoding="utf-8"?>
 <ct:contentTypeSchema xmlns:ct="http://schemas.microsoft.com/office/2006/metadata/contentType" xmlns:ma="http://schemas.microsoft.com/office/2006/metadata/properties/metaAttributes" ct:_="" ma:_="" ma:contentTypeName="Document" ma:contentTypeID="0x010100E529CC47EA4E614CBF50FAFAB9B8F32B" ma:contentTypeVersion="13" ma:contentTypeDescription="Crée un document." ma:contentTypeScope="" ma:versionID="b0c7ed87d1a958e9d45e6a628dda67b2">
   <xsd:schema xmlns:xsd="http://www.w3.org/2001/XMLSchema" xmlns:xs="http://www.w3.org/2001/XMLSchema" xmlns:p="http://schemas.microsoft.com/office/2006/metadata/properties" xmlns:ns2="98d92101-24da-4498-9971-a24673344bd8" xmlns:ns3="dfa80de1-e9bb-4cf2-893d-d06220b3971a" targetNamespace="http://schemas.microsoft.com/office/2006/metadata/properties" ma:root="true" ma:fieldsID="444cf053ca299ab1a8609ad922f5c0d6" ns2:_="" ns3:_="">
     <xsd:import namespace="98d92101-24da-4498-9971-a24673344bd8"/>
@@ -25201,24 +26888,7 @@
 </ct:contentTypeSchema>
 </file>
 
-<file path=customXml/item4.xml><?xml version="1.0" encoding="utf-8"?>
-<?mso-contentType ?>
-<FormTemplates xmlns="http://schemas.microsoft.com/sharepoint/v3/contenttype/forms">
-  <Display>DocumentLibraryForm</Display>
-  <Edit>DocumentLibraryForm</Edit>
-  <New>DocumentLibraryForm</New>
-</FormTemplates>
-</file>
-
 <file path=customXml/itemProps1.xml><?xml version="1.0" encoding="utf-8"?>
-<ds:datastoreItem xmlns:ds="http://schemas.openxmlformats.org/officeDocument/2006/customXml" ds:itemID="{9ACF6904-D409-4FC3-8592-0AED3245E875}">
-  <ds:schemaRefs>
-    <ds:schemaRef ds:uri="http://schemas.openxmlformats.org/officeDocument/2006/bibliography"/>
-  </ds:schemaRefs>
-</ds:datastoreItem>
-</file>
-
-<file path=customXml/itemProps2.xml><?xml version="1.0" encoding="utf-8"?>
 <ds:datastoreItem xmlns:ds="http://schemas.openxmlformats.org/officeDocument/2006/customXml" ds:itemID="{67CD1812-8B57-456C-9CBC-7D2297210787}">
   <ds:schemaRefs>
     <ds:schemaRef ds:uri="http://schemas.microsoft.com/office/2006/metadata/properties"/>
@@ -25229,7 +26899,23 @@
 </ds:datastoreItem>
 </file>
 
+<file path=customXml/itemProps2.xml><?xml version="1.0" encoding="utf-8"?>
+<ds:datastoreItem xmlns:ds="http://schemas.openxmlformats.org/officeDocument/2006/customXml" ds:itemID="{9ACF6904-D409-4FC3-8592-0AED3245E875}">
+  <ds:schemaRefs>
+    <ds:schemaRef ds:uri="http://schemas.openxmlformats.org/officeDocument/2006/bibliography"/>
+  </ds:schemaRefs>
+</ds:datastoreItem>
+</file>
+
 <file path=customXml/itemProps3.xml><?xml version="1.0" encoding="utf-8"?>
+<ds:datastoreItem xmlns:ds="http://schemas.openxmlformats.org/officeDocument/2006/customXml" ds:itemID="{1DADA05A-DA17-4CB0-90B5-C889667DD54A}">
+  <ds:schemaRefs>
+    <ds:schemaRef ds:uri="http://schemas.microsoft.com/sharepoint/v3/contenttype/forms"/>
+  </ds:schemaRefs>
+</ds:datastoreItem>
+</file>
+
+<file path=customXml/itemProps4.xml><?xml version="1.0" encoding="utf-8"?>
 <ds:datastoreItem xmlns:ds="http://schemas.openxmlformats.org/officeDocument/2006/customXml" ds:itemID="{700D8043-C34E-4EC6-98BE-7219263EC485}">
   <ds:schemaRefs>
     <ds:schemaRef ds:uri="http://schemas.microsoft.com/office/2006/metadata/contentType"/>
@@ -25246,12 +26932,4 @@
     <ds:schemaRef ds:uri="http://schemas.microsoft.com/internal/obd"/>
   </ds:schemaRefs>
 </ds:datastoreItem>
-</file>
-
-<file path=customXml/itemProps4.xml><?xml version="1.0" encoding="utf-8"?>
-<ds:datastoreItem xmlns:ds="http://schemas.openxmlformats.org/officeDocument/2006/customXml" ds:itemID="{1DADA05A-DA17-4CB0-90B5-C889667DD54A}">
-  <ds:schemaRefs>
-    <ds:schemaRef ds:uri="http://schemas.microsoft.com/sharepoint/v3/contenttype/forms"/>
-  </ds:schemaRefs>
-</ds:datastoreItem>
 </file>
--- a/documents/documentation/documentation.docx
+++ b/documents/documentation/documentation.docx
@@ -14347,13 +14347,13 @@
         <w:pStyle w:val="Titre3"/>
       </w:pPr>
       <w:bookmarkStart w:id="11" w:name="_Toc185663460"/>
-      <w:bookmarkStart w:id="12" w:name="_Toc185663458"/>
-      <w:bookmarkStart w:id="13" w:name="_Toc192686655"/>
+      <w:bookmarkStart w:id="12" w:name="_Toc192686655"/>
+      <w:bookmarkStart w:id="13" w:name="_Toc185663458"/>
       <w:r>
         <w:t>Opérationnel</w:t>
       </w:r>
       <w:bookmarkEnd w:id="11"/>
-      <w:bookmarkEnd w:id="13"/>
+      <w:bookmarkEnd w:id="12"/>
     </w:p>
     <w:p/>
     <w:p>
@@ -14603,7 +14603,7 @@
       <w:r>
         <w:t>Développement</w:t>
       </w:r>
-      <w:bookmarkEnd w:id="12"/>
+      <w:bookmarkEnd w:id="13"/>
       <w:bookmarkEnd w:id="23"/>
     </w:p>
     <w:p>
@@ -15118,8 +15118,8 @@
           <w:iCs/>
         </w:rPr>
       </w:pPr>
-      <w:bookmarkStart w:id="27" w:name="_Toc71691012"/>
-      <w:bookmarkStart w:id="28" w:name="_Toc192686660"/>
+      <w:bookmarkStart w:id="27" w:name="_Toc192686660"/>
+      <w:bookmarkStart w:id="28" w:name="_Toc71691012"/>
       <w:r>
         <w:rPr>
           <w:i w:val="0"/>
@@ -15128,7 +15128,7 @@
         <w:lastRenderedPageBreak/>
         <w:t>Analyse fonctionnelle</w:t>
       </w:r>
-      <w:bookmarkEnd w:id="28"/>
+      <w:bookmarkEnd w:id="27"/>
     </w:p>
     <w:p/>
     <w:tbl>
@@ -17231,20 +17231,429 @@
           <w:iCs/>
         </w:rPr>
       </w:pPr>
-      <w:bookmarkStart w:id="47" w:name="_Toc192686669"/>
       <w:r>
         <w:rPr>
           <w:i w:val="0"/>
           <w:iCs/>
         </w:rPr>
-        <w:t>Stratégie de test</w:t>
-      </w:r>
-      <w:bookmarkEnd w:id="27"/>
-      <w:bookmarkEnd w:id="47"/>
+        <w:t>Fonctionnement de gRPC</w:t>
+      </w:r>
+    </w:p>
+    <w:p/>
+    <w:p>
+      <w:proofErr w:type="gramStart"/>
+      <w:r>
+        <w:t>gRPC</w:t>
+      </w:r>
+      <w:proofErr w:type="gramEnd"/>
+      <w:r>
+        <w:t xml:space="preserve"> est un Framework RPC open source, moderne et performent.</w:t>
+      </w:r>
+      <w:r>
+        <w:t xml:space="preserve"> Il a originalement été développé par Google</w:t>
+      </w:r>
+      <w:r>
+        <w:t xml:space="preserve">. Il sert à effectuer des liaison </w:t>
+      </w:r>
+      <w:proofErr w:type="spellStart"/>
+      <w:r>
+        <w:t>Client/Serveur</w:t>
+      </w:r>
+      <w:proofErr w:type="spellEnd"/>
+      <w:r>
+        <w:t xml:space="preserve"> multiplateforme, il est utilisable par de multiples langages : </w:t>
+      </w:r>
+    </w:p>
+    <w:p>
+      <w:pPr>
+        <w:pStyle w:val="Paragraphedeliste"/>
+        <w:numPr>
+          <w:ilvl w:val="0"/>
+          <w:numId w:val="19"/>
+        </w:numPr>
+      </w:pPr>
+      <w:r>
+        <w:t>C# / .NET</w:t>
+      </w:r>
+    </w:p>
+    <w:p>
+      <w:pPr>
+        <w:pStyle w:val="Paragraphedeliste"/>
+        <w:numPr>
+          <w:ilvl w:val="0"/>
+          <w:numId w:val="19"/>
+        </w:numPr>
+      </w:pPr>
+      <w:r>
+        <w:t>C++</w:t>
+      </w:r>
+    </w:p>
+    <w:p>
+      <w:pPr>
+        <w:pStyle w:val="Paragraphedeliste"/>
+        <w:numPr>
+          <w:ilvl w:val="0"/>
+          <w:numId w:val="19"/>
+        </w:numPr>
+      </w:pPr>
+      <w:r>
+        <w:t>Dart</w:t>
+      </w:r>
+    </w:p>
+    <w:p>
+      <w:pPr>
+        <w:pStyle w:val="Paragraphedeliste"/>
+        <w:numPr>
+          <w:ilvl w:val="0"/>
+          <w:numId w:val="19"/>
+        </w:numPr>
+      </w:pPr>
+      <w:r>
+        <w:t>Go</w:t>
+      </w:r>
+    </w:p>
+    <w:p>
+      <w:pPr>
+        <w:pStyle w:val="Paragraphedeliste"/>
+        <w:numPr>
+          <w:ilvl w:val="0"/>
+          <w:numId w:val="19"/>
+        </w:numPr>
+      </w:pPr>
+      <w:r>
+        <w:t>Java</w:t>
+      </w:r>
+    </w:p>
+    <w:p>
+      <w:pPr>
+        <w:pStyle w:val="Paragraphedeliste"/>
+        <w:numPr>
+          <w:ilvl w:val="0"/>
+          <w:numId w:val="19"/>
+        </w:numPr>
+      </w:pPr>
+      <w:proofErr w:type="spellStart"/>
+      <w:r>
+        <w:t>Kotlin</w:t>
+      </w:r>
+      <w:proofErr w:type="spellEnd"/>
+    </w:p>
+    <w:p>
+      <w:pPr>
+        <w:pStyle w:val="Paragraphedeliste"/>
+        <w:numPr>
+          <w:ilvl w:val="0"/>
+          <w:numId w:val="19"/>
+        </w:numPr>
+      </w:pPr>
+      <w:r>
+        <w:t>Node</w:t>
+      </w:r>
+    </w:p>
+    <w:p>
+      <w:pPr>
+        <w:pStyle w:val="Paragraphedeliste"/>
+        <w:numPr>
+          <w:ilvl w:val="0"/>
+          <w:numId w:val="19"/>
+        </w:numPr>
+      </w:pPr>
+      <w:r>
+        <w:t>Objective-C</w:t>
+      </w:r>
+    </w:p>
+    <w:p>
+      <w:pPr>
+        <w:pStyle w:val="Paragraphedeliste"/>
+        <w:numPr>
+          <w:ilvl w:val="0"/>
+          <w:numId w:val="19"/>
+        </w:numPr>
+      </w:pPr>
+      <w:r>
+        <w:t>PHP</w:t>
+      </w:r>
+    </w:p>
+    <w:p>
+      <w:pPr>
+        <w:pStyle w:val="Paragraphedeliste"/>
+        <w:numPr>
+          <w:ilvl w:val="0"/>
+          <w:numId w:val="19"/>
+        </w:numPr>
+      </w:pPr>
+      <w:r>
+        <w:t>Python</w:t>
+      </w:r>
+    </w:p>
+    <w:p>
+      <w:pPr>
+        <w:pStyle w:val="Paragraphedeliste"/>
+        <w:numPr>
+          <w:ilvl w:val="0"/>
+          <w:numId w:val="19"/>
+        </w:numPr>
+      </w:pPr>
+      <w:r>
+        <w:t>Ruby</w:t>
+      </w:r>
+    </w:p>
+    <w:p>
+      <w:r>
+        <w:t xml:space="preserve">Il utilise http/2 comme moyen de transport. </w:t>
+      </w:r>
+      <w:r>
+        <w:t>Il permet l’authentification, la transmission bidirectionnelle et le control de flux.</w:t>
+      </w:r>
+    </w:p>
+    <w:p>
+      <w:pPr>
+        <w:rPr>
+          <w:b/>
+          <w:bCs/>
+        </w:rPr>
+      </w:pPr>
+      <w:r>
+        <w:lastRenderedPageBreak/>
+        <w:t>Il utilise des Protocols Buffers comme langage de description d’interface.</w:t>
+      </w:r>
+      <w:r>
+        <w:t xml:space="preserve"> Ils servent à </w:t>
+      </w:r>
+      <w:r>
+        <w:rPr>
+          <w:b/>
+          <w:bCs/>
+        </w:rPr>
+        <w:t>sérialisation</w:t>
+      </w:r>
+      <w:r>
+        <w:t xml:space="preserve"> et la </w:t>
+      </w:r>
+      <w:r>
+        <w:rPr>
+          <w:b/>
+          <w:bCs/>
+        </w:rPr>
+        <w:t>désérialisation</w:t>
+      </w:r>
+      <w:r>
+        <w:rPr>
+          <w:b/>
+          <w:bCs/>
+        </w:rPr>
+        <w:t xml:space="preserve">. </w:t>
+      </w:r>
+    </w:p>
+    <w:p>
+      <w:pPr>
+        <w:rPr>
+          <w:b/>
+          <w:bCs/>
+        </w:rPr>
+      </w:pPr>
+    </w:p>
+    <w:p>
+      <w:r>
+        <w:t xml:space="preserve">La </w:t>
+      </w:r>
+      <w:r>
+        <w:rPr>
+          <w:b/>
+          <w:bCs/>
+        </w:rPr>
+        <w:t>sérialisation</w:t>
+      </w:r>
+      <w:r>
+        <w:rPr>
+          <w:b/>
+          <w:bCs/>
+        </w:rPr>
+        <w:t xml:space="preserve"> </w:t>
+      </w:r>
+      <w:r>
+        <w:t>consiste en la conversion d’objet ou de structures de données en de plus suite de petites. Ce format converti est souvent des octets ou des bits. Cela sert à facilité le stockage ou la transmission de ces données. Dans le cas de gRPC c’est pour faciliter la transmission</w:t>
+      </w:r>
+      <w:r>
+        <w:t>.</w:t>
+      </w:r>
+    </w:p>
+    <w:p/>
+    <w:p>
+      <w:r>
+        <w:t xml:space="preserve">La </w:t>
+      </w:r>
+      <w:r>
+        <w:rPr>
+          <w:b/>
+          <w:bCs/>
+        </w:rPr>
+        <w:t>désérialisation</w:t>
+      </w:r>
+      <w:r>
+        <w:rPr>
+          <w:b/>
+          <w:bCs/>
+        </w:rPr>
+        <w:t xml:space="preserve"> </w:t>
+      </w:r>
+      <w:r>
+        <w:t>est l’action inverse. Les</w:t>
+      </w:r>
+      <w:r>
+        <w:t xml:space="preserve"> octets ou bits </w:t>
+      </w:r>
+      <w:r>
+        <w:t>sont reconvertis pour retrouver les données de base.</w:t>
+      </w:r>
+    </w:p>
+    <w:p/>
+    <w:p>
+      <w:r>
+        <w:t xml:space="preserve">Dans gRPC l’envoyeur </w:t>
+      </w:r>
+      <w:r>
+        <w:rPr>
+          <w:b/>
+          <w:bCs/>
+        </w:rPr>
+        <w:t>sérialis</w:t>
+      </w:r>
+      <w:r>
+        <w:rPr>
+          <w:b/>
+          <w:bCs/>
+        </w:rPr>
+        <w:t xml:space="preserve">e </w:t>
+      </w:r>
+      <w:r>
+        <w:t xml:space="preserve">et le receveur </w:t>
+      </w:r>
+      <w:r>
+        <w:rPr>
+          <w:b/>
+          <w:bCs/>
+        </w:rPr>
+        <w:t>désérialis</w:t>
+      </w:r>
+      <w:r>
+        <w:rPr>
+          <w:b/>
+          <w:bCs/>
+        </w:rPr>
+        <w:t xml:space="preserve">e </w:t>
+      </w:r>
+      <w:r>
+        <w:t>les données. Comme les données vont dans les deux sens, le serveur et le client effectuent ces deux tâches.</w:t>
+      </w:r>
     </w:p>
     <w:p/>
     <w:p/>
     <w:p>
+      <w:pPr>
+        <w:jc w:val="center"/>
+      </w:pPr>
+      <w:r>
+        <w:rPr>
+          <w:noProof/>
+          <w:color w:val="000000" w:themeColor="text1"/>
+        </w:rPr>
+        <w:drawing>
+          <wp:inline distT="0" distB="0" distL="0" distR="0" wp14:anchorId="6A9C6A8A" wp14:editId="7E831AE7">
+            <wp:extent cx="4162974" cy="2615979"/>
+            <wp:effectExtent l="0" t="0" r="0" b="0"/>
+            <wp:docPr id="16" name="Image 16"/>
+            <wp:cNvGraphicFramePr>
+              <a:graphicFrameLocks xmlns:a="http://schemas.openxmlformats.org/drawingml/2006/main" noChangeAspect="1"/>
+            </wp:cNvGraphicFramePr>
+            <a:graphic xmlns:a="http://schemas.openxmlformats.org/drawingml/2006/main">
+              <a:graphicData uri="http://schemas.openxmlformats.org/drawingml/2006/picture">
+                <pic:pic xmlns:pic="http://schemas.openxmlformats.org/drawingml/2006/picture">
+                  <pic:nvPicPr>
+                    <pic:cNvPr id="0" name="Picture 1"/>
+                    <pic:cNvPicPr>
+                      <a:picLocks noChangeAspect="1" noChangeArrowheads="1"/>
+                    </pic:cNvPicPr>
+                  </pic:nvPicPr>
+                  <pic:blipFill>
+                    <a:blip r:embed="rId23">
+                      <a:extLst>
+                        <a:ext uri="{28A0092B-C50C-407E-A947-70E740481C1C}">
+                          <a14:useLocalDpi xmlns:a14="http://schemas.microsoft.com/office/drawing/2010/main" val="0"/>
+                        </a:ext>
+                      </a:extLst>
+                    </a:blip>
+                    <a:srcRect/>
+                    <a:stretch>
+                      <a:fillRect/>
+                    </a:stretch>
+                  </pic:blipFill>
+                  <pic:spPr bwMode="auto">
+                    <a:xfrm>
+                      <a:off x="0" y="0"/>
+                      <a:ext cx="4164621" cy="2617014"/>
+                    </a:xfrm>
+                    <a:prstGeom prst="rect">
+                      <a:avLst/>
+                    </a:prstGeom>
+                    <a:noFill/>
+                    <a:ln>
+                      <a:noFill/>
+                    </a:ln>
+                  </pic:spPr>
+                </pic:pic>
+              </a:graphicData>
+            </a:graphic>
+          </wp:inline>
+        </w:drawing>
+      </w:r>
+    </w:p>
+    <w:p>
+      <w:pPr>
+        <w:jc w:val="center"/>
+      </w:pPr>
+    </w:p>
+    <w:p>
+      <w:proofErr w:type="gramStart"/>
+      <w:r>
+        <w:t>gRPC</w:t>
+      </w:r>
+      <w:proofErr w:type="gramEnd"/>
+      <w:r>
+        <w:t xml:space="preserve"> utilise des fichiers .proto qui sont ces Protocols Buffers. Le client et le serveur possèdent tous les deux le même fichier proto. Il peut y avoir plusieurs fichiers proto pour plusieurs requêtes possible. Par exemple dans ce projet il y en a 2, un pour l’annonce du client vers le serveur et un pour le </w:t>
+      </w:r>
+      <w:proofErr w:type="spellStart"/>
+      <w:r>
+        <w:t>heartBeat</w:t>
+      </w:r>
+      <w:proofErr w:type="spellEnd"/>
+      <w:r>
+        <w:t>.</w:t>
+      </w:r>
+    </w:p>
+    <w:p/>
+    <w:p>
+      <w:pPr>
+        <w:pStyle w:val="Titre2"/>
+        <w:rPr>
+          <w:i w:val="0"/>
+          <w:iCs/>
+        </w:rPr>
+      </w:pPr>
+      <w:bookmarkStart w:id="47" w:name="_Toc192686669"/>
+      <w:r>
+        <w:rPr>
+          <w:i w:val="0"/>
+          <w:iCs/>
+        </w:rPr>
+        <w:t>Stratégie de test</w:t>
+      </w:r>
+      <w:bookmarkEnd w:id="28"/>
+      <w:bookmarkEnd w:id="47"/>
+    </w:p>
+    <w:p/>
+    <w:p/>
+    <w:p>
       <w:r>
         <w:t>Les postes élèves seront simulés par des laptops avec des comptes admin locaux.</w:t>
       </w:r>
@@ -17269,6 +17678,7 @@
     <w:p/>
     <w:p>
       <w:r>
+        <w:lastRenderedPageBreak/>
         <w:t>Au démarrage du test on lance en premier la partie sur les portables, donc la partie de scan des élèves. Ensuite, on lance la partie graphique sur le pc du prof.</w:t>
       </w:r>
     </w:p>
@@ -17326,7 +17736,6 @@
         <w:rPr>
           <w:szCs w:val="14"/>
         </w:rPr>
-        <w:lastRenderedPageBreak/>
         <w:t>Voir Section</w:t>
       </w:r>
       <w:r>
@@ -17788,15 +18197,17 @@
       <w:r>
         <w:t xml:space="preserve">Pour les vérifications, ça </w:t>
       </w:r>
-      <w:proofErr w:type="spellStart"/>
-      <w:proofErr w:type="gramStart"/>
-      <w:r>
-        <w:t>ce</w:t>
-      </w:r>
-      <w:proofErr w:type="spellEnd"/>
-      <w:proofErr w:type="gramEnd"/>
-      <w:r>
-        <w:t xml:space="preserve"> passe dans cet ordre, ShadowScan (coté prof) essaye de se connecter au serveur gRPC si il y arrive le pc est Connecté</w:t>
+      <w:r>
+        <w:t>se</w:t>
+      </w:r>
+      <w:r>
+        <w:t xml:space="preserve"> passe dans cet ordre, ShadowScan (coté prof) essaye de se connecter au serveur gRPC </w:t>
+      </w:r>
+      <w:r>
+        <w:t>s’il</w:t>
+      </w:r>
+      <w:r>
+        <w:t xml:space="preserve"> y arrive le pc est Connecté</w:t>
       </w:r>
       <w:r>
         <w:t>.</w:t>
@@ -17807,16 +18218,69 @@
         <w:ind w:left="576"/>
       </w:pPr>
       <w:r>
+        <w:lastRenderedPageBreak/>
         <w:t xml:space="preserve">Si cela échoue, il ping le pc et </w:t>
       </w:r>
-      <w:proofErr w:type="gramStart"/>
-      <w:r>
-        <w:t>si il</w:t>
-      </w:r>
-      <w:proofErr w:type="gramEnd"/>
-      <w:r>
-        <w:t xml:space="preserve"> y parvient, le pc est En ligne et si il échoue, il est Hors ligne.</w:t>
-      </w:r>
+      <w:r>
+        <w:t>s’il</w:t>
+      </w:r>
+      <w:r>
+        <w:t xml:space="preserve"> y parvient, le pc est En ligne et </w:t>
+      </w:r>
+      <w:r>
+        <w:t>s’il</w:t>
+      </w:r>
+      <w:r>
+        <w:t xml:space="preserve"> échoue, il est Hors ligne.</w:t>
+      </w:r>
+    </w:p>
+    <w:p>
+      <w:pPr>
+        <w:ind w:left="576"/>
+      </w:pPr>
+    </w:p>
+    <w:p>
+      <w:pPr>
+        <w:pStyle w:val="Titre3"/>
+      </w:pPr>
+      <w:r>
+        <w:t>Le Heart Beat</w:t>
+      </w:r>
+    </w:p>
+    <w:p/>
+    <w:p>
+      <w:pPr>
+        <w:ind w:left="576"/>
+      </w:pPr>
+      <w:r>
+        <w:t xml:space="preserve">Pour </w:t>
+      </w:r>
+      <w:r>
+        <w:t>vérifi</w:t>
+      </w:r>
+      <w:r>
+        <w:t xml:space="preserve">er que le client ne se déconnecte pas au milieu du teste, il y a un </w:t>
+      </w:r>
+      <w:r>
+        <w:t>Heart Beat</w:t>
+      </w:r>
+      <w:r>
+        <w:t xml:space="preserve"> </w:t>
+      </w:r>
+      <w:r>
+        <w:t xml:space="preserve">qui est envoyé à intervalle régulier depuis le serveur (le poste élève) au client (le laptop du prof). Si le client arête ce Heart Beat alors le statu du pc changera et le prof en sera informé grâce au niveau de connexion sur la page qui permet de visualiser </w:t>
+      </w:r>
+      <w:r>
+        <w:t>tous les postes</w:t>
+      </w:r>
+      <w:r>
+        <w:t xml:space="preserve">. </w:t>
+      </w:r>
+    </w:p>
+    <w:p>
+      <w:pPr>
+        <w:ind w:left="576"/>
+      </w:pPr>
     </w:p>
     <w:p>
       <w:pPr>
@@ -17883,11 +18347,9 @@
         <w:tab/>
         <w:t xml:space="preserve">Pas </w:t>
       </w:r>
-      <w:proofErr w:type="gramStart"/>
-      <w:r>
-        <w:t>de user</w:t>
-      </w:r>
-      <w:proofErr w:type="gramEnd"/>
+      <w:r>
+        <w:t>d’user</w:t>
+      </w:r>
       <w:r>
         <w:t xml:space="preserve"> stories complétées, </w:t>
       </w:r>
@@ -17897,7 +18359,6 @@
         <w:ind w:left="708"/>
       </w:pPr>
       <w:r>
-        <w:lastRenderedPageBreak/>
         <w:t xml:space="preserve">La </w:t>
       </w:r>
       <w:proofErr w:type="spellStart"/>
@@ -18389,7 +18850,6 @@
         <w:ind w:left="708"/>
       </w:pPr>
       <w:r>
-        <w:lastRenderedPageBreak/>
         <w:t xml:space="preserve">La </w:t>
       </w:r>
       <w:proofErr w:type="spellStart"/>
@@ -18680,6 +19140,7 @@
         <w:ind w:left="705"/>
       </w:pPr>
       <w:r>
+        <w:lastRenderedPageBreak/>
         <w:t>Pouvoir recevoir un popup quand un dépassement est détecté sur mon post et quel est la ressource interdite.</w:t>
       </w:r>
       <w:r>
@@ -18779,9 +19240,9 @@
           <w:iCs/>
         </w:rPr>
       </w:pPr>
-      <w:bookmarkStart w:id="62" w:name="_Toc25553321"/>
-      <w:bookmarkStart w:id="63" w:name="_Toc71691025"/>
-      <w:bookmarkStart w:id="64" w:name="_Toc192686678"/>
+      <w:bookmarkStart w:id="62" w:name="_Toc192686678"/>
+      <w:bookmarkStart w:id="63" w:name="_Toc25553321"/>
+      <w:bookmarkStart w:id="64" w:name="_Toc71691025"/>
       <w:bookmarkEnd w:id="53"/>
       <w:bookmarkEnd w:id="54"/>
       <w:r>
@@ -18791,7 +19252,7 @@
         </w:rPr>
         <w:t>Mise en place de l’environnement de travail</w:t>
       </w:r>
-      <w:bookmarkEnd w:id="64"/>
+      <w:bookmarkEnd w:id="62"/>
     </w:p>
     <w:p/>
     <w:p>
@@ -18805,7 +19266,6 @@
         <w:rPr>
           <w:u w:val="single"/>
         </w:rPr>
-        <w:lastRenderedPageBreak/>
         <w:t>Version des logiciels :</w:t>
       </w:r>
     </w:p>
@@ -19083,6 +19543,7 @@
         <w:ind w:left="1410"/>
       </w:pPr>
       <w:r>
+        <w:lastRenderedPageBreak/>
         <w:t xml:space="preserve">Il n’y a pas de setup supplémentaire de ce côté. </w:t>
       </w:r>
       <w:r>
@@ -19279,7 +19740,6 @@
         <w:ind w:left="2124"/>
       </w:pPr>
       <w:r>
-        <w:lastRenderedPageBreak/>
         <w:t>Fichier du coté prof, il sert à enregistrer la liste principale des ressources bannies</w:t>
       </w:r>
       <w:r>
@@ -19512,6 +19972,7 @@
         <w:ind w:left="1410"/>
       </w:pPr>
       <w:r>
+        <w:lastRenderedPageBreak/>
         <w:t>Il faut que cette partie du code soit exécutée après la partie serveur.</w:t>
       </w:r>
     </w:p>
@@ -19861,7 +20322,7 @@
         </w:rPr>
         <w:t>Description des test</w:t>
       </w:r>
-      <w:bookmarkEnd w:id="62"/>
+      <w:bookmarkEnd w:id="63"/>
       <w:r>
         <w:rPr>
           <w:i w:val="0"/>
@@ -19869,185 +20330,950 @@
         </w:rPr>
         <w:t>s effectués</w:t>
       </w:r>
-      <w:bookmarkEnd w:id="63"/>
+      <w:bookmarkEnd w:id="64"/>
       <w:bookmarkEnd w:id="67"/>
     </w:p>
-    <w:p>
-      <w:pPr>
-        <w:pStyle w:val="En-tte"/>
-        <w:ind w:left="357"/>
-        <w:rPr>
-          <w:i/>
-        </w:rPr>
-      </w:pPr>
-    </w:p>
-    <w:p>
-      <w:pPr>
-        <w:pStyle w:val="En-tte"/>
-        <w:ind w:left="357"/>
-        <w:rPr>
-          <w:i/>
-          <w:strike/>
-        </w:rPr>
-      </w:pPr>
-      <w:r>
-        <w:rPr>
-          <w:i/>
-          <w:strike/>
-        </w:rPr>
-        <w:t xml:space="preserve">Pour chaque partie testée de votre projet, il faut </w:t>
-      </w:r>
-      <w:proofErr w:type="gramStart"/>
-      <w:r>
-        <w:rPr>
-          <w:i/>
-          <w:strike/>
-        </w:rPr>
-        <w:t>décrire:</w:t>
-      </w:r>
-      <w:proofErr w:type="gramEnd"/>
-    </w:p>
-    <w:p>
-      <w:pPr>
-        <w:pStyle w:val="En-tte"/>
-        <w:ind w:left="357"/>
-        <w:rPr>
-          <w:i/>
-          <w:strike/>
-        </w:rPr>
-      </w:pPr>
-    </w:p>
-    <w:p>
-      <w:pPr>
-        <w:numPr>
-          <w:ilvl w:val="0"/>
-          <w:numId w:val="13"/>
-        </w:numPr>
-        <w:suppressAutoHyphens/>
-        <w:rPr>
-          <w:i/>
-          <w:strike/>
-        </w:rPr>
-      </w:pPr>
-      <w:proofErr w:type="gramStart"/>
-      <w:r>
-        <w:rPr>
-          <w:i/>
-          <w:strike/>
-        </w:rPr>
-        <w:t>les</w:t>
-      </w:r>
-      <w:proofErr w:type="gramEnd"/>
-      <w:r>
-        <w:rPr>
-          <w:i/>
-          <w:strike/>
-        </w:rPr>
-        <w:t xml:space="preserve"> conditions exactes de chaque test</w:t>
-      </w:r>
-    </w:p>
-    <w:p>
-      <w:pPr>
-        <w:numPr>
-          <w:ilvl w:val="0"/>
-          <w:numId w:val="12"/>
-        </w:numPr>
-        <w:rPr>
-          <w:i/>
-          <w:strike/>
-        </w:rPr>
-      </w:pPr>
-      <w:proofErr w:type="gramStart"/>
-      <w:r>
-        <w:rPr>
-          <w:i/>
-          <w:strike/>
-        </w:rPr>
-        <w:t>les</w:t>
-      </w:r>
-      <w:proofErr w:type="gramEnd"/>
-      <w:r>
-        <w:rPr>
-          <w:i/>
-          <w:strike/>
-        </w:rPr>
-        <w:t xml:space="preserve"> preuves de test (papier ou fichier)</w:t>
-      </w:r>
-    </w:p>
-    <w:p>
-      <w:pPr>
-        <w:numPr>
-          <w:ilvl w:val="0"/>
-          <w:numId w:val="12"/>
-        </w:numPr>
-        <w:rPr>
-          <w:i/>
-          <w:strike/>
-        </w:rPr>
-      </w:pPr>
-      <w:proofErr w:type="gramStart"/>
-      <w:r>
-        <w:rPr>
-          <w:i/>
-          <w:strike/>
-        </w:rPr>
-        <w:t>tests</w:t>
-      </w:r>
-      <w:proofErr w:type="gramEnd"/>
-      <w:r>
-        <w:rPr>
-          <w:i/>
-          <w:strike/>
-        </w:rPr>
-        <w:t xml:space="preserve"> sans preuve: fournir au moins une description </w:t>
-      </w:r>
-    </w:p>
-    <w:p>
-      <w:pPr>
-        <w:ind w:left="1134" w:hanging="774"/>
-        <w:rPr>
-          <w:b/>
-          <w:bCs/>
-          <w:i/>
-          <w:iCs/>
-          <w:color w:val="FF0000"/>
-        </w:rPr>
-      </w:pPr>
-    </w:p>
-    <w:p>
-      <w:pPr>
-        <w:ind w:left="1134" w:hanging="774"/>
-        <w:rPr>
-          <w:b/>
-          <w:bCs/>
-          <w:i/>
-          <w:iCs/>
-          <w:color w:val="FF0000"/>
-        </w:rPr>
-      </w:pPr>
-      <w:r>
-        <w:rPr>
-          <w:b/>
-          <w:bCs/>
-          <w:i/>
-          <w:iCs/>
-          <w:color w:val="FF0000"/>
-        </w:rPr>
-        <w:t>Reprendre les tests d’acceptance d’IceScrum au moyen de la feuille ad hoc d’</w:t>
+    <w:p/>
+    <w:p>
+      <w:pPr>
+        <w:pStyle w:val="Titre3"/>
+      </w:pPr>
+      <w:r>
+        <w:t>Sprint 1</w:t>
+      </w:r>
+    </w:p>
+    <w:p>
+      <w:r>
+        <w:tab/>
+        <w:t>Pas de stories complétée sur ce sprint</w:t>
+      </w:r>
+    </w:p>
+    <w:p/>
+    <w:p>
+      <w:pPr>
+        <w:pStyle w:val="Titre3"/>
+      </w:pPr>
+      <w:r>
+        <w:lastRenderedPageBreak/>
+        <w:t>Sprint 2</w:t>
+      </w:r>
+    </w:p>
+    <w:p/>
+    <w:p>
+      <w:pPr>
+        <w:pStyle w:val="Titre4"/>
+      </w:pPr>
+      <w:r>
+        <w:t>Sélectionner les Pcs à monitorer</w:t>
+      </w:r>
+    </w:p>
+    <w:tbl>
+      <w:tblPr>
+        <w:tblW w:w="100" w:type="auto"/>
+        <w:tblBorders>
+          <w:top w:val="single" w:sz="4" w:space="0" w:color="auto"/>
+          <w:left w:val="single" w:sz="4" w:space="0" w:color="auto"/>
+          <w:bottom w:val="single" w:sz="4" w:space="0" w:color="auto"/>
+          <w:right w:val="single" w:sz="4" w:space="0" w:color="auto"/>
+          <w:insideH w:val="single" w:sz="4" w:space="0" w:color="auto"/>
+          <w:insideV w:val="single" w:sz="4" w:space="0" w:color="auto"/>
+        </w:tblBorders>
+        <w:tblCellMar>
+          <w:left w:w="10" w:type="dxa"/>
+          <w:right w:w="10" w:type="dxa"/>
+        </w:tblCellMar>
+        <w:tblLook w:val="04A0" w:firstRow="1" w:lastRow="0" w:firstColumn="1" w:lastColumn="0" w:noHBand="0" w:noVBand="1"/>
+      </w:tblPr>
+      <w:tblGrid>
+        <w:gridCol w:w="1850"/>
+        <w:gridCol w:w="6679"/>
+        <w:gridCol w:w="561"/>
+      </w:tblGrid>
+      <w:tr>
+        <w:tblPrEx>
+          <w:tblCellMar>
+            <w:top w:w="0" w:type="dxa"/>
+            <w:bottom w:w="0" w:type="dxa"/>
+          </w:tblCellMar>
+        </w:tblPrEx>
+        <w:tc>
+          <w:tcPr>
+            <w:tcW w:w="0" w:type="auto"/>
+          </w:tcPr>
+          <w:p>
+            <w:r>
+              <w:t>Sélection des pcs à monitorer</w:t>
+            </w:r>
+          </w:p>
+        </w:tc>
+        <w:tc>
+          <w:tcPr>
+            <w:tcW w:w="0" w:type="auto"/>
+          </w:tcPr>
+          <w:p>
+            <w:r>
+              <w:t xml:space="preserve">Contexte :  On a détecté nos machines via le nom de la salle </w:t>
+            </w:r>
+          </w:p>
+          <w:p>
+            <w:r>
+              <w:t xml:space="preserve">Action :  on sélectionne via les </w:t>
+            </w:r>
+            <w:proofErr w:type="spellStart"/>
+            <w:r>
+              <w:t>checkbox</w:t>
+            </w:r>
+            <w:proofErr w:type="spellEnd"/>
+            <w:r>
+              <w:t xml:space="preserve"> des machines qu'on veut monitorer Résultat :   les machines sélectionnées ont leur </w:t>
+            </w:r>
+            <w:proofErr w:type="spellStart"/>
+            <w:r>
+              <w:t>textbox</w:t>
+            </w:r>
+            <w:proofErr w:type="spellEnd"/>
+            <w:r>
+              <w:t xml:space="preserve"> </w:t>
+            </w:r>
+            <w:proofErr w:type="spellStart"/>
+            <w:r>
+              <w:t>chequées</w:t>
+            </w:r>
+            <w:proofErr w:type="spellEnd"/>
+          </w:p>
+        </w:tc>
+        <w:tc>
+          <w:tcPr>
+            <w:tcW w:w="0" w:type="auto"/>
+          </w:tcPr>
+          <w:p>
+            <w:r>
+              <w:t>OK</w:t>
+            </w:r>
+          </w:p>
+          <w:p>
+            <w:r>
+              <w:t xml:space="preserve">24 </w:t>
+            </w:r>
+            <w:proofErr w:type="spellStart"/>
+            <w:r>
+              <w:t>Feb</w:t>
+            </w:r>
+            <w:proofErr w:type="spellEnd"/>
+          </w:p>
+        </w:tc>
+      </w:tr>
+    </w:tbl>
+    <w:p/>
+    <w:p>
+      <w:pPr>
+        <w:pStyle w:val="Titre4"/>
+      </w:pPr>
+      <w:r>
+        <w:t>Manager une sous liste de ressource bannies</w:t>
+      </w:r>
+    </w:p>
+    <w:tbl>
+      <w:tblPr>
+        <w:tblW w:w="100" w:type="auto"/>
+        <w:tblBorders>
+          <w:top w:val="single" w:sz="4" w:space="0" w:color="auto"/>
+          <w:left w:val="single" w:sz="4" w:space="0" w:color="auto"/>
+          <w:bottom w:val="single" w:sz="4" w:space="0" w:color="auto"/>
+          <w:right w:val="single" w:sz="4" w:space="0" w:color="auto"/>
+          <w:insideH w:val="single" w:sz="4" w:space="0" w:color="auto"/>
+          <w:insideV w:val="single" w:sz="4" w:space="0" w:color="auto"/>
+        </w:tblBorders>
+        <w:tblCellMar>
+          <w:left w:w="10" w:type="dxa"/>
+          <w:right w:w="10" w:type="dxa"/>
+        </w:tblCellMar>
+        <w:tblLook w:val="04A0" w:firstRow="1" w:lastRow="0" w:firstColumn="1" w:lastColumn="0" w:noHBand="0" w:noVBand="1"/>
+      </w:tblPr>
+      <w:tblGrid>
+        <w:gridCol w:w="1864"/>
+        <w:gridCol w:w="6637"/>
+        <w:gridCol w:w="589"/>
+      </w:tblGrid>
+      <w:tr>
+        <w:tblPrEx>
+          <w:tblCellMar>
+            <w:top w:w="0" w:type="dxa"/>
+            <w:bottom w:w="0" w:type="dxa"/>
+          </w:tblCellMar>
+        </w:tblPrEx>
+        <w:tc>
+          <w:tcPr>
+            <w:tcW w:w="0" w:type="auto"/>
+          </w:tcPr>
+          <w:p>
+            <w:r>
+              <w:t>Ajouter une ressource</w:t>
+            </w:r>
+          </w:p>
+        </w:tc>
+        <w:tc>
+          <w:tcPr>
+            <w:tcW w:w="0" w:type="auto"/>
+          </w:tcPr>
+          <w:p>
+            <w:r>
+              <w:t xml:space="preserve">Contexte :  on est sur la page pour ajouter un élément à la liste </w:t>
+            </w:r>
+          </w:p>
+          <w:p>
+            <w:r>
+              <w:t xml:space="preserve">Action :  on clique sur une ressource dans la liste des ressources et on appuie sur le bouton ajouter (au centre) </w:t>
+            </w:r>
+          </w:p>
+          <w:p>
+            <w:r>
+              <w:t>Résultat :   la ressource est ajoutée à la liste</w:t>
+            </w:r>
+          </w:p>
+        </w:tc>
+        <w:tc>
+          <w:tcPr>
+            <w:tcW w:w="0" w:type="auto"/>
+          </w:tcPr>
+          <w:p>
+            <w:r>
+              <w:t>OK</w:t>
+            </w:r>
+          </w:p>
+          <w:p>
+            <w:r>
+              <w:t xml:space="preserve">24 </w:t>
+            </w:r>
+            <w:proofErr w:type="spellStart"/>
+            <w:r>
+              <w:t>Feb</w:t>
+            </w:r>
+            <w:proofErr w:type="spellEnd"/>
+          </w:p>
+        </w:tc>
+      </w:tr>
+      <w:tr>
+        <w:tblPrEx>
+          <w:tblCellMar>
+            <w:top w:w="0" w:type="dxa"/>
+            <w:bottom w:w="0" w:type="dxa"/>
+          </w:tblCellMar>
+        </w:tblPrEx>
+        <w:tc>
+          <w:tcPr>
+            <w:tcW w:w="0" w:type="auto"/>
+          </w:tcPr>
+          <w:p>
+            <w:r>
+              <w:t>Supprimer une ressource</w:t>
+            </w:r>
+          </w:p>
+        </w:tc>
+        <w:tc>
+          <w:tcPr>
+            <w:tcW w:w="0" w:type="auto"/>
+          </w:tcPr>
+          <w:p>
+            <w:r>
+              <w:t xml:space="preserve">Contexte :  on est sur la page pour ajouter un élément à la liste </w:t>
+            </w:r>
+          </w:p>
+          <w:p>
+            <w:r>
+              <w:t xml:space="preserve">Action :  on clique sur une ressource dans la sous liste des ressources et on appuie sur le bouton supprimer (en dessous) </w:t>
+            </w:r>
+          </w:p>
+          <w:p>
+            <w:r>
+              <w:t>Résultat :   la ressource est supprimée à la liste</w:t>
+            </w:r>
+          </w:p>
+        </w:tc>
+        <w:tc>
+          <w:tcPr>
+            <w:tcW w:w="0" w:type="auto"/>
+          </w:tcPr>
+          <w:p>
+            <w:r>
+              <w:t>OK</w:t>
+            </w:r>
+          </w:p>
+          <w:p>
+            <w:r>
+              <w:t xml:space="preserve">24 </w:t>
+            </w:r>
+            <w:proofErr w:type="spellStart"/>
+            <w:r>
+              <w:t>Feb</w:t>
+            </w:r>
+            <w:proofErr w:type="spellEnd"/>
+          </w:p>
+        </w:tc>
+      </w:tr>
+    </w:tbl>
+    <w:p/>
+    <w:p>
+      <w:pPr>
+        <w:pStyle w:val="Titre3"/>
+      </w:pPr>
+      <w:r>
+        <w:t>Sprint 3</w:t>
+      </w:r>
+    </w:p>
+    <w:p/>
+    <w:p>
+      <w:pPr>
+        <w:pStyle w:val="Titre4"/>
+      </w:pPr>
+      <w:r>
+        <w:t>Manager des éléments à la liste de toutes les ressources</w:t>
+      </w:r>
+    </w:p>
+    <w:tbl>
+      <w:tblPr>
+        <w:tblW w:w="100" w:type="auto"/>
+        <w:tblBorders>
+          <w:top w:val="single" w:sz="4" w:space="0" w:color="auto"/>
+          <w:left w:val="single" w:sz="4" w:space="0" w:color="auto"/>
+          <w:bottom w:val="single" w:sz="4" w:space="0" w:color="auto"/>
+          <w:right w:val="single" w:sz="4" w:space="0" w:color="auto"/>
+          <w:insideH w:val="single" w:sz="4" w:space="0" w:color="auto"/>
+          <w:insideV w:val="single" w:sz="4" w:space="0" w:color="auto"/>
+        </w:tblBorders>
+        <w:tblCellMar>
+          <w:left w:w="10" w:type="dxa"/>
+          <w:right w:w="10" w:type="dxa"/>
+        </w:tblCellMar>
+        <w:tblLook w:val="04A0" w:firstRow="1" w:lastRow="0" w:firstColumn="1" w:lastColumn="0" w:noHBand="0" w:noVBand="1"/>
+      </w:tblPr>
+      <w:tblGrid>
+        <w:gridCol w:w="1713"/>
+        <w:gridCol w:w="6859"/>
+        <w:gridCol w:w="518"/>
+      </w:tblGrid>
+      <w:tr>
+        <w:tblPrEx>
+          <w:tblCellMar>
+            <w:top w:w="0" w:type="dxa"/>
+            <w:bottom w:w="0" w:type="dxa"/>
+          </w:tblCellMar>
+        </w:tblPrEx>
+        <w:tc>
+          <w:tcPr>
+            <w:tcW w:w="0" w:type="auto"/>
+          </w:tcPr>
+          <w:p>
+            <w:r>
+              <w:t>Ajouter un élément à la liste</w:t>
+            </w:r>
+          </w:p>
+        </w:tc>
+        <w:tc>
+          <w:tcPr>
+            <w:tcW w:w="0" w:type="auto"/>
+          </w:tcPr>
+          <w:p>
+            <w:r>
+              <w:t xml:space="preserve">Contexte :  on est sur la page pour ajouter un élément à la liste </w:t>
+            </w:r>
+          </w:p>
+          <w:p>
+            <w:r>
+              <w:t xml:space="preserve">Action :  on ajoute un lien/nom d'application/nom de fichier dans le champ et on appuie sur le bouton ajouter </w:t>
+            </w:r>
+          </w:p>
+          <w:p>
+            <w:r>
+              <w:t>Résultat :   la ressource est ajoutée à la liste</w:t>
+            </w:r>
+          </w:p>
+        </w:tc>
+        <w:tc>
+          <w:tcPr>
+            <w:tcW w:w="0" w:type="auto"/>
+          </w:tcPr>
+          <w:p>
+            <w:r>
+              <w:t>OK</w:t>
+            </w:r>
+          </w:p>
+          <w:p>
+            <w:r>
+              <w:t xml:space="preserve">24 </w:t>
+            </w:r>
+            <w:proofErr w:type="spellStart"/>
+            <w:r>
+              <w:t>Feb</w:t>
+            </w:r>
+            <w:proofErr w:type="spellEnd"/>
+          </w:p>
+        </w:tc>
+      </w:tr>
+      <w:tr>
+        <w:tblPrEx>
+          <w:tblCellMar>
+            <w:top w:w="0" w:type="dxa"/>
+            <w:bottom w:w="0" w:type="dxa"/>
+          </w:tblCellMar>
+        </w:tblPrEx>
+        <w:tc>
+          <w:tcPr>
+            <w:tcW w:w="0" w:type="auto"/>
+          </w:tcPr>
+          <w:p>
+            <w:r>
+              <w:t>Supprimer un élément de la liste</w:t>
+            </w:r>
+          </w:p>
+        </w:tc>
+        <w:tc>
+          <w:tcPr>
+            <w:tcW w:w="0" w:type="auto"/>
+          </w:tcPr>
+          <w:p>
+            <w:r>
+              <w:t xml:space="preserve">Contexte :  on est sur la page pour ajouter un élément à la liste </w:t>
+            </w:r>
+          </w:p>
+          <w:p>
+            <w:r>
+              <w:t xml:space="preserve">Action :  on </w:t>
+            </w:r>
+            <w:r>
+              <w:t>clique</w:t>
+            </w:r>
+            <w:r>
+              <w:t xml:space="preserve"> sur un lien/nom d'application/nom de fichier dans la liste pour le sélectionner (sélection multiple possible) et on appuie sur le bouton supprimer Résultat :   la ressource est retirée à la liste</w:t>
+            </w:r>
+          </w:p>
+        </w:tc>
+        <w:tc>
+          <w:tcPr>
+            <w:tcW w:w="0" w:type="auto"/>
+          </w:tcPr>
+          <w:p>
+            <w:r>
+              <w:t>OK</w:t>
+            </w:r>
+          </w:p>
+          <w:p>
+            <w:r>
+              <w:t>7 Mar</w:t>
+            </w:r>
+          </w:p>
+        </w:tc>
+      </w:tr>
+    </w:tbl>
+    <w:p/>
+    <w:p>
+      <w:pPr>
+        <w:pStyle w:val="Titre4"/>
+      </w:pPr>
+      <w:r>
+        <w:t>Popup quand un dépassement est détecté (élève)</w:t>
+      </w:r>
+    </w:p>
+    <w:tbl>
+      <w:tblPr>
+        <w:tblW w:w="100" w:type="auto"/>
+        <w:tblBorders>
+          <w:top w:val="single" w:sz="4" w:space="0" w:color="auto"/>
+          <w:left w:val="single" w:sz="4" w:space="0" w:color="auto"/>
+          <w:bottom w:val="single" w:sz="4" w:space="0" w:color="auto"/>
+          <w:right w:val="single" w:sz="4" w:space="0" w:color="auto"/>
+          <w:insideH w:val="single" w:sz="4" w:space="0" w:color="auto"/>
+          <w:insideV w:val="single" w:sz="4" w:space="0" w:color="auto"/>
+        </w:tblBorders>
+        <w:tblCellMar>
+          <w:left w:w="10" w:type="dxa"/>
+          <w:right w:w="10" w:type="dxa"/>
+        </w:tblCellMar>
+        <w:tblLook w:val="04A0" w:firstRow="1" w:lastRow="0" w:firstColumn="1" w:lastColumn="0" w:noHBand="0" w:noVBand="1"/>
+      </w:tblPr>
+      <w:tblGrid>
+        <w:gridCol w:w="2218"/>
+        <w:gridCol w:w="6331"/>
+        <w:gridCol w:w="541"/>
+      </w:tblGrid>
+      <w:tr>
+        <w:tblPrEx>
+          <w:tblCellMar>
+            <w:top w:w="0" w:type="dxa"/>
+            <w:bottom w:w="0" w:type="dxa"/>
+          </w:tblCellMar>
+        </w:tblPrEx>
+        <w:tc>
+          <w:tcPr>
+            <w:tcW w:w="0" w:type="auto"/>
+          </w:tcPr>
+          <w:p>
+            <w:r>
+              <w:t>Détection de dépassement</w:t>
+            </w:r>
+          </w:p>
+        </w:tc>
+        <w:tc>
+          <w:tcPr>
+            <w:tcW w:w="0" w:type="auto"/>
+          </w:tcPr>
+          <w:p>
+            <w:r>
+              <w:t xml:space="preserve">Contexte :  on est sur le poste en train de travailler </w:t>
+            </w:r>
+          </w:p>
+          <w:p>
+            <w:r>
+              <w:t xml:space="preserve">Action :  on accède à </w:t>
+            </w:r>
+            <w:r>
+              <w:t>T</w:t>
+            </w:r>
+            <w:r>
+              <w:t xml:space="preserve">eams </w:t>
+            </w:r>
+          </w:p>
+          <w:p>
+            <w:r>
+              <w:t>Résultat :   un popup Windows nous informe du dépassement avec le nom de la ressource interdite</w:t>
+            </w:r>
+          </w:p>
+        </w:tc>
+        <w:tc>
+          <w:tcPr>
+            <w:tcW w:w="0" w:type="auto"/>
+          </w:tcPr>
+          <w:p>
+            <w:r>
+              <w:t>OK</w:t>
+            </w:r>
+          </w:p>
+          <w:p>
+            <w:r>
+              <w:t>7 Mar</w:t>
+            </w:r>
+          </w:p>
+        </w:tc>
+      </w:tr>
+    </w:tbl>
+    <w:p/>
+    <w:p>
+      <w:pPr>
+        <w:pStyle w:val="Titre4"/>
+      </w:pPr>
+      <w:r>
+        <w:t xml:space="preserve">Détecter les </w:t>
       </w:r>
       <w:proofErr w:type="spellStart"/>
       <w:r>
-        <w:rPr>
-          <w:b/>
-          <w:bCs/>
-          <w:i/>
-          <w:iCs/>
-          <w:color w:val="FF0000"/>
-        </w:rPr>
-        <w:t>IceTools</w:t>
+        <w:t>posts</w:t>
       </w:r>
       <w:proofErr w:type="spellEnd"/>
-    </w:p>
+      <w:r>
+        <w:t xml:space="preserve"> d'une salle</w:t>
+      </w:r>
+    </w:p>
+    <w:tbl>
+      <w:tblPr>
+        <w:tblW w:w="100" w:type="auto"/>
+        <w:tblBorders>
+          <w:top w:val="single" w:sz="4" w:space="0" w:color="auto"/>
+          <w:left w:val="single" w:sz="4" w:space="0" w:color="auto"/>
+          <w:bottom w:val="single" w:sz="4" w:space="0" w:color="auto"/>
+          <w:right w:val="single" w:sz="4" w:space="0" w:color="auto"/>
+          <w:insideH w:val="single" w:sz="4" w:space="0" w:color="auto"/>
+          <w:insideV w:val="single" w:sz="4" w:space="0" w:color="auto"/>
+        </w:tblBorders>
+        <w:tblCellMar>
+          <w:left w:w="10" w:type="dxa"/>
+          <w:right w:w="10" w:type="dxa"/>
+        </w:tblCellMar>
+        <w:tblLook w:val="04A0" w:firstRow="1" w:lastRow="0" w:firstColumn="1" w:lastColumn="0" w:noHBand="0" w:noVBand="1"/>
+      </w:tblPr>
+      <w:tblGrid>
+        <w:gridCol w:w="1648"/>
+        <w:gridCol w:w="6908"/>
+        <w:gridCol w:w="534"/>
+      </w:tblGrid>
+      <w:tr>
+        <w:tblPrEx>
+          <w:tblCellMar>
+            <w:top w:w="0" w:type="dxa"/>
+            <w:bottom w:w="0" w:type="dxa"/>
+          </w:tblCellMar>
+        </w:tblPrEx>
+        <w:tc>
+          <w:tcPr>
+            <w:tcW w:w="0" w:type="auto"/>
+          </w:tcPr>
+          <w:p>
+            <w:r>
+              <w:t>Détection des postes</w:t>
+            </w:r>
+          </w:p>
+        </w:tc>
+        <w:tc>
+          <w:tcPr>
+            <w:tcW w:w="0" w:type="auto"/>
+          </w:tcPr>
+          <w:p>
+            <w:r>
+              <w:t xml:space="preserve">Contexte :  on lance juste la console, 0 machine détectée </w:t>
+            </w:r>
+          </w:p>
+          <w:p>
+            <w:r>
+              <w:t xml:space="preserve">Action :  Rentrer le nom de la classe dans laquelle on se trouve et appuyer sur le bouton recherche </w:t>
+            </w:r>
+          </w:p>
+          <w:p>
+            <w:r>
+              <w:t>Résultat :   La liste des machines de la classe apparait et on voit leurs états de connexion (Hors ligne, Allumé, En ligne)</w:t>
+            </w:r>
+          </w:p>
+        </w:tc>
+        <w:tc>
+          <w:tcPr>
+            <w:tcW w:w="0" w:type="auto"/>
+          </w:tcPr>
+          <w:p>
+            <w:r>
+              <w:t>OK</w:t>
+            </w:r>
+          </w:p>
+          <w:p>
+            <w:r>
+              <w:t>7 Mar</w:t>
+            </w:r>
+          </w:p>
+        </w:tc>
+      </w:tr>
+    </w:tbl>
+    <w:p/>
+    <w:p>
+      <w:pPr>
+        <w:pStyle w:val="Titre3"/>
+      </w:pPr>
+      <w:r>
+        <w:t>Sprint 4</w:t>
+      </w:r>
+    </w:p>
+    <w:p/>
+    <w:p>
+      <w:pPr>
+        <w:pStyle w:val="Titre4"/>
+      </w:pPr>
+      <w:r>
+        <w:lastRenderedPageBreak/>
+        <w:t>Démarrer/</w:t>
+      </w:r>
+      <w:r>
+        <w:t>Clôturer</w:t>
+      </w:r>
+      <w:r>
+        <w:t xml:space="preserve"> une session de monitoring</w:t>
+      </w:r>
+    </w:p>
+    <w:tbl>
+      <w:tblPr>
+        <w:tblW w:w="8926" w:type="dxa"/>
+        <w:tblBorders>
+          <w:top w:val="single" w:sz="4" w:space="0" w:color="auto"/>
+          <w:left w:val="single" w:sz="4" w:space="0" w:color="auto"/>
+          <w:bottom w:val="single" w:sz="4" w:space="0" w:color="auto"/>
+          <w:right w:val="single" w:sz="4" w:space="0" w:color="auto"/>
+          <w:insideH w:val="single" w:sz="4" w:space="0" w:color="auto"/>
+          <w:insideV w:val="single" w:sz="4" w:space="0" w:color="auto"/>
+        </w:tblBorders>
+        <w:tblCellMar>
+          <w:left w:w="10" w:type="dxa"/>
+          <w:right w:w="10" w:type="dxa"/>
+        </w:tblCellMar>
+        <w:tblLook w:val="04A0" w:firstRow="1" w:lastRow="0" w:firstColumn="1" w:lastColumn="0" w:noHBand="0" w:noVBand="1"/>
+      </w:tblPr>
+      <w:tblGrid>
+        <w:gridCol w:w="1305"/>
+        <w:gridCol w:w="6507"/>
+        <w:gridCol w:w="1114"/>
+      </w:tblGrid>
+      <w:tr>
+        <w:tblPrEx>
+          <w:tblCellMar>
+            <w:top w:w="0" w:type="dxa"/>
+            <w:bottom w:w="0" w:type="dxa"/>
+          </w:tblCellMar>
+        </w:tblPrEx>
+        <w:tc>
+          <w:tcPr>
+            <w:tcW w:w="0" w:type="auto"/>
+          </w:tcPr>
+          <w:p>
+            <w:r>
+              <w:t>Lancement de la session</w:t>
+            </w:r>
+          </w:p>
+        </w:tc>
+        <w:tc>
+          <w:tcPr>
+            <w:tcW w:w="6507" w:type="dxa"/>
+          </w:tcPr>
+          <w:p>
+            <w:r>
+              <w:t xml:space="preserve">Contexte :  La session est fermée, au moins une machine est sélectionnée </w:t>
+            </w:r>
+          </w:p>
+          <w:p>
+            <w:r>
+              <w:t xml:space="preserve">Action :  on clique sur le bouton pour commencer le scan </w:t>
+            </w:r>
+          </w:p>
+          <w:p>
+            <w:r>
+              <w:t>Résultat :   si un dépassement arrive, on en est notifié</w:t>
+            </w:r>
+          </w:p>
+        </w:tc>
+        <w:tc>
+          <w:tcPr>
+            <w:tcW w:w="426" w:type="dxa"/>
+          </w:tcPr>
+          <w:p>
+            <w:r>
+              <w:t>Non complété</w:t>
+            </w:r>
+            <w:r>
+              <w:t>s</w:t>
+            </w:r>
+          </w:p>
+        </w:tc>
+      </w:tr>
+      <w:tr>
+        <w:tblPrEx>
+          <w:tblCellMar>
+            <w:top w:w="0" w:type="dxa"/>
+            <w:bottom w:w="0" w:type="dxa"/>
+          </w:tblCellMar>
+        </w:tblPrEx>
+        <w:tc>
+          <w:tcPr>
+            <w:tcW w:w="0" w:type="auto"/>
+          </w:tcPr>
+          <w:p>
+            <w:r>
+              <w:t>Clôture de la session</w:t>
+            </w:r>
+          </w:p>
+        </w:tc>
+        <w:tc>
+          <w:tcPr>
+            <w:tcW w:w="6507" w:type="dxa"/>
+          </w:tcPr>
+          <w:p>
+            <w:r>
+              <w:t xml:space="preserve">Contexte :  La session est ouverte, au moins une machine est sélectionnée </w:t>
+            </w:r>
+          </w:p>
+          <w:p>
+            <w:r>
+              <w:t xml:space="preserve">Action :  on clique sur le bouton pour fermer le scan </w:t>
+            </w:r>
+          </w:p>
+          <w:p>
+            <w:r>
+              <w:t>Résultat :   on est plus notifié quand un dépassement arrive</w:t>
+            </w:r>
+          </w:p>
+        </w:tc>
+        <w:tc>
+          <w:tcPr>
+            <w:tcW w:w="426" w:type="dxa"/>
+          </w:tcPr>
+          <w:p>
+            <w:r>
+              <w:t>Non complété</w:t>
+            </w:r>
+            <w:r>
+              <w:t>s</w:t>
+            </w:r>
+          </w:p>
+        </w:tc>
+      </w:tr>
+    </w:tbl>
+    <w:p/>
+    <w:p>
+      <w:pPr>
+        <w:pStyle w:val="Titre4"/>
+      </w:pPr>
+      <w:r>
+        <w:t>Afficher le Pc en rouge si un dépassement est découvert dessus</w:t>
+      </w:r>
+    </w:p>
+    <w:tbl>
+      <w:tblPr>
+        <w:tblW w:w="100" w:type="auto"/>
+        <w:tblBorders>
+          <w:top w:val="single" w:sz="4" w:space="0" w:color="auto"/>
+          <w:left w:val="single" w:sz="4" w:space="0" w:color="auto"/>
+          <w:bottom w:val="single" w:sz="4" w:space="0" w:color="auto"/>
+          <w:right w:val="single" w:sz="4" w:space="0" w:color="auto"/>
+          <w:insideH w:val="single" w:sz="4" w:space="0" w:color="auto"/>
+          <w:insideV w:val="single" w:sz="4" w:space="0" w:color="auto"/>
+        </w:tblBorders>
+        <w:tblCellMar>
+          <w:left w:w="10" w:type="dxa"/>
+          <w:right w:w="10" w:type="dxa"/>
+        </w:tblCellMar>
+        <w:tblLook w:val="04A0" w:firstRow="1" w:lastRow="0" w:firstColumn="1" w:lastColumn="0" w:noHBand="0" w:noVBand="1"/>
+      </w:tblPr>
+      <w:tblGrid>
+        <w:gridCol w:w="2096"/>
+        <w:gridCol w:w="5653"/>
+        <w:gridCol w:w="1341"/>
+      </w:tblGrid>
+      <w:tr>
+        <w:tblPrEx>
+          <w:tblCellMar>
+            <w:top w:w="0" w:type="dxa"/>
+            <w:bottom w:w="0" w:type="dxa"/>
+          </w:tblCellMar>
+        </w:tblPrEx>
+        <w:tc>
+          <w:tcPr>
+            <w:tcW w:w="0" w:type="auto"/>
+          </w:tcPr>
+          <w:p>
+            <w:r>
+              <w:t>Détection de dépassement</w:t>
+            </w:r>
+          </w:p>
+        </w:tc>
+        <w:tc>
+          <w:tcPr>
+            <w:tcW w:w="0" w:type="auto"/>
+          </w:tcPr>
+          <w:p>
+            <w:r>
+              <w:t xml:space="preserve">Contexte :  on est sur la page on voit tous les pcs monitorés </w:t>
+            </w:r>
+          </w:p>
+          <w:p>
+            <w:r>
+              <w:t xml:space="preserve">Action :  un dépassement arrive sur un poste (ex : site web banni) </w:t>
+            </w:r>
+          </w:p>
+          <w:p>
+            <w:r>
+              <w:t>Résultat :   le pc sur lequel le dépassement est arrivé, le fond devient rouge pour signaler le problème</w:t>
+            </w:r>
+          </w:p>
+        </w:tc>
+        <w:tc>
+          <w:tcPr>
+            <w:tcW w:w="0" w:type="auto"/>
+          </w:tcPr>
+          <w:p>
+            <w:r>
+              <w:t>Non complété</w:t>
+            </w:r>
+            <w:r>
+              <w:t>s</w:t>
+            </w:r>
+          </w:p>
+        </w:tc>
+      </w:tr>
+    </w:tbl>
+    <w:p/>
+    <w:p>
+      <w:pPr>
+        <w:pStyle w:val="Titre4"/>
+      </w:pPr>
+      <w:r>
+        <w:t>Popup quand un dépassement est détecté (prof)</w:t>
+      </w:r>
+    </w:p>
+    <w:tbl>
+      <w:tblPr>
+        <w:tblW w:w="100" w:type="auto"/>
+        <w:tblBorders>
+          <w:top w:val="single" w:sz="4" w:space="0" w:color="auto"/>
+          <w:left w:val="single" w:sz="4" w:space="0" w:color="auto"/>
+          <w:bottom w:val="single" w:sz="4" w:space="0" w:color="auto"/>
+          <w:right w:val="single" w:sz="4" w:space="0" w:color="auto"/>
+          <w:insideH w:val="single" w:sz="4" w:space="0" w:color="auto"/>
+          <w:insideV w:val="single" w:sz="4" w:space="0" w:color="auto"/>
+        </w:tblBorders>
+        <w:tblCellMar>
+          <w:left w:w="10" w:type="dxa"/>
+          <w:right w:w="10" w:type="dxa"/>
+        </w:tblCellMar>
+        <w:tblLook w:val="04A0" w:firstRow="1" w:lastRow="0" w:firstColumn="1" w:lastColumn="0" w:noHBand="0" w:noVBand="1"/>
+      </w:tblPr>
+      <w:tblGrid>
+        <w:gridCol w:w="2249"/>
+        <w:gridCol w:w="5628"/>
+        <w:gridCol w:w="1213"/>
+      </w:tblGrid>
+      <w:tr>
+        <w:tblPrEx>
+          <w:tblCellMar>
+            <w:top w:w="0" w:type="dxa"/>
+            <w:bottom w:w="0" w:type="dxa"/>
+          </w:tblCellMar>
+        </w:tblPrEx>
+        <w:tc>
+          <w:tcPr>
+            <w:tcW w:w="0" w:type="auto"/>
+          </w:tcPr>
+          <w:p>
+            <w:r>
+              <w:t>Détection d'un dépassement sur le poste d'un élève</w:t>
+            </w:r>
+          </w:p>
+        </w:tc>
+        <w:tc>
+          <w:tcPr>
+            <w:tcW w:w="0" w:type="auto"/>
+          </w:tcPr>
+          <w:p>
+            <w:r>
+              <w:t xml:space="preserve">Contexte :  on est sur le poste en train de travailler, les notifications de l'app sont actives </w:t>
+            </w:r>
+          </w:p>
+          <w:p>
+            <w:r>
+              <w:t xml:space="preserve">Action :  l'élève se rend sur un site interdit (ex : </w:t>
+            </w:r>
+            <w:proofErr w:type="spellStart"/>
+            <w:r>
+              <w:t>C</w:t>
+            </w:r>
+            <w:r>
+              <w:t>hat</w:t>
+            </w:r>
+            <w:r>
+              <w:t>GPT</w:t>
+            </w:r>
+            <w:proofErr w:type="spellEnd"/>
+            <w:r>
+              <w:t xml:space="preserve"> si l'IA est interdite) Résultat :   un popup Windows nous informe du dépassement avec le nom de la ressource interdite, le nom de la machine et de l'utilisateur</w:t>
+            </w:r>
+          </w:p>
+        </w:tc>
+        <w:tc>
+          <w:tcPr>
+            <w:tcW w:w="0" w:type="auto"/>
+          </w:tcPr>
+          <w:p>
+            <w:r>
+              <w:t>Non complété</w:t>
+            </w:r>
+            <w:r>
+              <w:t>s</w:t>
+            </w:r>
+          </w:p>
+        </w:tc>
+      </w:tr>
+    </w:tbl>
     <w:p>
       <w:pPr>
         <w:pStyle w:val="Titre2"/>
@@ -20057,9 +21283,9 @@
         </w:rPr>
       </w:pPr>
       <w:bookmarkStart w:id="68" w:name="_Toc185663471"/>
-      <w:bookmarkStart w:id="69" w:name="_Toc25553326"/>
-      <w:bookmarkStart w:id="70" w:name="_Toc71691029"/>
-      <w:bookmarkStart w:id="71" w:name="_Toc192686682"/>
+      <w:bookmarkStart w:id="69" w:name="_Toc192686682"/>
+      <w:bookmarkStart w:id="70" w:name="_Toc25553326"/>
+      <w:bookmarkStart w:id="71" w:name="_Toc71691029"/>
       <w:r>
         <w:rPr>
           <w:i w:val="0"/>
@@ -20068,7 +21294,7 @@
         <w:t>Bilan</w:t>
       </w:r>
       <w:bookmarkEnd w:id="68"/>
-      <w:bookmarkEnd w:id="71"/>
+      <w:bookmarkEnd w:id="69"/>
     </w:p>
     <w:p>
       <w:pPr>
@@ -20211,7 +21437,6 @@
           <w:iCs/>
           <w:color w:val="FF0000"/>
         </w:rPr>
-        <w:lastRenderedPageBreak/>
         <w:t>Ce qu’on pensait faire vs ce qu’on a fait</w:t>
       </w:r>
     </w:p>
@@ -20281,7 +21506,11 @@
       </w:r>
       <w:proofErr w:type="spellEnd"/>
       <w:r>
-        <w:t xml:space="preserve"> de la sous liste des ressources bannies ne font pas la même taille que celles de la liste principale. J’ai essayé de régler ce problème mais après trop de temp perdu j’ai choisi de mettre un //TODO et de passer à la suite. </w:t>
+        <w:t xml:space="preserve"> de la sous liste des ressources bannies ne font pas la même taille que celles de la liste principale. J’ai essayé de régler ce problème mais après trop de </w:t>
+      </w:r>
+      <w:r>
+        <w:lastRenderedPageBreak/>
+        <w:t xml:space="preserve">temp perdu j’ai choisi de mettre un //TODO et de passer à la suite. </w:t>
       </w:r>
       <w:r>
         <w:rPr>
@@ -20305,7 +21534,7 @@
                     </pic:cNvPicPr>
                   </pic:nvPicPr>
                   <pic:blipFill>
-                    <a:blip r:embed="rId23">
+                    <a:blip r:embed="rId24">
                       <a:extLst>
                         <a:ext uri="{28A0092B-C50C-407E-A947-70E740481C1C}">
                           <a14:useLocalDpi xmlns:a14="http://schemas.microsoft.com/office/drawing/2010/main" val="0"/>
@@ -20541,11 +21770,7 @@
         <w:t>effectué</w:t>
       </w:r>
       <w:r>
-        <w:t xml:space="preserve"> des recherches sur le fonctionnement mais pour les petits bug et erreurs cachée j’avais beaucoup </w:t>
-      </w:r>
-      <w:r>
-        <w:lastRenderedPageBreak/>
-        <w:t>moins de connaissances.</w:t>
+        <w:t xml:space="preserve"> des recherches sur le fonctionnement mais pour les petits bug et erreurs cachée j’avais beaucoup moins de connaissances.</w:t>
       </w:r>
       <w:r>
         <w:t xml:space="preserve"> La chose dont j’ai eu le plus besoins c’était un problème avec la version du Protocol HTTP</w:t>
@@ -20570,19 +21795,15 @@
       <w:r>
         <w:t xml:space="preserve"> m’a aussi servi à générer le petit fantôme du logo, je l’ai modifié et </w:t>
       </w:r>
-      <w:proofErr w:type="gramStart"/>
-      <w:r>
-        <w:t>ajouter</w:t>
-      </w:r>
-      <w:proofErr w:type="gramEnd"/>
+      <w:r>
+        <w:t>ajouté</w:t>
+      </w:r>
       <w:r>
         <w:t xml:space="preserve"> à une </w:t>
       </w:r>
-      <w:proofErr w:type="spellStart"/>
-      <w:r>
-        <w:t>icone</w:t>
-      </w:r>
-      <w:proofErr w:type="spellEnd"/>
+      <w:r>
+        <w:t>icône</w:t>
+      </w:r>
       <w:r>
         <w:t xml:space="preserve"> trouvée sur </w:t>
       </w:r>
@@ -20619,9 +21840,10 @@
           <w:i w:val="0"/>
           <w:iCs/>
         </w:rPr>
+        <w:lastRenderedPageBreak/>
         <w:t>Liste des documents</w:t>
       </w:r>
-      <w:bookmarkEnd w:id="69"/>
+      <w:bookmarkEnd w:id="70"/>
       <w:r>
         <w:rPr>
           <w:i w:val="0"/>
@@ -20629,7 +21851,7 @@
         </w:rPr>
         <w:t xml:space="preserve"> fournis</w:t>
       </w:r>
-      <w:bookmarkEnd w:id="70"/>
+      <w:bookmarkEnd w:id="71"/>
       <w:bookmarkEnd w:id="83"/>
     </w:p>
     <w:p>
@@ -20992,11 +22214,7 @@
         <w:ind w:left="357"/>
       </w:pPr>
       <w:r>
-        <w:t xml:space="preserve">Par la suite je pense que quelque-chose comme un rapport général d’une session de scan (test) peut-être une chose concrète et intéressante. Sinon avoir la </w:t>
-      </w:r>
-      <w:r>
-        <w:lastRenderedPageBreak/>
-        <w:t xml:space="preserve">possibilité de partager les fichier </w:t>
+        <w:t xml:space="preserve">Par la suite je pense que quelque-chose comme un rapport général d’une session de scan (test) peut-être une chose concrète et intéressante. Sinon avoir la possibilité de partager les fichier </w:t>
       </w:r>
       <w:proofErr w:type="spellStart"/>
       <w:r>
@@ -21097,6 +22315,7 @@
           <w:rFonts w:cs="Arial"/>
           <w:i/>
         </w:rPr>
+        <w:lastRenderedPageBreak/>
         <w:t>Objectifs atteints / non-atteints</w:t>
       </w:r>
     </w:p>
@@ -21223,6 +22442,53 @@
       <w:bookmarkEnd w:id="89"/>
     </w:p>
     <w:p/>
+    <w:p>
+      <w:pPr>
+        <w:pStyle w:val="Titre3"/>
+      </w:pPr>
+      <w:r>
+        <w:t>Situation de départ</w:t>
+      </w:r>
+    </w:p>
+    <w:p/>
+    <w:p>
+      <w:pPr>
+        <w:ind w:left="708"/>
+      </w:pPr>
+      <w:r>
+        <w:t xml:space="preserve">Le </w:t>
+      </w:r>
+      <w:r>
+        <w:t>but est de pouvoir vérifier l’accès des élèves à certaines ressources (sites web, applications, fichiers). Le but n’est pas de l’interdire mais de vérifier si un des élèves utilise une ressource dont l’accès lui est interdit.</w:t>
+      </w:r>
+      <w:r>
+        <w:t xml:space="preserve"> </w:t>
+      </w:r>
+    </w:p>
+    <w:p/>
+    <w:p>
+      <w:pPr>
+        <w:pStyle w:val="Titre3"/>
+      </w:pPr>
+      <w:r>
+        <w:t xml:space="preserve">Mise en œuvre </w:t>
+      </w:r>
+    </w:p>
+    <w:p/>
+    <w:p>
+      <w:pPr>
+        <w:ind w:left="708"/>
+      </w:pPr>
+    </w:p>
+    <w:p/>
+    <w:p>
+      <w:pPr>
+        <w:pStyle w:val="Titre3"/>
+      </w:pPr>
+      <w:r>
+        <w:t>Résultat final</w:t>
+      </w:r>
+    </w:p>
     <w:p>
       <w:pPr>
         <w:pStyle w:val="Titre2"/>
@@ -21277,7 +22543,7 @@
           <w:lang w:val="en-US"/>
         </w:rPr>
       </w:pPr>
-      <w:hyperlink r:id="rId24" w:history="1">
+      <w:hyperlink r:id="rId25" w:history="1">
         <w:proofErr w:type="spellStart"/>
         <w:proofErr w:type="gramStart"/>
         <w:r>
@@ -21359,7 +22625,7 @@
           <w:lang w:val="fr-CH"/>
         </w:rPr>
       </w:pPr>
-      <w:hyperlink r:id="rId25" w:history="1">
+      <w:hyperlink r:id="rId26" w:history="1">
         <w:proofErr w:type="spellStart"/>
         <w:r>
           <w:rPr>
@@ -21432,7 +22698,7 @@
           <w:lang w:val="fr-CH"/>
         </w:rPr>
       </w:pPr>
-      <w:hyperlink r:id="rId26" w:history="1">
+      <w:hyperlink r:id="rId27" w:history="1">
         <w:proofErr w:type="spellStart"/>
         <w:r>
           <w:rPr>
@@ -21498,7 +22764,7 @@
           <w:lang w:val="fr-CH"/>
         </w:rPr>
       </w:pPr>
-      <w:hyperlink r:id="rId27" w:history="1">
+      <w:hyperlink r:id="rId28" w:history="1">
         <w:r>
           <w:rPr>
             <w:rStyle w:val="Lienhypertexte"/>
@@ -21578,7 +22844,7 @@
           <w:lang w:val="fr-CH"/>
         </w:rPr>
       </w:pPr>
-      <w:hyperlink r:id="rId28" w:history="1">
+      <w:hyperlink r:id="rId29" w:history="1">
         <w:proofErr w:type="spellStart"/>
         <w:r>
           <w:rPr>
@@ -21664,7 +22930,7 @@
           <w:lang w:val="fr-CH"/>
         </w:rPr>
       </w:pPr>
-      <w:hyperlink r:id="rId29" w:history="1">
+      <w:hyperlink r:id="rId30" w:history="1">
         <w:proofErr w:type="spellStart"/>
         <w:r>
           <w:rPr>
@@ -21714,7 +22980,7 @@
           <w:lang w:val="fr-CH"/>
         </w:rPr>
       </w:pPr>
-      <w:hyperlink r:id="rId30" w:history="1">
+      <w:hyperlink r:id="rId31" w:history="1">
         <w:r>
           <w:rPr>
             <w:rStyle w:val="Lienhypertexte"/>
@@ -21794,6 +23060,7 @@
           <w:i w:val="0"/>
           <w:iCs/>
         </w:rPr>
+        <w:lastRenderedPageBreak/>
         <w:t xml:space="preserve">Journal de </w:t>
       </w:r>
       <w:bookmarkEnd w:id="92"/>
@@ -22061,6 +23328,20 @@
     </w:p>
     <w:p>
       <w:pPr>
+        <w:ind w:left="1134" w:hanging="774"/>
+        <w:rPr>
+          <w:color w:val="000000" w:themeColor="text1"/>
+        </w:rPr>
+      </w:pPr>
+      <w:r>
+        <w:rPr>
+          <w:color w:val="000000" w:themeColor="text1"/>
+        </w:rPr>
+        <w:t xml:space="preserve">Mon journal de travail est en </w:t>
+      </w:r>
+    </w:p>
+    <w:p>
+      <w:pPr>
         <w:pStyle w:val="Titre2"/>
         <w:rPr>
           <w:i w:val="0"/>
@@ -22099,7 +23380,6 @@
           <w:i w:val="0"/>
           <w:iCs/>
         </w:rPr>
-        <w:lastRenderedPageBreak/>
         <w:t>Manuel d'Utilisation</w:t>
       </w:r>
       <w:bookmarkEnd w:id="98"/>
@@ -22116,8 +23396,8 @@
         </w:rPr>
       </w:pPr>
       <w:bookmarkStart w:id="101" w:name="_Toc71703270"/>
-      <w:bookmarkStart w:id="102" w:name="_Toc25553334"/>
-      <w:bookmarkStart w:id="103" w:name="_Toc192686695"/>
+      <w:bookmarkStart w:id="102" w:name="_Toc192686695"/>
+      <w:bookmarkStart w:id="103" w:name="_Toc25553334"/>
       <w:r>
         <w:rPr>
           <w:i w:val="0"/>
@@ -22133,7 +23413,7 @@
         <w:t>rchives du projet</w:t>
       </w:r>
       <w:bookmarkEnd w:id="101"/>
-      <w:bookmarkEnd w:id="103"/>
+      <w:bookmarkEnd w:id="102"/>
       <w:r>
         <w:rPr>
           <w:i w:val="0"/>
@@ -22141,7 +23421,7 @@
         </w:rPr>
         <w:t xml:space="preserve"> </w:t>
       </w:r>
-      <w:bookmarkEnd w:id="102"/>
+      <w:bookmarkEnd w:id="103"/>
     </w:p>
     <w:p/>
     <w:p>
@@ -22173,8 +23453,8 @@
       </w:pPr>
     </w:p>
     <w:sectPr>
-      <w:headerReference w:type="default" r:id="rId31"/>
-      <w:footerReference w:type="default" r:id="rId32"/>
+      <w:headerReference w:type="default" r:id="rId32"/>
+      <w:footerReference w:type="default" r:id="rId33"/>
       <w:pgSz w:w="11906" w:h="16838" w:code="9"/>
       <w:pgMar w:top="1418" w:right="1418" w:bottom="1418" w:left="1418" w:header="720" w:footer="720" w:gutter="0"/>
       <w:cols w:space="720"/>
@@ -22871,6 +24151,92 @@
     </w:lvl>
   </w:abstractNum>
   <w:abstractNum w:abstractNumId="4" w15:restartNumberingAfterBreak="0">
+    <w:nsid w:val="21C81E51"/>
+    <w:multiLevelType w:val="hybridMultilevel"/>
+    <w:tmpl w:val="7324C59A"/>
+    <w:lvl w:ilvl="0" w:tplc="57D4BF7E">
+      <w:start w:val="1"/>
+      <w:numFmt w:val="bullet"/>
+      <w:lvlText w:val="●"/>
+      <w:lvlJc w:val="left"/>
+      <w:pPr>
+        <w:ind w:left="720" w:hanging="360"/>
+      </w:pPr>
+    </w:lvl>
+    <w:lvl w:ilvl="1" w:tplc="EADCB428">
+      <w:start w:val="1"/>
+      <w:numFmt w:val="bullet"/>
+      <w:lvlText w:val="○"/>
+      <w:lvlJc w:val="left"/>
+      <w:pPr>
+        <w:ind w:left="1440" w:hanging="360"/>
+      </w:pPr>
+    </w:lvl>
+    <w:lvl w:ilvl="2" w:tplc="0016BDB4">
+      <w:start w:val="1"/>
+      <w:numFmt w:val="bullet"/>
+      <w:lvlText w:val="■"/>
+      <w:lvlJc w:val="left"/>
+      <w:pPr>
+        <w:ind w:left="2160" w:hanging="360"/>
+      </w:pPr>
+    </w:lvl>
+    <w:lvl w:ilvl="3" w:tplc="43441D0E">
+      <w:start w:val="1"/>
+      <w:numFmt w:val="bullet"/>
+      <w:lvlText w:val="●"/>
+      <w:lvlJc w:val="left"/>
+      <w:pPr>
+        <w:ind w:left="2880" w:hanging="360"/>
+      </w:pPr>
+    </w:lvl>
+    <w:lvl w:ilvl="4" w:tplc="190C2656">
+      <w:start w:val="1"/>
+      <w:numFmt w:val="bullet"/>
+      <w:lvlText w:val="○"/>
+      <w:lvlJc w:val="left"/>
+      <w:pPr>
+        <w:ind w:left="3600" w:hanging="360"/>
+      </w:pPr>
+    </w:lvl>
+    <w:lvl w:ilvl="5" w:tplc="12B290A0">
+      <w:start w:val="1"/>
+      <w:numFmt w:val="bullet"/>
+      <w:lvlText w:val="■"/>
+      <w:lvlJc w:val="left"/>
+      <w:pPr>
+        <w:ind w:left="4320" w:hanging="360"/>
+      </w:pPr>
+    </w:lvl>
+    <w:lvl w:ilvl="6" w:tplc="F3EA0650">
+      <w:start w:val="1"/>
+      <w:numFmt w:val="bullet"/>
+      <w:lvlText w:val="●"/>
+      <w:lvlJc w:val="left"/>
+      <w:pPr>
+        <w:ind w:left="5040" w:hanging="360"/>
+      </w:pPr>
+    </w:lvl>
+    <w:lvl w:ilvl="7" w:tplc="7D8E54D6">
+      <w:start w:val="1"/>
+      <w:numFmt w:val="bullet"/>
+      <w:lvlText w:val="●"/>
+      <w:lvlJc w:val="left"/>
+      <w:pPr>
+        <w:ind w:left="5760" w:hanging="360"/>
+      </w:pPr>
+    </w:lvl>
+    <w:lvl w:ilvl="8" w:tplc="E8129ADE">
+      <w:start w:val="1"/>
+      <w:numFmt w:val="bullet"/>
+      <w:lvlText w:val="●"/>
+      <w:lvlJc w:val="left"/>
+      <w:pPr>
+        <w:ind w:left="6480" w:hanging="360"/>
+      </w:pPr>
+    </w:lvl>
+  </w:abstractNum>
+  <w:abstractNum w:abstractNumId="5" w15:restartNumberingAfterBreak="0">
     <w:nsid w:val="26776143"/>
     <w:multiLevelType w:val="hybridMultilevel"/>
     <w:tmpl w:val="5B867C26"/>
@@ -22982,7 +24348,7 @@
       </w:rPr>
     </w:lvl>
   </w:abstractNum>
-  <w:abstractNum w:abstractNumId="5" w15:restartNumberingAfterBreak="0">
+  <w:abstractNum w:abstractNumId="6" w15:restartNumberingAfterBreak="0">
     <w:nsid w:val="27A404D8"/>
     <w:multiLevelType w:val="hybridMultilevel"/>
     <w:tmpl w:val="E4483B56"/>
@@ -23122,7 +24488,7 @@
       </w:rPr>
     </w:lvl>
   </w:abstractNum>
-  <w:abstractNum w:abstractNumId="6" w15:restartNumberingAfterBreak="0">
+  <w:abstractNum w:abstractNumId="7" w15:restartNumberingAfterBreak="0">
     <w:nsid w:val="318A3916"/>
     <w:multiLevelType w:val="hybridMultilevel"/>
     <w:tmpl w:val="7EC48B9C"/>
@@ -23235,7 +24601,7 @@
       </w:rPr>
     </w:lvl>
   </w:abstractNum>
-  <w:abstractNum w:abstractNumId="7" w15:restartNumberingAfterBreak="0">
+  <w:abstractNum w:abstractNumId="8" w15:restartNumberingAfterBreak="0">
     <w:nsid w:val="408C02FF"/>
     <w:multiLevelType w:val="hybridMultilevel"/>
     <w:tmpl w:val="1C925AC4"/>
@@ -23372,7 +24738,7 @@
       </w:rPr>
     </w:lvl>
   </w:abstractNum>
-  <w:abstractNum w:abstractNumId="8" w15:restartNumberingAfterBreak="0">
+  <w:abstractNum w:abstractNumId="9" w15:restartNumberingAfterBreak="0">
     <w:nsid w:val="42F31DAB"/>
     <w:multiLevelType w:val="hybridMultilevel"/>
     <w:tmpl w:val="A46C5D1C"/>
@@ -23512,7 +24878,7 @@
       </w:rPr>
     </w:lvl>
   </w:abstractNum>
-  <w:abstractNum w:abstractNumId="9" w15:restartNumberingAfterBreak="0">
+  <w:abstractNum w:abstractNumId="10" w15:restartNumberingAfterBreak="0">
     <w:nsid w:val="5082572C"/>
     <w:multiLevelType w:val="hybridMultilevel"/>
     <w:tmpl w:val="ED4ACFA4"/>
@@ -23652,7 +25018,7 @@
       </w:rPr>
     </w:lvl>
   </w:abstractNum>
-  <w:abstractNum w:abstractNumId="10" w15:restartNumberingAfterBreak="0">
+  <w:abstractNum w:abstractNumId="11" w15:restartNumberingAfterBreak="0">
     <w:nsid w:val="52B247CA"/>
     <w:multiLevelType w:val="hybridMultilevel"/>
     <w:tmpl w:val="B7D4D45A"/>
@@ -23792,7 +25158,7 @@
       </w:rPr>
     </w:lvl>
   </w:abstractNum>
-  <w:abstractNum w:abstractNumId="11" w15:restartNumberingAfterBreak="0">
+  <w:abstractNum w:abstractNumId="12" w15:restartNumberingAfterBreak="0">
     <w:nsid w:val="54AF786F"/>
     <w:multiLevelType w:val="hybridMultilevel"/>
     <w:tmpl w:val="D6FE614A"/>
@@ -23831,6 +25197,539 @@
         <w:rFonts w:ascii="Wingdings" w:hAnsi="Wingdings" w:hint="default"/>
       </w:rPr>
     </w:lvl>
+    <w:lvl w:ilvl="3" w:tplc="100C0001">
+      <w:start w:val="1"/>
+      <w:numFmt w:val="bullet"/>
+      <w:lvlText w:val=""/>
+      <w:lvlJc w:val="left"/>
+      <w:pPr>
+        <w:ind w:left="2880" w:hanging="360"/>
+      </w:pPr>
+      <w:rPr>
+        <w:rFonts w:ascii="Symbol" w:hAnsi="Symbol" w:hint="default"/>
+      </w:rPr>
+    </w:lvl>
+    <w:lvl w:ilvl="4" w:tplc="100C0003">
+      <w:start w:val="1"/>
+      <w:numFmt w:val="bullet"/>
+      <w:lvlText w:val="o"/>
+      <w:lvlJc w:val="left"/>
+      <w:pPr>
+        <w:ind w:left="3600" w:hanging="360"/>
+      </w:pPr>
+      <w:rPr>
+        <w:rFonts w:ascii="Courier New" w:hAnsi="Courier New" w:cs="Courier New" w:hint="default"/>
+      </w:rPr>
+    </w:lvl>
+    <w:lvl w:ilvl="5" w:tplc="100C0005">
+      <w:start w:val="1"/>
+      <w:numFmt w:val="bullet"/>
+      <w:lvlText w:val=""/>
+      <w:lvlJc w:val="left"/>
+      <w:pPr>
+        <w:ind w:left="4320" w:hanging="360"/>
+      </w:pPr>
+      <w:rPr>
+        <w:rFonts w:ascii="Wingdings" w:hAnsi="Wingdings" w:hint="default"/>
+      </w:rPr>
+    </w:lvl>
+    <w:lvl w:ilvl="6" w:tplc="100C0001">
+      <w:start w:val="1"/>
+      <w:numFmt w:val="bullet"/>
+      <w:lvlText w:val=""/>
+      <w:lvlJc w:val="left"/>
+      <w:pPr>
+        <w:ind w:left="5040" w:hanging="360"/>
+      </w:pPr>
+      <w:rPr>
+        <w:rFonts w:ascii="Symbol" w:hAnsi="Symbol" w:hint="default"/>
+      </w:rPr>
+    </w:lvl>
+    <w:lvl w:ilvl="7" w:tplc="100C0003">
+      <w:start w:val="1"/>
+      <w:numFmt w:val="bullet"/>
+      <w:lvlText w:val="o"/>
+      <w:lvlJc w:val="left"/>
+      <w:pPr>
+        <w:ind w:left="5760" w:hanging="360"/>
+      </w:pPr>
+      <w:rPr>
+        <w:rFonts w:ascii="Courier New" w:hAnsi="Courier New" w:cs="Courier New" w:hint="default"/>
+      </w:rPr>
+    </w:lvl>
+    <w:lvl w:ilvl="8" w:tplc="100C0005">
+      <w:start w:val="1"/>
+      <w:numFmt w:val="bullet"/>
+      <w:lvlText w:val=""/>
+      <w:lvlJc w:val="left"/>
+      <w:pPr>
+        <w:ind w:left="6480" w:hanging="360"/>
+      </w:pPr>
+      <w:rPr>
+        <w:rFonts w:ascii="Wingdings" w:hAnsi="Wingdings" w:hint="default"/>
+      </w:rPr>
+    </w:lvl>
+  </w:abstractNum>
+  <w:abstractNum w:abstractNumId="13" w15:restartNumberingAfterBreak="0">
+    <w:nsid w:val="594C1361"/>
+    <w:multiLevelType w:val="hybridMultilevel"/>
+    <w:tmpl w:val="5C243628"/>
+    <w:lvl w:ilvl="0" w:tplc="040C0001">
+      <w:start w:val="1"/>
+      <w:numFmt w:val="bullet"/>
+      <w:lvlText w:val=""/>
+      <w:lvlJc w:val="left"/>
+      <w:pPr>
+        <w:tabs>
+          <w:tab w:val="num" w:pos="1080"/>
+        </w:tabs>
+        <w:ind w:left="1080" w:hanging="360"/>
+      </w:pPr>
+      <w:rPr>
+        <w:rFonts w:ascii="Symbol" w:hAnsi="Symbol" w:hint="default"/>
+      </w:rPr>
+    </w:lvl>
+    <w:lvl w:ilvl="1" w:tplc="040C0003" w:tentative="1">
+      <w:start w:val="1"/>
+      <w:numFmt w:val="bullet"/>
+      <w:lvlText w:val="o"/>
+      <w:lvlJc w:val="left"/>
+      <w:pPr>
+        <w:tabs>
+          <w:tab w:val="num" w:pos="1800"/>
+        </w:tabs>
+        <w:ind w:left="1800" w:hanging="360"/>
+      </w:pPr>
+      <w:rPr>
+        <w:rFonts w:ascii="Courier New" w:hAnsi="Courier New" w:hint="default"/>
+      </w:rPr>
+    </w:lvl>
+    <w:lvl w:ilvl="2" w:tplc="040C0005" w:tentative="1">
+      <w:start w:val="1"/>
+      <w:numFmt w:val="bullet"/>
+      <w:lvlText w:val=""/>
+      <w:lvlJc w:val="left"/>
+      <w:pPr>
+        <w:tabs>
+          <w:tab w:val="num" w:pos="2520"/>
+        </w:tabs>
+        <w:ind w:left="2520" w:hanging="360"/>
+      </w:pPr>
+      <w:rPr>
+        <w:rFonts w:ascii="Wingdings" w:hAnsi="Wingdings" w:hint="default"/>
+      </w:rPr>
+    </w:lvl>
+    <w:lvl w:ilvl="3" w:tplc="040C0001" w:tentative="1">
+      <w:start w:val="1"/>
+      <w:numFmt w:val="bullet"/>
+      <w:lvlText w:val=""/>
+      <w:lvlJc w:val="left"/>
+      <w:pPr>
+        <w:tabs>
+          <w:tab w:val="num" w:pos="3240"/>
+        </w:tabs>
+        <w:ind w:left="3240" w:hanging="360"/>
+      </w:pPr>
+      <w:rPr>
+        <w:rFonts w:ascii="Symbol" w:hAnsi="Symbol" w:hint="default"/>
+      </w:rPr>
+    </w:lvl>
+    <w:lvl w:ilvl="4" w:tplc="040C0003" w:tentative="1">
+      <w:start w:val="1"/>
+      <w:numFmt w:val="bullet"/>
+      <w:lvlText w:val="o"/>
+      <w:lvlJc w:val="left"/>
+      <w:pPr>
+        <w:tabs>
+          <w:tab w:val="num" w:pos="3960"/>
+        </w:tabs>
+        <w:ind w:left="3960" w:hanging="360"/>
+      </w:pPr>
+      <w:rPr>
+        <w:rFonts w:ascii="Courier New" w:hAnsi="Courier New" w:hint="default"/>
+      </w:rPr>
+    </w:lvl>
+    <w:lvl w:ilvl="5" w:tplc="040C0005" w:tentative="1">
+      <w:start w:val="1"/>
+      <w:numFmt w:val="bullet"/>
+      <w:lvlText w:val=""/>
+      <w:lvlJc w:val="left"/>
+      <w:pPr>
+        <w:tabs>
+          <w:tab w:val="num" w:pos="4680"/>
+        </w:tabs>
+        <w:ind w:left="4680" w:hanging="360"/>
+      </w:pPr>
+      <w:rPr>
+        <w:rFonts w:ascii="Wingdings" w:hAnsi="Wingdings" w:hint="default"/>
+      </w:rPr>
+    </w:lvl>
+    <w:lvl w:ilvl="6" w:tplc="040C0001" w:tentative="1">
+      <w:start w:val="1"/>
+      <w:numFmt w:val="bullet"/>
+      <w:lvlText w:val=""/>
+      <w:lvlJc w:val="left"/>
+      <w:pPr>
+        <w:tabs>
+          <w:tab w:val="num" w:pos="5400"/>
+        </w:tabs>
+        <w:ind w:left="5400" w:hanging="360"/>
+      </w:pPr>
+      <w:rPr>
+        <w:rFonts w:ascii="Symbol" w:hAnsi="Symbol" w:hint="default"/>
+      </w:rPr>
+    </w:lvl>
+    <w:lvl w:ilvl="7" w:tplc="040C0003" w:tentative="1">
+      <w:start w:val="1"/>
+      <w:numFmt w:val="bullet"/>
+      <w:lvlText w:val="o"/>
+      <w:lvlJc w:val="left"/>
+      <w:pPr>
+        <w:tabs>
+          <w:tab w:val="num" w:pos="6120"/>
+        </w:tabs>
+        <w:ind w:left="6120" w:hanging="360"/>
+      </w:pPr>
+      <w:rPr>
+        <w:rFonts w:ascii="Courier New" w:hAnsi="Courier New" w:hint="default"/>
+      </w:rPr>
+    </w:lvl>
+    <w:lvl w:ilvl="8" w:tplc="040C0005" w:tentative="1">
+      <w:start w:val="1"/>
+      <w:numFmt w:val="bullet"/>
+      <w:lvlText w:val=""/>
+      <w:lvlJc w:val="left"/>
+      <w:pPr>
+        <w:tabs>
+          <w:tab w:val="num" w:pos="6840"/>
+        </w:tabs>
+        <w:ind w:left="6840" w:hanging="360"/>
+      </w:pPr>
+      <w:rPr>
+        <w:rFonts w:ascii="Wingdings" w:hAnsi="Wingdings" w:hint="default"/>
+      </w:rPr>
+    </w:lvl>
+  </w:abstractNum>
+  <w:abstractNum w:abstractNumId="14" w15:restartNumberingAfterBreak="0">
+    <w:nsid w:val="71E06583"/>
+    <w:multiLevelType w:val="hybridMultilevel"/>
+    <w:tmpl w:val="26C81FCE"/>
+    <w:lvl w:ilvl="0" w:tplc="040C0001">
+      <w:start w:val="1"/>
+      <w:numFmt w:val="bullet"/>
+      <w:lvlText w:val=""/>
+      <w:lvlJc w:val="left"/>
+      <w:pPr>
+        <w:tabs>
+          <w:tab w:val="num" w:pos="1077"/>
+        </w:tabs>
+        <w:ind w:left="1077" w:hanging="360"/>
+      </w:pPr>
+      <w:rPr>
+        <w:rFonts w:ascii="Symbol" w:hAnsi="Symbol" w:hint="default"/>
+      </w:rPr>
+    </w:lvl>
+    <w:lvl w:ilvl="1" w:tplc="040C0003" w:tentative="1">
+      <w:start w:val="1"/>
+      <w:numFmt w:val="bullet"/>
+      <w:lvlText w:val="o"/>
+      <w:lvlJc w:val="left"/>
+      <w:pPr>
+        <w:tabs>
+          <w:tab w:val="num" w:pos="1797"/>
+        </w:tabs>
+        <w:ind w:left="1797" w:hanging="360"/>
+      </w:pPr>
+      <w:rPr>
+        <w:rFonts w:ascii="Courier New" w:hAnsi="Courier New" w:hint="default"/>
+      </w:rPr>
+    </w:lvl>
+    <w:lvl w:ilvl="2" w:tplc="040C0005" w:tentative="1">
+      <w:start w:val="1"/>
+      <w:numFmt w:val="bullet"/>
+      <w:lvlText w:val=""/>
+      <w:lvlJc w:val="left"/>
+      <w:pPr>
+        <w:tabs>
+          <w:tab w:val="num" w:pos="2517"/>
+        </w:tabs>
+        <w:ind w:left="2517" w:hanging="360"/>
+      </w:pPr>
+      <w:rPr>
+        <w:rFonts w:ascii="Wingdings" w:hAnsi="Wingdings" w:hint="default"/>
+      </w:rPr>
+    </w:lvl>
+    <w:lvl w:ilvl="3" w:tplc="040C0001" w:tentative="1">
+      <w:start w:val="1"/>
+      <w:numFmt w:val="bullet"/>
+      <w:lvlText w:val=""/>
+      <w:lvlJc w:val="left"/>
+      <w:pPr>
+        <w:tabs>
+          <w:tab w:val="num" w:pos="3237"/>
+        </w:tabs>
+        <w:ind w:left="3237" w:hanging="360"/>
+      </w:pPr>
+      <w:rPr>
+        <w:rFonts w:ascii="Symbol" w:hAnsi="Symbol" w:hint="default"/>
+      </w:rPr>
+    </w:lvl>
+    <w:lvl w:ilvl="4" w:tplc="040C0003" w:tentative="1">
+      <w:start w:val="1"/>
+      <w:numFmt w:val="bullet"/>
+      <w:lvlText w:val="o"/>
+      <w:lvlJc w:val="left"/>
+      <w:pPr>
+        <w:tabs>
+          <w:tab w:val="num" w:pos="3957"/>
+        </w:tabs>
+        <w:ind w:left="3957" w:hanging="360"/>
+      </w:pPr>
+      <w:rPr>
+        <w:rFonts w:ascii="Courier New" w:hAnsi="Courier New" w:hint="default"/>
+      </w:rPr>
+    </w:lvl>
+    <w:lvl w:ilvl="5" w:tplc="040C0005" w:tentative="1">
+      <w:start w:val="1"/>
+      <w:numFmt w:val="bullet"/>
+      <w:lvlText w:val=""/>
+      <w:lvlJc w:val="left"/>
+      <w:pPr>
+        <w:tabs>
+          <w:tab w:val="num" w:pos="4677"/>
+        </w:tabs>
+        <w:ind w:left="4677" w:hanging="360"/>
+      </w:pPr>
+      <w:rPr>
+        <w:rFonts w:ascii="Wingdings" w:hAnsi="Wingdings" w:hint="default"/>
+      </w:rPr>
+    </w:lvl>
+    <w:lvl w:ilvl="6" w:tplc="040C0001" w:tentative="1">
+      <w:start w:val="1"/>
+      <w:numFmt w:val="bullet"/>
+      <w:lvlText w:val=""/>
+      <w:lvlJc w:val="left"/>
+      <w:pPr>
+        <w:tabs>
+          <w:tab w:val="num" w:pos="5397"/>
+        </w:tabs>
+        <w:ind w:left="5397" w:hanging="360"/>
+      </w:pPr>
+      <w:rPr>
+        <w:rFonts w:ascii="Symbol" w:hAnsi="Symbol" w:hint="default"/>
+      </w:rPr>
+    </w:lvl>
+    <w:lvl w:ilvl="7" w:tplc="040C0003" w:tentative="1">
+      <w:start w:val="1"/>
+      <w:numFmt w:val="bullet"/>
+      <w:lvlText w:val="o"/>
+      <w:lvlJc w:val="left"/>
+      <w:pPr>
+        <w:tabs>
+          <w:tab w:val="num" w:pos="6117"/>
+        </w:tabs>
+        <w:ind w:left="6117" w:hanging="360"/>
+      </w:pPr>
+      <w:rPr>
+        <w:rFonts w:ascii="Courier New" w:hAnsi="Courier New" w:hint="default"/>
+      </w:rPr>
+    </w:lvl>
+    <w:lvl w:ilvl="8" w:tplc="040C0005" w:tentative="1">
+      <w:start w:val="1"/>
+      <w:numFmt w:val="bullet"/>
+      <w:lvlText w:val=""/>
+      <w:lvlJc w:val="left"/>
+      <w:pPr>
+        <w:tabs>
+          <w:tab w:val="num" w:pos="6837"/>
+        </w:tabs>
+        <w:ind w:left="6837" w:hanging="360"/>
+      </w:pPr>
+      <w:rPr>
+        <w:rFonts w:ascii="Wingdings" w:hAnsi="Wingdings" w:hint="default"/>
+      </w:rPr>
+    </w:lvl>
+  </w:abstractNum>
+  <w:abstractNum w:abstractNumId="15" w15:restartNumberingAfterBreak="0">
+    <w:nsid w:val="75A3529B"/>
+    <w:multiLevelType w:val="hybridMultilevel"/>
+    <w:tmpl w:val="819EEA64"/>
+    <w:lvl w:ilvl="0" w:tplc="90AA5250">
+      <w:start w:val="1"/>
+      <w:numFmt w:val="bullet"/>
+      <w:lvlText w:val=""/>
+      <w:lvlJc w:val="left"/>
+      <w:pPr>
+        <w:tabs>
+          <w:tab w:val="num" w:pos="1080"/>
+        </w:tabs>
+        <w:ind w:left="1080" w:hanging="360"/>
+      </w:pPr>
+      <w:rPr>
+        <w:rFonts w:ascii="Symbol" w:hAnsi="Symbol" w:hint="default"/>
+      </w:rPr>
+    </w:lvl>
+    <w:lvl w:ilvl="1" w:tplc="39ACDF64" w:tentative="1">
+      <w:start w:val="1"/>
+      <w:numFmt w:val="bullet"/>
+      <w:lvlText w:val="o"/>
+      <w:lvlJc w:val="left"/>
+      <w:pPr>
+        <w:tabs>
+          <w:tab w:val="num" w:pos="1800"/>
+        </w:tabs>
+        <w:ind w:left="1800" w:hanging="360"/>
+      </w:pPr>
+      <w:rPr>
+        <w:rFonts w:ascii="Courier New" w:hAnsi="Courier New" w:hint="default"/>
+      </w:rPr>
+    </w:lvl>
+    <w:lvl w:ilvl="2" w:tplc="78747108" w:tentative="1">
+      <w:start w:val="1"/>
+      <w:numFmt w:val="bullet"/>
+      <w:lvlText w:val=""/>
+      <w:lvlJc w:val="left"/>
+      <w:pPr>
+        <w:tabs>
+          <w:tab w:val="num" w:pos="2520"/>
+        </w:tabs>
+        <w:ind w:left="2520" w:hanging="360"/>
+      </w:pPr>
+      <w:rPr>
+        <w:rFonts w:ascii="Wingdings" w:hAnsi="Wingdings" w:hint="default"/>
+      </w:rPr>
+    </w:lvl>
+    <w:lvl w:ilvl="3" w:tplc="ACFA5E66" w:tentative="1">
+      <w:start w:val="1"/>
+      <w:numFmt w:val="bullet"/>
+      <w:lvlText w:val=""/>
+      <w:lvlJc w:val="left"/>
+      <w:pPr>
+        <w:tabs>
+          <w:tab w:val="num" w:pos="3240"/>
+        </w:tabs>
+        <w:ind w:left="3240" w:hanging="360"/>
+      </w:pPr>
+      <w:rPr>
+        <w:rFonts w:ascii="Symbol" w:hAnsi="Symbol" w:hint="default"/>
+      </w:rPr>
+    </w:lvl>
+    <w:lvl w:ilvl="4" w:tplc="ECA29DFA" w:tentative="1">
+      <w:start w:val="1"/>
+      <w:numFmt w:val="bullet"/>
+      <w:lvlText w:val="o"/>
+      <w:lvlJc w:val="left"/>
+      <w:pPr>
+        <w:tabs>
+          <w:tab w:val="num" w:pos="3960"/>
+        </w:tabs>
+        <w:ind w:left="3960" w:hanging="360"/>
+      </w:pPr>
+      <w:rPr>
+        <w:rFonts w:ascii="Courier New" w:hAnsi="Courier New" w:hint="default"/>
+      </w:rPr>
+    </w:lvl>
+    <w:lvl w:ilvl="5" w:tplc="2F72877A" w:tentative="1">
+      <w:start w:val="1"/>
+      <w:numFmt w:val="bullet"/>
+      <w:lvlText w:val=""/>
+      <w:lvlJc w:val="left"/>
+      <w:pPr>
+        <w:tabs>
+          <w:tab w:val="num" w:pos="4680"/>
+        </w:tabs>
+        <w:ind w:left="4680" w:hanging="360"/>
+      </w:pPr>
+      <w:rPr>
+        <w:rFonts w:ascii="Wingdings" w:hAnsi="Wingdings" w:hint="default"/>
+      </w:rPr>
+    </w:lvl>
+    <w:lvl w:ilvl="6" w:tplc="C96A8960" w:tentative="1">
+      <w:start w:val="1"/>
+      <w:numFmt w:val="bullet"/>
+      <w:lvlText w:val=""/>
+      <w:lvlJc w:val="left"/>
+      <w:pPr>
+        <w:tabs>
+          <w:tab w:val="num" w:pos="5400"/>
+        </w:tabs>
+        <w:ind w:left="5400" w:hanging="360"/>
+      </w:pPr>
+      <w:rPr>
+        <w:rFonts w:ascii="Symbol" w:hAnsi="Symbol" w:hint="default"/>
+      </w:rPr>
+    </w:lvl>
+    <w:lvl w:ilvl="7" w:tplc="C28AC582" w:tentative="1">
+      <w:start w:val="1"/>
+      <w:numFmt w:val="bullet"/>
+      <w:lvlText w:val="o"/>
+      <w:lvlJc w:val="left"/>
+      <w:pPr>
+        <w:tabs>
+          <w:tab w:val="num" w:pos="6120"/>
+        </w:tabs>
+        <w:ind w:left="6120" w:hanging="360"/>
+      </w:pPr>
+      <w:rPr>
+        <w:rFonts w:ascii="Courier New" w:hAnsi="Courier New" w:hint="default"/>
+      </w:rPr>
+    </w:lvl>
+    <w:lvl w:ilvl="8" w:tplc="7E006C5C" w:tentative="1">
+      <w:start w:val="1"/>
+      <w:numFmt w:val="bullet"/>
+      <w:lvlText w:val=""/>
+      <w:lvlJc w:val="left"/>
+      <w:pPr>
+        <w:tabs>
+          <w:tab w:val="num" w:pos="6840"/>
+        </w:tabs>
+        <w:ind w:left="6840" w:hanging="360"/>
+      </w:pPr>
+      <w:rPr>
+        <w:rFonts w:ascii="Wingdings" w:hAnsi="Wingdings" w:hint="default"/>
+      </w:rPr>
+    </w:lvl>
+  </w:abstractNum>
+  <w:abstractNum w:abstractNumId="16" w15:restartNumberingAfterBreak="0">
+    <w:nsid w:val="770D70A3"/>
+    <w:multiLevelType w:val="hybridMultilevel"/>
+    <w:tmpl w:val="E0E09518"/>
+    <w:lvl w:ilvl="0" w:tplc="100C0001">
+      <w:start w:val="1"/>
+      <w:numFmt w:val="bullet"/>
+      <w:lvlText w:val=""/>
+      <w:lvlJc w:val="left"/>
+      <w:pPr>
+        <w:ind w:left="720" w:hanging="360"/>
+      </w:pPr>
+      <w:rPr>
+        <w:rFonts w:ascii="Symbol" w:hAnsi="Symbol" w:hint="default"/>
+      </w:rPr>
+    </w:lvl>
+    <w:lvl w:ilvl="1" w:tplc="100C0003" w:tentative="1">
+      <w:start w:val="1"/>
+      <w:numFmt w:val="bullet"/>
+      <w:lvlText w:val="o"/>
+      <w:lvlJc w:val="left"/>
+      <w:pPr>
+        <w:ind w:left="1440" w:hanging="360"/>
+      </w:pPr>
+      <w:rPr>
+        <w:rFonts w:ascii="Courier New" w:hAnsi="Courier New" w:cs="Courier New" w:hint="default"/>
+      </w:rPr>
+    </w:lvl>
+    <w:lvl w:ilvl="2" w:tplc="100C0005" w:tentative="1">
+      <w:start w:val="1"/>
+      <w:numFmt w:val="bullet"/>
+      <w:lvlText w:val=""/>
+      <w:lvlJc w:val="left"/>
+      <w:pPr>
+        <w:ind w:left="2160" w:hanging="360"/>
+      </w:pPr>
+      <w:rPr>
+        <w:rFonts w:ascii="Wingdings" w:hAnsi="Wingdings" w:hint="default"/>
+      </w:rPr>
+    </w:lvl>
     <w:lvl w:ilvl="3" w:tplc="100C0001" w:tentative="1">
       <w:start w:val="1"/>
       <w:numFmt w:val="bullet"/>
@@ -23904,540 +25803,7 @@
       </w:rPr>
     </w:lvl>
   </w:abstractNum>
-  <w:abstractNum w:abstractNumId="12" w15:restartNumberingAfterBreak="0">
-    <w:nsid w:val="594C1361"/>
-    <w:multiLevelType w:val="hybridMultilevel"/>
-    <w:tmpl w:val="5C243628"/>
-    <w:lvl w:ilvl="0" w:tplc="040C0001">
-      <w:start w:val="1"/>
-      <w:numFmt w:val="bullet"/>
-      <w:lvlText w:val=""/>
-      <w:lvlJc w:val="left"/>
-      <w:pPr>
-        <w:tabs>
-          <w:tab w:val="num" w:pos="1080"/>
-        </w:tabs>
-        <w:ind w:left="1080" w:hanging="360"/>
-      </w:pPr>
-      <w:rPr>
-        <w:rFonts w:ascii="Symbol" w:hAnsi="Symbol" w:hint="default"/>
-      </w:rPr>
-    </w:lvl>
-    <w:lvl w:ilvl="1" w:tplc="040C0003" w:tentative="1">
-      <w:start w:val="1"/>
-      <w:numFmt w:val="bullet"/>
-      <w:lvlText w:val="o"/>
-      <w:lvlJc w:val="left"/>
-      <w:pPr>
-        <w:tabs>
-          <w:tab w:val="num" w:pos="1800"/>
-        </w:tabs>
-        <w:ind w:left="1800" w:hanging="360"/>
-      </w:pPr>
-      <w:rPr>
-        <w:rFonts w:ascii="Courier New" w:hAnsi="Courier New" w:hint="default"/>
-      </w:rPr>
-    </w:lvl>
-    <w:lvl w:ilvl="2" w:tplc="040C0005" w:tentative="1">
-      <w:start w:val="1"/>
-      <w:numFmt w:val="bullet"/>
-      <w:lvlText w:val=""/>
-      <w:lvlJc w:val="left"/>
-      <w:pPr>
-        <w:tabs>
-          <w:tab w:val="num" w:pos="2520"/>
-        </w:tabs>
-        <w:ind w:left="2520" w:hanging="360"/>
-      </w:pPr>
-      <w:rPr>
-        <w:rFonts w:ascii="Wingdings" w:hAnsi="Wingdings" w:hint="default"/>
-      </w:rPr>
-    </w:lvl>
-    <w:lvl w:ilvl="3" w:tplc="040C0001" w:tentative="1">
-      <w:start w:val="1"/>
-      <w:numFmt w:val="bullet"/>
-      <w:lvlText w:val=""/>
-      <w:lvlJc w:val="left"/>
-      <w:pPr>
-        <w:tabs>
-          <w:tab w:val="num" w:pos="3240"/>
-        </w:tabs>
-        <w:ind w:left="3240" w:hanging="360"/>
-      </w:pPr>
-      <w:rPr>
-        <w:rFonts w:ascii="Symbol" w:hAnsi="Symbol" w:hint="default"/>
-      </w:rPr>
-    </w:lvl>
-    <w:lvl w:ilvl="4" w:tplc="040C0003" w:tentative="1">
-      <w:start w:val="1"/>
-      <w:numFmt w:val="bullet"/>
-      <w:lvlText w:val="o"/>
-      <w:lvlJc w:val="left"/>
-      <w:pPr>
-        <w:tabs>
-          <w:tab w:val="num" w:pos="3960"/>
-        </w:tabs>
-        <w:ind w:left="3960" w:hanging="360"/>
-      </w:pPr>
-      <w:rPr>
-        <w:rFonts w:ascii="Courier New" w:hAnsi="Courier New" w:hint="default"/>
-      </w:rPr>
-    </w:lvl>
-    <w:lvl w:ilvl="5" w:tplc="040C0005" w:tentative="1">
-      <w:start w:val="1"/>
-      <w:numFmt w:val="bullet"/>
-      <w:lvlText w:val=""/>
-      <w:lvlJc w:val="left"/>
-      <w:pPr>
-        <w:tabs>
-          <w:tab w:val="num" w:pos="4680"/>
-        </w:tabs>
-        <w:ind w:left="4680" w:hanging="360"/>
-      </w:pPr>
-      <w:rPr>
-        <w:rFonts w:ascii="Wingdings" w:hAnsi="Wingdings" w:hint="default"/>
-      </w:rPr>
-    </w:lvl>
-    <w:lvl w:ilvl="6" w:tplc="040C0001" w:tentative="1">
-      <w:start w:val="1"/>
-      <w:numFmt w:val="bullet"/>
-      <w:lvlText w:val=""/>
-      <w:lvlJc w:val="left"/>
-      <w:pPr>
-        <w:tabs>
-          <w:tab w:val="num" w:pos="5400"/>
-        </w:tabs>
-        <w:ind w:left="5400" w:hanging="360"/>
-      </w:pPr>
-      <w:rPr>
-        <w:rFonts w:ascii="Symbol" w:hAnsi="Symbol" w:hint="default"/>
-      </w:rPr>
-    </w:lvl>
-    <w:lvl w:ilvl="7" w:tplc="040C0003" w:tentative="1">
-      <w:start w:val="1"/>
-      <w:numFmt w:val="bullet"/>
-      <w:lvlText w:val="o"/>
-      <w:lvlJc w:val="left"/>
-      <w:pPr>
-        <w:tabs>
-          <w:tab w:val="num" w:pos="6120"/>
-        </w:tabs>
-        <w:ind w:left="6120" w:hanging="360"/>
-      </w:pPr>
-      <w:rPr>
-        <w:rFonts w:ascii="Courier New" w:hAnsi="Courier New" w:hint="default"/>
-      </w:rPr>
-    </w:lvl>
-    <w:lvl w:ilvl="8" w:tplc="040C0005" w:tentative="1">
-      <w:start w:val="1"/>
-      <w:numFmt w:val="bullet"/>
-      <w:lvlText w:val=""/>
-      <w:lvlJc w:val="left"/>
-      <w:pPr>
-        <w:tabs>
-          <w:tab w:val="num" w:pos="6840"/>
-        </w:tabs>
-        <w:ind w:left="6840" w:hanging="360"/>
-      </w:pPr>
-      <w:rPr>
-        <w:rFonts w:ascii="Wingdings" w:hAnsi="Wingdings" w:hint="default"/>
-      </w:rPr>
-    </w:lvl>
-  </w:abstractNum>
-  <w:abstractNum w:abstractNumId="13" w15:restartNumberingAfterBreak="0">
-    <w:nsid w:val="71E06583"/>
-    <w:multiLevelType w:val="hybridMultilevel"/>
-    <w:tmpl w:val="26C81FCE"/>
-    <w:lvl w:ilvl="0" w:tplc="040C0001">
-      <w:start w:val="1"/>
-      <w:numFmt w:val="bullet"/>
-      <w:lvlText w:val=""/>
-      <w:lvlJc w:val="left"/>
-      <w:pPr>
-        <w:tabs>
-          <w:tab w:val="num" w:pos="1077"/>
-        </w:tabs>
-        <w:ind w:left="1077" w:hanging="360"/>
-      </w:pPr>
-      <w:rPr>
-        <w:rFonts w:ascii="Symbol" w:hAnsi="Symbol" w:hint="default"/>
-      </w:rPr>
-    </w:lvl>
-    <w:lvl w:ilvl="1" w:tplc="040C0003" w:tentative="1">
-      <w:start w:val="1"/>
-      <w:numFmt w:val="bullet"/>
-      <w:lvlText w:val="o"/>
-      <w:lvlJc w:val="left"/>
-      <w:pPr>
-        <w:tabs>
-          <w:tab w:val="num" w:pos="1797"/>
-        </w:tabs>
-        <w:ind w:left="1797" w:hanging="360"/>
-      </w:pPr>
-      <w:rPr>
-        <w:rFonts w:ascii="Courier New" w:hAnsi="Courier New" w:hint="default"/>
-      </w:rPr>
-    </w:lvl>
-    <w:lvl w:ilvl="2" w:tplc="040C0005" w:tentative="1">
-      <w:start w:val="1"/>
-      <w:numFmt w:val="bullet"/>
-      <w:lvlText w:val=""/>
-      <w:lvlJc w:val="left"/>
-      <w:pPr>
-        <w:tabs>
-          <w:tab w:val="num" w:pos="2517"/>
-        </w:tabs>
-        <w:ind w:left="2517" w:hanging="360"/>
-      </w:pPr>
-      <w:rPr>
-        <w:rFonts w:ascii="Wingdings" w:hAnsi="Wingdings" w:hint="default"/>
-      </w:rPr>
-    </w:lvl>
-    <w:lvl w:ilvl="3" w:tplc="040C0001" w:tentative="1">
-      <w:start w:val="1"/>
-      <w:numFmt w:val="bullet"/>
-      <w:lvlText w:val=""/>
-      <w:lvlJc w:val="left"/>
-      <w:pPr>
-        <w:tabs>
-          <w:tab w:val="num" w:pos="3237"/>
-        </w:tabs>
-        <w:ind w:left="3237" w:hanging="360"/>
-      </w:pPr>
-      <w:rPr>
-        <w:rFonts w:ascii="Symbol" w:hAnsi="Symbol" w:hint="default"/>
-      </w:rPr>
-    </w:lvl>
-    <w:lvl w:ilvl="4" w:tplc="040C0003" w:tentative="1">
-      <w:start w:val="1"/>
-      <w:numFmt w:val="bullet"/>
-      <w:lvlText w:val="o"/>
-      <w:lvlJc w:val="left"/>
-      <w:pPr>
-        <w:tabs>
-          <w:tab w:val="num" w:pos="3957"/>
-        </w:tabs>
-        <w:ind w:left="3957" w:hanging="360"/>
-      </w:pPr>
-      <w:rPr>
-        <w:rFonts w:ascii="Courier New" w:hAnsi="Courier New" w:hint="default"/>
-      </w:rPr>
-    </w:lvl>
-    <w:lvl w:ilvl="5" w:tplc="040C0005" w:tentative="1">
-      <w:start w:val="1"/>
-      <w:numFmt w:val="bullet"/>
-      <w:lvlText w:val=""/>
-      <w:lvlJc w:val="left"/>
-      <w:pPr>
-        <w:tabs>
-          <w:tab w:val="num" w:pos="4677"/>
-        </w:tabs>
-        <w:ind w:left="4677" w:hanging="360"/>
-      </w:pPr>
-      <w:rPr>
-        <w:rFonts w:ascii="Wingdings" w:hAnsi="Wingdings" w:hint="default"/>
-      </w:rPr>
-    </w:lvl>
-    <w:lvl w:ilvl="6" w:tplc="040C0001" w:tentative="1">
-      <w:start w:val="1"/>
-      <w:numFmt w:val="bullet"/>
-      <w:lvlText w:val=""/>
-      <w:lvlJc w:val="left"/>
-      <w:pPr>
-        <w:tabs>
-          <w:tab w:val="num" w:pos="5397"/>
-        </w:tabs>
-        <w:ind w:left="5397" w:hanging="360"/>
-      </w:pPr>
-      <w:rPr>
-        <w:rFonts w:ascii="Symbol" w:hAnsi="Symbol" w:hint="default"/>
-      </w:rPr>
-    </w:lvl>
-    <w:lvl w:ilvl="7" w:tplc="040C0003" w:tentative="1">
-      <w:start w:val="1"/>
-      <w:numFmt w:val="bullet"/>
-      <w:lvlText w:val="o"/>
-      <w:lvlJc w:val="left"/>
-      <w:pPr>
-        <w:tabs>
-          <w:tab w:val="num" w:pos="6117"/>
-        </w:tabs>
-        <w:ind w:left="6117" w:hanging="360"/>
-      </w:pPr>
-      <w:rPr>
-        <w:rFonts w:ascii="Courier New" w:hAnsi="Courier New" w:hint="default"/>
-      </w:rPr>
-    </w:lvl>
-    <w:lvl w:ilvl="8" w:tplc="040C0005" w:tentative="1">
-      <w:start w:val="1"/>
-      <w:numFmt w:val="bullet"/>
-      <w:lvlText w:val=""/>
-      <w:lvlJc w:val="left"/>
-      <w:pPr>
-        <w:tabs>
-          <w:tab w:val="num" w:pos="6837"/>
-        </w:tabs>
-        <w:ind w:left="6837" w:hanging="360"/>
-      </w:pPr>
-      <w:rPr>
-        <w:rFonts w:ascii="Wingdings" w:hAnsi="Wingdings" w:hint="default"/>
-      </w:rPr>
-    </w:lvl>
-  </w:abstractNum>
-  <w:abstractNum w:abstractNumId="14" w15:restartNumberingAfterBreak="0">
-    <w:nsid w:val="75A3529B"/>
-    <w:multiLevelType w:val="hybridMultilevel"/>
-    <w:tmpl w:val="819EEA64"/>
-    <w:lvl w:ilvl="0" w:tplc="90AA5250">
-      <w:start w:val="1"/>
-      <w:numFmt w:val="bullet"/>
-      <w:lvlText w:val=""/>
-      <w:lvlJc w:val="left"/>
-      <w:pPr>
-        <w:tabs>
-          <w:tab w:val="num" w:pos="1080"/>
-        </w:tabs>
-        <w:ind w:left="1080" w:hanging="360"/>
-      </w:pPr>
-      <w:rPr>
-        <w:rFonts w:ascii="Symbol" w:hAnsi="Symbol" w:hint="default"/>
-      </w:rPr>
-    </w:lvl>
-    <w:lvl w:ilvl="1" w:tplc="39ACDF64" w:tentative="1">
-      <w:start w:val="1"/>
-      <w:numFmt w:val="bullet"/>
-      <w:lvlText w:val="o"/>
-      <w:lvlJc w:val="left"/>
-      <w:pPr>
-        <w:tabs>
-          <w:tab w:val="num" w:pos="1800"/>
-        </w:tabs>
-        <w:ind w:left="1800" w:hanging="360"/>
-      </w:pPr>
-      <w:rPr>
-        <w:rFonts w:ascii="Courier New" w:hAnsi="Courier New" w:hint="default"/>
-      </w:rPr>
-    </w:lvl>
-    <w:lvl w:ilvl="2" w:tplc="78747108" w:tentative="1">
-      <w:start w:val="1"/>
-      <w:numFmt w:val="bullet"/>
-      <w:lvlText w:val=""/>
-      <w:lvlJc w:val="left"/>
-      <w:pPr>
-        <w:tabs>
-          <w:tab w:val="num" w:pos="2520"/>
-        </w:tabs>
-        <w:ind w:left="2520" w:hanging="360"/>
-      </w:pPr>
-      <w:rPr>
-        <w:rFonts w:ascii="Wingdings" w:hAnsi="Wingdings" w:hint="default"/>
-      </w:rPr>
-    </w:lvl>
-    <w:lvl w:ilvl="3" w:tplc="ACFA5E66" w:tentative="1">
-      <w:start w:val="1"/>
-      <w:numFmt w:val="bullet"/>
-      <w:lvlText w:val=""/>
-      <w:lvlJc w:val="left"/>
-      <w:pPr>
-        <w:tabs>
-          <w:tab w:val="num" w:pos="3240"/>
-        </w:tabs>
-        <w:ind w:left="3240" w:hanging="360"/>
-      </w:pPr>
-      <w:rPr>
-        <w:rFonts w:ascii="Symbol" w:hAnsi="Symbol" w:hint="default"/>
-      </w:rPr>
-    </w:lvl>
-    <w:lvl w:ilvl="4" w:tplc="ECA29DFA" w:tentative="1">
-      <w:start w:val="1"/>
-      <w:numFmt w:val="bullet"/>
-      <w:lvlText w:val="o"/>
-      <w:lvlJc w:val="left"/>
-      <w:pPr>
-        <w:tabs>
-          <w:tab w:val="num" w:pos="3960"/>
-        </w:tabs>
-        <w:ind w:left="3960" w:hanging="360"/>
-      </w:pPr>
-      <w:rPr>
-        <w:rFonts w:ascii="Courier New" w:hAnsi="Courier New" w:hint="default"/>
-      </w:rPr>
-    </w:lvl>
-    <w:lvl w:ilvl="5" w:tplc="2F72877A" w:tentative="1">
-      <w:start w:val="1"/>
-      <w:numFmt w:val="bullet"/>
-      <w:lvlText w:val=""/>
-      <w:lvlJc w:val="left"/>
-      <w:pPr>
-        <w:tabs>
-          <w:tab w:val="num" w:pos="4680"/>
-        </w:tabs>
-        <w:ind w:left="4680" w:hanging="360"/>
-      </w:pPr>
-      <w:rPr>
-        <w:rFonts w:ascii="Wingdings" w:hAnsi="Wingdings" w:hint="default"/>
-      </w:rPr>
-    </w:lvl>
-    <w:lvl w:ilvl="6" w:tplc="C96A8960" w:tentative="1">
-      <w:start w:val="1"/>
-      <w:numFmt w:val="bullet"/>
-      <w:lvlText w:val=""/>
-      <w:lvlJc w:val="left"/>
-      <w:pPr>
-        <w:tabs>
-          <w:tab w:val="num" w:pos="5400"/>
-        </w:tabs>
-        <w:ind w:left="5400" w:hanging="360"/>
-      </w:pPr>
-      <w:rPr>
-        <w:rFonts w:ascii="Symbol" w:hAnsi="Symbol" w:hint="default"/>
-      </w:rPr>
-    </w:lvl>
-    <w:lvl w:ilvl="7" w:tplc="C28AC582" w:tentative="1">
-      <w:start w:val="1"/>
-      <w:numFmt w:val="bullet"/>
-      <w:lvlText w:val="o"/>
-      <w:lvlJc w:val="left"/>
-      <w:pPr>
-        <w:tabs>
-          <w:tab w:val="num" w:pos="6120"/>
-        </w:tabs>
-        <w:ind w:left="6120" w:hanging="360"/>
-      </w:pPr>
-      <w:rPr>
-        <w:rFonts w:ascii="Courier New" w:hAnsi="Courier New" w:hint="default"/>
-      </w:rPr>
-    </w:lvl>
-    <w:lvl w:ilvl="8" w:tplc="7E006C5C" w:tentative="1">
-      <w:start w:val="1"/>
-      <w:numFmt w:val="bullet"/>
-      <w:lvlText w:val=""/>
-      <w:lvlJc w:val="left"/>
-      <w:pPr>
-        <w:tabs>
-          <w:tab w:val="num" w:pos="6840"/>
-        </w:tabs>
-        <w:ind w:left="6840" w:hanging="360"/>
-      </w:pPr>
-      <w:rPr>
-        <w:rFonts w:ascii="Wingdings" w:hAnsi="Wingdings" w:hint="default"/>
-      </w:rPr>
-    </w:lvl>
-  </w:abstractNum>
-  <w:abstractNum w:abstractNumId="15" w15:restartNumberingAfterBreak="0">
-    <w:nsid w:val="770D70A3"/>
-    <w:multiLevelType w:val="hybridMultilevel"/>
-    <w:tmpl w:val="E0E09518"/>
-    <w:lvl w:ilvl="0" w:tplc="100C0001">
-      <w:start w:val="1"/>
-      <w:numFmt w:val="bullet"/>
-      <w:lvlText w:val=""/>
-      <w:lvlJc w:val="left"/>
-      <w:pPr>
-        <w:ind w:left="720" w:hanging="360"/>
-      </w:pPr>
-      <w:rPr>
-        <w:rFonts w:ascii="Symbol" w:hAnsi="Symbol" w:hint="default"/>
-      </w:rPr>
-    </w:lvl>
-    <w:lvl w:ilvl="1" w:tplc="100C0003" w:tentative="1">
-      <w:start w:val="1"/>
-      <w:numFmt w:val="bullet"/>
-      <w:lvlText w:val="o"/>
-      <w:lvlJc w:val="left"/>
-      <w:pPr>
-        <w:ind w:left="1440" w:hanging="360"/>
-      </w:pPr>
-      <w:rPr>
-        <w:rFonts w:ascii="Courier New" w:hAnsi="Courier New" w:cs="Courier New" w:hint="default"/>
-      </w:rPr>
-    </w:lvl>
-    <w:lvl w:ilvl="2" w:tplc="100C0005" w:tentative="1">
-      <w:start w:val="1"/>
-      <w:numFmt w:val="bullet"/>
-      <w:lvlText w:val=""/>
-      <w:lvlJc w:val="left"/>
-      <w:pPr>
-        <w:ind w:left="2160" w:hanging="360"/>
-      </w:pPr>
-      <w:rPr>
-        <w:rFonts w:ascii="Wingdings" w:hAnsi="Wingdings" w:hint="default"/>
-      </w:rPr>
-    </w:lvl>
-    <w:lvl w:ilvl="3" w:tplc="100C0001" w:tentative="1">
-      <w:start w:val="1"/>
-      <w:numFmt w:val="bullet"/>
-      <w:lvlText w:val=""/>
-      <w:lvlJc w:val="left"/>
-      <w:pPr>
-        <w:ind w:left="2880" w:hanging="360"/>
-      </w:pPr>
-      <w:rPr>
-        <w:rFonts w:ascii="Symbol" w:hAnsi="Symbol" w:hint="default"/>
-      </w:rPr>
-    </w:lvl>
-    <w:lvl w:ilvl="4" w:tplc="100C0003" w:tentative="1">
-      <w:start w:val="1"/>
-      <w:numFmt w:val="bullet"/>
-      <w:lvlText w:val="o"/>
-      <w:lvlJc w:val="left"/>
-      <w:pPr>
-        <w:ind w:left="3600" w:hanging="360"/>
-      </w:pPr>
-      <w:rPr>
-        <w:rFonts w:ascii="Courier New" w:hAnsi="Courier New" w:cs="Courier New" w:hint="default"/>
-      </w:rPr>
-    </w:lvl>
-    <w:lvl w:ilvl="5" w:tplc="100C0005" w:tentative="1">
-      <w:start w:val="1"/>
-      <w:numFmt w:val="bullet"/>
-      <w:lvlText w:val=""/>
-      <w:lvlJc w:val="left"/>
-      <w:pPr>
-        <w:ind w:left="4320" w:hanging="360"/>
-      </w:pPr>
-      <w:rPr>
-        <w:rFonts w:ascii="Wingdings" w:hAnsi="Wingdings" w:hint="default"/>
-      </w:rPr>
-    </w:lvl>
-    <w:lvl w:ilvl="6" w:tplc="100C0001" w:tentative="1">
-      <w:start w:val="1"/>
-      <w:numFmt w:val="bullet"/>
-      <w:lvlText w:val=""/>
-      <w:lvlJc w:val="left"/>
-      <w:pPr>
-        <w:ind w:left="5040" w:hanging="360"/>
-      </w:pPr>
-      <w:rPr>
-        <w:rFonts w:ascii="Symbol" w:hAnsi="Symbol" w:hint="default"/>
-      </w:rPr>
-    </w:lvl>
-    <w:lvl w:ilvl="7" w:tplc="100C0003" w:tentative="1">
-      <w:start w:val="1"/>
-      <w:numFmt w:val="bullet"/>
-      <w:lvlText w:val="o"/>
-      <w:lvlJc w:val="left"/>
-      <w:pPr>
-        <w:ind w:left="5760" w:hanging="360"/>
-      </w:pPr>
-      <w:rPr>
-        <w:rFonts w:ascii="Courier New" w:hAnsi="Courier New" w:cs="Courier New" w:hint="default"/>
-      </w:rPr>
-    </w:lvl>
-    <w:lvl w:ilvl="8" w:tplc="100C0005" w:tentative="1">
-      <w:start w:val="1"/>
-      <w:numFmt w:val="bullet"/>
-      <w:lvlText w:val=""/>
-      <w:lvlJc w:val="left"/>
-      <w:pPr>
-        <w:ind w:left="6480" w:hanging="360"/>
-      </w:pPr>
-      <w:rPr>
-        <w:rFonts w:ascii="Wingdings" w:hAnsi="Wingdings" w:hint="default"/>
-      </w:rPr>
-    </w:lvl>
-  </w:abstractNum>
-  <w:abstractNum w:abstractNumId="16" w15:restartNumberingAfterBreak="0">
+  <w:abstractNum w:abstractNumId="17" w15:restartNumberingAfterBreak="0">
     <w:nsid w:val="7B193736"/>
     <w:multiLevelType w:val="multilevel"/>
     <w:tmpl w:val="3E0A631E"/>
@@ -24559,7 +25925,7 @@
       </w:pPr>
     </w:lvl>
   </w:abstractNum>
-  <w:abstractNum w:abstractNumId="17" w15:restartNumberingAfterBreak="0">
+  <w:abstractNum w:abstractNumId="18" w15:restartNumberingAfterBreak="0">
     <w:nsid w:val="7DD245F2"/>
     <w:multiLevelType w:val="hybridMultilevel"/>
     <w:tmpl w:val="3100450C"/>
@@ -24700,7 +26066,7 @@
     </w:lvl>
   </w:abstractNum>
   <w:num w:numId="1" w16cid:durableId="1135416972">
-    <w:abstractNumId w:val="16"/>
+    <w:abstractNumId w:val="17"/>
   </w:num>
   <w:num w:numId="2" w16cid:durableId="659961920">
     <w:abstractNumId w:val="0"/>
@@ -24709,52 +26075,58 @@
     <w:abstractNumId w:val="3"/>
   </w:num>
   <w:num w:numId="4" w16cid:durableId="421531183">
-    <w:abstractNumId w:val="14"/>
+    <w:abstractNumId w:val="15"/>
   </w:num>
   <w:num w:numId="5" w16cid:durableId="1013461990">
-    <w:abstractNumId w:val="10"/>
+    <w:abstractNumId w:val="11"/>
   </w:num>
   <w:num w:numId="6" w16cid:durableId="2031450274">
-    <w:abstractNumId w:val="5"/>
+    <w:abstractNumId w:val="6"/>
   </w:num>
   <w:num w:numId="7" w16cid:durableId="1585600979">
-    <w:abstractNumId w:val="12"/>
+    <w:abstractNumId w:val="13"/>
   </w:num>
   <w:num w:numId="8" w16cid:durableId="407119434">
-    <w:abstractNumId w:val="17"/>
+    <w:abstractNumId w:val="18"/>
   </w:num>
   <w:num w:numId="9" w16cid:durableId="497620765">
     <w:abstractNumId w:val="2"/>
   </w:num>
   <w:num w:numId="10" w16cid:durableId="1121606994">
-    <w:abstractNumId w:val="7"/>
+    <w:abstractNumId w:val="8"/>
   </w:num>
   <w:num w:numId="11" w16cid:durableId="1724137576">
+    <w:abstractNumId w:val="10"/>
+  </w:num>
+  <w:num w:numId="12" w16cid:durableId="1418164963">
     <w:abstractNumId w:val="9"/>
   </w:num>
-  <w:num w:numId="12" w16cid:durableId="1418164963">
-    <w:abstractNumId w:val="8"/>
-  </w:num>
   <w:num w:numId="13" w16cid:durableId="2143226094">
-    <w:abstractNumId w:val="13"/>
+    <w:abstractNumId w:val="14"/>
   </w:num>
   <w:num w:numId="14" w16cid:durableId="1490632179">
-    <w:abstractNumId w:val="15"/>
+    <w:abstractNumId w:val="16"/>
   </w:num>
   <w:num w:numId="15" w16cid:durableId="293101238">
-    <w:abstractNumId w:val="6"/>
+    <w:abstractNumId w:val="7"/>
   </w:num>
   <w:num w:numId="16" w16cid:durableId="228274322">
     <w:abstractNumId w:val="1"/>
   </w:num>
   <w:num w:numId="17" w16cid:durableId="1200823275">
-    <w:abstractNumId w:val="16"/>
+    <w:abstractNumId w:val="17"/>
   </w:num>
   <w:num w:numId="18" w16cid:durableId="1605917315">
-    <w:abstractNumId w:val="4"/>
+    <w:abstractNumId w:val="5"/>
   </w:num>
   <w:num w:numId="19" w16cid:durableId="716247321">
-    <w:abstractNumId w:val="11"/>
+    <w:abstractNumId w:val="12"/>
+  </w:num>
+  <w:num w:numId="20" w16cid:durableId="1716614554">
+    <w:abstractNumId w:val="4"/>
+    <w:lvlOverride w:ilvl="0">
+      <w:startOverride w:val="1"/>
+    </w:lvlOverride>
   </w:num>
   <w:numIdMacAtCleanup w:val="13"/>
 </w:numbering>
@@ -25862,12 +27234,14 @@
     <w:rsid w:val="001D0193"/>
     <w:rsid w:val="001F0DB7"/>
     <w:rsid w:val="00200AF4"/>
+    <w:rsid w:val="00234223"/>
     <w:rsid w:val="00236970"/>
     <w:rsid w:val="00352F52"/>
     <w:rsid w:val="0038539A"/>
     <w:rsid w:val="003F5E52"/>
     <w:rsid w:val="005C7A65"/>
     <w:rsid w:val="007B6861"/>
+    <w:rsid w:val="00802F51"/>
     <w:rsid w:val="00AB5062"/>
     <w:rsid w:val="00FD5A4E"/>
   </w:rsids>
@@ -26642,6 +28016,10 @@
 </file>
 
 <file path=customXml/item1.xml><?xml version="1.0" encoding="utf-8"?>
+<b:Sources xmlns:b="http://schemas.openxmlformats.org/officeDocument/2006/bibliography" xmlns="http://schemas.openxmlformats.org/officeDocument/2006/bibliography" SelectedStyle="\APASixthEditionOfficeOnline.xsl" StyleName="APA" Version="6"/>
+</file>
+
+<file path=customXml/item2.xml><?xml version="1.0" encoding="utf-8"?>
 <p:properties xmlns:p="http://schemas.microsoft.com/office/2006/metadata/properties" xmlns:xsi="http://www.w3.org/2001/XMLSchema-instance" xmlns:pc="http://schemas.microsoft.com/office/infopath/2007/PartnerControls">
   <documentManagement>
     <TaxCatchAll xmlns="dfa80de1-e9bb-4cf2-893d-d06220b3971a" xsi:nil="true"/>
@@ -26652,20 +28030,7 @@
 </p:properties>
 </file>
 
-<file path=customXml/item2.xml><?xml version="1.0" encoding="utf-8"?>
-<b:Sources xmlns:b="http://schemas.openxmlformats.org/officeDocument/2006/bibliography" xmlns="http://schemas.openxmlformats.org/officeDocument/2006/bibliography" SelectedStyle="\APASixthEditionOfficeOnline.xsl" StyleName="APA" Version="6"/>
-</file>
-
 <file path=customXml/item3.xml><?xml version="1.0" encoding="utf-8"?>
-<?mso-contentType ?>
-<FormTemplates xmlns="http://schemas.microsoft.com/sharepoint/v3/contenttype/forms">
-  <Display>DocumentLibraryForm</Display>
-  <Edit>DocumentLibraryForm</Edit>
-  <New>DocumentLibraryForm</New>
-</FormTemplates>
-</file>
-
-<file path=customXml/item4.xml><?xml version="1.0" encoding="utf-8"?>
 <ct:contentTypeSchema xmlns:ct="http://schemas.microsoft.com/office/2006/metadata/contentType" xmlns:ma="http://schemas.microsoft.com/office/2006/metadata/properties/metaAttributes" ct:_="" ma:_="" ma:contentTypeName="Document" ma:contentTypeID="0x010100E529CC47EA4E614CBF50FAFAB9B8F32B" ma:contentTypeVersion="13" ma:contentTypeDescription="Crée un document." ma:contentTypeScope="" ma:versionID="b0c7ed87d1a958e9d45e6a628dda67b2">
   <xsd:schema xmlns:xsd="http://www.w3.org/2001/XMLSchema" xmlns:xs="http://www.w3.org/2001/XMLSchema" xmlns:p="http://schemas.microsoft.com/office/2006/metadata/properties" xmlns:ns2="98d92101-24da-4498-9971-a24673344bd8" xmlns:ns3="dfa80de1-e9bb-4cf2-893d-d06220b3971a" targetNamespace="http://schemas.microsoft.com/office/2006/metadata/properties" ma:root="true" ma:fieldsID="444cf053ca299ab1a8609ad922f5c0d6" ns2:_="" ns3:_="">
     <xsd:import namespace="98d92101-24da-4498-9971-a24673344bd8"/>
@@ -26888,7 +28253,24 @@
 </ct:contentTypeSchema>
 </file>
 
+<file path=customXml/item4.xml><?xml version="1.0" encoding="utf-8"?>
+<?mso-contentType ?>
+<FormTemplates xmlns="http://schemas.microsoft.com/sharepoint/v3/contenttype/forms">
+  <Display>DocumentLibraryForm</Display>
+  <Edit>DocumentLibraryForm</Edit>
+  <New>DocumentLibraryForm</New>
+</FormTemplates>
+</file>
+
 <file path=customXml/itemProps1.xml><?xml version="1.0" encoding="utf-8"?>
+<ds:datastoreItem xmlns:ds="http://schemas.openxmlformats.org/officeDocument/2006/customXml" ds:itemID="{9ACF6904-D409-4FC3-8592-0AED3245E875}">
+  <ds:schemaRefs>
+    <ds:schemaRef ds:uri="http://schemas.openxmlformats.org/officeDocument/2006/bibliography"/>
+  </ds:schemaRefs>
+</ds:datastoreItem>
+</file>
+
+<file path=customXml/itemProps2.xml><?xml version="1.0" encoding="utf-8"?>
 <ds:datastoreItem xmlns:ds="http://schemas.openxmlformats.org/officeDocument/2006/customXml" ds:itemID="{67CD1812-8B57-456C-9CBC-7D2297210787}">
   <ds:schemaRefs>
     <ds:schemaRef ds:uri="http://schemas.microsoft.com/office/2006/metadata/properties"/>
@@ -26899,23 +28281,7 @@
 </ds:datastoreItem>
 </file>
 
-<file path=customXml/itemProps2.xml><?xml version="1.0" encoding="utf-8"?>
-<ds:datastoreItem xmlns:ds="http://schemas.openxmlformats.org/officeDocument/2006/customXml" ds:itemID="{9ACF6904-D409-4FC3-8592-0AED3245E875}">
-  <ds:schemaRefs>
-    <ds:schemaRef ds:uri="http://schemas.openxmlformats.org/officeDocument/2006/bibliography"/>
-  </ds:schemaRefs>
-</ds:datastoreItem>
-</file>
-
 <file path=customXml/itemProps3.xml><?xml version="1.0" encoding="utf-8"?>
-<ds:datastoreItem xmlns:ds="http://schemas.openxmlformats.org/officeDocument/2006/customXml" ds:itemID="{1DADA05A-DA17-4CB0-90B5-C889667DD54A}">
-  <ds:schemaRefs>
-    <ds:schemaRef ds:uri="http://schemas.microsoft.com/sharepoint/v3/contenttype/forms"/>
-  </ds:schemaRefs>
-</ds:datastoreItem>
-</file>
-
-<file path=customXml/itemProps4.xml><?xml version="1.0" encoding="utf-8"?>
 <ds:datastoreItem xmlns:ds="http://schemas.openxmlformats.org/officeDocument/2006/customXml" ds:itemID="{700D8043-C34E-4EC6-98BE-7219263EC485}">
   <ds:schemaRefs>
     <ds:schemaRef ds:uri="http://schemas.microsoft.com/office/2006/metadata/contentType"/>
@@ -26932,4 +28298,12 @@
     <ds:schemaRef ds:uri="http://schemas.microsoft.com/internal/obd"/>
   </ds:schemaRefs>
 </ds:datastoreItem>
+</file>
+
+<file path=customXml/itemProps4.xml><?xml version="1.0" encoding="utf-8"?>
+<ds:datastoreItem xmlns:ds="http://schemas.openxmlformats.org/officeDocument/2006/customXml" ds:itemID="{1DADA05A-DA17-4CB0-90B5-C889667DD54A}">
+  <ds:schemaRefs>
+    <ds:schemaRef ds:uri="http://schemas.microsoft.com/sharepoint/v3/contenttype/forms"/>
+  </ds:schemaRefs>
+</ds:datastoreItem>
 </file>
--- a/documents/documentation/documentation.docx
+++ b/documents/documentation/documentation.docx
@@ -167,7 +167,7 @@
       <w:r>
         <w:fldChar w:fldCharType="separate"/>
       </w:r>
-      <w:hyperlink w:anchor="_Toc192686647" w:history="1">
+      <w:hyperlink w:anchor="_Toc192832098" w:history="1">
         <w:r>
           <w:rPr>
             <w:rStyle w:val="Lienhypertexte"/>
@@ -207,7 +207,7 @@
           <w:rPr>
             <w:webHidden/>
           </w:rPr>
-          <w:instrText xml:space="preserve"> PAGEREF _Toc192686647 \h </w:instrText>
+          <w:instrText xml:space="preserve"> PAGEREF _Toc192832098 \h </w:instrText>
         </w:r>
         <w:r>
           <w:rPr>
@@ -251,7 +251,7 @@
           <w14:ligatures w14:val="standardContextual"/>
         </w:rPr>
       </w:pPr>
-      <w:hyperlink w:anchor="_Toc192686648" w:history="1">
+      <w:hyperlink w:anchor="_Toc192832099" w:history="1">
         <w:r>
           <w:rPr>
             <w:rStyle w:val="Lienhypertexte"/>
@@ -299,7 +299,7 @@
             <w:noProof/>
             <w:webHidden/>
           </w:rPr>
-          <w:instrText xml:space="preserve"> PAGEREF _Toc192686648 \h </w:instrText>
+          <w:instrText xml:space="preserve"> PAGEREF _Toc192832099 \h </w:instrText>
         </w:r>
         <w:r>
           <w:rPr>
@@ -347,7 +347,7 @@
           <w14:ligatures w14:val="standardContextual"/>
         </w:rPr>
       </w:pPr>
-      <w:hyperlink w:anchor="_Toc192686649" w:history="1">
+      <w:hyperlink w:anchor="_Toc192832100" w:history="1">
         <w:r>
           <w:rPr>
             <w:rStyle w:val="Lienhypertexte"/>
@@ -395,7 +395,7 @@
             <w:noProof/>
             <w:webHidden/>
           </w:rPr>
-          <w:instrText xml:space="preserve"> PAGEREF _Toc192686649 \h </w:instrText>
+          <w:instrText xml:space="preserve"> PAGEREF _Toc192832100 \h </w:instrText>
         </w:r>
         <w:r>
           <w:rPr>
@@ -443,7 +443,7 @@
           <w14:ligatures w14:val="standardContextual"/>
         </w:rPr>
       </w:pPr>
-      <w:hyperlink w:anchor="_Toc192686650" w:history="1">
+      <w:hyperlink w:anchor="_Toc192832101" w:history="1">
         <w:r>
           <w:rPr>
             <w:rStyle w:val="Lienhypertexte"/>
@@ -489,7 +489,7 @@
             <w:noProof/>
             <w:webHidden/>
           </w:rPr>
-          <w:instrText xml:space="preserve"> PAGEREF _Toc192686650 \h </w:instrText>
+          <w:instrText xml:space="preserve"> PAGEREF _Toc192832101 \h </w:instrText>
         </w:r>
         <w:r>
           <w:rPr>
@@ -537,7 +537,7 @@
           <w14:ligatures w14:val="standardContextual"/>
         </w:rPr>
       </w:pPr>
-      <w:hyperlink w:anchor="_Toc192686651" w:history="1">
+      <w:hyperlink w:anchor="_Toc192832102" w:history="1">
         <w:r>
           <w:rPr>
             <w:rStyle w:val="Lienhypertexte"/>
@@ -583,7 +583,7 @@
             <w:noProof/>
             <w:webHidden/>
           </w:rPr>
-          <w:instrText xml:space="preserve"> PAGEREF _Toc192686651 \h </w:instrText>
+          <w:instrText xml:space="preserve"> PAGEREF _Toc192832102 \h </w:instrText>
         </w:r>
         <w:r>
           <w:rPr>
@@ -626,7 +626,7 @@
           <w14:ligatures w14:val="standardContextual"/>
         </w:rPr>
       </w:pPr>
-      <w:hyperlink w:anchor="_Toc192686652" w:history="1">
+      <w:hyperlink w:anchor="_Toc192832103" w:history="1">
         <w:r>
           <w:rPr>
             <w:rStyle w:val="Lienhypertexte"/>
@@ -666,7 +666,7 @@
           <w:rPr>
             <w:webHidden/>
           </w:rPr>
-          <w:instrText xml:space="preserve"> PAGEREF _Toc192686652 \h </w:instrText>
+          <w:instrText xml:space="preserve"> PAGEREF _Toc192832103 \h </w:instrText>
         </w:r>
         <w:r>
           <w:rPr>
@@ -710,7 +710,7 @@
           <w14:ligatures w14:val="standardContextual"/>
         </w:rPr>
       </w:pPr>
-      <w:hyperlink w:anchor="_Toc192686653" w:history="1">
+      <w:hyperlink w:anchor="_Toc192832104" w:history="1">
         <w:r>
           <w:rPr>
             <w:rStyle w:val="Lienhypertexte"/>
@@ -757,7 +757,7 @@
             <w:noProof/>
             <w:webHidden/>
           </w:rPr>
-          <w:instrText xml:space="preserve"> PAGEREF _Toc192686653 \h </w:instrText>
+          <w:instrText xml:space="preserve"> PAGEREF _Toc192832104 \h </w:instrText>
         </w:r>
         <w:r>
           <w:rPr>
@@ -805,7 +805,7 @@
           <w14:ligatures w14:val="standardContextual"/>
         </w:rPr>
       </w:pPr>
-      <w:hyperlink w:anchor="_Toc192686654" w:history="1">
+      <w:hyperlink w:anchor="_Toc192832105" w:history="1">
         <w:r>
           <w:rPr>
             <w:rStyle w:val="Lienhypertexte"/>
@@ -853,7 +853,7 @@
             <w:noProof/>
             <w:webHidden/>
           </w:rPr>
-          <w:instrText xml:space="preserve"> PAGEREF _Toc192686654 \h </w:instrText>
+          <w:instrText xml:space="preserve"> PAGEREF _Toc192832105 \h </w:instrText>
         </w:r>
         <w:r>
           <w:rPr>
@@ -901,7 +901,7 @@
           <w14:ligatures w14:val="standardContextual"/>
         </w:rPr>
       </w:pPr>
-      <w:hyperlink w:anchor="_Toc192686655" w:history="1">
+      <w:hyperlink w:anchor="_Toc192832106" w:history="1">
         <w:r>
           <w:rPr>
             <w:rStyle w:val="Lienhypertexte"/>
@@ -947,7 +947,7 @@
             <w:noProof/>
             <w:webHidden/>
           </w:rPr>
-          <w:instrText xml:space="preserve"> PAGEREF _Toc192686655 \h </w:instrText>
+          <w:instrText xml:space="preserve"> PAGEREF _Toc192832106 \h </w:instrText>
         </w:r>
         <w:r>
           <w:rPr>
@@ -995,7 +995,7 @@
           <w14:ligatures w14:val="standardContextual"/>
         </w:rPr>
       </w:pPr>
-      <w:hyperlink w:anchor="_Toc192686656" w:history="1">
+      <w:hyperlink w:anchor="_Toc192832107" w:history="1">
         <w:r>
           <w:rPr>
             <w:rStyle w:val="Lienhypertexte"/>
@@ -1041,7 +1041,7 @@
             <w:noProof/>
             <w:webHidden/>
           </w:rPr>
-          <w:instrText xml:space="preserve"> PAGEREF _Toc192686656 \h </w:instrText>
+          <w:instrText xml:space="preserve"> PAGEREF _Toc192832107 \h </w:instrText>
         </w:r>
         <w:r>
           <w:rPr>
@@ -1089,7 +1089,7 @@
           <w14:ligatures w14:val="standardContextual"/>
         </w:rPr>
       </w:pPr>
-      <w:hyperlink w:anchor="_Toc192686657" w:history="1">
+      <w:hyperlink w:anchor="_Toc192832108" w:history="1">
         <w:r>
           <w:rPr>
             <w:rStyle w:val="Lienhypertexte"/>
@@ -1135,7 +1135,7 @@
             <w:noProof/>
             <w:webHidden/>
           </w:rPr>
-          <w:instrText xml:space="preserve"> PAGEREF _Toc192686657 \h </w:instrText>
+          <w:instrText xml:space="preserve"> PAGEREF _Toc192832108 \h </w:instrText>
         </w:r>
         <w:r>
           <w:rPr>
@@ -1183,7 +1183,7 @@
           <w14:ligatures w14:val="standardContextual"/>
         </w:rPr>
       </w:pPr>
-      <w:hyperlink w:anchor="_Toc192686658" w:history="1">
+      <w:hyperlink w:anchor="_Toc192832109" w:history="1">
         <w:r>
           <w:rPr>
             <w:rStyle w:val="Lienhypertexte"/>
@@ -1229,7 +1229,7 @@
             <w:noProof/>
             <w:webHidden/>
           </w:rPr>
-          <w:instrText xml:space="preserve"> PAGEREF _Toc192686658 \h </w:instrText>
+          <w:instrText xml:space="preserve"> PAGEREF _Toc192832109 \h </w:instrText>
         </w:r>
         <w:r>
           <w:rPr>
@@ -1277,7 +1277,7 @@
           <w14:ligatures w14:val="standardContextual"/>
         </w:rPr>
       </w:pPr>
-      <w:hyperlink w:anchor="_Toc192686659" w:history="1">
+      <w:hyperlink w:anchor="_Toc192832110" w:history="1">
         <w:r>
           <w:rPr>
             <w:rStyle w:val="Lienhypertexte"/>
@@ -1325,7 +1325,7 @@
             <w:noProof/>
             <w:webHidden/>
           </w:rPr>
-          <w:instrText xml:space="preserve"> PAGEREF _Toc192686659 \h </w:instrText>
+          <w:instrText xml:space="preserve"> PAGEREF _Toc192832110 \h </w:instrText>
         </w:r>
         <w:r>
           <w:rPr>
@@ -1373,7 +1373,7 @@
           <w14:ligatures w14:val="standardContextual"/>
         </w:rPr>
       </w:pPr>
-      <w:hyperlink w:anchor="_Toc192686660" w:history="1">
+      <w:hyperlink w:anchor="_Toc192832111" w:history="1">
         <w:r>
           <w:rPr>
             <w:rStyle w:val="Lienhypertexte"/>
@@ -1421,7 +1421,7 @@
             <w:noProof/>
             <w:webHidden/>
           </w:rPr>
-          <w:instrText xml:space="preserve"> PAGEREF _Toc192686660 \h </w:instrText>
+          <w:instrText xml:space="preserve"> PAGEREF _Toc192832111 \h </w:instrText>
         </w:r>
         <w:r>
           <w:rPr>
@@ -1469,7 +1469,7 @@
           <w14:ligatures w14:val="standardContextual"/>
         </w:rPr>
       </w:pPr>
-      <w:hyperlink w:anchor="_Toc192686661" w:history="1">
+      <w:hyperlink w:anchor="_Toc192832112" w:history="1">
         <w:r>
           <w:rPr>
             <w:rStyle w:val="Lienhypertexte"/>
@@ -1515,7 +1515,7 @@
             <w:noProof/>
             <w:webHidden/>
           </w:rPr>
-          <w:instrText xml:space="preserve"> PAGEREF _Toc192686661 \h </w:instrText>
+          <w:instrText xml:space="preserve"> PAGEREF _Toc192832112 \h </w:instrText>
         </w:r>
         <w:r>
           <w:rPr>
@@ -1563,7 +1563,7 @@
           <w14:ligatures w14:val="standardContextual"/>
         </w:rPr>
       </w:pPr>
-      <w:hyperlink w:anchor="_Toc192686662" w:history="1">
+      <w:hyperlink w:anchor="_Toc192832113" w:history="1">
         <w:r>
           <w:rPr>
             <w:rStyle w:val="Lienhypertexte"/>
@@ -1609,7 +1609,7 @@
             <w:noProof/>
             <w:webHidden/>
           </w:rPr>
-          <w:instrText xml:space="preserve"> PAGEREF _Toc192686662 \h </w:instrText>
+          <w:instrText xml:space="preserve"> PAGEREF _Toc192832113 \h </w:instrText>
         </w:r>
         <w:r>
           <w:rPr>
@@ -1657,7 +1657,7 @@
           <w14:ligatures w14:val="standardContextual"/>
         </w:rPr>
       </w:pPr>
-      <w:hyperlink w:anchor="_Toc192686663" w:history="1">
+      <w:hyperlink w:anchor="_Toc192832114" w:history="1">
         <w:r>
           <w:rPr>
             <w:rStyle w:val="Lienhypertexte"/>
@@ -1703,7 +1703,7 @@
             <w:noProof/>
             <w:webHidden/>
           </w:rPr>
-          <w:instrText xml:space="preserve"> PAGEREF _Toc192686663 \h </w:instrText>
+          <w:instrText xml:space="preserve"> PAGEREF _Toc192832114 \h </w:instrText>
         </w:r>
         <w:r>
           <w:rPr>
@@ -1751,7 +1751,7 @@
           <w14:ligatures w14:val="standardContextual"/>
         </w:rPr>
       </w:pPr>
-      <w:hyperlink w:anchor="_Toc192686664" w:history="1">
+      <w:hyperlink w:anchor="_Toc192832115" w:history="1">
         <w:r>
           <w:rPr>
             <w:rStyle w:val="Lienhypertexte"/>
@@ -1797,7 +1797,7 @@
             <w:noProof/>
             <w:webHidden/>
           </w:rPr>
-          <w:instrText xml:space="preserve"> PAGEREF _Toc192686664 \h </w:instrText>
+          <w:instrText xml:space="preserve"> PAGEREF _Toc192832115 \h </w:instrText>
         </w:r>
         <w:r>
           <w:rPr>
@@ -1845,7 +1845,7 @@
           <w14:ligatures w14:val="standardContextual"/>
         </w:rPr>
       </w:pPr>
-      <w:hyperlink w:anchor="_Toc192686665" w:history="1">
+      <w:hyperlink w:anchor="_Toc192832116" w:history="1">
         <w:r>
           <w:rPr>
             <w:rStyle w:val="Lienhypertexte"/>
@@ -1891,7 +1891,7 @@
             <w:noProof/>
             <w:webHidden/>
           </w:rPr>
-          <w:instrText xml:space="preserve"> PAGEREF _Toc192686665 \h </w:instrText>
+          <w:instrText xml:space="preserve"> PAGEREF _Toc192832116 \h </w:instrText>
         </w:r>
         <w:r>
           <w:rPr>
@@ -1939,7 +1939,7 @@
           <w14:ligatures w14:val="standardContextual"/>
         </w:rPr>
       </w:pPr>
-      <w:hyperlink w:anchor="_Toc192686666" w:history="1">
+      <w:hyperlink w:anchor="_Toc192832117" w:history="1">
         <w:r>
           <w:rPr>
             <w:rStyle w:val="Lienhypertexte"/>
@@ -1985,7 +1985,7 @@
             <w:noProof/>
             <w:webHidden/>
           </w:rPr>
-          <w:instrText xml:space="preserve"> PAGEREF _Toc192686666 \h </w:instrText>
+          <w:instrText xml:space="preserve"> PAGEREF _Toc192832117 \h </w:instrText>
         </w:r>
         <w:r>
           <w:rPr>
@@ -2033,7 +2033,7 @@
           <w14:ligatures w14:val="standardContextual"/>
         </w:rPr>
       </w:pPr>
-      <w:hyperlink w:anchor="_Toc192686667" w:history="1">
+      <w:hyperlink w:anchor="_Toc192832118" w:history="1">
         <w:r>
           <w:rPr>
             <w:rStyle w:val="Lienhypertexte"/>
@@ -2079,7 +2079,7 @@
             <w:noProof/>
             <w:webHidden/>
           </w:rPr>
-          <w:instrText xml:space="preserve"> PAGEREF _Toc192686667 \h </w:instrText>
+          <w:instrText xml:space="preserve"> PAGEREF _Toc192832118 \h </w:instrText>
         </w:r>
         <w:r>
           <w:rPr>
@@ -2127,7 +2127,7 @@
           <w14:ligatures w14:val="standardContextual"/>
         </w:rPr>
       </w:pPr>
-      <w:hyperlink w:anchor="_Toc192686668" w:history="1">
+      <w:hyperlink w:anchor="_Toc192832119" w:history="1">
         <w:r>
           <w:rPr>
             <w:rStyle w:val="Lienhypertexte"/>
@@ -2173,7 +2173,7 @@
             <w:noProof/>
             <w:webHidden/>
           </w:rPr>
-          <w:instrText xml:space="preserve"> PAGEREF _Toc192686668 \h </w:instrText>
+          <w:instrText xml:space="preserve"> PAGEREF _Toc192832119 \h </w:instrText>
         </w:r>
         <w:r>
           <w:rPr>
@@ -2221,7 +2221,7 @@
           <w14:ligatures w14:val="standardContextual"/>
         </w:rPr>
       </w:pPr>
-      <w:hyperlink w:anchor="_Toc192686669" w:history="1">
+      <w:hyperlink w:anchor="_Toc192832120" w:history="1">
         <w:r>
           <w:rPr>
             <w:rStyle w:val="Lienhypertexte"/>
@@ -2248,7 +2248,7 @@
             <w:iCs/>
             <w:noProof/>
           </w:rPr>
-          <w:t>Stratégie de test</w:t>
+          <w:t>Fonctionnement de gRPC</w:t>
         </w:r>
         <w:r>
           <w:rPr>
@@ -2269,7 +2269,7 @@
             <w:noProof/>
             <w:webHidden/>
           </w:rPr>
-          <w:instrText xml:space="preserve"> PAGEREF _Toc192686669 \h </w:instrText>
+          <w:instrText xml:space="preserve"> PAGEREF _Toc192832120 \h </w:instrText>
         </w:r>
         <w:r>
           <w:rPr>
@@ -2317,11 +2317,11 @@
           <w14:ligatures w14:val="standardContextual"/>
         </w:rPr>
       </w:pPr>
-      <w:hyperlink w:anchor="_Toc192686670" w:history="1">
+      <w:hyperlink w:anchor="_Toc192832121" w:history="1">
         <w:r>
           <w:rPr>
             <w:rStyle w:val="Lienhypertexte"/>
-            <w:rFonts w:cs="Arial"/>
+            <w:iCs/>
             <w:noProof/>
           </w:rPr>
           <w:t>2.6</w:t>
@@ -2341,10 +2341,10 @@
         <w:r>
           <w:rPr>
             <w:rStyle w:val="Lienhypertexte"/>
-            <w:rFonts w:cs="Arial"/>
-            <w:noProof/>
-          </w:rPr>
-          <w:t>Risques techniques</w:t>
+            <w:iCs/>
+            <w:noProof/>
+          </w:rPr>
+          <w:t>Stratégie de test</w:t>
         </w:r>
         <w:r>
           <w:rPr>
@@ -2365,7 +2365,7 @@
             <w:noProof/>
             <w:webHidden/>
           </w:rPr>
-          <w:instrText xml:space="preserve"> PAGEREF _Toc192686670 \h </w:instrText>
+          <w:instrText xml:space="preserve"> PAGEREF _Toc192832121 \h </w:instrText>
         </w:r>
         <w:r>
           <w:rPr>
@@ -2398,88 +2398,9 @@
     </w:p>
     <w:p>
       <w:pPr>
-        <w:pStyle w:val="TM1"/>
-        <w:rPr>
-          <w:rFonts w:asciiTheme="minorHAnsi" w:eastAsiaTheme="minorEastAsia" w:hAnsiTheme="minorHAnsi" w:cstheme="minorBidi"/>
-          <w:kern w:val="2"/>
-          <w:sz w:val="22"/>
-          <w:szCs w:val="22"/>
-          <w:lang w:val="fr-CH" w:eastAsia="fr-CH"/>
-          <w14:ligatures w14:val="standardContextual"/>
-        </w:rPr>
-      </w:pPr>
-      <w:hyperlink w:anchor="_Toc192686671" w:history="1">
-        <w:r>
-          <w:rPr>
-            <w:rStyle w:val="Lienhypertexte"/>
-          </w:rPr>
-          <w:t>3</w:t>
-        </w:r>
-        <w:r>
-          <w:rPr>
-            <w:rFonts w:asciiTheme="minorHAnsi" w:eastAsiaTheme="minorEastAsia" w:hAnsiTheme="minorHAnsi" w:cstheme="minorBidi"/>
-            <w:kern w:val="2"/>
-            <w:sz w:val="22"/>
-            <w:szCs w:val="22"/>
-            <w:lang w:val="fr-CH" w:eastAsia="fr-CH"/>
-            <w14:ligatures w14:val="standardContextual"/>
-          </w:rPr>
-          <w:tab/>
-        </w:r>
-        <w:r>
-          <w:rPr>
-            <w:rStyle w:val="Lienhypertexte"/>
-          </w:rPr>
-          <w:t>Réalisation</w:t>
-        </w:r>
-        <w:r>
-          <w:rPr>
-            <w:webHidden/>
-          </w:rPr>
-          <w:tab/>
-        </w:r>
-        <w:r>
-          <w:rPr>
-            <w:webHidden/>
-          </w:rPr>
-          <w:fldChar w:fldCharType="begin"/>
-        </w:r>
-        <w:r>
-          <w:rPr>
-            <w:webHidden/>
-          </w:rPr>
-          <w:instrText xml:space="preserve"> PAGEREF _Toc192686671 \h </w:instrText>
-        </w:r>
-        <w:r>
-          <w:rPr>
-            <w:webHidden/>
-          </w:rPr>
-        </w:r>
-        <w:r>
-          <w:rPr>
-            <w:webHidden/>
-          </w:rPr>
-          <w:fldChar w:fldCharType="separate"/>
-        </w:r>
-        <w:r>
-          <w:rPr>
-            <w:webHidden/>
-          </w:rPr>
-          <w:t>18</w:t>
-        </w:r>
-        <w:r>
-          <w:rPr>
-            <w:webHidden/>
-          </w:rPr>
-          <w:fldChar w:fldCharType="end"/>
-        </w:r>
-      </w:hyperlink>
-    </w:p>
-    <w:p>
-      <w:pPr>
-        <w:pStyle w:val="TM3"/>
+        <w:pStyle w:val="TM2"/>
         <w:tabs>
-          <w:tab w:val="left" w:pos="1200"/>
+          <w:tab w:val="left" w:pos="800"/>
           <w:tab w:val="right" w:leader="dot" w:pos="9060"/>
         </w:tabs>
         <w:rPr>
@@ -2492,13 +2413,14 @@
           <w14:ligatures w14:val="standardContextual"/>
         </w:rPr>
       </w:pPr>
-      <w:hyperlink w:anchor="_Toc192686672" w:history="1">
+      <w:hyperlink w:anchor="_Toc192832122" w:history="1">
         <w:r>
           <w:rPr>
             <w:rStyle w:val="Lienhypertexte"/>
-            <w:noProof/>
-          </w:rPr>
-          <w:t>3.1.1</w:t>
+            <w:rFonts w:cs="Arial"/>
+            <w:noProof/>
+          </w:rPr>
+          <w:t>2.7</w:t>
         </w:r>
         <w:r>
           <w:rPr>
@@ -2515,9 +2437,10 @@
         <w:r>
           <w:rPr>
             <w:rStyle w:val="Lienhypertexte"/>
-            <w:noProof/>
-          </w:rPr>
-          <w:t>Détection d'infractions liées à l'accès à un site web interdit</w:t>
+            <w:rFonts w:cs="Arial"/>
+            <w:noProof/>
+          </w:rPr>
+          <w:t>Risques techniques</w:t>
         </w:r>
         <w:r>
           <w:rPr>
@@ -2538,7 +2461,7 @@
             <w:noProof/>
             <w:webHidden/>
           </w:rPr>
-          <w:instrText xml:space="preserve"> PAGEREF _Toc192686672 \h </w:instrText>
+          <w:instrText xml:space="preserve"> PAGEREF _Toc192832122 \h </w:instrText>
         </w:r>
         <w:r>
           <w:rPr>
@@ -2558,11 +2481,90 @@
             <w:noProof/>
             <w:webHidden/>
           </w:rPr>
-          <w:t>18</w:t>
-        </w:r>
-        <w:r>
-          <w:rPr>
-            <w:noProof/>
+          <w:t>19</w:t>
+        </w:r>
+        <w:r>
+          <w:rPr>
+            <w:noProof/>
+            <w:webHidden/>
+          </w:rPr>
+          <w:fldChar w:fldCharType="end"/>
+        </w:r>
+      </w:hyperlink>
+    </w:p>
+    <w:p>
+      <w:pPr>
+        <w:pStyle w:val="TM1"/>
+        <w:rPr>
+          <w:rFonts w:asciiTheme="minorHAnsi" w:eastAsiaTheme="minorEastAsia" w:hAnsiTheme="minorHAnsi" w:cstheme="minorBidi"/>
+          <w:kern w:val="2"/>
+          <w:sz w:val="22"/>
+          <w:szCs w:val="22"/>
+          <w:lang w:val="fr-CH" w:eastAsia="fr-CH"/>
+          <w14:ligatures w14:val="standardContextual"/>
+        </w:rPr>
+      </w:pPr>
+      <w:hyperlink w:anchor="_Toc192832123" w:history="1">
+        <w:r>
+          <w:rPr>
+            <w:rStyle w:val="Lienhypertexte"/>
+          </w:rPr>
+          <w:t>3</w:t>
+        </w:r>
+        <w:r>
+          <w:rPr>
+            <w:rFonts w:asciiTheme="minorHAnsi" w:eastAsiaTheme="minorEastAsia" w:hAnsiTheme="minorHAnsi" w:cstheme="minorBidi"/>
+            <w:kern w:val="2"/>
+            <w:sz w:val="22"/>
+            <w:szCs w:val="22"/>
+            <w:lang w:val="fr-CH" w:eastAsia="fr-CH"/>
+            <w14:ligatures w14:val="standardContextual"/>
+          </w:rPr>
+          <w:tab/>
+        </w:r>
+        <w:r>
+          <w:rPr>
+            <w:rStyle w:val="Lienhypertexte"/>
+          </w:rPr>
+          <w:t>Réalisation</w:t>
+        </w:r>
+        <w:r>
+          <w:rPr>
+            <w:webHidden/>
+          </w:rPr>
+          <w:tab/>
+        </w:r>
+        <w:r>
+          <w:rPr>
+            <w:webHidden/>
+          </w:rPr>
+          <w:fldChar w:fldCharType="begin"/>
+        </w:r>
+        <w:r>
+          <w:rPr>
+            <w:webHidden/>
+          </w:rPr>
+          <w:instrText xml:space="preserve"> PAGEREF _Toc192832123 \h </w:instrText>
+        </w:r>
+        <w:r>
+          <w:rPr>
+            <w:webHidden/>
+          </w:rPr>
+        </w:r>
+        <w:r>
+          <w:rPr>
+            <w:webHidden/>
+          </w:rPr>
+          <w:fldChar w:fldCharType="separate"/>
+        </w:r>
+        <w:r>
+          <w:rPr>
+            <w:webHidden/>
+          </w:rPr>
+          <w:t>19</w:t>
+        </w:r>
+        <w:r>
+          <w:rPr>
             <w:webHidden/>
           </w:rPr>
           <w:fldChar w:fldCharType="end"/>
@@ -2586,13 +2588,13 @@
           <w14:ligatures w14:val="standardContextual"/>
         </w:rPr>
       </w:pPr>
-      <w:hyperlink w:anchor="_Toc192686673" w:history="1">
+      <w:hyperlink w:anchor="_Toc192832124" w:history="1">
         <w:r>
           <w:rPr>
             <w:rStyle w:val="Lienhypertexte"/>
             <w:noProof/>
           </w:rPr>
-          <w:t>3.1.2</w:t>
+          <w:t>3.1.1</w:t>
         </w:r>
         <w:r>
           <w:rPr>
@@ -2611,7 +2613,7 @@
             <w:rStyle w:val="Lienhypertexte"/>
             <w:noProof/>
           </w:rPr>
-          <w:t>Architecture gRPC</w:t>
+          <w:t>Détection d'infractions liées à l'accès à un site web interdit</w:t>
         </w:r>
         <w:r>
           <w:rPr>
@@ -2632,7 +2634,7 @@
             <w:noProof/>
             <w:webHidden/>
           </w:rPr>
-          <w:instrText xml:space="preserve"> PAGEREF _Toc192686673 \h </w:instrText>
+          <w:instrText xml:space="preserve"> PAGEREF _Toc192832124 \h </w:instrText>
         </w:r>
         <w:r>
           <w:rPr>
@@ -2652,7 +2654,7 @@
             <w:noProof/>
             <w:webHidden/>
           </w:rPr>
-          <w:t>18</w:t>
+          <w:t>19</w:t>
         </w:r>
         <w:r>
           <w:rPr>
@@ -2680,13 +2682,13 @@
           <w14:ligatures w14:val="standardContextual"/>
         </w:rPr>
       </w:pPr>
-      <w:hyperlink w:anchor="_Toc192686674" w:history="1">
+      <w:hyperlink w:anchor="_Toc192832125" w:history="1">
         <w:r>
           <w:rPr>
             <w:rStyle w:val="Lienhypertexte"/>
             <w:noProof/>
           </w:rPr>
-          <w:t>3.1.3</w:t>
+          <w:t>3.1.2</w:t>
         </w:r>
         <w:r>
           <w:rPr>
@@ -2705,7 +2707,7 @@
             <w:rStyle w:val="Lienhypertexte"/>
             <w:noProof/>
           </w:rPr>
-          <w:t>Détection des postes d'une salle</w:t>
+          <w:t>Architecture gRPC</w:t>
         </w:r>
         <w:r>
           <w:rPr>
@@ -2726,7 +2728,7 @@
             <w:noProof/>
             <w:webHidden/>
           </w:rPr>
-          <w:instrText xml:space="preserve"> PAGEREF _Toc192686674 \h </w:instrText>
+          <w:instrText xml:space="preserve"> PAGEREF _Toc192832125 \h </w:instrText>
         </w:r>
         <w:r>
           <w:rPr>
@@ -2746,7 +2748,7 @@
             <w:noProof/>
             <w:webHidden/>
           </w:rPr>
-          <w:t>18</w:t>
+          <w:t>19</w:t>
         </w:r>
         <w:r>
           <w:rPr>
@@ -2759,9 +2761,9 @@
     </w:p>
     <w:p>
       <w:pPr>
-        <w:pStyle w:val="TM2"/>
+        <w:pStyle w:val="TM3"/>
         <w:tabs>
-          <w:tab w:val="left" w:pos="800"/>
+          <w:tab w:val="left" w:pos="1200"/>
           <w:tab w:val="right" w:leader="dot" w:pos="9060"/>
         </w:tabs>
         <w:rPr>
@@ -2774,14 +2776,13 @@
           <w14:ligatures w14:val="standardContextual"/>
         </w:rPr>
       </w:pPr>
-      <w:hyperlink w:anchor="_Toc192686675" w:history="1">
+      <w:hyperlink w:anchor="_Toc192832126" w:history="1">
         <w:r>
           <w:rPr>
             <w:rStyle w:val="Lienhypertexte"/>
-            <w:iCs/>
-            <w:noProof/>
-          </w:rPr>
-          <w:t>3.2</w:t>
+            <w:noProof/>
+          </w:rPr>
+          <w:t>3.1.3</w:t>
         </w:r>
         <w:r>
           <w:rPr>
@@ -2798,10 +2799,9 @@
         <w:r>
           <w:rPr>
             <w:rStyle w:val="Lienhypertexte"/>
-            <w:iCs/>
-            <w:noProof/>
-          </w:rPr>
-          <w:t>Déroulement</w:t>
+            <w:noProof/>
+          </w:rPr>
+          <w:t>Détection des postes d'une salle</w:t>
         </w:r>
         <w:r>
           <w:rPr>
@@ -2822,7 +2822,7 @@
             <w:noProof/>
             <w:webHidden/>
           </w:rPr>
-          <w:instrText xml:space="preserve"> PAGEREF _Toc192686675 \h </w:instrText>
+          <w:instrText xml:space="preserve"> PAGEREF _Toc192832126 \h </w:instrText>
         </w:r>
         <w:r>
           <w:rPr>
@@ -2842,7 +2842,7 @@
             <w:noProof/>
             <w:webHidden/>
           </w:rPr>
-          <w:t>18</w:t>
+          <w:t>19</w:t>
         </w:r>
         <w:r>
           <w:rPr>
@@ -2870,13 +2870,13 @@
           <w14:ligatures w14:val="standardContextual"/>
         </w:rPr>
       </w:pPr>
-      <w:hyperlink w:anchor="_Toc192686676" w:history="1">
+      <w:hyperlink w:anchor="_Toc192832127" w:history="1">
         <w:r>
           <w:rPr>
             <w:rStyle w:val="Lienhypertexte"/>
             <w:noProof/>
           </w:rPr>
-          <w:t>3.2.1</w:t>
+          <w:t>3.1.4</w:t>
         </w:r>
         <w:r>
           <w:rPr>
@@ -2895,7 +2895,7 @@
             <w:rStyle w:val="Lienhypertexte"/>
             <w:noProof/>
           </w:rPr>
-          <w:t>Sprints</w:t>
+          <w:t>Le Heart Beat</w:t>
         </w:r>
         <w:r>
           <w:rPr>
@@ -2916,7 +2916,7 @@
             <w:noProof/>
             <w:webHidden/>
           </w:rPr>
-          <w:instrText xml:space="preserve"> PAGEREF _Toc192686676 \h </w:instrText>
+          <w:instrText xml:space="preserve"> PAGEREF _Toc192832127 \h </w:instrText>
         </w:r>
         <w:r>
           <w:rPr>
@@ -2936,7 +2936,7 @@
             <w:noProof/>
             <w:webHidden/>
           </w:rPr>
-          <w:t>18</w:t>
+          <w:t>20</w:t>
         </w:r>
         <w:r>
           <w:rPr>
@@ -2949,9 +2949,9 @@
     </w:p>
     <w:p>
       <w:pPr>
-        <w:pStyle w:val="TM3"/>
+        <w:pStyle w:val="TM2"/>
         <w:tabs>
-          <w:tab w:val="left" w:pos="1200"/>
+          <w:tab w:val="left" w:pos="800"/>
           <w:tab w:val="right" w:leader="dot" w:pos="9060"/>
         </w:tabs>
         <w:rPr>
@@ -2964,13 +2964,14 @@
           <w14:ligatures w14:val="standardContextual"/>
         </w:rPr>
       </w:pPr>
-      <w:hyperlink w:anchor="_Toc192686677" w:history="1">
+      <w:hyperlink w:anchor="_Toc192832128" w:history="1">
         <w:r>
           <w:rPr>
             <w:rStyle w:val="Lienhypertexte"/>
-            <w:noProof/>
-          </w:rPr>
-          <w:t>3.2.2</w:t>
+            <w:iCs/>
+            <w:noProof/>
+          </w:rPr>
+          <w:t>3.2</w:t>
         </w:r>
         <w:r>
           <w:rPr>
@@ -2987,9 +2988,10 @@
         <w:r>
           <w:rPr>
             <w:rStyle w:val="Lienhypertexte"/>
-            <w:noProof/>
-          </w:rPr>
-          <w:t>Stories</w:t>
+            <w:iCs/>
+            <w:noProof/>
+          </w:rPr>
+          <w:t>Déroulement</w:t>
         </w:r>
         <w:r>
           <w:rPr>
@@ -3010,7 +3012,7 @@
             <w:noProof/>
             <w:webHidden/>
           </w:rPr>
-          <w:instrText xml:space="preserve"> PAGEREF _Toc192686677 \h </w:instrText>
+          <w:instrText xml:space="preserve"> PAGEREF _Toc192832128 \h </w:instrText>
         </w:r>
         <w:r>
           <w:rPr>
@@ -3043,9 +3045,9 @@
     </w:p>
     <w:p>
       <w:pPr>
-        <w:pStyle w:val="TM2"/>
+        <w:pStyle w:val="TM3"/>
         <w:tabs>
-          <w:tab w:val="left" w:pos="800"/>
+          <w:tab w:val="left" w:pos="1200"/>
           <w:tab w:val="right" w:leader="dot" w:pos="9060"/>
         </w:tabs>
         <w:rPr>
@@ -3058,14 +3060,13 @@
           <w14:ligatures w14:val="standardContextual"/>
         </w:rPr>
       </w:pPr>
-      <w:hyperlink w:anchor="_Toc192686678" w:history="1">
+      <w:hyperlink w:anchor="_Toc192832129" w:history="1">
         <w:r>
           <w:rPr>
             <w:rStyle w:val="Lienhypertexte"/>
-            <w:iCs/>
-            <w:noProof/>
-          </w:rPr>
-          <w:t>3.3</w:t>
+            <w:noProof/>
+          </w:rPr>
+          <w:t>3.2.1</w:t>
         </w:r>
         <w:r>
           <w:rPr>
@@ -3082,10 +3083,9 @@
         <w:r>
           <w:rPr>
             <w:rStyle w:val="Lienhypertexte"/>
-            <w:iCs/>
-            <w:noProof/>
-          </w:rPr>
-          <w:t>Mise en place de l’environnement de travail</w:t>
+            <w:noProof/>
+          </w:rPr>
+          <w:t>Sprints</w:t>
         </w:r>
         <w:r>
           <w:rPr>
@@ -3106,7 +3106,7 @@
             <w:noProof/>
             <w:webHidden/>
           </w:rPr>
-          <w:instrText xml:space="preserve"> PAGEREF _Toc192686678 \h </w:instrText>
+          <w:instrText xml:space="preserve"> PAGEREF _Toc192832129 \h </w:instrText>
         </w:r>
         <w:r>
           <w:rPr>
@@ -3139,9 +3139,9 @@
     </w:p>
     <w:p>
       <w:pPr>
-        <w:pStyle w:val="TM2"/>
+        <w:pStyle w:val="TM3"/>
         <w:tabs>
-          <w:tab w:val="left" w:pos="800"/>
+          <w:tab w:val="left" w:pos="1200"/>
           <w:tab w:val="right" w:leader="dot" w:pos="9060"/>
         </w:tabs>
         <w:rPr>
@@ -3154,14 +3154,13 @@
           <w14:ligatures w14:val="standardContextual"/>
         </w:rPr>
       </w:pPr>
-      <w:hyperlink w:anchor="_Toc192686679" w:history="1">
+      <w:hyperlink w:anchor="_Toc192832130" w:history="1">
         <w:r>
           <w:rPr>
             <w:rStyle w:val="Lienhypertexte"/>
-            <w:iCs/>
-            <w:noProof/>
-          </w:rPr>
-          <w:t>3.4</w:t>
+            <w:noProof/>
+          </w:rPr>
+          <w:t>3.2.2</w:t>
         </w:r>
         <w:r>
           <w:rPr>
@@ -3178,10 +3177,9 @@
         <w:r>
           <w:rPr>
             <w:rStyle w:val="Lienhypertexte"/>
-            <w:iCs/>
-            <w:noProof/>
-          </w:rPr>
-          <w:t>Mise en place de l’environnement de test</w:t>
+            <w:noProof/>
+          </w:rPr>
+          <w:t>Stories</w:t>
         </w:r>
         <w:r>
           <w:rPr>
@@ -3202,7 +3200,7 @@
             <w:noProof/>
             <w:webHidden/>
           </w:rPr>
-          <w:instrText xml:space="preserve"> PAGEREF _Toc192686679 \h </w:instrText>
+          <w:instrText xml:space="preserve"> PAGEREF _Toc192832130 \h </w:instrText>
         </w:r>
         <w:r>
           <w:rPr>
@@ -3250,14 +3248,14 @@
           <w14:ligatures w14:val="standardContextual"/>
         </w:rPr>
       </w:pPr>
-      <w:hyperlink w:anchor="_Toc192686680" w:history="1">
+      <w:hyperlink w:anchor="_Toc192832131" w:history="1">
         <w:r>
           <w:rPr>
             <w:rStyle w:val="Lienhypertexte"/>
             <w:iCs/>
             <w:noProof/>
           </w:rPr>
-          <w:t>3.5</w:t>
+          <w:t>3.3</w:t>
         </w:r>
         <w:r>
           <w:rPr>
@@ -3277,7 +3275,7 @@
             <w:iCs/>
             <w:noProof/>
           </w:rPr>
-          <w:t>Déploiement du produit</w:t>
+          <w:t>Mise en place de l’environnement de travail</w:t>
         </w:r>
         <w:r>
           <w:rPr>
@@ -3298,7 +3296,7 @@
             <w:noProof/>
             <w:webHidden/>
           </w:rPr>
-          <w:instrText xml:space="preserve"> PAGEREF _Toc192686680 \h </w:instrText>
+          <w:instrText xml:space="preserve"> PAGEREF _Toc192832131 \h </w:instrText>
         </w:r>
         <w:r>
           <w:rPr>
@@ -3346,14 +3344,14 @@
           <w14:ligatures w14:val="standardContextual"/>
         </w:rPr>
       </w:pPr>
-      <w:hyperlink w:anchor="_Toc192686681" w:history="1">
+      <w:hyperlink w:anchor="_Toc192832132" w:history="1">
         <w:r>
           <w:rPr>
             <w:rStyle w:val="Lienhypertexte"/>
             <w:iCs/>
             <w:noProof/>
           </w:rPr>
-          <w:t>3.6</w:t>
+          <w:t>3.4</w:t>
         </w:r>
         <w:r>
           <w:rPr>
@@ -3373,7 +3371,7 @@
             <w:iCs/>
             <w:noProof/>
           </w:rPr>
-          <w:t>Description des tests effectués</w:t>
+          <w:t>Mise en place de l’environnement de test</w:t>
         </w:r>
         <w:r>
           <w:rPr>
@@ -3394,7 +3392,7 @@
             <w:noProof/>
             <w:webHidden/>
           </w:rPr>
-          <w:instrText xml:space="preserve"> PAGEREF _Toc192686681 \h </w:instrText>
+          <w:instrText xml:space="preserve"> PAGEREF _Toc192832132 \h </w:instrText>
         </w:r>
         <w:r>
           <w:rPr>
@@ -3442,14 +3440,14 @@
           <w14:ligatures w14:val="standardContextual"/>
         </w:rPr>
       </w:pPr>
-      <w:hyperlink w:anchor="_Toc192686682" w:history="1">
+      <w:hyperlink w:anchor="_Toc192832133" w:history="1">
         <w:r>
           <w:rPr>
             <w:rStyle w:val="Lienhypertexte"/>
             <w:iCs/>
             <w:noProof/>
           </w:rPr>
-          <w:t>3.7</w:t>
+          <w:t>3.5</w:t>
         </w:r>
         <w:r>
           <w:rPr>
@@ -3469,7 +3467,7 @@
             <w:iCs/>
             <w:noProof/>
           </w:rPr>
-          <w:t>Bilan</w:t>
+          <w:t>Déploiement du produit</w:t>
         </w:r>
         <w:r>
           <w:rPr>
@@ -3490,7 +3488,7 @@
             <w:noProof/>
             <w:webHidden/>
           </w:rPr>
-          <w:instrText xml:space="preserve"> PAGEREF _Toc192686682 \h </w:instrText>
+          <w:instrText xml:space="preserve"> PAGEREF _Toc192832133 \h </w:instrText>
         </w:r>
         <w:r>
           <w:rPr>
@@ -3510,7 +3508,7 @@
             <w:noProof/>
             <w:webHidden/>
           </w:rPr>
-          <w:t>23</w:t>
+          <w:t>24</w:t>
         </w:r>
         <w:r>
           <w:rPr>
@@ -3523,9 +3521,9 @@
     </w:p>
     <w:p>
       <w:pPr>
-        <w:pStyle w:val="TM3"/>
+        <w:pStyle w:val="TM2"/>
         <w:tabs>
-          <w:tab w:val="left" w:pos="1200"/>
+          <w:tab w:val="left" w:pos="800"/>
           <w:tab w:val="right" w:leader="dot" w:pos="9060"/>
         </w:tabs>
         <w:rPr>
@@ -3538,13 +3536,14 @@
           <w14:ligatures w14:val="standardContextual"/>
         </w:rPr>
       </w:pPr>
-      <w:hyperlink w:anchor="_Toc192686683" w:history="1">
+      <w:hyperlink w:anchor="_Toc192832134" w:history="1">
         <w:r>
           <w:rPr>
             <w:rStyle w:val="Lienhypertexte"/>
-            <w:noProof/>
-          </w:rPr>
-          <w:t>3.7.1</w:t>
+            <w:iCs/>
+            <w:noProof/>
+          </w:rPr>
+          <w:t>3.6</w:t>
         </w:r>
         <w:r>
           <w:rPr>
@@ -3561,9 +3560,10 @@
         <w:r>
           <w:rPr>
             <w:rStyle w:val="Lienhypertexte"/>
-            <w:noProof/>
-          </w:rPr>
-          <w:t>Erreurs restantes</w:t>
+            <w:iCs/>
+            <w:noProof/>
+          </w:rPr>
+          <w:t>Description des tests effectués</w:t>
         </w:r>
         <w:r>
           <w:rPr>
@@ -3584,7 +3584,7 @@
             <w:noProof/>
             <w:webHidden/>
           </w:rPr>
-          <w:instrText xml:space="preserve"> PAGEREF _Toc192686683 \h </w:instrText>
+          <w:instrText xml:space="preserve"> PAGEREF _Toc192832134 \h </w:instrText>
         </w:r>
         <w:r>
           <w:rPr>
@@ -3604,7 +3604,7 @@
             <w:noProof/>
             <w:webHidden/>
           </w:rPr>
-          <w:t>23</w:t>
+          <w:t>24</w:t>
         </w:r>
         <w:r>
           <w:rPr>
@@ -3632,13 +3632,13 @@
           <w14:ligatures w14:val="standardContextual"/>
         </w:rPr>
       </w:pPr>
-      <w:hyperlink w:anchor="_Toc192686684" w:history="1">
+      <w:hyperlink w:anchor="_Toc192832135" w:history="1">
         <w:r>
           <w:rPr>
             <w:rStyle w:val="Lienhypertexte"/>
             <w:noProof/>
           </w:rPr>
-          <w:t>3.7.2</w:t>
+          <w:t>3.6.1</w:t>
         </w:r>
         <w:r>
           <w:rPr>
@@ -3657,7 +3657,7 @@
             <w:rStyle w:val="Lienhypertexte"/>
             <w:noProof/>
           </w:rPr>
-          <w:t>Stories</w:t>
+          <w:t>Sprint 1</w:t>
         </w:r>
         <w:r>
           <w:rPr>
@@ -3678,7 +3678,7 @@
             <w:noProof/>
             <w:webHidden/>
           </w:rPr>
-          <w:instrText xml:space="preserve"> PAGEREF _Toc192686684 \h </w:instrText>
+          <w:instrText xml:space="preserve"> PAGEREF _Toc192832135 \h </w:instrText>
         </w:r>
         <w:r>
           <w:rPr>
@@ -3698,7 +3698,7 @@
             <w:noProof/>
             <w:webHidden/>
           </w:rPr>
-          <w:t>23</w:t>
+          <w:t>24</w:t>
         </w:r>
         <w:r>
           <w:rPr>
@@ -3726,13 +3726,13 @@
           <w14:ligatures w14:val="standardContextual"/>
         </w:rPr>
       </w:pPr>
-      <w:hyperlink w:anchor="_Toc192686685" w:history="1">
+      <w:hyperlink w:anchor="_Toc192832136" w:history="1">
         <w:r>
           <w:rPr>
             <w:rStyle w:val="Lienhypertexte"/>
             <w:noProof/>
           </w:rPr>
-          <w:t>3.7.3</w:t>
+          <w:t>3.6.2</w:t>
         </w:r>
         <w:r>
           <w:rPr>
@@ -3751,7 +3751,7 @@
             <w:rStyle w:val="Lienhypertexte"/>
             <w:noProof/>
           </w:rPr>
-          <w:t>Dette technique</w:t>
+          <w:t>Sprint 2</w:t>
         </w:r>
         <w:r>
           <w:rPr>
@@ -3772,7 +3772,7 @@
             <w:noProof/>
             <w:webHidden/>
           </w:rPr>
-          <w:instrText xml:space="preserve"> PAGEREF _Toc192686685 \h </w:instrText>
+          <w:instrText xml:space="preserve"> PAGEREF _Toc192832136 \h </w:instrText>
         </w:r>
         <w:r>
           <w:rPr>
@@ -3792,7 +3792,7 @@
             <w:noProof/>
             <w:webHidden/>
           </w:rPr>
-          <w:t>24</w:t>
+          <w:t>25</w:t>
         </w:r>
         <w:r>
           <w:rPr>
@@ -3805,9 +3805,9 @@
     </w:p>
     <w:p>
       <w:pPr>
-        <w:pStyle w:val="TM2"/>
+        <w:pStyle w:val="TM3"/>
         <w:tabs>
-          <w:tab w:val="left" w:pos="800"/>
+          <w:tab w:val="left" w:pos="1200"/>
           <w:tab w:val="right" w:leader="dot" w:pos="9060"/>
         </w:tabs>
         <w:rPr>
@@ -3820,14 +3820,13 @@
           <w14:ligatures w14:val="standardContextual"/>
         </w:rPr>
       </w:pPr>
-      <w:hyperlink w:anchor="_Toc192686686" w:history="1">
+      <w:hyperlink w:anchor="_Toc192832137" w:history="1">
         <w:r>
           <w:rPr>
             <w:rStyle w:val="Lienhypertexte"/>
-            <w:iCs/>
-            <w:noProof/>
-          </w:rPr>
-          <w:t>3.8</w:t>
+            <w:noProof/>
+          </w:rPr>
+          <w:t>3.6.3</w:t>
         </w:r>
         <w:r>
           <w:rPr>
@@ -3844,10 +3843,9 @@
         <w:r>
           <w:rPr>
             <w:rStyle w:val="Lienhypertexte"/>
-            <w:iCs/>
-            <w:noProof/>
-          </w:rPr>
-          <w:t>Recours à l’intelligence artificielle</w:t>
+            <w:noProof/>
+          </w:rPr>
+          <w:t>Sprint 3</w:t>
         </w:r>
         <w:r>
           <w:rPr>
@@ -3868,7 +3866,7 @@
             <w:noProof/>
             <w:webHidden/>
           </w:rPr>
-          <w:instrText xml:space="preserve"> PAGEREF _Toc192686686 \h </w:instrText>
+          <w:instrText xml:space="preserve"> PAGEREF _Toc192832137 \h </w:instrText>
         </w:r>
         <w:r>
           <w:rPr>
@@ -3888,7 +3886,7 @@
             <w:noProof/>
             <w:webHidden/>
           </w:rPr>
-          <w:t>24</w:t>
+          <w:t>25</w:t>
         </w:r>
         <w:r>
           <w:rPr>
@@ -3901,9 +3899,9 @@
     </w:p>
     <w:p>
       <w:pPr>
-        <w:pStyle w:val="TM2"/>
+        <w:pStyle w:val="TM3"/>
         <w:tabs>
-          <w:tab w:val="left" w:pos="800"/>
+          <w:tab w:val="left" w:pos="1200"/>
           <w:tab w:val="right" w:leader="dot" w:pos="9060"/>
         </w:tabs>
         <w:rPr>
@@ -3916,14 +3914,13 @@
           <w14:ligatures w14:val="standardContextual"/>
         </w:rPr>
       </w:pPr>
-      <w:hyperlink w:anchor="_Toc192686687" w:history="1">
+      <w:hyperlink w:anchor="_Toc192832138" w:history="1">
         <w:r>
           <w:rPr>
             <w:rStyle w:val="Lienhypertexte"/>
-            <w:iCs/>
-            <w:noProof/>
-          </w:rPr>
-          <w:t>3.9</w:t>
+            <w:noProof/>
+          </w:rPr>
+          <w:t>3.6.4</w:t>
         </w:r>
         <w:r>
           <w:rPr>
@@ -3940,10 +3937,9 @@
         <w:r>
           <w:rPr>
             <w:rStyle w:val="Lienhypertexte"/>
-            <w:iCs/>
-            <w:noProof/>
-          </w:rPr>
-          <w:t>Liste des documents fournis</w:t>
+            <w:noProof/>
+          </w:rPr>
+          <w:t>Sprint 4</w:t>
         </w:r>
         <w:r>
           <w:rPr>
@@ -3964,7 +3960,7 @@
             <w:noProof/>
             <w:webHidden/>
           </w:rPr>
-          <w:instrText xml:space="preserve"> PAGEREF _Toc192686687 \h </w:instrText>
+          <w:instrText xml:space="preserve"> PAGEREF _Toc192832138 \h </w:instrText>
         </w:r>
         <w:r>
           <w:rPr>
@@ -3989,164 +3985,6 @@
         <w:r>
           <w:rPr>
             <w:noProof/>
-            <w:webHidden/>
-          </w:rPr>
-          <w:fldChar w:fldCharType="end"/>
-        </w:r>
-      </w:hyperlink>
-    </w:p>
-    <w:p>
-      <w:pPr>
-        <w:pStyle w:val="TM1"/>
-        <w:rPr>
-          <w:rFonts w:asciiTheme="minorHAnsi" w:eastAsiaTheme="minorEastAsia" w:hAnsiTheme="minorHAnsi" w:cstheme="minorBidi"/>
-          <w:kern w:val="2"/>
-          <w:sz w:val="22"/>
-          <w:szCs w:val="22"/>
-          <w:lang w:val="fr-CH" w:eastAsia="fr-CH"/>
-          <w14:ligatures w14:val="standardContextual"/>
-        </w:rPr>
-      </w:pPr>
-      <w:hyperlink w:anchor="_Toc192686688" w:history="1">
-        <w:r>
-          <w:rPr>
-            <w:rStyle w:val="Lienhypertexte"/>
-          </w:rPr>
-          <w:t>4</w:t>
-        </w:r>
-        <w:r>
-          <w:rPr>
-            <w:rFonts w:asciiTheme="minorHAnsi" w:eastAsiaTheme="minorEastAsia" w:hAnsiTheme="minorHAnsi" w:cstheme="minorBidi"/>
-            <w:kern w:val="2"/>
-            <w:sz w:val="22"/>
-            <w:szCs w:val="22"/>
-            <w:lang w:val="fr-CH" w:eastAsia="fr-CH"/>
-            <w14:ligatures w14:val="standardContextual"/>
-          </w:rPr>
-          <w:tab/>
-        </w:r>
-        <w:r>
-          <w:rPr>
-            <w:rStyle w:val="Lienhypertexte"/>
-          </w:rPr>
-          <w:t>Conclusions</w:t>
-        </w:r>
-        <w:r>
-          <w:rPr>
-            <w:webHidden/>
-          </w:rPr>
-          <w:tab/>
-        </w:r>
-        <w:r>
-          <w:rPr>
-            <w:webHidden/>
-          </w:rPr>
-          <w:fldChar w:fldCharType="begin"/>
-        </w:r>
-        <w:r>
-          <w:rPr>
-            <w:webHidden/>
-          </w:rPr>
-          <w:instrText xml:space="preserve"> PAGEREF _Toc192686688 \h </w:instrText>
-        </w:r>
-        <w:r>
-          <w:rPr>
-            <w:webHidden/>
-          </w:rPr>
-        </w:r>
-        <w:r>
-          <w:rPr>
-            <w:webHidden/>
-          </w:rPr>
-          <w:fldChar w:fldCharType="separate"/>
-        </w:r>
-        <w:r>
-          <w:rPr>
-            <w:webHidden/>
-          </w:rPr>
-          <w:t>25</w:t>
-        </w:r>
-        <w:r>
-          <w:rPr>
-            <w:webHidden/>
-          </w:rPr>
-          <w:fldChar w:fldCharType="end"/>
-        </w:r>
-      </w:hyperlink>
-    </w:p>
-    <w:p>
-      <w:pPr>
-        <w:pStyle w:val="TM1"/>
-        <w:rPr>
-          <w:rFonts w:asciiTheme="minorHAnsi" w:eastAsiaTheme="minorEastAsia" w:hAnsiTheme="minorHAnsi" w:cstheme="minorBidi"/>
-          <w:kern w:val="2"/>
-          <w:sz w:val="22"/>
-          <w:szCs w:val="22"/>
-          <w:lang w:val="fr-CH" w:eastAsia="fr-CH"/>
-          <w14:ligatures w14:val="standardContextual"/>
-        </w:rPr>
-      </w:pPr>
-      <w:hyperlink w:anchor="_Toc192686689" w:history="1">
-        <w:r>
-          <w:rPr>
-            <w:rStyle w:val="Lienhypertexte"/>
-          </w:rPr>
-          <w:t>5</w:t>
-        </w:r>
-        <w:r>
-          <w:rPr>
-            <w:rFonts w:asciiTheme="minorHAnsi" w:eastAsiaTheme="minorEastAsia" w:hAnsiTheme="minorHAnsi" w:cstheme="minorBidi"/>
-            <w:kern w:val="2"/>
-            <w:sz w:val="22"/>
-            <w:szCs w:val="22"/>
-            <w:lang w:val="fr-CH" w:eastAsia="fr-CH"/>
-            <w14:ligatures w14:val="standardContextual"/>
-          </w:rPr>
-          <w:tab/>
-        </w:r>
-        <w:r>
-          <w:rPr>
-            <w:rStyle w:val="Lienhypertexte"/>
-          </w:rPr>
-          <w:t>Annexes</w:t>
-        </w:r>
-        <w:r>
-          <w:rPr>
-            <w:webHidden/>
-          </w:rPr>
-          <w:tab/>
-        </w:r>
-        <w:r>
-          <w:rPr>
-            <w:webHidden/>
-          </w:rPr>
-          <w:fldChar w:fldCharType="begin"/>
-        </w:r>
-        <w:r>
-          <w:rPr>
-            <w:webHidden/>
-          </w:rPr>
-          <w:instrText xml:space="preserve"> PAGEREF _Toc192686689 \h </w:instrText>
-        </w:r>
-        <w:r>
-          <w:rPr>
-            <w:webHidden/>
-          </w:rPr>
-        </w:r>
-        <w:r>
-          <w:rPr>
-            <w:webHidden/>
-          </w:rPr>
-          <w:fldChar w:fldCharType="separate"/>
-        </w:r>
-        <w:r>
-          <w:rPr>
-            <w:webHidden/>
-          </w:rPr>
-          <w:t>27</w:t>
-        </w:r>
-        <w:r>
-          <w:rPr>
             <w:webHidden/>
           </w:rPr>
           <w:fldChar w:fldCharType="end"/>
@@ -4170,14 +4008,14 @@
           <w14:ligatures w14:val="standardContextual"/>
         </w:rPr>
       </w:pPr>
-      <w:hyperlink w:anchor="_Toc192686690" w:history="1">
+      <w:hyperlink w:anchor="_Toc192832139" w:history="1">
         <w:r>
           <w:rPr>
             <w:rStyle w:val="Lienhypertexte"/>
             <w:iCs/>
             <w:noProof/>
           </w:rPr>
-          <w:t>5.1</w:t>
+          <w:t>3.7</w:t>
         </w:r>
         <w:r>
           <w:rPr>
@@ -4197,7 +4035,7 @@
             <w:iCs/>
             <w:noProof/>
           </w:rPr>
-          <w:t>Résumé du rapport du TPI / version succincte de la documentation</w:t>
+          <w:t>Bilan</w:t>
         </w:r>
         <w:r>
           <w:rPr>
@@ -4218,7 +4056,7 @@
             <w:noProof/>
             <w:webHidden/>
           </w:rPr>
-          <w:instrText xml:space="preserve"> PAGEREF _Toc192686690 \h </w:instrText>
+          <w:instrText xml:space="preserve"> PAGEREF _Toc192832139 \h </w:instrText>
         </w:r>
         <w:r>
           <w:rPr>
@@ -4238,7 +4076,7 @@
             <w:noProof/>
             <w:webHidden/>
           </w:rPr>
-          <w:t>27</w:t>
+          <w:t>26</w:t>
         </w:r>
         <w:r>
           <w:rPr>
@@ -4251,9 +4089,9 @@
     </w:p>
     <w:p>
       <w:pPr>
-        <w:pStyle w:val="TM2"/>
+        <w:pStyle w:val="TM3"/>
         <w:tabs>
-          <w:tab w:val="left" w:pos="800"/>
+          <w:tab w:val="left" w:pos="1200"/>
           <w:tab w:val="right" w:leader="dot" w:pos="9060"/>
         </w:tabs>
         <w:rPr>
@@ -4266,14 +4104,13 @@
           <w14:ligatures w14:val="standardContextual"/>
         </w:rPr>
       </w:pPr>
-      <w:hyperlink w:anchor="_Toc192686691" w:history="1">
+      <w:hyperlink w:anchor="_Toc192832140" w:history="1">
         <w:r>
           <w:rPr>
             <w:rStyle w:val="Lienhypertexte"/>
-            <w:iCs/>
-            <w:noProof/>
-          </w:rPr>
-          <w:t>5.2</w:t>
+            <w:noProof/>
+          </w:rPr>
+          <w:t>3.7.1</w:t>
         </w:r>
         <w:r>
           <w:rPr>
@@ -4290,10 +4127,9 @@
         <w:r>
           <w:rPr>
             <w:rStyle w:val="Lienhypertexte"/>
-            <w:iCs/>
-            <w:noProof/>
-          </w:rPr>
-          <w:t>Sources – Bibliographie</w:t>
+            <w:noProof/>
+          </w:rPr>
+          <w:t>Erreurs restantes</w:t>
         </w:r>
         <w:r>
           <w:rPr>
@@ -4314,7 +4150,7 @@
             <w:noProof/>
             <w:webHidden/>
           </w:rPr>
-          <w:instrText xml:space="preserve"> PAGEREF _Toc192686691 \h </w:instrText>
+          <w:instrText xml:space="preserve"> PAGEREF _Toc192832140 \h </w:instrText>
         </w:r>
         <w:r>
           <w:rPr>
@@ -4334,7 +4170,7 @@
             <w:noProof/>
             <w:webHidden/>
           </w:rPr>
-          <w:t>27</w:t>
+          <w:t>26</w:t>
         </w:r>
         <w:r>
           <w:rPr>
@@ -4347,9 +4183,9 @@
     </w:p>
     <w:p>
       <w:pPr>
-        <w:pStyle w:val="TM2"/>
+        <w:pStyle w:val="TM3"/>
         <w:tabs>
-          <w:tab w:val="left" w:pos="800"/>
+          <w:tab w:val="left" w:pos="1200"/>
           <w:tab w:val="right" w:leader="dot" w:pos="9060"/>
         </w:tabs>
         <w:rPr>
@@ -4362,14 +4198,13 @@
           <w14:ligatures w14:val="standardContextual"/>
         </w:rPr>
       </w:pPr>
-      <w:hyperlink w:anchor="_Toc192686692" w:history="1">
+      <w:hyperlink w:anchor="_Toc192832141" w:history="1">
         <w:r>
           <w:rPr>
             <w:rStyle w:val="Lienhypertexte"/>
-            <w:iCs/>
-            <w:noProof/>
-          </w:rPr>
-          <w:t>5.3</w:t>
+            <w:noProof/>
+          </w:rPr>
+          <w:t>3.7.2</w:t>
         </w:r>
         <w:r>
           <w:rPr>
@@ -4386,10 +4221,9 @@
         <w:r>
           <w:rPr>
             <w:rStyle w:val="Lienhypertexte"/>
-            <w:iCs/>
-            <w:noProof/>
-          </w:rPr>
-          <w:t>Journal de travail</w:t>
+            <w:noProof/>
+          </w:rPr>
+          <w:t>Stories</w:t>
         </w:r>
         <w:r>
           <w:rPr>
@@ -4410,7 +4244,7 @@
             <w:noProof/>
             <w:webHidden/>
           </w:rPr>
-          <w:instrText xml:space="preserve"> PAGEREF _Toc192686692 \h </w:instrText>
+          <w:instrText xml:space="preserve"> PAGEREF _Toc192832141 \h </w:instrText>
         </w:r>
         <w:r>
           <w:rPr>
@@ -4430,7 +4264,7 @@
             <w:noProof/>
             <w:webHidden/>
           </w:rPr>
-          <w:t>27</w:t>
+          <w:t>26</w:t>
         </w:r>
         <w:r>
           <w:rPr>
@@ -4443,9 +4277,9 @@
     </w:p>
     <w:p>
       <w:pPr>
-        <w:pStyle w:val="TM2"/>
+        <w:pStyle w:val="TM3"/>
         <w:tabs>
-          <w:tab w:val="left" w:pos="800"/>
+          <w:tab w:val="left" w:pos="1200"/>
           <w:tab w:val="right" w:leader="dot" w:pos="9060"/>
         </w:tabs>
         <w:rPr>
@@ -4458,15 +4292,13 @@
           <w14:ligatures w14:val="standardContextual"/>
         </w:rPr>
       </w:pPr>
-      <w:hyperlink w:anchor="_Toc192686693" w:history="1">
+      <w:hyperlink w:anchor="_Toc192832142" w:history="1">
         <w:r>
           <w:rPr>
             <w:rStyle w:val="Lienhypertexte"/>
-            <w:iCs/>
-            <w:strike/>
-            <w:noProof/>
-          </w:rPr>
-          <w:t>5.4</w:t>
+            <w:noProof/>
+          </w:rPr>
+          <w:t>3.7.3</w:t>
         </w:r>
         <w:r>
           <w:rPr>
@@ -4483,11 +4315,9 @@
         <w:r>
           <w:rPr>
             <w:rStyle w:val="Lienhypertexte"/>
-            <w:iCs/>
-            <w:strike/>
-            <w:noProof/>
-          </w:rPr>
-          <w:t>Manuel d'Installation</w:t>
+            <w:noProof/>
+          </w:rPr>
+          <w:t>Dette technique</w:t>
         </w:r>
         <w:r>
           <w:rPr>
@@ -4508,7 +4338,7 @@
             <w:noProof/>
             <w:webHidden/>
           </w:rPr>
-          <w:instrText xml:space="preserve"> PAGEREF _Toc192686693 \h </w:instrText>
+          <w:instrText xml:space="preserve"> PAGEREF _Toc192832142 \h </w:instrText>
         </w:r>
         <w:r>
           <w:rPr>
@@ -4528,7 +4358,7 @@
             <w:noProof/>
             <w:webHidden/>
           </w:rPr>
-          <w:t>27</w:t>
+          <w:t>26</w:t>
         </w:r>
         <w:r>
           <w:rPr>
@@ -4556,14 +4386,14 @@
           <w14:ligatures w14:val="standardContextual"/>
         </w:rPr>
       </w:pPr>
-      <w:hyperlink w:anchor="_Toc192686694" w:history="1">
+      <w:hyperlink w:anchor="_Toc192832143" w:history="1">
         <w:r>
           <w:rPr>
             <w:rStyle w:val="Lienhypertexte"/>
             <w:iCs/>
             <w:noProof/>
           </w:rPr>
-          <w:t>5.5</w:t>
+          <w:t>3.8</w:t>
         </w:r>
         <w:r>
           <w:rPr>
@@ -4583,7 +4413,7 @@
             <w:iCs/>
             <w:noProof/>
           </w:rPr>
-          <w:t>Manuel d'Utilisation</w:t>
+          <w:t>Recours à l’intelligence artificielle</w:t>
         </w:r>
         <w:r>
           <w:rPr>
@@ -4604,7 +4434,7 @@
             <w:noProof/>
             <w:webHidden/>
           </w:rPr>
-          <w:instrText xml:space="preserve"> PAGEREF _Toc192686694 \h </w:instrText>
+          <w:instrText xml:space="preserve"> PAGEREF _Toc192832143 \h </w:instrText>
         </w:r>
         <w:r>
           <w:rPr>
@@ -4624,7 +4454,7 @@
             <w:noProof/>
             <w:webHidden/>
           </w:rPr>
-          <w:t>28</w:t>
+          <w:t>27</w:t>
         </w:r>
         <w:r>
           <w:rPr>
@@ -4652,14 +4482,14 @@
           <w14:ligatures w14:val="standardContextual"/>
         </w:rPr>
       </w:pPr>
-      <w:hyperlink w:anchor="_Toc192686695" w:history="1">
+      <w:hyperlink w:anchor="_Toc192832144" w:history="1">
         <w:r>
           <w:rPr>
             <w:rStyle w:val="Lienhypertexte"/>
             <w:iCs/>
             <w:noProof/>
           </w:rPr>
-          <w:t>5.6</w:t>
+          <w:t>3.9</w:t>
         </w:r>
         <w:r>
           <w:rPr>
@@ -4679,7 +4509,7 @@
             <w:iCs/>
             <w:noProof/>
           </w:rPr>
-          <w:t>Archives du projet</w:t>
+          <w:t>Liste des documents fournis</w:t>
         </w:r>
         <w:r>
           <w:rPr>
@@ -4700,7 +4530,7 @@
             <w:noProof/>
             <w:webHidden/>
           </w:rPr>
-          <w:instrText xml:space="preserve"> PAGEREF _Toc192686695 \h </w:instrText>
+          <w:instrText xml:space="preserve"> PAGEREF _Toc192832144 \h </w:instrText>
         </w:r>
         <w:r>
           <w:rPr>
@@ -4732,110 +4562,168 @@
       </w:hyperlink>
     </w:p>
     <w:p>
-      <w:r>
-        <w:fldChar w:fldCharType="end"/>
-      </w:r>
-    </w:p>
-    <w:p>
-      <w:pPr>
-        <w:rPr>
-          <w:bCs/>
-          <w:i/>
-          <w:sz w:val="20"/>
-          <w:u w:val="single"/>
-        </w:rPr>
-      </w:pPr>
-    </w:p>
-    <w:p>
-      <w:pPr>
-        <w:rPr>
-          <w:i/>
-          <w:iCs/>
-          <w:sz w:val="20"/>
-        </w:rPr>
-      </w:pPr>
-      <w:r>
-        <w:rPr>
-          <w:i/>
-          <w:iCs/>
-          <w:sz w:val="20"/>
-          <w:u w:val="single"/>
-        </w:rPr>
-        <w:t xml:space="preserve">NOTE L’INTENTION DES UTILISATEURS DE CE </w:t>
-      </w:r>
-      <w:r>
-        <w:rPr>
-          <w:i/>
-          <w:iCs/>
-          <w:sz w:val="20"/>
-          <w:u w:val="single"/>
-        </w:rPr>
-        <w:t>CANEVAS :</w:t>
-      </w:r>
-      <w:r>
-        <w:br/>
-      </w:r>
-      <w:r>
-        <w:rPr>
-          <w:i/>
-          <w:iCs/>
-          <w:sz w:val="20"/>
-        </w:rPr>
-        <w:t>Toutes les parties en italiques sont là pour aider à comprendre ce qu’il faut mettre dans cette partie du document. Elles n’ont donc aucune raison d’être dans le document final.</w:t>
-      </w:r>
-    </w:p>
-    <w:p>
-      <w:pPr>
-        <w:rPr>
-          <w:i/>
-          <w:iCs/>
-          <w:sz w:val="20"/>
-        </w:rPr>
-      </w:pPr>
-      <w:r>
-        <w:rPr>
-          <w:i/>
-          <w:iCs/>
-          <w:sz w:val="20"/>
-        </w:rPr>
-        <w:t xml:space="preserve">De plus, en fonction du type de projet, il est tout à fait possible que certains chapitres ou paragraphes n’aient aucun sens. Dans ce cas il est recommandé de les retirer du document pour éviter de l’alourdir inutilement.  </w:t>
-      </w:r>
-    </w:p>
-    <w:p>
-      <w:pPr>
-        <w:rPr>
-          <w:i/>
-          <w:iCs/>
-          <w:sz w:val="20"/>
-        </w:rPr>
-      </w:pPr>
-    </w:p>
-    <w:p/>
-    <w:p>
-      <w:pPr>
-        <w:rPr>
-          <w:u w:val="single"/>
-        </w:rPr>
-      </w:pPr>
-      <w:r>
-        <w:rPr>
-          <w:u w:val="single"/>
-        </w:rPr>
-        <w:t>Table des illustrations</w:t>
-      </w:r>
-    </w:p>
-    <w:p>
-      <w:pPr>
-        <w:pStyle w:val="Tabledesillustrations"/>
+      <w:pPr>
+        <w:pStyle w:val="TM1"/>
+        <w:rPr>
+          <w:rFonts w:asciiTheme="minorHAnsi" w:eastAsiaTheme="minorEastAsia" w:hAnsiTheme="minorHAnsi" w:cstheme="minorBidi"/>
+          <w:kern w:val="2"/>
+          <w:sz w:val="22"/>
+          <w:szCs w:val="22"/>
+          <w:lang w:val="fr-CH" w:eastAsia="fr-CH"/>
+          <w14:ligatures w14:val="standardContextual"/>
+        </w:rPr>
+      </w:pPr>
+      <w:hyperlink w:anchor="_Toc192832145" w:history="1">
+        <w:r>
+          <w:rPr>
+            <w:rStyle w:val="Lienhypertexte"/>
+          </w:rPr>
+          <w:t>4</w:t>
+        </w:r>
+        <w:r>
+          <w:rPr>
+            <w:rFonts w:asciiTheme="minorHAnsi" w:eastAsiaTheme="minorEastAsia" w:hAnsiTheme="minorHAnsi" w:cstheme="minorBidi"/>
+            <w:kern w:val="2"/>
+            <w:sz w:val="22"/>
+            <w:szCs w:val="22"/>
+            <w:lang w:val="fr-CH" w:eastAsia="fr-CH"/>
+            <w14:ligatures w14:val="standardContextual"/>
+          </w:rPr>
+          <w:tab/>
+        </w:r>
+        <w:r>
+          <w:rPr>
+            <w:rStyle w:val="Lienhypertexte"/>
+          </w:rPr>
+          <w:t>Conclusions</w:t>
+        </w:r>
+        <w:r>
+          <w:rPr>
+            <w:webHidden/>
+          </w:rPr>
+          <w:tab/>
+        </w:r>
+        <w:r>
+          <w:rPr>
+            <w:webHidden/>
+          </w:rPr>
+          <w:fldChar w:fldCharType="begin"/>
+        </w:r>
+        <w:r>
+          <w:rPr>
+            <w:webHidden/>
+          </w:rPr>
+          <w:instrText xml:space="preserve"> PAGEREF _Toc192832145 \h </w:instrText>
+        </w:r>
+        <w:r>
+          <w:rPr>
+            <w:webHidden/>
+          </w:rPr>
+        </w:r>
+        <w:r>
+          <w:rPr>
+            <w:webHidden/>
+          </w:rPr>
+          <w:fldChar w:fldCharType="separate"/>
+        </w:r>
+        <w:r>
+          <w:rPr>
+            <w:webHidden/>
+          </w:rPr>
+          <w:t>28</w:t>
+        </w:r>
+        <w:r>
+          <w:rPr>
+            <w:webHidden/>
+          </w:rPr>
+          <w:fldChar w:fldCharType="end"/>
+        </w:r>
+      </w:hyperlink>
+    </w:p>
+    <w:p>
+      <w:pPr>
+        <w:pStyle w:val="TM1"/>
+        <w:rPr>
+          <w:rFonts w:asciiTheme="minorHAnsi" w:eastAsiaTheme="minorEastAsia" w:hAnsiTheme="minorHAnsi" w:cstheme="minorBidi"/>
+          <w:kern w:val="2"/>
+          <w:sz w:val="22"/>
+          <w:szCs w:val="22"/>
+          <w:lang w:val="fr-CH" w:eastAsia="fr-CH"/>
+          <w14:ligatures w14:val="standardContextual"/>
+        </w:rPr>
+      </w:pPr>
+      <w:hyperlink w:anchor="_Toc192832146" w:history="1">
+        <w:r>
+          <w:rPr>
+            <w:rStyle w:val="Lienhypertexte"/>
+          </w:rPr>
+          <w:t>5</w:t>
+        </w:r>
+        <w:r>
+          <w:rPr>
+            <w:rFonts w:asciiTheme="minorHAnsi" w:eastAsiaTheme="minorEastAsia" w:hAnsiTheme="minorHAnsi" w:cstheme="minorBidi"/>
+            <w:kern w:val="2"/>
+            <w:sz w:val="22"/>
+            <w:szCs w:val="22"/>
+            <w:lang w:val="fr-CH" w:eastAsia="fr-CH"/>
+            <w14:ligatures w14:val="standardContextual"/>
+          </w:rPr>
+          <w:tab/>
+        </w:r>
+        <w:r>
+          <w:rPr>
+            <w:rStyle w:val="Lienhypertexte"/>
+          </w:rPr>
+          <w:t>Annexes</w:t>
+        </w:r>
+        <w:r>
+          <w:rPr>
+            <w:webHidden/>
+          </w:rPr>
+          <w:tab/>
+        </w:r>
+        <w:r>
+          <w:rPr>
+            <w:webHidden/>
+          </w:rPr>
+          <w:fldChar w:fldCharType="begin"/>
+        </w:r>
+        <w:r>
+          <w:rPr>
+            <w:webHidden/>
+          </w:rPr>
+          <w:instrText xml:space="preserve"> PAGEREF _Toc192832146 \h </w:instrText>
+        </w:r>
+        <w:r>
+          <w:rPr>
+            <w:webHidden/>
+          </w:rPr>
+        </w:r>
+        <w:r>
+          <w:rPr>
+            <w:webHidden/>
+          </w:rPr>
+          <w:fldChar w:fldCharType="separate"/>
+        </w:r>
+        <w:r>
+          <w:rPr>
+            <w:webHidden/>
+          </w:rPr>
+          <w:t>30</w:t>
+        </w:r>
+        <w:r>
+          <w:rPr>
+            <w:webHidden/>
+          </w:rPr>
+          <w:fldChar w:fldCharType="end"/>
+        </w:r>
+      </w:hyperlink>
+    </w:p>
+    <w:p>
+      <w:pPr>
+        <w:pStyle w:val="TM2"/>
         <w:tabs>
-          <w:tab w:val="right" w:leader="dot" w:pos="9060"/>
-        </w:tabs>
-      </w:pPr>
-    </w:p>
-    <w:p>
-      <w:pPr>
-        <w:pStyle w:val="Tabledesillustrations"/>
-        <w:tabs>
+          <w:tab w:val="left" w:pos="800"/>
           <w:tab w:val="right" w:leader="dot" w:pos="9060"/>
         </w:tabs>
         <w:rPr>
@@ -4848,32 +4736,44 @@
           <w14:ligatures w14:val="standardContextual"/>
         </w:rPr>
       </w:pPr>
-      <w:r>
-        <w:fldChar w:fldCharType="begin"/>
-      </w:r>
-      <w:r>
-        <w:instrText xml:space="preserve"> TOC \h \z \a "Figure" </w:instrText>
-      </w:r>
-      <w:r>
-        <w:fldChar w:fldCharType="separate"/>
-      </w:r>
-      <w:hyperlink w:anchor="_Toc192686633" w:history="1">
+      <w:hyperlink w:anchor="_Toc192832147" w:history="1">
         <w:r>
           <w:rPr>
             <w:rStyle w:val="Lienhypertexte"/>
-            <w:noProof/>
-          </w:rPr>
-          <w:t>2.1 schéma contexte du produit</w:t>
-        </w:r>
-        <w:r>
-          <w:rPr>
-            <w:noProof/>
-            <w:webHidden/>
+            <w:iCs/>
+            <w:noProof/>
+          </w:rPr>
+          <w:t>5.1</w:t>
+        </w:r>
+        <w:r>
+          <w:rPr>
+            <w:rFonts w:asciiTheme="minorHAnsi" w:eastAsiaTheme="minorEastAsia" w:hAnsiTheme="minorHAnsi" w:cstheme="minorBidi"/>
+            <w:noProof/>
+            <w:kern w:val="2"/>
+            <w:sz w:val="22"/>
+            <w:szCs w:val="22"/>
+            <w:lang w:val="fr-CH" w:eastAsia="fr-CH"/>
+            <w14:ligatures w14:val="standardContextual"/>
           </w:rPr>
           <w:tab/>
         </w:r>
         <w:r>
           <w:rPr>
+            <w:rStyle w:val="Lienhypertexte"/>
+            <w:iCs/>
+            <w:noProof/>
+          </w:rPr>
+          <w:t>Résumé du rapport du TPI / version succincte de la documentation</w:t>
+        </w:r>
+        <w:r>
+          <w:rPr>
+            <w:noProof/>
+            <w:webHidden/>
+          </w:rPr>
+          <w:tab/>
+        </w:r>
+        <w:r>
+          <w:rPr>
             <w:noProof/>
             <w:webHidden/>
           </w:rPr>
@@ -4884,7 +4784,7 @@
             <w:noProof/>
             <w:webHidden/>
           </w:rPr>
-          <w:instrText xml:space="preserve"> PAGEREF _Toc192686633 \h </w:instrText>
+          <w:instrText xml:space="preserve"> PAGEREF _Toc192832147 \h </w:instrText>
         </w:r>
         <w:r>
           <w:rPr>
@@ -4904,7 +4804,7 @@
             <w:noProof/>
             <w:webHidden/>
           </w:rPr>
-          <w:t>6</w:t>
+          <w:t>30</w:t>
         </w:r>
         <w:r>
           <w:rPr>
@@ -4917,8 +4817,9 @@
     </w:p>
     <w:p>
       <w:pPr>
-        <w:pStyle w:val="Tabledesillustrations"/>
+        <w:pStyle w:val="TM3"/>
         <w:tabs>
+          <w:tab w:val="left" w:pos="1200"/>
           <w:tab w:val="right" w:leader="dot" w:pos="9060"/>
         </w:tabs>
         <w:rPr>
@@ -4931,23 +4832,42 @@
           <w14:ligatures w14:val="standardContextual"/>
         </w:rPr>
       </w:pPr>
-      <w:hyperlink w:anchor="_Toc192686634" w:history="1">
+      <w:hyperlink w:anchor="_Toc192832148" w:history="1">
         <w:r>
           <w:rPr>
             <w:rStyle w:val="Lienhypertexte"/>
             <w:noProof/>
           </w:rPr>
-          <w:t>2.2.2 schéma infra validation</w:t>
-        </w:r>
-        <w:r>
-          <w:rPr>
-            <w:noProof/>
-            <w:webHidden/>
+          <w:t>5.1.1</w:t>
+        </w:r>
+        <w:r>
+          <w:rPr>
+            <w:rFonts w:asciiTheme="minorHAnsi" w:eastAsiaTheme="minorEastAsia" w:hAnsiTheme="minorHAnsi" w:cstheme="minorBidi"/>
+            <w:noProof/>
+            <w:kern w:val="2"/>
+            <w:sz w:val="22"/>
+            <w:szCs w:val="22"/>
+            <w:lang w:val="fr-CH" w:eastAsia="fr-CH"/>
+            <w14:ligatures w14:val="standardContextual"/>
           </w:rPr>
           <w:tab/>
         </w:r>
         <w:r>
           <w:rPr>
+            <w:rStyle w:val="Lienhypertexte"/>
+            <w:noProof/>
+          </w:rPr>
+          <w:t>Situation de départ</w:t>
+        </w:r>
+        <w:r>
+          <w:rPr>
+            <w:noProof/>
+            <w:webHidden/>
+          </w:rPr>
+          <w:tab/>
+        </w:r>
+        <w:r>
+          <w:rPr>
             <w:noProof/>
             <w:webHidden/>
           </w:rPr>
@@ -4958,7 +4878,7 @@
             <w:noProof/>
             <w:webHidden/>
           </w:rPr>
-          <w:instrText xml:space="preserve"> PAGEREF _Toc192686634 \h </w:instrText>
+          <w:instrText xml:space="preserve"> PAGEREF _Toc192832148 \h </w:instrText>
         </w:r>
         <w:r>
           <w:rPr>
@@ -4978,7 +4898,7 @@
             <w:noProof/>
             <w:webHidden/>
           </w:rPr>
-          <w:t>7</w:t>
+          <w:t>30</w:t>
         </w:r>
         <w:r>
           <w:rPr>
@@ -4991,8 +4911,9 @@
     </w:p>
     <w:p>
       <w:pPr>
-        <w:pStyle w:val="Tabledesillustrations"/>
+        <w:pStyle w:val="TM3"/>
         <w:tabs>
+          <w:tab w:val="left" w:pos="1200"/>
           <w:tab w:val="right" w:leader="dot" w:pos="9060"/>
         </w:tabs>
         <w:rPr>
@@ -5005,23 +4926,42 @@
           <w14:ligatures w14:val="standardContextual"/>
         </w:rPr>
       </w:pPr>
-      <w:hyperlink w:anchor="_Toc192686635" w:history="1">
+      <w:hyperlink w:anchor="_Toc192832149" w:history="1">
         <w:r>
           <w:rPr>
             <w:rStyle w:val="Lienhypertexte"/>
             <w:noProof/>
           </w:rPr>
-          <w:t>2.3 schéma contexte du produit</w:t>
-        </w:r>
-        <w:r>
-          <w:rPr>
-            <w:noProof/>
-            <w:webHidden/>
+          <w:t>5.1.2</w:t>
+        </w:r>
+        <w:r>
+          <w:rPr>
+            <w:rFonts w:asciiTheme="minorHAnsi" w:eastAsiaTheme="minorEastAsia" w:hAnsiTheme="minorHAnsi" w:cstheme="minorBidi"/>
+            <w:noProof/>
+            <w:kern w:val="2"/>
+            <w:sz w:val="22"/>
+            <w:szCs w:val="22"/>
+            <w:lang w:val="fr-CH" w:eastAsia="fr-CH"/>
+            <w14:ligatures w14:val="standardContextual"/>
           </w:rPr>
           <w:tab/>
         </w:r>
         <w:r>
           <w:rPr>
+            <w:rStyle w:val="Lienhypertexte"/>
+            <w:noProof/>
+          </w:rPr>
+          <w:t>Mise en œuvre</w:t>
+        </w:r>
+        <w:r>
+          <w:rPr>
+            <w:noProof/>
+            <w:webHidden/>
+          </w:rPr>
+          <w:tab/>
+        </w:r>
+        <w:r>
+          <w:rPr>
             <w:noProof/>
             <w:webHidden/>
           </w:rPr>
@@ -5032,7 +4972,7 @@
             <w:noProof/>
             <w:webHidden/>
           </w:rPr>
-          <w:instrText xml:space="preserve"> PAGEREF _Toc192686635 \h </w:instrText>
+          <w:instrText xml:space="preserve"> PAGEREF _Toc192832149 \h </w:instrText>
         </w:r>
         <w:r>
           <w:rPr>
@@ -5052,7 +4992,7 @@
             <w:noProof/>
             <w:webHidden/>
           </w:rPr>
-          <w:t>9</w:t>
+          <w:t>30</w:t>
         </w:r>
         <w:r>
           <w:rPr>
@@ -5065,8 +5005,9 @@
     </w:p>
     <w:p>
       <w:pPr>
-        <w:pStyle w:val="Tabledesillustrations"/>
+        <w:pStyle w:val="TM3"/>
         <w:tabs>
+          <w:tab w:val="left" w:pos="1200"/>
           <w:tab w:val="right" w:leader="dot" w:pos="9060"/>
         </w:tabs>
         <w:rPr>
@@ -5079,23 +5020,42 @@
           <w14:ligatures w14:val="standardContextual"/>
         </w:rPr>
       </w:pPr>
-      <w:hyperlink w:anchor="_Toc192686636" w:history="1">
+      <w:hyperlink w:anchor="_Toc192832150" w:history="1">
         <w:r>
           <w:rPr>
             <w:rStyle w:val="Lienhypertexte"/>
             <w:noProof/>
           </w:rPr>
-          <w:t>2.4.1 Détecter les postes d'une salle 1</w:t>
-        </w:r>
-        <w:r>
-          <w:rPr>
-            <w:noProof/>
-            <w:webHidden/>
+          <w:t>5.1.3</w:t>
+        </w:r>
+        <w:r>
+          <w:rPr>
+            <w:rFonts w:asciiTheme="minorHAnsi" w:eastAsiaTheme="minorEastAsia" w:hAnsiTheme="minorHAnsi" w:cstheme="minorBidi"/>
+            <w:noProof/>
+            <w:kern w:val="2"/>
+            <w:sz w:val="22"/>
+            <w:szCs w:val="22"/>
+            <w:lang w:val="fr-CH" w:eastAsia="fr-CH"/>
+            <w14:ligatures w14:val="standardContextual"/>
           </w:rPr>
           <w:tab/>
         </w:r>
         <w:r>
           <w:rPr>
+            <w:rStyle w:val="Lienhypertexte"/>
+            <w:noProof/>
+          </w:rPr>
+          <w:t>Résultat final</w:t>
+        </w:r>
+        <w:r>
+          <w:rPr>
+            <w:noProof/>
+            <w:webHidden/>
+          </w:rPr>
+          <w:tab/>
+        </w:r>
+        <w:r>
+          <w:rPr>
             <w:noProof/>
             <w:webHidden/>
           </w:rPr>
@@ -5106,7 +5066,7 @@
             <w:noProof/>
             <w:webHidden/>
           </w:rPr>
-          <w:instrText xml:space="preserve"> PAGEREF _Toc192686636 \h </w:instrText>
+          <w:instrText xml:space="preserve"> PAGEREF _Toc192832150 \h </w:instrText>
         </w:r>
         <w:r>
           <w:rPr>
@@ -5126,7 +5086,7 @@
             <w:noProof/>
             <w:webHidden/>
           </w:rPr>
-          <w:t>10</w:t>
+          <w:t>30</w:t>
         </w:r>
         <w:r>
           <w:rPr>
@@ -5139,8 +5099,9 @@
     </w:p>
     <w:p>
       <w:pPr>
-        <w:pStyle w:val="Tabledesillustrations"/>
+        <w:pStyle w:val="TM2"/>
         <w:tabs>
+          <w:tab w:val="left" w:pos="800"/>
           <w:tab w:val="right" w:leader="dot" w:pos="9060"/>
         </w:tabs>
         <w:rPr>
@@ -5153,23 +5114,44 @@
           <w14:ligatures w14:val="standardContextual"/>
         </w:rPr>
       </w:pPr>
-      <w:hyperlink w:anchor="_Toc192686637" w:history="1">
+      <w:hyperlink w:anchor="_Toc192832151" w:history="1">
         <w:r>
           <w:rPr>
             <w:rStyle w:val="Lienhypertexte"/>
-            <w:noProof/>
-          </w:rPr>
-          <w:t>2.4.1 Détecter les postes d'une salle 2</w:t>
-        </w:r>
-        <w:r>
-          <w:rPr>
-            <w:noProof/>
-            <w:webHidden/>
+            <w:iCs/>
+            <w:noProof/>
+          </w:rPr>
+          <w:t>5.2</w:t>
+        </w:r>
+        <w:r>
+          <w:rPr>
+            <w:rFonts w:asciiTheme="minorHAnsi" w:eastAsiaTheme="minorEastAsia" w:hAnsiTheme="minorHAnsi" w:cstheme="minorBidi"/>
+            <w:noProof/>
+            <w:kern w:val="2"/>
+            <w:sz w:val="22"/>
+            <w:szCs w:val="22"/>
+            <w:lang w:val="fr-CH" w:eastAsia="fr-CH"/>
+            <w14:ligatures w14:val="standardContextual"/>
           </w:rPr>
           <w:tab/>
         </w:r>
         <w:r>
           <w:rPr>
+            <w:rStyle w:val="Lienhypertexte"/>
+            <w:iCs/>
+            <w:noProof/>
+          </w:rPr>
+          <w:t>Sources – Bibliographie</w:t>
+        </w:r>
+        <w:r>
+          <w:rPr>
+            <w:noProof/>
+            <w:webHidden/>
+          </w:rPr>
+          <w:tab/>
+        </w:r>
+        <w:r>
+          <w:rPr>
             <w:noProof/>
             <w:webHidden/>
           </w:rPr>
@@ -5180,7 +5162,7 @@
             <w:noProof/>
             <w:webHidden/>
           </w:rPr>
-          <w:instrText xml:space="preserve"> PAGEREF _Toc192686637 \h </w:instrText>
+          <w:instrText xml:space="preserve"> PAGEREF _Toc192832151 \h </w:instrText>
         </w:r>
         <w:r>
           <w:rPr>
@@ -5200,7 +5182,7 @@
             <w:noProof/>
             <w:webHidden/>
           </w:rPr>
-          <w:t>10</w:t>
+          <w:t>30</w:t>
         </w:r>
         <w:r>
           <w:rPr>
@@ -5213,8 +5195,9 @@
     </w:p>
     <w:p>
       <w:pPr>
-        <w:pStyle w:val="Tabledesillustrations"/>
+        <w:pStyle w:val="TM2"/>
         <w:tabs>
+          <w:tab w:val="left" w:pos="800"/>
           <w:tab w:val="right" w:leader="dot" w:pos="9060"/>
         </w:tabs>
         <w:rPr>
@@ -5227,23 +5210,44 @@
           <w14:ligatures w14:val="standardContextual"/>
         </w:rPr>
       </w:pPr>
-      <w:hyperlink w:anchor="_Toc192686638" w:history="1">
+      <w:hyperlink w:anchor="_Toc192832152" w:history="1">
         <w:r>
           <w:rPr>
             <w:rStyle w:val="Lienhypertexte"/>
-            <w:noProof/>
-          </w:rPr>
-          <w:t>2.4.1 Détecter les postes d'une salle 3</w:t>
-        </w:r>
-        <w:r>
-          <w:rPr>
-            <w:noProof/>
-            <w:webHidden/>
+            <w:iCs/>
+            <w:noProof/>
+          </w:rPr>
+          <w:t>5.3</w:t>
+        </w:r>
+        <w:r>
+          <w:rPr>
+            <w:rFonts w:asciiTheme="minorHAnsi" w:eastAsiaTheme="minorEastAsia" w:hAnsiTheme="minorHAnsi" w:cstheme="minorBidi"/>
+            <w:noProof/>
+            <w:kern w:val="2"/>
+            <w:sz w:val="22"/>
+            <w:szCs w:val="22"/>
+            <w:lang w:val="fr-CH" w:eastAsia="fr-CH"/>
+            <w14:ligatures w14:val="standardContextual"/>
           </w:rPr>
           <w:tab/>
         </w:r>
         <w:r>
           <w:rPr>
+            <w:rStyle w:val="Lienhypertexte"/>
+            <w:iCs/>
+            <w:noProof/>
+          </w:rPr>
+          <w:t>Journal de travail</w:t>
+        </w:r>
+        <w:r>
+          <w:rPr>
+            <w:noProof/>
+            <w:webHidden/>
+          </w:rPr>
+          <w:tab/>
+        </w:r>
+        <w:r>
+          <w:rPr>
             <w:noProof/>
             <w:webHidden/>
           </w:rPr>
@@ -5254,7 +5258,7 @@
             <w:noProof/>
             <w:webHidden/>
           </w:rPr>
-          <w:instrText xml:space="preserve"> PAGEREF _Toc192686638 \h </w:instrText>
+          <w:instrText xml:space="preserve"> PAGEREF _Toc192832152 \h </w:instrText>
         </w:r>
         <w:r>
           <w:rPr>
@@ -5274,7 +5278,7 @@
             <w:noProof/>
             <w:webHidden/>
           </w:rPr>
-          <w:t>11</w:t>
+          <w:t>31</w:t>
         </w:r>
         <w:r>
           <w:rPr>
@@ -5287,8 +5291,9 @@
     </w:p>
     <w:p>
       <w:pPr>
-        <w:pStyle w:val="Tabledesillustrations"/>
+        <w:pStyle w:val="TM2"/>
         <w:tabs>
+          <w:tab w:val="left" w:pos="800"/>
           <w:tab w:val="right" w:leader="dot" w:pos="9060"/>
         </w:tabs>
         <w:rPr>
@@ -5301,23 +5306,46 @@
           <w14:ligatures w14:val="standardContextual"/>
         </w:rPr>
       </w:pPr>
-      <w:hyperlink w:anchor="_Toc192686639" w:history="1">
+      <w:hyperlink w:anchor="_Toc192832153" w:history="1">
         <w:r>
           <w:rPr>
             <w:rStyle w:val="Lienhypertexte"/>
-            <w:noProof/>
-          </w:rPr>
-          <w:t>2.4.2 Sélectionner les Pcs à monitorer</w:t>
-        </w:r>
-        <w:r>
-          <w:rPr>
-            <w:noProof/>
-            <w:webHidden/>
+            <w:iCs/>
+            <w:strike/>
+            <w:noProof/>
+          </w:rPr>
+          <w:t>5.4</w:t>
+        </w:r>
+        <w:r>
+          <w:rPr>
+            <w:rFonts w:asciiTheme="minorHAnsi" w:eastAsiaTheme="minorEastAsia" w:hAnsiTheme="minorHAnsi" w:cstheme="minorBidi"/>
+            <w:noProof/>
+            <w:kern w:val="2"/>
+            <w:sz w:val="22"/>
+            <w:szCs w:val="22"/>
+            <w:lang w:val="fr-CH" w:eastAsia="fr-CH"/>
+            <w14:ligatures w14:val="standardContextual"/>
           </w:rPr>
           <w:tab/>
         </w:r>
         <w:r>
           <w:rPr>
+            <w:rStyle w:val="Lienhypertexte"/>
+            <w:iCs/>
+            <w:strike/>
+            <w:noProof/>
+          </w:rPr>
+          <w:t>Manuel d'Installation</w:t>
+        </w:r>
+        <w:r>
+          <w:rPr>
+            <w:noProof/>
+            <w:webHidden/>
+          </w:rPr>
+          <w:tab/>
+        </w:r>
+        <w:r>
+          <w:rPr>
             <w:noProof/>
             <w:webHidden/>
           </w:rPr>
@@ -5328,7 +5356,7 @@
             <w:noProof/>
             <w:webHidden/>
           </w:rPr>
-          <w:instrText xml:space="preserve"> PAGEREF _Toc192686639 \h </w:instrText>
+          <w:instrText xml:space="preserve"> PAGEREF _Toc192832153 \h </w:instrText>
         </w:r>
         <w:r>
           <w:rPr>
@@ -5348,7 +5376,7 @@
             <w:noProof/>
             <w:webHidden/>
           </w:rPr>
-          <w:t>11</w:t>
+          <w:t>31</w:t>
         </w:r>
         <w:r>
           <w:rPr>
@@ -5361,8 +5389,9 @@
     </w:p>
     <w:p>
       <w:pPr>
-        <w:pStyle w:val="Tabledesillustrations"/>
+        <w:pStyle w:val="TM2"/>
         <w:tabs>
+          <w:tab w:val="left" w:pos="800"/>
           <w:tab w:val="right" w:leader="dot" w:pos="9060"/>
         </w:tabs>
         <w:rPr>
@@ -5375,23 +5404,44 @@
           <w14:ligatures w14:val="standardContextual"/>
         </w:rPr>
       </w:pPr>
-      <w:hyperlink w:anchor="_Toc192686640" w:history="1">
+      <w:hyperlink w:anchor="_Toc192832154" w:history="1">
         <w:r>
           <w:rPr>
             <w:rStyle w:val="Lienhypertexte"/>
-            <w:noProof/>
-          </w:rPr>
-          <w:t>2.4.3 Démarrer/Clôturer une session de monitoring</w:t>
-        </w:r>
-        <w:r>
-          <w:rPr>
-            <w:noProof/>
-            <w:webHidden/>
+            <w:iCs/>
+            <w:noProof/>
+          </w:rPr>
+          <w:t>5.5</w:t>
+        </w:r>
+        <w:r>
+          <w:rPr>
+            <w:rFonts w:asciiTheme="minorHAnsi" w:eastAsiaTheme="minorEastAsia" w:hAnsiTheme="minorHAnsi" w:cstheme="minorBidi"/>
+            <w:noProof/>
+            <w:kern w:val="2"/>
+            <w:sz w:val="22"/>
+            <w:szCs w:val="22"/>
+            <w:lang w:val="fr-CH" w:eastAsia="fr-CH"/>
+            <w14:ligatures w14:val="standardContextual"/>
           </w:rPr>
           <w:tab/>
         </w:r>
         <w:r>
           <w:rPr>
+            <w:rStyle w:val="Lienhypertexte"/>
+            <w:iCs/>
+            <w:noProof/>
+          </w:rPr>
+          <w:t>Manuel d'Utilisation</w:t>
+        </w:r>
+        <w:r>
+          <w:rPr>
+            <w:noProof/>
+            <w:webHidden/>
+          </w:rPr>
+          <w:tab/>
+        </w:r>
+        <w:r>
+          <w:rPr>
             <w:noProof/>
             <w:webHidden/>
           </w:rPr>
@@ -5402,7 +5452,7 @@
             <w:noProof/>
             <w:webHidden/>
           </w:rPr>
-          <w:instrText xml:space="preserve"> PAGEREF _Toc192686640 \h </w:instrText>
+          <w:instrText xml:space="preserve"> PAGEREF _Toc192832154 \h </w:instrText>
         </w:r>
         <w:r>
           <w:rPr>
@@ -5422,7 +5472,7 @@
             <w:noProof/>
             <w:webHidden/>
           </w:rPr>
-          <w:t>12</w:t>
+          <w:t>31</w:t>
         </w:r>
         <w:r>
           <w:rPr>
@@ -5435,8 +5485,9 @@
     </w:p>
     <w:p>
       <w:pPr>
-        <w:pStyle w:val="Tabledesillustrations"/>
+        <w:pStyle w:val="TM2"/>
         <w:tabs>
+          <w:tab w:val="left" w:pos="800"/>
           <w:tab w:val="right" w:leader="dot" w:pos="9060"/>
         </w:tabs>
         <w:rPr>
@@ -5449,23 +5500,44 @@
           <w14:ligatures w14:val="standardContextual"/>
         </w:rPr>
       </w:pPr>
-      <w:hyperlink w:anchor="_Toc192686641" w:history="1">
+      <w:hyperlink w:anchor="_Toc192832155" w:history="1">
         <w:r>
           <w:rPr>
             <w:rStyle w:val="Lienhypertexte"/>
-            <w:noProof/>
-          </w:rPr>
-          <w:t>2.4.4 Manager des éléments à la liste de toutes les ressources</w:t>
-        </w:r>
-        <w:r>
-          <w:rPr>
-            <w:noProof/>
-            <w:webHidden/>
+            <w:iCs/>
+            <w:noProof/>
+          </w:rPr>
+          <w:t>5.6</w:t>
+        </w:r>
+        <w:r>
+          <w:rPr>
+            <w:rFonts w:asciiTheme="minorHAnsi" w:eastAsiaTheme="minorEastAsia" w:hAnsiTheme="minorHAnsi" w:cstheme="minorBidi"/>
+            <w:noProof/>
+            <w:kern w:val="2"/>
+            <w:sz w:val="22"/>
+            <w:szCs w:val="22"/>
+            <w:lang w:val="fr-CH" w:eastAsia="fr-CH"/>
+            <w14:ligatures w14:val="standardContextual"/>
           </w:rPr>
           <w:tab/>
         </w:r>
         <w:r>
           <w:rPr>
+            <w:rStyle w:val="Lienhypertexte"/>
+            <w:iCs/>
+            <w:noProof/>
+          </w:rPr>
+          <w:t>Archives du projet</w:t>
+        </w:r>
+        <w:r>
+          <w:rPr>
+            <w:noProof/>
+            <w:webHidden/>
+          </w:rPr>
+          <w:tab/>
+        </w:r>
+        <w:r>
+          <w:rPr>
             <w:noProof/>
             <w:webHidden/>
           </w:rPr>
@@ -5476,7 +5548,7 @@
             <w:noProof/>
             <w:webHidden/>
           </w:rPr>
-          <w:instrText xml:space="preserve"> PAGEREF _Toc192686641 \h </w:instrText>
+          <w:instrText xml:space="preserve"> PAGEREF _Toc192832155 \h </w:instrText>
         </w:r>
         <w:r>
           <w:rPr>
@@ -5496,7 +5568,7 @@
             <w:noProof/>
             <w:webHidden/>
           </w:rPr>
-          <w:t>13</w:t>
+          <w:t>31</w:t>
         </w:r>
         <w:r>
           <w:rPr>
@@ -5506,6 +5578,33 @@
           <w:fldChar w:fldCharType="end"/>
         </w:r>
       </w:hyperlink>
+    </w:p>
+    <w:p>
+      <w:r>
+        <w:fldChar w:fldCharType="end"/>
+      </w:r>
+    </w:p>
+    <w:p/>
+    <w:p>
+      <w:pPr>
+        <w:rPr>
+          <w:u w:val="single"/>
+        </w:rPr>
+      </w:pPr>
+      <w:r>
+        <w:rPr>
+          <w:u w:val="single"/>
+        </w:rPr>
+        <w:t>Table des illustrations</w:t>
+      </w:r>
+    </w:p>
+    <w:p>
+      <w:pPr>
+        <w:pStyle w:val="Tabledesillustrations"/>
+        <w:tabs>
+          <w:tab w:val="right" w:leader="dot" w:pos="9060"/>
+        </w:tabs>
+      </w:pPr>
     </w:p>
     <w:p>
       <w:pPr>
@@ -5523,13 +5622,22 @@
           <w14:ligatures w14:val="standardContextual"/>
         </w:rPr>
       </w:pPr>
-      <w:hyperlink w:anchor="_Toc192686642" w:history="1">
+      <w:r>
+        <w:fldChar w:fldCharType="begin"/>
+      </w:r>
+      <w:r>
+        <w:instrText xml:space="preserve"> TOC \h \z \a "Figure" </w:instrText>
+      </w:r>
+      <w:r>
+        <w:fldChar w:fldCharType="separate"/>
+      </w:r>
+      <w:hyperlink w:anchor="_Toc192832156" w:history="1">
         <w:r>
           <w:rPr>
             <w:rStyle w:val="Lienhypertexte"/>
             <w:noProof/>
           </w:rPr>
-          <w:t>2.4.5 Manager une sous liste de ressource bannies</w:t>
+          <w:t>2.1 schéma contexte du produit</w:t>
         </w:r>
         <w:r>
           <w:rPr>
@@ -5550,7 +5658,7 @@
             <w:noProof/>
             <w:webHidden/>
           </w:rPr>
-          <w:instrText xml:space="preserve"> PAGEREF _Toc192686642 \h </w:instrText>
+          <w:instrText xml:space="preserve"> PAGEREF _Toc192832156 \h </w:instrText>
         </w:r>
         <w:r>
           <w:rPr>
@@ -5570,7 +5678,7 @@
             <w:noProof/>
             <w:webHidden/>
           </w:rPr>
-          <w:t>14</w:t>
+          <w:t>6</w:t>
         </w:r>
         <w:r>
           <w:rPr>
@@ -5597,13 +5705,13 @@
           <w14:ligatures w14:val="standardContextual"/>
         </w:rPr>
       </w:pPr>
-      <w:hyperlink w:anchor="_Toc192686643" w:history="1">
+      <w:hyperlink w:anchor="_Toc192832157" w:history="1">
         <w:r>
           <w:rPr>
             <w:rStyle w:val="Lienhypertexte"/>
             <w:noProof/>
           </w:rPr>
-          <w:t>2.4.6 Popup quand un dépassement est détecté (prof)</w:t>
+          <w:t>2.2.2 schéma infra validation</w:t>
         </w:r>
         <w:r>
           <w:rPr>
@@ -5624,7 +5732,7 @@
             <w:noProof/>
             <w:webHidden/>
           </w:rPr>
-          <w:instrText xml:space="preserve"> PAGEREF _Toc192686643 \h </w:instrText>
+          <w:instrText xml:space="preserve"> PAGEREF _Toc192832157 \h </w:instrText>
         </w:r>
         <w:r>
           <w:rPr>
@@ -5644,7 +5752,7 @@
             <w:noProof/>
             <w:webHidden/>
           </w:rPr>
-          <w:t>15</w:t>
+          <w:t>7</w:t>
         </w:r>
         <w:r>
           <w:rPr>
@@ -5671,13 +5779,13 @@
           <w14:ligatures w14:val="standardContextual"/>
         </w:rPr>
       </w:pPr>
-      <w:hyperlink w:anchor="_Toc192686644" w:history="1">
+      <w:hyperlink w:anchor="_Toc192832158" w:history="1">
         <w:r>
           <w:rPr>
             <w:rStyle w:val="Lienhypertexte"/>
             <w:noProof/>
           </w:rPr>
-          <w:t>2.4.7 Afficher le Pc en rouge si un dépassement est découvert dessus</w:t>
+          <w:t>2.3 schéma contexte du produit</w:t>
         </w:r>
         <w:r>
           <w:rPr>
@@ -5698,7 +5806,7 @@
             <w:noProof/>
             <w:webHidden/>
           </w:rPr>
-          <w:instrText xml:space="preserve"> PAGEREF _Toc192686644 \h </w:instrText>
+          <w:instrText xml:space="preserve"> PAGEREF _Toc192832158 \h </w:instrText>
         </w:r>
         <w:r>
           <w:rPr>
@@ -5718,7 +5826,7 @@
             <w:noProof/>
             <w:webHidden/>
           </w:rPr>
-          <w:t>16</w:t>
+          <w:t>9</w:t>
         </w:r>
         <w:r>
           <w:rPr>
@@ -5745,13 +5853,13 @@
           <w14:ligatures w14:val="standardContextual"/>
         </w:rPr>
       </w:pPr>
-      <w:hyperlink w:anchor="_Toc192686645" w:history="1">
+      <w:hyperlink w:anchor="_Toc192832159" w:history="1">
         <w:r>
           <w:rPr>
             <w:rStyle w:val="Lienhypertexte"/>
             <w:noProof/>
           </w:rPr>
-          <w:t>2.4.8 Popup quand un dépassement est détecté (élève)</w:t>
+          <w:t>2.4.1 Détecter les postes d'une salle 1</w:t>
         </w:r>
         <w:r>
           <w:rPr>
@@ -5772,7 +5880,7 @@
             <w:noProof/>
             <w:webHidden/>
           </w:rPr>
-          <w:instrText xml:space="preserve"> PAGEREF _Toc192686645 \h </w:instrText>
+          <w:instrText xml:space="preserve"> PAGEREF _Toc192832159 \h </w:instrText>
         </w:r>
         <w:r>
           <w:rPr>
@@ -5792,7 +5900,7 @@
             <w:noProof/>
             <w:webHidden/>
           </w:rPr>
-          <w:t>17</w:t>
+          <w:t>10</w:t>
         </w:r>
         <w:r>
           <w:rPr>
@@ -5819,13 +5927,13 @@
           <w14:ligatures w14:val="standardContextual"/>
         </w:rPr>
       </w:pPr>
-      <w:hyperlink w:anchor="_Toc192686646" w:history="1">
+      <w:hyperlink w:anchor="_Toc192832160" w:history="1">
         <w:r>
           <w:rPr>
             <w:rStyle w:val="Lienhypertexte"/>
             <w:noProof/>
           </w:rPr>
-          <w:t>3.8.3 bugs taille texbox</w:t>
+          <w:t>2.4.1 Détecter les postes d'une salle 2</w:t>
         </w:r>
         <w:r>
           <w:rPr>
@@ -5846,7 +5954,7 @@
             <w:noProof/>
             <w:webHidden/>
           </w:rPr>
-          <w:instrText xml:space="preserve"> PAGEREF _Toc192686646 \h </w:instrText>
+          <w:instrText xml:space="preserve"> PAGEREF _Toc192832160 \h </w:instrText>
         </w:r>
         <w:r>
           <w:rPr>
@@ -5866,7 +5974,7 @@
             <w:noProof/>
             <w:webHidden/>
           </w:rPr>
-          <w:t>24</w:t>
+          <w:t>10</w:t>
         </w:r>
         <w:r>
           <w:rPr>
@@ -5883,6 +5991,672 @@
         <w:tabs>
           <w:tab w:val="right" w:leader="dot" w:pos="9060"/>
         </w:tabs>
+        <w:rPr>
+          <w:rFonts w:asciiTheme="minorHAnsi" w:eastAsiaTheme="minorEastAsia" w:hAnsiTheme="minorHAnsi" w:cstheme="minorBidi"/>
+          <w:noProof/>
+          <w:kern w:val="2"/>
+          <w:sz w:val="22"/>
+          <w:szCs w:val="22"/>
+          <w:lang w:val="fr-CH" w:eastAsia="fr-CH"/>
+          <w14:ligatures w14:val="standardContextual"/>
+        </w:rPr>
+      </w:pPr>
+      <w:hyperlink w:anchor="_Toc192832161" w:history="1">
+        <w:r>
+          <w:rPr>
+            <w:rStyle w:val="Lienhypertexte"/>
+            <w:noProof/>
+          </w:rPr>
+          <w:t>2.4.1 Détecter les postes d'une salle 3</w:t>
+        </w:r>
+        <w:r>
+          <w:rPr>
+            <w:noProof/>
+            <w:webHidden/>
+          </w:rPr>
+          <w:tab/>
+        </w:r>
+        <w:r>
+          <w:rPr>
+            <w:noProof/>
+            <w:webHidden/>
+          </w:rPr>
+          <w:fldChar w:fldCharType="begin"/>
+        </w:r>
+        <w:r>
+          <w:rPr>
+            <w:noProof/>
+            <w:webHidden/>
+          </w:rPr>
+          <w:instrText xml:space="preserve"> PAGEREF _Toc192832161 \h </w:instrText>
+        </w:r>
+        <w:r>
+          <w:rPr>
+            <w:noProof/>
+            <w:webHidden/>
+          </w:rPr>
+        </w:r>
+        <w:r>
+          <w:rPr>
+            <w:noProof/>
+            <w:webHidden/>
+          </w:rPr>
+          <w:fldChar w:fldCharType="separate"/>
+        </w:r>
+        <w:r>
+          <w:rPr>
+            <w:noProof/>
+            <w:webHidden/>
+          </w:rPr>
+          <w:t>11</w:t>
+        </w:r>
+        <w:r>
+          <w:rPr>
+            <w:noProof/>
+            <w:webHidden/>
+          </w:rPr>
+          <w:fldChar w:fldCharType="end"/>
+        </w:r>
+      </w:hyperlink>
+    </w:p>
+    <w:p>
+      <w:pPr>
+        <w:pStyle w:val="Tabledesillustrations"/>
+        <w:tabs>
+          <w:tab w:val="right" w:leader="dot" w:pos="9060"/>
+        </w:tabs>
+        <w:rPr>
+          <w:rFonts w:asciiTheme="minorHAnsi" w:eastAsiaTheme="minorEastAsia" w:hAnsiTheme="minorHAnsi" w:cstheme="minorBidi"/>
+          <w:noProof/>
+          <w:kern w:val="2"/>
+          <w:sz w:val="22"/>
+          <w:szCs w:val="22"/>
+          <w:lang w:val="fr-CH" w:eastAsia="fr-CH"/>
+          <w14:ligatures w14:val="standardContextual"/>
+        </w:rPr>
+      </w:pPr>
+      <w:hyperlink w:anchor="_Toc192832162" w:history="1">
+        <w:r>
+          <w:rPr>
+            <w:rStyle w:val="Lienhypertexte"/>
+            <w:noProof/>
+          </w:rPr>
+          <w:t>2.4.2 Sélectionner les Pcs à monitorer</w:t>
+        </w:r>
+        <w:r>
+          <w:rPr>
+            <w:noProof/>
+            <w:webHidden/>
+          </w:rPr>
+          <w:tab/>
+        </w:r>
+        <w:r>
+          <w:rPr>
+            <w:noProof/>
+            <w:webHidden/>
+          </w:rPr>
+          <w:fldChar w:fldCharType="begin"/>
+        </w:r>
+        <w:r>
+          <w:rPr>
+            <w:noProof/>
+            <w:webHidden/>
+          </w:rPr>
+          <w:instrText xml:space="preserve"> PAGEREF _Toc192832162 \h </w:instrText>
+        </w:r>
+        <w:r>
+          <w:rPr>
+            <w:noProof/>
+            <w:webHidden/>
+          </w:rPr>
+        </w:r>
+        <w:r>
+          <w:rPr>
+            <w:noProof/>
+            <w:webHidden/>
+          </w:rPr>
+          <w:fldChar w:fldCharType="separate"/>
+        </w:r>
+        <w:r>
+          <w:rPr>
+            <w:noProof/>
+            <w:webHidden/>
+          </w:rPr>
+          <w:t>11</w:t>
+        </w:r>
+        <w:r>
+          <w:rPr>
+            <w:noProof/>
+            <w:webHidden/>
+          </w:rPr>
+          <w:fldChar w:fldCharType="end"/>
+        </w:r>
+      </w:hyperlink>
+    </w:p>
+    <w:p>
+      <w:pPr>
+        <w:pStyle w:val="Tabledesillustrations"/>
+        <w:tabs>
+          <w:tab w:val="right" w:leader="dot" w:pos="9060"/>
+        </w:tabs>
+        <w:rPr>
+          <w:rFonts w:asciiTheme="minorHAnsi" w:eastAsiaTheme="minorEastAsia" w:hAnsiTheme="minorHAnsi" w:cstheme="minorBidi"/>
+          <w:noProof/>
+          <w:kern w:val="2"/>
+          <w:sz w:val="22"/>
+          <w:szCs w:val="22"/>
+          <w:lang w:val="fr-CH" w:eastAsia="fr-CH"/>
+          <w14:ligatures w14:val="standardContextual"/>
+        </w:rPr>
+      </w:pPr>
+      <w:hyperlink w:anchor="_Toc192832163" w:history="1">
+        <w:r>
+          <w:rPr>
+            <w:rStyle w:val="Lienhypertexte"/>
+            <w:noProof/>
+          </w:rPr>
+          <w:t>2.4.3 Démarrer/Clôturer une session de monitoring</w:t>
+        </w:r>
+        <w:r>
+          <w:rPr>
+            <w:noProof/>
+            <w:webHidden/>
+          </w:rPr>
+          <w:tab/>
+        </w:r>
+        <w:r>
+          <w:rPr>
+            <w:noProof/>
+            <w:webHidden/>
+          </w:rPr>
+          <w:fldChar w:fldCharType="begin"/>
+        </w:r>
+        <w:r>
+          <w:rPr>
+            <w:noProof/>
+            <w:webHidden/>
+          </w:rPr>
+          <w:instrText xml:space="preserve"> PAGEREF _Toc192832163 \h </w:instrText>
+        </w:r>
+        <w:r>
+          <w:rPr>
+            <w:noProof/>
+            <w:webHidden/>
+          </w:rPr>
+        </w:r>
+        <w:r>
+          <w:rPr>
+            <w:noProof/>
+            <w:webHidden/>
+          </w:rPr>
+          <w:fldChar w:fldCharType="separate"/>
+        </w:r>
+        <w:r>
+          <w:rPr>
+            <w:noProof/>
+            <w:webHidden/>
+          </w:rPr>
+          <w:t>12</w:t>
+        </w:r>
+        <w:r>
+          <w:rPr>
+            <w:noProof/>
+            <w:webHidden/>
+          </w:rPr>
+          <w:fldChar w:fldCharType="end"/>
+        </w:r>
+      </w:hyperlink>
+    </w:p>
+    <w:p>
+      <w:pPr>
+        <w:pStyle w:val="Tabledesillustrations"/>
+        <w:tabs>
+          <w:tab w:val="right" w:leader="dot" w:pos="9060"/>
+        </w:tabs>
+        <w:rPr>
+          <w:rFonts w:asciiTheme="minorHAnsi" w:eastAsiaTheme="minorEastAsia" w:hAnsiTheme="minorHAnsi" w:cstheme="minorBidi"/>
+          <w:noProof/>
+          <w:kern w:val="2"/>
+          <w:sz w:val="22"/>
+          <w:szCs w:val="22"/>
+          <w:lang w:val="fr-CH" w:eastAsia="fr-CH"/>
+          <w14:ligatures w14:val="standardContextual"/>
+        </w:rPr>
+      </w:pPr>
+      <w:hyperlink w:anchor="_Toc192832164" w:history="1">
+        <w:r>
+          <w:rPr>
+            <w:rStyle w:val="Lienhypertexte"/>
+            <w:noProof/>
+          </w:rPr>
+          <w:t>2.4.4 Manager des éléments à la liste de toutes les ressources</w:t>
+        </w:r>
+        <w:r>
+          <w:rPr>
+            <w:noProof/>
+            <w:webHidden/>
+          </w:rPr>
+          <w:tab/>
+        </w:r>
+        <w:r>
+          <w:rPr>
+            <w:noProof/>
+            <w:webHidden/>
+          </w:rPr>
+          <w:fldChar w:fldCharType="begin"/>
+        </w:r>
+        <w:r>
+          <w:rPr>
+            <w:noProof/>
+            <w:webHidden/>
+          </w:rPr>
+          <w:instrText xml:space="preserve"> PAGEREF _Toc192832164 \h </w:instrText>
+        </w:r>
+        <w:r>
+          <w:rPr>
+            <w:noProof/>
+            <w:webHidden/>
+          </w:rPr>
+        </w:r>
+        <w:r>
+          <w:rPr>
+            <w:noProof/>
+            <w:webHidden/>
+          </w:rPr>
+          <w:fldChar w:fldCharType="separate"/>
+        </w:r>
+        <w:r>
+          <w:rPr>
+            <w:noProof/>
+            <w:webHidden/>
+          </w:rPr>
+          <w:t>13</w:t>
+        </w:r>
+        <w:r>
+          <w:rPr>
+            <w:noProof/>
+            <w:webHidden/>
+          </w:rPr>
+          <w:fldChar w:fldCharType="end"/>
+        </w:r>
+      </w:hyperlink>
+    </w:p>
+    <w:p>
+      <w:pPr>
+        <w:pStyle w:val="Tabledesillustrations"/>
+        <w:tabs>
+          <w:tab w:val="right" w:leader="dot" w:pos="9060"/>
+        </w:tabs>
+        <w:rPr>
+          <w:rFonts w:asciiTheme="minorHAnsi" w:eastAsiaTheme="minorEastAsia" w:hAnsiTheme="minorHAnsi" w:cstheme="minorBidi"/>
+          <w:noProof/>
+          <w:kern w:val="2"/>
+          <w:sz w:val="22"/>
+          <w:szCs w:val="22"/>
+          <w:lang w:val="fr-CH" w:eastAsia="fr-CH"/>
+          <w14:ligatures w14:val="standardContextual"/>
+        </w:rPr>
+      </w:pPr>
+      <w:hyperlink w:anchor="_Toc192832165" w:history="1">
+        <w:r>
+          <w:rPr>
+            <w:rStyle w:val="Lienhypertexte"/>
+            <w:noProof/>
+          </w:rPr>
+          <w:t>2.4.5 Manager une sous liste de ressource bannies</w:t>
+        </w:r>
+        <w:r>
+          <w:rPr>
+            <w:noProof/>
+            <w:webHidden/>
+          </w:rPr>
+          <w:tab/>
+        </w:r>
+        <w:r>
+          <w:rPr>
+            <w:noProof/>
+            <w:webHidden/>
+          </w:rPr>
+          <w:fldChar w:fldCharType="begin"/>
+        </w:r>
+        <w:r>
+          <w:rPr>
+            <w:noProof/>
+            <w:webHidden/>
+          </w:rPr>
+          <w:instrText xml:space="preserve"> PAGEREF _Toc192832165 \h </w:instrText>
+        </w:r>
+        <w:r>
+          <w:rPr>
+            <w:noProof/>
+            <w:webHidden/>
+          </w:rPr>
+        </w:r>
+        <w:r>
+          <w:rPr>
+            <w:noProof/>
+            <w:webHidden/>
+          </w:rPr>
+          <w:fldChar w:fldCharType="separate"/>
+        </w:r>
+        <w:r>
+          <w:rPr>
+            <w:noProof/>
+            <w:webHidden/>
+          </w:rPr>
+          <w:t>14</w:t>
+        </w:r>
+        <w:r>
+          <w:rPr>
+            <w:noProof/>
+            <w:webHidden/>
+          </w:rPr>
+          <w:fldChar w:fldCharType="end"/>
+        </w:r>
+      </w:hyperlink>
+    </w:p>
+    <w:p>
+      <w:pPr>
+        <w:pStyle w:val="Tabledesillustrations"/>
+        <w:tabs>
+          <w:tab w:val="right" w:leader="dot" w:pos="9060"/>
+        </w:tabs>
+        <w:rPr>
+          <w:rFonts w:asciiTheme="minorHAnsi" w:eastAsiaTheme="minorEastAsia" w:hAnsiTheme="minorHAnsi" w:cstheme="minorBidi"/>
+          <w:noProof/>
+          <w:kern w:val="2"/>
+          <w:sz w:val="22"/>
+          <w:szCs w:val="22"/>
+          <w:lang w:val="fr-CH" w:eastAsia="fr-CH"/>
+          <w14:ligatures w14:val="standardContextual"/>
+        </w:rPr>
+      </w:pPr>
+      <w:hyperlink w:anchor="_Toc192832166" w:history="1">
+        <w:r>
+          <w:rPr>
+            <w:rStyle w:val="Lienhypertexte"/>
+            <w:noProof/>
+          </w:rPr>
+          <w:t>2.4.6 Popup quand un dépassement est détecté (prof)</w:t>
+        </w:r>
+        <w:r>
+          <w:rPr>
+            <w:noProof/>
+            <w:webHidden/>
+          </w:rPr>
+          <w:tab/>
+        </w:r>
+        <w:r>
+          <w:rPr>
+            <w:noProof/>
+            <w:webHidden/>
+          </w:rPr>
+          <w:fldChar w:fldCharType="begin"/>
+        </w:r>
+        <w:r>
+          <w:rPr>
+            <w:noProof/>
+            <w:webHidden/>
+          </w:rPr>
+          <w:instrText xml:space="preserve"> PAGEREF _Toc192832166 \h </w:instrText>
+        </w:r>
+        <w:r>
+          <w:rPr>
+            <w:noProof/>
+            <w:webHidden/>
+          </w:rPr>
+        </w:r>
+        <w:r>
+          <w:rPr>
+            <w:noProof/>
+            <w:webHidden/>
+          </w:rPr>
+          <w:fldChar w:fldCharType="separate"/>
+        </w:r>
+        <w:r>
+          <w:rPr>
+            <w:noProof/>
+            <w:webHidden/>
+          </w:rPr>
+          <w:t>15</w:t>
+        </w:r>
+        <w:r>
+          <w:rPr>
+            <w:noProof/>
+            <w:webHidden/>
+          </w:rPr>
+          <w:fldChar w:fldCharType="end"/>
+        </w:r>
+      </w:hyperlink>
+    </w:p>
+    <w:p>
+      <w:pPr>
+        <w:pStyle w:val="Tabledesillustrations"/>
+        <w:tabs>
+          <w:tab w:val="right" w:leader="dot" w:pos="9060"/>
+        </w:tabs>
+        <w:rPr>
+          <w:rFonts w:asciiTheme="minorHAnsi" w:eastAsiaTheme="minorEastAsia" w:hAnsiTheme="minorHAnsi" w:cstheme="minorBidi"/>
+          <w:noProof/>
+          <w:kern w:val="2"/>
+          <w:sz w:val="22"/>
+          <w:szCs w:val="22"/>
+          <w:lang w:val="fr-CH" w:eastAsia="fr-CH"/>
+          <w14:ligatures w14:val="standardContextual"/>
+        </w:rPr>
+      </w:pPr>
+      <w:hyperlink w:anchor="_Toc192832167" w:history="1">
+        <w:r>
+          <w:rPr>
+            <w:rStyle w:val="Lienhypertexte"/>
+            <w:noProof/>
+          </w:rPr>
+          <w:t>2.4.7 Afficher le Pc en rouge si un dépassement est découvert dessus</w:t>
+        </w:r>
+        <w:r>
+          <w:rPr>
+            <w:noProof/>
+            <w:webHidden/>
+          </w:rPr>
+          <w:tab/>
+        </w:r>
+        <w:r>
+          <w:rPr>
+            <w:noProof/>
+            <w:webHidden/>
+          </w:rPr>
+          <w:fldChar w:fldCharType="begin"/>
+        </w:r>
+        <w:r>
+          <w:rPr>
+            <w:noProof/>
+            <w:webHidden/>
+          </w:rPr>
+          <w:instrText xml:space="preserve"> PAGEREF _Toc192832167 \h </w:instrText>
+        </w:r>
+        <w:r>
+          <w:rPr>
+            <w:noProof/>
+            <w:webHidden/>
+          </w:rPr>
+        </w:r>
+        <w:r>
+          <w:rPr>
+            <w:noProof/>
+            <w:webHidden/>
+          </w:rPr>
+          <w:fldChar w:fldCharType="separate"/>
+        </w:r>
+        <w:r>
+          <w:rPr>
+            <w:noProof/>
+            <w:webHidden/>
+          </w:rPr>
+          <w:t>16</w:t>
+        </w:r>
+        <w:r>
+          <w:rPr>
+            <w:noProof/>
+            <w:webHidden/>
+          </w:rPr>
+          <w:fldChar w:fldCharType="end"/>
+        </w:r>
+      </w:hyperlink>
+    </w:p>
+    <w:p>
+      <w:pPr>
+        <w:pStyle w:val="Tabledesillustrations"/>
+        <w:tabs>
+          <w:tab w:val="right" w:leader="dot" w:pos="9060"/>
+        </w:tabs>
+        <w:rPr>
+          <w:rFonts w:asciiTheme="minorHAnsi" w:eastAsiaTheme="minorEastAsia" w:hAnsiTheme="minorHAnsi" w:cstheme="minorBidi"/>
+          <w:noProof/>
+          <w:kern w:val="2"/>
+          <w:sz w:val="22"/>
+          <w:szCs w:val="22"/>
+          <w:lang w:val="fr-CH" w:eastAsia="fr-CH"/>
+          <w14:ligatures w14:val="standardContextual"/>
+        </w:rPr>
+      </w:pPr>
+      <w:hyperlink w:anchor="_Toc192832168" w:history="1">
+        <w:r>
+          <w:rPr>
+            <w:rStyle w:val="Lienhypertexte"/>
+            <w:noProof/>
+          </w:rPr>
+          <w:t>2.4.8 Popup quand un dépassement est détecté (élève)</w:t>
+        </w:r>
+        <w:r>
+          <w:rPr>
+            <w:noProof/>
+            <w:webHidden/>
+          </w:rPr>
+          <w:tab/>
+        </w:r>
+        <w:r>
+          <w:rPr>
+            <w:noProof/>
+            <w:webHidden/>
+          </w:rPr>
+          <w:fldChar w:fldCharType="begin"/>
+        </w:r>
+        <w:r>
+          <w:rPr>
+            <w:noProof/>
+            <w:webHidden/>
+          </w:rPr>
+          <w:instrText xml:space="preserve"> PAGEREF _Toc192832168 \h </w:instrText>
+        </w:r>
+        <w:r>
+          <w:rPr>
+            <w:noProof/>
+            <w:webHidden/>
+          </w:rPr>
+        </w:r>
+        <w:r>
+          <w:rPr>
+            <w:noProof/>
+            <w:webHidden/>
+          </w:rPr>
+          <w:fldChar w:fldCharType="separate"/>
+        </w:r>
+        <w:r>
+          <w:rPr>
+            <w:noProof/>
+            <w:webHidden/>
+          </w:rPr>
+          <w:t>17</w:t>
+        </w:r>
+        <w:r>
+          <w:rPr>
+            <w:noProof/>
+            <w:webHidden/>
+          </w:rPr>
+          <w:fldChar w:fldCharType="end"/>
+        </w:r>
+      </w:hyperlink>
+    </w:p>
+    <w:p>
+      <w:pPr>
+        <w:pStyle w:val="Tabledesillustrations"/>
+        <w:tabs>
+          <w:tab w:val="right" w:leader="dot" w:pos="9060"/>
+        </w:tabs>
+        <w:rPr>
+          <w:rFonts w:asciiTheme="minorHAnsi" w:eastAsiaTheme="minorEastAsia" w:hAnsiTheme="minorHAnsi" w:cstheme="minorBidi"/>
+          <w:noProof/>
+          <w:kern w:val="2"/>
+          <w:sz w:val="22"/>
+          <w:szCs w:val="22"/>
+          <w:lang w:val="fr-CH" w:eastAsia="fr-CH"/>
+          <w14:ligatures w14:val="standardContextual"/>
+        </w:rPr>
+      </w:pPr>
+      <w:hyperlink w:anchor="_Toc192832169" w:history="1">
+        <w:r>
+          <w:rPr>
+            <w:rStyle w:val="Lienhypertexte"/>
+            <w:noProof/>
+          </w:rPr>
+          <w:t>3.8.3 bugs taille texbox</w:t>
+        </w:r>
+        <w:r>
+          <w:rPr>
+            <w:noProof/>
+            <w:webHidden/>
+          </w:rPr>
+          <w:tab/>
+        </w:r>
+        <w:r>
+          <w:rPr>
+            <w:noProof/>
+            <w:webHidden/>
+          </w:rPr>
+          <w:fldChar w:fldCharType="begin"/>
+        </w:r>
+        <w:r>
+          <w:rPr>
+            <w:noProof/>
+            <w:webHidden/>
+          </w:rPr>
+          <w:instrText xml:space="preserve"> PAGEREF _Toc192832169 \h </w:instrText>
+        </w:r>
+        <w:r>
+          <w:rPr>
+            <w:noProof/>
+            <w:webHidden/>
+          </w:rPr>
+        </w:r>
+        <w:r>
+          <w:rPr>
+            <w:noProof/>
+            <w:webHidden/>
+          </w:rPr>
+          <w:fldChar w:fldCharType="separate"/>
+        </w:r>
+        <w:r>
+          <w:rPr>
+            <w:noProof/>
+            <w:webHidden/>
+          </w:rPr>
+          <w:t>27</w:t>
+        </w:r>
+        <w:r>
+          <w:rPr>
+            <w:noProof/>
+            <w:webHidden/>
+          </w:rPr>
+          <w:fldChar w:fldCharType="end"/>
+        </w:r>
+      </w:hyperlink>
+    </w:p>
+    <w:p>
+      <w:pPr>
+        <w:pStyle w:val="Tabledesillustrations"/>
+        <w:tabs>
+          <w:tab w:val="right" w:leader="dot" w:pos="9060"/>
+        </w:tabs>
       </w:pPr>
       <w:r>
         <w:fldChar w:fldCharType="end"/>
@@ -5896,7 +6670,7 @@
       <w:pPr>
         <w:pStyle w:val="Titre1"/>
       </w:pPr>
-      <w:bookmarkStart w:id="0" w:name="_Toc192686647"/>
+      <w:bookmarkStart w:id="0" w:name="_Toc192832098"/>
       <w:r>
         <w:t>Analyse prél</w:t>
       </w:r>
@@ -5916,7 +6690,7 @@
           <w:iCs/>
         </w:rPr>
       </w:pPr>
-      <w:bookmarkStart w:id="1" w:name="_Toc192686648"/>
+      <w:bookmarkStart w:id="1" w:name="_Toc192832099"/>
       <w:r>
         <w:rPr>
           <w:i w:val="0"/>
@@ -5977,7 +6751,7 @@
           <w:iCs/>
         </w:rPr>
       </w:pPr>
-      <w:bookmarkStart w:id="2" w:name="_Toc192686649"/>
+      <w:bookmarkStart w:id="2" w:name="_Toc192832100"/>
       <w:r>
         <w:rPr>
           <w:i w:val="0"/>
@@ -6098,7 +6872,7 @@
           <w:i w:val="0"/>
         </w:rPr>
       </w:pPr>
-      <w:bookmarkStart w:id="3" w:name="_Toc192686650"/>
+      <w:bookmarkStart w:id="3" w:name="_Toc192832101"/>
       <w:r>
         <w:rPr>
           <w:i w:val="0"/>
@@ -6344,7 +7118,7 @@
           <w:i w:val="0"/>
         </w:rPr>
       </w:pPr>
-      <w:bookmarkStart w:id="4" w:name="_Toc192686651"/>
+      <w:bookmarkStart w:id="4" w:name="_Toc192832102"/>
       <w:r>
         <w:rPr>
           <w:i w:val="0"/>
@@ -14149,7 +14923,7 @@
       <w:pPr>
         <w:pStyle w:val="Titre1"/>
       </w:pPr>
-      <w:bookmarkStart w:id="5" w:name="_Toc192686652"/>
+      <w:bookmarkStart w:id="5" w:name="_Toc192832103"/>
       <w:r>
         <w:lastRenderedPageBreak/>
         <w:t>Analyse</w:t>
@@ -14163,7 +14937,7 @@
       <w:pPr>
         <w:pStyle w:val="Titre2"/>
       </w:pPr>
-      <w:bookmarkStart w:id="6" w:name="_Toc192686653"/>
+      <w:bookmarkStart w:id="6" w:name="_Toc192832104"/>
       <w:r>
         <w:rPr>
           <w:i w:val="0"/>
@@ -14259,7 +15033,7 @@
       <w:r>
         <w:t xml:space="preserve"> </w:t>
       </w:r>
-      <w:bookmarkStart w:id="8" w:name="_Toc192686633"/>
+      <w:bookmarkStart w:id="8" w:name="_Toc192832156"/>
       <w:r>
         <w:t xml:space="preserve">2.1 </w:t>
       </w:r>
@@ -14330,7 +15104,7 @@
         </w:rPr>
       </w:pPr>
       <w:bookmarkStart w:id="9" w:name="_Toc185663457"/>
-      <w:bookmarkStart w:id="10" w:name="_Toc192686654"/>
+      <w:bookmarkStart w:id="10" w:name="_Toc192832105"/>
       <w:r>
         <w:rPr>
           <w:i w:val="0"/>
@@ -14347,13 +15121,13 @@
         <w:pStyle w:val="Titre3"/>
       </w:pPr>
       <w:bookmarkStart w:id="11" w:name="_Toc185663460"/>
-      <w:bookmarkStart w:id="12" w:name="_Toc192686655"/>
-      <w:bookmarkStart w:id="13" w:name="_Toc185663458"/>
+      <w:bookmarkStart w:id="12" w:name="_Toc185663458"/>
+      <w:bookmarkStart w:id="13" w:name="_Toc192832106"/>
       <w:r>
         <w:t>Opérationnel</w:t>
       </w:r>
       <w:bookmarkEnd w:id="11"/>
-      <w:bookmarkEnd w:id="12"/>
+      <w:bookmarkEnd w:id="13"/>
     </w:p>
     <w:p/>
     <w:p>
@@ -14420,7 +15194,7 @@
       <w:bookmarkStart w:id="18" w:name="_Ref191284004"/>
       <w:bookmarkStart w:id="19" w:name="_Ref191284012"/>
       <w:bookmarkStart w:id="20" w:name="_Ref191284018"/>
-      <w:bookmarkStart w:id="21" w:name="_Toc192686656"/>
+      <w:bookmarkStart w:id="21" w:name="_Toc192832107"/>
       <w:r>
         <w:t>Validation</w:t>
       </w:r>
@@ -14577,7 +15351,7 @@
       <w:r>
         <w:t xml:space="preserve"> </w:t>
       </w:r>
-      <w:bookmarkStart w:id="22" w:name="_Toc192686634"/>
+      <w:bookmarkStart w:id="22" w:name="_Toc192832157"/>
       <w:r>
         <w:t>2.2.2</w:t>
       </w:r>
@@ -14599,11 +15373,11 @@
       <w:pPr>
         <w:pStyle w:val="Titre3"/>
       </w:pPr>
-      <w:bookmarkStart w:id="23" w:name="_Toc192686657"/>
+      <w:bookmarkStart w:id="23" w:name="_Toc192832108"/>
       <w:r>
         <w:t>Développement</w:t>
       </w:r>
-      <w:bookmarkEnd w:id="13"/>
+      <w:bookmarkEnd w:id="12"/>
       <w:bookmarkEnd w:id="23"/>
     </w:p>
     <w:p>
@@ -14639,7 +15413,7 @@
       <w:pPr>
         <w:pStyle w:val="Titre3"/>
       </w:pPr>
-      <w:bookmarkStart w:id="24" w:name="_Toc192686658"/>
+      <w:bookmarkStart w:id="24" w:name="_Toc192832109"/>
       <w:r>
         <w:t>Justification des choix</w:t>
       </w:r>
@@ -14664,11 +15438,7 @@
         <w:t>.</w:t>
       </w:r>
     </w:p>
-    <w:p>
-      <w:r>
-        <w:br w:type="page"/>
-      </w:r>
-    </w:p>
+    <w:p/>
     <w:p>
       <w:pPr>
         <w:pStyle w:val="Titre2"/>
@@ -14677,13 +15447,12 @@
           <w:iCs/>
         </w:rPr>
       </w:pPr>
-      <w:bookmarkStart w:id="25" w:name="_Toc192686659"/>
+      <w:bookmarkStart w:id="25" w:name="_Toc192832110"/>
       <w:r>
         <w:rPr>
           <w:i w:val="0"/>
           <w:iCs/>
         </w:rPr>
-        <w:lastRenderedPageBreak/>
         <w:t>Concept</w:t>
       </w:r>
       <w:bookmarkEnd w:id="25"/>
@@ -14713,15 +15482,16 @@
           <w:numId w:val="0"/>
         </w:numPr>
         <w:ind w:left="360"/>
+        <w:jc w:val="center"/>
       </w:pPr>
       <w:r>
         <w:rPr>
           <w:noProof/>
         </w:rPr>
         <w:drawing>
-          <wp:inline distT="0" distB="0" distL="0" distR="0" wp14:anchorId="52F2B5E2" wp14:editId="4438883A">
-            <wp:extent cx="5756910" cy="5327650"/>
-            <wp:effectExtent l="0" t="0" r="0" b="6350"/>
+          <wp:inline distT="0" distB="0" distL="0" distR="0" wp14:anchorId="52F2B5E2" wp14:editId="69105424">
+            <wp:extent cx="4807649" cy="4449170"/>
+            <wp:effectExtent l="0" t="0" r="0" b="0"/>
             <wp:docPr id="2" name="Image 2"/>
             <wp:cNvGraphicFramePr>
               <a:graphicFrameLocks xmlns:a="http://schemas.openxmlformats.org/drawingml/2006/main" noChangeAspect="1"/>
@@ -14751,7 +15521,7 @@
                   <pic:spPr bwMode="auto">
                     <a:xfrm>
                       <a:off x="0" y="0"/>
-                      <a:ext cx="5756910" cy="5327650"/>
+                      <a:ext cx="4835770" cy="4475194"/>
                     </a:xfrm>
                     <a:prstGeom prst="rect">
                       <a:avLst/>
@@ -14816,7 +15586,7 @@
       <w:r>
         <w:t xml:space="preserve"> </w:t>
       </w:r>
-      <w:bookmarkStart w:id="26" w:name="_Toc192686635"/>
+      <w:bookmarkStart w:id="26" w:name="_Toc192832158"/>
       <w:r>
         <w:t xml:space="preserve">2.3 </w:t>
       </w:r>
@@ -15002,12 +15772,18 @@
         </w:numPr>
         <w:ind w:left="360"/>
         <w:rPr>
+          <w:szCs w:val="14"/>
+        </w:rPr>
+      </w:pPr>
+      <w:r>
+        <w:rPr>
           <w:rFonts w:ascii="Arial" w:hAnsi="Arial"/>
           <w:sz w:val="24"/>
           <w:szCs w:val="14"/>
           <w:lang w:eastAsia="fr-FR"/>
         </w:rPr>
-      </w:pPr>
+        <w:t>Elles sont</w:t>
+      </w:r>
       <w:r>
         <w:rPr>
           <w:rFonts w:ascii="Arial" w:hAnsi="Arial"/>
@@ -15015,7 +15791,7 @@
           <w:szCs w:val="14"/>
           <w:lang w:eastAsia="fr-FR"/>
         </w:rPr>
-        <w:t>Elles sont</w:t>
+        <w:t xml:space="preserve"> juste là pour communiquer des informations, au départ la partie du prof dit au côté élève qu’il va la monitorer</w:t>
       </w:r>
       <w:r>
         <w:rPr>
@@ -15024,7 +15800,7 @@
           <w:szCs w:val="14"/>
           <w:lang w:eastAsia="fr-FR"/>
         </w:rPr>
-        <w:t xml:space="preserve"> juste là pour communiquer des informations, au départ la partie du prof dit au côté élève qu’il va la monitorer</w:t>
+        <w:t>.</w:t>
       </w:r>
       <w:r>
         <w:rPr>
@@ -15033,7 +15809,7 @@
           <w:szCs w:val="14"/>
           <w:lang w:eastAsia="fr-FR"/>
         </w:rPr>
-        <w:t>.</w:t>
+        <w:t xml:space="preserve"> </w:t>
       </w:r>
       <w:r>
         <w:rPr>
@@ -15042,7 +15818,7 @@
           <w:szCs w:val="14"/>
           <w:lang w:eastAsia="fr-FR"/>
         </w:rPr>
-        <w:t xml:space="preserve"> </w:t>
+        <w:t>Une fois le scan lancé (annoncé par le c</w:t>
       </w:r>
       <w:r>
         <w:rPr>
@@ -15051,7 +15827,7 @@
           <w:szCs w:val="14"/>
           <w:lang w:eastAsia="fr-FR"/>
         </w:rPr>
-        <w:t>Une fois le scan lancé (annoncé par le c</w:t>
+        <w:t>ô</w:t>
       </w:r>
       <w:r>
         <w:rPr>
@@ -15060,7 +15836,7 @@
           <w:szCs w:val="14"/>
           <w:lang w:eastAsia="fr-FR"/>
         </w:rPr>
-        <w:t>ô</w:t>
+        <w:t xml:space="preserve">té du prof), le côté élève va remonter toutes infractions </w:t>
       </w:r>
       <w:r>
         <w:rPr>
@@ -15069,7 +15845,7 @@
           <w:szCs w:val="14"/>
           <w:lang w:eastAsia="fr-FR"/>
         </w:rPr>
-        <w:t xml:space="preserve">té du prof), le côté élève va remonter toutes infractions </w:t>
+        <w:t>au côté du prof qui lui à son tour va le remonter à l’interface du prof qui va afficher les informations</w:t>
       </w:r>
       <w:r>
         <w:rPr>
@@ -15078,36 +15854,7 @@
           <w:szCs w:val="14"/>
           <w:lang w:eastAsia="fr-FR"/>
         </w:rPr>
-        <w:t>au côté du prof qui lui à son tour va le remonter à l’interface du prof qui va afficher les informations</w:t>
-      </w:r>
-    </w:p>
-    <w:p>
-      <w:pPr>
-        <w:pStyle w:val="Retraitnormal1"/>
-        <w:numPr>
-          <w:ilvl w:val="0"/>
-          <w:numId w:val="0"/>
-        </w:numPr>
-        <w:ind w:left="360"/>
-        <w:rPr>
-          <w:rFonts w:ascii="Arial" w:hAnsi="Arial"/>
-          <w:sz w:val="24"/>
-          <w:szCs w:val="14"/>
-          <w:lang w:eastAsia="fr-FR"/>
-        </w:rPr>
-      </w:pPr>
-    </w:p>
-    <w:p>
-      <w:pPr>
-        <w:rPr>
-          <w:szCs w:val="14"/>
-        </w:rPr>
-      </w:pPr>
-      <w:r>
-        <w:rPr>
-          <w:szCs w:val="14"/>
-        </w:rPr>
-        <w:br w:type="page"/>
+        <w:t>.</w:t>
       </w:r>
     </w:p>
     <w:p>
@@ -15118,22 +15865,36 @@
           <w:iCs/>
         </w:rPr>
       </w:pPr>
-      <w:bookmarkStart w:id="27" w:name="_Toc192686660"/>
-      <w:bookmarkStart w:id="28" w:name="_Toc71691012"/>
+      <w:bookmarkStart w:id="27" w:name="_Toc71691012"/>
+      <w:bookmarkStart w:id="28" w:name="_Toc192832111"/>
       <w:r>
         <w:rPr>
           <w:i w:val="0"/>
           <w:iCs/>
         </w:rPr>
-        <w:lastRenderedPageBreak/>
         <w:t>Analyse fonctionnelle</w:t>
       </w:r>
-      <w:bookmarkEnd w:id="27"/>
+      <w:bookmarkEnd w:id="28"/>
     </w:p>
     <w:p/>
+    <w:p>
+      <w:pPr>
+        <w:pStyle w:val="Titre3"/>
+      </w:pPr>
+      <w:bookmarkStart w:id="29" w:name="_Toc192832112"/>
+      <w:r>
+        <w:t>Détecter les postes d'une salle</w:t>
+      </w:r>
+      <w:bookmarkEnd w:id="29"/>
+    </w:p>
+    <w:p>
+      <w:r>
+        <w:t xml:space="preserve"> (Auteur : Morgan Dussault)</w:t>
+      </w:r>
+    </w:p>
     <w:tbl>
       <w:tblPr>
-        <w:tblpPr w:leftFromText="141" w:rightFromText="141" w:vertAnchor="text" w:horzAnchor="margin" w:tblpXSpec="center" w:tblpY="604"/>
+        <w:tblpPr w:leftFromText="141" w:rightFromText="141" w:vertAnchor="text" w:horzAnchor="margin" w:tblpY="95"/>
         <w:tblW w:w="0" w:type="auto"/>
         <w:tblBorders>
           <w:top w:val="single" w:sz="4" w:space="0" w:color="auto"/>
@@ -15169,7 +15930,7 @@
                 <w:noProof/>
               </w:rPr>
               <w:drawing>
-                <wp:inline distT="0" distB="0" distL="0" distR="0" wp14:anchorId="0D511A14" wp14:editId="7B623718">
+                <wp:inline distT="0" distB="0" distL="0" distR="0" wp14:anchorId="015E786D" wp14:editId="203EAF16">
                   <wp:extent cx="5756910" cy="2790825"/>
                   <wp:effectExtent l="0" t="0" r="0" b="0"/>
                   <wp:docPr id="6" name="Image 6"/>
@@ -15244,11 +16005,11 @@
             <w:r>
               <w:t xml:space="preserve"> </w:t>
             </w:r>
-            <w:bookmarkStart w:id="29" w:name="_Toc192686636"/>
+            <w:bookmarkStart w:id="30" w:name="_Toc192832159"/>
             <w:r>
               <w:t>2.4.1 Détecter les postes d'une salle 1</w:t>
             </w:r>
-            <w:bookmarkEnd w:id="29"/>
+            <w:bookmarkEnd w:id="30"/>
           </w:p>
           <w:p>
             <w:pPr>
@@ -15260,7 +16021,7 @@
                 <w:noProof/>
               </w:rPr>
               <w:drawing>
-                <wp:inline distT="0" distB="0" distL="0" distR="0" wp14:anchorId="01E89F04" wp14:editId="54290357">
+                <wp:inline distT="0" distB="0" distL="0" distR="0" wp14:anchorId="1FCFAF65" wp14:editId="7D8870D8">
                   <wp:extent cx="5756910" cy="2790825"/>
                   <wp:effectExtent l="0" t="0" r="0" b="0"/>
                   <wp:docPr id="8" name="Image 8"/>
@@ -15309,6 +16070,7 @@
               </w:drawing>
             </w:r>
             <w:r>
+              <w:lastRenderedPageBreak/>
               <w:fldChar w:fldCharType="begin"/>
             </w:r>
             <w:r>
@@ -15329,14 +16091,14 @@
             <w:r>
               <w:t xml:space="preserve"> </w:t>
             </w:r>
-            <w:bookmarkStart w:id="30" w:name="_Toc192686637"/>
+            <w:bookmarkStart w:id="31" w:name="_Toc192832160"/>
             <w:r>
               <w:t xml:space="preserve">2.4.1 Détecter les postes d'une salle </w:t>
             </w:r>
             <w:r>
               <w:t>2</w:t>
             </w:r>
-            <w:bookmarkEnd w:id="30"/>
+            <w:bookmarkEnd w:id="31"/>
           </w:p>
           <w:p>
             <w:pPr>
@@ -15347,9 +16109,8 @@
               <w:rPr>
                 <w:noProof/>
               </w:rPr>
-              <w:lastRenderedPageBreak/>
               <w:drawing>
-                <wp:inline distT="0" distB="0" distL="0" distR="0" wp14:anchorId="447204DD" wp14:editId="65315E1C">
+                <wp:inline distT="0" distB="0" distL="0" distR="0" wp14:anchorId="765E0B09" wp14:editId="10DA448B">
                   <wp:extent cx="5756910" cy="2790825"/>
                   <wp:effectExtent l="0" t="0" r="0" b="0"/>
                   <wp:docPr id="7" name="Image 7"/>
@@ -15418,14 +16179,14 @@
             <w:r>
               <w:t xml:space="preserve"> </w:t>
             </w:r>
-            <w:bookmarkStart w:id="31" w:name="_Toc192686638"/>
+            <w:bookmarkStart w:id="32" w:name="_Toc192832161"/>
             <w:r>
               <w:t xml:space="preserve">2.4.1 Détecter les postes d'une salle </w:t>
             </w:r>
             <w:r>
               <w:t>3</w:t>
             </w:r>
-            <w:bookmarkEnd w:id="31"/>
+            <w:bookmarkEnd w:id="32"/>
           </w:p>
         </w:tc>
       </w:tr>
@@ -15453,8 +16214,8 @@
               <w:tblLook w:val="04A0" w:firstRow="1" w:lastRow="0" w:firstColumn="1" w:lastColumn="0" w:noHBand="0" w:noVBand="1"/>
             </w:tblPr>
             <w:tblGrid>
-              <w:gridCol w:w="1774"/>
-              <w:gridCol w:w="7296"/>
+              <w:gridCol w:w="1766"/>
+              <w:gridCol w:w="7304"/>
             </w:tblGrid>
             <w:tr>
               <w:tc>
@@ -15463,7 +16224,7 @@
                 </w:tcPr>
                 <w:p>
                   <w:pPr>
-                    <w:framePr w:hSpace="141" w:wrap="around" w:vAnchor="text" w:hAnchor="margin" w:xAlign="center" w:y="604"/>
+                    <w:framePr w:hSpace="141" w:wrap="around" w:vAnchor="text" w:hAnchor="margin" w:y="95"/>
                   </w:pPr>
                   <w:r>
                     <w:t>Détection des postes</w:t>
@@ -15476,7 +16237,7 @@
                 </w:tcPr>
                 <w:p>
                   <w:pPr>
-                    <w:framePr w:hSpace="141" w:wrap="around" w:vAnchor="text" w:hAnchor="margin" w:xAlign="center" w:y="604"/>
+                    <w:framePr w:hSpace="141" w:wrap="around" w:vAnchor="text" w:hAnchor="margin" w:y="95"/>
                   </w:pPr>
                   <w:r>
                     <w:t xml:space="preserve"> On lance juste la console, 0 machine détecté </w:t>
@@ -15487,15 +16248,15 @@
                   </w:r>
                   <w:r>
                     <w:br/>
-                    <w:t xml:space="preserve">  La liste </w:t>
+                    <w:t xml:space="preserve">  La liste des machines de la classe apparait et on voit </w:t>
                   </w:r>
                   <w:proofErr w:type="gramStart"/>
                   <w:r>
-                    <w:t>des machine</w:t>
+                    <w:t>leurs état</w:t>
                   </w:r>
                   <w:proofErr w:type="gramEnd"/>
                   <w:r>
-                    <w:t xml:space="preserve"> de la classe apparait et on voit leurs état de connexion (Hors ligne, Allumé, En ligne)</w:t>
+                    <w:t xml:space="preserve"> de connexion (Hors ligne, Allumé, En ligne)</w:t>
                   </w:r>
                 </w:p>
               </w:tc>
@@ -15505,50 +16266,24 @@
         </w:tc>
       </w:tr>
     </w:tbl>
+    <w:p/>
     <w:p>
       <w:pPr>
         <w:pStyle w:val="Titre3"/>
       </w:pPr>
-      <w:bookmarkStart w:id="32" w:name="_Toc192686661"/>
-      <w:r>
-        <w:t>Détecter les postes d'une salle</w:t>
-      </w:r>
-      <w:bookmarkEnd w:id="32"/>
-    </w:p>
-    <w:p>
-      <w:r>
-        <w:t xml:space="preserve"> </w:t>
-      </w:r>
+      <w:bookmarkStart w:id="33" w:name="_Toc192832113"/>
+      <w:r>
+        <w:t>Sélectionner les Pcs à monitorer</w:t>
+      </w:r>
+      <w:bookmarkEnd w:id="33"/>
+    </w:p>
+    <w:p>
       <w:r>
         <w:t>(</w:t>
       </w:r>
       <w:r>
         <w:t>Auteur :</w:t>
       </w:r>
-      <w:r>
-        <w:t xml:space="preserve"> Morgan Dussault)</w:t>
-      </w:r>
-    </w:p>
-    <w:p/>
-    <w:p>
-      <w:pPr>
-        <w:pStyle w:val="Titre3"/>
-      </w:pPr>
-      <w:bookmarkStart w:id="33" w:name="_Toc192686662"/>
-      <w:r>
-        <w:t>Sélectionner les Pcs à monitorer</w:t>
-      </w:r>
-      <w:bookmarkEnd w:id="33"/>
-    </w:p>
-    <w:p>
-      <w:r>
-        <w:t>(</w:t>
-      </w:r>
-      <w:proofErr w:type="gramStart"/>
-      <w:r>
-        <w:t>Auteur:</w:t>
-      </w:r>
-      <w:proofErr w:type="gramEnd"/>
       <w:r>
         <w:t xml:space="preserve"> Morgan Dussault)</w:t>
       </w:r>
@@ -15666,7 +16401,7 @@
             <w:r>
               <w:t xml:space="preserve"> </w:t>
             </w:r>
-            <w:bookmarkStart w:id="34" w:name="_Toc192686639"/>
+            <w:bookmarkStart w:id="34" w:name="_Toc192832162"/>
             <w:r>
               <w:t>2.4.2</w:t>
             </w:r>
@@ -15772,11 +16507,9 @@
                     <w:br/>
                     <w:t xml:space="preserve">  </w:t>
                   </w:r>
-                  <w:proofErr w:type="gramStart"/>
                   <w:r>
-                    <w:t>les machine sélectionnées</w:t>
+                    <w:t>les machines sélectionnées</w:t>
                   </w:r>
-                  <w:proofErr w:type="gramEnd"/>
                   <w:r>
                     <w:t xml:space="preserve"> ont leur </w:t>
                   </w:r>
@@ -15806,7 +16539,7 @@
       <w:pPr>
         <w:pStyle w:val="Titre3"/>
       </w:pPr>
-      <w:bookmarkStart w:id="35" w:name="_Toc192686663"/>
+      <w:bookmarkStart w:id="35" w:name="_Toc192832114"/>
       <w:r>
         <w:t>Démarrer/Clôturer une session de monitoring</w:t>
       </w:r>
@@ -15816,11 +16549,9 @@
       <w:r>
         <w:t>(</w:t>
       </w:r>
-      <w:proofErr w:type="gramStart"/>
-      <w:r>
-        <w:t>Auteur:</w:t>
-      </w:r>
-      <w:proofErr w:type="gramEnd"/>
+      <w:r>
+        <w:t>Auteur :</w:t>
+      </w:r>
       <w:r>
         <w:t xml:space="preserve"> Morgan Dussault)</w:t>
       </w:r>
@@ -15939,7 +16670,7 @@
             <w:r>
               <w:t xml:space="preserve"> </w:t>
             </w:r>
-            <w:bookmarkStart w:id="36" w:name="_Toc192686640"/>
+            <w:bookmarkStart w:id="36" w:name="_Toc192832163"/>
             <w:r>
               <w:t>2.4.3</w:t>
             </w:r>
@@ -16060,7 +16791,7 @@
       <w:pPr>
         <w:pStyle w:val="Titre3"/>
       </w:pPr>
-      <w:bookmarkStart w:id="37" w:name="_Toc192686664"/>
+      <w:bookmarkStart w:id="37" w:name="_Toc192832115"/>
       <w:r>
         <w:lastRenderedPageBreak/>
         <w:t>Manager des éléments à la liste de toutes les ressources</w:t>
@@ -16186,7 +16917,7 @@
             <w:r>
               <w:t xml:space="preserve"> </w:t>
             </w:r>
-            <w:bookmarkStart w:id="38" w:name="_Toc192686641"/>
+            <w:bookmarkStart w:id="38" w:name="_Toc192832164"/>
             <w:r>
               <w:t>2.4.4</w:t>
             </w:r>
@@ -16294,10 +17025,21 @@
     <w:p/>
     <w:p>
       <w:pPr>
+        <w:rPr>
+          <w:b/>
+        </w:rPr>
+      </w:pPr>
+      <w:bookmarkStart w:id="39" w:name="_Toc192832116"/>
+      <w:r>
+        <w:br w:type="page"/>
+      </w:r>
+    </w:p>
+    <w:p>
+      <w:pPr>
         <w:pStyle w:val="Titre3"/>
       </w:pPr>
-      <w:bookmarkStart w:id="39" w:name="_Toc192686665"/>
-      <w:r>
+      <w:r>
+        <w:lastRenderedPageBreak/>
         <w:t>Manager une sous liste de ressource bannies</w:t>
       </w:r>
       <w:bookmarkEnd w:id="39"/>
@@ -16343,7 +17085,6 @@
               <w:keepNext/>
             </w:pPr>
             <w:r>
-              <w:lastRenderedPageBreak/>
               <w:t>En tant qu'utilisateur, je veux : Pouvoir créer une sous liste en sélectionnant certaines ressources bannies. Pouvoir ajouter et retirer des ressources d'une sous liste.</w:t>
             </w:r>
             <w:r>
@@ -16428,7 +17169,7 @@
             <w:r>
               <w:t xml:space="preserve"> </w:t>
             </w:r>
-            <w:bookmarkStart w:id="40" w:name="_Toc192686642"/>
+            <w:bookmarkStart w:id="40" w:name="_Toc192832165"/>
             <w:r>
               <w:t>2.4.5</w:t>
             </w:r>
@@ -16536,10 +17277,21 @@
     <w:p/>
     <w:p>
       <w:pPr>
+        <w:rPr>
+          <w:b/>
+        </w:rPr>
+      </w:pPr>
+      <w:bookmarkStart w:id="41" w:name="_Toc192832117"/>
+      <w:r>
+        <w:br w:type="page"/>
+      </w:r>
+    </w:p>
+    <w:p>
+      <w:pPr>
         <w:pStyle w:val="Titre3"/>
       </w:pPr>
-      <w:bookmarkStart w:id="41" w:name="_Toc192686666"/>
-      <w:r>
+      <w:r>
+        <w:lastRenderedPageBreak/>
         <w:t>Popup quand un dépassement est détecté (prof)</w:t>
       </w:r>
       <w:bookmarkEnd w:id="41"/>
@@ -16585,7 +17337,6 @@
               <w:keepNext/>
             </w:pPr>
             <w:r>
-              <w:lastRenderedPageBreak/>
               <w:t>En tant qu'utilisateur, je veux : Pouvoir recevoir un popup quand un dépassement est détecté sur un des postes monitorés et quel est la ressource interdite. Le popup peut être désactivé depuis le client.</w:t>
             </w:r>
             <w:r>
@@ -16670,7 +17421,7 @@
             <w:r>
               <w:t xml:space="preserve"> </w:t>
             </w:r>
-            <w:bookmarkStart w:id="42" w:name="_Toc192686643"/>
+            <w:bookmarkStart w:id="42" w:name="_Toc192832166"/>
             <w:r>
               <w:t>2.4.6</w:t>
             </w:r>
@@ -16777,7 +17528,7 @@
       <w:pPr>
         <w:pStyle w:val="Titre3"/>
       </w:pPr>
-      <w:bookmarkStart w:id="43" w:name="_Toc192686667"/>
+      <w:bookmarkStart w:id="43" w:name="_Toc192832118"/>
       <w:r>
         <w:lastRenderedPageBreak/>
         <w:t>Afficher le Pc en rouge si un dépassement est découvert dessus</w:t>
@@ -16909,7 +17660,7 @@
             <w:r>
               <w:t xml:space="preserve"> </w:t>
             </w:r>
-            <w:bookmarkStart w:id="44" w:name="_Toc192686644"/>
+            <w:bookmarkStart w:id="44" w:name="_Toc192832167"/>
             <w:r>
               <w:t>2.4.7</w:t>
             </w:r>
@@ -16993,10 +17744,21 @@
     <w:p/>
     <w:p>
       <w:pPr>
+        <w:rPr>
+          <w:b/>
+        </w:rPr>
+      </w:pPr>
+      <w:bookmarkStart w:id="45" w:name="_Toc192832119"/>
+      <w:r>
+        <w:br w:type="page"/>
+      </w:r>
+    </w:p>
+    <w:p>
+      <w:pPr>
         <w:pStyle w:val="Titre3"/>
       </w:pPr>
-      <w:bookmarkStart w:id="45" w:name="_Toc192686668"/>
-      <w:r>
+      <w:r>
+        <w:lastRenderedPageBreak/>
         <w:t>Popup quand un dépassement est détecté (élève)</w:t>
       </w:r>
       <w:bookmarkEnd w:id="45"/>
@@ -17042,7 +17804,6 @@
               <w:keepNext/>
             </w:pPr>
             <w:r>
-              <w:lastRenderedPageBreak/>
               <w:t>En tant qu'utilisateur, je veux : Pouvoir recevoir un popup quand un dépassement est détecté sur mon post et quel est la ressource interdite. Le popup peut être désactivé depuis le client (post prof).</w:t>
             </w:r>
             <w:r>
@@ -17127,7 +17888,7 @@
             <w:r>
               <w:t xml:space="preserve"> </w:t>
             </w:r>
-            <w:bookmarkStart w:id="46" w:name="_Toc192686645"/>
+            <w:bookmarkStart w:id="46" w:name="_Toc192832168"/>
             <w:r>
               <w:t>2.4.8</w:t>
             </w:r>
@@ -17231,6 +17992,7 @@
           <w:iCs/>
         </w:rPr>
       </w:pPr>
+      <w:bookmarkStart w:id="47" w:name="_Toc192832120"/>
       <w:r>
         <w:rPr>
           <w:i w:val="0"/>
@@ -17238,6 +18000,7 @@
         </w:rPr>
         <w:t>Fonctionnement de gRPC</w:t>
       </w:r>
+      <w:bookmarkEnd w:id="47"/>
     </w:p>
     <w:p/>
     <w:p>
@@ -17255,11 +18018,9 @@
       <w:r>
         <w:t xml:space="preserve">. Il sert à effectuer des liaison </w:t>
       </w:r>
-      <w:proofErr w:type="spellStart"/>
-      <w:r>
-        <w:t>Client/Serveur</w:t>
-      </w:r>
-      <w:proofErr w:type="spellEnd"/>
+      <w:r>
+        <w:t>Client/serveur</w:t>
+      </w:r>
       <w:r>
         <w:t xml:space="preserve"> multiplateforme, il est utilisable par de multiples langages : </w:t>
       </w:r>
@@ -17332,11 +18093,9 @@
           <w:numId w:val="19"/>
         </w:numPr>
       </w:pPr>
-      <w:proofErr w:type="spellStart"/>
       <w:r>
         <w:t>Kotlin</w:t>
       </w:r>
-      <w:proofErr w:type="spellEnd"/>
     </w:p>
     <w:p>
       <w:pPr>
@@ -17400,6 +18159,7 @@
     </w:p>
     <w:p>
       <w:r>
+        <w:lastRenderedPageBreak/>
         <w:t xml:space="preserve">Il utilise http/2 comme moyen de transport. </w:t>
       </w:r>
       <w:r>
@@ -17414,7 +18174,6 @@
         </w:rPr>
       </w:pPr>
       <w:r>
-        <w:lastRenderedPageBreak/>
         <w:t>Il utilise des Protocols Buffers comme langage de description d’interface.</w:t>
       </w:r>
       <w:r>
@@ -17498,13 +18257,7 @@
         <w:t xml:space="preserve"> </w:t>
       </w:r>
       <w:r>
-        <w:t>est l’action inverse. Les</w:t>
-      </w:r>
-      <w:r>
-        <w:t xml:space="preserve"> octets ou bits </w:t>
-      </w:r>
-      <w:r>
-        <w:t>sont reconvertis pour retrouver les données de base.</w:t>
+        <w:t>est l’action inverse. Les octets ou bits sont reconvertis pour retrouver les données de base.</w:t>
       </w:r>
     </w:p>
     <w:p/>
@@ -17640,7 +18393,7 @@
           <w:iCs/>
         </w:rPr>
       </w:pPr>
-      <w:bookmarkStart w:id="47" w:name="_Toc192686669"/>
+      <w:bookmarkStart w:id="48" w:name="_Toc192832121"/>
       <w:r>
         <w:rPr>
           <w:i w:val="0"/>
@@ -17648,10 +18401,9 @@
         </w:rPr>
         <w:t>Stratégie de test</w:t>
       </w:r>
-      <w:bookmarkEnd w:id="28"/>
-      <w:bookmarkEnd w:id="47"/>
-    </w:p>
-    <w:p/>
+      <w:bookmarkEnd w:id="27"/>
+      <w:bookmarkEnd w:id="48"/>
+    </w:p>
     <w:p/>
     <w:p>
       <w:r>
@@ -17822,6 +18574,60 @@
           <w:szCs w:val="14"/>
         </w:rPr>
         <w:t xml:space="preserve"> pour plus de détails</w:t>
+      </w:r>
+    </w:p>
+    <w:p>
+      <w:pPr>
+        <w:pStyle w:val="Titre2"/>
+        <w:rPr>
+          <w:rFonts w:cs="Arial"/>
+        </w:rPr>
+      </w:pPr>
+      <w:bookmarkStart w:id="49" w:name="_Toc25553310"/>
+      <w:bookmarkStart w:id="50" w:name="_Toc71691015"/>
+      <w:bookmarkStart w:id="51" w:name="_Toc192832122"/>
+      <w:r>
+        <w:rPr>
+          <w:rFonts w:cs="Arial"/>
+        </w:rPr>
+        <w:t>R</w:t>
+      </w:r>
+      <w:r>
+        <w:rPr>
+          <w:rFonts w:cs="Arial"/>
+        </w:rPr>
+        <w:t>isques techniques</w:t>
+      </w:r>
+      <w:bookmarkEnd w:id="49"/>
+      <w:bookmarkEnd w:id="50"/>
+      <w:bookmarkEnd w:id="51"/>
+    </w:p>
+    <w:p/>
+    <w:p>
+      <w:pPr>
+        <w:ind w:left="576"/>
+        <w:rPr>
+          <w:rFonts w:cs="Arial"/>
+          <w:i/>
+        </w:rPr>
+      </w:pPr>
+      <w:r>
+        <w:t xml:space="preserve">Avoir </w:t>
+      </w:r>
+      <w:r>
+        <w:t>les droits admins</w:t>
+      </w:r>
+      <w:r>
+        <w:t xml:space="preserve"> pour pouvoir travailler </w:t>
+      </w:r>
+      <w:r>
+        <w:t xml:space="preserve">sur le développement du côté élève. Si on ouvre un port ou on ajoute un compte dans les admins locaux, ça ne reste pas par ce </w:t>
+      </w:r>
+      <w:r>
+        <w:t>qu’une</w:t>
+      </w:r>
+      <w:r>
+        <w:t xml:space="preserve"> GPO le reset.</w:t>
       </w:r>
     </w:p>
     <w:p>
@@ -17833,76 +18639,6 @@
         </w:numPr>
         <w:ind w:left="360"/>
         <w:rPr>
-          <w:rFonts w:ascii="Arial" w:hAnsi="Arial"/>
-          <w:sz w:val="24"/>
-          <w:szCs w:val="14"/>
-          <w:lang w:eastAsia="fr-FR"/>
-        </w:rPr>
-      </w:pPr>
-    </w:p>
-    <w:p>
-      <w:pPr>
-        <w:pStyle w:val="Titre2"/>
-        <w:rPr>
-          <w:rFonts w:cs="Arial"/>
-        </w:rPr>
-      </w:pPr>
-      <w:bookmarkStart w:id="48" w:name="_Toc25553310"/>
-      <w:bookmarkStart w:id="49" w:name="_Toc71691015"/>
-      <w:bookmarkStart w:id="50" w:name="_Toc192686670"/>
-      <w:r>
-        <w:rPr>
-          <w:rFonts w:cs="Arial"/>
-        </w:rPr>
-        <w:t>R</w:t>
-      </w:r>
-      <w:r>
-        <w:rPr>
-          <w:rFonts w:cs="Arial"/>
-        </w:rPr>
-        <w:t>isques techniques</w:t>
-      </w:r>
-      <w:bookmarkEnd w:id="48"/>
-      <w:bookmarkEnd w:id="49"/>
-      <w:bookmarkEnd w:id="50"/>
-    </w:p>
-    <w:p/>
-    <w:p>
-      <w:pPr>
-        <w:ind w:left="576"/>
-        <w:rPr>
-          <w:rFonts w:cs="Arial"/>
-          <w:i/>
-        </w:rPr>
-      </w:pPr>
-      <w:r>
-        <w:t xml:space="preserve">Avoir </w:t>
-      </w:r>
-      <w:r>
-        <w:t>les droits admins</w:t>
-      </w:r>
-      <w:r>
-        <w:t xml:space="preserve"> pour pouvoir travailler </w:t>
-      </w:r>
-      <w:r>
-        <w:t xml:space="preserve">sur le développement du côté élève. Si on ouvre un port ou on ajoute un compte dans les admins locaux, ça ne reste pas par ce </w:t>
-      </w:r>
-      <w:r>
-        <w:t>qu’une</w:t>
-      </w:r>
-      <w:r>
-        <w:t xml:space="preserve"> GPO le reset.</w:t>
-      </w:r>
-    </w:p>
-    <w:p>
-      <w:pPr>
-        <w:pStyle w:val="Retraitnormal1"/>
-        <w:numPr>
-          <w:ilvl w:val="0"/>
-          <w:numId w:val="0"/>
-        </w:numPr>
-        <w:ind w:left="360"/>
-        <w:rPr>
           <w:rFonts w:ascii="Arial" w:hAnsi="Arial" w:cs="Arial"/>
           <w:iCs/>
           <w:sz w:val="24"/>
@@ -17916,18 +18652,18 @@
           <w:tab w:val="num" w:pos="360"/>
         </w:tabs>
       </w:pPr>
-      <w:bookmarkStart w:id="51" w:name="_Toc71703259"/>
-      <w:bookmarkStart w:id="52" w:name="_Toc192686671"/>
+      <w:bookmarkStart w:id="52" w:name="_Toc71703259"/>
+      <w:bookmarkStart w:id="53" w:name="_Toc192832123"/>
       <w:r>
         <w:t>R</w:t>
       </w:r>
-      <w:bookmarkEnd w:id="51"/>
+      <w:bookmarkEnd w:id="52"/>
       <w:r>
         <w:t>éalisation</w:t>
       </w:r>
-      <w:bookmarkStart w:id="53" w:name="_Toc25553317"/>
-      <w:bookmarkStart w:id="54" w:name="_Toc71691022"/>
-      <w:bookmarkEnd w:id="52"/>
+      <w:bookmarkStart w:id="54" w:name="_Toc25553317"/>
+      <w:bookmarkStart w:id="55" w:name="_Toc71691022"/>
+      <w:bookmarkEnd w:id="53"/>
     </w:p>
     <w:p>
       <w:pPr>
@@ -17936,14 +18672,14 @@
           <w:color w:val="000000" w:themeColor="text1"/>
         </w:rPr>
       </w:pPr>
-      <w:bookmarkStart w:id="55" w:name="_Toc192686672"/>
+      <w:bookmarkStart w:id="56" w:name="_Toc192832124"/>
       <w:r>
         <w:rPr>
           <w:color w:val="000000" w:themeColor="text1"/>
         </w:rPr>
         <w:t>Détection d'infractions liées à l'accès à un site web interdit</w:t>
       </w:r>
-      <w:bookmarkEnd w:id="55"/>
+      <w:bookmarkEnd w:id="56"/>
       <w:r>
         <w:rPr>
           <w:color w:val="000000" w:themeColor="text1"/>
@@ -17985,7 +18721,7 @@
           <w:u w:val="single"/>
         </w:rPr>
       </w:pPr>
-      <w:bookmarkStart w:id="56" w:name="_Hlk192490010"/>
+      <w:bookmarkStart w:id="57" w:name="_Hlk192490010"/>
       <w:r>
         <w:rPr>
           <w:u w:val="single"/>
@@ -17999,13 +18735,16 @@
         <w:t> :</w:t>
       </w:r>
     </w:p>
-    <w:bookmarkEnd w:id="56"/>
+    <w:bookmarkEnd w:id="57"/>
     <w:p>
       <w:pPr>
         <w:ind w:left="708"/>
       </w:pPr>
       <w:r>
         <w:t>J’ai en premier lieux essayé de résoudre toutes les IP consultées mais ça prenait trop de temps et le reverse DNS n’arrivait pas à tout résoudre</w:t>
+      </w:r>
+      <w:r>
+        <w:t>.</w:t>
       </w:r>
     </w:p>
     <w:p>
@@ -18023,14 +18762,14 @@
           <w:color w:val="000000" w:themeColor="text1"/>
         </w:rPr>
       </w:pPr>
-      <w:bookmarkStart w:id="57" w:name="_Toc192686673"/>
+      <w:bookmarkStart w:id="58" w:name="_Toc192832125"/>
       <w:r>
         <w:rPr>
           <w:color w:val="000000" w:themeColor="text1"/>
         </w:rPr>
         <w:t>Architecture gRPC</w:t>
       </w:r>
-      <w:bookmarkEnd w:id="57"/>
+      <w:bookmarkEnd w:id="58"/>
     </w:p>
     <w:p>
       <w:pPr>
@@ -18166,14 +18905,14 @@
           <w:color w:val="000000" w:themeColor="text1"/>
         </w:rPr>
       </w:pPr>
-      <w:bookmarkStart w:id="58" w:name="_Toc192686674"/>
+      <w:bookmarkStart w:id="59" w:name="_Toc192832126"/>
       <w:r>
         <w:rPr>
           <w:color w:val="000000" w:themeColor="text1"/>
         </w:rPr>
         <w:t>Détection des postes d'une salle</w:t>
       </w:r>
-      <w:bookmarkEnd w:id="58"/>
+      <w:bookmarkEnd w:id="59"/>
     </w:p>
     <w:p/>
     <w:p>
@@ -18218,7 +18957,6 @@
         <w:ind w:left="576"/>
       </w:pPr>
       <w:r>
-        <w:lastRenderedPageBreak/>
         <w:t xml:space="preserve">Si cela échoue, il ping le pc et </w:t>
       </w:r>
       <w:r>
@@ -18243,9 +18981,11 @@
       <w:pPr>
         <w:pStyle w:val="Titre3"/>
       </w:pPr>
+      <w:bookmarkStart w:id="60" w:name="_Toc192832127"/>
       <w:r>
         <w:t>Le Heart Beat</w:t>
       </w:r>
+      <w:bookmarkEnd w:id="60"/>
     </w:p>
     <w:p/>
     <w:p>
@@ -18253,19 +18993,10 @@
         <w:ind w:left="576"/>
       </w:pPr>
       <w:r>
-        <w:t xml:space="preserve">Pour </w:t>
-      </w:r>
-      <w:r>
-        <w:t>vérifi</w:t>
-      </w:r>
-      <w:r>
-        <w:t xml:space="preserve">er que le client ne se déconnecte pas au milieu du teste, il y a un </w:t>
-      </w:r>
-      <w:r>
-        <w:t>Heart Beat</w:t>
-      </w:r>
-      <w:r>
-        <w:t xml:space="preserve"> </w:t>
+        <w:t xml:space="preserve">Pour vérifier que le client ne se déconnecte pas au milieu du teste, il y a un </w:t>
+      </w:r>
+      <w:r>
+        <w:t xml:space="preserve">Heart Beat </w:t>
       </w:r>
       <w:r>
         <w:t xml:space="preserve">qui est envoyé à intervalle régulier depuis le serveur (le poste élève) au client (le laptop du prof). Si le client arête ce Heart Beat alors le statu du pc changera et le prof en sera informé grâce au niveau de connexion sur la page qui permet de visualiser </w:t>
@@ -18290,7 +19021,7 @@
           <w:iCs/>
         </w:rPr>
       </w:pPr>
-      <w:bookmarkStart w:id="59" w:name="_Toc192686675"/>
+      <w:bookmarkStart w:id="61" w:name="_Toc192832128"/>
       <w:r>
         <w:rPr>
           <w:i w:val="0"/>
@@ -18298,17 +19029,17 @@
         </w:rPr>
         <w:t>Déroulement</w:t>
       </w:r>
-      <w:bookmarkEnd w:id="59"/>
+      <w:bookmarkEnd w:id="61"/>
     </w:p>
     <w:p>
       <w:pPr>
         <w:pStyle w:val="Titre3"/>
       </w:pPr>
-      <w:bookmarkStart w:id="60" w:name="_Toc192686676"/>
+      <w:bookmarkStart w:id="62" w:name="_Toc192832129"/>
       <w:r>
         <w:t>Sprints</w:t>
       </w:r>
-      <w:bookmarkEnd w:id="60"/>
+      <w:bookmarkEnd w:id="62"/>
     </w:p>
     <w:p/>
     <w:p>
@@ -18672,6 +19403,7 @@
     </w:p>
     <w:p>
       <w:r>
+        <w:lastRenderedPageBreak/>
         <w:tab/>
       </w:r>
     </w:p>
@@ -18885,11 +19617,9 @@
       <w:r>
         <w:t xml:space="preserve">J’ai eu plusieurs problèmes avec gRPC, principalement avec la compilation des </w:t>
       </w:r>
-      <w:proofErr w:type="gramStart"/>
-      <w:r>
-        <w:t>fichiers .proto</w:t>
-      </w:r>
-      <w:proofErr w:type="gramEnd"/>
+      <w:r>
+        <w:t>fichiers proto</w:t>
+      </w:r>
       <w:r>
         <w:t>.</w:t>
       </w:r>
@@ -18917,11 +19647,11 @@
       <w:pPr>
         <w:pStyle w:val="Titre3"/>
       </w:pPr>
-      <w:bookmarkStart w:id="61" w:name="_Toc192686677"/>
+      <w:bookmarkStart w:id="63" w:name="_Toc192832130"/>
       <w:r>
         <w:t>Stories</w:t>
       </w:r>
-      <w:bookmarkEnd w:id="61"/>
+      <w:bookmarkEnd w:id="63"/>
     </w:p>
     <w:p/>
     <w:p>
@@ -18957,15 +19687,20 @@
         <w:ind w:left="705"/>
       </w:pPr>
       <w:r>
-        <w:t xml:space="preserve">Tout s’est passé plutôt bien </w:t>
-      </w:r>
+        <w:t xml:space="preserve">Tout </w:t>
+      </w:r>
+      <w:proofErr w:type="spellStart"/>
       <w:proofErr w:type="gramStart"/>
       <w:r>
-        <w:t>passé</w:t>
-      </w:r>
+        <w:t>c</w:t>
+      </w:r>
+      <w:r>
+        <w:t>’est</w:t>
+      </w:r>
+      <w:proofErr w:type="spellEnd"/>
       <w:proofErr w:type="gramEnd"/>
       <w:r>
-        <w:t xml:space="preserve">, j’ai eu un </w:t>
+        <w:t xml:space="preserve"> passé plutôt bien passé, j’ai eu un </w:t>
       </w:r>
       <w:r>
         <w:t>peu</w:t>
@@ -19096,15 +19831,13 @@
       </w:r>
       <w:proofErr w:type="spellEnd"/>
       <w:r>
-        <w:t xml:space="preserve"> dans le </w:t>
-      </w:r>
-      <w:proofErr w:type="spellStart"/>
-      <w:r>
-        <w:t>sprit</w:t>
-      </w:r>
-      <w:proofErr w:type="spellEnd"/>
-      <w:r>
-        <w:t xml:space="preserve"> 2 mais j’ai corrigé le tir pour la finir durant le sprint 3.</w:t>
+        <w:t xml:space="preserve"> dans le spri</w:t>
+      </w:r>
+      <w:r>
+        <w:t>n</w:t>
+      </w:r>
+      <w:r>
+        <w:t>t 2 mais j’ai corrigé le tir pour la finir durant le sprint 3.</w:t>
       </w:r>
     </w:p>
     <w:p/>
@@ -19140,14 +19873,17 @@
         <w:ind w:left="705"/>
       </w:pPr>
       <w:r>
+        <w:t>Pouvoir recevoir un popup quand un dépassement est détecté sur mon post et quel est la ressource interdite.</w:t>
+      </w:r>
+      <w:r>
+        <w:t xml:space="preserve"> Une notification d’un même site n’est pas envoy</w:t>
+      </w:r>
+      <w:r>
+        <w:t xml:space="preserve">ée à chaque dépassement. Après un dépassement sur un certain site, </w:t>
+      </w:r>
+      <w:r>
         <w:lastRenderedPageBreak/>
-        <w:t>Pouvoir recevoir un popup quand un dépassement est détecté sur mon post et quel est la ressource interdite.</w:t>
-      </w:r>
-      <w:r>
-        <w:t xml:space="preserve"> Une notification d’un même site n’est pas envoy</w:t>
-      </w:r>
-      <w:r>
-        <w:t xml:space="preserve">ée à chaque dépassement. Après un dépassement sur un certain site, durant 10 secondes, les dépassements sur ce site ne sont pas </w:t>
+        <w:t xml:space="preserve">durant 10 secondes, les dépassements sur ce site ne sont pas </w:t>
       </w:r>
       <w:r>
         <w:t>comptés</w:t>
@@ -19240,11 +19976,11 @@
           <w:iCs/>
         </w:rPr>
       </w:pPr>
-      <w:bookmarkStart w:id="62" w:name="_Toc192686678"/>
-      <w:bookmarkStart w:id="63" w:name="_Toc25553321"/>
-      <w:bookmarkStart w:id="64" w:name="_Toc71691025"/>
-      <w:bookmarkEnd w:id="53"/>
+      <w:bookmarkStart w:id="64" w:name="_Toc25553321"/>
+      <w:bookmarkStart w:id="65" w:name="_Toc71691025"/>
+      <w:bookmarkStart w:id="66" w:name="_Toc192832131"/>
       <w:bookmarkEnd w:id="54"/>
+      <w:bookmarkEnd w:id="55"/>
       <w:r>
         <w:rPr>
           <w:i w:val="0"/>
@@ -19252,7 +19988,7 @@
         </w:rPr>
         <w:t>Mise en place de l’environnement de travail</w:t>
       </w:r>
-      <w:bookmarkEnd w:id="62"/>
+      <w:bookmarkEnd w:id="66"/>
     </w:p>
     <w:p/>
     <w:p>
@@ -19543,7 +20279,6 @@
         <w:ind w:left="1410"/>
       </w:pPr>
       <w:r>
-        <w:lastRenderedPageBreak/>
         <w:t xml:space="preserve">Il n’y a pas de setup supplémentaire de ce côté. </w:t>
       </w:r>
       <w:r>
@@ -19584,6 +20319,7 @@
         </w:rPr>
       </w:pPr>
       <w:r>
+        <w:lastRenderedPageBreak/>
         <w:tab/>
       </w:r>
       <w:r>
@@ -19659,7 +20395,7 @@
           <w:iCs/>
         </w:rPr>
       </w:pPr>
-      <w:bookmarkStart w:id="65" w:name="_Toc192686679"/>
+      <w:bookmarkStart w:id="67" w:name="_Toc192832132"/>
       <w:r>
         <w:rPr>
           <w:i w:val="0"/>
@@ -19667,7 +20403,7 @@
         </w:rPr>
         <w:t>Mise en place de l’environnement de test</w:t>
       </w:r>
-      <w:bookmarkEnd w:id="65"/>
+      <w:bookmarkEnd w:id="67"/>
     </w:p>
     <w:p/>
     <w:p>
@@ -19972,7 +20708,6 @@
         <w:ind w:left="1410"/>
       </w:pPr>
       <w:r>
-        <w:lastRenderedPageBreak/>
         <w:t>Il faut que cette partie du code soit exécutée après la partie serveur.</w:t>
       </w:r>
     </w:p>
@@ -19985,15 +20720,16 @@
           <w:iCs/>
         </w:rPr>
       </w:pPr>
-      <w:bookmarkStart w:id="66" w:name="_Toc192686680"/>
+      <w:bookmarkStart w:id="68" w:name="_Toc192832133"/>
       <w:r>
         <w:rPr>
           <w:i w:val="0"/>
           <w:iCs/>
         </w:rPr>
+        <w:lastRenderedPageBreak/>
         <w:t>Déploiement du produit</w:t>
       </w:r>
-      <w:bookmarkEnd w:id="66"/>
+      <w:bookmarkEnd w:id="68"/>
     </w:p>
     <w:p/>
     <w:p>
@@ -20314,7 +21050,7 @@
           <w:iCs/>
         </w:rPr>
       </w:pPr>
-      <w:bookmarkStart w:id="67" w:name="_Toc192686681"/>
+      <w:bookmarkStart w:id="69" w:name="_Toc192832134"/>
       <w:r>
         <w:rPr>
           <w:i w:val="0"/>
@@ -20322,7 +21058,7 @@
         </w:rPr>
         <w:t>Description des test</w:t>
       </w:r>
-      <w:bookmarkEnd w:id="63"/>
+      <w:bookmarkEnd w:id="64"/>
       <w:r>
         <w:rPr>
           <w:i w:val="0"/>
@@ -20330,17 +21066,19 @@
         </w:rPr>
         <w:t>s effectués</w:t>
       </w:r>
-      <w:bookmarkEnd w:id="64"/>
-      <w:bookmarkEnd w:id="67"/>
+      <w:bookmarkEnd w:id="65"/>
+      <w:bookmarkEnd w:id="69"/>
     </w:p>
     <w:p/>
     <w:p>
       <w:pPr>
         <w:pStyle w:val="Titre3"/>
       </w:pPr>
+      <w:bookmarkStart w:id="70" w:name="_Toc192832135"/>
       <w:r>
         <w:t>Sprint 1</w:t>
       </w:r>
+      <w:bookmarkEnd w:id="70"/>
     </w:p>
     <w:p>
       <w:r>
@@ -20353,17 +21091,19 @@
       <w:pPr>
         <w:pStyle w:val="Titre3"/>
       </w:pPr>
+      <w:bookmarkStart w:id="71" w:name="_Toc192832136"/>
+      <w:r>
+        <w:t>Sprint 2</w:t>
+      </w:r>
+      <w:bookmarkEnd w:id="71"/>
+    </w:p>
+    <w:p/>
+    <w:p>
+      <w:pPr>
+        <w:pStyle w:val="Titre4"/>
+      </w:pPr>
       <w:r>
         <w:lastRenderedPageBreak/>
-        <w:t>Sprint 2</w:t>
-      </w:r>
-    </w:p>
-    <w:p/>
-    <w:p>
-      <w:pPr>
-        <w:pStyle w:val="Titre4"/>
-      </w:pPr>
-      <w:r>
         <w:t>Sélectionner les Pcs à monitorer</w:t>
       </w:r>
     </w:p>
@@ -20390,12 +21130,6 @@
         <w:gridCol w:w="561"/>
       </w:tblGrid>
       <w:tr>
-        <w:tblPrEx>
-          <w:tblCellMar>
-            <w:top w:w="0" w:type="dxa"/>
-            <w:bottom w:w="0" w:type="dxa"/>
-          </w:tblCellMar>
-        </w:tblPrEx>
         <w:tc>
           <w:tcPr>
             <w:tcW w:w="0" w:type="auto"/>
@@ -20496,12 +21230,6 @@
         <w:gridCol w:w="589"/>
       </w:tblGrid>
       <w:tr>
-        <w:tblPrEx>
-          <w:tblCellMar>
-            <w:top w:w="0" w:type="dxa"/>
-            <w:bottom w:w="0" w:type="dxa"/>
-          </w:tblCellMar>
-        </w:tblPrEx>
         <w:tc>
           <w:tcPr>
             <w:tcW w:w="0" w:type="auto"/>
@@ -20554,12 +21282,6 @@
         </w:tc>
       </w:tr>
       <w:tr>
-        <w:tblPrEx>
-          <w:tblCellMar>
-            <w:top w:w="0" w:type="dxa"/>
-            <w:bottom w:w="0" w:type="dxa"/>
-          </w:tblCellMar>
-        </w:tblPrEx>
         <w:tc>
           <w:tcPr>
             <w:tcW w:w="0" w:type="auto"/>
@@ -20617,9 +21339,11 @@
       <w:pPr>
         <w:pStyle w:val="Titre3"/>
       </w:pPr>
+      <w:bookmarkStart w:id="72" w:name="_Toc192832137"/>
       <w:r>
         <w:t>Sprint 3</w:t>
       </w:r>
+      <w:bookmarkEnd w:id="72"/>
     </w:p>
     <w:p/>
     <w:p>
@@ -20653,12 +21377,6 @@
         <w:gridCol w:w="518"/>
       </w:tblGrid>
       <w:tr>
-        <w:tblPrEx>
-          <w:tblCellMar>
-            <w:top w:w="0" w:type="dxa"/>
-            <w:bottom w:w="0" w:type="dxa"/>
-          </w:tblCellMar>
-        </w:tblPrEx>
         <w:tc>
           <w:tcPr>
             <w:tcW w:w="0" w:type="auto"/>
@@ -20711,12 +21429,6 @@
         </w:tc>
       </w:tr>
       <w:tr>
-        <w:tblPrEx>
-          <w:tblCellMar>
-            <w:top w:w="0" w:type="dxa"/>
-            <w:bottom w:w="0" w:type="dxa"/>
-          </w:tblCellMar>
-        </w:tblPrEx>
         <w:tc>
           <w:tcPr>
             <w:tcW w:w="0" w:type="auto"/>
@@ -20797,12 +21509,6 @@
         <w:gridCol w:w="541"/>
       </w:tblGrid>
       <w:tr>
-        <w:tblPrEx>
-          <w:tblCellMar>
-            <w:top w:w="0" w:type="dxa"/>
-            <w:bottom w:w="0" w:type="dxa"/>
-          </w:tblCellMar>
-        </w:tblPrEx>
         <w:tc>
           <w:tcPr>
             <w:tcW w:w="0" w:type="auto"/>
@@ -20896,12 +21602,6 @@
         <w:gridCol w:w="534"/>
       </w:tblGrid>
       <w:tr>
-        <w:tblPrEx>
-          <w:tblCellMar>
-            <w:top w:w="0" w:type="dxa"/>
-            <w:bottom w:w="0" w:type="dxa"/>
-          </w:tblCellMar>
-        </w:tblPrEx>
         <w:tc>
           <w:tcPr>
             <w:tcW w:w="0" w:type="auto"/>
@@ -20954,9 +21654,11 @@
       <w:pPr>
         <w:pStyle w:val="Titre3"/>
       </w:pPr>
+      <w:bookmarkStart w:id="73" w:name="_Toc192832138"/>
       <w:r>
         <w:t>Sprint 4</w:t>
       </w:r>
+      <w:bookmarkEnd w:id="73"/>
     </w:p>
     <w:p/>
     <w:p>
@@ -20964,7 +21666,6 @@
         <w:pStyle w:val="Titre4"/>
       </w:pPr>
       <w:r>
-        <w:lastRenderedPageBreak/>
         <w:t>Démarrer/</w:t>
       </w:r>
       <w:r>
@@ -20997,19 +21698,17 @@
         <w:gridCol w:w="1114"/>
       </w:tblGrid>
       <w:tr>
-        <w:tblPrEx>
-          <w:tblCellMar>
-            <w:top w:w="0" w:type="dxa"/>
-            <w:bottom w:w="0" w:type="dxa"/>
-          </w:tblCellMar>
-        </w:tblPrEx>
         <w:tc>
           <w:tcPr>
             <w:tcW w:w="0" w:type="auto"/>
           </w:tcPr>
           <w:p>
             <w:r>
-              <w:t>Lancement de la session</w:t>
+              <w:t xml:space="preserve">Lancement </w:t>
+            </w:r>
+            <w:r>
+              <w:lastRenderedPageBreak/>
+              <w:t>de la session</w:t>
             </w:r>
           </w:p>
         </w:tc>
@@ -21019,7 +21718,12 @@
           </w:tcPr>
           <w:p>
             <w:r>
-              <w:t xml:space="preserve">Contexte :  La session est fermée, au moins une machine est sélectionnée </w:t>
+              <w:lastRenderedPageBreak/>
+              <w:t xml:space="preserve">Contexte :  La session est fermée, au moins une machine </w:t>
+            </w:r>
+            <w:r>
+              <w:lastRenderedPageBreak/>
+              <w:t xml:space="preserve">est sélectionnée </w:t>
             </w:r>
           </w:p>
           <w:p>
@@ -21039,7 +21743,12 @@
           </w:tcPr>
           <w:p>
             <w:r>
-              <w:t>Non complété</w:t>
+              <w:lastRenderedPageBreak/>
+              <w:t xml:space="preserve">Non </w:t>
+            </w:r>
+            <w:r>
+              <w:lastRenderedPageBreak/>
+              <w:t>complété</w:t>
             </w:r>
             <w:r>
               <w:t>s</w:t>
@@ -21048,18 +21757,13 @@
         </w:tc>
       </w:tr>
       <w:tr>
-        <w:tblPrEx>
-          <w:tblCellMar>
-            <w:top w:w="0" w:type="dxa"/>
-            <w:bottom w:w="0" w:type="dxa"/>
-          </w:tblCellMar>
-        </w:tblPrEx>
         <w:tc>
           <w:tcPr>
             <w:tcW w:w="0" w:type="auto"/>
           </w:tcPr>
           <w:p>
             <w:r>
+              <w:lastRenderedPageBreak/>
               <w:t>Clôture de la session</w:t>
             </w:r>
           </w:p>
@@ -21131,12 +21835,6 @@
         <w:gridCol w:w="1341"/>
       </w:tblGrid>
       <w:tr>
-        <w:tblPrEx>
-          <w:tblCellMar>
-            <w:top w:w="0" w:type="dxa"/>
-            <w:bottom w:w="0" w:type="dxa"/>
-          </w:tblCellMar>
-        </w:tblPrEx>
         <w:tc>
           <w:tcPr>
             <w:tcW w:w="0" w:type="auto"/>
@@ -21187,6 +21885,7 @@
       <w:pPr>
         <w:pStyle w:val="Titre4"/>
       </w:pPr>
+      <w:bookmarkStart w:id="74" w:name="_Hlk192832484"/>
       <w:r>
         <w:t>Popup quand un dépassement est détecté (prof)</w:t>
       </w:r>
@@ -21214,16 +21913,11 @@
         <w:gridCol w:w="1213"/>
       </w:tblGrid>
       <w:tr>
-        <w:tblPrEx>
-          <w:tblCellMar>
-            <w:top w:w="0" w:type="dxa"/>
-            <w:bottom w:w="0" w:type="dxa"/>
-          </w:tblCellMar>
-        </w:tblPrEx>
         <w:tc>
           <w:tcPr>
             <w:tcW w:w="0" w:type="auto"/>
           </w:tcPr>
+          <w:bookmarkEnd w:id="74"/>
           <w:p>
             <w:r>
               <w:t>Détection d'un dépassement sur le poste d'un élève</w:t>
@@ -21282,10 +21976,10 @@
           <w:iCs/>
         </w:rPr>
       </w:pPr>
-      <w:bookmarkStart w:id="68" w:name="_Toc185663471"/>
-      <w:bookmarkStart w:id="69" w:name="_Toc192686682"/>
-      <w:bookmarkStart w:id="70" w:name="_Toc25553326"/>
-      <w:bookmarkStart w:id="71" w:name="_Toc71691029"/>
+      <w:bookmarkStart w:id="75" w:name="_Toc185663471"/>
+      <w:bookmarkStart w:id="76" w:name="_Toc25553326"/>
+      <w:bookmarkStart w:id="77" w:name="_Toc71691029"/>
+      <w:bookmarkStart w:id="78" w:name="_Toc192832139"/>
       <w:r>
         <w:rPr>
           <w:i w:val="0"/>
@@ -21293,8 +21987,8 @@
         </w:rPr>
         <w:t>Bilan</w:t>
       </w:r>
-      <w:bookmarkEnd w:id="68"/>
-      <w:bookmarkEnd w:id="69"/>
+      <w:bookmarkEnd w:id="75"/>
+      <w:bookmarkEnd w:id="78"/>
     </w:p>
     <w:p>
       <w:pPr>
@@ -21303,163 +21997,343 @@
           <w:i/>
         </w:rPr>
       </w:pPr>
-      <w:bookmarkStart w:id="72" w:name="_Toc25553323"/>
+      <w:bookmarkStart w:id="79" w:name="_Toc25553323"/>
     </w:p>
     <w:p>
       <w:pPr>
         <w:pStyle w:val="Titre3"/>
       </w:pPr>
-      <w:bookmarkStart w:id="73" w:name="_Toc185663472"/>
-      <w:bookmarkStart w:id="74" w:name="_Toc192686683"/>
+      <w:bookmarkStart w:id="80" w:name="_Toc185663472"/>
+      <w:bookmarkStart w:id="81" w:name="_Toc192832140"/>
       <w:r>
         <w:t>Erreurs restantes</w:t>
       </w:r>
-      <w:bookmarkEnd w:id="73"/>
-      <w:bookmarkEnd w:id="74"/>
-    </w:p>
-    <w:p>
-      <w:pPr>
-        <w:ind w:left="426"/>
+      <w:bookmarkEnd w:id="80"/>
+      <w:bookmarkEnd w:id="81"/>
+    </w:p>
+    <w:p/>
+    <w:p>
+      <w:r>
+        <w:t>Parfois</w:t>
+      </w:r>
+      <w:r>
+        <w:t xml:space="preserve"> les boutons pour afficher les page</w:t>
+      </w:r>
+      <w:r>
+        <w:t>s</w:t>
+      </w:r>
+      <w:r>
+        <w:t xml:space="preserve"> n’affichent pas la bonne page, ils utilisent leur Tag qui est l’</w:t>
+      </w:r>
+      <w:r>
+        <w:t>ID</w:t>
+      </w:r>
+      <w:r>
+        <w:t xml:space="preserve"> de la page dans un tableau de control.</w:t>
+      </w:r>
+    </w:p>
+    <w:p>
+      <w:r>
+        <w:t>Lors de l’utilisation cela va juste perturber l’utilisateur mais ne cause pas de crash ou erreurs.</w:t>
+      </w:r>
+    </w:p>
+    <w:p>
+      <w:r>
+        <w:t>Pour réparer ça, je pourrais assigner directement une action à une bouton mais le programme perdra en dynamisme.</w:t>
+      </w:r>
+    </w:p>
+    <w:p/>
+    <w:p>
+      <w:r>
+        <w:t>Lors de test j’ai remarqué que lors-ce qu’on choisit la liste générale comme liste de restriction quand on lance le scan</w:t>
+      </w:r>
+      <w:r>
+        <w:t>, la liste n’est pas transmise au serveur (le poste de l’élève).</w:t>
+      </w:r>
+    </w:p>
+    <w:p>
+      <w:r>
+        <w:t>Cela est problématique car cela rend un scan inutile car rien ne sera retourné.</w:t>
+      </w:r>
+      <w:r>
+        <w:t xml:space="preserve"> Mais </w:t>
+      </w:r>
+      <w:r>
+        <w:t xml:space="preserve">cela ne cause </w:t>
+      </w:r>
+      <w:r>
+        <w:t xml:space="preserve">pas de crash ou </w:t>
+      </w:r>
+      <w:r>
+        <w:t>d’</w:t>
+      </w:r>
+      <w:r>
+        <w:t>erreurs.</w:t>
+      </w:r>
+    </w:p>
+    <w:p>
+      <w:r>
+        <w:t>Supprimer l’option pour utiliser la liste principale est une solution. L’autre choix est d’isoler le problème (ce que je n’ai pas fait).</w:t>
+      </w:r>
+    </w:p>
+    <w:p/>
+    <w:p>
+      <w:r>
+        <w:t>Sur la page avec les listes de ressource bannies</w:t>
+      </w:r>
+      <w:r>
+        <w:t>.</w:t>
+      </w:r>
+      <w:r>
+        <w:t xml:space="preserve"> </w:t>
+      </w:r>
+      <w:r>
+        <w:t xml:space="preserve">Lors </w:t>
+      </w:r>
+      <w:r>
+        <w:t>l’affichage des éléments dans la liste</w:t>
+      </w:r>
+      <w:r>
+        <w:t xml:space="preserve">, la taille des </w:t>
+      </w:r>
+      <w:proofErr w:type="spellStart"/>
+      <w:r>
+        <w:t>textbox</w:t>
+      </w:r>
+      <w:proofErr w:type="spellEnd"/>
+      <w:r>
+        <w:t xml:space="preserve"> ne sont pas automatique et donc la marge en bas est plus grosse que celle d’en haut.</w:t>
+      </w:r>
+      <w:r>
+        <w:t xml:space="preserve"> </w:t>
+      </w:r>
+    </w:p>
+    <w:p>
+      <w:r>
+        <w:lastRenderedPageBreak/>
+        <w:t>Cela ne cause pas de problème</w:t>
+      </w:r>
+      <w:r>
+        <w:t>, pas de crash ou d’erreur pour plus tard.</w:t>
+      </w:r>
+    </w:p>
+    <w:p>
+      <w:r>
+        <w:t xml:space="preserve">J’ai déjà essayé de régler se problème en modifiant la taille de la </w:t>
+      </w:r>
+      <w:proofErr w:type="spellStart"/>
+      <w:r>
+        <w:t>textbox</w:t>
+      </w:r>
+      <w:proofErr w:type="spellEnd"/>
+      <w:r>
+        <w:t xml:space="preserve"> dynamiquement quand la taille du user control est modifiée mais ça n’a pas marché donc je n’ai pas d’idée. Il faudrait faire plus de recherches pour trouver une solution.</w:t>
+      </w:r>
+    </w:p>
+    <w:bookmarkEnd w:id="79"/>
+    <w:p>
+      <w:pPr>
+        <w:rPr>
+          <w:i/>
+        </w:rPr>
+      </w:pPr>
+    </w:p>
+    <w:p>
+      <w:pPr>
+        <w:pStyle w:val="Titre3"/>
+      </w:pPr>
+      <w:bookmarkStart w:id="82" w:name="_Toc185663473"/>
+      <w:bookmarkStart w:id="83" w:name="_Toc192832141"/>
+      <w:r>
+        <w:t>Stories</w:t>
+      </w:r>
+      <w:bookmarkEnd w:id="82"/>
+      <w:bookmarkEnd w:id="83"/>
+    </w:p>
+    <w:p/>
+    <w:p>
+      <w:pPr>
+        <w:rPr>
+          <w:u w:val="single"/>
+        </w:rPr>
+      </w:pPr>
+      <w:r>
+        <w:rPr>
+          <w:u w:val="single"/>
+        </w:rPr>
+        <w:t>Démarrer/Clôturer une session de monitoring</w:t>
+      </w:r>
+      <w:r>
+        <w:rPr>
+          <w:u w:val="single"/>
+        </w:rPr>
+        <w:t> :</w:t>
+      </w:r>
+    </w:p>
+    <w:p>
+      <w:pPr>
+        <w:rPr>
+          <w:u w:val="single"/>
+        </w:rPr>
+      </w:pPr>
+    </w:p>
+    <w:p>
+      <w:r>
+        <w:t xml:space="preserve">Je n’ai pas fait cet </w:t>
+      </w:r>
+      <w:proofErr w:type="spellStart"/>
+      <w:r>
+        <w:t>storie</w:t>
+      </w:r>
+      <w:proofErr w:type="spellEnd"/>
+      <w:r>
+        <w:t xml:space="preserve"> bien que faite en partie. </w:t>
+      </w:r>
+      <w:r>
+        <w:t xml:space="preserve">La session peut être lancée, le </w:t>
+      </w:r>
+      <w:proofErr w:type="spellStart"/>
+      <w:r>
+        <w:t>heart</w:t>
+      </w:r>
+      <w:proofErr w:type="spellEnd"/>
+      <w:r>
+        <w:t xml:space="preserve"> beat commence. Mais je n’ai pas eu le temp d’ajouter la fonction pour clôturer la session.</w:t>
+      </w:r>
+    </w:p>
+    <w:p/>
+    <w:p>
+      <w:pPr>
+        <w:rPr>
+          <w:u w:val="single"/>
+        </w:rPr>
+      </w:pPr>
+      <w:r>
+        <w:rPr>
+          <w:u w:val="single"/>
+        </w:rPr>
+        <w:t>Afficher le Pc en rouge si un dépassement est découvert dessus</w:t>
+      </w:r>
+      <w:r>
+        <w:rPr>
+          <w:u w:val="single"/>
+        </w:rPr>
+        <w:t> :</w:t>
+      </w:r>
+    </w:p>
+    <w:p>
+      <w:pPr>
+        <w:rPr>
+          <w:u w:val="single"/>
+        </w:rPr>
+      </w:pPr>
+    </w:p>
+    <w:p>
+      <w:r>
+        <w:t>Cette</w:t>
+      </w:r>
+      <w:r>
+        <w:t xml:space="preserve"> </w:t>
+      </w:r>
+      <w:proofErr w:type="spellStart"/>
+      <w:r>
+        <w:t>storie</w:t>
+      </w:r>
+      <w:proofErr w:type="spellEnd"/>
+      <w:r>
+        <w:t xml:space="preserve"> aussi a été commencée mais pas finie. L’affichage de l’alerte est implémenté mais </w:t>
+      </w:r>
+      <w:r>
+        <w:t xml:space="preserve">les infractions ne sont pas </w:t>
+      </w:r>
+      <w:r>
+        <w:t>remontées</w:t>
+      </w:r>
+      <w:r>
+        <w:t xml:space="preserve"> au pc du prof donc pas d’affichage.</w:t>
+      </w:r>
+      <w:r>
+        <w:t xml:space="preserve"> Les infractions sont bien détectées.</w:t>
+      </w:r>
+    </w:p>
+    <w:p>
+      <w:pPr>
+        <w:rPr>
+          <w:u w:val="single"/>
+        </w:rPr>
+      </w:pPr>
+    </w:p>
+    <w:p>
+      <w:pPr>
+        <w:rPr>
+          <w:u w:val="single"/>
+        </w:rPr>
+      </w:pPr>
+      <w:r>
+        <w:rPr>
+          <w:u w:val="single"/>
+        </w:rPr>
+        <w:t>Popup quand un dépassement est détecté (prof)</w:t>
+      </w:r>
+      <w:r>
+        <w:rPr>
+          <w:u w:val="single"/>
+        </w:rPr>
+        <w:t> :</w:t>
+      </w:r>
+    </w:p>
+    <w:p>
+      <w:pPr>
         <w:rPr>
           <w:i/>
           <w:iCs/>
         </w:rPr>
       </w:pPr>
-      <w:r>
+    </w:p>
+    <w:p>
+      <w:r>
+        <w:t xml:space="preserve">Comme pour la </w:t>
+      </w:r>
+      <w:proofErr w:type="spellStart"/>
+      <w:r>
+        <w:t>storie</w:t>
+      </w:r>
+      <w:proofErr w:type="spellEnd"/>
+      <w:r>
+        <w:t xml:space="preserve"> «</w:t>
+      </w:r>
+      <w:r>
+        <w:t> </w:t>
+      </w:r>
+      <w:r>
+        <w:t>Afficher le Pc en rouge si un dépassement est découvert dessus</w:t>
+      </w:r>
+      <w:r>
+        <w:t> »</w:t>
+      </w:r>
+      <w:r>
+        <w:t>, les erreurs du coté élève sont détectées mais pas affichées. L’affichage du message est implémenté mais jamais appelé car rien n’est remonté.</w:t>
+      </w:r>
+    </w:p>
+    <w:p>
+      <w:pPr>
         <w:rPr>
           <w:i/>
           <w:iCs/>
         </w:rPr>
-        <w:t xml:space="preserve">S'il reste encore des erreurs : </w:t>
-      </w:r>
-    </w:p>
-    <w:p>
-      <w:pPr>
-        <w:ind w:left="426"/>
-        <w:rPr>
-          <w:i/>
-        </w:rPr>
-      </w:pPr>
-    </w:p>
-    <w:p>
-      <w:pPr>
-        <w:numPr>
-          <w:ilvl w:val="0"/>
-          <w:numId w:val="3"/>
-        </w:numPr>
-        <w:rPr>
-          <w:i/>
-        </w:rPr>
-      </w:pPr>
-      <w:r>
-        <w:rPr>
-          <w:i/>
-        </w:rPr>
-        <w:t>Description détaillée</w:t>
-      </w:r>
-    </w:p>
-    <w:p>
-      <w:pPr>
-        <w:numPr>
-          <w:ilvl w:val="0"/>
-          <w:numId w:val="3"/>
-        </w:numPr>
-        <w:rPr>
-          <w:i/>
-        </w:rPr>
-      </w:pPr>
-      <w:r>
-        <w:rPr>
-          <w:i/>
-        </w:rPr>
-        <w:t>Conséquences sur l'utilisation du produit</w:t>
-      </w:r>
-      <w:bookmarkEnd w:id="72"/>
-    </w:p>
-    <w:p>
-      <w:pPr>
-        <w:numPr>
-          <w:ilvl w:val="0"/>
-          <w:numId w:val="3"/>
-        </w:numPr>
-        <w:rPr>
-          <w:i/>
-        </w:rPr>
-      </w:pPr>
-      <w:r>
-        <w:rPr>
-          <w:i/>
-        </w:rPr>
-        <w:t>Actions envisagées ou possibles</w:t>
-      </w:r>
-    </w:p>
-    <w:p>
-      <w:pPr>
-        <w:rPr>
-          <w:i/>
-        </w:rPr>
       </w:pPr>
     </w:p>
     <w:p>
       <w:pPr>
         <w:pStyle w:val="Titre3"/>
       </w:pPr>
-      <w:bookmarkStart w:id="75" w:name="_Toc185663473"/>
-      <w:bookmarkStart w:id="76" w:name="_Toc192686684"/>
-      <w:r>
-        <w:t>Stories</w:t>
-      </w:r>
-      <w:bookmarkEnd w:id="75"/>
-      <w:bookmarkEnd w:id="76"/>
-    </w:p>
-    <w:p>
-      <w:pPr>
-        <w:ind w:left="426"/>
-        <w:rPr>
-          <w:i/>
-          <w:iCs/>
-        </w:rPr>
-      </w:pPr>
-    </w:p>
-    <w:p>
-      <w:pPr>
-        <w:rPr>
-          <w:b/>
-          <w:i/>
-          <w:iCs/>
-          <w:color w:val="FF0000"/>
-        </w:rPr>
-      </w:pPr>
-      <w:r>
-        <w:rPr>
-          <w:b/>
-          <w:i/>
-          <w:iCs/>
-          <w:color w:val="FF0000"/>
-        </w:rPr>
-        <w:t>Ce qu’on pensait faire vs ce qu’on a fait</w:t>
-      </w:r>
-    </w:p>
-    <w:p>
-      <w:pPr>
-        <w:ind w:left="426"/>
-        <w:rPr>
-          <w:i/>
-          <w:iCs/>
-        </w:rPr>
-      </w:pPr>
-    </w:p>
-    <w:p>
-      <w:pPr>
-        <w:pStyle w:val="Titre3"/>
-      </w:pPr>
-      <w:bookmarkStart w:id="77" w:name="_Toc185663474"/>
-      <w:bookmarkStart w:id="78" w:name="_Toc192686685"/>
+      <w:bookmarkStart w:id="84" w:name="_Toc185663474"/>
+      <w:bookmarkStart w:id="85" w:name="_Toc192832142"/>
       <w:r>
         <w:t>Dette technique</w:t>
       </w:r>
-      <w:bookmarkEnd w:id="77"/>
-      <w:bookmarkEnd w:id="78"/>
+      <w:bookmarkEnd w:id="84"/>
+      <w:bookmarkEnd w:id="85"/>
       <w:r>
         <w:t xml:space="preserve"> </w:t>
       </w:r>
@@ -21471,54 +22345,54 @@
           <w:u w:val="single"/>
         </w:rPr>
       </w:pPr>
+      <w:r>
+        <w:rPr>
+          <w:u w:val="single"/>
+        </w:rPr>
+        <w:t>TextBox s’affichant mal</w:t>
+      </w:r>
+      <w:r>
+        <w:rPr>
+          <w:u w:val="single"/>
+        </w:rPr>
+        <w:t> :</w:t>
+      </w:r>
+    </w:p>
+    <w:p>
+      <w:pPr>
+        <w:rPr>
+          <w:u w:val="single"/>
+        </w:rPr>
+      </w:pPr>
+    </w:p>
+    <w:p>
+      <w:pPr>
+        <w:keepNext/>
+      </w:pPr>
+      <w:r>
+        <w:t xml:space="preserve">Les </w:t>
+      </w:r>
       <w:proofErr w:type="spellStart"/>
       <w:r>
-        <w:rPr>
-          <w:u w:val="single"/>
-        </w:rPr>
-        <w:t>TextBox</w:t>
+        <w:t>textboxes</w:t>
       </w:r>
       <w:proofErr w:type="spellEnd"/>
       <w:r>
-        <w:rPr>
-          <w:u w:val="single"/>
-        </w:rPr>
-        <w:t xml:space="preserve"> s’affichant mal</w:t>
-      </w:r>
-      <w:r>
-        <w:rPr>
-          <w:u w:val="single"/>
-        </w:rPr>
-        <w:t> :</w:t>
-      </w:r>
-    </w:p>
-    <w:p/>
+        <w:t xml:space="preserve"> de la sous liste des ressources bannies ne font pas la même taille que celles de la liste principale. J’ai essayé de régler ce problème mais après trop de temp perdu j’ai choisi de mettre un //TODO et de passer à la suite. </w:t>
+      </w:r>
+    </w:p>
     <w:p>
       <w:pPr>
         <w:keepNext/>
-      </w:pPr>
-      <w:r>
-        <w:t xml:space="preserve">Les </w:t>
-      </w:r>
-      <w:proofErr w:type="spellStart"/>
-      <w:r>
-        <w:t>textboxes</w:t>
-      </w:r>
-      <w:proofErr w:type="spellEnd"/>
-      <w:r>
-        <w:t xml:space="preserve"> de la sous liste des ressources bannies ne font pas la même taille que celles de la liste principale. J’ai essayé de régler ce problème mais après trop de </w:t>
-      </w:r>
-      <w:r>
-        <w:lastRenderedPageBreak/>
-        <w:t xml:space="preserve">temp perdu j’ai choisi de mettre un //TODO et de passer à la suite. </w:t>
-      </w:r>
+        <w:jc w:val="center"/>
+      </w:pPr>
       <w:r>
         <w:rPr>
           <w:noProof/>
         </w:rPr>
         <w:drawing>
-          <wp:inline distT="0" distB="0" distL="0" distR="0" wp14:anchorId="4D244976" wp14:editId="7D6773D2">
-            <wp:extent cx="5756910" cy="3562350"/>
+          <wp:inline distT="0" distB="0" distL="0" distR="0" wp14:anchorId="4D244976" wp14:editId="5BF47B2E">
+            <wp:extent cx="4394579" cy="2719346"/>
             <wp:effectExtent l="0" t="0" r="0" b="0"/>
             <wp:docPr id="5" name="Image 5"/>
             <wp:cNvGraphicFramePr>
@@ -21534,7 +22408,7 @@
                     </pic:cNvPicPr>
                   </pic:nvPicPr>
                   <pic:blipFill>
-                    <a:blip r:embed="rId24">
+                    <a:blip r:embed="rId24" cstate="print">
                       <a:extLst>
                         <a:ext uri="{28A0092B-C50C-407E-A947-70E740481C1C}">
                           <a14:useLocalDpi xmlns:a14="http://schemas.microsoft.com/office/drawing/2010/main" val="0"/>
@@ -21549,7 +22423,7 @@
                   <pic:spPr bwMode="auto">
                     <a:xfrm>
                       <a:off x="0" y="0"/>
-                      <a:ext cx="5756910" cy="3562350"/>
+                      <a:ext cx="4408234" cy="2727796"/>
                     </a:xfrm>
                     <a:prstGeom prst="rect">
                       <a:avLst/>
@@ -21632,7 +22506,7 @@
       <w:r>
         <w:t xml:space="preserve"> </w:t>
       </w:r>
-      <w:bookmarkStart w:id="79" w:name="_Toc192686646"/>
+      <w:bookmarkStart w:id="86" w:name="_Toc192832169"/>
       <w:r>
         <w:t xml:space="preserve">3.8.3 </w:t>
       </w:r>
@@ -21646,7 +22520,7 @@
       <w:r>
         <w:t>texbox</w:t>
       </w:r>
-      <w:bookmarkEnd w:id="79"/>
+      <w:bookmarkEnd w:id="86"/>
       <w:proofErr w:type="spellEnd"/>
     </w:p>
     <w:p>
@@ -21666,8 +22540,8 @@
           <w:iCs/>
         </w:rPr>
       </w:pPr>
-      <w:bookmarkStart w:id="80" w:name="_Toc185663475"/>
-      <w:bookmarkStart w:id="81" w:name="_Toc192686686"/>
+      <w:bookmarkStart w:id="87" w:name="_Toc185663475"/>
+      <w:bookmarkStart w:id="88" w:name="_Toc192832143"/>
       <w:r>
         <w:rPr>
           <w:i w:val="0"/>
@@ -21675,12 +22549,12 @@
         </w:rPr>
         <w:t>Recours à l’intelligence artificielle</w:t>
       </w:r>
-      <w:bookmarkEnd w:id="80"/>
-      <w:bookmarkEnd w:id="81"/>
+      <w:bookmarkEnd w:id="87"/>
+      <w:bookmarkEnd w:id="88"/>
     </w:p>
     <w:p/>
     <w:p>
-      <w:bookmarkStart w:id="82" w:name="_Hlk192668105"/>
+      <w:bookmarkStart w:id="89" w:name="_Hlk192668105"/>
       <w:r>
         <w:t xml:space="preserve">J’ai utilisé </w:t>
       </w:r>
@@ -21807,24 +22681,19 @@
       <w:r>
         <w:t xml:space="preserve"> trouvée sur </w:t>
       </w:r>
-      <w:proofErr w:type="spellStart"/>
-      <w:r>
-        <w:t>Flation</w:t>
-      </w:r>
-      <w:proofErr w:type="spellEnd"/>
+      <w:hyperlink r:id="rId25" w:history="1">
+        <w:proofErr w:type="spellStart"/>
+        <w:r>
+          <w:rPr>
+            <w:rStyle w:val="Lienhypertexte"/>
+          </w:rPr>
+          <w:t>Flation</w:t>
+        </w:r>
+        <w:proofErr w:type="spellEnd"/>
+      </w:hyperlink>
       <w:r>
         <w:t>.</w:t>
       </w:r>
-    </w:p>
-    <w:bookmarkEnd w:id="82"/>
-    <w:p>
-      <w:pPr>
-        <w:pStyle w:val="En-tte"/>
-        <w:rPr>
-          <w:rFonts w:cs="Arial"/>
-          <w:iCs/>
-        </w:rPr>
-      </w:pPr>
     </w:p>
     <w:p>
       <w:pPr>
@@ -21834,16 +22703,16 @@
           <w:iCs/>
         </w:rPr>
       </w:pPr>
-      <w:bookmarkStart w:id="83" w:name="_Toc192686687"/>
+      <w:bookmarkStart w:id="90" w:name="_Toc192832144"/>
+      <w:bookmarkEnd w:id="89"/>
       <w:r>
         <w:rPr>
           <w:i w:val="0"/>
           <w:iCs/>
         </w:rPr>
-        <w:lastRenderedPageBreak/>
         <w:t>Liste des documents</w:t>
       </w:r>
-      <w:bookmarkEnd w:id="70"/>
+      <w:bookmarkEnd w:id="76"/>
       <w:r>
         <w:rPr>
           <w:i w:val="0"/>
@@ -21851,8 +22720,8 @@
         </w:rPr>
         <w:t xml:space="preserve"> fournis</w:t>
       </w:r>
-      <w:bookmarkEnd w:id="71"/>
-      <w:bookmarkEnd w:id="83"/>
+      <w:bookmarkEnd w:id="77"/>
+      <w:bookmarkEnd w:id="90"/>
     </w:p>
     <w:p>
       <w:pPr>
@@ -22021,18 +22890,18 @@
           <w:tab w:val="num" w:pos="360"/>
         </w:tabs>
       </w:pPr>
-      <w:bookmarkStart w:id="84" w:name="_Toc25553328"/>
-      <w:bookmarkStart w:id="85" w:name="_Toc71703263"/>
-      <w:bookmarkStart w:id="86" w:name="_Toc192686688"/>
+      <w:bookmarkStart w:id="91" w:name="_Toc25553328"/>
+      <w:bookmarkStart w:id="92" w:name="_Toc71703263"/>
+      <w:bookmarkStart w:id="93" w:name="_Toc192832145"/>
       <w:r>
         <w:t>C</w:t>
       </w:r>
-      <w:bookmarkEnd w:id="84"/>
-      <w:bookmarkEnd w:id="85"/>
+      <w:bookmarkEnd w:id="91"/>
+      <w:bookmarkEnd w:id="92"/>
       <w:r>
         <w:t>onclusions</w:t>
       </w:r>
-      <w:bookmarkEnd w:id="86"/>
+      <w:bookmarkEnd w:id="93"/>
     </w:p>
     <w:p/>
     <w:p>
@@ -22120,6 +22989,7 @@
         <w:ind w:left="357"/>
       </w:pPr>
       <w:r>
+        <w:lastRenderedPageBreak/>
         <w:t xml:space="preserve">Personnellement j’ai beaucoup aimé </w:t>
       </w:r>
       <w:proofErr w:type="spellStart"/>
@@ -22224,183 +23094,48 @@
       <w:r>
         <w:t xml:space="preserve"> des listes plus facilement comme un site web tout simple ou un serveur centralisé ou on peut aller chercher </w:t>
       </w:r>
+      <w:r>
+        <w:t>des listes</w:t>
+      </w:r>
+      <w:r>
+        <w:t xml:space="preserve"> faites par d’autre prof pour avoir une base pour des champ tel que l’IA ou </w:t>
+      </w:r>
+      <w:r>
+        <w:t>les forums</w:t>
+      </w:r>
+      <w:r>
+        <w:t xml:space="preserve"> tel que stack </w:t>
+      </w:r>
+      <w:proofErr w:type="spellStart"/>
+      <w:r>
+        <w:t>overflow</w:t>
+      </w:r>
+      <w:proofErr w:type="spellEnd"/>
+      <w:r>
+        <w:t>.</w:t>
+      </w:r>
+      <w:r>
+        <w:t xml:space="preserve"> Sur la </w:t>
+      </w:r>
+      <w:r>
+        <w:t>page qui liste tous les pcs scannés,</w:t>
+      </w:r>
+      <w:r>
+        <w:t xml:space="preserve"> comme la détection de </w:t>
+      </w:r>
+      <w:r>
+        <w:t>tout le pc</w:t>
+      </w:r>
+      <w:r>
+        <w:t xml:space="preserve"> est lancée en même temp et que l’affichage se fait après que le scan </w:t>
+      </w:r>
       <w:proofErr w:type="gramStart"/>
       <w:r>
-        <w:t>des liste</w:t>
+        <w:t>soit</w:t>
       </w:r>
       <w:proofErr w:type="gramEnd"/>
       <w:r>
-        <w:t xml:space="preserve"> faites par d’autre prof pour avoir une base pour des champ tel que l’IA ou les forum tel que stack </w:t>
-      </w:r>
-      <w:proofErr w:type="spellStart"/>
-      <w:r>
-        <w:t>overflow</w:t>
-      </w:r>
-      <w:proofErr w:type="spellEnd"/>
-      <w:r>
-        <w:t>.</w:t>
-      </w:r>
-    </w:p>
-    <w:p>
-      <w:pPr>
-        <w:pStyle w:val="En-tte"/>
-        <w:ind w:left="357"/>
-      </w:pPr>
-    </w:p>
-    <w:p>
-      <w:pPr>
-        <w:pStyle w:val="Retraitnormal1"/>
-        <w:numPr>
-          <w:ilvl w:val="0"/>
-          <w:numId w:val="0"/>
-        </w:numPr>
-        <w:ind w:left="357"/>
-        <w:rPr>
-          <w:rFonts w:ascii="Arial" w:hAnsi="Arial" w:cs="Arial"/>
-          <w:i/>
-          <w:iCs/>
-          <w:sz w:val="24"/>
-          <w:szCs w:val="24"/>
-        </w:rPr>
-      </w:pPr>
-      <w:r>
-        <w:rPr>
-          <w:rFonts w:ascii="Arial" w:hAnsi="Arial" w:cs="Arial"/>
-          <w:i/>
-          <w:iCs/>
-          <w:sz w:val="24"/>
-          <w:szCs w:val="24"/>
-        </w:rPr>
-        <w:t xml:space="preserve">Développez en tous cas les points </w:t>
-      </w:r>
-      <w:r>
-        <w:rPr>
-          <w:rFonts w:ascii="Arial" w:hAnsi="Arial" w:cs="Arial"/>
-          <w:i/>
-          <w:iCs/>
-          <w:sz w:val="24"/>
-          <w:szCs w:val="24"/>
-        </w:rPr>
-        <w:t>suivants :</w:t>
-      </w:r>
-    </w:p>
-    <w:p>
-      <w:pPr>
-        <w:pStyle w:val="Retraitnormal1"/>
-        <w:numPr>
-          <w:ilvl w:val="0"/>
-          <w:numId w:val="0"/>
-        </w:numPr>
-        <w:ind w:left="357"/>
-        <w:rPr>
-          <w:rFonts w:ascii="Arial" w:hAnsi="Arial" w:cs="Arial"/>
-          <w:i/>
-          <w:sz w:val="24"/>
-        </w:rPr>
-      </w:pPr>
-    </w:p>
-    <w:p>
-      <w:pPr>
-        <w:numPr>
-          <w:ilvl w:val="0"/>
-          <w:numId w:val="3"/>
-        </w:numPr>
-        <w:rPr>
-          <w:rFonts w:cs="Arial"/>
-          <w:i/>
-        </w:rPr>
-      </w:pPr>
-      <w:r>
-        <w:rPr>
-          <w:rFonts w:cs="Arial"/>
-          <w:i/>
-        </w:rPr>
-        <w:lastRenderedPageBreak/>
-        <w:t>Objectifs atteints / non-atteints</w:t>
-      </w:r>
-    </w:p>
-    <w:p>
-      <w:pPr>
-        <w:numPr>
-          <w:ilvl w:val="0"/>
-          <w:numId w:val="3"/>
-        </w:numPr>
-        <w:rPr>
-          <w:rFonts w:cs="Arial"/>
-          <w:i/>
-        </w:rPr>
-      </w:pPr>
-      <w:r>
-        <w:rPr>
-          <w:rFonts w:cs="Arial"/>
-          <w:i/>
-        </w:rPr>
-        <w:t>Bilan personnel : p</w:t>
-      </w:r>
-      <w:r>
-        <w:rPr>
-          <w:rFonts w:cs="Arial"/>
-          <w:i/>
-        </w:rPr>
-        <w:t>oints positifs / négatifs</w:t>
-      </w:r>
-    </w:p>
-    <w:p>
-      <w:pPr>
-        <w:numPr>
-          <w:ilvl w:val="0"/>
-          <w:numId w:val="3"/>
-        </w:numPr>
-        <w:rPr>
-          <w:rFonts w:cs="Arial"/>
-          <w:i/>
-        </w:rPr>
-      </w:pPr>
-      <w:r>
-        <w:rPr>
-          <w:rFonts w:cs="Arial"/>
-          <w:i/>
-        </w:rPr>
-        <w:t>Difficultés particulières</w:t>
-      </w:r>
-    </w:p>
-    <w:p>
-      <w:pPr>
-        <w:numPr>
-          <w:ilvl w:val="0"/>
-          <w:numId w:val="3"/>
-        </w:numPr>
-        <w:rPr>
-          <w:rFonts w:cs="Arial"/>
-          <w:i/>
-        </w:rPr>
-      </w:pPr>
-      <w:r>
-        <w:rPr>
-          <w:rFonts w:cs="Arial"/>
-          <w:i/>
-        </w:rPr>
-        <w:t>Suites possibles pour le projet (évolutions &amp; améliorations)</w:t>
-      </w:r>
-    </w:p>
-    <w:p>
-      <w:pPr>
-        <w:rPr>
-          <w:szCs w:val="14"/>
-        </w:rPr>
-      </w:pPr>
-    </w:p>
-    <w:p>
-      <w:pPr>
-        <w:rPr>
-          <w:szCs w:val="14"/>
-        </w:rPr>
-      </w:pPr>
-      <w:r>
-        <w:rPr>
-          <w:szCs w:val="14"/>
-        </w:rPr>
-        <w:br w:type="page"/>
+        <w:t xml:space="preserve"> fini, les machines sont dans le désordre. </w:t>
       </w:r>
     </w:p>
     <w:p>
@@ -22410,17 +23145,16 @@
           <w:tab w:val="num" w:pos="360"/>
         </w:tabs>
       </w:pPr>
-      <w:bookmarkStart w:id="87" w:name="_Toc71703264"/>
-      <w:bookmarkStart w:id="88" w:name="_Toc192686689"/>
-      <w:r>
-        <w:lastRenderedPageBreak/>
+      <w:bookmarkStart w:id="94" w:name="_Toc71703264"/>
+      <w:bookmarkStart w:id="95" w:name="_Toc192832146"/>
+      <w:r>
         <w:t>A</w:t>
       </w:r>
-      <w:bookmarkEnd w:id="87"/>
+      <w:bookmarkEnd w:id="94"/>
       <w:r>
         <w:t>nnexes</w:t>
       </w:r>
-      <w:bookmarkEnd w:id="88"/>
+      <w:bookmarkEnd w:id="95"/>
     </w:p>
     <w:p/>
     <w:p>
@@ -22431,7 +23165,7 @@
           <w:iCs/>
         </w:rPr>
       </w:pPr>
-      <w:bookmarkStart w:id="89" w:name="_Toc192686690"/>
+      <w:bookmarkStart w:id="96" w:name="_Toc192832147"/>
       <w:r>
         <w:rPr>
           <w:i w:val="0"/>
@@ -22439,16 +23173,18 @@
         </w:rPr>
         <w:t>Résumé du rapport du TPI / version succincte de la documentation</w:t>
       </w:r>
-      <w:bookmarkEnd w:id="89"/>
+      <w:bookmarkEnd w:id="96"/>
     </w:p>
     <w:p/>
     <w:p>
       <w:pPr>
         <w:pStyle w:val="Titre3"/>
       </w:pPr>
+      <w:bookmarkStart w:id="97" w:name="_Toc192832148"/>
       <w:r>
         <w:t>Situation de départ</w:t>
       </w:r>
+      <w:bookmarkEnd w:id="97"/>
     </w:p>
     <w:p/>
     <w:p>
@@ -22470,8 +23206,13 @@
       <w:pPr>
         <w:pStyle w:val="Titre3"/>
       </w:pPr>
-      <w:r>
-        <w:t xml:space="preserve">Mise en œuvre </w:t>
+      <w:bookmarkStart w:id="98" w:name="_Toc192832149"/>
+      <w:r>
+        <w:t>Mise en œuvre</w:t>
+      </w:r>
+      <w:bookmarkEnd w:id="98"/>
+      <w:r>
+        <w:t xml:space="preserve"> </w:t>
       </w:r>
     </w:p>
     <w:p/>
@@ -22485,9 +23226,11 @@
       <w:pPr>
         <w:pStyle w:val="Titre3"/>
       </w:pPr>
+      <w:bookmarkStart w:id="99" w:name="_Toc192832150"/>
       <w:r>
         <w:t>Résultat final</w:t>
       </w:r>
+      <w:bookmarkEnd w:id="99"/>
     </w:p>
     <w:p>
       <w:pPr>
@@ -22497,8 +23240,8 @@
           <w:iCs/>
         </w:rPr>
       </w:pPr>
-      <w:bookmarkStart w:id="90" w:name="_Toc71703265"/>
-      <w:bookmarkStart w:id="91" w:name="_Toc192686691"/>
+      <w:bookmarkStart w:id="100" w:name="_Toc71703265"/>
+      <w:bookmarkStart w:id="101" w:name="_Toc192832151"/>
       <w:r>
         <w:rPr>
           <w:i w:val="0"/>
@@ -22506,8 +23249,8 @@
         </w:rPr>
         <w:t>Sources – Bibliographie</w:t>
       </w:r>
-      <w:bookmarkEnd w:id="90"/>
-      <w:bookmarkEnd w:id="91"/>
+      <w:bookmarkEnd w:id="100"/>
+      <w:bookmarkEnd w:id="101"/>
     </w:p>
     <w:p>
       <w:pPr>
@@ -22543,7 +23286,7 @@
           <w:lang w:val="en-US"/>
         </w:rPr>
       </w:pPr>
-      <w:hyperlink r:id="rId25" w:history="1">
+      <w:hyperlink r:id="rId26" w:history="1">
         <w:proofErr w:type="spellStart"/>
         <w:proofErr w:type="gramStart"/>
         <w:r>
@@ -22596,6 +23339,7 @@
           <w:iCs/>
           <w:lang w:val="fr-CH"/>
         </w:rPr>
+        <w:lastRenderedPageBreak/>
         <w:t>Site ou j’ai pris t</w:t>
       </w:r>
       <w:r>
@@ -22625,7 +23369,7 @@
           <w:lang w:val="fr-CH"/>
         </w:rPr>
       </w:pPr>
-      <w:hyperlink r:id="rId26" w:history="1">
+      <w:hyperlink r:id="rId27" w:history="1">
         <w:proofErr w:type="spellStart"/>
         <w:r>
           <w:rPr>
@@ -22698,7 +23442,7 @@
           <w:lang w:val="fr-CH"/>
         </w:rPr>
       </w:pPr>
-      <w:hyperlink r:id="rId27" w:history="1">
+      <w:hyperlink r:id="rId28" w:history="1">
         <w:proofErr w:type="spellStart"/>
         <w:r>
           <w:rPr>
@@ -22764,7 +23508,7 @@
           <w:lang w:val="fr-CH"/>
         </w:rPr>
       </w:pPr>
-      <w:hyperlink r:id="rId28" w:history="1">
+      <w:hyperlink r:id="rId29" w:history="1">
         <w:r>
           <w:rPr>
             <w:rStyle w:val="Lienhypertexte"/>
@@ -22844,7 +23588,7 @@
           <w:lang w:val="fr-CH"/>
         </w:rPr>
       </w:pPr>
-      <w:hyperlink r:id="rId29" w:history="1">
+      <w:hyperlink r:id="rId30" w:history="1">
         <w:proofErr w:type="spellStart"/>
         <w:r>
           <w:rPr>
@@ -22930,7 +23674,7 @@
           <w:lang w:val="fr-CH"/>
         </w:rPr>
       </w:pPr>
-      <w:hyperlink r:id="rId30" w:history="1">
+      <w:hyperlink r:id="rId31" w:history="1">
         <w:proofErr w:type="spellStart"/>
         <w:r>
           <w:rPr>
@@ -22980,7 +23724,7 @@
           <w:lang w:val="fr-CH"/>
         </w:rPr>
       </w:pPr>
-      <w:hyperlink r:id="rId31" w:history="1">
+      <w:hyperlink r:id="rId32" w:history="1">
         <w:r>
           <w:rPr>
             <w:rStyle w:val="Lienhypertexte"/>
@@ -23052,19 +23796,18 @@
           <w:iCs/>
         </w:rPr>
       </w:pPr>
-      <w:bookmarkStart w:id="92" w:name="_Toc25553330"/>
-      <w:bookmarkStart w:id="93" w:name="_Toc71703266"/>
-      <w:bookmarkStart w:id="94" w:name="_Toc192686692"/>
+      <w:bookmarkStart w:id="102" w:name="_Toc25553330"/>
+      <w:bookmarkStart w:id="103" w:name="_Toc71703266"/>
+      <w:bookmarkStart w:id="104" w:name="_Toc192832152"/>
       <w:r>
         <w:rPr>
           <w:i w:val="0"/>
           <w:iCs/>
         </w:rPr>
-        <w:lastRenderedPageBreak/>
         <w:t xml:space="preserve">Journal de </w:t>
       </w:r>
-      <w:bookmarkEnd w:id="92"/>
-      <w:bookmarkEnd w:id="93"/>
+      <w:bookmarkEnd w:id="102"/>
+      <w:bookmarkEnd w:id="103"/>
       <w:r>
         <w:rPr>
           <w:i w:val="0"/>
@@ -23072,273 +23815,30 @@
         </w:rPr>
         <w:t>travail</w:t>
       </w:r>
-      <w:bookmarkEnd w:id="94"/>
+      <w:bookmarkEnd w:id="104"/>
     </w:p>
     <w:p/>
-    <w:tbl>
-      <w:tblPr>
-        <w:tblW w:w="9072" w:type="dxa"/>
-        <w:tblInd w:w="534" w:type="dxa"/>
-        <w:tblBorders>
-          <w:top w:val="single" w:sz="4" w:space="0" w:color="auto"/>
-          <w:left w:val="single" w:sz="4" w:space="0" w:color="auto"/>
-          <w:bottom w:val="single" w:sz="4" w:space="0" w:color="auto"/>
-          <w:right w:val="single" w:sz="4" w:space="0" w:color="auto"/>
-          <w:insideH w:val="single" w:sz="4" w:space="0" w:color="auto"/>
-          <w:insideV w:val="single" w:sz="4" w:space="0" w:color="auto"/>
-        </w:tblBorders>
-        <w:shd w:val="clear" w:color="auto" w:fill="BFBFBF" w:themeFill="background1" w:themeFillShade="BF"/>
-        <w:tblLook w:val="00A0" w:firstRow="1" w:lastRow="0" w:firstColumn="1" w:lastColumn="0" w:noHBand="0" w:noVBand="0"/>
-      </w:tblPr>
-      <w:tblGrid>
-        <w:gridCol w:w="820"/>
-        <w:gridCol w:w="897"/>
-        <w:gridCol w:w="4236"/>
-        <w:gridCol w:w="3119"/>
-      </w:tblGrid>
-      <w:tr>
-        <w:tc>
-          <w:tcPr>
-            <w:tcW w:w="820" w:type="dxa"/>
-            <w:shd w:val="clear" w:color="auto" w:fill="BFBFBF" w:themeFill="background1" w:themeFillShade="BF"/>
-          </w:tcPr>
-          <w:p>
-            <w:pPr>
-              <w:rPr>
-                <w:b/>
-                <w:strike/>
-              </w:rPr>
-            </w:pPr>
-            <w:r>
-              <w:rPr>
-                <w:b/>
-                <w:strike/>
-              </w:rPr>
-              <w:t>Date</w:t>
-            </w:r>
-          </w:p>
-        </w:tc>
-        <w:tc>
-          <w:tcPr>
-            <w:tcW w:w="897" w:type="dxa"/>
-            <w:shd w:val="clear" w:color="auto" w:fill="BFBFBF" w:themeFill="background1" w:themeFillShade="BF"/>
-          </w:tcPr>
-          <w:p>
-            <w:pPr>
-              <w:rPr>
-                <w:b/>
-                <w:strike/>
-              </w:rPr>
-            </w:pPr>
-            <w:r>
-              <w:rPr>
-                <w:b/>
-                <w:strike/>
-              </w:rPr>
-              <w:t>Durée</w:t>
-            </w:r>
-          </w:p>
-        </w:tc>
-        <w:tc>
-          <w:tcPr>
-            <w:tcW w:w="4236" w:type="dxa"/>
-            <w:shd w:val="clear" w:color="auto" w:fill="BFBFBF" w:themeFill="background1" w:themeFillShade="BF"/>
-          </w:tcPr>
-          <w:p>
-            <w:pPr>
-              <w:rPr>
-                <w:b/>
-                <w:strike/>
-              </w:rPr>
-            </w:pPr>
-            <w:r>
-              <w:rPr>
-                <w:b/>
-                <w:strike/>
-              </w:rPr>
-              <w:t>Activité</w:t>
-            </w:r>
-          </w:p>
-        </w:tc>
-        <w:tc>
-          <w:tcPr>
-            <w:tcW w:w="3119" w:type="dxa"/>
-            <w:shd w:val="clear" w:color="auto" w:fill="BFBFBF" w:themeFill="background1" w:themeFillShade="BF"/>
-          </w:tcPr>
-          <w:p>
-            <w:pPr>
-              <w:rPr>
-                <w:b/>
-                <w:strike/>
-              </w:rPr>
-            </w:pPr>
-            <w:r>
-              <w:rPr>
-                <w:b/>
-                <w:strike/>
-              </w:rPr>
-              <w:t>Remarques</w:t>
-            </w:r>
-          </w:p>
-        </w:tc>
-      </w:tr>
-      <w:tr>
-        <w:tc>
-          <w:tcPr>
-            <w:tcW w:w="820" w:type="dxa"/>
-            <w:shd w:val="clear" w:color="auto" w:fill="BFBFBF" w:themeFill="background1" w:themeFillShade="BF"/>
-          </w:tcPr>
-          <w:p>
-            <w:pPr>
-              <w:rPr>
-                <w:strike/>
-              </w:rPr>
-            </w:pPr>
-          </w:p>
-        </w:tc>
-        <w:tc>
-          <w:tcPr>
-            <w:tcW w:w="897" w:type="dxa"/>
-            <w:shd w:val="clear" w:color="auto" w:fill="BFBFBF" w:themeFill="background1" w:themeFillShade="BF"/>
-          </w:tcPr>
-          <w:p>
-            <w:pPr>
-              <w:rPr>
-                <w:strike/>
-              </w:rPr>
-            </w:pPr>
-          </w:p>
-        </w:tc>
-        <w:tc>
-          <w:tcPr>
-            <w:tcW w:w="4236" w:type="dxa"/>
-            <w:shd w:val="clear" w:color="auto" w:fill="BFBFBF" w:themeFill="background1" w:themeFillShade="BF"/>
-          </w:tcPr>
-          <w:p>
-            <w:pPr>
-              <w:rPr>
-                <w:strike/>
-              </w:rPr>
-            </w:pPr>
-          </w:p>
-        </w:tc>
-        <w:tc>
-          <w:tcPr>
-            <w:tcW w:w="3119" w:type="dxa"/>
-            <w:shd w:val="clear" w:color="auto" w:fill="BFBFBF" w:themeFill="background1" w:themeFillShade="BF"/>
-          </w:tcPr>
-          <w:p>
-            <w:pPr>
-              <w:rPr>
-                <w:strike/>
-              </w:rPr>
-            </w:pPr>
-          </w:p>
-        </w:tc>
-      </w:tr>
-      <w:tr>
-        <w:tc>
-          <w:tcPr>
-            <w:tcW w:w="820" w:type="dxa"/>
-            <w:shd w:val="clear" w:color="auto" w:fill="BFBFBF" w:themeFill="background1" w:themeFillShade="BF"/>
-          </w:tcPr>
-          <w:p>
-            <w:pPr>
-              <w:rPr>
-                <w:strike/>
-              </w:rPr>
-            </w:pPr>
-          </w:p>
-        </w:tc>
-        <w:tc>
-          <w:tcPr>
-            <w:tcW w:w="897" w:type="dxa"/>
-            <w:shd w:val="clear" w:color="auto" w:fill="BFBFBF" w:themeFill="background1" w:themeFillShade="BF"/>
-          </w:tcPr>
-          <w:p>
-            <w:pPr>
-              <w:rPr>
-                <w:strike/>
-              </w:rPr>
-            </w:pPr>
-          </w:p>
-        </w:tc>
-        <w:tc>
-          <w:tcPr>
-            <w:tcW w:w="4236" w:type="dxa"/>
-            <w:shd w:val="clear" w:color="auto" w:fill="BFBFBF" w:themeFill="background1" w:themeFillShade="BF"/>
-          </w:tcPr>
-          <w:p>
-            <w:pPr>
-              <w:rPr>
-                <w:strike/>
-              </w:rPr>
-            </w:pPr>
-          </w:p>
-        </w:tc>
-        <w:tc>
-          <w:tcPr>
-            <w:tcW w:w="3119" w:type="dxa"/>
-            <w:shd w:val="clear" w:color="auto" w:fill="BFBFBF" w:themeFill="background1" w:themeFillShade="BF"/>
-          </w:tcPr>
-          <w:p>
-            <w:pPr>
-              <w:rPr>
-                <w:strike/>
-              </w:rPr>
-            </w:pPr>
-          </w:p>
-        </w:tc>
-      </w:tr>
-    </w:tbl>
-    <w:p>
-      <w:pPr>
-        <w:ind w:left="1134" w:hanging="774"/>
-        <w:rPr>
-          <w:b/>
-          <w:bCs/>
-          <w:i/>
-          <w:iCs/>
-          <w:color w:val="FF0000"/>
-        </w:rPr>
-      </w:pPr>
-      <w:bookmarkStart w:id="95" w:name="_Toc25553331"/>
-    </w:p>
-    <w:p>
-      <w:pPr>
-        <w:ind w:left="1134" w:hanging="774"/>
-        <w:rPr>
-          <w:b/>
-          <w:bCs/>
-          <w:i/>
-          <w:iCs/>
-          <w:color w:val="FF0000"/>
-        </w:rPr>
-      </w:pPr>
-      <w:r>
-        <w:rPr>
-          <w:b/>
-          <w:bCs/>
-          <w:i/>
-          <w:iCs/>
-          <w:color w:val="FF0000"/>
-        </w:rPr>
-        <w:t xml:space="preserve">Référence à votre journal de travail (en PDF) </w:t>
-      </w:r>
-    </w:p>
-    <w:p>
-      <w:pPr>
-        <w:ind w:left="1134" w:hanging="774"/>
+    <w:p>
+      <w:pPr>
+        <w:ind w:firstLine="576"/>
         <w:rPr>
           <w:color w:val="000000" w:themeColor="text1"/>
         </w:rPr>
       </w:pPr>
+      <w:bookmarkStart w:id="105" w:name="_Toc25553331"/>
       <w:r>
         <w:rPr>
           <w:color w:val="000000" w:themeColor="text1"/>
         </w:rPr>
         <w:t xml:space="preserve">Mon journal de travail est en </w:t>
       </w:r>
+      <w:r>
+        <w:rPr>
+          <w:color w:val="000000" w:themeColor="text1"/>
+        </w:rPr>
+        <w:t>pièce jointe.</w:t>
+      </w:r>
+      <w:bookmarkEnd w:id="105"/>
     </w:p>
     <w:p>
       <w:pPr>
@@ -23346,22 +23846,21 @@
         <w:rPr>
           <w:i w:val="0"/>
           <w:iCs/>
-          <w:strike/>
-        </w:rPr>
-      </w:pPr>
-      <w:bookmarkStart w:id="96" w:name="_Toc71703267"/>
-      <w:bookmarkStart w:id="97" w:name="_Toc192686693"/>
+        </w:rPr>
+      </w:pPr>
+      <w:bookmarkStart w:id="106" w:name="_Toc25553332"/>
+      <w:bookmarkStart w:id="107" w:name="_Toc71703268"/>
+      <w:bookmarkStart w:id="108" w:name="_Toc192832154"/>
       <w:r>
         <w:rPr>
           <w:i w:val="0"/>
           <w:iCs/>
-          <w:strike/>
-        </w:rPr>
-        <w:t>Manuel d'Installation</w:t>
-      </w:r>
-      <w:bookmarkEnd w:id="95"/>
-      <w:bookmarkEnd w:id="96"/>
-      <w:bookmarkEnd w:id="97"/>
+        </w:rPr>
+        <w:t>Manuel d'Utilisation</w:t>
+      </w:r>
+      <w:bookmarkEnd w:id="106"/>
+      <w:bookmarkEnd w:id="107"/>
+      <w:bookmarkEnd w:id="108"/>
     </w:p>
     <w:p/>
     <w:p>
@@ -23372,56 +23871,33 @@
           <w:iCs/>
         </w:rPr>
       </w:pPr>
-      <w:bookmarkStart w:id="98" w:name="_Toc25553332"/>
-      <w:bookmarkStart w:id="99" w:name="_Toc71703268"/>
-      <w:bookmarkStart w:id="100" w:name="_Toc192686694"/>
+      <w:bookmarkStart w:id="109" w:name="_Toc71703270"/>
+      <w:bookmarkStart w:id="110" w:name="_Toc25553334"/>
+      <w:bookmarkStart w:id="111" w:name="_Toc192832155"/>
       <w:r>
         <w:rPr>
           <w:i w:val="0"/>
           <w:iCs/>
         </w:rPr>
-        <w:t>Manuel d'Utilisation</w:t>
-      </w:r>
-      <w:bookmarkEnd w:id="98"/>
-      <w:bookmarkEnd w:id="99"/>
-      <w:bookmarkEnd w:id="100"/>
-    </w:p>
-    <w:p/>
-    <w:p>
-      <w:pPr>
-        <w:pStyle w:val="Titre2"/>
+        <w:t>A</w:t>
+      </w:r>
+      <w:r>
         <w:rPr>
           <w:i w:val="0"/>
           <w:iCs/>
         </w:rPr>
-      </w:pPr>
-      <w:bookmarkStart w:id="101" w:name="_Toc71703270"/>
-      <w:bookmarkStart w:id="102" w:name="_Toc192686695"/>
-      <w:bookmarkStart w:id="103" w:name="_Toc25553334"/>
+        <w:t>rchives du projet</w:t>
+      </w:r>
+      <w:bookmarkEnd w:id="109"/>
+      <w:bookmarkEnd w:id="111"/>
       <w:r>
         <w:rPr>
           <w:i w:val="0"/>
           <w:iCs/>
         </w:rPr>
-        <w:t>A</w:t>
-      </w:r>
-      <w:r>
-        <w:rPr>
-          <w:i w:val="0"/>
-          <w:iCs/>
-        </w:rPr>
-        <w:t>rchives du projet</w:t>
-      </w:r>
-      <w:bookmarkEnd w:id="101"/>
-      <w:bookmarkEnd w:id="102"/>
-      <w:r>
-        <w:rPr>
-          <w:i w:val="0"/>
-          <w:iCs/>
-        </w:rPr>
         <w:t xml:space="preserve"> </w:t>
       </w:r>
-      <w:bookmarkEnd w:id="103"/>
+      <w:bookmarkEnd w:id="110"/>
     </w:p>
     <w:p/>
     <w:p>
@@ -23453,8 +23929,8 @@
       </w:pPr>
     </w:p>
     <w:sectPr>
-      <w:headerReference w:type="default" r:id="rId32"/>
-      <w:footerReference w:type="default" r:id="rId33"/>
+      <w:headerReference w:type="default" r:id="rId33"/>
+      <w:footerReference w:type="default" r:id="rId34"/>
       <w:pgSz w:w="11906" w:h="16838" w:code="9"/>
       <w:pgMar w:top="1418" w:right="1418" w:bottom="1418" w:left="1418" w:header="720" w:footer="720" w:gutter="0"/>
       <w:cols w:space="720"/>
@@ -23625,7 +24101,28 @@
         <w:sz w:val="16"/>
         <w:szCs w:val="16"/>
       </w:rPr>
-      <w:t>27/02/2025</w:t>
+      <w:t>14</w:t>
+    </w:r>
+    <w:r>
+      <w:rPr>
+        <w:sz w:val="16"/>
+        <w:szCs w:val="16"/>
+      </w:rPr>
+      <w:t>/0</w:t>
+    </w:r>
+    <w:r>
+      <w:rPr>
+        <w:sz w:val="16"/>
+        <w:szCs w:val="16"/>
+      </w:rPr>
+      <w:t>3</w:t>
+    </w:r>
+    <w:r>
+      <w:rPr>
+        <w:sz w:val="16"/>
+        <w:szCs w:val="16"/>
+      </w:rPr>
+      <w:t>/2025</w:t>
     </w:r>
   </w:p>
   <w:p>
@@ -27240,7 +27737,9 @@
     <w:rsid w:val="0038539A"/>
     <w:rsid w:val="003F5E52"/>
     <w:rsid w:val="005C7A65"/>
+    <w:rsid w:val="006104B7"/>
     <w:rsid w:val="007B6861"/>
+    <w:rsid w:val="007E67DA"/>
     <w:rsid w:val="00802F51"/>
     <w:rsid w:val="00AB5062"/>
     <w:rsid w:val="00FD5A4E"/>
@@ -28016,10 +28515,6 @@
 </file>
 
 <file path=customXml/item1.xml><?xml version="1.0" encoding="utf-8"?>
-<b:Sources xmlns:b="http://schemas.openxmlformats.org/officeDocument/2006/bibliography" xmlns="http://schemas.openxmlformats.org/officeDocument/2006/bibliography" SelectedStyle="\APASixthEditionOfficeOnline.xsl" StyleName="APA" Version="6"/>
-</file>
-
-<file path=customXml/item2.xml><?xml version="1.0" encoding="utf-8"?>
 <p:properties xmlns:p="http://schemas.microsoft.com/office/2006/metadata/properties" xmlns:xsi="http://www.w3.org/2001/XMLSchema-instance" xmlns:pc="http://schemas.microsoft.com/office/infopath/2007/PartnerControls">
   <documentManagement>
     <TaxCatchAll xmlns="dfa80de1-e9bb-4cf2-893d-d06220b3971a" xsi:nil="true"/>
@@ -28030,7 +28525,20 @@
 </p:properties>
 </file>
 
+<file path=customXml/item2.xml><?xml version="1.0" encoding="utf-8"?>
+<b:Sources xmlns:b="http://schemas.openxmlformats.org/officeDocument/2006/bibliography" xmlns="http://schemas.openxmlformats.org/officeDocument/2006/bibliography" SelectedStyle="\APASixthEditionOfficeOnline.xsl" StyleName="APA" Version="6"/>
+</file>
+
 <file path=customXml/item3.xml><?xml version="1.0" encoding="utf-8"?>
+<?mso-contentType ?>
+<FormTemplates xmlns="http://schemas.microsoft.com/sharepoint/v3/contenttype/forms">
+  <Display>DocumentLibraryForm</Display>
+  <Edit>DocumentLibraryForm</Edit>
+  <New>DocumentLibraryForm</New>
+</FormTemplates>
+</file>
+
+<file path=customXml/item4.xml><?xml version="1.0" encoding="utf-8"?>
 <ct:contentTypeSchema xmlns:ct="http://schemas.microsoft.com/office/2006/metadata/contentType" xmlns:ma="http://schemas.microsoft.com/office/2006/metadata/properties/metaAttributes" ct:_="" ma:_="" ma:contentTypeName="Document" ma:contentTypeID="0x010100E529CC47EA4E614CBF50FAFAB9B8F32B" ma:contentTypeVersion="13" ma:contentTypeDescription="Crée un document." ma:contentTypeScope="" ma:versionID="b0c7ed87d1a958e9d45e6a628dda67b2">
   <xsd:schema xmlns:xsd="http://www.w3.org/2001/XMLSchema" xmlns:xs="http://www.w3.org/2001/XMLSchema" xmlns:p="http://schemas.microsoft.com/office/2006/metadata/properties" xmlns:ns2="98d92101-24da-4498-9971-a24673344bd8" xmlns:ns3="dfa80de1-e9bb-4cf2-893d-d06220b3971a" targetNamespace="http://schemas.microsoft.com/office/2006/metadata/properties" ma:root="true" ma:fieldsID="444cf053ca299ab1a8609ad922f5c0d6" ns2:_="" ns3:_="">
     <xsd:import namespace="98d92101-24da-4498-9971-a24673344bd8"/>
@@ -28253,24 +28761,7 @@
 </ct:contentTypeSchema>
 </file>
 
-<file path=customXml/item4.xml><?xml version="1.0" encoding="utf-8"?>
-<?mso-contentType ?>
-<FormTemplates xmlns="http://schemas.microsoft.com/sharepoint/v3/contenttype/forms">
-  <Display>DocumentLibraryForm</Display>
-  <Edit>DocumentLibraryForm</Edit>
-  <New>DocumentLibraryForm</New>
-</FormTemplates>
-</file>
-
 <file path=customXml/itemProps1.xml><?xml version="1.0" encoding="utf-8"?>
-<ds:datastoreItem xmlns:ds="http://schemas.openxmlformats.org/officeDocument/2006/customXml" ds:itemID="{9ACF6904-D409-4FC3-8592-0AED3245E875}">
-  <ds:schemaRefs>
-    <ds:schemaRef ds:uri="http://schemas.openxmlformats.org/officeDocument/2006/bibliography"/>
-  </ds:schemaRefs>
-</ds:datastoreItem>
-</file>
-
-<file path=customXml/itemProps2.xml><?xml version="1.0" encoding="utf-8"?>
 <ds:datastoreItem xmlns:ds="http://schemas.openxmlformats.org/officeDocument/2006/customXml" ds:itemID="{67CD1812-8B57-456C-9CBC-7D2297210787}">
   <ds:schemaRefs>
     <ds:schemaRef ds:uri="http://schemas.microsoft.com/office/2006/metadata/properties"/>
@@ -28281,7 +28772,23 @@
 </ds:datastoreItem>
 </file>
 
+<file path=customXml/itemProps2.xml><?xml version="1.0" encoding="utf-8"?>
+<ds:datastoreItem xmlns:ds="http://schemas.openxmlformats.org/officeDocument/2006/customXml" ds:itemID="{9ACF6904-D409-4FC3-8592-0AED3245E875}">
+  <ds:schemaRefs>
+    <ds:schemaRef ds:uri="http://schemas.openxmlformats.org/officeDocument/2006/bibliography"/>
+  </ds:schemaRefs>
+</ds:datastoreItem>
+</file>
+
 <file path=customXml/itemProps3.xml><?xml version="1.0" encoding="utf-8"?>
+<ds:datastoreItem xmlns:ds="http://schemas.openxmlformats.org/officeDocument/2006/customXml" ds:itemID="{1DADA05A-DA17-4CB0-90B5-C889667DD54A}">
+  <ds:schemaRefs>
+    <ds:schemaRef ds:uri="http://schemas.microsoft.com/sharepoint/v3/contenttype/forms"/>
+  </ds:schemaRefs>
+</ds:datastoreItem>
+</file>
+
+<file path=customXml/itemProps4.xml><?xml version="1.0" encoding="utf-8"?>
 <ds:datastoreItem xmlns:ds="http://schemas.openxmlformats.org/officeDocument/2006/customXml" ds:itemID="{700D8043-C34E-4EC6-98BE-7219263EC485}">
   <ds:schemaRefs>
     <ds:schemaRef ds:uri="http://schemas.microsoft.com/office/2006/metadata/contentType"/>
@@ -28298,12 +28805,4 @@
     <ds:schemaRef ds:uri="http://schemas.microsoft.com/internal/obd"/>
   </ds:schemaRefs>
 </ds:datastoreItem>
-</file>
-
-<file path=customXml/itemProps4.xml><?xml version="1.0" encoding="utf-8"?>
-<ds:datastoreItem xmlns:ds="http://schemas.openxmlformats.org/officeDocument/2006/customXml" ds:itemID="{1DADA05A-DA17-4CB0-90B5-C889667DD54A}">
-  <ds:schemaRefs>
-    <ds:schemaRef ds:uri="http://schemas.microsoft.com/sharepoint/v3/contenttype/forms"/>
-  </ds:schemaRefs>
-</ds:datastoreItem>
 </file>
--- a/documents/documentation/documentation.docx
+++ b/documents/documentation/documentation.docx
@@ -19706,15 +19706,7 @@
         <w:t>peu</w:t>
       </w:r>
       <w:r>
-        <w:t xml:space="preserve"> de peine avec l’import du fichier </w:t>
-      </w:r>
-      <w:proofErr w:type="spellStart"/>
-      <w:r>
-        <w:t>json</w:t>
-      </w:r>
-      <w:proofErr w:type="spellEnd"/>
-      <w:r>
-        <w:t xml:space="preserve"> dans un objet et recréer tableau correspondant pour la modification du fichier (écrase le contenu du fichier quand on fait des modifications)</w:t>
+        <w:t xml:space="preserve"> de peine avec l’import du fichier json dans un objet et recréer tableau correspondant pour la modification du fichier (écrase le contenu du fichier quand on fait des modifications)</w:t>
       </w:r>
     </w:p>
     <w:p>
@@ -20344,15 +20336,7 @@
         <w:ind w:left="1410"/>
       </w:pPr>
       <w:r>
-        <w:t xml:space="preserve">Il faut que les fichiers </w:t>
-      </w:r>
-      <w:proofErr w:type="spellStart"/>
-      <w:r>
-        <w:t>json</w:t>
-      </w:r>
-      <w:proofErr w:type="spellEnd"/>
-      <w:r>
-        <w:t xml:space="preserve"> soi</w:t>
+        <w:t>Il faut que les fichiers json soi</w:t>
       </w:r>
       <w:r>
         <w:t>en</w:t>
@@ -20683,15 +20667,7 @@
         <w:ind w:left="1410"/>
       </w:pPr>
       <w:r>
-        <w:t xml:space="preserve">Il faut que les fichiers </w:t>
-      </w:r>
-      <w:proofErr w:type="spellStart"/>
-      <w:r>
-        <w:t>json</w:t>
-      </w:r>
-      <w:proofErr w:type="spellEnd"/>
-      <w:r>
-        <w:t xml:space="preserve"> soient à côté de l’exécutable (dans le dossier debug pour le dev) voir (</w:t>
+        <w:t>Il faut que les fichiers json soient à côté de l’exécutable (dans le dossier debug pour le dev) voir (</w:t>
       </w:r>
       <w:r>
         <w:rPr>
@@ -20998,15 +20974,7 @@
         <w:ind w:left="1410"/>
       </w:pPr>
       <w:r>
-        <w:t xml:space="preserve">Il faut que les fichiers </w:t>
-      </w:r>
-      <w:proofErr w:type="spellStart"/>
-      <w:r>
-        <w:t>json</w:t>
-      </w:r>
-      <w:proofErr w:type="spellEnd"/>
-      <w:r>
-        <w:t xml:space="preserve"> soient à côté de l’exécutable</w:t>
+        <w:t>Il faut que les fichiers json soient à côté de l’exécutable</w:t>
       </w:r>
       <w:r>
         <w:t xml:space="preserve"> </w:t>
@@ -23084,15 +23052,7 @@
         <w:ind w:left="357"/>
       </w:pPr>
       <w:r>
-        <w:t xml:space="preserve">Par la suite je pense que quelque-chose comme un rapport général d’une session de scan (test) peut-être une chose concrète et intéressante. Sinon avoir la possibilité de partager les fichier </w:t>
-      </w:r>
-      <w:proofErr w:type="spellStart"/>
-      <w:r>
-        <w:t>json</w:t>
-      </w:r>
-      <w:proofErr w:type="spellEnd"/>
-      <w:r>
-        <w:t xml:space="preserve"> des listes plus facilement comme un site web tout simple ou un serveur centralisé ou on peut aller chercher </w:t>
+        <w:t xml:space="preserve">Par la suite je pense que quelque-chose comme un rapport général d’une session de scan (test) peut-être une chose concrète et intéressante. Sinon avoir la possibilité de partager les fichier json des listes plus facilement comme un site web tout simple ou un serveur centralisé ou on peut aller chercher </w:t>
       </w:r>
       <w:r>
         <w:t>des listes</w:t>
@@ -23104,15 +23064,7 @@
         <w:t>les forums</w:t>
       </w:r>
       <w:r>
-        <w:t xml:space="preserve"> tel que stack </w:t>
-      </w:r>
-      <w:proofErr w:type="spellStart"/>
-      <w:r>
-        <w:t>overflow</w:t>
-      </w:r>
-      <w:proofErr w:type="spellEnd"/>
-      <w:r>
-        <w:t>.</w:t>
+        <w:t xml:space="preserve"> tel que stack overflow.</w:t>
       </w:r>
       <w:r>
         <w:t xml:space="preserve"> Sur la </w:t>
@@ -23129,11 +23081,9 @@
       <w:r>
         <w:t xml:space="preserve"> est lancée en même temp et que l’affichage se fait après que le scan </w:t>
       </w:r>
-      <w:proofErr w:type="gramStart"/>
-      <w:r>
-        <w:t>soit</w:t>
-      </w:r>
-      <w:proofErr w:type="gramEnd"/>
+      <w:r>
+        <w:t>est</w:t>
+      </w:r>
       <w:r>
         <w:t xml:space="preserve"> fini, les machines sont dans le désordre. </w:t>
       </w:r>
@@ -23252,9 +23202,26 @@
       <w:bookmarkEnd w:id="100"/>
       <w:bookmarkEnd w:id="101"/>
     </w:p>
+    <w:p/>
     <w:p>
       <w:pPr>
         <w:ind w:left="426"/>
+      </w:pPr>
+      <w:r>
+        <w:t xml:space="preserve">IceScrum, le site ou j’ai fait toute ma planification : </w:t>
+      </w:r>
+      <w:hyperlink r:id="rId26" w:history="1">
+        <w:r>
+          <w:rPr>
+            <w:rStyle w:val="Lienhypertexte"/>
+          </w:rPr>
+          <w:t>IceScrum ETML</w:t>
+        </w:r>
+      </w:hyperlink>
+    </w:p>
+    <w:p>
+      <w:pPr>
+        <w:ind w:left="426"/>
         <w:rPr>
           <w:iCs/>
         </w:rPr>
@@ -23272,6 +23239,167 @@
           <w:iCs/>
         </w:rPr>
         <w:t>Vidéo sur laquelle je me suis basé pour commencer gRPC, pour la première fois le [22.01.2025] :</w:t>
+      </w:r>
+      <w:r>
+        <w:rPr>
+          <w:iCs/>
+        </w:rPr>
+        <w:t xml:space="preserve"> </w:t>
+      </w:r>
+      <w:hyperlink r:id="rId27" w:history="1">
+        <w:r>
+          <w:rPr>
+            <w:rStyle w:val="Lienhypertexte"/>
+            <w:iCs/>
+            <w:lang w:val="fr-CH"/>
+          </w:rPr>
+          <w:t>IAmTimCorey : Intro to gRPC in C# - How To Get Started</w:t>
+        </w:r>
+      </w:hyperlink>
+    </w:p>
+    <w:p>
+      <w:pPr>
+        <w:ind w:left="426"/>
+        <w:rPr>
+          <w:iCs/>
+          <w:lang w:val="fr-CH"/>
+        </w:rPr>
+      </w:pPr>
+    </w:p>
+    <w:p>
+      <w:pPr>
+        <w:ind w:left="426"/>
+        <w:rPr>
+          <w:iCs/>
+          <w:lang w:val="fr-CH"/>
+        </w:rPr>
+      </w:pPr>
+      <w:r>
+        <w:rPr>
+          <w:iCs/>
+          <w:lang w:val="fr-CH"/>
+        </w:rPr>
+        <w:lastRenderedPageBreak/>
+        <w:t>Site ou j’ai pris t</w:t>
+      </w:r>
+      <w:r>
+        <w:rPr>
+          <w:iCs/>
+          <w:lang w:val="fr-CH"/>
+        </w:rPr>
+        <w:t xml:space="preserve">outes les icones que je n’ai pas </w:t>
+      </w:r>
+      <w:r>
+        <w:rPr>
+          <w:iCs/>
+          <w:lang w:val="fr-CH"/>
+        </w:rPr>
+        <w:t>créé, principalement le [30.01.2025] :</w:t>
+      </w:r>
+      <w:r>
+        <w:rPr>
+          <w:iCs/>
+          <w:lang w:val="fr-CH"/>
+        </w:rPr>
+        <w:t xml:space="preserve"> </w:t>
+      </w:r>
+      <w:hyperlink r:id="rId28" w:history="1">
+        <w:r>
+          <w:rPr>
+            <w:rStyle w:val="Lienhypertexte"/>
+            <w:iCs/>
+            <w:lang w:val="fr-CH"/>
+          </w:rPr>
+          <w:t>Flaticon</w:t>
+        </w:r>
+      </w:hyperlink>
+    </w:p>
+    <w:p>
+      <w:pPr>
+        <w:ind w:left="426"/>
+        <w:rPr>
+          <w:iCs/>
+          <w:lang w:val="fr-CH"/>
+        </w:rPr>
+      </w:pPr>
+    </w:p>
+    <w:p>
+      <w:pPr>
+        <w:ind w:left="426"/>
+        <w:rPr>
+          <w:iCs/>
+          <w:lang w:val="fr-CH"/>
+        </w:rPr>
+      </w:pPr>
+      <w:r>
+        <w:rPr>
+          <w:iCs/>
+          <w:lang w:val="fr-CH"/>
+        </w:rPr>
+        <w:t>ChatGPT (surtout avec la partie gRPC que je ne connaissais pas)</w:t>
+      </w:r>
+      <w:r>
+        <w:rPr>
+          <w:iCs/>
+          <w:lang w:val="fr-CH"/>
+        </w:rPr>
+        <w:t>, principalement durant la fin du projet</w:t>
+      </w:r>
+      <w:r>
+        <w:rPr>
+          <w:iCs/>
+          <w:lang w:val="fr-CH"/>
+        </w:rPr>
+        <w:t> :</w:t>
+      </w:r>
+      <w:r>
+        <w:rPr>
+          <w:iCs/>
+          <w:lang w:val="fr-CH"/>
+        </w:rPr>
+        <w:t xml:space="preserve"> </w:t>
+      </w:r>
+      <w:hyperlink r:id="rId29" w:history="1">
+        <w:r>
+          <w:rPr>
+            <w:rStyle w:val="Lienhypertexte"/>
+            <w:iCs/>
+            <w:lang w:val="fr-CH"/>
+          </w:rPr>
+          <w:t>ChatGPT</w:t>
+        </w:r>
+      </w:hyperlink>
+    </w:p>
+    <w:p>
+      <w:pPr>
+        <w:ind w:left="426"/>
+        <w:rPr>
+          <w:iCs/>
+          <w:lang w:val="fr-CH"/>
+        </w:rPr>
+      </w:pPr>
+    </w:p>
+    <w:p>
+      <w:pPr>
+        <w:ind w:left="426"/>
+        <w:rPr>
+          <w:iCs/>
+          <w:lang w:val="fr-CH"/>
+        </w:rPr>
+      </w:pPr>
+      <w:r>
+        <w:rPr>
+          <w:iCs/>
+          <w:lang w:val="fr-CH"/>
+        </w:rPr>
+        <w:t>Stack Overflow</w:t>
+      </w:r>
+      <w:r>
+        <w:rPr>
+          <w:iCs/>
+          <w:lang w:val="fr-CH"/>
+        </w:rPr>
+        <w:t>, durant tout le projet mais plus à la fin (gRPC) :</w:t>
       </w:r>
     </w:p>
     <w:p>
@@ -23282,80 +23410,23 @@
           <w:numId w:val="19"/>
         </w:numPr>
         <w:rPr>
+          <w:rStyle w:val="Lienhypertexte"/>
           <w:iCs/>
-          <w:lang w:val="en-US"/>
-        </w:rPr>
-      </w:pPr>
-      <w:hyperlink r:id="rId26" w:history="1">
-        <w:proofErr w:type="spellStart"/>
-        <w:proofErr w:type="gramStart"/>
+          <w:color w:val="auto"/>
+          <w:u w:val="none"/>
+          <w:lang w:val="fr-CH"/>
+        </w:rPr>
+      </w:pPr>
+      <w:hyperlink r:id="rId30" w:history="1">
         <w:r>
           <w:rPr>
             <w:rStyle w:val="Lienhypertexte"/>
             <w:iCs/>
-            <w:lang w:val="en-US"/>
-          </w:rPr>
-          <w:t>IAmTimCorey</w:t>
-        </w:r>
-        <w:proofErr w:type="spellEnd"/>
-        <w:r>
-          <w:rPr>
-            <w:rStyle w:val="Lienhypertexte"/>
-            <w:iCs/>
-            <w:lang w:val="en-US"/>
-          </w:rPr>
-          <w:t> :</w:t>
-        </w:r>
-        <w:proofErr w:type="gramEnd"/>
-        <w:r>
-          <w:rPr>
-            <w:rStyle w:val="Lienhypertexte"/>
-            <w:iCs/>
-            <w:lang w:val="en-US"/>
-          </w:rPr>
-          <w:t xml:space="preserve"> Intro to gRPC in C# - How To Get Started</w:t>
+            <w:lang w:val="fr-CH"/>
+          </w:rPr>
+          <w:t>Controls Rendering</w:t>
         </w:r>
       </w:hyperlink>
-    </w:p>
-    <w:p>
-      <w:pPr>
-        <w:ind w:left="426"/>
-        <w:rPr>
-          <w:iCs/>
-          <w:lang w:val="en-US"/>
-        </w:rPr>
-      </w:pPr>
-    </w:p>
-    <w:p>
-      <w:pPr>
-        <w:ind w:left="426"/>
-        <w:rPr>
-          <w:iCs/>
-          <w:lang w:val="fr-CH"/>
-        </w:rPr>
-      </w:pPr>
-      <w:r>
-        <w:rPr>
-          <w:iCs/>
-          <w:lang w:val="fr-CH"/>
-        </w:rPr>
-        <w:lastRenderedPageBreak/>
-        <w:t>Site ou j’ai pris t</w:t>
-      </w:r>
-      <w:r>
-        <w:rPr>
-          <w:iCs/>
-          <w:lang w:val="fr-CH"/>
-        </w:rPr>
-        <w:t xml:space="preserve">outes les icones que je n’ai pas </w:t>
-      </w:r>
-      <w:r>
-        <w:rPr>
-          <w:iCs/>
-          <w:lang w:val="fr-CH"/>
-        </w:rPr>
-        <w:t>créé, principalement le [30.01.2025] :</w:t>
-      </w:r>
     </w:p>
     <w:p>
       <w:pPr>
@@ -23365,70 +23436,39 @@
           <w:numId w:val="19"/>
         </w:numPr>
         <w:rPr>
+          <w:rStyle w:val="Lienhypertexte"/>
           <w:iCs/>
+          <w:color w:val="auto"/>
+          <w:u w:val="none"/>
           <w:lang w:val="fr-CH"/>
         </w:rPr>
       </w:pPr>
-      <w:hyperlink r:id="rId27" w:history="1">
-        <w:proofErr w:type="spellStart"/>
+      <w:hyperlink r:id="rId31" w:history="1">
         <w:r>
           <w:rPr>
             <w:rStyle w:val="Lienhypertexte"/>
             <w:iCs/>
             <w:lang w:val="fr-CH"/>
           </w:rPr>
-          <w:t>Flaticon</w:t>
-        </w:r>
-        <w:proofErr w:type="spellEnd"/>
+          <w:t>Fichier de</w:t>
+        </w:r>
+        <w:r>
+          <w:rPr>
+            <w:rStyle w:val="Lienhypertexte"/>
+            <w:iCs/>
+            <w:lang w:val="fr-CH"/>
+          </w:rPr>
+          <w:t xml:space="preserve"> </w:t>
+        </w:r>
+        <w:r>
+          <w:rPr>
+            <w:rStyle w:val="Lienhypertexte"/>
+            <w:iCs/>
+            <w:lang w:val="fr-CH"/>
+          </w:rPr>
+          <w:t>config</w:t>
+        </w:r>
       </w:hyperlink>
-    </w:p>
-    <w:p>
-      <w:pPr>
-        <w:ind w:left="426"/>
-        <w:rPr>
-          <w:iCs/>
-          <w:lang w:val="fr-CH"/>
-        </w:rPr>
-      </w:pPr>
-    </w:p>
-    <w:p>
-      <w:pPr>
-        <w:ind w:left="426"/>
-        <w:rPr>
-          <w:iCs/>
-          <w:lang w:val="fr-CH"/>
-        </w:rPr>
-      </w:pPr>
-      <w:proofErr w:type="spellStart"/>
-      <w:r>
-        <w:rPr>
-          <w:iCs/>
-          <w:lang w:val="fr-CH"/>
-        </w:rPr>
-        <w:t>ChatGPT</w:t>
-      </w:r>
-      <w:proofErr w:type="spellEnd"/>
-      <w:r>
-        <w:rPr>
-          <w:iCs/>
-          <w:lang w:val="fr-CH"/>
-        </w:rPr>
-        <w:t xml:space="preserve"> (surtout avec la partie gRPC que je ne connaissais pas)</w:t>
-      </w:r>
-      <w:r>
-        <w:rPr>
-          <w:iCs/>
-          <w:lang w:val="fr-CH"/>
-        </w:rPr>
-        <w:t>, principalement durant la fin du projet</w:t>
-      </w:r>
-      <w:r>
-        <w:rPr>
-          <w:iCs/>
-          <w:lang w:val="fr-CH"/>
-        </w:rPr>
-        <w:t> :</w:t>
-      </w:r>
     </w:p>
     <w:p>
       <w:pPr>
@@ -23438,63 +23478,39 @@
           <w:numId w:val="19"/>
         </w:numPr>
         <w:rPr>
+          <w:rStyle w:val="Lienhypertexte"/>
           <w:iCs/>
+          <w:color w:val="auto"/>
+          <w:u w:val="none"/>
           <w:lang w:val="fr-CH"/>
         </w:rPr>
       </w:pPr>
-      <w:hyperlink r:id="rId28" w:history="1">
-        <w:proofErr w:type="spellStart"/>
+      <w:hyperlink r:id="rId32" w:history="1">
         <w:r>
           <w:rPr>
             <w:rStyle w:val="Lienhypertexte"/>
             <w:iCs/>
             <w:lang w:val="fr-CH"/>
           </w:rPr>
-          <w:t>ChatGPT</w:t>
-        </w:r>
-        <w:proofErr w:type="spellEnd"/>
+          <w:t>Ping ré</w:t>
+        </w:r>
+        <w:r>
+          <w:rPr>
+            <w:rStyle w:val="Lienhypertexte"/>
+            <w:iCs/>
+            <w:lang w:val="fr-CH"/>
+          </w:rPr>
+          <w:t>s</w:t>
+        </w:r>
+        <w:r>
+          <w:rPr>
+            <w:rStyle w:val="Lienhypertexte"/>
+            <w:iCs/>
+            <w:lang w:val="fr-CH"/>
+          </w:rPr>
+          <w:t>eau</w:t>
+        </w:r>
       </w:hyperlink>
-    </w:p>
-    <w:p>
-      <w:pPr>
-        <w:ind w:left="426"/>
-        <w:rPr>
-          <w:iCs/>
-          <w:lang w:val="fr-CH"/>
-        </w:rPr>
-      </w:pPr>
-    </w:p>
-    <w:p>
-      <w:pPr>
-        <w:ind w:left="426"/>
-        <w:rPr>
-          <w:iCs/>
-          <w:lang w:val="fr-CH"/>
-        </w:rPr>
-      </w:pPr>
-      <w:r>
-        <w:rPr>
-          <w:iCs/>
-          <w:lang w:val="fr-CH"/>
-        </w:rPr>
-        <w:t xml:space="preserve">Stack </w:t>
-      </w:r>
-      <w:proofErr w:type="spellStart"/>
-      <w:r>
-        <w:rPr>
-          <w:iCs/>
-          <w:lang w:val="fr-CH"/>
-        </w:rPr>
-        <w:t>Overflow</w:t>
-      </w:r>
-      <w:proofErr w:type="spellEnd"/>
-      <w:r>
-        <w:rPr>
-          <w:iCs/>
-          <w:lang w:val="fr-CH"/>
-        </w:rPr>
-        <w:t>, durant tout le projet mais plus à la fin (gRPC) :</w:t>
-      </w:r>
     </w:p>
     <w:p>
       <w:pPr>
@@ -23508,14 +23524,14 @@
           <w:lang w:val="fr-CH"/>
         </w:rPr>
       </w:pPr>
-      <w:hyperlink r:id="rId29" w:history="1">
+      <w:hyperlink r:id="rId33" w:history="1">
         <w:r>
           <w:rPr>
             <w:rStyle w:val="Lienhypertexte"/>
             <w:iCs/>
             <w:lang w:val="fr-CH"/>
           </w:rPr>
-          <w:t>Controls Rendering</w:t>
+          <w:t>Maximisation de la fenêtre</w:t>
         </w:r>
       </w:hyperlink>
     </w:p>
@@ -23536,44 +23552,28 @@
           <w:lang w:val="fr-CH"/>
         </w:rPr>
       </w:pPr>
-      <w:proofErr w:type="spellStart"/>
-      <w:r>
+    </w:p>
+    <w:p>
+      <w:pPr>
+        <w:ind w:left="426"/>
         <w:rPr>
           <w:iCs/>
           <w:lang w:val="fr-CH"/>
         </w:rPr>
-        <w:t>GeekforGeeks</w:t>
-      </w:r>
-      <w:proofErr w:type="spellEnd"/>
+      </w:pPr>
       <w:r>
         <w:rPr>
           <w:iCs/>
           <w:lang w:val="fr-CH"/>
         </w:rPr>
-        <w:t>,</w:t>
+        <w:t>GeekforGeeks,</w:t>
       </w:r>
       <w:r>
         <w:rPr>
           <w:iCs/>
           <w:lang w:val="fr-CH"/>
         </w:rPr>
-        <w:t xml:space="preserve"> durant tout le projet mais bien moins utilisé que Stack </w:t>
-      </w:r>
-      <w:proofErr w:type="spellStart"/>
-      <w:r>
-        <w:rPr>
-          <w:iCs/>
-          <w:lang w:val="fr-CH"/>
-        </w:rPr>
-        <w:t>Overflow</w:t>
-      </w:r>
-      <w:proofErr w:type="spellEnd"/>
-      <w:r>
-        <w:rPr>
-          <w:iCs/>
-          <w:lang w:val="fr-CH"/>
-        </w:rPr>
-        <w:t> :</w:t>
+        <w:t xml:space="preserve"> durant tout le projet mais bien moins utilisé que Stack Overflow :</w:t>
       </w:r>
     </w:p>
     <w:p>
@@ -23588,24 +23588,14 @@
           <w:lang w:val="fr-CH"/>
         </w:rPr>
       </w:pPr>
-      <w:hyperlink r:id="rId30" w:history="1">
-        <w:proofErr w:type="spellStart"/>
+      <w:hyperlink r:id="rId34" w:history="1">
         <w:r>
           <w:rPr>
             <w:rStyle w:val="Lienhypertexte"/>
             <w:iCs/>
             <w:lang w:val="fr-CH"/>
           </w:rPr>
-          <w:t>FlowlLayoutPanel</w:t>
-        </w:r>
-        <w:proofErr w:type="spellEnd"/>
-        <w:r>
-          <w:rPr>
-            <w:rStyle w:val="Lienhypertexte"/>
-            <w:iCs/>
-            <w:lang w:val="fr-CH"/>
-          </w:rPr>
-          <w:t xml:space="preserve"> Class</w:t>
+          <w:t>FlowlLayoutPanel Class</w:t>
         </w:r>
       </w:hyperlink>
       <w:r>
@@ -23614,52 +23604,6 @@
           <w:lang w:val="fr-CH"/>
         </w:rPr>
         <w:t xml:space="preserve"> </w:t>
-      </w:r>
-    </w:p>
-    <w:p>
-      <w:pPr>
-        <w:rPr>
-          <w:iCs/>
-          <w:lang w:val="fr-CH"/>
-        </w:rPr>
-      </w:pPr>
-    </w:p>
-    <w:p>
-      <w:pPr>
-        <w:rPr>
-          <w:iCs/>
-          <w:lang w:val="fr-CH"/>
-        </w:rPr>
-      </w:pPr>
-    </w:p>
-    <w:p>
-      <w:pPr>
-        <w:ind w:left="360"/>
-        <w:rPr>
-          <w:iCs/>
-          <w:lang w:val="fr-CH"/>
-        </w:rPr>
-      </w:pPr>
-      <w:r>
-        <w:rPr>
-          <w:iCs/>
-          <w:lang w:val="fr-CH"/>
-        </w:rPr>
-        <w:t>Le site ou j’ai trouvé le gif pour le chargement, le [</w:t>
-      </w:r>
-      <w:r>
-        <w:rPr>
-          <w:iCs/>
-          <w:lang w:val="fr-CH"/>
-        </w:rPr>
-        <w:t>05.02.2025</w:t>
-      </w:r>
-      <w:r>
-        <w:rPr>
-          <w:iCs/>
-          <w:lang w:val="fr-CH"/>
-        </w:rPr>
-        <w:t>] :</w:t>
       </w:r>
     </w:p>
     <w:p>
@@ -23674,22 +23618,19 @@
           <w:lang w:val="fr-CH"/>
         </w:rPr>
       </w:pPr>
-      <w:hyperlink r:id="rId31" w:history="1">
-        <w:proofErr w:type="spellStart"/>
+      <w:hyperlink r:id="rId35" w:history="1">
         <w:r>
           <w:rPr>
             <w:rStyle w:val="Lienhypertexte"/>
             <w:iCs/>
             <w:lang w:val="fr-CH"/>
           </w:rPr>
-          <w:t>LottieFiles</w:t>
-        </w:r>
-        <w:proofErr w:type="spellEnd"/>
+          <w:t>CheckBox</w:t>
+        </w:r>
       </w:hyperlink>
     </w:p>
     <w:p>
       <w:pPr>
-        <w:ind w:left="426"/>
         <w:rPr>
           <w:iCs/>
           <w:lang w:val="fr-CH"/>
@@ -23698,40 +23639,215 @@
     </w:p>
     <w:p>
       <w:pPr>
-        <w:ind w:left="360"/>
         <w:rPr>
           <w:iCs/>
           <w:lang w:val="fr-CH"/>
         </w:rPr>
       </w:pPr>
-      <w:r>
+    </w:p>
+    <w:p>
+      <w:pPr>
+        <w:ind w:left="360"/>
         <w:rPr>
           <w:iCs/>
           <w:lang w:val="fr-CH"/>
         </w:rPr>
-        <w:t>Le site ou j’ai fait mes quelques schémas :</w:t>
-      </w:r>
-    </w:p>
-    <w:p>
-      <w:pPr>
-        <w:pStyle w:val="Paragraphedeliste"/>
-        <w:numPr>
-          <w:ilvl w:val="0"/>
-          <w:numId w:val="19"/>
-        </w:numPr>
+      </w:pPr>
+      <w:r>
         <w:rPr>
           <w:iCs/>
           <w:lang w:val="fr-CH"/>
         </w:rPr>
-      </w:pPr>
-      <w:hyperlink r:id="rId32" w:history="1">
+        <w:t>Le site ou j’ai trouvé le gif pour le chargement, le [</w:t>
+      </w:r>
+      <w:r>
+        <w:rPr>
+          <w:iCs/>
+          <w:lang w:val="fr-CH"/>
+        </w:rPr>
+        <w:t>05.02.2025</w:t>
+      </w:r>
+      <w:r>
+        <w:rPr>
+          <w:iCs/>
+          <w:lang w:val="fr-CH"/>
+        </w:rPr>
+        <w:t>] :</w:t>
+      </w:r>
+      <w:r>
+        <w:rPr>
+          <w:iCs/>
+          <w:lang w:val="fr-CH"/>
+        </w:rPr>
+        <w:t xml:space="preserve"> </w:t>
+      </w:r>
+      <w:hyperlink r:id="rId36" w:history="1">
         <w:r>
           <w:rPr>
             <w:rStyle w:val="Lienhypertexte"/>
             <w:iCs/>
             <w:lang w:val="fr-CH"/>
           </w:rPr>
+          <w:t>LottieFiles</w:t>
+        </w:r>
+      </w:hyperlink>
+    </w:p>
+    <w:p>
+      <w:pPr>
+        <w:ind w:left="426"/>
+        <w:rPr>
+          <w:iCs/>
+          <w:lang w:val="fr-CH"/>
+        </w:rPr>
+      </w:pPr>
+    </w:p>
+    <w:p>
+      <w:pPr>
+        <w:ind w:left="360"/>
+        <w:rPr>
+          <w:rStyle w:val="Lienhypertexte"/>
+          <w:iCs/>
+          <w:color w:val="auto"/>
+          <w:u w:val="none"/>
+          <w:lang w:val="fr-CH"/>
+        </w:rPr>
+      </w:pPr>
+      <w:r>
+        <w:rPr>
+          <w:iCs/>
+          <w:lang w:val="fr-CH"/>
+        </w:rPr>
+        <w:t>Le site ou j’ai fait mes quelques schémas :</w:t>
+      </w:r>
+      <w:r>
+        <w:rPr>
+          <w:iCs/>
+          <w:lang w:val="fr-CH"/>
+        </w:rPr>
+        <w:t xml:space="preserve"> </w:t>
+      </w:r>
+      <w:hyperlink r:id="rId37" w:history="1">
+        <w:r>
+          <w:rPr>
+            <w:rStyle w:val="Lienhypertexte"/>
+            <w:iCs/>
+            <w:lang w:val="fr-CH"/>
+          </w:rPr>
           <w:t>Draw.io</w:t>
+        </w:r>
+      </w:hyperlink>
+    </w:p>
+    <w:p>
+      <w:pPr>
+        <w:ind w:left="360"/>
+        <w:rPr>
+          <w:rStyle w:val="Lienhypertexte"/>
+          <w:iCs/>
+          <w:color w:val="auto"/>
+          <w:u w:val="none"/>
+          <w:lang w:val="fr-CH"/>
+        </w:rPr>
+      </w:pPr>
+    </w:p>
+    <w:p>
+      <w:pPr>
+        <w:ind w:left="360"/>
+        <w:rPr>
+          <w:rStyle w:val="Lienhypertexte"/>
+          <w:iCs/>
+          <w:color w:val="auto"/>
+          <w:u w:val="none"/>
+          <w:lang w:val="fr-CH"/>
+        </w:rPr>
+      </w:pPr>
+      <w:r>
+        <w:rPr>
+          <w:rStyle w:val="Lienhypertexte"/>
+          <w:iCs/>
+          <w:color w:val="auto"/>
+          <w:u w:val="none"/>
+          <w:lang w:val="fr-CH"/>
+        </w:rPr>
+        <w:t xml:space="preserve">Site ou j’ai trouvé comment utiliser des fichiers json : </w:t>
+      </w:r>
+      <w:hyperlink r:id="rId38" w:history="1">
+        <w:r>
+          <w:rPr>
+            <w:rStyle w:val="Lienhypertexte"/>
+            <w:iCs/>
+            <w:lang w:val="fr-CH"/>
+          </w:rPr>
+          <w:t>How.dev</w:t>
+        </w:r>
+      </w:hyperlink>
+    </w:p>
+    <w:p>
+      <w:pPr>
+        <w:ind w:left="360"/>
+        <w:rPr>
+          <w:iCs/>
+          <w:lang w:val="fr-CH"/>
+        </w:rPr>
+      </w:pPr>
+    </w:p>
+    <w:p>
+      <w:pPr>
+        <w:ind w:left="360"/>
+        <w:rPr>
+          <w:iCs/>
+          <w:lang w:val="fr-CH"/>
+        </w:rPr>
+      </w:pPr>
+      <w:r>
+        <w:rPr>
+          <w:iCs/>
+          <w:lang w:val="fr-CH"/>
+        </w:rPr>
+        <w:t xml:space="preserve">GitHub, ou j’ai stocké mon projet : </w:t>
+      </w:r>
+      <w:hyperlink r:id="rId39" w:history="1">
+        <w:r>
+          <w:rPr>
+            <w:rStyle w:val="Lienhypertexte"/>
+            <w:iCs/>
+            <w:lang w:val="fr-CH"/>
+          </w:rPr>
+          <w:t>Repo ShadowScan</w:t>
+        </w:r>
+      </w:hyperlink>
+    </w:p>
+    <w:p>
+      <w:pPr>
+        <w:ind w:left="360"/>
+        <w:rPr>
+          <w:iCs/>
+          <w:lang w:val="fr-CH"/>
+        </w:rPr>
+      </w:pPr>
+    </w:p>
+    <w:p>
+      <w:pPr>
+        <w:ind w:left="360"/>
+        <w:rPr>
+          <w:iCs/>
+          <w:lang w:val="fr-CH"/>
+        </w:rPr>
+      </w:pPr>
+      <w:r>
+        <w:rPr>
+          <w:iCs/>
+          <w:lang w:val="fr-CH"/>
+        </w:rPr>
+        <w:t xml:space="preserve">Site pour choix et test avec des couleurs (code RGB) : </w:t>
+      </w:r>
+      <w:hyperlink r:id="rId40" w:history="1">
+        <w:r>
+          <w:rPr>
+            <w:rStyle w:val="Lienhypertexte"/>
+            <w:iCs/>
+            <w:lang w:val="fr-CH"/>
+          </w:rPr>
+          <w:t>RapidTables</w:t>
         </w:r>
       </w:hyperlink>
     </w:p>
@@ -23929,8 +24045,8 @@
       </w:pPr>
     </w:p>
     <w:sectPr>
-      <w:headerReference w:type="default" r:id="rId33"/>
-      <w:footerReference w:type="default" r:id="rId34"/>
+      <w:headerReference w:type="default" r:id="rId41"/>
+      <w:footerReference w:type="default" r:id="rId42"/>
       <w:pgSz w:w="11906" w:h="16838" w:code="9"/>
       <w:pgMar w:top="1418" w:right="1418" w:bottom="1418" w:left="1418" w:header="720" w:footer="720" w:gutter="0"/>
       <w:cols w:space="720"/>
@@ -27737,11 +27853,11 @@
     <w:rsid w:val="0038539A"/>
     <w:rsid w:val="003F5E52"/>
     <w:rsid w:val="005C7A65"/>
-    <w:rsid w:val="006104B7"/>
     <w:rsid w:val="007B6861"/>
     <w:rsid w:val="007E67DA"/>
     <w:rsid w:val="00802F51"/>
     <w:rsid w:val="00AB5062"/>
+    <w:rsid w:val="00BE762B"/>
     <w:rsid w:val="00FD5A4E"/>
   </w:rsids>
   <m:mathPr>

--- a/documents/documentation/documentation.docx
+++ b/documents/documentation/documentation.docx
@@ -25,6 +25,7 @@
     <w:tbl>
       <w:tblPr>
         <w:tblW w:w="0" w:type="auto"/>
+        <w:jc w:val="center"/>
         <w:tblBorders>
           <w:top w:val="single" w:sz="4" w:space="0" w:color="auto"/>
           <w:left w:val="single" w:sz="4" w:space="0" w:color="auto"/>
@@ -43,6 +44,9 @@
         <w:gridCol w:w="9060"/>
       </w:tblGrid>
       <w:tr>
+        <w:trPr>
+          <w:jc w:val="center"/>
+        </w:trPr>
         <w:tc>
           <w:tcPr>
             <w:tcW w:w="9060" w:type="dxa"/>
@@ -68,6 +72,7 @@
     </w:tbl>
     <w:p>
       <w:pPr>
+        <w:jc w:val="center"/>
         <w:rPr>
           <w:sz w:val="52"/>
         </w:rPr>
@@ -167,7 +172,7 @@
       <w:r>
         <w:fldChar w:fldCharType="separate"/>
       </w:r>
-      <w:hyperlink w:anchor="_Toc192832098" w:history="1">
+      <w:hyperlink w:anchor="_Toc192853523" w:history="1">
         <w:r>
           <w:rPr>
             <w:rStyle w:val="Lienhypertexte"/>
@@ -207,7 +212,7 @@
           <w:rPr>
             <w:webHidden/>
           </w:rPr>
-          <w:instrText xml:space="preserve"> PAGEREF _Toc192832098 \h </w:instrText>
+          <w:instrText xml:space="preserve"> PAGEREF _Toc192853523 \h </w:instrText>
         </w:r>
         <w:r>
           <w:rPr>
@@ -251,7 +256,7 @@
           <w14:ligatures w14:val="standardContextual"/>
         </w:rPr>
       </w:pPr>
-      <w:hyperlink w:anchor="_Toc192832099" w:history="1">
+      <w:hyperlink w:anchor="_Toc192853524" w:history="1">
         <w:r>
           <w:rPr>
             <w:rStyle w:val="Lienhypertexte"/>
@@ -299,7 +304,7 @@
             <w:noProof/>
             <w:webHidden/>
           </w:rPr>
-          <w:instrText xml:space="preserve"> PAGEREF _Toc192832099 \h </w:instrText>
+          <w:instrText xml:space="preserve"> PAGEREF _Toc192853524 \h </w:instrText>
         </w:r>
         <w:r>
           <w:rPr>
@@ -347,7 +352,7 @@
           <w14:ligatures w14:val="standardContextual"/>
         </w:rPr>
       </w:pPr>
-      <w:hyperlink w:anchor="_Toc192832100" w:history="1">
+      <w:hyperlink w:anchor="_Toc192853525" w:history="1">
         <w:r>
           <w:rPr>
             <w:rStyle w:val="Lienhypertexte"/>
@@ -395,7 +400,7 @@
             <w:noProof/>
             <w:webHidden/>
           </w:rPr>
-          <w:instrText xml:space="preserve"> PAGEREF _Toc192832100 \h </w:instrText>
+          <w:instrText xml:space="preserve"> PAGEREF _Toc192853525 \h </w:instrText>
         </w:r>
         <w:r>
           <w:rPr>
@@ -443,7 +448,7 @@
           <w14:ligatures w14:val="standardContextual"/>
         </w:rPr>
       </w:pPr>
-      <w:hyperlink w:anchor="_Toc192832101" w:history="1">
+      <w:hyperlink w:anchor="_Toc192853526" w:history="1">
         <w:r>
           <w:rPr>
             <w:rStyle w:val="Lienhypertexte"/>
@@ -489,7 +494,7 @@
             <w:noProof/>
             <w:webHidden/>
           </w:rPr>
-          <w:instrText xml:space="preserve"> PAGEREF _Toc192832101 \h </w:instrText>
+          <w:instrText xml:space="preserve"> PAGEREF _Toc192853526 \h </w:instrText>
         </w:r>
         <w:r>
           <w:rPr>
@@ -537,7 +542,7 @@
           <w14:ligatures w14:val="standardContextual"/>
         </w:rPr>
       </w:pPr>
-      <w:hyperlink w:anchor="_Toc192832102" w:history="1">
+      <w:hyperlink w:anchor="_Toc192853527" w:history="1">
         <w:r>
           <w:rPr>
             <w:rStyle w:val="Lienhypertexte"/>
@@ -583,7 +588,7 @@
             <w:noProof/>
             <w:webHidden/>
           </w:rPr>
-          <w:instrText xml:space="preserve"> PAGEREF _Toc192832102 \h </w:instrText>
+          <w:instrText xml:space="preserve"> PAGEREF _Toc192853527 \h </w:instrText>
         </w:r>
         <w:r>
           <w:rPr>
@@ -626,7 +631,7 @@
           <w14:ligatures w14:val="standardContextual"/>
         </w:rPr>
       </w:pPr>
-      <w:hyperlink w:anchor="_Toc192832103" w:history="1">
+      <w:hyperlink w:anchor="_Toc192853528" w:history="1">
         <w:r>
           <w:rPr>
             <w:rStyle w:val="Lienhypertexte"/>
@@ -666,7 +671,7 @@
           <w:rPr>
             <w:webHidden/>
           </w:rPr>
-          <w:instrText xml:space="preserve"> PAGEREF _Toc192832103 \h </w:instrText>
+          <w:instrText xml:space="preserve"> PAGEREF _Toc192853528 \h </w:instrText>
         </w:r>
         <w:r>
           <w:rPr>
@@ -710,7 +715,7 @@
           <w14:ligatures w14:val="standardContextual"/>
         </w:rPr>
       </w:pPr>
-      <w:hyperlink w:anchor="_Toc192832104" w:history="1">
+      <w:hyperlink w:anchor="_Toc192853529" w:history="1">
         <w:r>
           <w:rPr>
             <w:rStyle w:val="Lienhypertexte"/>
@@ -757,7 +762,7 @@
             <w:noProof/>
             <w:webHidden/>
           </w:rPr>
-          <w:instrText xml:space="preserve"> PAGEREF _Toc192832104 \h </w:instrText>
+          <w:instrText xml:space="preserve"> PAGEREF _Toc192853529 \h </w:instrText>
         </w:r>
         <w:r>
           <w:rPr>
@@ -805,7 +810,7 @@
           <w14:ligatures w14:val="standardContextual"/>
         </w:rPr>
       </w:pPr>
-      <w:hyperlink w:anchor="_Toc192832105" w:history="1">
+      <w:hyperlink w:anchor="_Toc192853530" w:history="1">
         <w:r>
           <w:rPr>
             <w:rStyle w:val="Lienhypertexte"/>
@@ -853,7 +858,7 @@
             <w:noProof/>
             <w:webHidden/>
           </w:rPr>
-          <w:instrText xml:space="preserve"> PAGEREF _Toc192832105 \h </w:instrText>
+          <w:instrText xml:space="preserve"> PAGEREF _Toc192853530 \h </w:instrText>
         </w:r>
         <w:r>
           <w:rPr>
@@ -901,7 +906,7 @@
           <w14:ligatures w14:val="standardContextual"/>
         </w:rPr>
       </w:pPr>
-      <w:hyperlink w:anchor="_Toc192832106" w:history="1">
+      <w:hyperlink w:anchor="_Toc192853531" w:history="1">
         <w:r>
           <w:rPr>
             <w:rStyle w:val="Lienhypertexte"/>
@@ -947,7 +952,7 @@
             <w:noProof/>
             <w:webHidden/>
           </w:rPr>
-          <w:instrText xml:space="preserve"> PAGEREF _Toc192832106 \h </w:instrText>
+          <w:instrText xml:space="preserve"> PAGEREF _Toc192853531 \h </w:instrText>
         </w:r>
         <w:r>
           <w:rPr>
@@ -995,7 +1000,7 @@
           <w14:ligatures w14:val="standardContextual"/>
         </w:rPr>
       </w:pPr>
-      <w:hyperlink w:anchor="_Toc192832107" w:history="1">
+      <w:hyperlink w:anchor="_Toc192853532" w:history="1">
         <w:r>
           <w:rPr>
             <w:rStyle w:val="Lienhypertexte"/>
@@ -1041,7 +1046,7 @@
             <w:noProof/>
             <w:webHidden/>
           </w:rPr>
-          <w:instrText xml:space="preserve"> PAGEREF _Toc192832107 \h </w:instrText>
+          <w:instrText xml:space="preserve"> PAGEREF _Toc192853532 \h </w:instrText>
         </w:r>
         <w:r>
           <w:rPr>
@@ -1089,7 +1094,7 @@
           <w14:ligatures w14:val="standardContextual"/>
         </w:rPr>
       </w:pPr>
-      <w:hyperlink w:anchor="_Toc192832108" w:history="1">
+      <w:hyperlink w:anchor="_Toc192853533" w:history="1">
         <w:r>
           <w:rPr>
             <w:rStyle w:val="Lienhypertexte"/>
@@ -1135,7 +1140,7 @@
             <w:noProof/>
             <w:webHidden/>
           </w:rPr>
-          <w:instrText xml:space="preserve"> PAGEREF _Toc192832108 \h </w:instrText>
+          <w:instrText xml:space="preserve"> PAGEREF _Toc192853533 \h </w:instrText>
         </w:r>
         <w:r>
           <w:rPr>
@@ -1183,7 +1188,7 @@
           <w14:ligatures w14:val="standardContextual"/>
         </w:rPr>
       </w:pPr>
-      <w:hyperlink w:anchor="_Toc192832109" w:history="1">
+      <w:hyperlink w:anchor="_Toc192853534" w:history="1">
         <w:r>
           <w:rPr>
             <w:rStyle w:val="Lienhypertexte"/>
@@ -1229,7 +1234,7 @@
             <w:noProof/>
             <w:webHidden/>
           </w:rPr>
-          <w:instrText xml:space="preserve"> PAGEREF _Toc192832109 \h </w:instrText>
+          <w:instrText xml:space="preserve"> PAGEREF _Toc192853534 \h </w:instrText>
         </w:r>
         <w:r>
           <w:rPr>
@@ -1277,7 +1282,7 @@
           <w14:ligatures w14:val="standardContextual"/>
         </w:rPr>
       </w:pPr>
-      <w:hyperlink w:anchor="_Toc192832110" w:history="1">
+      <w:hyperlink w:anchor="_Toc192853535" w:history="1">
         <w:r>
           <w:rPr>
             <w:rStyle w:val="Lienhypertexte"/>
@@ -1325,7 +1330,7 @@
             <w:noProof/>
             <w:webHidden/>
           </w:rPr>
-          <w:instrText xml:space="preserve"> PAGEREF _Toc192832110 \h </w:instrText>
+          <w:instrText xml:space="preserve"> PAGEREF _Toc192853535 \h </w:instrText>
         </w:r>
         <w:r>
           <w:rPr>
@@ -1345,7 +1350,7 @@
             <w:noProof/>
             <w:webHidden/>
           </w:rPr>
-          <w:t>9</w:t>
+          <w:t>8</w:t>
         </w:r>
         <w:r>
           <w:rPr>
@@ -1373,7 +1378,7 @@
           <w14:ligatures w14:val="standardContextual"/>
         </w:rPr>
       </w:pPr>
-      <w:hyperlink w:anchor="_Toc192832111" w:history="1">
+      <w:hyperlink w:anchor="_Toc192853536" w:history="1">
         <w:r>
           <w:rPr>
             <w:rStyle w:val="Lienhypertexte"/>
@@ -1421,7 +1426,7 @@
             <w:noProof/>
             <w:webHidden/>
           </w:rPr>
-          <w:instrText xml:space="preserve"> PAGEREF _Toc192832111 \h </w:instrText>
+          <w:instrText xml:space="preserve"> PAGEREF _Toc192853536 \h </w:instrText>
         </w:r>
         <w:r>
           <w:rPr>
@@ -1441,7 +1446,7 @@
             <w:noProof/>
             <w:webHidden/>
           </w:rPr>
-          <w:t>10</w:t>
+          <w:t>9</w:t>
         </w:r>
         <w:r>
           <w:rPr>
@@ -1469,7 +1474,7 @@
           <w14:ligatures w14:val="standardContextual"/>
         </w:rPr>
       </w:pPr>
-      <w:hyperlink w:anchor="_Toc192832112" w:history="1">
+      <w:hyperlink w:anchor="_Toc192853537" w:history="1">
         <w:r>
           <w:rPr>
             <w:rStyle w:val="Lienhypertexte"/>
@@ -1515,7 +1520,7 @@
             <w:noProof/>
             <w:webHidden/>
           </w:rPr>
-          <w:instrText xml:space="preserve"> PAGEREF _Toc192832112 \h </w:instrText>
+          <w:instrText xml:space="preserve"> PAGEREF _Toc192853537 \h </w:instrText>
         </w:r>
         <w:r>
           <w:rPr>
@@ -1535,7 +1540,7 @@
             <w:noProof/>
             <w:webHidden/>
           </w:rPr>
-          <w:t>11</w:t>
+          <w:t>9</w:t>
         </w:r>
         <w:r>
           <w:rPr>
@@ -1563,7 +1568,7 @@
           <w14:ligatures w14:val="standardContextual"/>
         </w:rPr>
       </w:pPr>
-      <w:hyperlink w:anchor="_Toc192832113" w:history="1">
+      <w:hyperlink w:anchor="_Toc192853538" w:history="1">
         <w:r>
           <w:rPr>
             <w:rStyle w:val="Lienhypertexte"/>
@@ -1609,7 +1614,7 @@
             <w:noProof/>
             <w:webHidden/>
           </w:rPr>
-          <w:instrText xml:space="preserve"> PAGEREF _Toc192832113 \h </w:instrText>
+          <w:instrText xml:space="preserve"> PAGEREF _Toc192853538 \h </w:instrText>
         </w:r>
         <w:r>
           <w:rPr>
@@ -1629,7 +1634,7 @@
             <w:noProof/>
             <w:webHidden/>
           </w:rPr>
-          <w:t>11</w:t>
+          <w:t>10</w:t>
         </w:r>
         <w:r>
           <w:rPr>
@@ -1657,7 +1662,7 @@
           <w14:ligatures w14:val="standardContextual"/>
         </w:rPr>
       </w:pPr>
-      <w:hyperlink w:anchor="_Toc192832114" w:history="1">
+      <w:hyperlink w:anchor="_Toc192853539" w:history="1">
         <w:r>
           <w:rPr>
             <w:rStyle w:val="Lienhypertexte"/>
@@ -1703,7 +1708,7 @@
             <w:noProof/>
             <w:webHidden/>
           </w:rPr>
-          <w:instrText xml:space="preserve"> PAGEREF _Toc192832114 \h </w:instrText>
+          <w:instrText xml:space="preserve"> PAGEREF _Toc192853539 \h </w:instrText>
         </w:r>
         <w:r>
           <w:rPr>
@@ -1723,7 +1728,7 @@
             <w:noProof/>
             <w:webHidden/>
           </w:rPr>
-          <w:t>12</w:t>
+          <w:t>11</w:t>
         </w:r>
         <w:r>
           <w:rPr>
@@ -1751,7 +1756,7 @@
           <w14:ligatures w14:val="standardContextual"/>
         </w:rPr>
       </w:pPr>
-      <w:hyperlink w:anchor="_Toc192832115" w:history="1">
+      <w:hyperlink w:anchor="_Toc192853540" w:history="1">
         <w:r>
           <w:rPr>
             <w:rStyle w:val="Lienhypertexte"/>
@@ -1797,7 +1802,7 @@
             <w:noProof/>
             <w:webHidden/>
           </w:rPr>
-          <w:instrText xml:space="preserve"> PAGEREF _Toc192832115 \h </w:instrText>
+          <w:instrText xml:space="preserve"> PAGEREF _Toc192853540 \h </w:instrText>
         </w:r>
         <w:r>
           <w:rPr>
@@ -1817,7 +1822,7 @@
             <w:noProof/>
             <w:webHidden/>
           </w:rPr>
-          <w:t>13</w:t>
+          <w:t>12</w:t>
         </w:r>
         <w:r>
           <w:rPr>
@@ -1845,7 +1850,7 @@
           <w14:ligatures w14:val="standardContextual"/>
         </w:rPr>
       </w:pPr>
-      <w:hyperlink w:anchor="_Toc192832116" w:history="1">
+      <w:hyperlink w:anchor="_Toc192853541" w:history="1">
         <w:r>
           <w:rPr>
             <w:rStyle w:val="Lienhypertexte"/>
@@ -1891,7 +1896,7 @@
             <w:noProof/>
             <w:webHidden/>
           </w:rPr>
-          <w:instrText xml:space="preserve"> PAGEREF _Toc192832116 \h </w:instrText>
+          <w:instrText xml:space="preserve"> PAGEREF _Toc192853541 \h </w:instrText>
         </w:r>
         <w:r>
           <w:rPr>
@@ -1939,7 +1944,7 @@
           <w14:ligatures w14:val="standardContextual"/>
         </w:rPr>
       </w:pPr>
-      <w:hyperlink w:anchor="_Toc192832117" w:history="1">
+      <w:hyperlink w:anchor="_Toc192853542" w:history="1">
         <w:r>
           <w:rPr>
             <w:rStyle w:val="Lienhypertexte"/>
@@ -1985,7 +1990,7 @@
             <w:noProof/>
             <w:webHidden/>
           </w:rPr>
-          <w:instrText xml:space="preserve"> PAGEREF _Toc192832117 \h </w:instrText>
+          <w:instrText xml:space="preserve"> PAGEREF _Toc192853542 \h </w:instrText>
         </w:r>
         <w:r>
           <w:rPr>
@@ -2033,7 +2038,7 @@
           <w14:ligatures w14:val="standardContextual"/>
         </w:rPr>
       </w:pPr>
-      <w:hyperlink w:anchor="_Toc192832118" w:history="1">
+      <w:hyperlink w:anchor="_Toc192853543" w:history="1">
         <w:r>
           <w:rPr>
             <w:rStyle w:val="Lienhypertexte"/>
@@ -2079,7 +2084,7 @@
             <w:noProof/>
             <w:webHidden/>
           </w:rPr>
-          <w:instrText xml:space="preserve"> PAGEREF _Toc192832118 \h </w:instrText>
+          <w:instrText xml:space="preserve"> PAGEREF _Toc192853543 \h </w:instrText>
         </w:r>
         <w:r>
           <w:rPr>
@@ -2099,7 +2104,7 @@
             <w:noProof/>
             <w:webHidden/>
           </w:rPr>
-          <w:t>16</w:t>
+          <w:t>15</w:t>
         </w:r>
         <w:r>
           <w:rPr>
@@ -2127,7 +2132,7 @@
           <w14:ligatures w14:val="standardContextual"/>
         </w:rPr>
       </w:pPr>
-      <w:hyperlink w:anchor="_Toc192832119" w:history="1">
+      <w:hyperlink w:anchor="_Toc192853544" w:history="1">
         <w:r>
           <w:rPr>
             <w:rStyle w:val="Lienhypertexte"/>
@@ -2173,7 +2178,7 @@
             <w:noProof/>
             <w:webHidden/>
           </w:rPr>
-          <w:instrText xml:space="preserve"> PAGEREF _Toc192832119 \h </w:instrText>
+          <w:instrText xml:space="preserve"> PAGEREF _Toc192853544 \h </w:instrText>
         </w:r>
         <w:r>
           <w:rPr>
@@ -2221,7 +2226,7 @@
           <w14:ligatures w14:val="standardContextual"/>
         </w:rPr>
       </w:pPr>
-      <w:hyperlink w:anchor="_Toc192832120" w:history="1">
+      <w:hyperlink w:anchor="_Toc192853545" w:history="1">
         <w:r>
           <w:rPr>
             <w:rStyle w:val="Lienhypertexte"/>
@@ -2269,7 +2274,7 @@
             <w:noProof/>
             <w:webHidden/>
           </w:rPr>
-          <w:instrText xml:space="preserve"> PAGEREF _Toc192832120 \h </w:instrText>
+          <w:instrText xml:space="preserve"> PAGEREF _Toc192853545 \h </w:instrText>
         </w:r>
         <w:r>
           <w:rPr>
@@ -2289,7 +2294,7 @@
             <w:noProof/>
             <w:webHidden/>
           </w:rPr>
-          <w:t>17</w:t>
+          <w:t>16</w:t>
         </w:r>
         <w:r>
           <w:rPr>
@@ -2317,7 +2322,7 @@
           <w14:ligatures w14:val="standardContextual"/>
         </w:rPr>
       </w:pPr>
-      <w:hyperlink w:anchor="_Toc192832121" w:history="1">
+      <w:hyperlink w:anchor="_Toc192853546" w:history="1">
         <w:r>
           <w:rPr>
             <w:rStyle w:val="Lienhypertexte"/>
@@ -2365,7 +2370,7 @@
             <w:noProof/>
             <w:webHidden/>
           </w:rPr>
-          <w:instrText xml:space="preserve"> PAGEREF _Toc192832121 \h </w:instrText>
+          <w:instrText xml:space="preserve"> PAGEREF _Toc192853546 \h </w:instrText>
         </w:r>
         <w:r>
           <w:rPr>
@@ -2385,7 +2390,7 @@
             <w:noProof/>
             <w:webHidden/>
           </w:rPr>
-          <w:t>18</w:t>
+          <w:t>17</w:t>
         </w:r>
         <w:r>
           <w:rPr>
@@ -2413,7 +2418,7 @@
           <w14:ligatures w14:val="standardContextual"/>
         </w:rPr>
       </w:pPr>
-      <w:hyperlink w:anchor="_Toc192832122" w:history="1">
+      <w:hyperlink w:anchor="_Toc192853547" w:history="1">
         <w:r>
           <w:rPr>
             <w:rStyle w:val="Lienhypertexte"/>
@@ -2461,7 +2466,7 @@
             <w:noProof/>
             <w:webHidden/>
           </w:rPr>
-          <w:instrText xml:space="preserve"> PAGEREF _Toc192832122 \h </w:instrText>
+          <w:instrText xml:space="preserve"> PAGEREF _Toc192853547 \h </w:instrText>
         </w:r>
         <w:r>
           <w:rPr>
@@ -2481,7 +2486,7 @@
             <w:noProof/>
             <w:webHidden/>
           </w:rPr>
-          <w:t>19</w:t>
+          <w:t>18</w:t>
         </w:r>
         <w:r>
           <w:rPr>
@@ -2504,7 +2509,7 @@
           <w14:ligatures w14:val="standardContextual"/>
         </w:rPr>
       </w:pPr>
-      <w:hyperlink w:anchor="_Toc192832123" w:history="1">
+      <w:hyperlink w:anchor="_Toc192853548" w:history="1">
         <w:r>
           <w:rPr>
             <w:rStyle w:val="Lienhypertexte"/>
@@ -2544,7 +2549,7 @@
           <w:rPr>
             <w:webHidden/>
           </w:rPr>
-          <w:instrText xml:space="preserve"> PAGEREF _Toc192832123 \h </w:instrText>
+          <w:instrText xml:space="preserve"> PAGEREF _Toc192853548 \h </w:instrText>
         </w:r>
         <w:r>
           <w:rPr>
@@ -2561,7 +2566,7 @@
           <w:rPr>
             <w:webHidden/>
           </w:rPr>
-          <w:t>19</w:t>
+          <w:t>18</w:t>
         </w:r>
         <w:r>
           <w:rPr>
@@ -2588,7 +2593,7 @@
           <w14:ligatures w14:val="standardContextual"/>
         </w:rPr>
       </w:pPr>
-      <w:hyperlink w:anchor="_Toc192832124" w:history="1">
+      <w:hyperlink w:anchor="_Toc192853549" w:history="1">
         <w:r>
           <w:rPr>
             <w:rStyle w:val="Lienhypertexte"/>
@@ -2634,7 +2639,7 @@
             <w:noProof/>
             <w:webHidden/>
           </w:rPr>
-          <w:instrText xml:space="preserve"> PAGEREF _Toc192832124 \h </w:instrText>
+          <w:instrText xml:space="preserve"> PAGEREF _Toc192853549 \h </w:instrText>
         </w:r>
         <w:r>
           <w:rPr>
@@ -2654,7 +2659,7 @@
             <w:noProof/>
             <w:webHidden/>
           </w:rPr>
-          <w:t>19</w:t>
+          <w:t>18</w:t>
         </w:r>
         <w:r>
           <w:rPr>
@@ -2682,7 +2687,7 @@
           <w14:ligatures w14:val="standardContextual"/>
         </w:rPr>
       </w:pPr>
-      <w:hyperlink w:anchor="_Toc192832125" w:history="1">
+      <w:hyperlink w:anchor="_Toc192853550" w:history="1">
         <w:r>
           <w:rPr>
             <w:rStyle w:val="Lienhypertexte"/>
@@ -2728,7 +2733,7 @@
             <w:noProof/>
             <w:webHidden/>
           </w:rPr>
-          <w:instrText xml:space="preserve"> PAGEREF _Toc192832125 \h </w:instrText>
+          <w:instrText xml:space="preserve"> PAGEREF _Toc192853550 \h </w:instrText>
         </w:r>
         <w:r>
           <w:rPr>
@@ -2748,7 +2753,7 @@
             <w:noProof/>
             <w:webHidden/>
           </w:rPr>
-          <w:t>19</w:t>
+          <w:t>18</w:t>
         </w:r>
         <w:r>
           <w:rPr>
@@ -2776,7 +2781,7 @@
           <w14:ligatures w14:val="standardContextual"/>
         </w:rPr>
       </w:pPr>
-      <w:hyperlink w:anchor="_Toc192832126" w:history="1">
+      <w:hyperlink w:anchor="_Toc192853551" w:history="1">
         <w:r>
           <w:rPr>
             <w:rStyle w:val="Lienhypertexte"/>
@@ -2822,7 +2827,7 @@
             <w:noProof/>
             <w:webHidden/>
           </w:rPr>
-          <w:instrText xml:space="preserve"> PAGEREF _Toc192832126 \h </w:instrText>
+          <w:instrText xml:space="preserve"> PAGEREF _Toc192853551 \h </w:instrText>
         </w:r>
         <w:r>
           <w:rPr>
@@ -2842,7 +2847,7 @@
             <w:noProof/>
             <w:webHidden/>
           </w:rPr>
-          <w:t>19</w:t>
+          <w:t>18</w:t>
         </w:r>
         <w:r>
           <w:rPr>
@@ -2870,7 +2875,7 @@
           <w14:ligatures w14:val="standardContextual"/>
         </w:rPr>
       </w:pPr>
-      <w:hyperlink w:anchor="_Toc192832127" w:history="1">
+      <w:hyperlink w:anchor="_Toc192853552" w:history="1">
         <w:r>
           <w:rPr>
             <w:rStyle w:val="Lienhypertexte"/>
@@ -2916,7 +2921,7 @@
             <w:noProof/>
             <w:webHidden/>
           </w:rPr>
-          <w:instrText xml:space="preserve"> PAGEREF _Toc192832127 \h </w:instrText>
+          <w:instrText xml:space="preserve"> PAGEREF _Toc192853552 \h </w:instrText>
         </w:r>
         <w:r>
           <w:rPr>
@@ -2936,7 +2941,7 @@
             <w:noProof/>
             <w:webHidden/>
           </w:rPr>
-          <w:t>20</w:t>
+          <w:t>19</w:t>
         </w:r>
         <w:r>
           <w:rPr>
@@ -2964,7 +2969,7 @@
           <w14:ligatures w14:val="standardContextual"/>
         </w:rPr>
       </w:pPr>
-      <w:hyperlink w:anchor="_Toc192832128" w:history="1">
+      <w:hyperlink w:anchor="_Toc192853553" w:history="1">
         <w:r>
           <w:rPr>
             <w:rStyle w:val="Lienhypertexte"/>
@@ -3012,7 +3017,7 @@
             <w:noProof/>
             <w:webHidden/>
           </w:rPr>
-          <w:instrText xml:space="preserve"> PAGEREF _Toc192832128 \h </w:instrText>
+          <w:instrText xml:space="preserve"> PAGEREF _Toc192853553 \h </w:instrText>
         </w:r>
         <w:r>
           <w:rPr>
@@ -3032,7 +3037,7 @@
             <w:noProof/>
             <w:webHidden/>
           </w:rPr>
-          <w:t>20</w:t>
+          <w:t>19</w:t>
         </w:r>
         <w:r>
           <w:rPr>
@@ -3060,7 +3065,7 @@
           <w14:ligatures w14:val="standardContextual"/>
         </w:rPr>
       </w:pPr>
-      <w:hyperlink w:anchor="_Toc192832129" w:history="1">
+      <w:hyperlink w:anchor="_Toc192853554" w:history="1">
         <w:r>
           <w:rPr>
             <w:rStyle w:val="Lienhypertexte"/>
@@ -3106,7 +3111,7 @@
             <w:noProof/>
             <w:webHidden/>
           </w:rPr>
-          <w:instrText xml:space="preserve"> PAGEREF _Toc192832129 \h </w:instrText>
+          <w:instrText xml:space="preserve"> PAGEREF _Toc192853554 \h </w:instrText>
         </w:r>
         <w:r>
           <w:rPr>
@@ -3126,7 +3131,7 @@
             <w:noProof/>
             <w:webHidden/>
           </w:rPr>
-          <w:t>20</w:t>
+          <w:t>19</w:t>
         </w:r>
         <w:r>
           <w:rPr>
@@ -3154,7 +3159,7 @@
           <w14:ligatures w14:val="standardContextual"/>
         </w:rPr>
       </w:pPr>
-      <w:hyperlink w:anchor="_Toc192832130" w:history="1">
+      <w:hyperlink w:anchor="_Toc192853555" w:history="1">
         <w:r>
           <w:rPr>
             <w:rStyle w:val="Lienhypertexte"/>
@@ -3200,7 +3205,7 @@
             <w:noProof/>
             <w:webHidden/>
           </w:rPr>
-          <w:instrText xml:space="preserve"> PAGEREF _Toc192832130 \h </w:instrText>
+          <w:instrText xml:space="preserve"> PAGEREF _Toc192853555 \h </w:instrText>
         </w:r>
         <w:r>
           <w:rPr>
@@ -3220,7 +3225,7 @@
             <w:noProof/>
             <w:webHidden/>
           </w:rPr>
-          <w:t>21</w:t>
+          <w:t>20</w:t>
         </w:r>
         <w:r>
           <w:rPr>
@@ -3248,7 +3253,7 @@
           <w14:ligatures w14:val="standardContextual"/>
         </w:rPr>
       </w:pPr>
-      <w:hyperlink w:anchor="_Toc192832131" w:history="1">
+      <w:hyperlink w:anchor="_Toc192853556" w:history="1">
         <w:r>
           <w:rPr>
             <w:rStyle w:val="Lienhypertexte"/>
@@ -3296,7 +3301,7 @@
             <w:noProof/>
             <w:webHidden/>
           </w:rPr>
-          <w:instrText xml:space="preserve"> PAGEREF _Toc192832131 \h </w:instrText>
+          <w:instrText xml:space="preserve"> PAGEREF _Toc192853556 \h </w:instrText>
         </w:r>
         <w:r>
           <w:rPr>
@@ -3316,7 +3321,7 @@
             <w:noProof/>
             <w:webHidden/>
           </w:rPr>
-          <w:t>22</w:t>
+          <w:t>21</w:t>
         </w:r>
         <w:r>
           <w:rPr>
@@ -3344,7 +3349,7 @@
           <w14:ligatures w14:val="standardContextual"/>
         </w:rPr>
       </w:pPr>
-      <w:hyperlink w:anchor="_Toc192832132" w:history="1">
+      <w:hyperlink w:anchor="_Toc192853557" w:history="1">
         <w:r>
           <w:rPr>
             <w:rStyle w:val="Lienhypertexte"/>
@@ -3392,7 +3397,7 @@
             <w:noProof/>
             <w:webHidden/>
           </w:rPr>
-          <w:instrText xml:space="preserve"> PAGEREF _Toc192832132 \h </w:instrText>
+          <w:instrText xml:space="preserve"> PAGEREF _Toc192853557 \h </w:instrText>
         </w:r>
         <w:r>
           <w:rPr>
@@ -3412,7 +3417,7 @@
             <w:noProof/>
             <w:webHidden/>
           </w:rPr>
-          <w:t>23</w:t>
+          <w:t>22</w:t>
         </w:r>
         <w:r>
           <w:rPr>
@@ -3440,7 +3445,7 @@
           <w14:ligatures w14:val="standardContextual"/>
         </w:rPr>
       </w:pPr>
-      <w:hyperlink w:anchor="_Toc192832133" w:history="1">
+      <w:hyperlink w:anchor="_Toc192853558" w:history="1">
         <w:r>
           <w:rPr>
             <w:rStyle w:val="Lienhypertexte"/>
@@ -3488,7 +3493,7 @@
             <w:noProof/>
             <w:webHidden/>
           </w:rPr>
-          <w:instrText xml:space="preserve"> PAGEREF _Toc192832133 \h </w:instrText>
+          <w:instrText xml:space="preserve"> PAGEREF _Toc192853558 \h </w:instrText>
         </w:r>
         <w:r>
           <w:rPr>
@@ -3508,7 +3513,7 @@
             <w:noProof/>
             <w:webHidden/>
           </w:rPr>
-          <w:t>24</w:t>
+          <w:t>23</w:t>
         </w:r>
         <w:r>
           <w:rPr>
@@ -3536,7 +3541,7 @@
           <w14:ligatures w14:val="standardContextual"/>
         </w:rPr>
       </w:pPr>
-      <w:hyperlink w:anchor="_Toc192832134" w:history="1">
+      <w:hyperlink w:anchor="_Toc192853559" w:history="1">
         <w:r>
           <w:rPr>
             <w:rStyle w:val="Lienhypertexte"/>
@@ -3584,7 +3589,7 @@
             <w:noProof/>
             <w:webHidden/>
           </w:rPr>
-          <w:instrText xml:space="preserve"> PAGEREF _Toc192832134 \h </w:instrText>
+          <w:instrText xml:space="preserve"> PAGEREF _Toc192853559 \h </w:instrText>
         </w:r>
         <w:r>
           <w:rPr>
@@ -3604,7 +3609,7 @@
             <w:noProof/>
             <w:webHidden/>
           </w:rPr>
-          <w:t>24</w:t>
+          <w:t>23</w:t>
         </w:r>
         <w:r>
           <w:rPr>
@@ -3632,7 +3637,7 @@
           <w14:ligatures w14:val="standardContextual"/>
         </w:rPr>
       </w:pPr>
-      <w:hyperlink w:anchor="_Toc192832135" w:history="1">
+      <w:hyperlink w:anchor="_Toc192853560" w:history="1">
         <w:r>
           <w:rPr>
             <w:rStyle w:val="Lienhypertexte"/>
@@ -3678,7 +3683,7 @@
             <w:noProof/>
             <w:webHidden/>
           </w:rPr>
-          <w:instrText xml:space="preserve"> PAGEREF _Toc192832135 \h </w:instrText>
+          <w:instrText xml:space="preserve"> PAGEREF _Toc192853560 \h </w:instrText>
         </w:r>
         <w:r>
           <w:rPr>
@@ -3698,7 +3703,7 @@
             <w:noProof/>
             <w:webHidden/>
           </w:rPr>
-          <w:t>24</w:t>
+          <w:t>23</w:t>
         </w:r>
         <w:r>
           <w:rPr>
@@ -3726,7 +3731,7 @@
           <w14:ligatures w14:val="standardContextual"/>
         </w:rPr>
       </w:pPr>
-      <w:hyperlink w:anchor="_Toc192832136" w:history="1">
+      <w:hyperlink w:anchor="_Toc192853561" w:history="1">
         <w:r>
           <w:rPr>
             <w:rStyle w:val="Lienhypertexte"/>
@@ -3772,7 +3777,7 @@
             <w:noProof/>
             <w:webHidden/>
           </w:rPr>
-          <w:instrText xml:space="preserve"> PAGEREF _Toc192832136 \h </w:instrText>
+          <w:instrText xml:space="preserve"> PAGEREF _Toc192853561 \h </w:instrText>
         </w:r>
         <w:r>
           <w:rPr>
@@ -3792,7 +3797,7 @@
             <w:noProof/>
             <w:webHidden/>
           </w:rPr>
-          <w:t>25</w:t>
+          <w:t>24</w:t>
         </w:r>
         <w:r>
           <w:rPr>
@@ -3820,7 +3825,7 @@
           <w14:ligatures w14:val="standardContextual"/>
         </w:rPr>
       </w:pPr>
-      <w:hyperlink w:anchor="_Toc192832137" w:history="1">
+      <w:hyperlink w:anchor="_Toc192853562" w:history="1">
         <w:r>
           <w:rPr>
             <w:rStyle w:val="Lienhypertexte"/>
@@ -3866,7 +3871,7 @@
             <w:noProof/>
             <w:webHidden/>
           </w:rPr>
-          <w:instrText xml:space="preserve"> PAGEREF _Toc192832137 \h </w:instrText>
+          <w:instrText xml:space="preserve"> PAGEREF _Toc192853562 \h </w:instrText>
         </w:r>
         <w:r>
           <w:rPr>
@@ -3886,7 +3891,7 @@
             <w:noProof/>
             <w:webHidden/>
           </w:rPr>
-          <w:t>25</w:t>
+          <w:t>24</w:t>
         </w:r>
         <w:r>
           <w:rPr>
@@ -3914,7 +3919,7 @@
           <w14:ligatures w14:val="standardContextual"/>
         </w:rPr>
       </w:pPr>
-      <w:hyperlink w:anchor="_Toc192832138" w:history="1">
+      <w:hyperlink w:anchor="_Toc192853563" w:history="1">
         <w:r>
           <w:rPr>
             <w:rStyle w:val="Lienhypertexte"/>
@@ -3960,7 +3965,7 @@
             <w:noProof/>
             <w:webHidden/>
           </w:rPr>
-          <w:instrText xml:space="preserve"> PAGEREF _Toc192832138 \h </w:instrText>
+          <w:instrText xml:space="preserve"> PAGEREF _Toc192853563 \h </w:instrText>
         </w:r>
         <w:r>
           <w:rPr>
@@ -3980,7 +3985,7 @@
             <w:noProof/>
             <w:webHidden/>
           </w:rPr>
-          <w:t>25</w:t>
+          <w:t>24</w:t>
         </w:r>
         <w:r>
           <w:rPr>
@@ -4008,7 +4013,7 @@
           <w14:ligatures w14:val="standardContextual"/>
         </w:rPr>
       </w:pPr>
-      <w:hyperlink w:anchor="_Toc192832139" w:history="1">
+      <w:hyperlink w:anchor="_Toc192853564" w:history="1">
         <w:r>
           <w:rPr>
             <w:rStyle w:val="Lienhypertexte"/>
@@ -4056,7 +4061,7 @@
             <w:noProof/>
             <w:webHidden/>
           </w:rPr>
-          <w:instrText xml:space="preserve"> PAGEREF _Toc192832139 \h </w:instrText>
+          <w:instrText xml:space="preserve"> PAGEREF _Toc192853564 \h </w:instrText>
         </w:r>
         <w:r>
           <w:rPr>
@@ -4076,7 +4081,7 @@
             <w:noProof/>
             <w:webHidden/>
           </w:rPr>
-          <w:t>26</w:t>
+          <w:t>25</w:t>
         </w:r>
         <w:r>
           <w:rPr>
@@ -4104,7 +4109,7 @@
           <w14:ligatures w14:val="standardContextual"/>
         </w:rPr>
       </w:pPr>
-      <w:hyperlink w:anchor="_Toc192832140" w:history="1">
+      <w:hyperlink w:anchor="_Toc192853565" w:history="1">
         <w:r>
           <w:rPr>
             <w:rStyle w:val="Lienhypertexte"/>
@@ -4150,7 +4155,7 @@
             <w:noProof/>
             <w:webHidden/>
           </w:rPr>
-          <w:instrText xml:space="preserve"> PAGEREF _Toc192832140 \h </w:instrText>
+          <w:instrText xml:space="preserve"> PAGEREF _Toc192853565 \h </w:instrText>
         </w:r>
         <w:r>
           <w:rPr>
@@ -4170,7 +4175,7 @@
             <w:noProof/>
             <w:webHidden/>
           </w:rPr>
-          <w:t>26</w:t>
+          <w:t>25</w:t>
         </w:r>
         <w:r>
           <w:rPr>
@@ -4198,7 +4203,7 @@
           <w14:ligatures w14:val="standardContextual"/>
         </w:rPr>
       </w:pPr>
-      <w:hyperlink w:anchor="_Toc192832141" w:history="1">
+      <w:hyperlink w:anchor="_Toc192853566" w:history="1">
         <w:r>
           <w:rPr>
             <w:rStyle w:val="Lienhypertexte"/>
@@ -4244,7 +4249,7 @@
             <w:noProof/>
             <w:webHidden/>
           </w:rPr>
-          <w:instrText xml:space="preserve"> PAGEREF _Toc192832141 \h </w:instrText>
+          <w:instrText xml:space="preserve"> PAGEREF _Toc192853566 \h </w:instrText>
         </w:r>
         <w:r>
           <w:rPr>
@@ -4292,7 +4297,7 @@
           <w14:ligatures w14:val="standardContextual"/>
         </w:rPr>
       </w:pPr>
-      <w:hyperlink w:anchor="_Toc192832142" w:history="1">
+      <w:hyperlink w:anchor="_Toc192853567" w:history="1">
         <w:r>
           <w:rPr>
             <w:rStyle w:val="Lienhypertexte"/>
@@ -4338,7 +4343,7 @@
             <w:noProof/>
             <w:webHidden/>
           </w:rPr>
-          <w:instrText xml:space="preserve"> PAGEREF _Toc192832142 \h </w:instrText>
+          <w:instrText xml:space="preserve"> PAGEREF _Toc192853567 \h </w:instrText>
         </w:r>
         <w:r>
           <w:rPr>
@@ -4386,7 +4391,7 @@
           <w14:ligatures w14:val="standardContextual"/>
         </w:rPr>
       </w:pPr>
-      <w:hyperlink w:anchor="_Toc192832143" w:history="1">
+      <w:hyperlink w:anchor="_Toc192853568" w:history="1">
         <w:r>
           <w:rPr>
             <w:rStyle w:val="Lienhypertexte"/>
@@ -4434,7 +4439,7 @@
             <w:noProof/>
             <w:webHidden/>
           </w:rPr>
-          <w:instrText xml:space="preserve"> PAGEREF _Toc192832143 \h </w:instrText>
+          <w:instrText xml:space="preserve"> PAGEREF _Toc192853568 \h </w:instrText>
         </w:r>
         <w:r>
           <w:rPr>
@@ -4482,7 +4487,7 @@
           <w14:ligatures w14:val="standardContextual"/>
         </w:rPr>
       </w:pPr>
-      <w:hyperlink w:anchor="_Toc192832144" w:history="1">
+      <w:hyperlink w:anchor="_Toc192853569" w:history="1">
         <w:r>
           <w:rPr>
             <w:rStyle w:val="Lienhypertexte"/>
@@ -4530,13 +4535,7 @@
             <w:noProof/>
             <w:webHidden/>
           </w:rPr>
-          <w:instrText xml:space="preserve"> PAGEREF _Toc192832144 \h </w:instrText>
-        </w:r>
-        <w:r>
-          <w:rPr>
-            <w:noProof/>
-            <w:webHidden/>
-          </w:rPr>
+          <w:instrText xml:space="preserve"> PAGEREF _Toc192853569 \h </w:instrText>
         </w:r>
         <w:r>
           <w:rPr>
@@ -4547,10 +4546,12 @@
         </w:r>
         <w:r>
           <w:rPr>
-            <w:noProof/>
-            <w:webHidden/>
-          </w:rPr>
-          <w:t>28</w:t>
+            <w:b/>
+            <w:bCs/>
+            <w:noProof/>
+            <w:webHidden/>
+          </w:rPr>
+          <w:t>Erreur ! Signet non défini.</w:t>
         </w:r>
         <w:r>
           <w:rPr>
@@ -4573,7 +4574,7 @@
           <w14:ligatures w14:val="standardContextual"/>
         </w:rPr>
       </w:pPr>
-      <w:hyperlink w:anchor="_Toc192832145" w:history="1">
+      <w:hyperlink w:anchor="_Toc192853570" w:history="1">
         <w:r>
           <w:rPr>
             <w:rStyle w:val="Lienhypertexte"/>
@@ -4613,7 +4614,7 @@
           <w:rPr>
             <w:webHidden/>
           </w:rPr>
-          <w:instrText xml:space="preserve"> PAGEREF _Toc192832145 \h </w:instrText>
+          <w:instrText xml:space="preserve"> PAGEREF _Toc192853570 \h </w:instrText>
         </w:r>
         <w:r>
           <w:rPr>
@@ -4630,7 +4631,7 @@
           <w:rPr>
             <w:webHidden/>
           </w:rPr>
-          <w:t>28</w:t>
+          <w:t>27</w:t>
         </w:r>
         <w:r>
           <w:rPr>
@@ -4652,7 +4653,7 @@
           <w14:ligatures w14:val="standardContextual"/>
         </w:rPr>
       </w:pPr>
-      <w:hyperlink w:anchor="_Toc192832146" w:history="1">
+      <w:hyperlink w:anchor="_Toc192853571" w:history="1">
         <w:r>
           <w:rPr>
             <w:rStyle w:val="Lienhypertexte"/>
@@ -4692,7 +4693,7 @@
           <w:rPr>
             <w:webHidden/>
           </w:rPr>
-          <w:instrText xml:space="preserve"> PAGEREF _Toc192832146 \h </w:instrText>
+          <w:instrText xml:space="preserve"> PAGEREF _Toc192853571 \h </w:instrText>
         </w:r>
         <w:r>
           <w:rPr>
@@ -4709,7 +4710,7 @@
           <w:rPr>
             <w:webHidden/>
           </w:rPr>
-          <w:t>30</w:t>
+          <w:t>28</w:t>
         </w:r>
         <w:r>
           <w:rPr>
@@ -4736,7 +4737,7 @@
           <w14:ligatures w14:val="standardContextual"/>
         </w:rPr>
       </w:pPr>
-      <w:hyperlink w:anchor="_Toc192832147" w:history="1">
+      <w:hyperlink w:anchor="_Toc192853572" w:history="1">
         <w:r>
           <w:rPr>
             <w:rStyle w:val="Lienhypertexte"/>
@@ -4784,7 +4785,7 @@
             <w:noProof/>
             <w:webHidden/>
           </w:rPr>
-          <w:instrText xml:space="preserve"> PAGEREF _Toc192832147 \h </w:instrText>
+          <w:instrText xml:space="preserve"> PAGEREF _Toc192853572 \h </w:instrText>
         </w:r>
         <w:r>
           <w:rPr>
@@ -4804,7 +4805,7 @@
             <w:noProof/>
             <w:webHidden/>
           </w:rPr>
-          <w:t>30</w:t>
+          <w:t>28</w:t>
         </w:r>
         <w:r>
           <w:rPr>
@@ -4832,7 +4833,7 @@
           <w14:ligatures w14:val="standardContextual"/>
         </w:rPr>
       </w:pPr>
-      <w:hyperlink w:anchor="_Toc192832148" w:history="1">
+      <w:hyperlink w:anchor="_Toc192853573" w:history="1">
         <w:r>
           <w:rPr>
             <w:rStyle w:val="Lienhypertexte"/>
@@ -4878,7 +4879,7 @@
             <w:noProof/>
             <w:webHidden/>
           </w:rPr>
-          <w:instrText xml:space="preserve"> PAGEREF _Toc192832148 \h </w:instrText>
+          <w:instrText xml:space="preserve"> PAGEREF _Toc192853573 \h </w:instrText>
         </w:r>
         <w:r>
           <w:rPr>
@@ -4898,7 +4899,7 @@
             <w:noProof/>
             <w:webHidden/>
           </w:rPr>
-          <w:t>30</w:t>
+          <w:t>28</w:t>
         </w:r>
         <w:r>
           <w:rPr>
@@ -4926,7 +4927,7 @@
           <w14:ligatures w14:val="standardContextual"/>
         </w:rPr>
       </w:pPr>
-      <w:hyperlink w:anchor="_Toc192832149" w:history="1">
+      <w:hyperlink w:anchor="_Toc192853574" w:history="1">
         <w:r>
           <w:rPr>
             <w:rStyle w:val="Lienhypertexte"/>
@@ -4972,7 +4973,7 @@
             <w:noProof/>
             <w:webHidden/>
           </w:rPr>
-          <w:instrText xml:space="preserve"> PAGEREF _Toc192832149 \h </w:instrText>
+          <w:instrText xml:space="preserve"> PAGEREF _Toc192853574 \h </w:instrText>
         </w:r>
         <w:r>
           <w:rPr>
@@ -4992,7 +4993,7 @@
             <w:noProof/>
             <w:webHidden/>
           </w:rPr>
-          <w:t>30</w:t>
+          <w:t>28</w:t>
         </w:r>
         <w:r>
           <w:rPr>
@@ -5020,7 +5021,7 @@
           <w14:ligatures w14:val="standardContextual"/>
         </w:rPr>
       </w:pPr>
-      <w:hyperlink w:anchor="_Toc192832150" w:history="1">
+      <w:hyperlink w:anchor="_Toc192853575" w:history="1">
         <w:r>
           <w:rPr>
             <w:rStyle w:val="Lienhypertexte"/>
@@ -5066,7 +5067,7 @@
             <w:noProof/>
             <w:webHidden/>
           </w:rPr>
-          <w:instrText xml:space="preserve"> PAGEREF _Toc192832150 \h </w:instrText>
+          <w:instrText xml:space="preserve"> PAGEREF _Toc192853575 \h </w:instrText>
         </w:r>
         <w:r>
           <w:rPr>
@@ -5086,7 +5087,7 @@
             <w:noProof/>
             <w:webHidden/>
           </w:rPr>
-          <w:t>30</w:t>
+          <w:t>29</w:t>
         </w:r>
         <w:r>
           <w:rPr>
@@ -5114,7 +5115,7 @@
           <w14:ligatures w14:val="standardContextual"/>
         </w:rPr>
       </w:pPr>
-      <w:hyperlink w:anchor="_Toc192832151" w:history="1">
+      <w:hyperlink w:anchor="_Toc192853576" w:history="1">
         <w:r>
           <w:rPr>
             <w:rStyle w:val="Lienhypertexte"/>
@@ -5162,7 +5163,7 @@
             <w:noProof/>
             <w:webHidden/>
           </w:rPr>
-          <w:instrText xml:space="preserve"> PAGEREF _Toc192832151 \h </w:instrText>
+          <w:instrText xml:space="preserve"> PAGEREF _Toc192853576 \h </w:instrText>
         </w:r>
         <w:r>
           <w:rPr>
@@ -5182,7 +5183,7 @@
             <w:noProof/>
             <w:webHidden/>
           </w:rPr>
-          <w:t>30</w:t>
+          <w:t>29</w:t>
         </w:r>
         <w:r>
           <w:rPr>
@@ -5210,7 +5211,7 @@
           <w14:ligatures w14:val="standardContextual"/>
         </w:rPr>
       </w:pPr>
-      <w:hyperlink w:anchor="_Toc192832152" w:history="1">
+      <w:hyperlink w:anchor="_Toc192853577" w:history="1">
         <w:r>
           <w:rPr>
             <w:rStyle w:val="Lienhypertexte"/>
@@ -5258,7 +5259,7 @@
             <w:noProof/>
             <w:webHidden/>
           </w:rPr>
-          <w:instrText xml:space="preserve"> PAGEREF _Toc192832152 \h </w:instrText>
+          <w:instrText xml:space="preserve"> PAGEREF _Toc192853577 \h </w:instrText>
         </w:r>
         <w:r>
           <w:rPr>
@@ -5278,7 +5279,7 @@
             <w:noProof/>
             <w:webHidden/>
           </w:rPr>
-          <w:t>31</w:t>
+          <w:t>29</w:t>
         </w:r>
         <w:r>
           <w:rPr>
@@ -5290,10 +5291,36 @@
       </w:hyperlink>
     </w:p>
     <w:p>
-      <w:pPr>
-        <w:pStyle w:val="TM2"/>
+      <w:r>
+        <w:fldChar w:fldCharType="end"/>
+      </w:r>
+    </w:p>
+    <w:p/>
+    <w:p>
+      <w:pPr>
+        <w:rPr>
+          <w:u w:val="single"/>
+        </w:rPr>
+      </w:pPr>
+      <w:r>
+        <w:rPr>
+          <w:u w:val="single"/>
+        </w:rPr>
+        <w:t>Table des illustrations</w:t>
+      </w:r>
+    </w:p>
+    <w:p>
+      <w:pPr>
+        <w:pStyle w:val="Tabledesillustrations"/>
         <w:tabs>
-          <w:tab w:val="left" w:pos="800"/>
+          <w:tab w:val="right" w:leader="dot" w:pos="9060"/>
+        </w:tabs>
+      </w:pPr>
+    </w:p>
+    <w:p>
+      <w:pPr>
+        <w:pStyle w:val="Tabledesillustrations"/>
+        <w:tabs>
           <w:tab w:val="right" w:leader="dot" w:pos="9060"/>
         </w:tabs>
         <w:rPr>
@@ -5306,46 +5333,32 @@
           <w14:ligatures w14:val="standardContextual"/>
         </w:rPr>
       </w:pPr>
-      <w:hyperlink w:anchor="_Toc192832153" w:history="1">
+      <w:r>
+        <w:fldChar w:fldCharType="begin"/>
+      </w:r>
+      <w:r>
+        <w:instrText xml:space="preserve"> TOC \h \z \a "Figure" </w:instrText>
+      </w:r>
+      <w:r>
+        <w:fldChar w:fldCharType="separate"/>
+      </w:r>
+      <w:hyperlink w:anchor="_Toc192832156" w:history="1">
         <w:r>
           <w:rPr>
             <w:rStyle w:val="Lienhypertexte"/>
-            <w:iCs/>
-            <w:strike/>
-            <w:noProof/>
-          </w:rPr>
-          <w:t>5.4</w:t>
-        </w:r>
-        <w:r>
-          <w:rPr>
-            <w:rFonts w:asciiTheme="minorHAnsi" w:eastAsiaTheme="minorEastAsia" w:hAnsiTheme="minorHAnsi" w:cstheme="minorBidi"/>
-            <w:noProof/>
-            <w:kern w:val="2"/>
-            <w:sz w:val="22"/>
-            <w:szCs w:val="22"/>
-            <w:lang w:val="fr-CH" w:eastAsia="fr-CH"/>
-            <w14:ligatures w14:val="standardContextual"/>
+            <w:noProof/>
+          </w:rPr>
+          <w:t>2.1 schéma contexte du produit</w:t>
+        </w:r>
+        <w:r>
+          <w:rPr>
+            <w:noProof/>
+            <w:webHidden/>
           </w:rPr>
           <w:tab/>
         </w:r>
         <w:r>
           <w:rPr>
-            <w:rStyle w:val="Lienhypertexte"/>
-            <w:iCs/>
-            <w:strike/>
-            <w:noProof/>
-          </w:rPr>
-          <w:t>Manuel d'Installation</w:t>
-        </w:r>
-        <w:r>
-          <w:rPr>
-            <w:noProof/>
-            <w:webHidden/>
-          </w:rPr>
-          <w:tab/>
-        </w:r>
-        <w:r>
-          <w:rPr>
             <w:noProof/>
             <w:webHidden/>
           </w:rPr>
@@ -5356,7 +5369,7 @@
             <w:noProof/>
             <w:webHidden/>
           </w:rPr>
-          <w:instrText xml:space="preserve"> PAGEREF _Toc192832153 \h </w:instrText>
+          <w:instrText xml:space="preserve"> PAGEREF _Toc192832156 \h </w:instrText>
         </w:r>
         <w:r>
           <w:rPr>
@@ -5376,7 +5389,7 @@
             <w:noProof/>
             <w:webHidden/>
           </w:rPr>
-          <w:t>31</w:t>
+          <w:t>6</w:t>
         </w:r>
         <w:r>
           <w:rPr>
@@ -5389,9 +5402,8 @@
     </w:p>
     <w:p>
       <w:pPr>
-        <w:pStyle w:val="TM2"/>
+        <w:pStyle w:val="Tabledesillustrations"/>
         <w:tabs>
-          <w:tab w:val="left" w:pos="800"/>
           <w:tab w:val="right" w:leader="dot" w:pos="9060"/>
         </w:tabs>
         <w:rPr>
@@ -5404,44 +5416,23 @@
           <w14:ligatures w14:val="standardContextual"/>
         </w:rPr>
       </w:pPr>
-      <w:hyperlink w:anchor="_Toc192832154" w:history="1">
+      <w:hyperlink w:anchor="_Toc192832157" w:history="1">
         <w:r>
           <w:rPr>
             <w:rStyle w:val="Lienhypertexte"/>
-            <w:iCs/>
-            <w:noProof/>
-          </w:rPr>
-          <w:t>5.5</w:t>
-        </w:r>
-        <w:r>
-          <w:rPr>
-            <w:rFonts w:asciiTheme="minorHAnsi" w:eastAsiaTheme="minorEastAsia" w:hAnsiTheme="minorHAnsi" w:cstheme="minorBidi"/>
-            <w:noProof/>
-            <w:kern w:val="2"/>
-            <w:sz w:val="22"/>
-            <w:szCs w:val="22"/>
-            <w:lang w:val="fr-CH" w:eastAsia="fr-CH"/>
-            <w14:ligatures w14:val="standardContextual"/>
+            <w:noProof/>
+          </w:rPr>
+          <w:t>2.2.2 schéma infra validation</w:t>
+        </w:r>
+        <w:r>
+          <w:rPr>
+            <w:noProof/>
+            <w:webHidden/>
           </w:rPr>
           <w:tab/>
         </w:r>
         <w:r>
           <w:rPr>
-            <w:rStyle w:val="Lienhypertexte"/>
-            <w:iCs/>
-            <w:noProof/>
-          </w:rPr>
-          <w:t>Manuel d'Utilisation</w:t>
-        </w:r>
-        <w:r>
-          <w:rPr>
-            <w:noProof/>
-            <w:webHidden/>
-          </w:rPr>
-          <w:tab/>
-        </w:r>
-        <w:r>
-          <w:rPr>
             <w:noProof/>
             <w:webHidden/>
           </w:rPr>
@@ -5452,7 +5443,7 @@
             <w:noProof/>
             <w:webHidden/>
           </w:rPr>
-          <w:instrText xml:space="preserve"> PAGEREF _Toc192832154 \h </w:instrText>
+          <w:instrText xml:space="preserve"> PAGEREF _Toc192832157 \h </w:instrText>
         </w:r>
         <w:r>
           <w:rPr>
@@ -5472,7 +5463,7 @@
             <w:noProof/>
             <w:webHidden/>
           </w:rPr>
-          <w:t>31</w:t>
+          <w:t>7</w:t>
         </w:r>
         <w:r>
           <w:rPr>
@@ -5485,9 +5476,8 @@
     </w:p>
     <w:p>
       <w:pPr>
-        <w:pStyle w:val="TM2"/>
+        <w:pStyle w:val="Tabledesillustrations"/>
         <w:tabs>
-          <w:tab w:val="left" w:pos="800"/>
           <w:tab w:val="right" w:leader="dot" w:pos="9060"/>
         </w:tabs>
         <w:rPr>
@@ -5500,44 +5490,23 @@
           <w14:ligatures w14:val="standardContextual"/>
         </w:rPr>
       </w:pPr>
-      <w:hyperlink w:anchor="_Toc192832155" w:history="1">
+      <w:hyperlink w:anchor="_Toc192832158" w:history="1">
         <w:r>
           <w:rPr>
             <w:rStyle w:val="Lienhypertexte"/>
-            <w:iCs/>
-            <w:noProof/>
-          </w:rPr>
-          <w:t>5.6</w:t>
-        </w:r>
-        <w:r>
-          <w:rPr>
-            <w:rFonts w:asciiTheme="minorHAnsi" w:eastAsiaTheme="minorEastAsia" w:hAnsiTheme="minorHAnsi" w:cstheme="minorBidi"/>
-            <w:noProof/>
-            <w:kern w:val="2"/>
-            <w:sz w:val="22"/>
-            <w:szCs w:val="22"/>
-            <w:lang w:val="fr-CH" w:eastAsia="fr-CH"/>
-            <w14:ligatures w14:val="standardContextual"/>
+            <w:noProof/>
+          </w:rPr>
+          <w:t>2.3 schéma contexte du produit</w:t>
+        </w:r>
+        <w:r>
+          <w:rPr>
+            <w:noProof/>
+            <w:webHidden/>
           </w:rPr>
           <w:tab/>
         </w:r>
         <w:r>
           <w:rPr>
-            <w:rStyle w:val="Lienhypertexte"/>
-            <w:iCs/>
-            <w:noProof/>
-          </w:rPr>
-          <w:t>Archives du projet</w:t>
-        </w:r>
-        <w:r>
-          <w:rPr>
-            <w:noProof/>
-            <w:webHidden/>
-          </w:rPr>
-          <w:tab/>
-        </w:r>
-        <w:r>
-          <w:rPr>
             <w:noProof/>
             <w:webHidden/>
           </w:rPr>
@@ -5548,7 +5517,7 @@
             <w:noProof/>
             <w:webHidden/>
           </w:rPr>
-          <w:instrText xml:space="preserve"> PAGEREF _Toc192832155 \h </w:instrText>
+          <w:instrText xml:space="preserve"> PAGEREF _Toc192832158 \h </w:instrText>
         </w:r>
         <w:r>
           <w:rPr>
@@ -5568,7 +5537,7 @@
             <w:noProof/>
             <w:webHidden/>
           </w:rPr>
-          <w:t>31</w:t>
+          <w:t>8</w:t>
         </w:r>
         <w:r>
           <w:rPr>
@@ -5578,33 +5547,6 @@
           <w:fldChar w:fldCharType="end"/>
         </w:r>
       </w:hyperlink>
-    </w:p>
-    <w:p>
-      <w:r>
-        <w:fldChar w:fldCharType="end"/>
-      </w:r>
-    </w:p>
-    <w:p/>
-    <w:p>
-      <w:pPr>
-        <w:rPr>
-          <w:u w:val="single"/>
-        </w:rPr>
-      </w:pPr>
-      <w:r>
-        <w:rPr>
-          <w:u w:val="single"/>
-        </w:rPr>
-        <w:t>Table des illustrations</w:t>
-      </w:r>
-    </w:p>
-    <w:p>
-      <w:pPr>
-        <w:pStyle w:val="Tabledesillustrations"/>
-        <w:tabs>
-          <w:tab w:val="right" w:leader="dot" w:pos="9060"/>
-        </w:tabs>
-      </w:pPr>
     </w:p>
     <w:p>
       <w:pPr>
@@ -5622,22 +5564,13 @@
           <w14:ligatures w14:val="standardContextual"/>
         </w:rPr>
       </w:pPr>
-      <w:r>
-        <w:fldChar w:fldCharType="begin"/>
-      </w:r>
-      <w:r>
-        <w:instrText xml:space="preserve"> TOC \h \z \a "Figure" </w:instrText>
-      </w:r>
-      <w:r>
-        <w:fldChar w:fldCharType="separate"/>
-      </w:r>
-      <w:hyperlink w:anchor="_Toc192832156" w:history="1">
+      <w:hyperlink w:anchor="_Toc192832159" w:history="1">
         <w:r>
           <w:rPr>
             <w:rStyle w:val="Lienhypertexte"/>
             <w:noProof/>
           </w:rPr>
-          <w:t>2.1 schéma contexte du produit</w:t>
+          <w:t>2.4.1 Détecter les postes d'une salle 1</w:t>
         </w:r>
         <w:r>
           <w:rPr>
@@ -5658,7 +5591,7 @@
             <w:noProof/>
             <w:webHidden/>
           </w:rPr>
-          <w:instrText xml:space="preserve"> PAGEREF _Toc192832156 \h </w:instrText>
+          <w:instrText xml:space="preserve"> PAGEREF _Toc192832159 \h </w:instrText>
         </w:r>
         <w:r>
           <w:rPr>
@@ -5678,7 +5611,7 @@
             <w:noProof/>
             <w:webHidden/>
           </w:rPr>
-          <w:t>6</w:t>
+          <w:t>9</w:t>
         </w:r>
         <w:r>
           <w:rPr>
@@ -5705,13 +5638,13 @@
           <w14:ligatures w14:val="standardContextual"/>
         </w:rPr>
       </w:pPr>
-      <w:hyperlink w:anchor="_Toc192832157" w:history="1">
+      <w:hyperlink w:anchor="_Toc192832160" w:history="1">
         <w:r>
           <w:rPr>
             <w:rStyle w:val="Lienhypertexte"/>
             <w:noProof/>
           </w:rPr>
-          <w:t>2.2.2 schéma infra validation</w:t>
+          <w:t>2.4.1 Détecter les postes d'une salle 2</w:t>
         </w:r>
         <w:r>
           <w:rPr>
@@ -5732,7 +5665,7 @@
             <w:noProof/>
             <w:webHidden/>
           </w:rPr>
-          <w:instrText xml:space="preserve"> PAGEREF _Toc192832157 \h </w:instrText>
+          <w:instrText xml:space="preserve"> PAGEREF _Toc192832160 \h </w:instrText>
         </w:r>
         <w:r>
           <w:rPr>
@@ -5752,7 +5685,7 @@
             <w:noProof/>
             <w:webHidden/>
           </w:rPr>
-          <w:t>7</w:t>
+          <w:t>10</w:t>
         </w:r>
         <w:r>
           <w:rPr>
@@ -5779,13 +5712,13 @@
           <w14:ligatures w14:val="standardContextual"/>
         </w:rPr>
       </w:pPr>
-      <w:hyperlink w:anchor="_Toc192832158" w:history="1">
+      <w:hyperlink w:anchor="_Toc192832161" w:history="1">
         <w:r>
           <w:rPr>
             <w:rStyle w:val="Lienhypertexte"/>
             <w:noProof/>
           </w:rPr>
-          <w:t>2.3 schéma contexte du produit</w:t>
+          <w:t>2.4.1 Détecter les postes d'une salle 3</w:t>
         </w:r>
         <w:r>
           <w:rPr>
@@ -5806,7 +5739,7 @@
             <w:noProof/>
             <w:webHidden/>
           </w:rPr>
-          <w:instrText xml:space="preserve"> PAGEREF _Toc192832158 \h </w:instrText>
+          <w:instrText xml:space="preserve"> PAGEREF _Toc192832161 \h </w:instrText>
         </w:r>
         <w:r>
           <w:rPr>
@@ -5826,7 +5759,7 @@
             <w:noProof/>
             <w:webHidden/>
           </w:rPr>
-          <w:t>9</w:t>
+          <w:t>10</w:t>
         </w:r>
         <w:r>
           <w:rPr>
@@ -5853,13 +5786,13 @@
           <w14:ligatures w14:val="standardContextual"/>
         </w:rPr>
       </w:pPr>
-      <w:hyperlink w:anchor="_Toc192832159" w:history="1">
+      <w:hyperlink w:anchor="_Toc192832162" w:history="1">
         <w:r>
           <w:rPr>
             <w:rStyle w:val="Lienhypertexte"/>
             <w:noProof/>
           </w:rPr>
-          <w:t>2.4.1 Détecter les postes d'une salle 1</w:t>
+          <w:t>2.4.2 Sélectionner les Pcs à monitorer</w:t>
         </w:r>
         <w:r>
           <w:rPr>
@@ -5880,7 +5813,7 @@
             <w:noProof/>
             <w:webHidden/>
           </w:rPr>
-          <w:instrText xml:space="preserve"> PAGEREF _Toc192832159 \h </w:instrText>
+          <w:instrText xml:space="preserve"> PAGEREF _Toc192832162 \h </w:instrText>
         </w:r>
         <w:r>
           <w:rPr>
@@ -5927,13 +5860,13 @@
           <w14:ligatures w14:val="standardContextual"/>
         </w:rPr>
       </w:pPr>
-      <w:hyperlink w:anchor="_Toc192832160" w:history="1">
+      <w:hyperlink w:anchor="_Toc192832163" w:history="1">
         <w:r>
           <w:rPr>
             <w:rStyle w:val="Lienhypertexte"/>
             <w:noProof/>
           </w:rPr>
-          <w:t>2.4.1 Détecter les postes d'une salle 2</w:t>
+          <w:t>2.4.3 Démarrer/Clôturer une session de monitoring</w:t>
         </w:r>
         <w:r>
           <w:rPr>
@@ -5954,7 +5887,7 @@
             <w:noProof/>
             <w:webHidden/>
           </w:rPr>
-          <w:instrText xml:space="preserve"> PAGEREF _Toc192832160 \h </w:instrText>
+          <w:instrText xml:space="preserve"> PAGEREF _Toc192832163 \h </w:instrText>
         </w:r>
         <w:r>
           <w:rPr>
@@ -5974,7 +5907,7 @@
             <w:noProof/>
             <w:webHidden/>
           </w:rPr>
-          <w:t>10</w:t>
+          <w:t>11</w:t>
         </w:r>
         <w:r>
           <w:rPr>
@@ -6001,13 +5934,13 @@
           <w14:ligatures w14:val="standardContextual"/>
         </w:rPr>
       </w:pPr>
-      <w:hyperlink w:anchor="_Toc192832161" w:history="1">
+      <w:hyperlink w:anchor="_Toc192832164" w:history="1">
         <w:r>
           <w:rPr>
             <w:rStyle w:val="Lienhypertexte"/>
             <w:noProof/>
           </w:rPr>
-          <w:t>2.4.1 Détecter les postes d'une salle 3</w:t>
+          <w:t>2.4.4 Manager des éléments à la liste de toutes les ressources</w:t>
         </w:r>
         <w:r>
           <w:rPr>
@@ -6028,7 +5961,7 @@
             <w:noProof/>
             <w:webHidden/>
           </w:rPr>
-          <w:instrText xml:space="preserve"> PAGEREF _Toc192832161 \h </w:instrText>
+          <w:instrText xml:space="preserve"> PAGEREF _Toc192832164 \h </w:instrText>
         </w:r>
         <w:r>
           <w:rPr>
@@ -6048,7 +5981,7 @@
             <w:noProof/>
             <w:webHidden/>
           </w:rPr>
-          <w:t>11</w:t>
+          <w:t>12</w:t>
         </w:r>
         <w:r>
           <w:rPr>
@@ -6075,13 +6008,13 @@
           <w14:ligatures w14:val="standardContextual"/>
         </w:rPr>
       </w:pPr>
-      <w:hyperlink w:anchor="_Toc192832162" w:history="1">
+      <w:hyperlink w:anchor="_Toc192832165" w:history="1">
         <w:r>
           <w:rPr>
             <w:rStyle w:val="Lienhypertexte"/>
             <w:noProof/>
           </w:rPr>
-          <w:t>2.4.2 Sélectionner les Pcs à monitorer</w:t>
+          <w:t>2.4.5 Manager une sous liste de ressource bannies</w:t>
         </w:r>
         <w:r>
           <w:rPr>
@@ -6102,7 +6035,7 @@
             <w:noProof/>
             <w:webHidden/>
           </w:rPr>
-          <w:instrText xml:space="preserve"> PAGEREF _Toc192832162 \h </w:instrText>
+          <w:instrText xml:space="preserve"> PAGEREF _Toc192832165 \h </w:instrText>
         </w:r>
         <w:r>
           <w:rPr>
@@ -6122,7 +6055,7 @@
             <w:noProof/>
             <w:webHidden/>
           </w:rPr>
-          <w:t>11</w:t>
+          <w:t>13</w:t>
         </w:r>
         <w:r>
           <w:rPr>
@@ -6149,13 +6082,13 @@
           <w14:ligatures w14:val="standardContextual"/>
         </w:rPr>
       </w:pPr>
-      <w:hyperlink w:anchor="_Toc192832163" w:history="1">
+      <w:hyperlink w:anchor="_Toc192832166" w:history="1">
         <w:r>
           <w:rPr>
             <w:rStyle w:val="Lienhypertexte"/>
             <w:noProof/>
           </w:rPr>
-          <w:t>2.4.3 Démarrer/Clôturer une session de monitoring</w:t>
+          <w:t>2.4.6 Popup quand un dépassement est détecté (prof)</w:t>
         </w:r>
         <w:r>
           <w:rPr>
@@ -6176,7 +6109,7 @@
             <w:noProof/>
             <w:webHidden/>
           </w:rPr>
-          <w:instrText xml:space="preserve"> PAGEREF _Toc192832163 \h </w:instrText>
+          <w:instrText xml:space="preserve"> PAGEREF _Toc192832166 \h </w:instrText>
         </w:r>
         <w:r>
           <w:rPr>
@@ -6196,7 +6129,7 @@
             <w:noProof/>
             <w:webHidden/>
           </w:rPr>
-          <w:t>12</w:t>
+          <w:t>14</w:t>
         </w:r>
         <w:r>
           <w:rPr>
@@ -6223,13 +6156,13 @@
           <w14:ligatures w14:val="standardContextual"/>
         </w:rPr>
       </w:pPr>
-      <w:hyperlink w:anchor="_Toc192832164" w:history="1">
+      <w:hyperlink w:anchor="_Toc192832167" w:history="1">
         <w:r>
           <w:rPr>
             <w:rStyle w:val="Lienhypertexte"/>
             <w:noProof/>
           </w:rPr>
-          <w:t>2.4.4 Manager des éléments à la liste de toutes les ressources</w:t>
+          <w:t>2.4.7 Afficher le Pc en rouge si un dépassement est découvert dessus</w:t>
         </w:r>
         <w:r>
           <w:rPr>
@@ -6250,7 +6183,7 @@
             <w:noProof/>
             <w:webHidden/>
           </w:rPr>
-          <w:instrText xml:space="preserve"> PAGEREF _Toc192832164 \h </w:instrText>
+          <w:instrText xml:space="preserve"> PAGEREF _Toc192832167 \h </w:instrText>
         </w:r>
         <w:r>
           <w:rPr>
@@ -6270,7 +6203,7 @@
             <w:noProof/>
             <w:webHidden/>
           </w:rPr>
-          <w:t>13</w:t>
+          <w:t>15</w:t>
         </w:r>
         <w:r>
           <w:rPr>
@@ -6297,13 +6230,13 @@
           <w14:ligatures w14:val="standardContextual"/>
         </w:rPr>
       </w:pPr>
-      <w:hyperlink w:anchor="_Toc192832165" w:history="1">
+      <w:hyperlink w:anchor="_Toc192832168" w:history="1">
         <w:r>
           <w:rPr>
             <w:rStyle w:val="Lienhypertexte"/>
             <w:noProof/>
           </w:rPr>
-          <w:t>2.4.5 Manager une sous liste de ressource bannies</w:t>
+          <w:t>2.4.8 Popup quand un dépassement est détecté (élève)</w:t>
         </w:r>
         <w:r>
           <w:rPr>
@@ -6324,7 +6257,7 @@
             <w:noProof/>
             <w:webHidden/>
           </w:rPr>
-          <w:instrText xml:space="preserve"> PAGEREF _Toc192832165 \h </w:instrText>
+          <w:instrText xml:space="preserve"> PAGEREF _Toc192832168 \h </w:instrText>
         </w:r>
         <w:r>
           <w:rPr>
@@ -6344,7 +6277,7 @@
             <w:noProof/>
             <w:webHidden/>
           </w:rPr>
-          <w:t>14</w:t>
+          <w:t>16</w:t>
         </w:r>
         <w:r>
           <w:rPr>
@@ -6371,13 +6304,27 @@
           <w14:ligatures w14:val="standardContextual"/>
         </w:rPr>
       </w:pPr>
-      <w:hyperlink w:anchor="_Toc192832166" w:history="1">
+      <w:hyperlink w:anchor="_Toc192832169" w:history="1">
         <w:r>
           <w:rPr>
             <w:rStyle w:val="Lienhypertexte"/>
             <w:noProof/>
           </w:rPr>
-          <w:t>2.4.6 Popup quand un dépassement est détecté (prof)</w:t>
+          <w:t>3.8.3 bugs taille texb</w:t>
+        </w:r>
+        <w:r>
+          <w:rPr>
+            <w:rStyle w:val="Lienhypertexte"/>
+            <w:noProof/>
+          </w:rPr>
+          <w:t>o</w:t>
+        </w:r>
+        <w:r>
+          <w:rPr>
+            <w:rStyle w:val="Lienhypertexte"/>
+            <w:noProof/>
+          </w:rPr>
+          <w:t>x</w:t>
         </w:r>
         <w:r>
           <w:rPr>
@@ -6398,7 +6345,7 @@
             <w:noProof/>
             <w:webHidden/>
           </w:rPr>
-          <w:instrText xml:space="preserve"> PAGEREF _Toc192832166 \h </w:instrText>
+          <w:instrText xml:space="preserve"> PAGEREF _Toc192832169 \h </w:instrText>
         </w:r>
         <w:r>
           <w:rPr>
@@ -6418,7 +6365,7 @@
             <w:noProof/>
             <w:webHidden/>
           </w:rPr>
-          <w:t>15</w:t>
+          <w:t>26</w:t>
         </w:r>
         <w:r>
           <w:rPr>
@@ -6435,228 +6382,6 @@
         <w:tabs>
           <w:tab w:val="right" w:leader="dot" w:pos="9060"/>
         </w:tabs>
-        <w:rPr>
-          <w:rFonts w:asciiTheme="minorHAnsi" w:eastAsiaTheme="minorEastAsia" w:hAnsiTheme="minorHAnsi" w:cstheme="minorBidi"/>
-          <w:noProof/>
-          <w:kern w:val="2"/>
-          <w:sz w:val="22"/>
-          <w:szCs w:val="22"/>
-          <w:lang w:val="fr-CH" w:eastAsia="fr-CH"/>
-          <w14:ligatures w14:val="standardContextual"/>
-        </w:rPr>
-      </w:pPr>
-      <w:hyperlink w:anchor="_Toc192832167" w:history="1">
-        <w:r>
-          <w:rPr>
-            <w:rStyle w:val="Lienhypertexte"/>
-            <w:noProof/>
-          </w:rPr>
-          <w:t>2.4.7 Afficher le Pc en rouge si un dépassement est découvert dessus</w:t>
-        </w:r>
-        <w:r>
-          <w:rPr>
-            <w:noProof/>
-            <w:webHidden/>
-          </w:rPr>
-          <w:tab/>
-        </w:r>
-        <w:r>
-          <w:rPr>
-            <w:noProof/>
-            <w:webHidden/>
-          </w:rPr>
-          <w:fldChar w:fldCharType="begin"/>
-        </w:r>
-        <w:r>
-          <w:rPr>
-            <w:noProof/>
-            <w:webHidden/>
-          </w:rPr>
-          <w:instrText xml:space="preserve"> PAGEREF _Toc192832167 \h </w:instrText>
-        </w:r>
-        <w:r>
-          <w:rPr>
-            <w:noProof/>
-            <w:webHidden/>
-          </w:rPr>
-        </w:r>
-        <w:r>
-          <w:rPr>
-            <w:noProof/>
-            <w:webHidden/>
-          </w:rPr>
-          <w:fldChar w:fldCharType="separate"/>
-        </w:r>
-        <w:r>
-          <w:rPr>
-            <w:noProof/>
-            <w:webHidden/>
-          </w:rPr>
-          <w:t>16</w:t>
-        </w:r>
-        <w:r>
-          <w:rPr>
-            <w:noProof/>
-            <w:webHidden/>
-          </w:rPr>
-          <w:fldChar w:fldCharType="end"/>
-        </w:r>
-      </w:hyperlink>
-    </w:p>
-    <w:p>
-      <w:pPr>
-        <w:pStyle w:val="Tabledesillustrations"/>
-        <w:tabs>
-          <w:tab w:val="right" w:leader="dot" w:pos="9060"/>
-        </w:tabs>
-        <w:rPr>
-          <w:rFonts w:asciiTheme="minorHAnsi" w:eastAsiaTheme="minorEastAsia" w:hAnsiTheme="minorHAnsi" w:cstheme="minorBidi"/>
-          <w:noProof/>
-          <w:kern w:val="2"/>
-          <w:sz w:val="22"/>
-          <w:szCs w:val="22"/>
-          <w:lang w:val="fr-CH" w:eastAsia="fr-CH"/>
-          <w14:ligatures w14:val="standardContextual"/>
-        </w:rPr>
-      </w:pPr>
-      <w:hyperlink w:anchor="_Toc192832168" w:history="1">
-        <w:r>
-          <w:rPr>
-            <w:rStyle w:val="Lienhypertexte"/>
-            <w:noProof/>
-          </w:rPr>
-          <w:t>2.4.8 Popup quand un dépassement est détecté (élève)</w:t>
-        </w:r>
-        <w:r>
-          <w:rPr>
-            <w:noProof/>
-            <w:webHidden/>
-          </w:rPr>
-          <w:tab/>
-        </w:r>
-        <w:r>
-          <w:rPr>
-            <w:noProof/>
-            <w:webHidden/>
-          </w:rPr>
-          <w:fldChar w:fldCharType="begin"/>
-        </w:r>
-        <w:r>
-          <w:rPr>
-            <w:noProof/>
-            <w:webHidden/>
-          </w:rPr>
-          <w:instrText xml:space="preserve"> PAGEREF _Toc192832168 \h </w:instrText>
-        </w:r>
-        <w:r>
-          <w:rPr>
-            <w:noProof/>
-            <w:webHidden/>
-          </w:rPr>
-        </w:r>
-        <w:r>
-          <w:rPr>
-            <w:noProof/>
-            <w:webHidden/>
-          </w:rPr>
-          <w:fldChar w:fldCharType="separate"/>
-        </w:r>
-        <w:r>
-          <w:rPr>
-            <w:noProof/>
-            <w:webHidden/>
-          </w:rPr>
-          <w:t>17</w:t>
-        </w:r>
-        <w:r>
-          <w:rPr>
-            <w:noProof/>
-            <w:webHidden/>
-          </w:rPr>
-          <w:fldChar w:fldCharType="end"/>
-        </w:r>
-      </w:hyperlink>
-    </w:p>
-    <w:p>
-      <w:pPr>
-        <w:pStyle w:val="Tabledesillustrations"/>
-        <w:tabs>
-          <w:tab w:val="right" w:leader="dot" w:pos="9060"/>
-        </w:tabs>
-        <w:rPr>
-          <w:rFonts w:asciiTheme="minorHAnsi" w:eastAsiaTheme="minorEastAsia" w:hAnsiTheme="minorHAnsi" w:cstheme="minorBidi"/>
-          <w:noProof/>
-          <w:kern w:val="2"/>
-          <w:sz w:val="22"/>
-          <w:szCs w:val="22"/>
-          <w:lang w:val="fr-CH" w:eastAsia="fr-CH"/>
-          <w14:ligatures w14:val="standardContextual"/>
-        </w:rPr>
-      </w:pPr>
-      <w:hyperlink w:anchor="_Toc192832169" w:history="1">
-        <w:r>
-          <w:rPr>
-            <w:rStyle w:val="Lienhypertexte"/>
-            <w:noProof/>
-          </w:rPr>
-          <w:t>3.8.3 bugs taille texbox</w:t>
-        </w:r>
-        <w:r>
-          <w:rPr>
-            <w:noProof/>
-            <w:webHidden/>
-          </w:rPr>
-          <w:tab/>
-        </w:r>
-        <w:r>
-          <w:rPr>
-            <w:noProof/>
-            <w:webHidden/>
-          </w:rPr>
-          <w:fldChar w:fldCharType="begin"/>
-        </w:r>
-        <w:r>
-          <w:rPr>
-            <w:noProof/>
-            <w:webHidden/>
-          </w:rPr>
-          <w:instrText xml:space="preserve"> PAGEREF _Toc192832169 \h </w:instrText>
-        </w:r>
-        <w:r>
-          <w:rPr>
-            <w:noProof/>
-            <w:webHidden/>
-          </w:rPr>
-        </w:r>
-        <w:r>
-          <w:rPr>
-            <w:noProof/>
-            <w:webHidden/>
-          </w:rPr>
-          <w:fldChar w:fldCharType="separate"/>
-        </w:r>
-        <w:r>
-          <w:rPr>
-            <w:noProof/>
-            <w:webHidden/>
-          </w:rPr>
-          <w:t>27</w:t>
-        </w:r>
-        <w:r>
-          <w:rPr>
-            <w:noProof/>
-            <w:webHidden/>
-          </w:rPr>
-          <w:fldChar w:fldCharType="end"/>
-        </w:r>
-      </w:hyperlink>
-    </w:p>
-    <w:p>
-      <w:pPr>
-        <w:pStyle w:val="Tabledesillustrations"/>
-        <w:tabs>
-          <w:tab w:val="right" w:leader="dot" w:pos="9060"/>
-        </w:tabs>
       </w:pPr>
       <w:r>
         <w:fldChar w:fldCharType="end"/>
@@ -6670,7 +6395,7 @@
       <w:pPr>
         <w:pStyle w:val="Titre1"/>
       </w:pPr>
-      <w:bookmarkStart w:id="0" w:name="_Toc192832098"/>
+      <w:bookmarkStart w:id="0" w:name="_Toc192853523"/>
       <w:r>
         <w:t>Analyse prél</w:t>
       </w:r>
@@ -6690,7 +6415,7 @@
           <w:iCs/>
         </w:rPr>
       </w:pPr>
-      <w:bookmarkStart w:id="1" w:name="_Toc192832099"/>
+      <w:bookmarkStart w:id="1" w:name="_Toc192853524"/>
       <w:r>
         <w:rPr>
           <w:i w:val="0"/>
@@ -6751,7 +6476,7 @@
           <w:iCs/>
         </w:rPr>
       </w:pPr>
-      <w:bookmarkStart w:id="2" w:name="_Toc192832100"/>
+      <w:bookmarkStart w:id="2" w:name="_Toc192853525"/>
       <w:r>
         <w:rPr>
           <w:i w:val="0"/>
@@ -6858,21 +6583,12 @@
     </w:p>
     <w:p>
       <w:pPr>
-        <w:rPr>
-          <w:i/>
-          <w:iCs/>
-          <w:szCs w:val="14"/>
-        </w:rPr>
-      </w:pPr>
-    </w:p>
-    <w:p>
-      <w:pPr>
         <w:pStyle w:val="Titre2"/>
         <w:rPr>
           <w:i w:val="0"/>
         </w:rPr>
       </w:pPr>
-      <w:bookmarkStart w:id="3" w:name="_Toc192832101"/>
+      <w:bookmarkStart w:id="3" w:name="_Toc192853526"/>
       <w:r>
         <w:rPr>
           <w:i w:val="0"/>
@@ -7069,46 +6785,37 @@
           <w:bCs/>
           <w:iCs/>
         </w:rPr>
-        <w:t xml:space="preserve"> </w:t>
-      </w:r>
-      <w:proofErr w:type="gramStart"/>
+        <w:t xml:space="preserve"> un Meeting</w:t>
+      </w:r>
       <w:r>
         <w:rPr>
           <w:bCs/>
           <w:iCs/>
         </w:rPr>
-        <w:t>un Meeting</w:t>
-      </w:r>
-      <w:proofErr w:type="gramEnd"/>
-      <w:r>
+        <w:t>.</w:t>
+      </w:r>
+    </w:p>
+    <w:p>
+      <w:pPr>
         <w:rPr>
           <w:bCs/>
           <w:iCs/>
         </w:rPr>
-        <w:t>.</w:t>
-      </w:r>
-    </w:p>
-    <w:p>
-      <w:pPr>
+      </w:pPr>
+      <w:r>
         <w:rPr>
           <w:bCs/>
           <w:iCs/>
         </w:rPr>
-      </w:pPr>
-      <w:r>
+        <w:br w:type="page"/>
+      </w:r>
+    </w:p>
+    <w:p>
+      <w:pPr>
         <w:rPr>
           <w:bCs/>
           <w:iCs/>
         </w:rPr>
-        <w:br w:type="page"/>
-      </w:r>
-    </w:p>
-    <w:p>
-      <w:pPr>
-        <w:rPr>
-          <w:bCs/>
-          <w:iCs/>
-        </w:rPr>
       </w:pPr>
     </w:p>
     <w:p>
@@ -7118,7 +6825,7 @@
           <w:i w:val="0"/>
         </w:rPr>
       </w:pPr>
-      <w:bookmarkStart w:id="4" w:name="_Toc192832102"/>
+      <w:bookmarkStart w:id="4" w:name="_Toc192853527"/>
       <w:r>
         <w:rPr>
           <w:i w:val="0"/>
@@ -8499,27 +8206,15 @@
                 <w:lang w:val="fr-CH" w:eastAsia="fr-CH"/>
               </w:rPr>
             </w:pPr>
-            <w:proofErr w:type="gramStart"/>
-            <w:r>
-              <w:rPr>
-                <w:rFonts w:ascii="Calibri" w:hAnsi="Calibri" w:cs="Calibri"/>
-                <w:color w:val="000000"/>
-                <w:sz w:val="22"/>
-                <w:szCs w:val="22"/>
-                <w:lang w:val="fr-CH" w:eastAsia="fr-CH"/>
-              </w:rPr>
-              <w:t>lire</w:t>
-            </w:r>
-            <w:proofErr w:type="gramEnd"/>
-            <w:r>
-              <w:rPr>
-                <w:rFonts w:ascii="Calibri" w:hAnsi="Calibri" w:cs="Calibri"/>
-                <w:color w:val="000000"/>
-                <w:sz w:val="22"/>
-                <w:szCs w:val="22"/>
-                <w:lang w:val="fr-CH" w:eastAsia="fr-CH"/>
-              </w:rPr>
-              <w:t xml:space="preserve"> / modifier / exporter / importer une bibliothèque sur le pc prof</w:t>
+            <w:r>
+              <w:rPr>
+                <w:rFonts w:ascii="Calibri" w:hAnsi="Calibri" w:cs="Calibri"/>
+                <w:color w:val="000000"/>
+                <w:sz w:val="22"/>
+                <w:szCs w:val="22"/>
+                <w:lang w:val="fr-CH" w:eastAsia="fr-CH"/>
+              </w:rPr>
+              <w:t>lire / modifier / exporter / importer une bibliothèque sur le pc prof</w:t>
             </w:r>
           </w:p>
         </w:tc>
@@ -9150,27 +8845,15 @@
                 <w:lang w:val="fr-CH" w:eastAsia="fr-CH"/>
               </w:rPr>
             </w:pPr>
-            <w:proofErr w:type="gramStart"/>
-            <w:r>
-              <w:rPr>
-                <w:rFonts w:ascii="Calibri" w:hAnsi="Calibri" w:cs="Calibri"/>
-                <w:color w:val="000000"/>
-                <w:sz w:val="22"/>
-                <w:szCs w:val="22"/>
-                <w:lang w:val="fr-CH" w:eastAsia="fr-CH"/>
-              </w:rPr>
-              <w:t>lire</w:t>
-            </w:r>
-            <w:proofErr w:type="gramEnd"/>
-            <w:r>
-              <w:rPr>
-                <w:rFonts w:ascii="Calibri" w:hAnsi="Calibri" w:cs="Calibri"/>
-                <w:color w:val="000000"/>
-                <w:sz w:val="22"/>
-                <w:szCs w:val="22"/>
-                <w:lang w:val="fr-CH" w:eastAsia="fr-CH"/>
-              </w:rPr>
-              <w:t xml:space="preserve"> / modifier / exporter / importer sous liste sur le pc prof</w:t>
+            <w:r>
+              <w:rPr>
+                <w:rFonts w:ascii="Calibri" w:hAnsi="Calibri" w:cs="Calibri"/>
+                <w:color w:val="000000"/>
+                <w:sz w:val="22"/>
+                <w:szCs w:val="22"/>
+                <w:lang w:val="fr-CH" w:eastAsia="fr-CH"/>
+              </w:rPr>
+              <w:t>lire / modifier / exporter / importer sous liste sur le pc prof</w:t>
             </w:r>
           </w:p>
         </w:tc>
@@ -14923,7 +14606,7 @@
       <w:pPr>
         <w:pStyle w:val="Titre1"/>
       </w:pPr>
-      <w:bookmarkStart w:id="5" w:name="_Toc192832103"/>
+      <w:bookmarkStart w:id="5" w:name="_Toc192853528"/>
       <w:r>
         <w:lastRenderedPageBreak/>
         <w:t>Analyse</w:t>
@@ -14937,7 +14620,7 @@
       <w:pPr>
         <w:pStyle w:val="Titre2"/>
       </w:pPr>
-      <w:bookmarkStart w:id="6" w:name="_Toc192832104"/>
+      <w:bookmarkStart w:id="6" w:name="_Toc192853529"/>
       <w:r>
         <w:rPr>
           <w:i w:val="0"/>
@@ -15037,13 +14720,8 @@
       <w:r>
         <w:t xml:space="preserve">2.1 </w:t>
       </w:r>
-      <w:proofErr w:type="gramStart"/>
-      <w:r>
-        <w:t>schéma</w:t>
-      </w:r>
-      <w:proofErr w:type="gramEnd"/>
-      <w:r>
-        <w:t xml:space="preserve"> contexte du produit</w:t>
+      <w:r>
+        <w:t>schéma contexte du produit</w:t>
       </w:r>
       <w:bookmarkEnd w:id="7"/>
       <w:bookmarkEnd w:id="8"/>
@@ -15104,7 +14782,7 @@
         </w:rPr>
       </w:pPr>
       <w:bookmarkStart w:id="9" w:name="_Toc185663457"/>
-      <w:bookmarkStart w:id="10" w:name="_Toc192832105"/>
+      <w:bookmarkStart w:id="10" w:name="_Toc192853530"/>
       <w:r>
         <w:rPr>
           <w:i w:val="0"/>
@@ -15122,7 +14800,7 @@
       </w:pPr>
       <w:bookmarkStart w:id="11" w:name="_Toc185663460"/>
       <w:bookmarkStart w:id="12" w:name="_Toc185663458"/>
-      <w:bookmarkStart w:id="13" w:name="_Toc192832106"/>
+      <w:bookmarkStart w:id="13" w:name="_Toc192853531"/>
       <w:r>
         <w:t>Opérationnel</w:t>
       </w:r>
@@ -15194,7 +14872,7 @@
       <w:bookmarkStart w:id="18" w:name="_Ref191284004"/>
       <w:bookmarkStart w:id="19" w:name="_Ref191284012"/>
       <w:bookmarkStart w:id="20" w:name="_Ref191284018"/>
-      <w:bookmarkStart w:id="21" w:name="_Toc192832107"/>
+      <w:bookmarkStart w:id="21" w:name="_Toc192853532"/>
       <w:r>
         <w:t>Validation</w:t>
       </w:r>
@@ -15231,11 +14909,9 @@
       <w:r>
         <w:t xml:space="preserve">Sur </w:t>
       </w:r>
-      <w:proofErr w:type="spellStart"/>
-      <w:r>
-        <w:t>se</w:t>
-      </w:r>
-      <w:proofErr w:type="spellEnd"/>
+      <w:r>
+        <w:t>ce</w:t>
+      </w:r>
       <w:r>
         <w:t xml:space="preserve"> poste on lancera l’interface au début du test, le port 55052 sera ouvert.</w:t>
       </w:r>
@@ -15358,13 +15034,8 @@
       <w:r>
         <w:t xml:space="preserve"> </w:t>
       </w:r>
-      <w:proofErr w:type="gramStart"/>
-      <w:r>
-        <w:t>schéma</w:t>
-      </w:r>
-      <w:proofErr w:type="gramEnd"/>
-      <w:r>
-        <w:t xml:space="preserve"> infra validation</w:t>
+      <w:r>
+        <w:t>schéma infra validation</w:t>
       </w:r>
       <w:bookmarkEnd w:id="22"/>
     </w:p>
@@ -15373,7 +15044,7 @@
       <w:pPr>
         <w:pStyle w:val="Titre3"/>
       </w:pPr>
-      <w:bookmarkStart w:id="23" w:name="_Toc192832108"/>
+      <w:bookmarkStart w:id="23" w:name="_Toc192853533"/>
       <w:r>
         <w:t>Développement</w:t>
       </w:r>
@@ -15413,7 +15084,7 @@
       <w:pPr>
         <w:pStyle w:val="Titre3"/>
       </w:pPr>
-      <w:bookmarkStart w:id="24" w:name="_Toc192832109"/>
+      <w:bookmarkStart w:id="24" w:name="_Toc192853534"/>
       <w:r>
         <w:t>Justification des choix</w:t>
       </w:r>
@@ -15447,7 +15118,7 @@
           <w:iCs/>
         </w:rPr>
       </w:pPr>
-      <w:bookmarkStart w:id="25" w:name="_Toc192832110"/>
+      <w:bookmarkStart w:id="25" w:name="_Toc192853535"/>
       <w:r>
         <w:rPr>
           <w:i w:val="0"/>
@@ -15590,13 +15261,8 @@
       <w:r>
         <w:t xml:space="preserve">2.3 </w:t>
       </w:r>
-      <w:proofErr w:type="gramStart"/>
-      <w:r>
-        <w:t>schéma</w:t>
-      </w:r>
-      <w:proofErr w:type="gramEnd"/>
-      <w:r>
-        <w:t xml:space="preserve"> contexte du produit</w:t>
+      <w:r>
+        <w:t>schéma contexte du produit</w:t>
       </w:r>
       <w:bookmarkEnd w:id="26"/>
     </w:p>
@@ -15866,7 +15532,7 @@
         </w:rPr>
       </w:pPr>
       <w:bookmarkStart w:id="27" w:name="_Toc71691012"/>
-      <w:bookmarkStart w:id="28" w:name="_Toc192832111"/>
+      <w:bookmarkStart w:id="28" w:name="_Toc192853536"/>
       <w:r>
         <w:rPr>
           <w:i w:val="0"/>
@@ -15881,7 +15547,7 @@
       <w:pPr>
         <w:pStyle w:val="Titre3"/>
       </w:pPr>
-      <w:bookmarkStart w:id="29" w:name="_Toc192832112"/>
+      <w:bookmarkStart w:id="29" w:name="_Toc192853537"/>
       <w:r>
         <w:t>Détecter les postes d'une salle</w:t>
       </w:r>
@@ -16214,8 +15880,8 @@
               <w:tblLook w:val="04A0" w:firstRow="1" w:lastRow="0" w:firstColumn="1" w:lastColumn="0" w:noHBand="0" w:noVBand="1"/>
             </w:tblPr>
             <w:tblGrid>
-              <w:gridCol w:w="1766"/>
-              <w:gridCol w:w="7304"/>
+              <w:gridCol w:w="1759"/>
+              <w:gridCol w:w="7311"/>
             </w:tblGrid>
             <w:tr>
               <w:tc>
@@ -16250,11 +15916,9 @@
                     <w:br/>
                     <w:t xml:space="preserve">  La liste des machines de la classe apparait et on voit </w:t>
                   </w:r>
-                  <w:proofErr w:type="gramStart"/>
                   <w:r>
-                    <w:t>leurs état</w:t>
+                    <w:t>leurs états</w:t>
                   </w:r>
-                  <w:proofErr w:type="gramEnd"/>
                   <w:r>
                     <w:t xml:space="preserve"> de connexion (Hors ligne, Allumé, En ligne)</w:t>
                   </w:r>
@@ -16271,7 +15935,7 @@
       <w:pPr>
         <w:pStyle w:val="Titre3"/>
       </w:pPr>
-      <w:bookmarkStart w:id="33" w:name="_Toc192832113"/>
+      <w:bookmarkStart w:id="33" w:name="_Toc192853538"/>
       <w:r>
         <w:t>Sélectionner les Pcs à monitorer</w:t>
       </w:r>
@@ -16487,15 +16151,7 @@
                   </w:r>
                   <w:r>
                     <w:br/>
-                    <w:t xml:space="preserve">  on sélectionne via des </w:t>
-                  </w:r>
-                  <w:proofErr w:type="spellStart"/>
-                  <w:r>
-                    <w:t>checkbox</w:t>
-                  </w:r>
-                  <w:proofErr w:type="spellEnd"/>
-                  <w:r>
-                    <w:t xml:space="preserve"> des machines qu'on </w:t>
+                    <w:t xml:space="preserve">  on sélectionne via des checkbox des machines qu'on </w:t>
                   </w:r>
                   <w:r>
                     <w:t>veut</w:t>
@@ -16511,21 +16167,8 @@
                     <w:t>les machines sélectionnées</w:t>
                   </w:r>
                   <w:r>
-                    <w:t xml:space="preserve"> ont leur </w:t>
+                    <w:t xml:space="preserve"> ont leur textbox chequées</w:t>
                   </w:r>
-                  <w:proofErr w:type="spellStart"/>
-                  <w:r>
-                    <w:t>textbox</w:t>
-                  </w:r>
-                  <w:proofErr w:type="spellEnd"/>
-                  <w:r>
-                    <w:t xml:space="preserve"> </w:t>
-                  </w:r>
-                  <w:proofErr w:type="spellStart"/>
-                  <w:r>
-                    <w:t>chequées</w:t>
-                  </w:r>
-                  <w:proofErr w:type="spellEnd"/>
                 </w:p>
               </w:tc>
             </w:tr>
@@ -16539,7 +16182,7 @@
       <w:pPr>
         <w:pStyle w:val="Titre3"/>
       </w:pPr>
-      <w:bookmarkStart w:id="35" w:name="_Toc192832114"/>
+      <w:bookmarkStart w:id="35" w:name="_Toc192853539"/>
       <w:r>
         <w:t>Démarrer/Clôturer une session de monitoring</w:t>
       </w:r>
@@ -16791,7 +16434,7 @@
       <w:pPr>
         <w:pStyle w:val="Titre3"/>
       </w:pPr>
-      <w:bookmarkStart w:id="37" w:name="_Toc192832115"/>
+      <w:bookmarkStart w:id="37" w:name="_Toc192853540"/>
       <w:r>
         <w:lastRenderedPageBreak/>
         <w:t>Manager des éléments à la liste de toutes les ressources</w:t>
@@ -17029,7 +16672,6 @@
           <w:b/>
         </w:rPr>
       </w:pPr>
-      <w:bookmarkStart w:id="39" w:name="_Toc192832116"/>
       <w:r>
         <w:br w:type="page"/>
       </w:r>
@@ -17038,6 +16680,7 @@
       <w:pPr>
         <w:pStyle w:val="Titre3"/>
       </w:pPr>
+      <w:bookmarkStart w:id="39" w:name="_Toc192853541"/>
       <w:r>
         <w:lastRenderedPageBreak/>
         <w:t>Manager une sous liste de ressource bannies</w:t>
@@ -17281,7 +16924,6 @@
           <w:b/>
         </w:rPr>
       </w:pPr>
-      <w:bookmarkStart w:id="41" w:name="_Toc192832117"/>
       <w:r>
         <w:br w:type="page"/>
       </w:r>
@@ -17290,6 +16932,7 @@
       <w:pPr>
         <w:pStyle w:val="Titre3"/>
       </w:pPr>
+      <w:bookmarkStart w:id="41" w:name="_Toc192853542"/>
       <w:r>
         <w:lastRenderedPageBreak/>
         <w:t>Popup quand un dépassement est détecté (prof)</w:t>
@@ -17490,21 +17133,11 @@
                     <w:br/>
                     <w:t xml:space="preserve">  l'élève se rend sur un site interdit (</w:t>
                   </w:r>
-                  <w:proofErr w:type="gramStart"/>
                   <w:r>
-                    <w:t>ex:</w:t>
+                    <w:t>ex :</w:t>
                   </w:r>
-                  <w:proofErr w:type="gramEnd"/>
                   <w:r>
-                    <w:t xml:space="preserve"> </w:t>
-                  </w:r>
-                  <w:proofErr w:type="spellStart"/>
-                  <w:r>
-                    <w:t>chatgpt</w:t>
-                  </w:r>
-                  <w:proofErr w:type="spellEnd"/>
-                  <w:r>
-                    <w:t xml:space="preserve"> si l'IA est interdite) </w:t>
+                    <w:t xml:space="preserve"> chatgpt si l'IA est interdite) </w:t>
                   </w:r>
                   <w:r>
                     <w:br/>
@@ -17528,7 +17161,7 @@
       <w:pPr>
         <w:pStyle w:val="Titre3"/>
       </w:pPr>
-      <w:bookmarkStart w:id="43" w:name="_Toc192832118"/>
+      <w:bookmarkStart w:id="43" w:name="_Toc192853543"/>
       <w:r>
         <w:lastRenderedPageBreak/>
         <w:t>Afficher le Pc en rouge si un dépassement est découvert dessus</w:t>
@@ -17748,7 +17381,6 @@
           <w:b/>
         </w:rPr>
       </w:pPr>
-      <w:bookmarkStart w:id="45" w:name="_Toc192832119"/>
       <w:r>
         <w:br w:type="page"/>
       </w:r>
@@ -17757,6 +17389,7 @@
       <w:pPr>
         <w:pStyle w:val="Titre3"/>
       </w:pPr>
+      <w:bookmarkStart w:id="45" w:name="_Toc192853544"/>
       <w:r>
         <w:lastRenderedPageBreak/>
         <w:t>Popup quand un dépassement est détecté (élève)</w:t>
@@ -17961,15 +17594,7 @@
                     <w:t xml:space="preserve"> </w:t>
                   </w:r>
                   <w:r>
-                    <w:t xml:space="preserve">: </w:t>
-                  </w:r>
-                  <w:proofErr w:type="spellStart"/>
-                  <w:r>
-                    <w:t>chatgpt</w:t>
-                  </w:r>
-                  <w:proofErr w:type="spellEnd"/>
-                  <w:r>
-                    <w:t xml:space="preserve"> si l'IA est interdite) </w:t>
+                    <w:t xml:space="preserve">: chatgpt si l'IA est interdite) </w:t>
                   </w:r>
                   <w:r>
                     <w:br/>
@@ -17992,7 +17617,7 @@
           <w:iCs/>
         </w:rPr>
       </w:pPr>
-      <w:bookmarkStart w:id="47" w:name="_Toc192832120"/>
+      <w:bookmarkStart w:id="47" w:name="_Toc192853545"/>
       <w:r>
         <w:rPr>
           <w:i w:val="0"/>
@@ -18004,13 +17629,8 @@
     </w:p>
     <w:p/>
     <w:p>
-      <w:proofErr w:type="gramStart"/>
-      <w:r>
-        <w:t>gRPC</w:t>
-      </w:r>
-      <w:proofErr w:type="gramEnd"/>
-      <w:r>
-        <w:t xml:space="preserve"> est un Framework RPC open source, moderne et performent.</w:t>
+      <w:r>
+        <w:t>gRPC est un Framework RPC open source, moderne et performent.</w:t>
       </w:r>
       <w:r>
         <w:t xml:space="preserve"> Il a originalement été développé par Google</w:t>
@@ -18367,19 +17987,9 @@
       </w:pPr>
     </w:p>
     <w:p>
-      <w:proofErr w:type="gramStart"/>
-      <w:r>
-        <w:t>gRPC</w:t>
-      </w:r>
-      <w:proofErr w:type="gramEnd"/>
-      <w:r>
-        <w:t xml:space="preserve"> utilise des fichiers .proto qui sont ces Protocols Buffers. Le client et le serveur possèdent tous les deux le même fichier proto. Il peut y avoir plusieurs fichiers proto pour plusieurs requêtes possible. Par exemple dans ce projet il y en a 2, un pour l’annonce du client vers le serveur et un pour le </w:t>
-      </w:r>
-      <w:proofErr w:type="spellStart"/>
-      <w:r>
-        <w:t>heartBeat</w:t>
-      </w:r>
-      <w:proofErr w:type="spellEnd"/>
+      <w:r>
+        <w:t>gRPC utilise des fichiers .proto qui sont ces Protocols Buffers. Le client et le serveur possèdent tous les deux le même fichier proto. Il peut y avoir plusieurs fichiers proto pour plusieurs requêtes possible. Par exemple dans ce projet il y en a 2, un pour l’annonce du client vers le serveur et un pour le heartBeat</w:t>
+      </w:r>
       <w:r>
         <w:t>.</w:t>
       </w:r>
@@ -18393,7 +18003,7 @@
           <w:iCs/>
         </w:rPr>
       </w:pPr>
-      <w:bookmarkStart w:id="48" w:name="_Toc192832121"/>
+      <w:bookmarkStart w:id="48" w:name="_Toc192853546"/>
       <w:r>
         <w:rPr>
           <w:i w:val="0"/>
@@ -18585,7 +18195,7 @@
       </w:pPr>
       <w:bookmarkStart w:id="49" w:name="_Toc25553310"/>
       <w:bookmarkStart w:id="50" w:name="_Toc71691015"/>
-      <w:bookmarkStart w:id="51" w:name="_Toc192832122"/>
+      <w:bookmarkStart w:id="51" w:name="_Toc192853547"/>
       <w:r>
         <w:rPr>
           <w:rFonts w:cs="Arial"/>
@@ -18653,7 +18263,7 @@
         </w:tabs>
       </w:pPr>
       <w:bookmarkStart w:id="52" w:name="_Toc71703259"/>
-      <w:bookmarkStart w:id="53" w:name="_Toc192832123"/>
+      <w:bookmarkStart w:id="53" w:name="_Toc192853548"/>
       <w:r>
         <w:t>R</w:t>
       </w:r>
@@ -18672,7 +18282,7 @@
           <w:color w:val="000000" w:themeColor="text1"/>
         </w:rPr>
       </w:pPr>
-      <w:bookmarkStart w:id="56" w:name="_Toc192832124"/>
+      <w:bookmarkStart w:id="56" w:name="_Toc192853549"/>
       <w:r>
         <w:rPr>
           <w:color w:val="000000" w:themeColor="text1"/>
@@ -18762,7 +18372,7 @@
           <w:color w:val="000000" w:themeColor="text1"/>
         </w:rPr>
       </w:pPr>
-      <w:bookmarkStart w:id="58" w:name="_Toc192832125"/>
+      <w:bookmarkStart w:id="58" w:name="_Toc192853550"/>
       <w:r>
         <w:rPr>
           <w:color w:val="000000" w:themeColor="text1"/>
@@ -18856,132 +18466,116 @@
           <w:bCs/>
           <w:color w:val="000000" w:themeColor="text1"/>
         </w:rPr>
-        <w:t>Les pcs des élèves ont un service ShadowScan qui tourne non-stop comme ça il n’y a pas d’interaction à faire pour l’élève. Le prof peut arriver et commencer le scan quand il le veut donc il faut que les postes élèves « </w:t>
-      </w:r>
-      <w:proofErr w:type="spellStart"/>
+        <w:t>Les pcs des élèves ont un service ShadowScan qui tourne non-stop comme ça il n’y a pas d’interaction à faire pour l’élève. Le prof peut arriver et commencer le scan quand il le veut donc il faut que les postes élèves « Listen » au potentiel appel d’un pc de prof</w:t>
+      </w:r>
       <w:r>
         <w:rPr>
           <w:bCs/>
           <w:color w:val="000000" w:themeColor="text1"/>
         </w:rPr>
-        <w:t>Listen</w:t>
-      </w:r>
-      <w:proofErr w:type="spellEnd"/>
+        <w:t xml:space="preserve"> qui peut arriver</w:t>
+      </w:r>
       <w:r>
         <w:rPr>
           <w:bCs/>
           <w:color w:val="000000" w:themeColor="text1"/>
         </w:rPr>
-        <w:t> » au potentiel appel d’un pc de prof</w:t>
-      </w:r>
-      <w:r>
+        <w:t xml:space="preserve"> à tout moment.</w:t>
+      </w:r>
+    </w:p>
+    <w:p>
+      <w:pPr>
+        <w:ind w:left="708"/>
         <w:rPr>
           <w:bCs/>
           <w:color w:val="000000" w:themeColor="text1"/>
         </w:rPr>
-        <w:t xml:space="preserve"> qui peut arriver</w:t>
-      </w:r>
-      <w:r>
-        <w:rPr>
-          <w:bCs/>
+      </w:pPr>
+    </w:p>
+    <w:p>
+      <w:pPr>
+        <w:pStyle w:val="Titre3"/>
+        <w:rPr>
           <w:color w:val="000000" w:themeColor="text1"/>
         </w:rPr>
-        <w:t xml:space="preserve"> à tout moment.</w:t>
-      </w:r>
-    </w:p>
-    <w:p>
-      <w:pPr>
-        <w:ind w:left="708"/>
-        <w:rPr>
-          <w:bCs/>
+      </w:pPr>
+      <w:bookmarkStart w:id="59" w:name="_Toc192853551"/>
+      <w:r>
+        <w:rPr>
           <w:color w:val="000000" w:themeColor="text1"/>
         </w:rPr>
+        <w:t>Détection des postes d'une salle</w:t>
+      </w:r>
+      <w:bookmarkEnd w:id="59"/>
+    </w:p>
+    <w:p/>
+    <w:p>
+      <w:pPr>
+        <w:ind w:left="576"/>
+      </w:pPr>
+      <w:r>
+        <w:t>Lors de la détection il y a deux choses à vérifier et 3 états différents. Le pc peut être Hors ligne, En ligne et Connecté</w:t>
+      </w:r>
+      <w:r>
+        <w:t>.</w:t>
+      </w:r>
+      <w:r>
+        <w:t xml:space="preserve"> </w:t>
+      </w:r>
+    </w:p>
+    <w:p>
+      <w:pPr>
+        <w:ind w:left="576"/>
+      </w:pPr>
+      <w:r>
+        <w:t xml:space="preserve">Pour les vérifications, ça </w:t>
+      </w:r>
+      <w:r>
+        <w:t>se</w:t>
+      </w:r>
+      <w:r>
+        <w:t xml:space="preserve"> passe dans cet ordre, ShadowScan (coté prof) essaye de se connecter au serveur gRPC </w:t>
+      </w:r>
+      <w:r>
+        <w:t>s’il</w:t>
+      </w:r>
+      <w:r>
+        <w:t xml:space="preserve"> y arrive le pc est Connecté</w:t>
+      </w:r>
+      <w:r>
+        <w:t>.</w:t>
+      </w:r>
+    </w:p>
+    <w:p>
+      <w:pPr>
+        <w:ind w:left="576"/>
+      </w:pPr>
+      <w:r>
+        <w:t xml:space="preserve">Si cela échoue, il ping le pc et </w:t>
+      </w:r>
+      <w:r>
+        <w:t>s’il</w:t>
+      </w:r>
+      <w:r>
+        <w:t xml:space="preserve"> y parvient, le pc est En ligne et </w:t>
+      </w:r>
+      <w:r>
+        <w:t>s’il</w:t>
+      </w:r>
+      <w:r>
+        <w:t xml:space="preserve"> échoue, il est Hors ligne.</w:t>
+      </w:r>
+    </w:p>
+    <w:p>
+      <w:pPr>
+        <w:ind w:left="576"/>
       </w:pPr>
     </w:p>
     <w:p>
       <w:pPr>
         <w:pStyle w:val="Titre3"/>
-        <w:rPr>
-          <w:color w:val="000000" w:themeColor="text1"/>
-        </w:rPr>
-      </w:pPr>
-      <w:bookmarkStart w:id="59" w:name="_Toc192832126"/>
-      <w:r>
-        <w:rPr>
-          <w:color w:val="000000" w:themeColor="text1"/>
-        </w:rPr>
-        <w:t>Détection des postes d'une salle</w:t>
-      </w:r>
-      <w:bookmarkEnd w:id="59"/>
-    </w:p>
-    <w:p/>
-    <w:p>
-      <w:pPr>
-        <w:ind w:left="576"/>
-      </w:pPr>
-      <w:r>
-        <w:t>Lors de la détection il y a deux choses à vérifier et 3 états différents. Le pc peut être Hors ligne, En ligne et Connecté</w:t>
-      </w:r>
-      <w:r>
-        <w:t>.</w:t>
-      </w:r>
-      <w:r>
-        <w:t xml:space="preserve"> </w:t>
-      </w:r>
-    </w:p>
-    <w:p>
-      <w:pPr>
-        <w:ind w:left="576"/>
-      </w:pPr>
-      <w:r>
-        <w:t xml:space="preserve">Pour les vérifications, ça </w:t>
-      </w:r>
-      <w:r>
-        <w:t>se</w:t>
-      </w:r>
-      <w:r>
-        <w:t xml:space="preserve"> passe dans cet ordre, ShadowScan (coté prof) essaye de se connecter au serveur gRPC </w:t>
-      </w:r>
-      <w:r>
-        <w:t>s’il</w:t>
-      </w:r>
-      <w:r>
-        <w:t xml:space="preserve"> y arrive le pc est Connecté</w:t>
-      </w:r>
-      <w:r>
-        <w:t>.</w:t>
-      </w:r>
-    </w:p>
-    <w:p>
-      <w:pPr>
-        <w:ind w:left="576"/>
-      </w:pPr>
-      <w:r>
-        <w:t xml:space="preserve">Si cela échoue, il ping le pc et </w:t>
-      </w:r>
-      <w:r>
-        <w:t>s’il</w:t>
-      </w:r>
-      <w:r>
-        <w:t xml:space="preserve"> y parvient, le pc est En ligne et </w:t>
-      </w:r>
-      <w:r>
-        <w:t>s’il</w:t>
-      </w:r>
-      <w:r>
-        <w:t xml:space="preserve"> échoue, il est Hors ligne.</w:t>
-      </w:r>
-    </w:p>
-    <w:p>
-      <w:pPr>
-        <w:ind w:left="576"/>
-      </w:pPr>
-    </w:p>
-    <w:p>
-      <w:pPr>
-        <w:pStyle w:val="Titre3"/>
-      </w:pPr>
-      <w:bookmarkStart w:id="60" w:name="_Toc192832127"/>
+      </w:pPr>
+      <w:bookmarkStart w:id="60" w:name="_Toc192853552"/>
       <w:r>
         <w:t>Le Heart Beat</w:t>
       </w:r>
@@ -19021,7 +18615,7 @@
           <w:iCs/>
         </w:rPr>
       </w:pPr>
-      <w:bookmarkStart w:id="61" w:name="_Toc192832128"/>
+      <w:bookmarkStart w:id="61" w:name="_Toc192853553"/>
       <w:r>
         <w:rPr>
           <w:i w:val="0"/>
@@ -19035,7 +18629,7 @@
       <w:pPr>
         <w:pStyle w:val="Titre3"/>
       </w:pPr>
-      <w:bookmarkStart w:id="62" w:name="_Toc192832129"/>
+      <w:bookmarkStart w:id="62" w:name="_Toc192853554"/>
       <w:r>
         <w:t>Sprints</w:t>
       </w:r>
@@ -19090,15 +18684,7 @@
         <w:ind w:left="708"/>
       </w:pPr>
       <w:r>
-        <w:t xml:space="preserve">La </w:t>
-      </w:r>
-      <w:proofErr w:type="spellStart"/>
-      <w:r>
-        <w:t>storie</w:t>
-      </w:r>
-      <w:proofErr w:type="spellEnd"/>
-      <w:r>
-        <w:t xml:space="preserve"> « </w:t>
+        <w:t>La storie « </w:t>
       </w:r>
       <w:r>
         <w:t>Manager une sous liste de ressource bannies</w:t>
@@ -19150,11 +18736,9 @@
       <w:r>
         <w:t xml:space="preserve"> sur les </w:t>
       </w:r>
-      <w:proofErr w:type="spellStart"/>
-      <w:r>
-        <w:t>posts</w:t>
-      </w:r>
-      <w:proofErr w:type="spellEnd"/>
+      <w:r>
+        <w:t>postes</w:t>
+      </w:r>
       <w:r>
         <w:t xml:space="preserve"> (ouvrir les ports pour gRPC, installer les mise</w:t>
       </w:r>
@@ -19162,15 +18746,7 @@
         <w:t>s</w:t>
       </w:r>
       <w:r>
-        <w:t xml:space="preserve"> à jour </w:t>
-      </w:r>
-      <w:proofErr w:type="spellStart"/>
-      <w:r>
-        <w:t>vscode</w:t>
-      </w:r>
-      <w:proofErr w:type="spellEnd"/>
-      <w:r>
-        <w:t>, installer des version</w:t>
+        <w:t xml:space="preserve"> à jour vscode, installer des version</w:t>
       </w:r>
       <w:r>
         <w:t>s</w:t>
@@ -19295,15 +18871,7 @@
         <w:ind w:left="708"/>
       </w:pPr>
       <w:r>
-        <w:t xml:space="preserve">La </w:t>
-      </w:r>
-      <w:proofErr w:type="spellStart"/>
-      <w:r>
-        <w:t>storie</w:t>
-      </w:r>
-      <w:proofErr w:type="spellEnd"/>
-      <w:r>
-        <w:t xml:space="preserve"> « </w:t>
+        <w:t>La storie « </w:t>
       </w:r>
       <w:r>
         <w:t>Manager des éléments à la liste de toutes les ressources</w:t>
@@ -19322,15 +18890,7 @@
         <w:ind w:left="708"/>
       </w:pPr>
       <w:r>
-        <w:t xml:space="preserve">La </w:t>
-      </w:r>
-      <w:proofErr w:type="spellStart"/>
-      <w:r>
-        <w:t>storie</w:t>
-      </w:r>
-      <w:proofErr w:type="spellEnd"/>
-      <w:r>
-        <w:t xml:space="preserve"> « </w:t>
+        <w:t>La storie « </w:t>
       </w:r>
       <w:r>
         <w:t>Détecter les postes d'une salle</w:t>
@@ -19418,11 +18978,9 @@
       <w:r>
         <w:t xml:space="preserve">Détecter les </w:t>
       </w:r>
-      <w:proofErr w:type="spellStart"/>
-      <w:r>
-        <w:t>posts</w:t>
-      </w:r>
-      <w:proofErr w:type="spellEnd"/>
+      <w:r>
+        <w:t>postes</w:t>
+      </w:r>
       <w:r>
         <w:t xml:space="preserve"> d'une salle</w:t>
       </w:r>
@@ -19452,24 +19010,14 @@
         <w:ind w:left="708"/>
       </w:pPr>
       <w:r>
-        <w:t xml:space="preserve">La </w:t>
-      </w:r>
-      <w:proofErr w:type="spellStart"/>
-      <w:r>
-        <w:t>storie</w:t>
-      </w:r>
-      <w:proofErr w:type="spellEnd"/>
-      <w:r>
-        <w:t xml:space="preserve"> « </w:t>
+        <w:t xml:space="preserve">La storie « </w:t>
       </w:r>
       <w:r>
         <w:t xml:space="preserve">Détecter les </w:t>
       </w:r>
-      <w:proofErr w:type="spellStart"/>
-      <w:r>
-        <w:t>posts</w:t>
-      </w:r>
-      <w:proofErr w:type="spellEnd"/>
+      <w:r>
+        <w:t>postes</w:t>
+      </w:r>
       <w:r>
         <w:t xml:space="preserve"> d'une salle</w:t>
       </w:r>
@@ -19491,37 +19039,17 @@
       <w:r>
         <w:t xml:space="preserve"> de </w:t>
       </w:r>
-      <w:proofErr w:type="spellStart"/>
-      <w:r>
-        <w:t>connection</w:t>
-      </w:r>
-      <w:proofErr w:type="spellEnd"/>
+      <w:r>
+        <w:t>connexion</w:t>
+      </w:r>
       <w:r>
         <w:t xml:space="preserve">, Offline (si le poste est </w:t>
       </w:r>
-      <w:proofErr w:type="spellStart"/>
-      <w:r>
-        <w:t>eteint</w:t>
-      </w:r>
-      <w:proofErr w:type="spellEnd"/>
-      <w:r>
-        <w:t xml:space="preserve">), On (Si le poste est allumé mais pas </w:t>
-      </w:r>
-      <w:proofErr w:type="spellStart"/>
-      <w:r>
-        <w:t>shadow</w:t>
-      </w:r>
-      <w:proofErr w:type="spellEnd"/>
-      <w:r>
-        <w:t xml:space="preserve"> scan) et Online (</w:t>
-      </w:r>
-      <w:proofErr w:type="spellStart"/>
-      <w:r>
-        <w:t>shadow</w:t>
-      </w:r>
-      <w:proofErr w:type="spellEnd"/>
-      <w:r>
-        <w:t xml:space="preserve"> scan est allumé)</w:t>
+      <w:r>
+        <w:t>éteint</w:t>
+      </w:r>
+      <w:r>
+        <w:t>), On (Si le poste est allumé mais pas shadow scan) et Online (shadow scan est allumé)</w:t>
       </w:r>
       <w:r>
         <w:t>.</w:t>
@@ -19537,15 +19065,7 @@
         <w:ind w:left="708"/>
       </w:pPr>
       <w:r>
-        <w:t xml:space="preserve">La </w:t>
-      </w:r>
-      <w:proofErr w:type="spellStart"/>
-      <w:r>
-        <w:t>storie</w:t>
-      </w:r>
-      <w:proofErr w:type="spellEnd"/>
-      <w:r>
-        <w:t xml:space="preserve"> « </w:t>
+        <w:t xml:space="preserve">La storie « </w:t>
       </w:r>
       <w:r>
         <w:t>Popup quand un dépassement est détecté (élève)</w:t>
@@ -19582,15 +19102,7 @@
         <w:ind w:left="708"/>
       </w:pPr>
       <w:r>
-        <w:t xml:space="preserve">La </w:t>
-      </w:r>
-      <w:proofErr w:type="spellStart"/>
-      <w:r>
-        <w:t>storie</w:t>
-      </w:r>
-      <w:proofErr w:type="spellEnd"/>
-      <w:r>
-        <w:t xml:space="preserve"> « </w:t>
+        <w:t xml:space="preserve">La storie « </w:t>
       </w:r>
       <w:r>
         <w:t>Manager des éléments à la liste de toutes les ressources</w:t>
@@ -19647,7 +19159,7 @@
       <w:pPr>
         <w:pStyle w:val="Titre3"/>
       </w:pPr>
-      <w:bookmarkStart w:id="63" w:name="_Toc192832130"/>
+      <w:bookmarkStart w:id="63" w:name="_Toc192853555"/>
       <w:r>
         <w:t>Stories</w:t>
       </w:r>
@@ -19689,18 +19201,11 @@
       <w:r>
         <w:t xml:space="preserve">Tout </w:t>
       </w:r>
-      <w:proofErr w:type="spellStart"/>
-      <w:proofErr w:type="gramStart"/>
       <w:r>
         <w:t>c</w:t>
       </w:r>
       <w:r>
-        <w:t>’est</w:t>
-      </w:r>
-      <w:proofErr w:type="spellEnd"/>
-      <w:proofErr w:type="gramEnd"/>
-      <w:r>
-        <w:t xml:space="preserve"> passé plutôt bien passé, j’ai eu un </w:t>
+        <w:t xml:space="preserve">’est passé plutôt bien passé, j’ai eu un </w:t>
       </w:r>
       <w:r>
         <w:t>peu</w:t>
@@ -19815,15 +19320,7 @@
         <w:t>Suppression</w:t>
       </w:r>
       <w:r>
-        <w:t xml:space="preserve"> d’éléments dans la liste principale sans en parler au Product Owner ce qui n’a pas validé cette </w:t>
-      </w:r>
-      <w:proofErr w:type="spellStart"/>
-      <w:r>
-        <w:t>storie</w:t>
-      </w:r>
-      <w:proofErr w:type="spellEnd"/>
-      <w:r>
-        <w:t xml:space="preserve"> dans le spri</w:t>
+        <w:t xml:space="preserve"> d’éléments dans la liste principale sans en parler au Product Owner ce qui n’a pas validé cette storie dans le spri</w:t>
       </w:r>
       <w:r>
         <w:t>n</w:t>
@@ -19970,7 +19467,7 @@
       </w:pPr>
       <w:bookmarkStart w:id="64" w:name="_Toc25553321"/>
       <w:bookmarkStart w:id="65" w:name="_Toc71691025"/>
-      <w:bookmarkStart w:id="66" w:name="_Toc192832131"/>
+      <w:bookmarkStart w:id="66" w:name="_Toc192853556"/>
       <w:bookmarkEnd w:id="54"/>
       <w:bookmarkEnd w:id="55"/>
       <w:r>
@@ -20023,11 +19520,9 @@
           <w:numId w:val="19"/>
         </w:numPr>
       </w:pPr>
-      <w:proofErr w:type="gramStart"/>
-      <w:r>
-        <w:t>.Net</w:t>
-      </w:r>
-      <w:proofErr w:type="gramEnd"/>
+      <w:r>
+        <w:t>.net</w:t>
+      </w:r>
       <w:r>
         <w:t xml:space="preserve"> 8.0</w:t>
       </w:r>
@@ -20060,11 +19555,9 @@
           <w:numId w:val="19"/>
         </w:numPr>
       </w:pPr>
-      <w:proofErr w:type="spellStart"/>
       <w:r>
         <w:t>RessourcesConfig.json</w:t>
       </w:r>
-      <w:proofErr w:type="spellEnd"/>
     </w:p>
     <w:p>
       <w:pPr>
@@ -20091,11 +19584,9 @@
           <w:numId w:val="19"/>
         </w:numPr>
       </w:pPr>
-      <w:proofErr w:type="spellStart"/>
       <w:r>
         <w:t>RessourcesConfig_SubList.json</w:t>
       </w:r>
-      <w:proofErr w:type="spellEnd"/>
     </w:p>
     <w:p>
       <w:pPr>
@@ -20211,15 +19702,7 @@
         <w:ind w:left="1440"/>
       </w:pPr>
       <w:r>
-        <w:t xml:space="preserve">Pour avoir une connexion internet sur ce réseau (ce qui est requis) il faut chaque jour entrer un </w:t>
-      </w:r>
-      <w:proofErr w:type="spellStart"/>
-      <w:r>
-        <w:t>token</w:t>
-      </w:r>
-      <w:proofErr w:type="spellEnd"/>
-      <w:r>
-        <w:t xml:space="preserve"> sur un portail captif qui s’ouvre automatiquement quand vous essayez de vous rendre sur un site web (pour moi ça ne </w:t>
+        <w:t xml:space="preserve">Pour avoir une connexion internet sur ce réseau (ce qui est requis) il faut chaque jour entrer un token sur un portail captif qui s’ouvre automatiquement quand vous essayez de vous rendre sur un site web (pour moi ça ne </w:t>
       </w:r>
       <w:r>
         <w:t>marchait</w:t>
@@ -20379,7 +19862,7 @@
           <w:iCs/>
         </w:rPr>
       </w:pPr>
-      <w:bookmarkStart w:id="67" w:name="_Toc192832132"/>
+      <w:bookmarkStart w:id="67" w:name="_Toc192853557"/>
       <w:r>
         <w:rPr>
           <w:i w:val="0"/>
@@ -20424,11 +19907,9 @@
           <w:numId w:val="19"/>
         </w:numPr>
       </w:pPr>
-      <w:proofErr w:type="gramStart"/>
-      <w:r>
-        <w:t>.Net</w:t>
-      </w:r>
-      <w:proofErr w:type="gramEnd"/>
+      <w:r>
+        <w:t>.net</w:t>
+      </w:r>
       <w:r>
         <w:t xml:space="preserve"> 8.0</w:t>
       </w:r>
@@ -20449,11 +19930,9 @@
           <w:numId w:val="19"/>
         </w:numPr>
       </w:pPr>
-      <w:proofErr w:type="spellStart"/>
       <w:r>
         <w:t>RessourcesConfig.json</w:t>
       </w:r>
-      <w:proofErr w:type="spellEnd"/>
     </w:p>
     <w:p>
       <w:pPr>
@@ -20474,11 +19953,9 @@
           <w:numId w:val="19"/>
         </w:numPr>
       </w:pPr>
-      <w:proofErr w:type="spellStart"/>
       <w:r>
         <w:t>RessourcesConfig_SubList.json</w:t>
       </w:r>
-      <w:proofErr w:type="spellEnd"/>
     </w:p>
     <w:p>
       <w:pPr>
@@ -20551,6 +20028,20 @@
       </w:pPr>
       <w:r>
         <w:t>Tout est effectué sur un compte local nommé ShadowScan qui est admin.</w:t>
+      </w:r>
+    </w:p>
+    <w:p>
+      <w:pPr>
+        <w:ind w:left="1416"/>
+      </w:pPr>
+      <w:r>
+        <w:t xml:space="preserve">Pour les testes qui touchent seulement à l’interface comme la gestion </w:t>
+      </w:r>
+      <w:r>
+        <w:t>des listes</w:t>
+      </w:r>
+      <w:r>
+        <w:t xml:space="preserve"> ou le lancement du scan (ip seulement) je les ai effectués sur une machine d’une salle de classe, cela ne change rien si ces testes sont fait sur une machine d’une salle ou sur un des portables.</w:t>
       </w:r>
     </w:p>
     <w:p/>
@@ -20585,15 +20076,7 @@
         <w:ind w:left="1440"/>
       </w:pPr>
       <w:r>
-        <w:t xml:space="preserve">Pour avoir une connexion internet sur ce réseau (ce qui est requis) il faut chaque jour entrer un </w:t>
-      </w:r>
-      <w:proofErr w:type="spellStart"/>
-      <w:r>
-        <w:t>token</w:t>
-      </w:r>
-      <w:proofErr w:type="spellEnd"/>
-      <w:r>
-        <w:t xml:space="preserve"> sur un portail captif qui s’ouvre automatiquement quand vous essayez de vous rendre sur un site web (pour moi ça ne marchait pas bien avec brave, tout allait bien avec chrome en revanche).</w:t>
+        <w:t>Pour avoir une connexion internet sur ce réseau (ce qui est requis) il faut chaque jour entrer un token sur un portail captif qui s’ouvre automatiquement quand vous essayez de vous rendre sur un site web (pour moi ça ne marchait pas bien avec brave, tout allait bien avec chrome en revanche).</w:t>
       </w:r>
     </w:p>
     <w:p/>
@@ -20684,6 +20167,7 @@
         <w:ind w:left="1410"/>
       </w:pPr>
       <w:r>
+        <w:lastRenderedPageBreak/>
         <w:t>Il faut que cette partie du code soit exécutée après la partie serveur.</w:t>
       </w:r>
     </w:p>
@@ -20696,13 +20180,12 @@
           <w:iCs/>
         </w:rPr>
       </w:pPr>
-      <w:bookmarkStart w:id="68" w:name="_Toc192832133"/>
+      <w:bookmarkStart w:id="68" w:name="_Toc192853558"/>
       <w:r>
         <w:rPr>
           <w:i w:val="0"/>
           <w:iCs/>
         </w:rPr>
-        <w:lastRenderedPageBreak/>
         <w:t>Déploiement du produit</w:t>
       </w:r>
       <w:bookmarkEnd w:id="68"/>
@@ -20742,11 +20225,9 @@
           <w:numId w:val="19"/>
         </w:numPr>
       </w:pPr>
-      <w:proofErr w:type="gramStart"/>
-      <w:r>
-        <w:t>.Net</w:t>
-      </w:r>
-      <w:proofErr w:type="gramEnd"/>
+      <w:r>
+        <w:t>.net</w:t>
+      </w:r>
       <w:r>
         <w:t xml:space="preserve"> 8.0</w:t>
       </w:r>
@@ -20767,11 +20248,9 @@
           <w:numId w:val="19"/>
         </w:numPr>
       </w:pPr>
-      <w:proofErr w:type="spellStart"/>
       <w:r>
         <w:t>RessourcesConfig.json</w:t>
       </w:r>
-      <w:proofErr w:type="spellEnd"/>
     </w:p>
     <w:p>
       <w:pPr>
@@ -20792,11 +20271,9 @@
           <w:numId w:val="19"/>
         </w:numPr>
       </w:pPr>
-      <w:proofErr w:type="spellStart"/>
       <w:r>
         <w:t>RessourcesConfig_SubList.json</w:t>
       </w:r>
-      <w:proofErr w:type="spellEnd"/>
     </w:p>
     <w:p>
       <w:pPr>
@@ -20847,11 +20324,9 @@
       <w:r>
         <w:t xml:space="preserve">, sur </w:t>
       </w:r>
-      <w:proofErr w:type="spellStart"/>
-      <w:r>
-        <w:t>se</w:t>
-      </w:r>
-      <w:proofErr w:type="spellEnd"/>
+      <w:r>
+        <w:t>ce</w:t>
+      </w:r>
       <w:r>
         <w:t xml:space="preserve"> poste on va exécuter la partie prof de ShadowScan. Le port 55052 est ouvert</w:t>
       </w:r>
@@ -21018,7 +20493,7 @@
           <w:iCs/>
         </w:rPr>
       </w:pPr>
-      <w:bookmarkStart w:id="69" w:name="_Toc192832134"/>
+      <w:bookmarkStart w:id="69" w:name="_Toc192853559"/>
       <w:r>
         <w:rPr>
           <w:i w:val="0"/>
@@ -21042,7 +20517,7 @@
       <w:pPr>
         <w:pStyle w:val="Titre3"/>
       </w:pPr>
-      <w:bookmarkStart w:id="70" w:name="_Toc192832135"/>
+      <w:bookmarkStart w:id="70" w:name="_Toc192853560"/>
       <w:r>
         <w:t>Sprint 1</w:t>
       </w:r>
@@ -21059,8 +20534,9 @@
       <w:pPr>
         <w:pStyle w:val="Titre3"/>
       </w:pPr>
-      <w:bookmarkStart w:id="71" w:name="_Toc192832136"/>
-      <w:r>
+      <w:bookmarkStart w:id="71" w:name="_Toc192853561"/>
+      <w:r>
+        <w:lastRenderedPageBreak/>
         <w:t>Sprint 2</w:t>
       </w:r>
       <w:bookmarkEnd w:id="71"/>
@@ -21071,7 +20547,6 @@
         <w:pStyle w:val="Titre4"/>
       </w:pPr>
       <w:r>
-        <w:lastRenderedPageBreak/>
         <w:t>Sélectionner les Pcs à monitorer</w:t>
       </w:r>
     </w:p>
@@ -21119,29 +20594,8 @@
           </w:p>
           <w:p>
             <w:r>
-              <w:t xml:space="preserve">Action :  on sélectionne via les </w:t>
-            </w:r>
-            <w:proofErr w:type="spellStart"/>
-            <w:r>
-              <w:t>checkbox</w:t>
-            </w:r>
-            <w:proofErr w:type="spellEnd"/>
-            <w:r>
-              <w:t xml:space="preserve"> des machines qu'on veut monitorer Résultat :   les machines sélectionnées ont leur </w:t>
-            </w:r>
-            <w:proofErr w:type="spellStart"/>
-            <w:r>
-              <w:t>textbox</w:t>
-            </w:r>
-            <w:proofErr w:type="spellEnd"/>
-            <w:r>
-              <w:t xml:space="preserve"> </w:t>
-            </w:r>
-            <w:proofErr w:type="spellStart"/>
-            <w:r>
-              <w:t>chequées</w:t>
-            </w:r>
-            <w:proofErr w:type="spellEnd"/>
+              <w:t>Action :  on sélectionne via les checkbox des machines qu'on veut monitorer Résultat :   les machines sélectionnées ont leur textbox chequées</w:t>
+            </w:r>
           </w:p>
         </w:tc>
         <w:tc>
@@ -21155,13 +20609,8 @@
           </w:p>
           <w:p>
             <w:r>
-              <w:t xml:space="preserve">24 </w:t>
-            </w:r>
-            <w:proofErr w:type="spellStart"/>
-            <w:r>
-              <w:t>Feb</w:t>
-            </w:r>
-            <w:proofErr w:type="spellEnd"/>
+              <w:t>24 Feb</w:t>
+            </w:r>
           </w:p>
         </w:tc>
       </w:tr>
@@ -21239,13 +20688,8 @@
           </w:p>
           <w:p>
             <w:r>
-              <w:t xml:space="preserve">24 </w:t>
-            </w:r>
-            <w:proofErr w:type="spellStart"/>
-            <w:r>
-              <w:t>Feb</w:t>
-            </w:r>
-            <w:proofErr w:type="spellEnd"/>
+              <w:t>24 Feb</w:t>
+            </w:r>
           </w:p>
         </w:tc>
       </w:tr>
@@ -21291,13 +20735,8 @@
           </w:p>
           <w:p>
             <w:r>
-              <w:t xml:space="preserve">24 </w:t>
-            </w:r>
-            <w:proofErr w:type="spellStart"/>
-            <w:r>
-              <w:t>Feb</w:t>
-            </w:r>
-            <w:proofErr w:type="spellEnd"/>
+              <w:t>24 Feb</w:t>
+            </w:r>
           </w:p>
         </w:tc>
       </w:tr>
@@ -21307,7 +20746,7 @@
       <w:pPr>
         <w:pStyle w:val="Titre3"/>
       </w:pPr>
-      <w:bookmarkStart w:id="72" w:name="_Toc192832137"/>
+      <w:bookmarkStart w:id="72" w:name="_Toc192853562"/>
       <w:r>
         <w:t>Sprint 3</w:t>
       </w:r>
@@ -21386,13 +20825,8 @@
           </w:p>
           <w:p>
             <w:r>
-              <w:t xml:space="preserve">24 </w:t>
-            </w:r>
-            <w:proofErr w:type="spellStart"/>
-            <w:r>
-              <w:t>Feb</w:t>
-            </w:r>
-            <w:proofErr w:type="spellEnd"/>
+              <w:t>24 Feb</w:t>
+            </w:r>
           </w:p>
         </w:tc>
       </w:tr>
@@ -21536,15 +20970,7 @@
         <w:pStyle w:val="Titre4"/>
       </w:pPr>
       <w:r>
-        <w:t xml:space="preserve">Détecter les </w:t>
-      </w:r>
-      <w:proofErr w:type="spellStart"/>
-      <w:r>
-        <w:t>posts</w:t>
-      </w:r>
-      <w:proofErr w:type="spellEnd"/>
-      <w:r>
-        <w:t xml:space="preserve"> d'une salle</w:t>
+        <w:t>Détecter les posts d'une salle</w:t>
       </w:r>
     </w:p>
     <w:tbl>
@@ -21622,7 +21048,7 @@
       <w:pPr>
         <w:pStyle w:val="Titre3"/>
       </w:pPr>
-      <w:bookmarkStart w:id="73" w:name="_Toc192832138"/>
+      <w:bookmarkStart w:id="73" w:name="_Toc192853563"/>
       <w:r>
         <w:t>Sprint 4</w:t>
       </w:r>
@@ -21634,6 +21060,7 @@
         <w:pStyle w:val="Titre4"/>
       </w:pPr>
       <w:r>
+        <w:lastRenderedPageBreak/>
         <w:t>Démarrer/</w:t>
       </w:r>
       <w:r>
@@ -21672,11 +21099,7 @@
           </w:tcPr>
           <w:p>
             <w:r>
-              <w:t xml:space="preserve">Lancement </w:t>
-            </w:r>
-            <w:r>
-              <w:lastRenderedPageBreak/>
-              <w:t>de la session</w:t>
+              <w:t>Lancement de la session</w:t>
             </w:r>
           </w:p>
         </w:tc>
@@ -21686,12 +21109,7 @@
           </w:tcPr>
           <w:p>
             <w:r>
-              <w:lastRenderedPageBreak/>
-              <w:t xml:space="preserve">Contexte :  La session est fermée, au moins une machine </w:t>
-            </w:r>
-            <w:r>
-              <w:lastRenderedPageBreak/>
-              <w:t xml:space="preserve">est sélectionnée </w:t>
+              <w:t xml:space="preserve">Contexte :  La session est fermée, au moins une machine est sélectionnée </w:t>
             </w:r>
           </w:p>
           <w:p>
@@ -21711,12 +21129,7 @@
           </w:tcPr>
           <w:p>
             <w:r>
-              <w:lastRenderedPageBreak/>
-              <w:t xml:space="preserve">Non </w:t>
-            </w:r>
-            <w:r>
-              <w:lastRenderedPageBreak/>
-              <w:t>complété</w:t>
+              <w:t>Non complété</w:t>
             </w:r>
             <w:r>
               <w:t>s</w:t>
@@ -21731,7 +21144,6 @@
           </w:tcPr>
           <w:p>
             <w:r>
-              <w:lastRenderedPageBreak/>
               <w:t>Clôture de la session</w:t>
             </w:r>
           </w:p>
@@ -21905,7 +21317,6 @@
             <w:r>
               <w:t xml:space="preserve">Action :  l'élève se rend sur un site interdit (ex : </w:t>
             </w:r>
-            <w:proofErr w:type="spellStart"/>
             <w:r>
               <w:t>C</w:t>
             </w:r>
@@ -21915,7 +21326,6 @@
             <w:r>
               <w:t>GPT</w:t>
             </w:r>
-            <w:proofErr w:type="spellEnd"/>
             <w:r>
               <w:t xml:space="preserve"> si l'IA est interdite) Résultat :   un popup Windows nous informe du dépassement avec le nom de la ressource interdite, le nom de la machine et de l'utilisateur</w:t>
             </w:r>
@@ -21947,7 +21357,7 @@
       <w:bookmarkStart w:id="75" w:name="_Toc185663471"/>
       <w:bookmarkStart w:id="76" w:name="_Toc25553326"/>
       <w:bookmarkStart w:id="77" w:name="_Toc71691029"/>
-      <w:bookmarkStart w:id="78" w:name="_Toc192832139"/>
+      <w:bookmarkStart w:id="78" w:name="_Toc192853564"/>
       <w:r>
         <w:rPr>
           <w:i w:val="0"/>
@@ -21972,7 +21382,7 @@
         <w:pStyle w:val="Titre3"/>
       </w:pPr>
       <w:bookmarkStart w:id="80" w:name="_Toc185663472"/>
-      <w:bookmarkStart w:id="81" w:name="_Toc192832140"/>
+      <w:bookmarkStart w:id="81" w:name="_Toc192853565"/>
       <w:r>
         <w:t>Erreurs restantes</w:t>
       </w:r>
@@ -22047,6 +21457,7 @@
     <w:p/>
     <w:p>
       <w:r>
+        <w:lastRenderedPageBreak/>
         <w:t>Sur la page avec les listes de ressource bannies</w:t>
       </w:r>
       <w:r>
@@ -22062,15 +21473,7 @@
         <w:t>l’affichage des éléments dans la liste</w:t>
       </w:r>
       <w:r>
-        <w:t xml:space="preserve">, la taille des </w:t>
-      </w:r>
-      <w:proofErr w:type="spellStart"/>
-      <w:r>
-        <w:t>textbox</w:t>
-      </w:r>
-      <w:proofErr w:type="spellEnd"/>
-      <w:r>
-        <w:t xml:space="preserve"> ne sont pas automatique et donc la marge en bas est plus grosse que celle d’en haut.</w:t>
+        <w:t>, la taille des textbox ne sont pas automatique et donc la marge en bas est plus grosse que celle d’en haut.</w:t>
       </w:r>
       <w:r>
         <w:t xml:space="preserve"> </w:t>
@@ -22078,7 +21481,6 @@
     </w:p>
     <w:p>
       <w:r>
-        <w:lastRenderedPageBreak/>
         <w:t>Cela ne cause pas de problème</w:t>
       </w:r>
       <w:r>
@@ -22087,15 +21489,7 @@
     </w:p>
     <w:p>
       <w:r>
-        <w:t xml:space="preserve">J’ai déjà essayé de régler se problème en modifiant la taille de la </w:t>
-      </w:r>
-      <w:proofErr w:type="spellStart"/>
-      <w:r>
-        <w:t>textbox</w:t>
-      </w:r>
-      <w:proofErr w:type="spellEnd"/>
-      <w:r>
-        <w:t xml:space="preserve"> dynamiquement quand la taille du user control est modifiée mais ça n’a pas marché donc je n’ai pas d’idée. Il faudrait faire plus de recherches pour trouver une solution.</w:t>
+        <w:t>J’ai déjà essayé de régler se problème en modifiant la taille de la textbox dynamiquement quand la taille du user control est modifiée mais ça n’a pas marché donc je n’ai pas d’idée. Il faudrait faire plus de recherches pour trouver une solution.</w:t>
       </w:r>
     </w:p>
     <w:bookmarkEnd w:id="79"/>
@@ -22111,7 +21505,7 @@
         <w:pStyle w:val="Titre3"/>
       </w:pPr>
       <w:bookmarkStart w:id="82" w:name="_Toc185663473"/>
-      <w:bookmarkStart w:id="83" w:name="_Toc192832141"/>
+      <w:bookmarkStart w:id="83" w:name="_Toc192853566"/>
       <w:r>
         <w:t>Stories</w:t>
       </w:r>
@@ -22139,115 +21533,88 @@
       </w:r>
     </w:p>
     <w:p>
+      <w:r>
+        <w:t xml:space="preserve">Je n’ai pas fait cet storie bien que faite en partie. </w:t>
+      </w:r>
+      <w:r>
+        <w:t>La session peut être lancée, le heart beat commence. Mais je n’ai pas eu le temp d’ajouter la fonction pour clôturer la session.</w:t>
+      </w:r>
+    </w:p>
+    <w:p/>
+    <w:p>
       <w:pPr>
         <w:rPr>
           <w:u w:val="single"/>
         </w:rPr>
       </w:pPr>
-    </w:p>
-    <w:p>
-      <w:r>
-        <w:t xml:space="preserve">Je n’ai pas fait cet </w:t>
-      </w:r>
-      <w:proofErr w:type="spellStart"/>
-      <w:r>
-        <w:t>storie</w:t>
-      </w:r>
-      <w:proofErr w:type="spellEnd"/>
-      <w:r>
-        <w:t xml:space="preserve"> bien que faite en partie. </w:t>
-      </w:r>
-      <w:r>
-        <w:t xml:space="preserve">La session peut être lancée, le </w:t>
-      </w:r>
-      <w:proofErr w:type="spellStart"/>
-      <w:r>
-        <w:t>heart</w:t>
-      </w:r>
-      <w:proofErr w:type="spellEnd"/>
-      <w:r>
-        <w:t xml:space="preserve"> beat commence. Mais je n’ai pas eu le temp d’ajouter la fonction pour clôturer la session.</w:t>
-      </w:r>
-    </w:p>
-    <w:p/>
-    <w:p>
-      <w:pPr>
+      <w:r>
         <w:rPr>
           <w:u w:val="single"/>
         </w:rPr>
-      </w:pPr>
+        <w:t>Afficher le Pc en rouge si un dépassement est découvert dessus</w:t>
+      </w:r>
       <w:r>
         <w:rPr>
           <w:u w:val="single"/>
         </w:rPr>
-        <w:t>Afficher le Pc en rouge si un dépassement est découvert dessus</w:t>
-      </w:r>
-      <w:r>
+        <w:t> :</w:t>
+      </w:r>
+    </w:p>
+    <w:p>
+      <w:r>
+        <w:t>Cette</w:t>
+      </w:r>
+      <w:r>
+        <w:t xml:space="preserve"> storie aussi a été commencée mais pas finie. L’affichage de l’alerte est implémenté mais </w:t>
+      </w:r>
+      <w:r>
+        <w:t xml:space="preserve">les infractions ne sont pas </w:t>
+      </w:r>
+      <w:r>
+        <w:t>remontées</w:t>
+      </w:r>
+      <w:r>
+        <w:t xml:space="preserve"> au pc du prof donc pas d’affichage.</w:t>
+      </w:r>
+      <w:r>
+        <w:t xml:space="preserve"> Les infractions sont bien détectées.</w:t>
+      </w:r>
+    </w:p>
+    <w:p>
+      <w:pPr>
         <w:rPr>
           <w:u w:val="single"/>
         </w:rPr>
+      </w:pPr>
+    </w:p>
+    <w:p>
+      <w:pPr>
+        <w:rPr>
+          <w:u w:val="single"/>
+        </w:rPr>
+      </w:pPr>
+      <w:r>
+        <w:rPr>
+          <w:u w:val="single"/>
+        </w:rPr>
+        <w:t>Popup quand un dépassement est détecté (prof)</w:t>
+      </w:r>
+      <w:r>
+        <w:rPr>
+          <w:u w:val="single"/>
+        </w:rPr>
         <w:t> :</w:t>
       </w:r>
     </w:p>
     <w:p>
-      <w:pPr>
-        <w:rPr>
-          <w:u w:val="single"/>
-        </w:rPr>
-      </w:pPr>
-    </w:p>
-    <w:p>
-      <w:r>
-        <w:t>Cette</w:t>
-      </w:r>
-      <w:r>
-        <w:t xml:space="preserve"> </w:t>
-      </w:r>
-      <w:proofErr w:type="spellStart"/>
-      <w:r>
-        <w:t>storie</w:t>
-      </w:r>
-      <w:proofErr w:type="spellEnd"/>
-      <w:r>
-        <w:t xml:space="preserve"> aussi a été commencée mais pas finie. L’affichage de l’alerte est implémenté mais </w:t>
-      </w:r>
-      <w:r>
-        <w:t xml:space="preserve">les infractions ne sont pas </w:t>
-      </w:r>
-      <w:r>
-        <w:t>remontées</w:t>
-      </w:r>
-      <w:r>
-        <w:t xml:space="preserve"> au pc du prof donc pas d’affichage.</w:t>
-      </w:r>
-      <w:r>
-        <w:t xml:space="preserve"> Les infractions sont bien détectées.</w:t>
-      </w:r>
-    </w:p>
-    <w:p>
-      <w:pPr>
-        <w:rPr>
-          <w:u w:val="single"/>
-        </w:rPr>
-      </w:pPr>
-    </w:p>
-    <w:p>
-      <w:pPr>
-        <w:rPr>
-          <w:u w:val="single"/>
-        </w:rPr>
-      </w:pPr>
-      <w:r>
-        <w:rPr>
-          <w:u w:val="single"/>
-        </w:rPr>
-        <w:t>Popup quand un dépassement est détecté (prof)</w:t>
-      </w:r>
-      <w:r>
-        <w:rPr>
-          <w:u w:val="single"/>
-        </w:rPr>
-        <w:t> :</w:t>
+      <w:r>
+        <w:t>Comme pour la storie «</w:t>
+      </w:r>
+      <w:r>
+        <w:t> Afficher le Pc en rouge si un dépassement est découvert dessus »</w:t>
+      </w:r>
+      <w:r>
+        <w:t>, les erreurs du coté élève sont détectées mais pas affichées. L’affichage du message est implémenté mais jamais appelé car rien n’est remonté.</w:t>
       </w:r>
     </w:p>
     <w:p>
@@ -22259,44 +21626,11 @@
       </w:pPr>
     </w:p>
     <w:p>
-      <w:r>
-        <w:t xml:space="preserve">Comme pour la </w:t>
-      </w:r>
-      <w:proofErr w:type="spellStart"/>
-      <w:r>
-        <w:t>storie</w:t>
-      </w:r>
-      <w:proofErr w:type="spellEnd"/>
-      <w:r>
-        <w:t xml:space="preserve"> «</w:t>
-      </w:r>
-      <w:r>
-        <w:t> </w:t>
-      </w:r>
-      <w:r>
-        <w:t>Afficher le Pc en rouge si un dépassement est découvert dessus</w:t>
-      </w:r>
-      <w:r>
-        <w:t> »</w:t>
-      </w:r>
-      <w:r>
-        <w:t>, les erreurs du coté élève sont détectées mais pas affichées. L’affichage du message est implémenté mais jamais appelé car rien n’est remonté.</w:t>
-      </w:r>
-    </w:p>
-    <w:p>
-      <w:pPr>
-        <w:rPr>
-          <w:i/>
-          <w:iCs/>
-        </w:rPr>
-      </w:pPr>
-    </w:p>
-    <w:p>
       <w:pPr>
         <w:pStyle w:val="Titre3"/>
       </w:pPr>
       <w:bookmarkStart w:id="84" w:name="_Toc185663474"/>
-      <w:bookmarkStart w:id="85" w:name="_Toc192832142"/>
+      <w:bookmarkStart w:id="85" w:name="_Toc192853567"/>
       <w:r>
         <w:t>Dette technique</w:t>
       </w:r>
@@ -22338,15 +21672,7 @@
         <w:keepNext/>
       </w:pPr>
       <w:r>
-        <w:t xml:space="preserve">Les </w:t>
-      </w:r>
-      <w:proofErr w:type="spellStart"/>
-      <w:r>
-        <w:t>textboxes</w:t>
-      </w:r>
-      <w:proofErr w:type="spellEnd"/>
-      <w:r>
-        <w:t xml:space="preserve"> de la sous liste des ressources bannies ne font pas la même taille que celles de la liste principale. J’ai essayé de régler ce problème mais après trop de temp perdu j’ai choisi de mettre un //TODO et de passer à la suite. </w:t>
+        <w:t xml:space="preserve">Les textboxes de la sous liste des ressources bannies ne font pas la même taille que celles de la liste principale. J’ai essayé de régler ce problème mais après trop de temp perdu j’ai choisi de mettre un //TODO et de passer à la suite. </w:t>
       </w:r>
     </w:p>
     <w:p>
@@ -22359,7 +21685,7 @@
           <w:noProof/>
         </w:rPr>
         <w:drawing>
-          <wp:inline distT="0" distB="0" distL="0" distR="0" wp14:anchorId="4D244976" wp14:editId="5BF47B2E">
+          <wp:inline distT="0" distB="0" distL="0" distR="0" wp14:anchorId="4D244976" wp14:editId="5FACF114">
             <wp:extent cx="4394579" cy="2719346"/>
             <wp:effectExtent l="0" t="0" r="0" b="0"/>
             <wp:docPr id="5" name="Image 5"/>
@@ -22391,7 +21717,7 @@
                   <pic:spPr bwMode="auto">
                     <a:xfrm>
                       <a:off x="0" y="0"/>
-                      <a:ext cx="4408234" cy="2727796"/>
+                      <a:ext cx="4394579" cy="2719346"/>
                     </a:xfrm>
                     <a:prstGeom prst="rect">
                       <a:avLst/>
@@ -22426,7 +21752,7 @@
           <w:bCs/>
           <w:i w:val="0"/>
           <w:iCs w:val="0"/>
-          <w:color w:val="FF0000"/>
+          <w:color w:val="000000" w:themeColor="text1"/>
         </w:rPr>
         <w:fldChar w:fldCharType="begin"/>
       </w:r>
@@ -22436,7 +21762,7 @@
           <w:bCs/>
           <w:i w:val="0"/>
           <w:iCs w:val="0"/>
-          <w:color w:val="FF0000"/>
+          <w:color w:val="000000" w:themeColor="text1"/>
         </w:rPr>
         <w:instrText xml:space="preserve"> SEQ Figure \* ARABIC </w:instrText>
       </w:r>
@@ -22446,7 +21772,7 @@
           <w:bCs/>
           <w:i w:val="0"/>
           <w:iCs w:val="0"/>
-          <w:color w:val="FF0000"/>
+          <w:color w:val="000000" w:themeColor="text1"/>
         </w:rPr>
         <w:fldChar w:fldCharType="separate"/>
       </w:r>
@@ -22457,7 +21783,7 @@
           <w:i w:val="0"/>
           <w:iCs w:val="0"/>
           <w:noProof/>
-          <w:color w:val="FF0000"/>
+          <w:color w:val="000000" w:themeColor="text1"/>
         </w:rPr>
         <w:t>14</w:t>
       </w:r>
@@ -22467,7 +21793,7 @@
           <w:bCs/>
           <w:i w:val="0"/>
           <w:iCs w:val="0"/>
-          <w:color w:val="FF0000"/>
+          <w:color w:val="000000" w:themeColor="text1"/>
         </w:rPr>
         <w:fldChar w:fldCharType="end"/>
       </w:r>
@@ -22482,14 +21808,9 @@
         <w:t>bugs</w:t>
       </w:r>
       <w:r>
-        <w:t xml:space="preserve"> taille </w:t>
-      </w:r>
-      <w:proofErr w:type="spellStart"/>
-      <w:r>
-        <w:t>texbox</w:t>
+        <w:t xml:space="preserve"> taille texbox</w:t>
       </w:r>
       <w:bookmarkEnd w:id="86"/>
-      <w:proofErr w:type="spellEnd"/>
     </w:p>
     <w:p>
       <w:pPr>
@@ -22509,7 +21830,7 @@
         </w:rPr>
       </w:pPr>
       <w:bookmarkStart w:id="87" w:name="_Toc185663475"/>
-      <w:bookmarkStart w:id="88" w:name="_Toc192832143"/>
+      <w:bookmarkStart w:id="88" w:name="_Toc192853568"/>
       <w:r>
         <w:rPr>
           <w:i w:val="0"/>
@@ -22543,13 +21864,8 @@
       </w:r>
     </w:p>
     <w:p>
-      <w:proofErr w:type="spellStart"/>
-      <w:r>
-        <w:t>ChatGPT</w:t>
-      </w:r>
-      <w:proofErr w:type="spellEnd"/>
-      <w:r>
-        <w:t xml:space="preserve"> et Leo AI. Leo AI est </w:t>
+      <w:r>
+        <w:t xml:space="preserve">ChatGPT et Leo AI. Leo AI est </w:t>
       </w:r>
       <w:r>
         <w:t>l’IA</w:t>
@@ -22598,15 +21914,7 @@
     </w:p>
     <w:p>
       <w:r>
-        <w:t xml:space="preserve">J’ai également utilisé </w:t>
-      </w:r>
-      <w:proofErr w:type="spellStart"/>
-      <w:r>
-        <w:t>ChatGPT</w:t>
-      </w:r>
-      <w:proofErr w:type="spellEnd"/>
-      <w:r>
-        <w:t xml:space="preserve">. Je l’ai sollicité principalement pour des questions sur gRPC. Ou il a été le plus utile c’est sur le debug car j’avais </w:t>
+        <w:t xml:space="preserve">J’ai également utilisé ChatGPT. Je l’ai sollicité principalement pour des questions sur gRPC. Ou il a été le plus utile c’est sur le debug car j’avais </w:t>
       </w:r>
       <w:r>
         <w:t>effectué</w:t>
@@ -22627,15 +21935,7 @@
         <w:t>Il m’a bien aidé mais comme toujours, quand ça devient complexe il a beaucoup plus de peine.</w:t>
       </w:r>
       <w:r>
-        <w:t xml:space="preserve"> </w:t>
-      </w:r>
-      <w:proofErr w:type="spellStart"/>
-      <w:r>
-        <w:t>ChatGPT</w:t>
-      </w:r>
-      <w:proofErr w:type="spellEnd"/>
-      <w:r>
-        <w:t xml:space="preserve"> m’a aussi servi à générer le petit fantôme du logo, je l’ai modifié et </w:t>
+        <w:t xml:space="preserve"> ChatGPT m’a aussi servi à générer le petit fantôme du logo, je l’ai modifié et </w:t>
       </w:r>
       <w:r>
         <w:t>ajouté</w:t>
@@ -22650,206 +21950,45 @@
         <w:t xml:space="preserve"> trouvée sur </w:t>
       </w:r>
       <w:hyperlink r:id="rId25" w:history="1">
-        <w:proofErr w:type="spellStart"/>
         <w:r>
           <w:rPr>
             <w:rStyle w:val="Lienhypertexte"/>
           </w:rPr>
           <w:t>Flation</w:t>
         </w:r>
-        <w:proofErr w:type="spellEnd"/>
       </w:hyperlink>
       <w:r>
         <w:t>.</w:t>
       </w:r>
     </w:p>
     <w:p>
-      <w:pPr>
-        <w:pStyle w:val="Titre2"/>
-        <w:rPr>
-          <w:i w:val="0"/>
-          <w:iCs/>
-        </w:rPr>
-      </w:pPr>
-      <w:bookmarkStart w:id="90" w:name="_Toc192832144"/>
-      <w:bookmarkEnd w:id="89"/>
-      <w:r>
-        <w:rPr>
-          <w:i w:val="0"/>
-          <w:iCs/>
-        </w:rPr>
-        <w:t>Liste des documents</w:t>
-      </w:r>
-      <w:bookmarkEnd w:id="76"/>
-      <w:r>
-        <w:rPr>
-          <w:i w:val="0"/>
-          <w:iCs/>
-        </w:rPr>
-        <w:t xml:space="preserve"> fournis</w:t>
-      </w:r>
-      <w:bookmarkEnd w:id="77"/>
-      <w:bookmarkEnd w:id="90"/>
-    </w:p>
-    <w:p>
-      <w:pPr>
-        <w:ind w:left="426"/>
-        <w:rPr>
-          <w:rFonts w:cs="Arial"/>
-          <w:iCs/>
-        </w:rPr>
-      </w:pPr>
-    </w:p>
-    <w:p>
-      <w:pPr>
-        <w:ind w:left="426"/>
-        <w:rPr>
-          <w:rFonts w:cs="Arial"/>
-          <w:i/>
-        </w:rPr>
-      </w:pPr>
-      <w:r>
-        <w:rPr>
-          <w:rFonts w:cs="Arial"/>
-          <w:i/>
-        </w:rPr>
-        <w:t>Lister les documents fournis au client avec votre produit, en indiquant les numéros de versions</w:t>
-      </w:r>
-      <w:r>
-        <w:rPr>
-          <w:rFonts w:cs="Arial"/>
-          <w:i/>
-        </w:rPr>
-        <w:t xml:space="preserve"> </w:t>
-      </w:r>
-    </w:p>
-    <w:p>
-      <w:pPr>
-        <w:ind w:left="426"/>
-        <w:rPr>
-          <w:rFonts w:cs="Arial"/>
-          <w:i/>
-        </w:rPr>
-      </w:pPr>
-    </w:p>
-    <w:p>
-      <w:pPr>
-        <w:numPr>
-          <w:ilvl w:val="0"/>
-          <w:numId w:val="3"/>
-        </w:numPr>
-        <w:rPr>
-          <w:rFonts w:cs="Arial"/>
-          <w:i/>
-        </w:rPr>
-      </w:pPr>
-      <w:proofErr w:type="gramStart"/>
-      <w:r>
-        <w:rPr>
-          <w:rFonts w:cs="Arial"/>
-          <w:i/>
-        </w:rPr>
-        <w:t>le</w:t>
-      </w:r>
-      <w:proofErr w:type="gramEnd"/>
-      <w:r>
-        <w:rPr>
-          <w:rFonts w:cs="Arial"/>
-          <w:i/>
-        </w:rPr>
-        <w:t xml:space="preserve"> rapport de projet</w:t>
-      </w:r>
-    </w:p>
-    <w:p>
-      <w:pPr>
-        <w:numPr>
-          <w:ilvl w:val="0"/>
-          <w:numId w:val="3"/>
-        </w:numPr>
-        <w:rPr>
-          <w:rFonts w:cs="Arial"/>
-          <w:i/>
-        </w:rPr>
-      </w:pPr>
-      <w:proofErr w:type="gramStart"/>
-      <w:r>
-        <w:rPr>
-          <w:rFonts w:cs="Arial"/>
-          <w:i/>
-        </w:rPr>
-        <w:t>le</w:t>
-      </w:r>
-      <w:proofErr w:type="gramEnd"/>
-      <w:r>
-        <w:rPr>
-          <w:rFonts w:cs="Arial"/>
-          <w:i/>
-        </w:rPr>
-        <w:t xml:space="preserve"> manuel d'Installation (en annexe)</w:t>
-      </w:r>
-    </w:p>
-    <w:p>
-      <w:pPr>
-        <w:numPr>
-          <w:ilvl w:val="0"/>
-          <w:numId w:val="3"/>
-        </w:numPr>
-        <w:rPr>
-          <w:rFonts w:cs="Arial"/>
-          <w:i/>
-        </w:rPr>
-      </w:pPr>
-      <w:proofErr w:type="gramStart"/>
-      <w:r>
-        <w:rPr>
-          <w:rFonts w:cs="Arial"/>
-          <w:i/>
-        </w:rPr>
-        <w:t>le</w:t>
-      </w:r>
-      <w:proofErr w:type="gramEnd"/>
-      <w:r>
-        <w:rPr>
-          <w:rFonts w:cs="Arial"/>
-          <w:i/>
-        </w:rPr>
-        <w:t xml:space="preserve"> manuel d'Utilisation avec des exemples graphiques (en annexe)</w:t>
-      </w:r>
-    </w:p>
-    <w:p>
-      <w:pPr>
-        <w:numPr>
-          <w:ilvl w:val="0"/>
-          <w:numId w:val="3"/>
-        </w:numPr>
-        <w:rPr>
-          <w:rFonts w:cs="Arial"/>
-          <w:i/>
-        </w:rPr>
-      </w:pPr>
-      <w:proofErr w:type="gramStart"/>
-      <w:r>
-        <w:rPr>
-          <w:rFonts w:cs="Arial"/>
-          <w:i/>
-        </w:rPr>
-        <w:t>autres</w:t>
-      </w:r>
-      <w:proofErr w:type="gramEnd"/>
-      <w:r>
-        <w:rPr>
-          <w:rFonts w:cs="Arial"/>
-          <w:i/>
-        </w:rPr>
-        <w:t>…</w:t>
-      </w:r>
-    </w:p>
-    <w:p>
-      <w:pPr>
-        <w:rPr>
-          <w:szCs w:val="14"/>
-        </w:rPr>
-      </w:pPr>
+      <w:r>
+        <w:t>Je trouve que l’alliage des deux est un bon</w:t>
+      </w:r>
+      <w:r>
+        <w:t xml:space="preserve"> compromis, Leo est plus un assistant à la recherche, il aide quand une recherche web ne donne pas de </w:t>
+      </w:r>
+      <w:r>
+        <w:t>résultats satisfaisants</w:t>
+      </w:r>
+      <w:r>
+        <w:t xml:space="preserve">. ChatGPT </w:t>
+      </w:r>
+      <w:r>
+        <w:t xml:space="preserve">est plus là </w:t>
+      </w:r>
+      <w:r>
+        <w:t>pour les questions plus complexes</w:t>
+      </w:r>
+      <w:r>
+        <w:t xml:space="preserve"> ou pour aider à trouver un bug ou problème que </w:t>
+      </w:r>
+      <w:r>
+        <w:t>je ne trouvais pas</w:t>
+      </w:r>
+      <w:r>
+        <w:t>.</w:t>
+      </w:r>
     </w:p>
     <w:p>
       <w:pPr>
@@ -22858,18 +21997,21 @@
           <w:tab w:val="num" w:pos="360"/>
         </w:tabs>
       </w:pPr>
-      <w:bookmarkStart w:id="91" w:name="_Toc25553328"/>
-      <w:bookmarkStart w:id="92" w:name="_Toc71703263"/>
-      <w:bookmarkStart w:id="93" w:name="_Toc192832145"/>
+      <w:bookmarkStart w:id="90" w:name="_Toc25553328"/>
+      <w:bookmarkStart w:id="91" w:name="_Toc71703263"/>
+      <w:bookmarkStart w:id="92" w:name="_Toc192853570"/>
+      <w:bookmarkEnd w:id="76"/>
+      <w:bookmarkEnd w:id="77"/>
+      <w:bookmarkEnd w:id="89"/>
       <w:r>
         <w:t>C</w:t>
       </w:r>
+      <w:bookmarkEnd w:id="90"/>
       <w:bookmarkEnd w:id="91"/>
+      <w:r>
+        <w:t>onclusions</w:t>
+      </w:r>
       <w:bookmarkEnd w:id="92"/>
-      <w:r>
-        <w:t>onclusions</w:t>
-      </w:r>
-      <w:bookmarkEnd w:id="93"/>
     </w:p>
     <w:p/>
     <w:p>
@@ -22931,15 +22073,7 @@
         <w:ind w:left="357"/>
       </w:pPr>
       <w:r>
-        <w:t xml:space="preserve">Le problème c’est que j’ai manqué de temp pour finir la transmission des informations via gRPC. C’est possible de s’annoncer au serveur et le </w:t>
-      </w:r>
-      <w:proofErr w:type="spellStart"/>
-      <w:r>
-        <w:t>heart</w:t>
-      </w:r>
-      <w:proofErr w:type="spellEnd"/>
-      <w:r>
-        <w:t xml:space="preserve"> beat est en place mais ça ne l’est pas possible de remonter les infractions bien que détectées et traitées du coté élève</w:t>
+        <w:t>Le problème c’est que j’ai manqué de temp pour finir la transmission des informations via gRPC. C’est possible de s’annoncer au serveur et le heart beat est en place mais ça ne l’est pas possible de remonter les infractions bien que détectées et traitées du coté élève</w:t>
       </w:r>
       <w:r>
         <w:t>.</w:t>
@@ -22957,14 +22091,11 @@
         <w:ind w:left="357"/>
       </w:pPr>
       <w:r>
-        <w:lastRenderedPageBreak/>
         <w:t xml:space="preserve">Personnellement j’ai beaucoup aimé </w:t>
       </w:r>
-      <w:proofErr w:type="spellStart"/>
-      <w:r>
-        <w:t>se</w:t>
-      </w:r>
-      <w:proofErr w:type="spellEnd"/>
+      <w:r>
+        <w:t>ce</w:t>
+      </w:r>
       <w:r>
         <w:t xml:space="preserve"> projet. J’ai eu l’occasion d’apprendre le fonctionnement de gRPC et ses base</w:t>
       </w:r>
@@ -23002,6 +22133,7 @@
         <w:ind w:left="357"/>
       </w:pPr>
       <w:r>
+        <w:lastRenderedPageBreak/>
         <w:t>Je me suis aussi égaré du chemin durant les deux premiers sprints et j’ai ajouté des petites fonctionnalités qui n’apparaissaient pas dans les user stories et lors des sprints reviews avec le Product Owner on en a discuté et lors du troisième sprint ça allait mieux.</w:t>
       </w:r>
     </w:p>
@@ -23011,15 +22143,7 @@
         <w:ind w:left="357"/>
       </w:pPr>
       <w:r>
-        <w:t xml:space="preserve">J’ai aussi eu de la peine au début à bien comprendre le fonctionnement des méthodes </w:t>
-      </w:r>
-      <w:proofErr w:type="spellStart"/>
-      <w:r>
-        <w:t>async</w:t>
-      </w:r>
-      <w:proofErr w:type="spellEnd"/>
-      <w:r>
-        <w:t xml:space="preserve"> que je n’avais jamais utilisées.</w:t>
+        <w:t>J’ai aussi eu de la peine au début à bien comprendre le fonctionnement des méthodes async que je n’avais jamais utilisées.</w:t>
       </w:r>
     </w:p>
     <w:p>
@@ -23067,10 +22191,7 @@
         <w:t xml:space="preserve"> tel que stack overflow.</w:t>
       </w:r>
       <w:r>
-        <w:t xml:space="preserve"> Sur la </w:t>
-      </w:r>
-      <w:r>
-        <w:t>page qui liste tous les pcs scannés,</w:t>
+        <w:t xml:space="preserve"> Sur la page qui liste tous les pcs scannés,</w:t>
       </w:r>
       <w:r>
         <w:t xml:space="preserve"> comme la détection de </w:t>
@@ -23095,18 +22216,17 @@
           <w:tab w:val="num" w:pos="360"/>
         </w:tabs>
       </w:pPr>
-      <w:bookmarkStart w:id="94" w:name="_Toc71703264"/>
-      <w:bookmarkStart w:id="95" w:name="_Toc192832146"/>
+      <w:bookmarkStart w:id="93" w:name="_Toc71703264"/>
+      <w:bookmarkStart w:id="94" w:name="_Toc192853571"/>
       <w:r>
         <w:t>A</w:t>
       </w:r>
+      <w:bookmarkEnd w:id="93"/>
+      <w:r>
+        <w:t>nnexes</w:t>
+      </w:r>
       <w:bookmarkEnd w:id="94"/>
-      <w:r>
-        <w:t>nnexes</w:t>
-      </w:r>
-      <w:bookmarkEnd w:id="95"/>
-    </w:p>
-    <w:p/>
+    </w:p>
     <w:p>
       <w:pPr>
         <w:pStyle w:val="Titre2"/>
@@ -23115,7 +22235,7 @@
           <w:iCs/>
         </w:rPr>
       </w:pPr>
-      <w:bookmarkStart w:id="96" w:name="_Toc192832147"/>
+      <w:bookmarkStart w:id="95" w:name="_Toc192853572"/>
       <w:r>
         <w:rPr>
           <w:i w:val="0"/>
@@ -23123,18 +22243,47 @@
         </w:rPr>
         <w:t>Résumé du rapport du TPI / version succincte de la documentation</w:t>
       </w:r>
+      <w:bookmarkEnd w:id="95"/>
+    </w:p>
+    <w:p/>
+    <w:p>
+      <w:pPr>
+        <w:pStyle w:val="Titre3"/>
+      </w:pPr>
+      <w:bookmarkStart w:id="96" w:name="_Toc192853573"/>
+      <w:r>
+        <w:t>Situation de départ</w:t>
+      </w:r>
       <w:bookmarkEnd w:id="96"/>
     </w:p>
     <w:p/>
     <w:p>
       <w:pPr>
+        <w:ind w:left="708"/>
+      </w:pPr>
+      <w:r>
+        <w:t xml:space="preserve">Le </w:t>
+      </w:r>
+      <w:r>
+        <w:t>but est de pouvoir vérifier l’accès des élèves à certaines ressources (sites web, applications, fichiers). Le but n’est pas de l’interdire mais de vérifier si un des élèves utilise une ressource dont l’accès lui est interdit.</w:t>
+      </w:r>
+      <w:r>
+        <w:t xml:space="preserve"> </w:t>
+      </w:r>
+    </w:p>
+    <w:p/>
+    <w:p>
+      <w:pPr>
         <w:pStyle w:val="Titre3"/>
       </w:pPr>
-      <w:bookmarkStart w:id="97" w:name="_Toc192832148"/>
-      <w:r>
-        <w:t>Situation de départ</w:t>
+      <w:bookmarkStart w:id="97" w:name="_Toc192853574"/>
+      <w:r>
+        <w:t>Mise en œuvre</w:t>
       </w:r>
       <w:bookmarkEnd w:id="97"/>
+      <w:r>
+        <w:t xml:space="preserve"> </w:t>
+      </w:r>
     </w:p>
     <w:p/>
     <w:p>
@@ -23142,13 +22291,94 @@
         <w:ind w:left="708"/>
       </w:pPr>
       <w:r>
-        <w:t xml:space="preserve">Le </w:t>
-      </w:r>
-      <w:r>
-        <w:t>but est de pouvoir vérifier l’accès des élèves à certaines ressources (sites web, applications, fichiers). Le but n’est pas de l’interdire mais de vérifier si un des élèves utilise une ressource dont l’accès lui est interdit.</w:t>
-      </w:r>
-      <w:r>
-        <w:t xml:space="preserve"> </w:t>
+        <w:t xml:space="preserve">J’ai commencé par réaliser l’interface pour le prof, cela m’a pris une bonne partie du projet. </w:t>
+      </w:r>
+    </w:p>
+    <w:p>
+      <w:pPr>
+        <w:ind w:left="708"/>
+      </w:pPr>
+      <w:r>
+        <w:t>Je n’ai pas eu de gros soucis sur cette partie. Au début j’ai dû réfléchir sur la manière pour gérer plusieurs pages, j’ai opté pour des User Controls qui sont affichés dans un panel.</w:t>
+      </w:r>
+    </w:p>
+    <w:p>
+      <w:pPr>
+        <w:ind w:left="708"/>
+      </w:pPr>
+    </w:p>
+    <w:p>
+      <w:pPr>
+        <w:ind w:left="708"/>
+      </w:pPr>
+      <w:r>
+        <w:t>J’ai ensuite effectué la partie de communication entre les machines via gRPC</w:t>
+      </w:r>
+      <w:r>
+        <w:t>.</w:t>
+      </w:r>
+    </w:p>
+    <w:p>
+      <w:pPr>
+        <w:ind w:left="708"/>
+      </w:pPr>
+      <w:r>
+        <w:t xml:space="preserve">En premier, j’ai dû choisir comment opérer. J’ai donc opté pour le fait que les postes des élèves soient le serveur et que le poste du prof soit le </w:t>
+      </w:r>
+      <w:r>
+        <w:t>client.</w:t>
+      </w:r>
+    </w:p>
+    <w:p>
+      <w:pPr>
+        <w:ind w:left="708"/>
+      </w:pPr>
+    </w:p>
+    <w:p>
+      <w:pPr>
+        <w:ind w:left="708"/>
+      </w:pPr>
+      <w:r>
+        <w:t xml:space="preserve">Simultanément j’ai </w:t>
+      </w:r>
+      <w:r>
+        <w:t>créé</w:t>
+      </w:r>
+      <w:r>
+        <w:t xml:space="preserve"> toute la partie qui scan les infractions</w:t>
+      </w:r>
+      <w:r>
+        <w:t xml:space="preserve">. </w:t>
+      </w:r>
+    </w:p>
+    <w:p>
+      <w:pPr>
+        <w:ind w:left="708"/>
+      </w:pPr>
+      <w:r>
+        <w:t xml:space="preserve">J’ai dû chercher des alternatives à mon idée initiale, à la base je voulais récupérer toutes les trames et utiliser un reverse DNS pour obtenir le nom de domaine et les comparer aux interdictions. </w:t>
+      </w:r>
+    </w:p>
+    <w:p>
+      <w:pPr>
+        <w:ind w:left="708"/>
+      </w:pPr>
+      <w:r>
+        <w:t xml:space="preserve">J’ai essayé de le mettre en place mais c’était bien trop lent et pas toutes les </w:t>
+      </w:r>
+      <w:r>
+        <w:t>IP</w:t>
+      </w:r>
+      <w:r>
+        <w:t xml:space="preserve"> pouvaient être résolues. </w:t>
+      </w:r>
+    </w:p>
+    <w:p>
+      <w:pPr>
+        <w:ind w:left="708"/>
+      </w:pPr>
+      <w:r>
+        <w:t>Je me suis donc replongé dans les recherches, j’ai finalement trouvé la méthode que j’utilise : le scan se fait sur les résolutions DNS à la place.</w:t>
       </w:r>
     </w:p>
     <w:p/>
@@ -23156,31 +22386,35 @@
       <w:pPr>
         <w:pStyle w:val="Titre3"/>
       </w:pPr>
-      <w:bookmarkStart w:id="98" w:name="_Toc192832149"/>
-      <w:r>
-        <w:t>Mise en œuvre</w:t>
+      <w:bookmarkStart w:id="98" w:name="_Toc192853575"/>
+      <w:r>
+        <w:t>Résultat final</w:t>
       </w:r>
       <w:bookmarkEnd w:id="98"/>
-      <w:r>
-        <w:t xml:space="preserve"> </w:t>
-      </w:r>
     </w:p>
     <w:p/>
     <w:p>
       <w:pPr>
-        <w:ind w:left="708"/>
-      </w:pPr>
-    </w:p>
-    <w:p/>
-    <w:p>
-      <w:pPr>
-        <w:pStyle w:val="Titre3"/>
-      </w:pPr>
-      <w:bookmarkStart w:id="99" w:name="_Toc192832150"/>
-      <w:r>
-        <w:t>Résultat final</w:t>
-      </w:r>
-      <w:bookmarkEnd w:id="99"/>
+        <w:ind w:left="576"/>
+      </w:pPr>
+      <w:r>
+        <w:t xml:space="preserve">Le résultat final n’est pas complet, </w:t>
+      </w:r>
+      <w:r>
+        <w:t xml:space="preserve">Il y a tout l’affichage qui est fini ainsi que la détection d’infractions et </w:t>
+      </w:r>
+      <w:r>
+        <w:t>leurs annonces</w:t>
+      </w:r>
+      <w:r>
+        <w:t xml:space="preserve"> sur le poste de l’élève mais les infractions ne sont pas </w:t>
+      </w:r>
+      <w:r>
+        <w:t>remontées</w:t>
+      </w:r>
+      <w:r>
+        <w:t xml:space="preserve"> au portable du prof.</w:t>
+      </w:r>
     </w:p>
     <w:p>
       <w:pPr>
@@ -23190,8 +22424,8 @@
           <w:iCs/>
         </w:rPr>
       </w:pPr>
-      <w:bookmarkStart w:id="100" w:name="_Toc71703265"/>
-      <w:bookmarkStart w:id="101" w:name="_Toc192832151"/>
+      <w:bookmarkStart w:id="99" w:name="_Toc71703265"/>
+      <w:bookmarkStart w:id="100" w:name="_Toc192853576"/>
       <w:r>
         <w:rPr>
           <w:i w:val="0"/>
@@ -23199,8 +22433,8 @@
         </w:rPr>
         <w:t>Sources – Bibliographie</w:t>
       </w:r>
+      <w:bookmarkEnd w:id="99"/>
       <w:bookmarkEnd w:id="100"/>
-      <w:bookmarkEnd w:id="101"/>
     </w:p>
     <w:p/>
     <w:p>
@@ -23279,7 +22513,6 @@
           <w:iCs/>
           <w:lang w:val="fr-CH"/>
         </w:rPr>
-        <w:lastRenderedPageBreak/>
         <w:t>Site ou j’ai pris t</w:t>
       </w:r>
       <w:r>
@@ -23450,23 +22683,7 @@
             <w:iCs/>
             <w:lang w:val="fr-CH"/>
           </w:rPr>
-          <w:t>Fichier de</w:t>
-        </w:r>
-        <w:r>
-          <w:rPr>
-            <w:rStyle w:val="Lienhypertexte"/>
-            <w:iCs/>
-            <w:lang w:val="fr-CH"/>
-          </w:rPr>
-          <w:t xml:space="preserve"> </w:t>
-        </w:r>
-        <w:r>
-          <w:rPr>
-            <w:rStyle w:val="Lienhypertexte"/>
-            <w:iCs/>
-            <w:lang w:val="fr-CH"/>
-          </w:rPr>
-          <w:t>config</w:t>
+          <w:t>Fichier de config</w:t>
         </w:r>
       </w:hyperlink>
     </w:p>
@@ -23492,23 +22709,7 @@
             <w:iCs/>
             <w:lang w:val="fr-CH"/>
           </w:rPr>
-          <w:t>Ping ré</w:t>
-        </w:r>
-        <w:r>
-          <w:rPr>
-            <w:rStyle w:val="Lienhypertexte"/>
-            <w:iCs/>
-            <w:lang w:val="fr-CH"/>
-          </w:rPr>
-          <w:t>s</w:t>
-        </w:r>
-        <w:r>
-          <w:rPr>
-            <w:rStyle w:val="Lienhypertexte"/>
-            <w:iCs/>
-            <w:lang w:val="fr-CH"/>
-          </w:rPr>
-          <w:t>eau</w:t>
+          <w:t>Ping réseau</w:t>
         </w:r>
       </w:hyperlink>
     </w:p>
@@ -23853,68 +23054,15 @@
     </w:p>
     <w:p>
       <w:pPr>
-        <w:ind w:left="426"/>
-        <w:rPr>
-          <w:iCs/>
-          <w:lang w:val="fr-CH"/>
-        </w:rPr>
-      </w:pPr>
-    </w:p>
-    <w:p>
-      <w:pPr>
-        <w:ind w:left="426"/>
-        <w:rPr>
-          <w:i/>
-          <w:iCs/>
-        </w:rPr>
-      </w:pPr>
-      <w:r>
-        <w:rPr>
-          <w:i/>
-          <w:iCs/>
-        </w:rPr>
-        <w:t>Liste des livres utilisé</w:t>
-      </w:r>
-      <w:r>
-        <w:rPr>
-          <w:i/>
-          <w:iCs/>
-        </w:rPr>
-        <w:t>s</w:t>
-      </w:r>
-      <w:r>
-        <w:rPr>
-          <w:i/>
-          <w:iCs/>
-        </w:rPr>
-        <w:t xml:space="preserve"> (Titre, auteur, date), des sites Internet (URL) consultés, des articles (Revue, date, titre, </w:t>
-      </w:r>
-      <w:r>
-        <w:rPr>
-          <w:i/>
-          <w:iCs/>
-        </w:rPr>
-        <w:t>auteur) …</w:t>
-      </w:r>
-      <w:r>
-        <w:rPr>
-          <w:i/>
-          <w:iCs/>
-        </w:rPr>
-        <w:t xml:space="preserve"> Et de toutes les aides externes (noms)   </w:t>
-      </w:r>
-    </w:p>
-    <w:p>
-      <w:pPr>
         <w:pStyle w:val="Titre2"/>
         <w:rPr>
           <w:i w:val="0"/>
           <w:iCs/>
         </w:rPr>
       </w:pPr>
-      <w:bookmarkStart w:id="102" w:name="_Toc25553330"/>
-      <w:bookmarkStart w:id="103" w:name="_Toc71703266"/>
-      <w:bookmarkStart w:id="104" w:name="_Toc192832152"/>
+      <w:bookmarkStart w:id="101" w:name="_Toc25553330"/>
+      <w:bookmarkStart w:id="102" w:name="_Toc71703266"/>
+      <w:bookmarkStart w:id="103" w:name="_Toc192853577"/>
       <w:r>
         <w:rPr>
           <w:i w:val="0"/>
@@ -23922,8 +23070,8 @@
         </w:rPr>
         <w:t xml:space="preserve">Journal de </w:t>
       </w:r>
+      <w:bookmarkEnd w:id="101"/>
       <w:bookmarkEnd w:id="102"/>
-      <w:bookmarkEnd w:id="103"/>
       <w:r>
         <w:rPr>
           <w:i w:val="0"/>
@@ -23931,112 +23079,31 @@
         </w:rPr>
         <w:t>travail</w:t>
       </w:r>
+      <w:bookmarkEnd w:id="103"/>
+    </w:p>
+    <w:p/>
+    <w:p>
+      <w:pPr>
+        <w:ind w:firstLine="576"/>
+        <w:rPr>
+          <w:color w:val="000000" w:themeColor="text1"/>
+        </w:rPr>
+      </w:pPr>
+      <w:bookmarkStart w:id="104" w:name="_Toc25553331"/>
+      <w:r>
+        <w:rPr>
+          <w:color w:val="000000" w:themeColor="text1"/>
+        </w:rPr>
+        <w:t xml:space="preserve">Mon journal de travail est en </w:t>
+      </w:r>
+      <w:r>
+        <w:rPr>
+          <w:color w:val="000000" w:themeColor="text1"/>
+        </w:rPr>
+        <w:t>pièce jointe.</w:t>
+      </w:r>
       <w:bookmarkEnd w:id="104"/>
     </w:p>
-    <w:p/>
-    <w:p>
-      <w:pPr>
-        <w:ind w:firstLine="576"/>
-        <w:rPr>
-          <w:color w:val="000000" w:themeColor="text1"/>
-        </w:rPr>
-      </w:pPr>
-      <w:bookmarkStart w:id="105" w:name="_Toc25553331"/>
-      <w:r>
-        <w:rPr>
-          <w:color w:val="000000" w:themeColor="text1"/>
-        </w:rPr>
-        <w:t xml:space="preserve">Mon journal de travail est en </w:t>
-      </w:r>
-      <w:r>
-        <w:rPr>
-          <w:color w:val="000000" w:themeColor="text1"/>
-        </w:rPr>
-        <w:t>pièce jointe.</w:t>
-      </w:r>
-      <w:bookmarkEnd w:id="105"/>
-    </w:p>
-    <w:p>
-      <w:pPr>
-        <w:pStyle w:val="Titre2"/>
-        <w:rPr>
-          <w:i w:val="0"/>
-          <w:iCs/>
-        </w:rPr>
-      </w:pPr>
-      <w:bookmarkStart w:id="106" w:name="_Toc25553332"/>
-      <w:bookmarkStart w:id="107" w:name="_Toc71703268"/>
-      <w:bookmarkStart w:id="108" w:name="_Toc192832154"/>
-      <w:r>
-        <w:rPr>
-          <w:i w:val="0"/>
-          <w:iCs/>
-        </w:rPr>
-        <w:t>Manuel d'Utilisation</w:t>
-      </w:r>
-      <w:bookmarkEnd w:id="106"/>
-      <w:bookmarkEnd w:id="107"/>
-      <w:bookmarkEnd w:id="108"/>
-    </w:p>
-    <w:p/>
-    <w:p>
-      <w:pPr>
-        <w:pStyle w:val="Titre2"/>
-        <w:rPr>
-          <w:i w:val="0"/>
-          <w:iCs/>
-        </w:rPr>
-      </w:pPr>
-      <w:bookmarkStart w:id="109" w:name="_Toc71703270"/>
-      <w:bookmarkStart w:id="110" w:name="_Toc25553334"/>
-      <w:bookmarkStart w:id="111" w:name="_Toc192832155"/>
-      <w:r>
-        <w:rPr>
-          <w:i w:val="0"/>
-          <w:iCs/>
-        </w:rPr>
-        <w:t>A</w:t>
-      </w:r>
-      <w:r>
-        <w:rPr>
-          <w:i w:val="0"/>
-          <w:iCs/>
-        </w:rPr>
-        <w:t>rchives du projet</w:t>
-      </w:r>
-      <w:bookmarkEnd w:id="109"/>
-      <w:bookmarkEnd w:id="111"/>
-      <w:r>
-        <w:rPr>
-          <w:i w:val="0"/>
-          <w:iCs/>
-        </w:rPr>
-        <w:t xml:space="preserve"> </w:t>
-      </w:r>
-      <w:bookmarkEnd w:id="110"/>
-    </w:p>
-    <w:p/>
-    <w:p>
-      <w:pPr>
-        <w:ind w:left="426"/>
-        <w:rPr>
-          <w:i/>
-        </w:rPr>
-      </w:pPr>
-      <w:r>
-        <w:rPr>
-          <w:i/>
-        </w:rPr>
-        <w:t>Media</w:t>
-      </w:r>
-      <w:r>
-        <w:rPr>
-          <w:i/>
-        </w:rPr>
-        <w:t xml:space="preserve">, … dans une fourre en plastique </w:t>
-      </w:r>
-    </w:p>
-    <w:p/>
     <w:p>
       <w:pPr>
         <w:rPr>
@@ -24194,23 +23261,7 @@
         <w:sz w:val="16"/>
         <w:szCs w:val="16"/>
       </w:rPr>
-      <w:t xml:space="preserve">Dernière </w:t>
-    </w:r>
-    <w:proofErr w:type="spellStart"/>
-    <w:r>
-      <w:rPr>
-        <w:sz w:val="16"/>
-        <w:szCs w:val="16"/>
-      </w:rPr>
-      <w:t>modif</w:t>
-    </w:r>
-    <w:proofErr w:type="spellEnd"/>
-    <w:r>
-      <w:rPr>
-        <w:sz w:val="16"/>
-        <w:szCs w:val="16"/>
-      </w:rPr>
-      <w:t> :</w:t>
+      <w:t>Dernière modif :</w:t>
     </w:r>
     <w:r>
       <w:rPr>
@@ -27853,10 +26904,12 @@
     <w:rsid w:val="0038539A"/>
     <w:rsid w:val="003F5E52"/>
     <w:rsid w:val="005C7A65"/>
+    <w:rsid w:val="00724AA2"/>
     <w:rsid w:val="007B6861"/>
     <w:rsid w:val="007E67DA"/>
     <w:rsid w:val="00802F51"/>
     <w:rsid w:val="00AB5062"/>
+    <w:rsid w:val="00B772C8"/>
     <w:rsid w:val="00BE762B"/>
     <w:rsid w:val="00FD5A4E"/>
   </w:rsids>
@@ -28631,6 +27684,10 @@
 </file>
 
 <file path=customXml/item1.xml><?xml version="1.0" encoding="utf-8"?>
+<b:Sources xmlns:b="http://schemas.openxmlformats.org/officeDocument/2006/bibliography" xmlns="http://schemas.openxmlformats.org/officeDocument/2006/bibliography" SelectedStyle="\APASixthEditionOfficeOnline.xsl" StyleName="APA" Version="6"/>
+</file>
+
+<file path=customXml/item2.xml><?xml version="1.0" encoding="utf-8"?>
 <p:properties xmlns:p="http://schemas.microsoft.com/office/2006/metadata/properties" xmlns:xsi="http://www.w3.org/2001/XMLSchema-instance" xmlns:pc="http://schemas.microsoft.com/office/infopath/2007/PartnerControls">
   <documentManagement>
     <TaxCatchAll xmlns="dfa80de1-e9bb-4cf2-893d-d06220b3971a" xsi:nil="true"/>
@@ -28641,20 +27698,7 @@
 </p:properties>
 </file>
 
-<file path=customXml/item2.xml><?xml version="1.0" encoding="utf-8"?>
-<b:Sources xmlns:b="http://schemas.openxmlformats.org/officeDocument/2006/bibliography" xmlns="http://schemas.openxmlformats.org/officeDocument/2006/bibliography" SelectedStyle="\APASixthEditionOfficeOnline.xsl" StyleName="APA" Version="6"/>
-</file>
-
 <file path=customXml/item3.xml><?xml version="1.0" encoding="utf-8"?>
-<?mso-contentType ?>
-<FormTemplates xmlns="http://schemas.microsoft.com/sharepoint/v3/contenttype/forms">
-  <Display>DocumentLibraryForm</Display>
-  <Edit>DocumentLibraryForm</Edit>
-  <New>DocumentLibraryForm</New>
-</FormTemplates>
-</file>
-
-<file path=customXml/item4.xml><?xml version="1.0" encoding="utf-8"?>
 <ct:contentTypeSchema xmlns:ct="http://schemas.microsoft.com/office/2006/metadata/contentType" xmlns:ma="http://schemas.microsoft.com/office/2006/metadata/properties/metaAttributes" ct:_="" ma:_="" ma:contentTypeName="Document" ma:contentTypeID="0x010100E529CC47EA4E614CBF50FAFAB9B8F32B" ma:contentTypeVersion="13" ma:contentTypeDescription="Crée un document." ma:contentTypeScope="" ma:versionID="b0c7ed87d1a958e9d45e6a628dda67b2">
   <xsd:schema xmlns:xsd="http://www.w3.org/2001/XMLSchema" xmlns:xs="http://www.w3.org/2001/XMLSchema" xmlns:p="http://schemas.microsoft.com/office/2006/metadata/properties" xmlns:ns2="98d92101-24da-4498-9971-a24673344bd8" xmlns:ns3="dfa80de1-e9bb-4cf2-893d-d06220b3971a" targetNamespace="http://schemas.microsoft.com/office/2006/metadata/properties" ma:root="true" ma:fieldsID="444cf053ca299ab1a8609ad922f5c0d6" ns2:_="" ns3:_="">
     <xsd:import namespace="98d92101-24da-4498-9971-a24673344bd8"/>
@@ -28877,7 +27921,24 @@
 </ct:contentTypeSchema>
 </file>
 
+<file path=customXml/item4.xml><?xml version="1.0" encoding="utf-8"?>
+<?mso-contentType ?>
+<FormTemplates xmlns="http://schemas.microsoft.com/sharepoint/v3/contenttype/forms">
+  <Display>DocumentLibraryForm</Display>
+  <Edit>DocumentLibraryForm</Edit>
+  <New>DocumentLibraryForm</New>
+</FormTemplates>
+</file>
+
 <file path=customXml/itemProps1.xml><?xml version="1.0" encoding="utf-8"?>
+<ds:datastoreItem xmlns:ds="http://schemas.openxmlformats.org/officeDocument/2006/customXml" ds:itemID="{9ACF6904-D409-4FC3-8592-0AED3245E875}">
+  <ds:schemaRefs>
+    <ds:schemaRef ds:uri="http://schemas.openxmlformats.org/officeDocument/2006/bibliography"/>
+  </ds:schemaRefs>
+</ds:datastoreItem>
+</file>
+
+<file path=customXml/itemProps2.xml><?xml version="1.0" encoding="utf-8"?>
 <ds:datastoreItem xmlns:ds="http://schemas.openxmlformats.org/officeDocument/2006/customXml" ds:itemID="{67CD1812-8B57-456C-9CBC-7D2297210787}">
   <ds:schemaRefs>
     <ds:schemaRef ds:uri="http://schemas.microsoft.com/office/2006/metadata/properties"/>
@@ -28888,23 +27949,7 @@
 </ds:datastoreItem>
 </file>
 
-<file path=customXml/itemProps2.xml><?xml version="1.0" encoding="utf-8"?>
-<ds:datastoreItem xmlns:ds="http://schemas.openxmlformats.org/officeDocument/2006/customXml" ds:itemID="{9ACF6904-D409-4FC3-8592-0AED3245E875}">
-  <ds:schemaRefs>
-    <ds:schemaRef ds:uri="http://schemas.openxmlformats.org/officeDocument/2006/bibliography"/>
-  </ds:schemaRefs>
-</ds:datastoreItem>
-</file>
-
 <file path=customXml/itemProps3.xml><?xml version="1.0" encoding="utf-8"?>
-<ds:datastoreItem xmlns:ds="http://schemas.openxmlformats.org/officeDocument/2006/customXml" ds:itemID="{1DADA05A-DA17-4CB0-90B5-C889667DD54A}">
-  <ds:schemaRefs>
-    <ds:schemaRef ds:uri="http://schemas.microsoft.com/sharepoint/v3/contenttype/forms"/>
-  </ds:schemaRefs>
-</ds:datastoreItem>
-</file>
-
-<file path=customXml/itemProps4.xml><?xml version="1.0" encoding="utf-8"?>
 <ds:datastoreItem xmlns:ds="http://schemas.openxmlformats.org/officeDocument/2006/customXml" ds:itemID="{700D8043-C34E-4EC6-98BE-7219263EC485}">
   <ds:schemaRefs>
     <ds:schemaRef ds:uri="http://schemas.microsoft.com/office/2006/metadata/contentType"/>
@@ -28921,4 +27966,12 @@
     <ds:schemaRef ds:uri="http://schemas.microsoft.com/internal/obd"/>
   </ds:schemaRefs>
 </ds:datastoreItem>
+</file>
+
+<file path=customXml/itemProps4.xml><?xml version="1.0" encoding="utf-8"?>
+<ds:datastoreItem xmlns:ds="http://schemas.openxmlformats.org/officeDocument/2006/customXml" ds:itemID="{1DADA05A-DA17-4CB0-90B5-C889667DD54A}">
+  <ds:schemaRefs>
+    <ds:schemaRef ds:uri="http://schemas.microsoft.com/sharepoint/v3/contenttype/forms"/>
+  </ds:schemaRefs>
+</ds:datastoreItem>
 </file>